--- a/docs/SafeVixAI_MASTER.docx
+++ b/docs/SafeVixAI_MASTER.docx
@@ -33723,7 +33723,7 @@
           <w:i w:val="0"/>
           <w:sz w:val="22"/>
         </w:rPr>
-        <w:t>🕐 Last auto-updated: 2026-06-09 11:52 IST</w:t>
+        <w:t>🕐 Last auto-updated: 2026-07-01 23:08 IST</w:t>
       </w:r>
     </w:p>
     <w:p>
@@ -33811,7 +33811,7 @@
               <w:rPr>
                 <w:sz w:val="18"/>
               </w:rPr>
-              <w:t>0</w:t>
+              <w:t>2</w:t>
             </w:r>
           </w:p>
         </w:tc>
@@ -33867,7 +33867,7 @@
               <w:rPr>
                 <w:sz w:val="18"/>
               </w:rPr>
-              <w:t>69 MB</w:t>
+              <w:t>87 MB</w:t>
             </w:r>
           </w:p>
         </w:tc>
@@ -33923,7 +33923,7 @@
               <w:rPr>
                 <w:sz w:val="18"/>
               </w:rPr>
-              <w:t>2026-06-09</w:t>
+              <w:t>2026-07-01</w:t>
             </w:r>
           </w:p>
         </w:tc>
@@ -33951,7 +33951,7 @@
               <w:rPr>
                 <w:sz w:val="18"/>
               </w:rPr>
-              <w:t>2</w:t>
+              <w:t>35</w:t>
             </w:r>
           </w:p>
         </w:tc>
@@ -34060,7 +34060,7 @@
               <w:rPr>
                 <w:sz w:val="18"/>
               </w:rPr>
-              <w:t>125ms | HTTP 404 | v?</w:t>
+              <w:t>66ms | HTTP 404 | v?</w:t>
             </w:r>
           </w:p>
         </w:tc>
@@ -34101,7 +34101,7 @@
               <w:rPr>
                 <w:sz w:val="18"/>
               </w:rPr>
-              <w:t>156ms | HTTP 404 | v?</w:t>
+              <w:t>309ms | HTTP 200 | v?</w:t>
             </w:r>
           </w:p>
         </w:tc>
@@ -34142,7 +34142,7 @@
               <w:rPr>
                 <w:sz w:val="18"/>
               </w:rPr>
-              <w:t>71ms | HTTP 200 | v?</w:t>
+              <w:t>379ms | HTTP 200 | v?</w:t>
             </w:r>
           </w:p>
         </w:tc>
@@ -34250,114 +34250,6 @@
               <w:rPr>
                 <w:sz w:val="18"/>
               </w:rPr>
-              <w:t>⏳ Update Master Document</w:t>
-            </w:r>
-          </w:p>
-        </w:tc>
-        <w:tc>
-          <w:tcPr>
-            <w:tcW w:type="dxa" w:w="2160"/>
-          </w:tcPr>
-          <w:p>
-            <w:r>
-              <w:rPr>
-                <w:sz w:val="18"/>
-              </w:rPr>
-              <w:t>main</w:t>
-            </w:r>
-          </w:p>
-        </w:tc>
-        <w:tc>
-          <w:tcPr>
-            <w:tcW w:type="dxa" w:w="2160"/>
-          </w:tcPr>
-          <w:p>
-            <w:r>
-              <w:rPr>
-                <w:sz w:val="18"/>
-              </w:rPr>
-              <w:t>in_progress</w:t>
-            </w:r>
-          </w:p>
-        </w:tc>
-        <w:tc>
-          <w:tcPr>
-            <w:tcW w:type="dxa" w:w="2160"/>
-          </w:tcPr>
-          <w:p>
-            <w:r>
-              <w:rPr>
-                <w:sz w:val="18"/>
-              </w:rPr>
-              <w:t>2026-06-09</w:t>
-            </w:r>
-          </w:p>
-        </w:tc>
-      </w:tr>
-      <w:tr>
-        <w:tc>
-          <w:tcPr>
-            <w:tcW w:type="dxa" w:w="2160"/>
-          </w:tcPr>
-          <w:p>
-            <w:r>
-              <w:rPr>
-                <w:sz w:val="18"/>
-              </w:rPr>
-              <w:t>⏳ Deploy Enterprise Docs</w:t>
-            </w:r>
-          </w:p>
-        </w:tc>
-        <w:tc>
-          <w:tcPr>
-            <w:tcW w:type="dxa" w:w="2160"/>
-          </w:tcPr>
-          <w:p>
-            <w:r>
-              <w:rPr>
-                <w:sz w:val="18"/>
-              </w:rPr>
-              <w:t>main</w:t>
-            </w:r>
-          </w:p>
-        </w:tc>
-        <w:tc>
-          <w:tcPr>
-            <w:tcW w:type="dxa" w:w="2160"/>
-          </w:tcPr>
-          <w:p>
-            <w:r>
-              <w:rPr>
-                <w:sz w:val="18"/>
-              </w:rPr>
-              <w:t>in_progress</w:t>
-            </w:r>
-          </w:p>
-        </w:tc>
-        <w:tc>
-          <w:tcPr>
-            <w:tcW w:type="dxa" w:w="2160"/>
-          </w:tcPr>
-          <w:p>
-            <w:r>
-              <w:rPr>
-                <w:sz w:val="18"/>
-              </w:rPr>
-              <w:t>2026-06-09</w:t>
-            </w:r>
-          </w:p>
-        </w:tc>
-      </w:tr>
-      <w:tr>
-        <w:tc>
-          <w:tcPr>
-            <w:tcW w:type="dxa" w:w="2160"/>
-          </w:tcPr>
-          <w:p>
-            <w:r>
-              <w:rPr>
-                <w:sz w:val="18"/>
-              </w:rPr>
               <w:t>⏳ Contract Tests</w:t>
             </w:r>
           </w:p>
@@ -34397,7 +34289,7 @@
               <w:rPr>
                 <w:sz w:val="18"/>
               </w:rPr>
-              <w:t>2026-06-09</w:t>
+              <w:t>2026-07-01</w:t>
             </w:r>
           </w:p>
         </w:tc>
@@ -34451,7 +34343,223 @@
               <w:rPr>
                 <w:sz w:val="18"/>
               </w:rPr>
-              <w:t>2026-06-09</w:t>
+              <w:t>2026-07-01</w:t>
+            </w:r>
+          </w:p>
+        </w:tc>
+      </w:tr>
+      <w:tr>
+        <w:tc>
+          <w:tcPr>
+            <w:tcW w:type="dxa" w:w="2160"/>
+          </w:tcPr>
+          <w:p>
+            <w:r>
+              <w:rPr>
+                <w:sz w:val="18"/>
+              </w:rPr>
+              <w:t>🔴 Deploy Enterprise Docs</w:t>
+            </w:r>
+          </w:p>
+        </w:tc>
+        <w:tc>
+          <w:tcPr>
+            <w:tcW w:type="dxa" w:w="2160"/>
+          </w:tcPr>
+          <w:p>
+            <w:r>
+              <w:rPr>
+                <w:sz w:val="18"/>
+              </w:rPr>
+              <w:t>main</w:t>
+            </w:r>
+          </w:p>
+        </w:tc>
+        <w:tc>
+          <w:tcPr>
+            <w:tcW w:type="dxa" w:w="2160"/>
+          </w:tcPr>
+          <w:p>
+            <w:r>
+              <w:rPr>
+                <w:sz w:val="18"/>
+              </w:rPr>
+              <w:t>failure</w:t>
+            </w:r>
+          </w:p>
+        </w:tc>
+        <w:tc>
+          <w:tcPr>
+            <w:tcW w:type="dxa" w:w="2160"/>
+          </w:tcPr>
+          <w:p>
+            <w:r>
+              <w:rPr>
+                <w:sz w:val="18"/>
+              </w:rPr>
+              <w:t>2026-07-01</w:t>
+            </w:r>
+          </w:p>
+        </w:tc>
+      </w:tr>
+      <w:tr>
+        <w:tc>
+          <w:tcPr>
+            <w:tcW w:type="dxa" w:w="2160"/>
+          </w:tcPr>
+          <w:p>
+            <w:r>
+              <w:rPr>
+                <w:sz w:val="18"/>
+              </w:rPr>
+              <w:t>⏳ Update Master Document</w:t>
+            </w:r>
+          </w:p>
+        </w:tc>
+        <w:tc>
+          <w:tcPr>
+            <w:tcW w:type="dxa" w:w="2160"/>
+          </w:tcPr>
+          <w:p>
+            <w:r>
+              <w:rPr>
+                <w:sz w:val="18"/>
+              </w:rPr>
+              <w:t>main</w:t>
+            </w:r>
+          </w:p>
+        </w:tc>
+        <w:tc>
+          <w:tcPr>
+            <w:tcW w:type="dxa" w:w="2160"/>
+          </w:tcPr>
+          <w:p>
+            <w:r>
+              <w:rPr>
+                <w:sz w:val="18"/>
+              </w:rPr>
+              <w:t>in_progress</w:t>
+            </w:r>
+          </w:p>
+        </w:tc>
+        <w:tc>
+          <w:tcPr>
+            <w:tcW w:type="dxa" w:w="2160"/>
+          </w:tcPr>
+          <w:p>
+            <w:r>
+              <w:rPr>
+                <w:sz w:val="18"/>
+              </w:rPr>
+              <w:t>2026-07-01</w:t>
+            </w:r>
+          </w:p>
+        </w:tc>
+      </w:tr>
+      <w:tr>
+        <w:tc>
+          <w:tcPr>
+            <w:tcW w:type="dxa" w:w="2160"/>
+          </w:tcPr>
+          <w:p>
+            <w:r>
+              <w:rPr>
+                <w:sz w:val="18"/>
+              </w:rPr>
+              <w:t>⏳ Security Scan</w:t>
+            </w:r>
+          </w:p>
+        </w:tc>
+        <w:tc>
+          <w:tcPr>
+            <w:tcW w:type="dxa" w:w="2160"/>
+          </w:tcPr>
+          <w:p>
+            <w:r>
+              <w:rPr>
+                <w:sz w:val="18"/>
+              </w:rPr>
+              <w:t>main</w:t>
+            </w:r>
+          </w:p>
+        </w:tc>
+        <w:tc>
+          <w:tcPr>
+            <w:tcW w:type="dxa" w:w="2160"/>
+          </w:tcPr>
+          <w:p>
+            <w:r>
+              <w:rPr>
+                <w:sz w:val="18"/>
+              </w:rPr>
+              <w:t>in_progress</w:t>
+            </w:r>
+          </w:p>
+        </w:tc>
+        <w:tc>
+          <w:tcPr>
+            <w:tcW w:type="dxa" w:w="2160"/>
+          </w:tcPr>
+          <w:p>
+            <w:r>
+              <w:rPr>
+                <w:sz w:val="18"/>
+              </w:rPr>
+              <w:t>2026-07-01</w:t>
+            </w:r>
+          </w:p>
+        </w:tc>
+      </w:tr>
+      <w:tr>
+        <w:tc>
+          <w:tcPr>
+            <w:tcW w:type="dxa" w:w="2160"/>
+          </w:tcPr>
+          <w:p>
+            <w:r>
+              <w:rPr>
+                <w:sz w:val="18"/>
+              </w:rPr>
+              <w:t>🔴 OpenSSF Scorecard</w:t>
+            </w:r>
+          </w:p>
+        </w:tc>
+        <w:tc>
+          <w:tcPr>
+            <w:tcW w:type="dxa" w:w="2160"/>
+          </w:tcPr>
+          <w:p>
+            <w:r>
+              <w:rPr>
+                <w:sz w:val="18"/>
+              </w:rPr>
+              <w:t>main</w:t>
+            </w:r>
+          </w:p>
+        </w:tc>
+        <w:tc>
+          <w:tcPr>
+            <w:tcW w:type="dxa" w:w="2160"/>
+          </w:tcPr>
+          <w:p>
+            <w:r>
+              <w:rPr>
+                <w:sz w:val="18"/>
+              </w:rPr>
+              <w:t>failure</w:t>
+            </w:r>
+          </w:p>
+        </w:tc>
+        <w:tc>
+          <w:tcPr>
+            <w:tcW w:type="dxa" w:w="2160"/>
+          </w:tcPr>
+          <w:p>
+            <w:r>
+              <w:rPr>
+                <w:sz w:val="18"/>
+              </w:rPr>
+              <w:t>2026-07-01</w:t>
             </w:r>
           </w:p>
         </w:tc>
@@ -34505,7 +34613,7 @@
               <w:rPr>
                 <w:sz w:val="18"/>
               </w:rPr>
-              <w:t>2026-06-09</w:t>
+              <w:t>2026-07-01</w:t>
             </w:r>
           </w:p>
         </w:tc>
@@ -34520,7 +34628,7 @@
               <w:rPr>
                 <w:sz w:val="18"/>
               </w:rPr>
-              <w:t>⏳ Code Quality: Push on main</w:t>
+              <w:t>🔴 Auto Version Tag</w:t>
             </w:r>
           </w:p>
         </w:tc>
@@ -34533,7 +34641,7 @@
               <w:rPr>
                 <w:sz w:val="18"/>
               </w:rPr>
-              <w:t>main</w:t>
+              <w:t>batch-13-provider-test-coverage</w:t>
             </w:r>
           </w:p>
         </w:tc>
@@ -34546,7 +34654,7 @@
               <w:rPr>
                 <w:sz w:val="18"/>
               </w:rPr>
-              <w:t>in_progress</w:t>
+              <w:t>failure</w:t>
             </w:r>
           </w:p>
         </w:tc>
@@ -34559,115 +34667,7 @@
               <w:rPr>
                 <w:sz w:val="18"/>
               </w:rPr>
-              <w:t>2026-06-09</w:t>
-            </w:r>
-          </w:p>
-        </w:tc>
-      </w:tr>
-      <w:tr>
-        <w:tc>
-          <w:tcPr>
-            <w:tcW w:type="dxa" w:w="2160"/>
-          </w:tcPr>
-          <w:p>
-            <w:r>
-              <w:rPr>
-                <w:sz w:val="18"/>
-              </w:rPr>
-              <w:t>⏳ Push on main</w:t>
-            </w:r>
-          </w:p>
-        </w:tc>
-        <w:tc>
-          <w:tcPr>
-            <w:tcW w:type="dxa" w:w="2160"/>
-          </w:tcPr>
-          <w:p>
-            <w:r>
-              <w:rPr>
-                <w:sz w:val="18"/>
-              </w:rPr>
-              <w:t>main</w:t>
-            </w:r>
-          </w:p>
-        </w:tc>
-        <w:tc>
-          <w:tcPr>
-            <w:tcW w:type="dxa" w:w="2160"/>
-          </w:tcPr>
-          <w:p>
-            <w:r>
-              <w:rPr>
-                <w:sz w:val="18"/>
-              </w:rPr>
-              <w:t>in_progress</w:t>
-            </w:r>
-          </w:p>
-        </w:tc>
-        <w:tc>
-          <w:tcPr>
-            <w:tcW w:type="dxa" w:w="2160"/>
-          </w:tcPr>
-          <w:p>
-            <w:r>
-              <w:rPr>
-                <w:sz w:val="18"/>
-              </w:rPr>
-              <w:t>2026-06-09</w:t>
-            </w:r>
-          </w:p>
-        </w:tc>
-      </w:tr>
-      <w:tr>
-        <w:tc>
-          <w:tcPr>
-            <w:tcW w:type="dxa" w:w="2160"/>
-          </w:tcPr>
-          <w:p>
-            <w:r>
-              <w:rPr>
-                <w:sz w:val="18"/>
-              </w:rPr>
-              <w:t>⏳ Branch Protection Checks</w:t>
-            </w:r>
-          </w:p>
-        </w:tc>
-        <w:tc>
-          <w:tcPr>
-            <w:tcW w:type="dxa" w:w="2160"/>
-          </w:tcPr>
-          <w:p>
-            <w:r>
-              <w:rPr>
-                <w:sz w:val="18"/>
-              </w:rPr>
-              <w:t>copilot/fix-271806273-1189775594-56109f09-207f-4c1f-b6e9-92a559241e8f</w:t>
-            </w:r>
-          </w:p>
-        </w:tc>
-        <w:tc>
-          <w:tcPr>
-            <w:tcW w:type="dxa" w:w="2160"/>
-          </w:tcPr>
-          <w:p>
-            <w:r>
-              <w:rPr>
-                <w:sz w:val="18"/>
-              </w:rPr>
-              <w:t>action_required</w:t>
-            </w:r>
-          </w:p>
-        </w:tc>
-        <w:tc>
-          <w:tcPr>
-            <w:tcW w:type="dxa" w:w="2160"/>
-          </w:tcPr>
-          <w:p>
-            <w:r>
-              <w:rPr>
-                <w:sz w:val="18"/>
-              </w:rPr>
-              <w:t>2026-06-09</w:t>
+              <w:t>2026-07-01</w:t>
             </w:r>
           </w:p>
         </w:tc>
@@ -34796,7 +34796,7 @@
               <w:rPr>
                 <w:sz w:val="18"/>
               </w:rPr>
-              <w:t>52397b4</w:t>
+              <w:t>20d567a</w:t>
             </w:r>
           </w:p>
         </w:tc>
@@ -34809,7 +34809,7 @@
               <w:rPr>
                 <w:sz w:val="18"/>
               </w:rPr>
-              <w:t>2026-06-09</w:t>
+              <w:t>2026-07-01</w:t>
             </w:r>
           </w:p>
         </w:tc>
@@ -34822,7 +34822,7 @@
               <w:rPr>
                 <w:sz w:val="18"/>
               </w:rPr>
-              <w:t>Merge pull request #100 from SafeVixAI/docs-wiki-auto-update</w:t>
+              <w:t>fix(ci): bump create-pull-request to v7 (Node 24) and use unique branch names</w:t>
             </w:r>
           </w:p>
         </w:tc>
@@ -34850,7 +34850,7 @@
               <w:rPr>
                 <w:sz w:val="18"/>
               </w:rPr>
-              <w:t>425db96</w:t>
+              <w:t>10df0af</w:t>
             </w:r>
           </w:p>
         </w:tc>
@@ -34863,7 +34863,7 @@
               <w:rPr>
                 <w:sz w:val="18"/>
               </w:rPr>
-              <w:t>2026-06-09</w:t>
+              <w:t>2026-07-01</w:t>
             </w:r>
           </w:p>
         </w:tc>
@@ -34876,61 +34876,7 @@
               <w:rPr>
                 <w:sz w:val="18"/>
               </w:rPr>
-              <w:t>docs(wiki): auto-sync wiki documentation [automated]</w:t>
-            </w:r>
-          </w:p>
-        </w:tc>
-        <w:tc>
-          <w:tcPr>
-            <w:tcW w:type="dxa" w:w="2160"/>
-          </w:tcPr>
-          <w:p>
-            <w:r>
-              <w:rPr>
-                <w:sz w:val="18"/>
-              </w:rPr>
-              <w:t>rohitkumarnaidu</w:t>
-            </w:r>
-          </w:p>
-        </w:tc>
-      </w:tr>
-      <w:tr>
-        <w:tc>
-          <w:tcPr>
-            <w:tcW w:type="dxa" w:w="2160"/>
-          </w:tcPr>
-          <w:p>
-            <w:r>
-              <w:rPr>
-                <w:sz w:val="18"/>
-              </w:rPr>
-              <w:t>7c3823f</w:t>
-            </w:r>
-          </w:p>
-        </w:tc>
-        <w:tc>
-          <w:tcPr>
-            <w:tcW w:type="dxa" w:w="2160"/>
-          </w:tcPr>
-          <w:p>
-            <w:r>
-              <w:rPr>
-                <w:sz w:val="18"/>
-              </w:rPr>
-              <w:t>2026-06-09</w:t>
-            </w:r>
-          </w:p>
-        </w:tc>
-        <w:tc>
-          <w:tcPr>
-            <w:tcW w:type="dxa" w:w="2160"/>
-          </w:tcPr>
-          <w:p>
-            <w:r>
-              <w:rPr>
-                <w:sz w:val="18"/>
-              </w:rPr>
-              <w:t>fix(e2e): automate static asset copying, auto-dismiss SystemStatusBar, and fix o</w:t>
+              <w:t>Merge pull request #232 from SafeVixAI/batch-13-provider-test-coverage</w:t>
             </w:r>
           </w:p>
         </w:tc>
@@ -34958,7 +34904,7 @@
               <w:rPr>
                 <w:sz w:val="18"/>
               </w:rPr>
-              <w:t>372b126</w:t>
+              <w:t>8849532</w:t>
             </w:r>
           </w:p>
         </w:tc>
@@ -34971,7 +34917,7 @@
               <w:rPr>
                 <w:sz w:val="18"/>
               </w:rPr>
-              <w:t>2026-06-09</w:t>
+              <w:t>2026-07-01</w:t>
             </w:r>
           </w:p>
         </w:tc>
@@ -34984,7 +34930,7 @@
               <w:rPr>
                 <w:sz w:val="18"/>
               </w:rPr>
-              <w:t>style: fix remaining auto-fixable python quality findings</w:t>
+              <w:t>chore: batch commit — enterprise hardening, coverage expansion, k8s infra, monit</w:t>
             </w:r>
           </w:p>
         </w:tc>
@@ -35012,7 +34958,7 @@
               <w:rPr>
                 <w:sz w:val="18"/>
               </w:rPr>
-              <w:t>97c854f</w:t>
+              <w:t>3d39db0</w:t>
             </w:r>
           </w:p>
         </w:tc>
@@ -35025,7 +34971,7 @@
               <w:rPr>
                 <w:sz w:val="18"/>
               </w:rPr>
-              <w:t>2026-06-09</w:t>
+              <w:t>2026-06-28</w:t>
             </w:r>
           </w:p>
         </w:tc>
@@ -35038,7 +34984,7 @@
               <w:rPr>
                 <w:sz w:val="18"/>
               </w:rPr>
-              <w:t>fix(e2e): copy .next/static into standalone output for JS/CSS hydration</w:t>
+              <w:t>test(frontend): add providers-slice tests, expand page coverage to 95%, add app/</w:t>
             </w:r>
           </w:p>
         </w:tc>
@@ -35066,7 +35012,7 @@
               <w:rPr>
                 <w:sz w:val="18"/>
               </w:rPr>
-              <w:t>d74dfa9</w:t>
+              <w:t>fe73c60</w:t>
             </w:r>
           </w:p>
         </w:tc>
@@ -35079,7 +35025,7 @@
               <w:rPr>
                 <w:sz w:val="18"/>
               </w:rPr>
-              <w:t>2026-06-09</w:t>
+              <w:t>2026-06-28</w:t>
             </w:r>
           </w:p>
         </w:tc>
@@ -35092,7 +35038,7 @@
               <w:rPr>
                 <w:sz w:val="18"/>
               </w:rPr>
-              <w:t>style: run ruff check --fix --unsafe-fixes to resolve python maintainability fin</w:t>
+              <w:t>test(all): close provider test coverage plan — 42 new tests across 4 layers</w:t>
             </w:r>
           </w:p>
         </w:tc>
@@ -35120,7 +35066,7 @@
               <w:rPr>
                 <w:sz w:val="18"/>
               </w:rPr>
-              <w:t>b6808fa</w:t>
+              <w:t>7410a55</w:t>
             </w:r>
           </w:p>
         </w:tc>
@@ -35133,7 +35079,7 @@
               <w:rPr>
                 <w:sz w:val="18"/>
               </w:rPr>
-              <w:t>2026-06-09</w:t>
+              <w:t>2026-06-28</w:t>
             </w:r>
           </w:p>
         </w:tc>
@@ -35146,7 +35092,7 @@
               <w:rPr>
                 <w:sz w:val="18"/>
               </w:rPr>
-              <w:t>security: upgrade base OS packages inside all Dockerfiles to resolve Trivy RCE a</w:t>
+              <w:t>feat: enterprise provider management system with custom API key support</w:t>
             </w:r>
           </w:p>
         </w:tc>
@@ -35174,7 +35120,7 @@
               <w:rPr>
                 <w:sz w:val="18"/>
               </w:rPr>
-              <w:t>9503986</w:t>
+              <w:t>fcf40e7</w:t>
             </w:r>
           </w:p>
         </w:tc>
@@ -35187,7 +35133,7 @@
               <w:rPr>
                 <w:sz w:val="18"/>
               </w:rPr>
-              <w:t>2026-06-09</w:t>
+              <w:t>2026-06-28</w:t>
             </w:r>
           </w:p>
         </w:tc>
@@ -35200,7 +35146,7 @@
               <w:rPr>
                 <w:sz w:val="18"/>
               </w:rPr>
-              <w:t>security: upgrade chromadb to 1.5.9 to resolve pre-auth RCE vulnerability and up</w:t>
+              <w:t>test(frontend): expand 40+ test suites to raise coverage to 95% lines</w:t>
             </w:r>
           </w:p>
         </w:tc>
@@ -35228,7 +35174,7 @@
               <w:rPr>
                 <w:sz w:val="18"/>
               </w:rPr>
-              <w:t>86b8ecf</w:t>
+              <w:t>3c9283f</w:t>
             </w:r>
           </w:p>
         </w:tc>
@@ -35241,7 +35187,7 @@
               <w:rPr>
                 <w:sz w:val="18"/>
               </w:rPr>
-              <w:t>2026-06-09</w:t>
+              <w:t>2026-06-28</w:t>
             </w:r>
           </w:p>
         </w:tc>
@@ -35254,7 +35200,7 @@
               <w:rPr>
                 <w:sz w:val="18"/>
               </w:rPr>
-              <w:t>fix: apply PR #170 changes — IMPLEMENTATION_PLAN corrections, E2E type safety, d</w:t>
+              <w:t>test(frontend): add 3 new test suites (EnterpriseClientAppHooks, MapBackgroundIn</w:t>
             </w:r>
           </w:p>
         </w:tc>
@@ -35282,7 +35228,7 @@
               <w:rPr>
                 <w:sz w:val="18"/>
               </w:rPr>
-              <w:t>7c3d484</w:t>
+              <w:t>153faa3</w:t>
             </w:r>
           </w:p>
         </w:tc>
@@ -35295,7 +35241,7 @@
               <w:rPr>
                 <w:sz w:val="18"/>
               </w:rPr>
-              <w:t>2026-06-09</w:t>
+              <w:t>2026-06-28</w:t>
             </w:r>
           </w:p>
         </w:tc>
@@ -35308,7 +35254,61 @@
               <w:rPr>
                 <w:sz w:val="18"/>
               </w:rPr>
-              <w:t>fix: apply PR #169 changes — UIUX typo fixes and deterministic E2E offline check</w:t>
+              <w:t>fix(frontend): add SSR guards to QREmergencyCard and EnterpriseClientAppHooks</w:t>
+            </w:r>
+          </w:p>
+        </w:tc>
+        <w:tc>
+          <w:tcPr>
+            <w:tcW w:type="dxa" w:w="2160"/>
+          </w:tcPr>
+          <w:p>
+            <w:r>
+              <w:rPr>
+                <w:sz w:val="18"/>
+              </w:rPr>
+              <w:t>Bappadala Rohith Kumar Naidu</w:t>
+            </w:r>
+          </w:p>
+        </w:tc>
+      </w:tr>
+      <w:tr>
+        <w:tc>
+          <w:tcPr>
+            <w:tcW w:type="dxa" w:w="2160"/>
+          </w:tcPr>
+          <w:p>
+            <w:r>
+              <w:rPr>
+                <w:sz w:val="18"/>
+              </w:rPr>
+              <w:t>87043b8</w:t>
+            </w:r>
+          </w:p>
+        </w:tc>
+        <w:tc>
+          <w:tcPr>
+            <w:tcW w:type="dxa" w:w="2160"/>
+          </w:tcPr>
+          <w:p>
+            <w:r>
+              <w:rPr>
+                <w:sz w:val="18"/>
+              </w:rPr>
+              <w:t>2026-06-28</w:t>
+            </w:r>
+          </w:p>
+        </w:tc>
+        <w:tc>
+          <w:tcPr>
+            <w:tcW w:type="dxa" w:w="2160"/>
+          </w:tcPr>
+          <w:p>
+            <w:r>
+              <w:rPr>
+                <w:sz w:val="18"/>
+              </w:rPr>
+              <w:t>chore: raise coverage thresholds and update agent docs</w:t>
             </w:r>
           </w:p>
         </w:tc>
@@ -36173,7 +36173,7 @@
               <w:rPr>
                 <w:sz w:val="18"/>
               </w:rPr>
-              <w:t>374</w:t>
+              <w:t>385</w:t>
             </w:r>
           </w:p>
         </w:tc>
@@ -36201,7 +36201,7 @@
               <w:rPr>
                 <w:sz w:val="18"/>
               </w:rPr>
-              <w:t>780</w:t>
+              <w:t>781</w:t>
             </w:r>
           </w:p>
         </w:tc>
@@ -36307,7 +36307,7 @@
         <w:br/>
         <w:t>Generated by scripts/update_master_doc.py</w:t>
         <w:br/>
-        <w:t>Timestamp: 2026-06-09 11:52 IST</w:t>
+        <w:t>Timestamp: 2026-07-01 23:08 IST</w:t>
         <w:br/>
         <w:t>Repository: github.com/SafeVixAI/SafeVixAI</w:t>
       </w:r>

--- a/docs/SafeVixAI_MASTER.docx
+++ b/docs/SafeVixAI_MASTER.docx
@@ -33723,7 +33723,7 @@
           <w:i w:val="0"/>
           <w:sz w:val="22"/>
         </w:rPr>
-        <w:t>🕐 Last auto-updated: 2026-06-09 11:52 IST</w:t>
+        <w:t>🕐 Last auto-updated: 2026-07-01 23:20 IST</w:t>
       </w:r>
     </w:p>
     <w:p>
@@ -33811,7 +33811,7 @@
               <w:rPr>
                 <w:sz w:val="18"/>
               </w:rPr>
-              <w:t>0</w:t>
+              <w:t>2</w:t>
             </w:r>
           </w:p>
         </w:tc>
@@ -33867,7 +33867,7 @@
               <w:rPr>
                 <w:sz w:val="18"/>
               </w:rPr>
-              <w:t>69 MB</w:t>
+              <w:t>87 MB</w:t>
             </w:r>
           </w:p>
         </w:tc>
@@ -33923,7 +33923,7 @@
               <w:rPr>
                 <w:sz w:val="18"/>
               </w:rPr>
-              <w:t>2026-06-09</w:t>
+              <w:t>2026-07-01</w:t>
             </w:r>
           </w:p>
         </w:tc>
@@ -33951,7 +33951,7 @@
               <w:rPr>
                 <w:sz w:val="18"/>
               </w:rPr>
-              <w:t>2</w:t>
+              <w:t>37</w:t>
             </w:r>
           </w:p>
         </w:tc>
@@ -34060,7 +34060,7 @@
               <w:rPr>
                 <w:sz w:val="18"/>
               </w:rPr>
-              <w:t>125ms | HTTP 404 | v?</w:t>
+              <w:t>257ms | HTTP 404 | v?</w:t>
             </w:r>
           </w:p>
         </w:tc>
@@ -34101,7 +34101,7 @@
               <w:rPr>
                 <w:sz w:val="18"/>
               </w:rPr>
-              <w:t>156ms | HTTP 404 | v?</w:t>
+              <w:t>342ms | HTTP 200 | v?</w:t>
             </w:r>
           </w:p>
         </w:tc>
@@ -34142,7 +34142,7 @@
               <w:rPr>
                 <w:sz w:val="18"/>
               </w:rPr>
-              <w:t>71ms | HTTP 200 | v?</w:t>
+              <w:t>201ms | HTTP 200 | v?</w:t>
             </w:r>
           </w:p>
         </w:tc>
@@ -34250,6 +34250,168 @@
               <w:rPr>
                 <w:sz w:val="18"/>
               </w:rPr>
+              <w:t>⏳ Codacy Security Scan</w:t>
+            </w:r>
+          </w:p>
+        </w:tc>
+        <w:tc>
+          <w:tcPr>
+            <w:tcW w:type="dxa" w:w="2160"/>
+          </w:tcPr>
+          <w:p>
+            <w:r>
+              <w:rPr>
+                <w:sz w:val="18"/>
+              </w:rPr>
+              <w:t>main</w:t>
+            </w:r>
+          </w:p>
+        </w:tc>
+        <w:tc>
+          <w:tcPr>
+            <w:tcW w:type="dxa" w:w="2160"/>
+          </w:tcPr>
+          <w:p>
+            <w:r>
+              <w:rPr>
+                <w:sz w:val="18"/>
+              </w:rPr>
+              <w:t>in_progress</w:t>
+            </w:r>
+          </w:p>
+        </w:tc>
+        <w:tc>
+          <w:tcPr>
+            <w:tcW w:type="dxa" w:w="2160"/>
+          </w:tcPr>
+          <w:p>
+            <w:r>
+              <w:rPr>
+                <w:sz w:val="18"/>
+              </w:rPr>
+              <w:t>2026-07-01</w:t>
+            </w:r>
+          </w:p>
+        </w:tc>
+      </w:tr>
+      <w:tr>
+        <w:tc>
+          <w:tcPr>
+            <w:tcW w:type="dxa" w:w="2160"/>
+          </w:tcPr>
+          <w:p>
+            <w:r>
+              <w:rPr>
+                <w:sz w:val="18"/>
+              </w:rPr>
+              <w:t>⏳ Graph Update: pip in /. #1443985830</w:t>
+            </w:r>
+          </w:p>
+        </w:tc>
+        <w:tc>
+          <w:tcPr>
+            <w:tcW w:type="dxa" w:w="2160"/>
+          </w:tcPr>
+          <w:p>
+            <w:r>
+              <w:rPr>
+                <w:sz w:val="18"/>
+              </w:rPr>
+              <w:t>main</w:t>
+            </w:r>
+          </w:p>
+        </w:tc>
+        <w:tc>
+          <w:tcPr>
+            <w:tcW w:type="dxa" w:w="2160"/>
+          </w:tcPr>
+          <w:p>
+            <w:r>
+              <w:rPr>
+                <w:sz w:val="18"/>
+              </w:rPr>
+              <w:t>in_progress</w:t>
+            </w:r>
+          </w:p>
+        </w:tc>
+        <w:tc>
+          <w:tcPr>
+            <w:tcW w:type="dxa" w:w="2160"/>
+          </w:tcPr>
+          <w:p>
+            <w:r>
+              <w:rPr>
+                <w:sz w:val="18"/>
+              </w:rPr>
+              <w:t>2026-07-01</w:t>
+            </w:r>
+          </w:p>
+        </w:tc>
+      </w:tr>
+      <w:tr>
+        <w:tc>
+          <w:tcPr>
+            <w:tcW w:type="dxa" w:w="2160"/>
+          </w:tcPr>
+          <w:p>
+            <w:r>
+              <w:rPr>
+                <w:sz w:val="18"/>
+              </w:rPr>
+              <w:t>🔴 Auto Version Tag</w:t>
+            </w:r>
+          </w:p>
+        </w:tc>
+        <w:tc>
+          <w:tcPr>
+            <w:tcW w:type="dxa" w:w="2160"/>
+          </w:tcPr>
+          <w:p>
+            <w:r>
+              <w:rPr>
+                <w:sz w:val="18"/>
+              </w:rPr>
+              <w:t>batch-13-provider-test-coverage</w:t>
+            </w:r>
+          </w:p>
+        </w:tc>
+        <w:tc>
+          <w:tcPr>
+            <w:tcW w:type="dxa" w:w="2160"/>
+          </w:tcPr>
+          <w:p>
+            <w:r>
+              <w:rPr>
+                <w:sz w:val="18"/>
+              </w:rPr>
+              <w:t>failure</w:t>
+            </w:r>
+          </w:p>
+        </w:tc>
+        <w:tc>
+          <w:tcPr>
+            <w:tcW w:type="dxa" w:w="2160"/>
+          </w:tcPr>
+          <w:p>
+            <w:r>
+              <w:rPr>
+                <w:sz w:val="18"/>
+              </w:rPr>
+              <w:t>2026-07-01</w:t>
+            </w:r>
+          </w:p>
+        </w:tc>
+      </w:tr>
+      <w:tr>
+        <w:tc>
+          <w:tcPr>
+            <w:tcW w:type="dxa" w:w="2160"/>
+          </w:tcPr>
+          <w:p>
+            <w:r>
+              <w:rPr>
+                <w:sz w:val="18"/>
+              </w:rPr>
               <w:t>⏳ Update Master Document</w:t>
             </w:r>
           </w:p>
@@ -34289,7 +34451,169 @@
               <w:rPr>
                 <w:sz w:val="18"/>
               </w:rPr>
-              <w:t>2026-06-09</w:t>
+              <w:t>2026-07-01</w:t>
+            </w:r>
+          </w:p>
+        </w:tc>
+      </w:tr>
+      <w:tr>
+        <w:tc>
+          <w:tcPr>
+            <w:tcW w:type="dxa" w:w="2160"/>
+          </w:tcPr>
+          <w:p>
+            <w:r>
+              <w:rPr>
+                <w:sz w:val="18"/>
+              </w:rPr>
+              <w:t>⏳ Contract Tests</w:t>
+            </w:r>
+          </w:p>
+        </w:tc>
+        <w:tc>
+          <w:tcPr>
+            <w:tcW w:type="dxa" w:w="2160"/>
+          </w:tcPr>
+          <w:p>
+            <w:r>
+              <w:rPr>
+                <w:sz w:val="18"/>
+              </w:rPr>
+              <w:t>main</w:t>
+            </w:r>
+          </w:p>
+        </w:tc>
+        <w:tc>
+          <w:tcPr>
+            <w:tcW w:type="dxa" w:w="2160"/>
+          </w:tcPr>
+          <w:p>
+            <w:r>
+              <w:rPr>
+                <w:sz w:val="18"/>
+              </w:rPr>
+              <w:t>in_progress</w:t>
+            </w:r>
+          </w:p>
+        </w:tc>
+        <w:tc>
+          <w:tcPr>
+            <w:tcW w:type="dxa" w:w="2160"/>
+          </w:tcPr>
+          <w:p>
+            <w:r>
+              <w:rPr>
+                <w:sz w:val="18"/>
+              </w:rPr>
+              <w:t>2026-07-01</w:t>
+            </w:r>
+          </w:p>
+        </w:tc>
+      </w:tr>
+      <w:tr>
+        <w:tc>
+          <w:tcPr>
+            <w:tcW w:type="dxa" w:w="2160"/>
+          </w:tcPr>
+          <w:p>
+            <w:r>
+              <w:rPr>
+                <w:sz w:val="18"/>
+              </w:rPr>
+              <w:t>⏳ Security Scan</w:t>
+            </w:r>
+          </w:p>
+        </w:tc>
+        <w:tc>
+          <w:tcPr>
+            <w:tcW w:type="dxa" w:w="2160"/>
+          </w:tcPr>
+          <w:p>
+            <w:r>
+              <w:rPr>
+                <w:sz w:val="18"/>
+              </w:rPr>
+              <w:t>main</w:t>
+            </w:r>
+          </w:p>
+        </w:tc>
+        <w:tc>
+          <w:tcPr>
+            <w:tcW w:type="dxa" w:w="2160"/>
+          </w:tcPr>
+          <w:p>
+            <w:r>
+              <w:rPr>
+                <w:sz w:val="18"/>
+              </w:rPr>
+              <w:t>in_progress</w:t>
+            </w:r>
+          </w:p>
+        </w:tc>
+        <w:tc>
+          <w:tcPr>
+            <w:tcW w:type="dxa" w:w="2160"/>
+          </w:tcPr>
+          <w:p>
+            <w:r>
+              <w:rPr>
+                <w:sz w:val="18"/>
+              </w:rPr>
+              <w:t>2026-07-01</w:t>
+            </w:r>
+          </w:p>
+        </w:tc>
+      </w:tr>
+      <w:tr>
+        <w:tc>
+          <w:tcPr>
+            <w:tcW w:type="dxa" w:w="2160"/>
+          </w:tcPr>
+          <w:p>
+            <w:r>
+              <w:rPr>
+                <w:sz w:val="18"/>
+              </w:rPr>
+              <w:t>🔴 OpenSSF Scorecard</w:t>
+            </w:r>
+          </w:p>
+        </w:tc>
+        <w:tc>
+          <w:tcPr>
+            <w:tcW w:type="dxa" w:w="2160"/>
+          </w:tcPr>
+          <w:p>
+            <w:r>
+              <w:rPr>
+                <w:sz w:val="18"/>
+              </w:rPr>
+              <w:t>main</w:t>
+            </w:r>
+          </w:p>
+        </w:tc>
+        <w:tc>
+          <w:tcPr>
+            <w:tcW w:type="dxa" w:w="2160"/>
+          </w:tcPr>
+          <w:p>
+            <w:r>
+              <w:rPr>
+                <w:sz w:val="18"/>
+              </w:rPr>
+              <w:t>failure</w:t>
+            </w:r>
+          </w:p>
+        </w:tc>
+        <w:tc>
+          <w:tcPr>
+            <w:tcW w:type="dxa" w:w="2160"/>
+          </w:tcPr>
+          <w:p>
+            <w:r>
+              <w:rPr>
+                <w:sz w:val="18"/>
+              </w:rPr>
+              <w:t>2026-07-01</w:t>
             </w:r>
           </w:p>
         </w:tc>
@@ -34343,331 +34667,7 @@
               <w:rPr>
                 <w:sz w:val="18"/>
               </w:rPr>
-              <w:t>2026-06-09</w:t>
-            </w:r>
-          </w:p>
-        </w:tc>
-      </w:tr>
-      <w:tr>
-        <w:tc>
-          <w:tcPr>
-            <w:tcW w:type="dxa" w:w="2160"/>
-          </w:tcPr>
-          <w:p>
-            <w:r>
-              <w:rPr>
-                <w:sz w:val="18"/>
-              </w:rPr>
-              <w:t>⏳ Contract Tests</w:t>
-            </w:r>
-          </w:p>
-        </w:tc>
-        <w:tc>
-          <w:tcPr>
-            <w:tcW w:type="dxa" w:w="2160"/>
-          </w:tcPr>
-          <w:p>
-            <w:r>
-              <w:rPr>
-                <w:sz w:val="18"/>
-              </w:rPr>
-              <w:t>main</w:t>
-            </w:r>
-          </w:p>
-        </w:tc>
-        <w:tc>
-          <w:tcPr>
-            <w:tcW w:type="dxa" w:w="2160"/>
-          </w:tcPr>
-          <w:p>
-            <w:r>
-              <w:rPr>
-                <w:sz w:val="18"/>
-              </w:rPr>
-              <w:t>in_progress</w:t>
-            </w:r>
-          </w:p>
-        </w:tc>
-        <w:tc>
-          <w:tcPr>
-            <w:tcW w:type="dxa" w:w="2160"/>
-          </w:tcPr>
-          <w:p>
-            <w:r>
-              <w:rPr>
-                <w:sz w:val="18"/>
-              </w:rPr>
-              <w:t>2026-06-09</w:t>
-            </w:r>
-          </w:p>
-        </w:tc>
-      </w:tr>
-      <w:tr>
-        <w:tc>
-          <w:tcPr>
-            <w:tcW w:type="dxa" w:w="2160"/>
-          </w:tcPr>
-          <w:p>
-            <w:r>
-              <w:rPr>
-                <w:sz w:val="18"/>
-              </w:rPr>
-              <w:t>⏳ Codacy Security Scan</w:t>
-            </w:r>
-          </w:p>
-        </w:tc>
-        <w:tc>
-          <w:tcPr>
-            <w:tcW w:type="dxa" w:w="2160"/>
-          </w:tcPr>
-          <w:p>
-            <w:r>
-              <w:rPr>
-                <w:sz w:val="18"/>
-              </w:rPr>
-              <w:t>main</w:t>
-            </w:r>
-          </w:p>
-        </w:tc>
-        <w:tc>
-          <w:tcPr>
-            <w:tcW w:type="dxa" w:w="2160"/>
-          </w:tcPr>
-          <w:p>
-            <w:r>
-              <w:rPr>
-                <w:sz w:val="18"/>
-              </w:rPr>
-              <w:t>in_progress</w:t>
-            </w:r>
-          </w:p>
-        </w:tc>
-        <w:tc>
-          <w:tcPr>
-            <w:tcW w:type="dxa" w:w="2160"/>
-          </w:tcPr>
-          <w:p>
-            <w:r>
-              <w:rPr>
-                <w:sz w:val="18"/>
-              </w:rPr>
-              <w:t>2026-06-09</w:t>
-            </w:r>
-          </w:p>
-        </w:tc>
-      </w:tr>
-      <w:tr>
-        <w:tc>
-          <w:tcPr>
-            <w:tcW w:type="dxa" w:w="2160"/>
-          </w:tcPr>
-          <w:p>
-            <w:r>
-              <w:rPr>
-                <w:sz w:val="18"/>
-              </w:rPr>
-              <w:t>⏳ Wiki Documentation Sync</w:t>
-            </w:r>
-          </w:p>
-        </w:tc>
-        <w:tc>
-          <w:tcPr>
-            <w:tcW w:type="dxa" w:w="2160"/>
-          </w:tcPr>
-          <w:p>
-            <w:r>
-              <w:rPr>
-                <w:sz w:val="18"/>
-              </w:rPr>
-              <w:t>main</w:t>
-            </w:r>
-          </w:p>
-        </w:tc>
-        <w:tc>
-          <w:tcPr>
-            <w:tcW w:type="dxa" w:w="2160"/>
-          </w:tcPr>
-          <w:p>
-            <w:r>
-              <w:rPr>
-                <w:sz w:val="18"/>
-              </w:rPr>
-              <w:t>in_progress</w:t>
-            </w:r>
-          </w:p>
-        </w:tc>
-        <w:tc>
-          <w:tcPr>
-            <w:tcW w:type="dxa" w:w="2160"/>
-          </w:tcPr>
-          <w:p>
-            <w:r>
-              <w:rPr>
-                <w:sz w:val="18"/>
-              </w:rPr>
-              <w:t>2026-06-09</w:t>
-            </w:r>
-          </w:p>
-        </w:tc>
-      </w:tr>
-      <w:tr>
-        <w:tc>
-          <w:tcPr>
-            <w:tcW w:type="dxa" w:w="2160"/>
-          </w:tcPr>
-          <w:p>
-            <w:r>
-              <w:rPr>
-                <w:sz w:val="18"/>
-              </w:rPr>
-              <w:t>⏳ Code Quality: Push on main</w:t>
-            </w:r>
-          </w:p>
-        </w:tc>
-        <w:tc>
-          <w:tcPr>
-            <w:tcW w:type="dxa" w:w="2160"/>
-          </w:tcPr>
-          <w:p>
-            <w:r>
-              <w:rPr>
-                <w:sz w:val="18"/>
-              </w:rPr>
-              <w:t>main</w:t>
-            </w:r>
-          </w:p>
-        </w:tc>
-        <w:tc>
-          <w:tcPr>
-            <w:tcW w:type="dxa" w:w="2160"/>
-          </w:tcPr>
-          <w:p>
-            <w:r>
-              <w:rPr>
-                <w:sz w:val="18"/>
-              </w:rPr>
-              <w:t>in_progress</w:t>
-            </w:r>
-          </w:p>
-        </w:tc>
-        <w:tc>
-          <w:tcPr>
-            <w:tcW w:type="dxa" w:w="2160"/>
-          </w:tcPr>
-          <w:p>
-            <w:r>
-              <w:rPr>
-                <w:sz w:val="18"/>
-              </w:rPr>
-              <w:t>2026-06-09</w:t>
-            </w:r>
-          </w:p>
-        </w:tc>
-      </w:tr>
-      <w:tr>
-        <w:tc>
-          <w:tcPr>
-            <w:tcW w:type="dxa" w:w="2160"/>
-          </w:tcPr>
-          <w:p>
-            <w:r>
-              <w:rPr>
-                <w:sz w:val="18"/>
-              </w:rPr>
-              <w:t>⏳ Push on main</w:t>
-            </w:r>
-          </w:p>
-        </w:tc>
-        <w:tc>
-          <w:tcPr>
-            <w:tcW w:type="dxa" w:w="2160"/>
-          </w:tcPr>
-          <w:p>
-            <w:r>
-              <w:rPr>
-                <w:sz w:val="18"/>
-              </w:rPr>
-              <w:t>main</w:t>
-            </w:r>
-          </w:p>
-        </w:tc>
-        <w:tc>
-          <w:tcPr>
-            <w:tcW w:type="dxa" w:w="2160"/>
-          </w:tcPr>
-          <w:p>
-            <w:r>
-              <w:rPr>
-                <w:sz w:val="18"/>
-              </w:rPr>
-              <w:t>in_progress</w:t>
-            </w:r>
-          </w:p>
-        </w:tc>
-        <w:tc>
-          <w:tcPr>
-            <w:tcW w:type="dxa" w:w="2160"/>
-          </w:tcPr>
-          <w:p>
-            <w:r>
-              <w:rPr>
-                <w:sz w:val="18"/>
-              </w:rPr>
-              <w:t>2026-06-09</w:t>
-            </w:r>
-          </w:p>
-        </w:tc>
-      </w:tr>
-      <w:tr>
-        <w:tc>
-          <w:tcPr>
-            <w:tcW w:type="dxa" w:w="2160"/>
-          </w:tcPr>
-          <w:p>
-            <w:r>
-              <w:rPr>
-                <w:sz w:val="18"/>
-              </w:rPr>
-              <w:t>⏳ Branch Protection Checks</w:t>
-            </w:r>
-          </w:p>
-        </w:tc>
-        <w:tc>
-          <w:tcPr>
-            <w:tcW w:type="dxa" w:w="2160"/>
-          </w:tcPr>
-          <w:p>
-            <w:r>
-              <w:rPr>
-                <w:sz w:val="18"/>
-              </w:rPr>
-              <w:t>copilot/fix-271806273-1189775594-56109f09-207f-4c1f-b6e9-92a559241e8f</w:t>
-            </w:r>
-          </w:p>
-        </w:tc>
-        <w:tc>
-          <w:tcPr>
-            <w:tcW w:type="dxa" w:w="2160"/>
-          </w:tcPr>
-          <w:p>
-            <w:r>
-              <w:rPr>
-                <w:sz w:val="18"/>
-              </w:rPr>
-              <w:t>action_required</w:t>
-            </w:r>
-          </w:p>
-        </w:tc>
-        <w:tc>
-          <w:tcPr>
-            <w:tcW w:type="dxa" w:w="2160"/>
-          </w:tcPr>
-          <w:p>
-            <w:r>
-              <w:rPr>
-                <w:sz w:val="18"/>
-              </w:rPr>
-              <w:t>2026-06-09</w:t>
+              <w:t>2026-07-01</w:t>
             </w:r>
           </w:p>
         </w:tc>
@@ -34796,7 +34796,7 @@
               <w:rPr>
                 <w:sz w:val="18"/>
               </w:rPr>
-              <w:t>52397b4</w:t>
+              <w:t>0cbdcdb</w:t>
             </w:r>
           </w:p>
         </w:tc>
@@ -34809,7 +34809,7 @@
               <w:rPr>
                 <w:sz w:val="18"/>
               </w:rPr>
-              <w:t>2026-06-09</w:t>
+              <w:t>2026-07-01</w:t>
             </w:r>
           </w:p>
         </w:tc>
@@ -34822,7 +34822,7 @@
               <w:rPr>
                 <w:sz w:val="18"/>
               </w:rPr>
-              <w:t>Merge pull request #100 from SafeVixAI/docs-wiki-auto-update</w:t>
+              <w:t>fix(ci): mkdocs-glossary version constraint and remove invalid team-reviewers</w:t>
             </w:r>
           </w:p>
         </w:tc>
@@ -34850,7 +34850,7 @@
               <w:rPr>
                 <w:sz w:val="18"/>
               </w:rPr>
-              <w:t>425db96</w:t>
+              <w:t>20d567a</w:t>
             </w:r>
           </w:p>
         </w:tc>
@@ -34863,7 +34863,7 @@
               <w:rPr>
                 <w:sz w:val="18"/>
               </w:rPr>
-              <w:t>2026-06-09</w:t>
+              <w:t>2026-07-01</w:t>
             </w:r>
           </w:p>
         </w:tc>
@@ -34876,61 +34876,7 @@
               <w:rPr>
                 <w:sz w:val="18"/>
               </w:rPr>
-              <w:t>docs(wiki): auto-sync wiki documentation [automated]</w:t>
-            </w:r>
-          </w:p>
-        </w:tc>
-        <w:tc>
-          <w:tcPr>
-            <w:tcW w:type="dxa" w:w="2160"/>
-          </w:tcPr>
-          <w:p>
-            <w:r>
-              <w:rPr>
-                <w:sz w:val="18"/>
-              </w:rPr>
-              <w:t>rohitkumarnaidu</w:t>
-            </w:r>
-          </w:p>
-        </w:tc>
-      </w:tr>
-      <w:tr>
-        <w:tc>
-          <w:tcPr>
-            <w:tcW w:type="dxa" w:w="2160"/>
-          </w:tcPr>
-          <w:p>
-            <w:r>
-              <w:rPr>
-                <w:sz w:val="18"/>
-              </w:rPr>
-              <w:t>7c3823f</w:t>
-            </w:r>
-          </w:p>
-        </w:tc>
-        <w:tc>
-          <w:tcPr>
-            <w:tcW w:type="dxa" w:w="2160"/>
-          </w:tcPr>
-          <w:p>
-            <w:r>
-              <w:rPr>
-                <w:sz w:val="18"/>
-              </w:rPr>
-              <w:t>2026-06-09</w:t>
-            </w:r>
-          </w:p>
-        </w:tc>
-        <w:tc>
-          <w:tcPr>
-            <w:tcW w:type="dxa" w:w="2160"/>
-          </w:tcPr>
-          <w:p>
-            <w:r>
-              <w:rPr>
-                <w:sz w:val="18"/>
-              </w:rPr>
-              <w:t>fix(e2e): automate static asset copying, auto-dismiss SystemStatusBar, and fix o</w:t>
+              <w:t>fix(ci): bump create-pull-request to v7 (Node 24) and use unique branch names</w:t>
             </w:r>
           </w:p>
         </w:tc>
@@ -34958,7 +34904,7 @@
               <w:rPr>
                 <w:sz w:val="18"/>
               </w:rPr>
-              <w:t>372b126</w:t>
+              <w:t>10df0af</w:t>
             </w:r>
           </w:p>
         </w:tc>
@@ -34971,7 +34917,7 @@
               <w:rPr>
                 <w:sz w:val="18"/>
               </w:rPr>
-              <w:t>2026-06-09</w:t>
+              <w:t>2026-07-01</w:t>
             </w:r>
           </w:p>
         </w:tc>
@@ -34984,7 +34930,7 @@
               <w:rPr>
                 <w:sz w:val="18"/>
               </w:rPr>
-              <w:t>style: fix remaining auto-fixable python quality findings</w:t>
+              <w:t>Merge pull request #232 from SafeVixAI/batch-13-provider-test-coverage</w:t>
             </w:r>
           </w:p>
         </w:tc>
@@ -35012,7 +34958,7 @@
               <w:rPr>
                 <w:sz w:val="18"/>
               </w:rPr>
-              <w:t>97c854f</w:t>
+              <w:t>8849532</w:t>
             </w:r>
           </w:p>
         </w:tc>
@@ -35025,7 +34971,7 @@
               <w:rPr>
                 <w:sz w:val="18"/>
               </w:rPr>
-              <w:t>2026-06-09</w:t>
+              <w:t>2026-07-01</w:t>
             </w:r>
           </w:p>
         </w:tc>
@@ -35038,7 +34984,7 @@
               <w:rPr>
                 <w:sz w:val="18"/>
               </w:rPr>
-              <w:t>fix(e2e): copy .next/static into standalone output for JS/CSS hydration</w:t>
+              <w:t>chore: batch commit — enterprise hardening, coverage expansion, k8s infra, monit</w:t>
             </w:r>
           </w:p>
         </w:tc>
@@ -35066,7 +35012,7 @@
               <w:rPr>
                 <w:sz w:val="18"/>
               </w:rPr>
-              <w:t>d74dfa9</w:t>
+              <w:t>3d39db0</w:t>
             </w:r>
           </w:p>
         </w:tc>
@@ -35079,7 +35025,7 @@
               <w:rPr>
                 <w:sz w:val="18"/>
               </w:rPr>
-              <w:t>2026-06-09</w:t>
+              <w:t>2026-06-28</w:t>
             </w:r>
           </w:p>
         </w:tc>
@@ -35092,7 +35038,7 @@
               <w:rPr>
                 <w:sz w:val="18"/>
               </w:rPr>
-              <w:t>style: run ruff check --fix --unsafe-fixes to resolve python maintainability fin</w:t>
+              <w:t>test(frontend): add providers-slice tests, expand page coverage to 95%, add app/</w:t>
             </w:r>
           </w:p>
         </w:tc>
@@ -35120,7 +35066,7 @@
               <w:rPr>
                 <w:sz w:val="18"/>
               </w:rPr>
-              <w:t>b6808fa</w:t>
+              <w:t>fe73c60</w:t>
             </w:r>
           </w:p>
         </w:tc>
@@ -35133,7 +35079,7 @@
               <w:rPr>
                 <w:sz w:val="18"/>
               </w:rPr>
-              <w:t>2026-06-09</w:t>
+              <w:t>2026-06-28</w:t>
             </w:r>
           </w:p>
         </w:tc>
@@ -35146,7 +35092,7 @@
               <w:rPr>
                 <w:sz w:val="18"/>
               </w:rPr>
-              <w:t>security: upgrade base OS packages inside all Dockerfiles to resolve Trivy RCE a</w:t>
+              <w:t>test(all): close provider test coverage plan — 42 new tests across 4 layers</w:t>
             </w:r>
           </w:p>
         </w:tc>
@@ -35174,7 +35120,7 @@
               <w:rPr>
                 <w:sz w:val="18"/>
               </w:rPr>
-              <w:t>9503986</w:t>
+              <w:t>7410a55</w:t>
             </w:r>
           </w:p>
         </w:tc>
@@ -35187,7 +35133,7 @@
               <w:rPr>
                 <w:sz w:val="18"/>
               </w:rPr>
-              <w:t>2026-06-09</w:t>
+              <w:t>2026-06-28</w:t>
             </w:r>
           </w:p>
         </w:tc>
@@ -35200,7 +35146,7 @@
               <w:rPr>
                 <w:sz w:val="18"/>
               </w:rPr>
-              <w:t>security: upgrade chromadb to 1.5.9 to resolve pre-auth RCE vulnerability and up</w:t>
+              <w:t>feat: enterprise provider management system with custom API key support</w:t>
             </w:r>
           </w:p>
         </w:tc>
@@ -35228,7 +35174,7 @@
               <w:rPr>
                 <w:sz w:val="18"/>
               </w:rPr>
-              <w:t>86b8ecf</w:t>
+              <w:t>fcf40e7</w:t>
             </w:r>
           </w:p>
         </w:tc>
@@ -35241,7 +35187,7 @@
               <w:rPr>
                 <w:sz w:val="18"/>
               </w:rPr>
-              <w:t>2026-06-09</w:t>
+              <w:t>2026-06-28</w:t>
             </w:r>
           </w:p>
         </w:tc>
@@ -35254,7 +35200,7 @@
               <w:rPr>
                 <w:sz w:val="18"/>
               </w:rPr>
-              <w:t>fix: apply PR #170 changes — IMPLEMENTATION_PLAN corrections, E2E type safety, d</w:t>
+              <w:t>test(frontend): expand 40+ test suites to raise coverage to 95% lines</w:t>
             </w:r>
           </w:p>
         </w:tc>
@@ -35282,7 +35228,7 @@
               <w:rPr>
                 <w:sz w:val="18"/>
               </w:rPr>
-              <w:t>7c3d484</w:t>
+              <w:t>3c9283f</w:t>
             </w:r>
           </w:p>
         </w:tc>
@@ -35295,7 +35241,7 @@
               <w:rPr>
                 <w:sz w:val="18"/>
               </w:rPr>
-              <w:t>2026-06-09</w:t>
+              <w:t>2026-06-28</w:t>
             </w:r>
           </w:p>
         </w:tc>
@@ -35308,7 +35254,61 @@
               <w:rPr>
                 <w:sz w:val="18"/>
               </w:rPr>
-              <w:t>fix: apply PR #169 changes — UIUX typo fixes and deterministic E2E offline check</w:t>
+              <w:t>test(frontend): add 3 new test suites (EnterpriseClientAppHooks, MapBackgroundIn</w:t>
+            </w:r>
+          </w:p>
+        </w:tc>
+        <w:tc>
+          <w:tcPr>
+            <w:tcW w:type="dxa" w:w="2160"/>
+          </w:tcPr>
+          <w:p>
+            <w:r>
+              <w:rPr>
+                <w:sz w:val="18"/>
+              </w:rPr>
+              <w:t>Bappadala Rohith Kumar Naidu</w:t>
+            </w:r>
+          </w:p>
+        </w:tc>
+      </w:tr>
+      <w:tr>
+        <w:tc>
+          <w:tcPr>
+            <w:tcW w:type="dxa" w:w="2160"/>
+          </w:tcPr>
+          <w:p>
+            <w:r>
+              <w:rPr>
+                <w:sz w:val="18"/>
+              </w:rPr>
+              <w:t>153faa3</w:t>
+            </w:r>
+          </w:p>
+        </w:tc>
+        <w:tc>
+          <w:tcPr>
+            <w:tcW w:type="dxa" w:w="2160"/>
+          </w:tcPr>
+          <w:p>
+            <w:r>
+              <w:rPr>
+                <w:sz w:val="18"/>
+              </w:rPr>
+              <w:t>2026-06-28</w:t>
+            </w:r>
+          </w:p>
+        </w:tc>
+        <w:tc>
+          <w:tcPr>
+            <w:tcW w:type="dxa" w:w="2160"/>
+          </w:tcPr>
+          <w:p>
+            <w:r>
+              <w:rPr>
+                <w:sz w:val="18"/>
+              </w:rPr>
+              <w:t>fix(frontend): add SSR guards to QREmergencyCard and EnterpriseClientAppHooks</w:t>
             </w:r>
           </w:p>
         </w:tc>
@@ -36173,7 +36173,7 @@
               <w:rPr>
                 <w:sz w:val="18"/>
               </w:rPr>
-              <w:t>374</w:t>
+              <w:t>385</w:t>
             </w:r>
           </w:p>
         </w:tc>
@@ -36201,7 +36201,7 @@
               <w:rPr>
                 <w:sz w:val="18"/>
               </w:rPr>
-              <w:t>780</w:t>
+              <w:t>781</w:t>
             </w:r>
           </w:p>
         </w:tc>
@@ -36307,7 +36307,7 @@
         <w:br/>
         <w:t>Generated by scripts/update_master_doc.py</w:t>
         <w:br/>
-        <w:t>Timestamp: 2026-06-09 11:52 IST</w:t>
+        <w:t>Timestamp: 2026-07-01 23:20 IST</w:t>
         <w:br/>
         <w:t>Repository: github.com/SafeVixAI/SafeVixAI</w:t>
       </w:r>

--- a/docs/SafeVixAI_MASTER.docx
+++ b/docs/SafeVixAI_MASTER.docx
@@ -33723,7 +33723,7 @@
           <w:i w:val="0"/>
           <w:sz w:val="22"/>
         </w:rPr>
-        <w:t>🕐 Last auto-updated: 2026-06-09 11:52 IST</w:t>
+        <w:t>🕐 Last auto-updated: 2026-07-01 23:24 IST</w:t>
       </w:r>
     </w:p>
     <w:p>
@@ -33811,7 +33811,7 @@
               <w:rPr>
                 <w:sz w:val="18"/>
               </w:rPr>
-              <w:t>0</w:t>
+              <w:t>2</w:t>
             </w:r>
           </w:p>
         </w:tc>
@@ -33867,7 +33867,7 @@
               <w:rPr>
                 <w:sz w:val="18"/>
               </w:rPr>
-              <w:t>69 MB</w:t>
+              <w:t>87 MB</w:t>
             </w:r>
           </w:p>
         </w:tc>
@@ -33923,7 +33923,7 @@
               <w:rPr>
                 <w:sz w:val="18"/>
               </w:rPr>
-              <w:t>2026-06-09</w:t>
+              <w:t>2026-07-01</w:t>
             </w:r>
           </w:p>
         </w:tc>
@@ -33951,7 +33951,7 @@
               <w:rPr>
                 <w:sz w:val="18"/>
               </w:rPr>
-              <w:t>2</w:t>
+              <w:t>38</w:t>
             </w:r>
           </w:p>
         </w:tc>
@@ -34060,7 +34060,7 @@
               <w:rPr>
                 <w:sz w:val="18"/>
               </w:rPr>
-              <w:t>125ms | HTTP 404 | v?</w:t>
+              <w:t>258ms | HTTP 404 | v?</w:t>
             </w:r>
           </w:p>
         </w:tc>
@@ -34101,7 +34101,7 @@
               <w:rPr>
                 <w:sz w:val="18"/>
               </w:rPr>
-              <w:t>156ms | HTTP 404 | v?</w:t>
+              <w:t>347ms | HTTP 200 | v?</w:t>
             </w:r>
           </w:p>
         </w:tc>
@@ -34142,7 +34142,7 @@
               <w:rPr>
                 <w:sz w:val="18"/>
               </w:rPr>
-              <w:t>71ms | HTTP 200 | v?</w:t>
+              <w:t>244ms | HTTP 200 | v?</w:t>
             </w:r>
           </w:p>
         </w:tc>
@@ -34250,7 +34250,7 @@
               <w:rPr>
                 <w:sz w:val="18"/>
               </w:rPr>
-              <w:t>⏳ Update Master Document</w:t>
+              <w:t>⏳ Contract Tests</w:t>
             </w:r>
           </w:p>
         </w:tc>
@@ -34289,7 +34289,115 @@
               <w:rPr>
                 <w:sz w:val="18"/>
               </w:rPr>
-              <w:t>2026-06-09</w:t>
+              <w:t>2026-07-01</w:t>
+            </w:r>
+          </w:p>
+        </w:tc>
+      </w:tr>
+      <w:tr>
+        <w:tc>
+          <w:tcPr>
+            <w:tcW w:type="dxa" w:w="2160"/>
+          </w:tcPr>
+          <w:p>
+            <w:r>
+              <w:rPr>
+                <w:sz w:val="18"/>
+              </w:rPr>
+              <w:t>⏳ Security Scan</w:t>
+            </w:r>
+          </w:p>
+        </w:tc>
+        <w:tc>
+          <w:tcPr>
+            <w:tcW w:type="dxa" w:w="2160"/>
+          </w:tcPr>
+          <w:p>
+            <w:r>
+              <w:rPr>
+                <w:sz w:val="18"/>
+              </w:rPr>
+              <w:t>main</w:t>
+            </w:r>
+          </w:p>
+        </w:tc>
+        <w:tc>
+          <w:tcPr>
+            <w:tcW w:type="dxa" w:w="2160"/>
+          </w:tcPr>
+          <w:p>
+            <w:r>
+              <w:rPr>
+                <w:sz w:val="18"/>
+              </w:rPr>
+              <w:t>in_progress</w:t>
+            </w:r>
+          </w:p>
+        </w:tc>
+        <w:tc>
+          <w:tcPr>
+            <w:tcW w:type="dxa" w:w="2160"/>
+          </w:tcPr>
+          <w:p>
+            <w:r>
+              <w:rPr>
+                <w:sz w:val="18"/>
+              </w:rPr>
+              <w:t>2026-07-01</w:t>
+            </w:r>
+          </w:p>
+        </w:tc>
+      </w:tr>
+      <w:tr>
+        <w:tc>
+          <w:tcPr>
+            <w:tcW w:type="dxa" w:w="2160"/>
+          </w:tcPr>
+          <w:p>
+            <w:r>
+              <w:rPr>
+                <w:sz w:val="18"/>
+              </w:rPr>
+              <w:t>🔴 OpenSSF Scorecard</w:t>
+            </w:r>
+          </w:p>
+        </w:tc>
+        <w:tc>
+          <w:tcPr>
+            <w:tcW w:type="dxa" w:w="2160"/>
+          </w:tcPr>
+          <w:p>
+            <w:r>
+              <w:rPr>
+                <w:sz w:val="18"/>
+              </w:rPr>
+              <w:t>main</w:t>
+            </w:r>
+          </w:p>
+        </w:tc>
+        <w:tc>
+          <w:tcPr>
+            <w:tcW w:type="dxa" w:w="2160"/>
+          </w:tcPr>
+          <w:p>
+            <w:r>
+              <w:rPr>
+                <w:sz w:val="18"/>
+              </w:rPr>
+              <w:t>failure</w:t>
+            </w:r>
+          </w:p>
+        </w:tc>
+        <w:tc>
+          <w:tcPr>
+            <w:tcW w:type="dxa" w:w="2160"/>
+          </w:tcPr>
+          <w:p>
+            <w:r>
+              <w:rPr>
+                <w:sz w:val="18"/>
+              </w:rPr>
+              <w:t>2026-07-01</w:t>
             </w:r>
           </w:p>
         </w:tc>
@@ -34343,61 +34451,7 @@
               <w:rPr>
                 <w:sz w:val="18"/>
               </w:rPr>
-              <w:t>2026-06-09</w:t>
-            </w:r>
-          </w:p>
-        </w:tc>
-      </w:tr>
-      <w:tr>
-        <w:tc>
-          <w:tcPr>
-            <w:tcW w:type="dxa" w:w="2160"/>
-          </w:tcPr>
-          <w:p>
-            <w:r>
-              <w:rPr>
-                <w:sz w:val="18"/>
-              </w:rPr>
-              <w:t>⏳ Contract Tests</w:t>
-            </w:r>
-          </w:p>
-        </w:tc>
-        <w:tc>
-          <w:tcPr>
-            <w:tcW w:type="dxa" w:w="2160"/>
-          </w:tcPr>
-          <w:p>
-            <w:r>
-              <w:rPr>
-                <w:sz w:val="18"/>
-              </w:rPr>
-              <w:t>main</w:t>
-            </w:r>
-          </w:p>
-        </w:tc>
-        <w:tc>
-          <w:tcPr>
-            <w:tcW w:type="dxa" w:w="2160"/>
-          </w:tcPr>
-          <w:p>
-            <w:r>
-              <w:rPr>
-                <w:sz w:val="18"/>
-              </w:rPr>
-              <w:t>in_progress</w:t>
-            </w:r>
-          </w:p>
-        </w:tc>
-        <w:tc>
-          <w:tcPr>
-            <w:tcW w:type="dxa" w:w="2160"/>
-          </w:tcPr>
-          <w:p>
-            <w:r>
-              <w:rPr>
-                <w:sz w:val="18"/>
-              </w:rPr>
-              <w:t>2026-06-09</w:t>
+              <w:t>2026-07-01</w:t>
             </w:r>
           </w:p>
         </w:tc>
@@ -34451,7 +34505,61 @@
               <w:rPr>
                 <w:sz w:val="18"/>
               </w:rPr>
-              <w:t>2026-06-09</w:t>
+              <w:t>2026-07-01</w:t>
+            </w:r>
+          </w:p>
+        </w:tc>
+      </w:tr>
+      <w:tr>
+        <w:tc>
+          <w:tcPr>
+            <w:tcW w:type="dxa" w:w="2160"/>
+          </w:tcPr>
+          <w:p>
+            <w:r>
+              <w:rPr>
+                <w:sz w:val="18"/>
+              </w:rPr>
+              <w:t>⏳ Update Master Document</w:t>
+            </w:r>
+          </w:p>
+        </w:tc>
+        <w:tc>
+          <w:tcPr>
+            <w:tcW w:type="dxa" w:w="2160"/>
+          </w:tcPr>
+          <w:p>
+            <w:r>
+              <w:rPr>
+                <w:sz w:val="18"/>
+              </w:rPr>
+              <w:t>main</w:t>
+            </w:r>
+          </w:p>
+        </w:tc>
+        <w:tc>
+          <w:tcPr>
+            <w:tcW w:type="dxa" w:w="2160"/>
+          </w:tcPr>
+          <w:p>
+            <w:r>
+              <w:rPr>
+                <w:sz w:val="18"/>
+              </w:rPr>
+              <w:t>in_progress</w:t>
+            </w:r>
+          </w:p>
+        </w:tc>
+        <w:tc>
+          <w:tcPr>
+            <w:tcW w:type="dxa" w:w="2160"/>
+          </w:tcPr>
+          <w:p>
+            <w:r>
+              <w:rPr>
+                <w:sz w:val="18"/>
+              </w:rPr>
+              <w:t>2026-07-01</w:t>
             </w:r>
           </w:p>
         </w:tc>
@@ -34505,7 +34613,7 @@
               <w:rPr>
                 <w:sz w:val="18"/>
               </w:rPr>
-              <w:t>2026-06-09</w:t>
+              <w:t>2026-07-01</w:t>
             </w:r>
           </w:p>
         </w:tc>
@@ -34520,7 +34628,7 @@
               <w:rPr>
                 <w:sz w:val="18"/>
               </w:rPr>
-              <w:t>⏳ Code Quality: Push on main</w:t>
+              <w:t>🔴 Auto Version Tag</w:t>
             </w:r>
           </w:p>
         </w:tc>
@@ -34533,7 +34641,7 @@
               <w:rPr>
                 <w:sz w:val="18"/>
               </w:rPr>
-              <w:t>main</w:t>
+              <w:t>docs-wiki-auto-update-28536976641</w:t>
             </w:r>
           </w:p>
         </w:tc>
@@ -34546,7 +34654,7 @@
               <w:rPr>
                 <w:sz w:val="18"/>
               </w:rPr>
-              <w:t>in_progress</w:t>
+              <w:t>failure</w:t>
             </w:r>
           </w:p>
         </w:tc>
@@ -34559,115 +34667,7 @@
               <w:rPr>
                 <w:sz w:val="18"/>
               </w:rPr>
-              <w:t>2026-06-09</w:t>
-            </w:r>
-          </w:p>
-        </w:tc>
-      </w:tr>
-      <w:tr>
-        <w:tc>
-          <w:tcPr>
-            <w:tcW w:type="dxa" w:w="2160"/>
-          </w:tcPr>
-          <w:p>
-            <w:r>
-              <w:rPr>
-                <w:sz w:val="18"/>
-              </w:rPr>
-              <w:t>⏳ Push on main</w:t>
-            </w:r>
-          </w:p>
-        </w:tc>
-        <w:tc>
-          <w:tcPr>
-            <w:tcW w:type="dxa" w:w="2160"/>
-          </w:tcPr>
-          <w:p>
-            <w:r>
-              <w:rPr>
-                <w:sz w:val="18"/>
-              </w:rPr>
-              <w:t>main</w:t>
-            </w:r>
-          </w:p>
-        </w:tc>
-        <w:tc>
-          <w:tcPr>
-            <w:tcW w:type="dxa" w:w="2160"/>
-          </w:tcPr>
-          <w:p>
-            <w:r>
-              <w:rPr>
-                <w:sz w:val="18"/>
-              </w:rPr>
-              <w:t>in_progress</w:t>
-            </w:r>
-          </w:p>
-        </w:tc>
-        <w:tc>
-          <w:tcPr>
-            <w:tcW w:type="dxa" w:w="2160"/>
-          </w:tcPr>
-          <w:p>
-            <w:r>
-              <w:rPr>
-                <w:sz w:val="18"/>
-              </w:rPr>
-              <w:t>2026-06-09</w:t>
-            </w:r>
-          </w:p>
-        </w:tc>
-      </w:tr>
-      <w:tr>
-        <w:tc>
-          <w:tcPr>
-            <w:tcW w:type="dxa" w:w="2160"/>
-          </w:tcPr>
-          <w:p>
-            <w:r>
-              <w:rPr>
-                <w:sz w:val="18"/>
-              </w:rPr>
-              <w:t>⏳ Branch Protection Checks</w:t>
-            </w:r>
-          </w:p>
-        </w:tc>
-        <w:tc>
-          <w:tcPr>
-            <w:tcW w:type="dxa" w:w="2160"/>
-          </w:tcPr>
-          <w:p>
-            <w:r>
-              <w:rPr>
-                <w:sz w:val="18"/>
-              </w:rPr>
-              <w:t>copilot/fix-271806273-1189775594-56109f09-207f-4c1f-b6e9-92a559241e8f</w:t>
-            </w:r>
-          </w:p>
-        </w:tc>
-        <w:tc>
-          <w:tcPr>
-            <w:tcW w:type="dxa" w:w="2160"/>
-          </w:tcPr>
-          <w:p>
-            <w:r>
-              <w:rPr>
-                <w:sz w:val="18"/>
-              </w:rPr>
-              <w:t>action_required</w:t>
-            </w:r>
-          </w:p>
-        </w:tc>
-        <w:tc>
-          <w:tcPr>
-            <w:tcW w:type="dxa" w:w="2160"/>
-          </w:tcPr>
-          <w:p>
-            <w:r>
-              <w:rPr>
-                <w:sz w:val="18"/>
-              </w:rPr>
-              <w:t>2026-06-09</w:t>
+              <w:t>2026-07-01</w:t>
             </w:r>
           </w:p>
         </w:tc>
@@ -34796,7 +34796,7 @@
               <w:rPr>
                 <w:sz w:val="18"/>
               </w:rPr>
-              <w:t>52397b4</w:t>
+              <w:t>f4935c7</w:t>
             </w:r>
           </w:p>
         </w:tc>
@@ -34809,7 +34809,7 @@
               <w:rPr>
                 <w:sz w:val="18"/>
               </w:rPr>
-              <w:t>2026-06-09</w:t>
+              <w:t>2026-07-01</w:t>
             </w:r>
           </w:p>
         </w:tc>
@@ -34822,7 +34822,61 @@
               <w:rPr>
                 <w:sz w:val="18"/>
               </w:rPr>
-              <w:t>Merge pull request #100 from SafeVixAI/docs-wiki-auto-update</w:t>
+              <w:t>docs(wiki): auto-sync wiki documentation [automated] (#238)</w:t>
+            </w:r>
+          </w:p>
+        </w:tc>
+        <w:tc>
+          <w:tcPr>
+            <w:tcW w:type="dxa" w:w="2160"/>
+          </w:tcPr>
+          <w:p>
+            <w:r>
+              <w:rPr>
+                <w:sz w:val="18"/>
+              </w:rPr>
+              <w:t>github-actions[bot]</w:t>
+            </w:r>
+          </w:p>
+        </w:tc>
+      </w:tr>
+      <w:tr>
+        <w:tc>
+          <w:tcPr>
+            <w:tcW w:type="dxa" w:w="2160"/>
+          </w:tcPr>
+          <w:p>
+            <w:r>
+              <w:rPr>
+                <w:sz w:val="18"/>
+              </w:rPr>
+              <w:t>0cbdcdb</w:t>
+            </w:r>
+          </w:p>
+        </w:tc>
+        <w:tc>
+          <w:tcPr>
+            <w:tcW w:type="dxa" w:w="2160"/>
+          </w:tcPr>
+          <w:p>
+            <w:r>
+              <w:rPr>
+                <w:sz w:val="18"/>
+              </w:rPr>
+              <w:t>2026-07-01</w:t>
+            </w:r>
+          </w:p>
+        </w:tc>
+        <w:tc>
+          <w:tcPr>
+            <w:tcW w:type="dxa" w:w="2160"/>
+          </w:tcPr>
+          <w:p>
+            <w:r>
+              <w:rPr>
+                <w:sz w:val="18"/>
+              </w:rPr>
+              <w:t>fix(ci): mkdocs-glossary version constraint and remove invalid team-reviewers</w:t>
             </w:r>
           </w:p>
         </w:tc>
@@ -34850,7 +34904,7 @@
               <w:rPr>
                 <w:sz w:val="18"/>
               </w:rPr>
-              <w:t>425db96</w:t>
+              <w:t>20d567a</w:t>
             </w:r>
           </w:p>
         </w:tc>
@@ -34863,7 +34917,7 @@
               <w:rPr>
                 <w:sz w:val="18"/>
               </w:rPr>
-              <w:t>2026-06-09</w:t>
+              <w:t>2026-07-01</w:t>
             </w:r>
           </w:p>
         </w:tc>
@@ -34876,61 +34930,7 @@
               <w:rPr>
                 <w:sz w:val="18"/>
               </w:rPr>
-              <w:t>docs(wiki): auto-sync wiki documentation [automated]</w:t>
-            </w:r>
-          </w:p>
-        </w:tc>
-        <w:tc>
-          <w:tcPr>
-            <w:tcW w:type="dxa" w:w="2160"/>
-          </w:tcPr>
-          <w:p>
-            <w:r>
-              <w:rPr>
-                <w:sz w:val="18"/>
-              </w:rPr>
-              <w:t>rohitkumarnaidu</w:t>
-            </w:r>
-          </w:p>
-        </w:tc>
-      </w:tr>
-      <w:tr>
-        <w:tc>
-          <w:tcPr>
-            <w:tcW w:type="dxa" w:w="2160"/>
-          </w:tcPr>
-          <w:p>
-            <w:r>
-              <w:rPr>
-                <w:sz w:val="18"/>
-              </w:rPr>
-              <w:t>7c3823f</w:t>
-            </w:r>
-          </w:p>
-        </w:tc>
-        <w:tc>
-          <w:tcPr>
-            <w:tcW w:type="dxa" w:w="2160"/>
-          </w:tcPr>
-          <w:p>
-            <w:r>
-              <w:rPr>
-                <w:sz w:val="18"/>
-              </w:rPr>
-              <w:t>2026-06-09</w:t>
-            </w:r>
-          </w:p>
-        </w:tc>
-        <w:tc>
-          <w:tcPr>
-            <w:tcW w:type="dxa" w:w="2160"/>
-          </w:tcPr>
-          <w:p>
-            <w:r>
-              <w:rPr>
-                <w:sz w:val="18"/>
-              </w:rPr>
-              <w:t>fix(e2e): automate static asset copying, auto-dismiss SystemStatusBar, and fix o</w:t>
+              <w:t>fix(ci): bump create-pull-request to v7 (Node 24) and use unique branch names</w:t>
             </w:r>
           </w:p>
         </w:tc>
@@ -34958,7 +34958,7 @@
               <w:rPr>
                 <w:sz w:val="18"/>
               </w:rPr>
-              <w:t>372b126</w:t>
+              <w:t>10df0af</w:t>
             </w:r>
           </w:p>
         </w:tc>
@@ -34971,7 +34971,7 @@
               <w:rPr>
                 <w:sz w:val="18"/>
               </w:rPr>
-              <w:t>2026-06-09</w:t>
+              <w:t>2026-07-01</w:t>
             </w:r>
           </w:p>
         </w:tc>
@@ -34984,7 +34984,7 @@
               <w:rPr>
                 <w:sz w:val="18"/>
               </w:rPr>
-              <w:t>style: fix remaining auto-fixable python quality findings</w:t>
+              <w:t>Merge pull request #232 from SafeVixAI/batch-13-provider-test-coverage</w:t>
             </w:r>
           </w:p>
         </w:tc>
@@ -35012,7 +35012,7 @@
               <w:rPr>
                 <w:sz w:val="18"/>
               </w:rPr>
-              <w:t>97c854f</w:t>
+              <w:t>8849532</w:t>
             </w:r>
           </w:p>
         </w:tc>
@@ -35025,7 +35025,7 @@
               <w:rPr>
                 <w:sz w:val="18"/>
               </w:rPr>
-              <w:t>2026-06-09</w:t>
+              <w:t>2026-07-01</w:t>
             </w:r>
           </w:p>
         </w:tc>
@@ -35038,7 +35038,7 @@
               <w:rPr>
                 <w:sz w:val="18"/>
               </w:rPr>
-              <w:t>fix(e2e): copy .next/static into standalone output for JS/CSS hydration</w:t>
+              <w:t>chore: batch commit — enterprise hardening, coverage expansion, k8s infra, monit</w:t>
             </w:r>
           </w:p>
         </w:tc>
@@ -35066,7 +35066,7 @@
               <w:rPr>
                 <w:sz w:val="18"/>
               </w:rPr>
-              <w:t>d74dfa9</w:t>
+              <w:t>3d39db0</w:t>
             </w:r>
           </w:p>
         </w:tc>
@@ -35079,7 +35079,7 @@
               <w:rPr>
                 <w:sz w:val="18"/>
               </w:rPr>
-              <w:t>2026-06-09</w:t>
+              <w:t>2026-06-28</w:t>
             </w:r>
           </w:p>
         </w:tc>
@@ -35092,7 +35092,7 @@
               <w:rPr>
                 <w:sz w:val="18"/>
               </w:rPr>
-              <w:t>style: run ruff check --fix --unsafe-fixes to resolve python maintainability fin</w:t>
+              <w:t>test(frontend): add providers-slice tests, expand page coverage to 95%, add app/</w:t>
             </w:r>
           </w:p>
         </w:tc>
@@ -35120,7 +35120,7 @@
               <w:rPr>
                 <w:sz w:val="18"/>
               </w:rPr>
-              <w:t>b6808fa</w:t>
+              <w:t>fe73c60</w:t>
             </w:r>
           </w:p>
         </w:tc>
@@ -35133,7 +35133,7 @@
               <w:rPr>
                 <w:sz w:val="18"/>
               </w:rPr>
-              <w:t>2026-06-09</w:t>
+              <w:t>2026-06-28</w:t>
             </w:r>
           </w:p>
         </w:tc>
@@ -35146,7 +35146,7 @@
               <w:rPr>
                 <w:sz w:val="18"/>
               </w:rPr>
-              <w:t>security: upgrade base OS packages inside all Dockerfiles to resolve Trivy RCE a</w:t>
+              <w:t>test(all): close provider test coverage plan — 42 new tests across 4 layers</w:t>
             </w:r>
           </w:p>
         </w:tc>
@@ -35174,7 +35174,7 @@
               <w:rPr>
                 <w:sz w:val="18"/>
               </w:rPr>
-              <w:t>9503986</w:t>
+              <w:t>7410a55</w:t>
             </w:r>
           </w:p>
         </w:tc>
@@ -35187,7 +35187,7 @@
               <w:rPr>
                 <w:sz w:val="18"/>
               </w:rPr>
-              <w:t>2026-06-09</w:t>
+              <w:t>2026-06-28</w:t>
             </w:r>
           </w:p>
         </w:tc>
@@ -35200,7 +35200,7 @@
               <w:rPr>
                 <w:sz w:val="18"/>
               </w:rPr>
-              <w:t>security: upgrade chromadb to 1.5.9 to resolve pre-auth RCE vulnerability and up</w:t>
+              <w:t>feat: enterprise provider management system with custom API key support</w:t>
             </w:r>
           </w:p>
         </w:tc>
@@ -35228,7 +35228,7 @@
               <w:rPr>
                 <w:sz w:val="18"/>
               </w:rPr>
-              <w:t>86b8ecf</w:t>
+              <w:t>fcf40e7</w:t>
             </w:r>
           </w:p>
         </w:tc>
@@ -35241,7 +35241,7 @@
               <w:rPr>
                 <w:sz w:val="18"/>
               </w:rPr>
-              <w:t>2026-06-09</w:t>
+              <w:t>2026-06-28</w:t>
             </w:r>
           </w:p>
         </w:tc>
@@ -35254,7 +35254,7 @@
               <w:rPr>
                 <w:sz w:val="18"/>
               </w:rPr>
-              <w:t>fix: apply PR #170 changes — IMPLEMENTATION_PLAN corrections, E2E type safety, d</w:t>
+              <w:t>test(frontend): expand 40+ test suites to raise coverage to 95% lines</w:t>
             </w:r>
           </w:p>
         </w:tc>
@@ -35282,7 +35282,7 @@
               <w:rPr>
                 <w:sz w:val="18"/>
               </w:rPr>
-              <w:t>7c3d484</w:t>
+              <w:t>3c9283f</w:t>
             </w:r>
           </w:p>
         </w:tc>
@@ -35295,7 +35295,7 @@
               <w:rPr>
                 <w:sz w:val="18"/>
               </w:rPr>
-              <w:t>2026-06-09</w:t>
+              <w:t>2026-06-28</w:t>
             </w:r>
           </w:p>
         </w:tc>
@@ -35308,7 +35308,7 @@
               <w:rPr>
                 <w:sz w:val="18"/>
               </w:rPr>
-              <w:t>fix: apply PR #169 changes — UIUX typo fixes and deterministic E2E offline check</w:t>
+              <w:t>test(frontend): add 3 new test suites (EnterpriseClientAppHooks, MapBackgroundIn</w:t>
             </w:r>
           </w:p>
         </w:tc>
@@ -36173,7 +36173,7 @@
               <w:rPr>
                 <w:sz w:val="18"/>
               </w:rPr>
-              <w:t>374</w:t>
+              <w:t>393</w:t>
             </w:r>
           </w:p>
         </w:tc>
@@ -36201,7 +36201,7 @@
               <w:rPr>
                 <w:sz w:val="18"/>
               </w:rPr>
-              <w:t>780</w:t>
+              <w:t>781</w:t>
             </w:r>
           </w:p>
         </w:tc>
@@ -36307,7 +36307,7 @@
         <w:br/>
         <w:t>Generated by scripts/update_master_doc.py</w:t>
         <w:br/>
-        <w:t>Timestamp: 2026-06-09 11:52 IST</w:t>
+        <w:t>Timestamp: 2026-07-01 23:24 IST</w:t>
         <w:br/>
         <w:t>Repository: github.com/SafeVixAI/SafeVixAI</w:t>
       </w:r>

--- a/docs/SafeVixAI_MASTER.docx
+++ b/docs/SafeVixAI_MASTER.docx
@@ -33723,7 +33723,7 @@
           <w:i w:val="0"/>
           <w:sz w:val="22"/>
         </w:rPr>
-        <w:t>🕐 Last auto-updated: 2026-06-09 11:52 IST</w:t>
+        <w:t>🕐 Last auto-updated: 2026-07-21 19:56 IST</w:t>
       </w:r>
     </w:p>
     <w:p>
@@ -33811,7 +33811,7 @@
               <w:rPr>
                 <w:sz w:val="18"/>
               </w:rPr>
-              <w:t>0</w:t>
+              <w:t>2</w:t>
             </w:r>
           </w:p>
         </w:tc>
@@ -33867,7 +33867,7 @@
               <w:rPr>
                 <w:sz w:val="18"/>
               </w:rPr>
-              <w:t>69 MB</w:t>
+              <w:t>87 MB</w:t>
             </w:r>
           </w:p>
         </w:tc>
@@ -33923,7 +33923,7 @@
               <w:rPr>
                 <w:sz w:val="18"/>
               </w:rPr>
-              <w:t>2026-06-09</w:t>
+              <w:t>2026-07-01</w:t>
             </w:r>
           </w:p>
         </w:tc>
@@ -33951,7 +33951,7 @@
               <w:rPr>
                 <w:sz w:val="18"/>
               </w:rPr>
-              <w:t>2</w:t>
+              <w:t>39</w:t>
             </w:r>
           </w:p>
         </w:tc>
@@ -34060,7 +34060,7 @@
               <w:rPr>
                 <w:sz w:val="18"/>
               </w:rPr>
-              <w:t>125ms | HTTP 404 | v?</w:t>
+              <w:t>149ms | HTTP 404 | v?</w:t>
             </w:r>
           </w:p>
         </w:tc>
@@ -34101,7 +34101,7 @@
               <w:rPr>
                 <w:sz w:val="18"/>
               </w:rPr>
-              <w:t>156ms | HTTP 404 | v?</w:t>
+              <w:t>571ms | HTTP 200 | v?</w:t>
             </w:r>
           </w:p>
         </w:tc>
@@ -34142,7 +34142,7 @@
               <w:rPr>
                 <w:sz w:val="18"/>
               </w:rPr>
-              <w:t>71ms | HTTP 200 | v?</w:t>
+              <w:t>336ms | HTTP 200 | v?</w:t>
             </w:r>
           </w:p>
         </w:tc>
@@ -34250,7 +34250,7 @@
               <w:rPr>
                 <w:sz w:val="18"/>
               </w:rPr>
-              <w:t>⏳ Update Master Document</w:t>
+              <w:t>⏳ Blue-Green Deployment</w:t>
             </w:r>
           </w:p>
         </w:tc>
@@ -34276,7 +34276,7 @@
               <w:rPr>
                 <w:sz w:val="18"/>
               </w:rPr>
-              <w:t>in_progress</w:t>
+              <w:t>skipped</w:t>
             </w:r>
           </w:p>
         </w:tc>
@@ -34289,7 +34289,7 @@
               <w:rPr>
                 <w:sz w:val="18"/>
               </w:rPr>
-              <w:t>2026-06-09</w:t>
+              <w:t>2026-07-21</w:t>
             </w:r>
           </w:p>
         </w:tc>
@@ -34304,7 +34304,7 @@
               <w:rPr>
                 <w:sz w:val="18"/>
               </w:rPr>
-              <w:t>⏳ Deploy Enterprise Docs</w:t>
+              <w:t>⏳ Deploy</w:t>
             </w:r>
           </w:p>
         </w:tc>
@@ -34330,7 +34330,7 @@
               <w:rPr>
                 <w:sz w:val="18"/>
               </w:rPr>
-              <w:t>in_progress</w:t>
+              <w:t>skipped</w:t>
             </w:r>
           </w:p>
         </w:tc>
@@ -34343,7 +34343,7 @@
               <w:rPr>
                 <w:sz w:val="18"/>
               </w:rPr>
-              <w:t>2026-06-09</w:t>
+              <w:t>2026-07-21</w:t>
             </w:r>
           </w:p>
         </w:tc>
@@ -34358,7 +34358,7 @@
               <w:rPr>
                 <w:sz w:val="18"/>
               </w:rPr>
-              <w:t>⏳ Contract Tests</w:t>
+              <w:t>⏳ Blue-Green Deployment</w:t>
             </w:r>
           </w:p>
         </w:tc>
@@ -34384,7 +34384,7 @@
               <w:rPr>
                 <w:sz w:val="18"/>
               </w:rPr>
-              <w:t>in_progress</w:t>
+              <w:t>skipped</w:t>
             </w:r>
           </w:p>
         </w:tc>
@@ -34397,7 +34397,7 @@
               <w:rPr>
                 <w:sz w:val="18"/>
               </w:rPr>
-              <w:t>2026-06-09</w:t>
+              <w:t>2026-07-21</w:t>
             </w:r>
           </w:p>
         </w:tc>
@@ -34412,7 +34412,7 @@
               <w:rPr>
                 <w:sz w:val="18"/>
               </w:rPr>
-              <w:t>⏳ Codacy Security Scan</w:t>
+              <w:t>⏳ Vercel Deploy</w:t>
             </w:r>
           </w:p>
         </w:tc>
@@ -34438,7 +34438,7 @@
               <w:rPr>
                 <w:sz w:val="18"/>
               </w:rPr>
-              <w:t>in_progress</w:t>
+              <w:t>skipped</w:t>
             </w:r>
           </w:p>
         </w:tc>
@@ -34451,7 +34451,7 @@
               <w:rPr>
                 <w:sz w:val="18"/>
               </w:rPr>
-              <w:t>2026-06-09</w:t>
+              <w:t>2026-07-21</w:t>
             </w:r>
           </w:p>
         </w:tc>
@@ -34466,7 +34466,7 @@
               <w:rPr>
                 <w:sz w:val="18"/>
               </w:rPr>
-              <w:t>⏳ Wiki Documentation Sync</w:t>
+              <w:t>⏳ Post-Deploy Smoke Tests</w:t>
             </w:r>
           </w:p>
         </w:tc>
@@ -34492,7 +34492,7 @@
               <w:rPr>
                 <w:sz w:val="18"/>
               </w:rPr>
-              <w:t>in_progress</w:t>
+              <w:t>skipped</w:t>
             </w:r>
           </w:p>
         </w:tc>
@@ -34505,7 +34505,7 @@
               <w:rPr>
                 <w:sz w:val="18"/>
               </w:rPr>
-              <w:t>2026-06-09</w:t>
+              <w:t>2026-07-21</w:t>
             </w:r>
           </w:p>
         </w:tc>
@@ -34520,7 +34520,7 @@
               <w:rPr>
                 <w:sz w:val="18"/>
               </w:rPr>
-              <w:t>⏳ Code Quality: Push on main</w:t>
+              <w:t>⏳ Auto Version Tag</w:t>
             </w:r>
           </w:p>
         </w:tc>
@@ -34533,7 +34533,7 @@
               <w:rPr>
                 <w:sz w:val="18"/>
               </w:rPr>
-              <w:t>main</w:t>
+              <w:t>dependabot/npm_and_yarn/frontend/nextjs-54b2cadb56</w:t>
             </w:r>
           </w:p>
         </w:tc>
@@ -34546,7 +34546,7 @@
               <w:rPr>
                 <w:sz w:val="18"/>
               </w:rPr>
-              <w:t>in_progress</w:t>
+              <w:t>skipped</w:t>
             </w:r>
           </w:p>
         </w:tc>
@@ -34559,7 +34559,7 @@
               <w:rPr>
                 <w:sz w:val="18"/>
               </w:rPr>
-              <w:t>2026-06-09</w:t>
+              <w:t>2026-07-21</w:t>
             </w:r>
           </w:p>
         </w:tc>
@@ -34574,7 +34574,7 @@
               <w:rPr>
                 <w:sz w:val="18"/>
               </w:rPr>
-              <w:t>⏳ Push on main</w:t>
+              <w:t>⏳ Auto Version Tag</w:t>
             </w:r>
           </w:p>
         </w:tc>
@@ -34587,7 +34587,7 @@
               <w:rPr>
                 <w:sz w:val="18"/>
               </w:rPr>
-              <w:t>main</w:t>
+              <w:t>dependabot/pip/backend/backend-dev-89e4b3a62f</w:t>
             </w:r>
           </w:p>
         </w:tc>
@@ -34600,7 +34600,7 @@
               <w:rPr>
                 <w:sz w:val="18"/>
               </w:rPr>
-              <w:t>in_progress</w:t>
+              <w:t>skipped</w:t>
             </w:r>
           </w:p>
         </w:tc>
@@ -34613,7 +34613,7 @@
               <w:rPr>
                 <w:sz w:val="18"/>
               </w:rPr>
-              <w:t>2026-06-09</w:t>
+              <w:t>2026-07-21</w:t>
             </w:r>
           </w:p>
         </w:tc>
@@ -34628,7 +34628,7 @@
               <w:rPr>
                 <w:sz w:val="18"/>
               </w:rPr>
-              <w:t>⏳ Branch Protection Checks</w:t>
+              <w:t>⏳ Auto Version Tag</w:t>
             </w:r>
           </w:p>
         </w:tc>
@@ -34641,7 +34641,7 @@
               <w:rPr>
                 <w:sz w:val="18"/>
               </w:rPr>
-              <w:t>copilot/fix-271806273-1189775594-56109f09-207f-4c1f-b6e9-92a559241e8f</w:t>
+              <w:t>dependabot/pip/chatbot_service/chatbot-core-0800ef9330</w:t>
             </w:r>
           </w:p>
         </w:tc>
@@ -34654,7 +34654,7 @@
               <w:rPr>
                 <w:sz w:val="18"/>
               </w:rPr>
-              <w:t>action_required</w:t>
+              <w:t>skipped</w:t>
             </w:r>
           </w:p>
         </w:tc>
@@ -34667,7 +34667,7 @@
               <w:rPr>
                 <w:sz w:val="18"/>
               </w:rPr>
-              <w:t>2026-06-09</w:t>
+              <w:t>2026-07-21</w:t>
             </w:r>
           </w:p>
         </w:tc>
@@ -34796,7 +34796,7 @@
               <w:rPr>
                 <w:sz w:val="18"/>
               </w:rPr>
-              <w:t>52397b4</w:t>
+              <w:t>2e712eb</w:t>
             </w:r>
           </w:p>
         </w:tc>
@@ -34809,7 +34809,7 @@
               <w:rPr>
                 <w:sz w:val="18"/>
               </w:rPr>
-              <w:t>2026-06-09</w:t>
+              <w:t>2026-07-21</w:t>
             </w:r>
           </w:p>
         </w:tc>
@@ -34822,7 +34822,7 @@
               <w:rPr>
                 <w:sz w:val="18"/>
               </w:rPr>
-              <w:t>Merge pull request #100 from SafeVixAI/docs-wiki-auto-update</w:t>
+              <w:t>Merge remote-tracking branch 'origin/main'</w:t>
             </w:r>
           </w:p>
         </w:tc>
@@ -34850,7 +34850,7 @@
               <w:rPr>
                 <w:sz w:val="18"/>
               </w:rPr>
-              <w:t>425db96</w:t>
+              <w:t>be87a3a</w:t>
             </w:r>
           </w:p>
         </w:tc>
@@ -34863,7 +34863,7 @@
               <w:rPr>
                 <w:sz w:val="18"/>
               </w:rPr>
-              <w:t>2026-06-09</w:t>
+              <w:t>2026-07-21</w:t>
             </w:r>
           </w:p>
         </w:tc>
@@ -34876,61 +34876,7 @@
               <w:rPr>
                 <w:sz w:val="18"/>
               </w:rPr>
-              <w:t>docs(wiki): auto-sync wiki documentation [automated]</w:t>
-            </w:r>
-          </w:p>
-        </w:tc>
-        <w:tc>
-          <w:tcPr>
-            <w:tcW w:type="dxa" w:w="2160"/>
-          </w:tcPr>
-          <w:p>
-            <w:r>
-              <w:rPr>
-                <w:sz w:val="18"/>
-              </w:rPr>
-              <w:t>rohitkumarnaidu</w:t>
-            </w:r>
-          </w:p>
-        </w:tc>
-      </w:tr>
-      <w:tr>
-        <w:tc>
-          <w:tcPr>
-            <w:tcW w:type="dxa" w:w="2160"/>
-          </w:tcPr>
-          <w:p>
-            <w:r>
-              <w:rPr>
-                <w:sz w:val="18"/>
-              </w:rPr>
-              <w:t>7c3823f</w:t>
-            </w:r>
-          </w:p>
-        </w:tc>
-        <w:tc>
-          <w:tcPr>
-            <w:tcW w:type="dxa" w:w="2160"/>
-          </w:tcPr>
-          <w:p>
-            <w:r>
-              <w:rPr>
-                <w:sz w:val="18"/>
-              </w:rPr>
-              <w:t>2026-06-09</w:t>
-            </w:r>
-          </w:p>
-        </w:tc>
-        <w:tc>
-          <w:tcPr>
-            <w:tcW w:type="dxa" w:w="2160"/>
-          </w:tcPr>
-          <w:p>
-            <w:r>
-              <w:rPr>
-                <w:sz w:val="18"/>
-              </w:rPr>
-              <w:t>fix(e2e): automate static asset copying, auto-dismiss SystemStatusBar, and fix o</w:t>
+              <w:t>release(v1.0.0): merge v1.0 release commit into main</w:t>
             </w:r>
           </w:p>
         </w:tc>
@@ -34958,7 +34904,7 @@
               <w:rPr>
                 <w:sz w:val="18"/>
               </w:rPr>
-              <w:t>372b126</w:t>
+              <w:t>306cbdb</w:t>
             </w:r>
           </w:p>
         </w:tc>
@@ -34971,7 +34917,7 @@
               <w:rPr>
                 <w:sz w:val="18"/>
               </w:rPr>
-              <w:t>2026-06-09</w:t>
+              <w:t>2026-07-21</w:t>
             </w:r>
           </w:p>
         </w:tc>
@@ -34984,7 +34930,7 @@
               <w:rPr>
                 <w:sz w:val="18"/>
               </w:rPr>
-              <w:t>style: fix remaining auto-fixable python quality findings</w:t>
+              <w:t>release(v1.0.0): final production release — enterprise-ready road safety PWA</w:t>
             </w:r>
           </w:p>
         </w:tc>
@@ -35012,7 +34958,7 @@
               <w:rPr>
                 <w:sz w:val="18"/>
               </w:rPr>
-              <w:t>97c854f</w:t>
+              <w:t>151db51</w:t>
             </w:r>
           </w:p>
         </w:tc>
@@ -35025,7 +34971,7 @@
               <w:rPr>
                 <w:sz w:val="18"/>
               </w:rPr>
-              <w:t>2026-06-09</w:t>
+              <w:t>2026-07-19</w:t>
             </w:r>
           </w:p>
         </w:tc>
@@ -35038,7 +34984,7 @@
               <w:rPr>
                 <w:sz w:val="18"/>
               </w:rPr>
-              <w:t>fix(e2e): copy .next/static into standalone output for JS/CSS hydration</w:t>
+              <w:t>fix(frontend): resolve screen variable conflicts and eliminate unused-var lint w</w:t>
             </w:r>
           </w:p>
         </w:tc>
@@ -35066,7 +35012,7 @@
               <w:rPr>
                 <w:sz w:val="18"/>
               </w:rPr>
-              <w:t>d74dfa9</w:t>
+              <w:t>3451c1e</w:t>
             </w:r>
           </w:p>
         </w:tc>
@@ -35079,7 +35025,7 @@
               <w:rPr>
                 <w:sz w:val="18"/>
               </w:rPr>
-              <w:t>2026-06-09</w:t>
+              <w:t>2026-07-19</w:t>
             </w:r>
           </w:p>
         </w:tc>
@@ -35092,7 +35038,7 @@
               <w:rPr>
                 <w:sz w:val="18"/>
               </w:rPr>
-              <w:t>style: run ruff check --fix --unsafe-fixes to resolve python maintainability fin</w:t>
+              <w:t xml:space="preserve">fix(frontend): add missing React imports and fix type exports in components and </w:t>
             </w:r>
           </w:p>
         </w:tc>
@@ -35120,7 +35066,7 @@
               <w:rPr>
                 <w:sz w:val="18"/>
               </w:rPr>
-              <w:t>b6808fa</w:t>
+              <w:t>939ce25</w:t>
             </w:r>
           </w:p>
         </w:tc>
@@ -35133,7 +35079,7 @@
               <w:rPr>
                 <w:sz w:val="18"/>
               </w:rPr>
-              <w:t>2026-06-09</w:t>
+              <w:t>2026-07-19</w:t>
             </w:r>
           </w:p>
         </w:tc>
@@ -35146,7 +35092,7 @@
               <w:rPr>
                 <w:sz w:val="18"/>
               </w:rPr>
-              <w:t>security: upgrade base OS packages inside all Dockerfiles to resolve Trivy RCE a</w:t>
+              <w:t>fix(frontend): add missing React namespace imports across 95 route page files</w:t>
             </w:r>
           </w:p>
         </w:tc>
@@ -35174,7 +35120,7 @@
               <w:rPr>
                 <w:sz w:val="18"/>
               </w:rPr>
-              <w:t>9503986</w:t>
+              <w:t>2f53f93</w:t>
             </w:r>
           </w:p>
         </w:tc>
@@ -35187,7 +35133,7 @@
               <w:rPr>
                 <w:sz w:val="18"/>
               </w:rPr>
-              <w:t>2026-06-09</w:t>
+              <w:t>2026-07-19</w:t>
             </w:r>
           </w:p>
         </w:tc>
@@ -35200,7 +35146,7 @@
               <w:rPr>
                 <w:sz w:val="18"/>
               </w:rPr>
-              <w:t>security: upgrade chromadb to 1.5.9 to resolve pre-auth RCE vulnerability and up</w:t>
+              <w:t>chore(frontend): exclude test and mock directories from tsconfig type-checking</w:t>
             </w:r>
           </w:p>
         </w:tc>
@@ -35228,7 +35174,7 @@
               <w:rPr>
                 <w:sz w:val="18"/>
               </w:rPr>
-              <w:t>86b8ecf</w:t>
+              <w:t>1501418</w:t>
             </w:r>
           </w:p>
         </w:tc>
@@ -35241,7 +35187,7 @@
               <w:rPr>
                 <w:sz w:val="18"/>
               </w:rPr>
-              <w:t>2026-06-09</w:t>
+              <w:t>2026-07-19</w:t>
             </w:r>
           </w:p>
         </w:tc>
@@ -35254,7 +35200,7 @@
               <w:rPr>
                 <w:sz w:val="18"/>
               </w:rPr>
-              <w:t>fix: apply PR #170 changes — IMPLEMENTATION_PLAN corrections, E2E type safety, d</w:t>
+              <w:t>fix(backend): align httpx recording tests with current service API signatures</w:t>
             </w:r>
           </w:p>
         </w:tc>
@@ -35282,7 +35228,7 @@
               <w:rPr>
                 <w:sz w:val="18"/>
               </w:rPr>
-              <w:t>7c3d484</w:t>
+              <w:t>0af07fa</w:t>
             </w:r>
           </w:p>
         </w:tc>
@@ -35295,7 +35241,7 @@
               <w:rPr>
                 <w:sz w:val="18"/>
               </w:rPr>
-              <w:t>2026-06-09</w:t>
+              <w:t>2026-07-16</w:t>
             </w:r>
           </w:p>
         </w:tc>
@@ -35308,7 +35254,61 @@
               <w:rPr>
                 <w:sz w:val="18"/>
               </w:rPr>
-              <w:t>fix: apply PR #169 changes — UIUX typo fixes and deterministic E2E offline check</w:t>
+              <w:t>chore: add graphify section to AGENTS.md + agent MD configs + Copilot instructio</w:t>
+            </w:r>
+          </w:p>
+        </w:tc>
+        <w:tc>
+          <w:tcPr>
+            <w:tcW w:type="dxa" w:w="2160"/>
+          </w:tcPr>
+          <w:p>
+            <w:r>
+              <w:rPr>
+                <w:sz w:val="18"/>
+              </w:rPr>
+              <w:t>Bappadala Rohith Kumar Naidu</w:t>
+            </w:r>
+          </w:p>
+        </w:tc>
+      </w:tr>
+      <w:tr>
+        <w:tc>
+          <w:tcPr>
+            <w:tcW w:type="dxa" w:w="2160"/>
+          </w:tcPr>
+          <w:p>
+            <w:r>
+              <w:rPr>
+                <w:sz w:val="18"/>
+              </w:rPr>
+              <w:t>6c8253a</w:t>
+            </w:r>
+          </w:p>
+        </w:tc>
+        <w:tc>
+          <w:tcPr>
+            <w:tcW w:type="dxa" w:w="2160"/>
+          </w:tcPr>
+          <w:p>
+            <w:r>
+              <w:rPr>
+                <w:sz w:val="18"/>
+              </w:rPr>
+              <w:t>2026-07-16</w:t>
+            </w:r>
+          </w:p>
+        </w:tc>
+        <w:tc>
+          <w:tcPr>
+            <w:tcW w:type="dxa" w:w="2160"/>
+          </w:tcPr>
+          <w:p>
+            <w:r>
+              <w:rPr>
+                <w:sz w:val="18"/>
+              </w:rPr>
+              <w:t>test(frontend): E2E flow tests — command center, privacy/terms, profile, setting</w:t>
             </w:r>
           </w:p>
         </w:tc>
@@ -36173,7 +36173,7 @@
               <w:rPr>
                 <w:sz w:val="18"/>
               </w:rPr>
-              <w:t>374</w:t>
+              <w:t>393</w:t>
             </w:r>
           </w:p>
         </w:tc>
@@ -36201,7 +36201,7 @@
               <w:rPr>
                 <w:sz w:val="18"/>
               </w:rPr>
-              <w:t>780</w:t>
+              <w:t>781</w:t>
             </w:r>
           </w:p>
         </w:tc>
@@ -36307,7 +36307,7 @@
         <w:br/>
         <w:t>Generated by scripts/update_master_doc.py</w:t>
         <w:br/>
-        <w:t>Timestamp: 2026-06-09 11:52 IST</w:t>
+        <w:t>Timestamp: 2026-07-21 19:56 IST</w:t>
         <w:br/>
         <w:t>Repository: github.com/SafeVixAI/SafeVixAI</w:t>
       </w:r>

--- a/docs/SafeVixAI_MASTER.docx
+++ b/docs/SafeVixAI_MASTER.docx
@@ -33723,7 +33723,7 @@
           <w:i w:val="0"/>
           <w:sz w:val="22"/>
         </w:rPr>
-        <w:t>🕐 Last auto-updated: 2026-06-09 11:52 IST</w:t>
+        <w:t>🕐 Last auto-updated: 2026-07-21 21:01 IST</w:t>
       </w:r>
     </w:p>
     <w:p>
@@ -33811,7 +33811,7 @@
               <w:rPr>
                 <w:sz w:val="18"/>
               </w:rPr>
-              <w:t>0</w:t>
+              <w:t>2</w:t>
             </w:r>
           </w:p>
         </w:tc>
@@ -33867,7 +33867,7 @@
               <w:rPr>
                 <w:sz w:val="18"/>
               </w:rPr>
-              <w:t>69 MB</w:t>
+              <w:t>89 MB</w:t>
             </w:r>
           </w:p>
         </w:tc>
@@ -33923,7 +33923,7 @@
               <w:rPr>
                 <w:sz w:val="18"/>
               </w:rPr>
-              <w:t>2026-06-09</w:t>
+              <w:t>2026-07-21</w:t>
             </w:r>
           </w:p>
         </w:tc>
@@ -33951,7 +33951,7 @@
               <w:rPr>
                 <w:sz w:val="18"/>
               </w:rPr>
-              <w:t>2</w:t>
+              <w:t>45</w:t>
             </w:r>
           </w:p>
         </w:tc>
@@ -34060,7 +34060,7 @@
               <w:rPr>
                 <w:sz w:val="18"/>
               </w:rPr>
-              <w:t>125ms | HTTP 404 | v?</w:t>
+              <w:t>88ms | HTTP 404 | v?</w:t>
             </w:r>
           </w:p>
         </w:tc>
@@ -34101,7 +34101,7 @@
               <w:rPr>
                 <w:sz w:val="18"/>
               </w:rPr>
-              <w:t>156ms | HTTP 404 | v?</w:t>
+              <w:t>941ms | HTTP 200 | v?</w:t>
             </w:r>
           </w:p>
         </w:tc>
@@ -34142,7 +34142,7 @@
               <w:rPr>
                 <w:sz w:val="18"/>
               </w:rPr>
-              <w:t>71ms | HTTP 200 | v?</w:t>
+              <w:t>315ms | HTTP 200 | v?</w:t>
             </w:r>
           </w:p>
         </w:tc>
@@ -34250,7 +34250,277 @@
               <w:rPr>
                 <w:sz w:val="18"/>
               </w:rPr>
-              <w:t>⏳ Update Master Document</w:t>
+              <w:t>⏳ Blue-Green Deployment</w:t>
+            </w:r>
+          </w:p>
+        </w:tc>
+        <w:tc>
+          <w:tcPr>
+            <w:tcW w:type="dxa" w:w="2160"/>
+          </w:tcPr>
+          <w:p>
+            <w:r>
+              <w:rPr>
+                <w:sz w:val="18"/>
+              </w:rPr>
+              <w:t>main</w:t>
+            </w:r>
+          </w:p>
+        </w:tc>
+        <w:tc>
+          <w:tcPr>
+            <w:tcW w:type="dxa" w:w="2160"/>
+          </w:tcPr>
+          <w:p>
+            <w:r>
+              <w:rPr>
+                <w:sz w:val="18"/>
+              </w:rPr>
+              <w:t>skipped</w:t>
+            </w:r>
+          </w:p>
+        </w:tc>
+        <w:tc>
+          <w:tcPr>
+            <w:tcW w:type="dxa" w:w="2160"/>
+          </w:tcPr>
+          <w:p>
+            <w:r>
+              <w:rPr>
+                <w:sz w:val="18"/>
+              </w:rPr>
+              <w:t>2026-07-21</w:t>
+            </w:r>
+          </w:p>
+        </w:tc>
+      </w:tr>
+      <w:tr>
+        <w:tc>
+          <w:tcPr>
+            <w:tcW w:type="dxa" w:w="2160"/>
+          </w:tcPr>
+          <w:p>
+            <w:r>
+              <w:rPr>
+                <w:sz w:val="18"/>
+              </w:rPr>
+              <w:t>⏳ Deploy</w:t>
+            </w:r>
+          </w:p>
+        </w:tc>
+        <w:tc>
+          <w:tcPr>
+            <w:tcW w:type="dxa" w:w="2160"/>
+          </w:tcPr>
+          <w:p>
+            <w:r>
+              <w:rPr>
+                <w:sz w:val="18"/>
+              </w:rPr>
+              <w:t>main</w:t>
+            </w:r>
+          </w:p>
+        </w:tc>
+        <w:tc>
+          <w:tcPr>
+            <w:tcW w:type="dxa" w:w="2160"/>
+          </w:tcPr>
+          <w:p>
+            <w:r>
+              <w:rPr>
+                <w:sz w:val="18"/>
+              </w:rPr>
+              <w:t>skipped</w:t>
+            </w:r>
+          </w:p>
+        </w:tc>
+        <w:tc>
+          <w:tcPr>
+            <w:tcW w:type="dxa" w:w="2160"/>
+          </w:tcPr>
+          <w:p>
+            <w:r>
+              <w:rPr>
+                <w:sz w:val="18"/>
+              </w:rPr>
+              <w:t>2026-07-21</w:t>
+            </w:r>
+          </w:p>
+        </w:tc>
+      </w:tr>
+      <w:tr>
+        <w:tc>
+          <w:tcPr>
+            <w:tcW w:type="dxa" w:w="2160"/>
+          </w:tcPr>
+          <w:p>
+            <w:r>
+              <w:rPr>
+                <w:sz w:val="18"/>
+              </w:rPr>
+              <w:t>⏳ Vercel Deploy</w:t>
+            </w:r>
+          </w:p>
+        </w:tc>
+        <w:tc>
+          <w:tcPr>
+            <w:tcW w:type="dxa" w:w="2160"/>
+          </w:tcPr>
+          <w:p>
+            <w:r>
+              <w:rPr>
+                <w:sz w:val="18"/>
+              </w:rPr>
+              <w:t>main</w:t>
+            </w:r>
+          </w:p>
+        </w:tc>
+        <w:tc>
+          <w:tcPr>
+            <w:tcW w:type="dxa" w:w="2160"/>
+          </w:tcPr>
+          <w:p>
+            <w:r>
+              <w:rPr>
+                <w:sz w:val="18"/>
+              </w:rPr>
+              <w:t>skipped</w:t>
+            </w:r>
+          </w:p>
+        </w:tc>
+        <w:tc>
+          <w:tcPr>
+            <w:tcW w:type="dxa" w:w="2160"/>
+          </w:tcPr>
+          <w:p>
+            <w:r>
+              <w:rPr>
+                <w:sz w:val="18"/>
+              </w:rPr>
+              <w:t>2026-07-21</w:t>
+            </w:r>
+          </w:p>
+        </w:tc>
+      </w:tr>
+      <w:tr>
+        <w:tc>
+          <w:tcPr>
+            <w:tcW w:type="dxa" w:w="2160"/>
+          </w:tcPr>
+          <w:p>
+            <w:r>
+              <w:rPr>
+                <w:sz w:val="18"/>
+              </w:rPr>
+              <w:t>⏳ Blue-Green Deployment</w:t>
+            </w:r>
+          </w:p>
+        </w:tc>
+        <w:tc>
+          <w:tcPr>
+            <w:tcW w:type="dxa" w:w="2160"/>
+          </w:tcPr>
+          <w:p>
+            <w:r>
+              <w:rPr>
+                <w:sz w:val="18"/>
+              </w:rPr>
+              <w:t>main</w:t>
+            </w:r>
+          </w:p>
+        </w:tc>
+        <w:tc>
+          <w:tcPr>
+            <w:tcW w:type="dxa" w:w="2160"/>
+          </w:tcPr>
+          <w:p>
+            <w:r>
+              <w:rPr>
+                <w:sz w:val="18"/>
+              </w:rPr>
+              <w:t>skipped</w:t>
+            </w:r>
+          </w:p>
+        </w:tc>
+        <w:tc>
+          <w:tcPr>
+            <w:tcW w:type="dxa" w:w="2160"/>
+          </w:tcPr>
+          <w:p>
+            <w:r>
+              <w:rPr>
+                <w:sz w:val="18"/>
+              </w:rPr>
+              <w:t>2026-07-21</w:t>
+            </w:r>
+          </w:p>
+        </w:tc>
+      </w:tr>
+      <w:tr>
+        <w:tc>
+          <w:tcPr>
+            <w:tcW w:type="dxa" w:w="2160"/>
+          </w:tcPr>
+          <w:p>
+            <w:r>
+              <w:rPr>
+                <w:sz w:val="18"/>
+              </w:rPr>
+              <w:t>⏳ Post-Deploy Smoke Tests</w:t>
+            </w:r>
+          </w:p>
+        </w:tc>
+        <w:tc>
+          <w:tcPr>
+            <w:tcW w:type="dxa" w:w="2160"/>
+          </w:tcPr>
+          <w:p>
+            <w:r>
+              <w:rPr>
+                <w:sz w:val="18"/>
+              </w:rPr>
+              <w:t>main</w:t>
+            </w:r>
+          </w:p>
+        </w:tc>
+        <w:tc>
+          <w:tcPr>
+            <w:tcW w:type="dxa" w:w="2160"/>
+          </w:tcPr>
+          <w:p>
+            <w:r>
+              <w:rPr>
+                <w:sz w:val="18"/>
+              </w:rPr>
+              <w:t>skipped</w:t>
+            </w:r>
+          </w:p>
+        </w:tc>
+        <w:tc>
+          <w:tcPr>
+            <w:tcW w:type="dxa" w:w="2160"/>
+          </w:tcPr>
+          <w:p>
+            <w:r>
+              <w:rPr>
+                <w:sz w:val="18"/>
+              </w:rPr>
+              <w:t>2026-07-21</w:t>
+            </w:r>
+          </w:p>
+        </w:tc>
+      </w:tr>
+      <w:tr>
+        <w:tc>
+          <w:tcPr>
+            <w:tcW w:type="dxa" w:w="2160"/>
+          </w:tcPr>
+          <w:p>
+            <w:r>
+              <w:rPr>
+                <w:sz w:val="18"/>
+              </w:rPr>
+              <w:t>⏳ Security Scan</w:t>
             </w:r>
           </w:p>
         </w:tc>
@@ -34289,7 +34559,7 @@
               <w:rPr>
                 <w:sz w:val="18"/>
               </w:rPr>
-              <w:t>2026-06-09</w:t>
+              <w:t>2026-07-21</w:t>
             </w:r>
           </w:p>
         </w:tc>
@@ -34304,7 +34574,7 @@
               <w:rPr>
                 <w:sz w:val="18"/>
               </w:rPr>
-              <w:t>⏳ Deploy Enterprise Docs</w:t>
+              <w:t>⏳ License Scan</w:t>
             </w:r>
           </w:p>
         </w:tc>
@@ -34343,7 +34613,7 @@
               <w:rPr>
                 <w:sz w:val="18"/>
               </w:rPr>
-              <w:t>2026-06-09</w:t>
+              <w:t>2026-07-21</w:t>
             </w:r>
           </w:p>
         </w:tc>
@@ -34358,7 +34628,7 @@
               <w:rPr>
                 <w:sz w:val="18"/>
               </w:rPr>
-              <w:t>⏳ Contract Tests</w:t>
+              <w:t>⏳ CodeQL Analysis</w:t>
             </w:r>
           </w:p>
         </w:tc>
@@ -34397,277 +34667,7 @@
               <w:rPr>
                 <w:sz w:val="18"/>
               </w:rPr>
-              <w:t>2026-06-09</w:t>
-            </w:r>
-          </w:p>
-        </w:tc>
-      </w:tr>
-      <w:tr>
-        <w:tc>
-          <w:tcPr>
-            <w:tcW w:type="dxa" w:w="2160"/>
-          </w:tcPr>
-          <w:p>
-            <w:r>
-              <w:rPr>
-                <w:sz w:val="18"/>
-              </w:rPr>
-              <w:t>⏳ Codacy Security Scan</w:t>
-            </w:r>
-          </w:p>
-        </w:tc>
-        <w:tc>
-          <w:tcPr>
-            <w:tcW w:type="dxa" w:w="2160"/>
-          </w:tcPr>
-          <w:p>
-            <w:r>
-              <w:rPr>
-                <w:sz w:val="18"/>
-              </w:rPr>
-              <w:t>main</w:t>
-            </w:r>
-          </w:p>
-        </w:tc>
-        <w:tc>
-          <w:tcPr>
-            <w:tcW w:type="dxa" w:w="2160"/>
-          </w:tcPr>
-          <w:p>
-            <w:r>
-              <w:rPr>
-                <w:sz w:val="18"/>
-              </w:rPr>
-              <w:t>in_progress</w:t>
-            </w:r>
-          </w:p>
-        </w:tc>
-        <w:tc>
-          <w:tcPr>
-            <w:tcW w:type="dxa" w:w="2160"/>
-          </w:tcPr>
-          <w:p>
-            <w:r>
-              <w:rPr>
-                <w:sz w:val="18"/>
-              </w:rPr>
-              <w:t>2026-06-09</w:t>
-            </w:r>
-          </w:p>
-        </w:tc>
-      </w:tr>
-      <w:tr>
-        <w:tc>
-          <w:tcPr>
-            <w:tcW w:type="dxa" w:w="2160"/>
-          </w:tcPr>
-          <w:p>
-            <w:r>
-              <w:rPr>
-                <w:sz w:val="18"/>
-              </w:rPr>
-              <w:t>⏳ Wiki Documentation Sync</w:t>
-            </w:r>
-          </w:p>
-        </w:tc>
-        <w:tc>
-          <w:tcPr>
-            <w:tcW w:type="dxa" w:w="2160"/>
-          </w:tcPr>
-          <w:p>
-            <w:r>
-              <w:rPr>
-                <w:sz w:val="18"/>
-              </w:rPr>
-              <w:t>main</w:t>
-            </w:r>
-          </w:p>
-        </w:tc>
-        <w:tc>
-          <w:tcPr>
-            <w:tcW w:type="dxa" w:w="2160"/>
-          </w:tcPr>
-          <w:p>
-            <w:r>
-              <w:rPr>
-                <w:sz w:val="18"/>
-              </w:rPr>
-              <w:t>in_progress</w:t>
-            </w:r>
-          </w:p>
-        </w:tc>
-        <w:tc>
-          <w:tcPr>
-            <w:tcW w:type="dxa" w:w="2160"/>
-          </w:tcPr>
-          <w:p>
-            <w:r>
-              <w:rPr>
-                <w:sz w:val="18"/>
-              </w:rPr>
-              <w:t>2026-06-09</w:t>
-            </w:r>
-          </w:p>
-        </w:tc>
-      </w:tr>
-      <w:tr>
-        <w:tc>
-          <w:tcPr>
-            <w:tcW w:type="dxa" w:w="2160"/>
-          </w:tcPr>
-          <w:p>
-            <w:r>
-              <w:rPr>
-                <w:sz w:val="18"/>
-              </w:rPr>
-              <w:t>⏳ Code Quality: Push on main</w:t>
-            </w:r>
-          </w:p>
-        </w:tc>
-        <w:tc>
-          <w:tcPr>
-            <w:tcW w:type="dxa" w:w="2160"/>
-          </w:tcPr>
-          <w:p>
-            <w:r>
-              <w:rPr>
-                <w:sz w:val="18"/>
-              </w:rPr>
-              <w:t>main</w:t>
-            </w:r>
-          </w:p>
-        </w:tc>
-        <w:tc>
-          <w:tcPr>
-            <w:tcW w:type="dxa" w:w="2160"/>
-          </w:tcPr>
-          <w:p>
-            <w:r>
-              <w:rPr>
-                <w:sz w:val="18"/>
-              </w:rPr>
-              <w:t>in_progress</w:t>
-            </w:r>
-          </w:p>
-        </w:tc>
-        <w:tc>
-          <w:tcPr>
-            <w:tcW w:type="dxa" w:w="2160"/>
-          </w:tcPr>
-          <w:p>
-            <w:r>
-              <w:rPr>
-                <w:sz w:val="18"/>
-              </w:rPr>
-              <w:t>2026-06-09</w:t>
-            </w:r>
-          </w:p>
-        </w:tc>
-      </w:tr>
-      <w:tr>
-        <w:tc>
-          <w:tcPr>
-            <w:tcW w:type="dxa" w:w="2160"/>
-          </w:tcPr>
-          <w:p>
-            <w:r>
-              <w:rPr>
-                <w:sz w:val="18"/>
-              </w:rPr>
-              <w:t>⏳ Push on main</w:t>
-            </w:r>
-          </w:p>
-        </w:tc>
-        <w:tc>
-          <w:tcPr>
-            <w:tcW w:type="dxa" w:w="2160"/>
-          </w:tcPr>
-          <w:p>
-            <w:r>
-              <w:rPr>
-                <w:sz w:val="18"/>
-              </w:rPr>
-              <w:t>main</w:t>
-            </w:r>
-          </w:p>
-        </w:tc>
-        <w:tc>
-          <w:tcPr>
-            <w:tcW w:type="dxa" w:w="2160"/>
-          </w:tcPr>
-          <w:p>
-            <w:r>
-              <w:rPr>
-                <w:sz w:val="18"/>
-              </w:rPr>
-              <w:t>in_progress</w:t>
-            </w:r>
-          </w:p>
-        </w:tc>
-        <w:tc>
-          <w:tcPr>
-            <w:tcW w:type="dxa" w:w="2160"/>
-          </w:tcPr>
-          <w:p>
-            <w:r>
-              <w:rPr>
-                <w:sz w:val="18"/>
-              </w:rPr>
-              <w:t>2026-06-09</w:t>
-            </w:r>
-          </w:p>
-        </w:tc>
-      </w:tr>
-      <w:tr>
-        <w:tc>
-          <w:tcPr>
-            <w:tcW w:type="dxa" w:w="2160"/>
-          </w:tcPr>
-          <w:p>
-            <w:r>
-              <w:rPr>
-                <w:sz w:val="18"/>
-              </w:rPr>
-              <w:t>⏳ Branch Protection Checks</w:t>
-            </w:r>
-          </w:p>
-        </w:tc>
-        <w:tc>
-          <w:tcPr>
-            <w:tcW w:type="dxa" w:w="2160"/>
-          </w:tcPr>
-          <w:p>
-            <w:r>
-              <w:rPr>
-                <w:sz w:val="18"/>
-              </w:rPr>
-              <w:t>copilot/fix-271806273-1189775594-56109f09-207f-4c1f-b6e9-92a559241e8f</w:t>
-            </w:r>
-          </w:p>
-        </w:tc>
-        <w:tc>
-          <w:tcPr>
-            <w:tcW w:type="dxa" w:w="2160"/>
-          </w:tcPr>
-          <w:p>
-            <w:r>
-              <w:rPr>
-                <w:sz w:val="18"/>
-              </w:rPr>
-              <w:t>action_required</w:t>
-            </w:r>
-          </w:p>
-        </w:tc>
-        <w:tc>
-          <w:tcPr>
-            <w:tcW w:type="dxa" w:w="2160"/>
-          </w:tcPr>
-          <w:p>
-            <w:r>
-              <w:rPr>
-                <w:sz w:val="18"/>
-              </w:rPr>
-              <w:t>2026-06-09</w:t>
+              <w:t>2026-07-21</w:t>
             </w:r>
           </w:p>
         </w:tc>
@@ -34796,7 +34796,7 @@
               <w:rPr>
                 <w:sz w:val="18"/>
               </w:rPr>
-              <w:t>52397b4</w:t>
+              <w:t>912624e</w:t>
             </w:r>
           </w:p>
         </w:tc>
@@ -34809,7 +34809,7 @@
               <w:rPr>
                 <w:sz w:val="18"/>
               </w:rPr>
-              <w:t>2026-06-09</w:t>
+              <w:t>2026-07-21</w:t>
             </w:r>
           </w:p>
         </w:tc>
@@ -34822,7 +34822,7 @@
               <w:rPr>
                 <w:sz w:val="18"/>
               </w:rPr>
-              <w:t>Merge pull request #100 from SafeVixAI/docs-wiki-auto-update</w:t>
+              <w:t>release(v1.0): enterprise hardening — ADR cleanup, release notes, testing policy</w:t>
             </w:r>
           </w:p>
         </w:tc>
@@ -34850,7 +34850,7 @@
               <w:rPr>
                 <w:sz w:val="18"/>
               </w:rPr>
-              <w:t>425db96</w:t>
+              <w:t>2e712eb</w:t>
             </w:r>
           </w:p>
         </w:tc>
@@ -34863,7 +34863,7 @@
               <w:rPr>
                 <w:sz w:val="18"/>
               </w:rPr>
-              <w:t>2026-06-09</w:t>
+              <w:t>2026-07-21</w:t>
             </w:r>
           </w:p>
         </w:tc>
@@ -34876,61 +34876,7 @@
               <w:rPr>
                 <w:sz w:val="18"/>
               </w:rPr>
-              <w:t>docs(wiki): auto-sync wiki documentation [automated]</w:t>
-            </w:r>
-          </w:p>
-        </w:tc>
-        <w:tc>
-          <w:tcPr>
-            <w:tcW w:type="dxa" w:w="2160"/>
-          </w:tcPr>
-          <w:p>
-            <w:r>
-              <w:rPr>
-                <w:sz w:val="18"/>
-              </w:rPr>
-              <w:t>rohitkumarnaidu</w:t>
-            </w:r>
-          </w:p>
-        </w:tc>
-      </w:tr>
-      <w:tr>
-        <w:tc>
-          <w:tcPr>
-            <w:tcW w:type="dxa" w:w="2160"/>
-          </w:tcPr>
-          <w:p>
-            <w:r>
-              <w:rPr>
-                <w:sz w:val="18"/>
-              </w:rPr>
-              <w:t>7c3823f</w:t>
-            </w:r>
-          </w:p>
-        </w:tc>
-        <w:tc>
-          <w:tcPr>
-            <w:tcW w:type="dxa" w:w="2160"/>
-          </w:tcPr>
-          <w:p>
-            <w:r>
-              <w:rPr>
-                <w:sz w:val="18"/>
-              </w:rPr>
-              <w:t>2026-06-09</w:t>
-            </w:r>
-          </w:p>
-        </w:tc>
-        <w:tc>
-          <w:tcPr>
-            <w:tcW w:type="dxa" w:w="2160"/>
-          </w:tcPr>
-          <w:p>
-            <w:r>
-              <w:rPr>
-                <w:sz w:val="18"/>
-              </w:rPr>
-              <w:t>fix(e2e): automate static asset copying, auto-dismiss SystemStatusBar, and fix o</w:t>
+              <w:t>Merge remote-tracking branch 'origin/main'</w:t>
             </w:r>
           </w:p>
         </w:tc>
@@ -34958,7 +34904,7 @@
               <w:rPr>
                 <w:sz w:val="18"/>
               </w:rPr>
-              <w:t>372b126</w:t>
+              <w:t>be87a3a</w:t>
             </w:r>
           </w:p>
         </w:tc>
@@ -34971,7 +34917,7 @@
               <w:rPr>
                 <w:sz w:val="18"/>
               </w:rPr>
-              <w:t>2026-06-09</w:t>
+              <w:t>2026-07-21</w:t>
             </w:r>
           </w:p>
         </w:tc>
@@ -34984,7 +34930,7 @@
               <w:rPr>
                 <w:sz w:val="18"/>
               </w:rPr>
-              <w:t>style: fix remaining auto-fixable python quality findings</w:t>
+              <w:t>release(v1.0.0): merge v1.0 release commit into main</w:t>
             </w:r>
           </w:p>
         </w:tc>
@@ -35012,7 +34958,7 @@
               <w:rPr>
                 <w:sz w:val="18"/>
               </w:rPr>
-              <w:t>97c854f</w:t>
+              <w:t>306cbdb</w:t>
             </w:r>
           </w:p>
         </w:tc>
@@ -35025,7 +34971,7 @@
               <w:rPr>
                 <w:sz w:val="18"/>
               </w:rPr>
-              <w:t>2026-06-09</w:t>
+              <w:t>2026-07-21</w:t>
             </w:r>
           </w:p>
         </w:tc>
@@ -35038,7 +34984,7 @@
               <w:rPr>
                 <w:sz w:val="18"/>
               </w:rPr>
-              <w:t>fix(e2e): copy .next/static into standalone output for JS/CSS hydration</w:t>
+              <w:t>release(v1.0.0): final production release — enterprise-ready road safety PWA</w:t>
             </w:r>
           </w:p>
         </w:tc>
@@ -35066,7 +35012,7 @@
               <w:rPr>
                 <w:sz w:val="18"/>
               </w:rPr>
-              <w:t>d74dfa9</w:t>
+              <w:t>151db51</w:t>
             </w:r>
           </w:p>
         </w:tc>
@@ -35079,7 +35025,7 @@
               <w:rPr>
                 <w:sz w:val="18"/>
               </w:rPr>
-              <w:t>2026-06-09</w:t>
+              <w:t>2026-07-19</w:t>
             </w:r>
           </w:p>
         </w:tc>
@@ -35092,7 +35038,7 @@
               <w:rPr>
                 <w:sz w:val="18"/>
               </w:rPr>
-              <w:t>style: run ruff check --fix --unsafe-fixes to resolve python maintainability fin</w:t>
+              <w:t>fix(frontend): resolve screen variable conflicts and eliminate unused-var lint w</w:t>
             </w:r>
           </w:p>
         </w:tc>
@@ -35120,7 +35066,7 @@
               <w:rPr>
                 <w:sz w:val="18"/>
               </w:rPr>
-              <w:t>b6808fa</w:t>
+              <w:t>3451c1e</w:t>
             </w:r>
           </w:p>
         </w:tc>
@@ -35133,7 +35079,7 @@
               <w:rPr>
                 <w:sz w:val="18"/>
               </w:rPr>
-              <w:t>2026-06-09</w:t>
+              <w:t>2026-07-19</w:t>
             </w:r>
           </w:p>
         </w:tc>
@@ -35146,7 +35092,7 @@
               <w:rPr>
                 <w:sz w:val="18"/>
               </w:rPr>
-              <w:t>security: upgrade base OS packages inside all Dockerfiles to resolve Trivy RCE a</w:t>
+              <w:t xml:space="preserve">fix(frontend): add missing React imports and fix type exports in components and </w:t>
             </w:r>
           </w:p>
         </w:tc>
@@ -35174,7 +35120,7 @@
               <w:rPr>
                 <w:sz w:val="18"/>
               </w:rPr>
-              <w:t>9503986</w:t>
+              <w:t>939ce25</w:t>
             </w:r>
           </w:p>
         </w:tc>
@@ -35187,7 +35133,7 @@
               <w:rPr>
                 <w:sz w:val="18"/>
               </w:rPr>
-              <w:t>2026-06-09</w:t>
+              <w:t>2026-07-19</w:t>
             </w:r>
           </w:p>
         </w:tc>
@@ -35200,7 +35146,7 @@
               <w:rPr>
                 <w:sz w:val="18"/>
               </w:rPr>
-              <w:t>security: upgrade chromadb to 1.5.9 to resolve pre-auth RCE vulnerability and up</w:t>
+              <w:t>fix(frontend): add missing React namespace imports across 95 route page files</w:t>
             </w:r>
           </w:p>
         </w:tc>
@@ -35228,7 +35174,7 @@
               <w:rPr>
                 <w:sz w:val="18"/>
               </w:rPr>
-              <w:t>86b8ecf</w:t>
+              <w:t>2f53f93</w:t>
             </w:r>
           </w:p>
         </w:tc>
@@ -35241,7 +35187,7 @@
               <w:rPr>
                 <w:sz w:val="18"/>
               </w:rPr>
-              <w:t>2026-06-09</w:t>
+              <w:t>2026-07-19</w:t>
             </w:r>
           </w:p>
         </w:tc>
@@ -35254,7 +35200,7 @@
               <w:rPr>
                 <w:sz w:val="18"/>
               </w:rPr>
-              <w:t>fix: apply PR #170 changes — IMPLEMENTATION_PLAN corrections, E2E type safety, d</w:t>
+              <w:t>chore(frontend): exclude test and mock directories from tsconfig type-checking</w:t>
             </w:r>
           </w:p>
         </w:tc>
@@ -35282,7 +35228,7 @@
               <w:rPr>
                 <w:sz w:val="18"/>
               </w:rPr>
-              <w:t>7c3d484</w:t>
+              <w:t>1501418</w:t>
             </w:r>
           </w:p>
         </w:tc>
@@ -35295,7 +35241,7 @@
               <w:rPr>
                 <w:sz w:val="18"/>
               </w:rPr>
-              <w:t>2026-06-09</w:t>
+              <w:t>2026-07-19</w:t>
             </w:r>
           </w:p>
         </w:tc>
@@ -35308,7 +35254,61 @@
               <w:rPr>
                 <w:sz w:val="18"/>
               </w:rPr>
-              <w:t>fix: apply PR #169 changes — UIUX typo fixes and deterministic E2E offline check</w:t>
+              <w:t>fix(backend): align httpx recording tests with current service API signatures</w:t>
+            </w:r>
+          </w:p>
+        </w:tc>
+        <w:tc>
+          <w:tcPr>
+            <w:tcW w:type="dxa" w:w="2160"/>
+          </w:tcPr>
+          <w:p>
+            <w:r>
+              <w:rPr>
+                <w:sz w:val="18"/>
+              </w:rPr>
+              <w:t>Bappadala Rohith Kumar Naidu</w:t>
+            </w:r>
+          </w:p>
+        </w:tc>
+      </w:tr>
+      <w:tr>
+        <w:tc>
+          <w:tcPr>
+            <w:tcW w:type="dxa" w:w="2160"/>
+          </w:tcPr>
+          <w:p>
+            <w:r>
+              <w:rPr>
+                <w:sz w:val="18"/>
+              </w:rPr>
+              <w:t>0af07fa</w:t>
+            </w:r>
+          </w:p>
+        </w:tc>
+        <w:tc>
+          <w:tcPr>
+            <w:tcW w:type="dxa" w:w="2160"/>
+          </w:tcPr>
+          <w:p>
+            <w:r>
+              <w:rPr>
+                <w:sz w:val="18"/>
+              </w:rPr>
+              <w:t>2026-07-16</w:t>
+            </w:r>
+          </w:p>
+        </w:tc>
+        <w:tc>
+          <w:tcPr>
+            <w:tcW w:type="dxa" w:w="2160"/>
+          </w:tcPr>
+          <w:p>
+            <w:r>
+              <w:rPr>
+                <w:sz w:val="18"/>
+              </w:rPr>
+              <w:t>chore: add graphify section to AGENTS.md + agent MD configs + Copilot instructio</w:t>
             </w:r>
           </w:p>
         </w:tc>
@@ -36173,7 +36173,7 @@
               <w:rPr>
                 <w:sz w:val="18"/>
               </w:rPr>
-              <w:t>374</w:t>
+              <w:t>393</w:t>
             </w:r>
           </w:p>
         </w:tc>
@@ -36201,7 +36201,7 @@
               <w:rPr>
                 <w:sz w:val="18"/>
               </w:rPr>
-              <w:t>780</w:t>
+              <w:t>781</w:t>
             </w:r>
           </w:p>
         </w:tc>
@@ -36307,7 +36307,7 @@
         <w:br/>
         <w:t>Generated by scripts/update_master_doc.py</w:t>
         <w:br/>
-        <w:t>Timestamp: 2026-06-09 11:52 IST</w:t>
+        <w:t>Timestamp: 2026-07-21 21:01 IST</w:t>
         <w:br/>
         <w:t>Repository: github.com/SafeVixAI/SafeVixAI</w:t>
       </w:r>

--- a/docs/SafeVixAI_MASTER.docx
+++ b/docs/SafeVixAI_MASTER.docx
@@ -33723,7 +33723,7 @@
           <w:i w:val="0"/>
           <w:sz w:val="22"/>
         </w:rPr>
-        <w:t>🕐 Last auto-updated: 2026-06-09 11:52 IST</w:t>
+        <w:t>🕐 Last auto-updated: 2026-07-21 22:34 IST</w:t>
       </w:r>
     </w:p>
     <w:p>
@@ -33811,7 +33811,7 @@
               <w:rPr>
                 <w:sz w:val="18"/>
               </w:rPr>
-              <w:t>0</w:t>
+              <w:t>2</w:t>
             </w:r>
           </w:p>
         </w:tc>
@@ -33867,7 +33867,7 @@
               <w:rPr>
                 <w:sz w:val="18"/>
               </w:rPr>
-              <w:t>69 MB</w:t>
+              <w:t>89 MB</w:t>
             </w:r>
           </w:p>
         </w:tc>
@@ -33923,7 +33923,7 @@
               <w:rPr>
                 <w:sz w:val="18"/>
               </w:rPr>
-              <w:t>2026-06-09</w:t>
+              <w:t>2026-07-21</w:t>
             </w:r>
           </w:p>
         </w:tc>
@@ -33951,7 +33951,7 @@
               <w:rPr>
                 <w:sz w:val="18"/>
               </w:rPr>
-              <w:t>2</w:t>
+              <w:t>47</w:t>
             </w:r>
           </w:p>
         </w:tc>
@@ -34060,7 +34060,7 @@
               <w:rPr>
                 <w:sz w:val="18"/>
               </w:rPr>
-              <w:t>125ms | HTTP 404 | v?</w:t>
+              <w:t>129ms | HTTP 404 | v?</w:t>
             </w:r>
           </w:p>
         </w:tc>
@@ -34101,7 +34101,7 @@
               <w:rPr>
                 <w:sz w:val="18"/>
               </w:rPr>
-              <w:t>156ms | HTTP 404 | v?</w:t>
+              <w:t>654ms | HTTP 200 | v?</w:t>
             </w:r>
           </w:p>
         </w:tc>
@@ -34142,7 +34142,7 @@
               <w:rPr>
                 <w:sz w:val="18"/>
               </w:rPr>
-              <w:t>71ms | HTTP 200 | v?</w:t>
+              <w:t>154ms | HTTP 200 | v?</w:t>
             </w:r>
           </w:p>
         </w:tc>
@@ -34250,7 +34250,115 @@
               <w:rPr>
                 <w:sz w:val="18"/>
               </w:rPr>
-              <w:t>⏳ Update Master Document</w:t>
+              <w:t>⏳ Release</w:t>
+            </w:r>
+          </w:p>
+        </w:tc>
+        <w:tc>
+          <w:tcPr>
+            <w:tcW w:type="dxa" w:w="2160"/>
+          </w:tcPr>
+          <w:p>
+            <w:r>
+              <w:rPr>
+                <w:sz w:val="18"/>
+              </w:rPr>
+              <w:t>v1.0.0</w:t>
+            </w:r>
+          </w:p>
+        </w:tc>
+        <w:tc>
+          <w:tcPr>
+            <w:tcW w:type="dxa" w:w="2160"/>
+          </w:tcPr>
+          <w:p>
+            <w:r>
+              <w:rPr>
+                <w:sz w:val="18"/>
+              </w:rPr>
+              <w:t>startup_failure</w:t>
+            </w:r>
+          </w:p>
+        </w:tc>
+        <w:tc>
+          <w:tcPr>
+            <w:tcW w:type="dxa" w:w="2160"/>
+          </w:tcPr>
+          <w:p>
+            <w:r>
+              <w:rPr>
+                <w:sz w:val="18"/>
+              </w:rPr>
+              <w:t>2026-07-21</w:t>
+            </w:r>
+          </w:p>
+        </w:tc>
+      </w:tr>
+      <w:tr>
+        <w:tc>
+          <w:tcPr>
+            <w:tcW w:type="dxa" w:w="2160"/>
+          </w:tcPr>
+          <w:p>
+            <w:r>
+              <w:rPr>
+                <w:sz w:val="18"/>
+              </w:rPr>
+              <w:t>🔴 Automated Weekly i18n Translation Sync</w:t>
+            </w:r>
+          </w:p>
+        </w:tc>
+        <w:tc>
+          <w:tcPr>
+            <w:tcW w:type="dxa" w:w="2160"/>
+          </w:tcPr>
+          <w:p>
+            <w:r>
+              <w:rPr>
+                <w:sz w:val="18"/>
+              </w:rPr>
+              <w:t>v1.0.0</w:t>
+            </w:r>
+          </w:p>
+        </w:tc>
+        <w:tc>
+          <w:tcPr>
+            <w:tcW w:type="dxa" w:w="2160"/>
+          </w:tcPr>
+          <w:p>
+            <w:r>
+              <w:rPr>
+                <w:sz w:val="18"/>
+              </w:rPr>
+              <w:t>failure</w:t>
+            </w:r>
+          </w:p>
+        </w:tc>
+        <w:tc>
+          <w:tcPr>
+            <w:tcW w:type="dxa" w:w="2160"/>
+          </w:tcPr>
+          <w:p>
+            <w:r>
+              <w:rPr>
+                <w:sz w:val="18"/>
+              </w:rPr>
+              <w:t>2026-07-21</w:t>
+            </w:r>
+          </w:p>
+        </w:tc>
+      </w:tr>
+      <w:tr>
+        <w:tc>
+          <w:tcPr>
+            <w:tcW w:type="dxa" w:w="2160"/>
+          </w:tcPr>
+          <w:p>
+            <w:r>
+              <w:rPr>
+                <w:sz w:val="18"/>
+              </w:rPr>
+              <w:t>🔴 .github/workflows/chaos-tests.yml</w:t>
             </w:r>
           </w:p>
         </w:tc>
@@ -34276,7 +34384,7 @@
               <w:rPr>
                 <w:sz w:val="18"/>
               </w:rPr>
-              <w:t>in_progress</w:t>
+              <w:t>failure</w:t>
             </w:r>
           </w:p>
         </w:tc>
@@ -34289,7 +34397,7 @@
               <w:rPr>
                 <w:sz w:val="18"/>
               </w:rPr>
-              <w:t>2026-06-09</w:t>
+              <w:t>2026-07-21</w:t>
             </w:r>
           </w:p>
         </w:tc>
@@ -34304,7 +34412,7 @@
               <w:rPr>
                 <w:sz w:val="18"/>
               </w:rPr>
-              <w:t>⏳ Deploy Enterprise Docs</w:t>
+              <w:t>🔴 .github/workflows/migration-safety.yml</w:t>
             </w:r>
           </w:p>
         </w:tc>
@@ -34330,7 +34438,7 @@
               <w:rPr>
                 <w:sz w:val="18"/>
               </w:rPr>
-              <w:t>in_progress</w:t>
+              <w:t>failure</w:t>
             </w:r>
           </w:p>
         </w:tc>
@@ -34343,7 +34451,7 @@
               <w:rPr>
                 <w:sz w:val="18"/>
               </w:rPr>
-              <w:t>2026-06-09</w:t>
+              <w:t>2026-07-21</w:t>
             </w:r>
           </w:p>
         </w:tc>
@@ -34358,7 +34466,7 @@
               <w:rPr>
                 <w:sz w:val="18"/>
               </w:rPr>
-              <w:t>⏳ Contract Tests</w:t>
+              <w:t>🔴 .github/workflows/benchmark-regression.yml</w:t>
             </w:r>
           </w:p>
         </w:tc>
@@ -34384,7 +34492,7 @@
               <w:rPr>
                 <w:sz w:val="18"/>
               </w:rPr>
-              <w:t>in_progress</w:t>
+              <w:t>failure</w:t>
             </w:r>
           </w:p>
         </w:tc>
@@ -34397,61 +34505,7 @@
               <w:rPr>
                 <w:sz w:val="18"/>
               </w:rPr>
-              <w:t>2026-06-09</w:t>
-            </w:r>
-          </w:p>
-        </w:tc>
-      </w:tr>
-      <w:tr>
-        <w:tc>
-          <w:tcPr>
-            <w:tcW w:type="dxa" w:w="2160"/>
-          </w:tcPr>
-          <w:p>
-            <w:r>
-              <w:rPr>
-                <w:sz w:val="18"/>
-              </w:rPr>
-              <w:t>⏳ Codacy Security Scan</w:t>
-            </w:r>
-          </w:p>
-        </w:tc>
-        <w:tc>
-          <w:tcPr>
-            <w:tcW w:type="dxa" w:w="2160"/>
-          </w:tcPr>
-          <w:p>
-            <w:r>
-              <w:rPr>
-                <w:sz w:val="18"/>
-              </w:rPr>
-              <w:t>main</w:t>
-            </w:r>
-          </w:p>
-        </w:tc>
-        <w:tc>
-          <w:tcPr>
-            <w:tcW w:type="dxa" w:w="2160"/>
-          </w:tcPr>
-          <w:p>
-            <w:r>
-              <w:rPr>
-                <w:sz w:val="18"/>
-              </w:rPr>
-              <w:t>in_progress</w:t>
-            </w:r>
-          </w:p>
-        </w:tc>
-        <w:tc>
-          <w:tcPr>
-            <w:tcW w:type="dxa" w:w="2160"/>
-          </w:tcPr>
-          <w:p>
-            <w:r>
-              <w:rPr>
-                <w:sz w:val="18"/>
-              </w:rPr>
-              <w:t>2026-06-09</w:t>
+              <w:t>2026-07-21</w:t>
             </w:r>
           </w:p>
         </w:tc>
@@ -34505,7 +34559,7 @@
               <w:rPr>
                 <w:sz w:val="18"/>
               </w:rPr>
-              <w:t>2026-06-09</w:t>
+              <w:t>2026-07-21</w:t>
             </w:r>
           </w:p>
         </w:tc>
@@ -34520,7 +34574,7 @@
               <w:rPr>
                 <w:sz w:val="18"/>
               </w:rPr>
-              <w:t>⏳ Code Quality: Push on main</w:t>
+              <w:t>🔴 Deploy Enterprise Docs</w:t>
             </w:r>
           </w:p>
         </w:tc>
@@ -34546,7 +34600,7 @@
               <w:rPr>
                 <w:sz w:val="18"/>
               </w:rPr>
-              <w:t>in_progress</w:t>
+              <w:t>failure</w:t>
             </w:r>
           </w:p>
         </w:tc>
@@ -34559,7 +34613,7 @@
               <w:rPr>
                 <w:sz w:val="18"/>
               </w:rPr>
-              <w:t>2026-06-09</w:t>
+              <w:t>2026-07-21</w:t>
             </w:r>
           </w:p>
         </w:tc>
@@ -34574,7 +34628,7 @@
               <w:rPr>
                 <w:sz w:val="18"/>
               </w:rPr>
-              <w:t>⏳ Push on main</w:t>
+              <w:t>🔴 OpenSSF Scorecard</w:t>
             </w:r>
           </w:p>
         </w:tc>
@@ -34600,7 +34654,7 @@
               <w:rPr>
                 <w:sz w:val="18"/>
               </w:rPr>
-              <w:t>in_progress</w:t>
+              <w:t>failure</w:t>
             </w:r>
           </w:p>
         </w:tc>
@@ -34613,61 +34667,7 @@
               <w:rPr>
                 <w:sz w:val="18"/>
               </w:rPr>
-              <w:t>2026-06-09</w:t>
-            </w:r>
-          </w:p>
-        </w:tc>
-      </w:tr>
-      <w:tr>
-        <w:tc>
-          <w:tcPr>
-            <w:tcW w:type="dxa" w:w="2160"/>
-          </w:tcPr>
-          <w:p>
-            <w:r>
-              <w:rPr>
-                <w:sz w:val="18"/>
-              </w:rPr>
-              <w:t>⏳ Branch Protection Checks</w:t>
-            </w:r>
-          </w:p>
-        </w:tc>
-        <w:tc>
-          <w:tcPr>
-            <w:tcW w:type="dxa" w:w="2160"/>
-          </w:tcPr>
-          <w:p>
-            <w:r>
-              <w:rPr>
-                <w:sz w:val="18"/>
-              </w:rPr>
-              <w:t>copilot/fix-271806273-1189775594-56109f09-207f-4c1f-b6e9-92a559241e8f</w:t>
-            </w:r>
-          </w:p>
-        </w:tc>
-        <w:tc>
-          <w:tcPr>
-            <w:tcW w:type="dxa" w:w="2160"/>
-          </w:tcPr>
-          <w:p>
-            <w:r>
-              <w:rPr>
-                <w:sz w:val="18"/>
-              </w:rPr>
-              <w:t>action_required</w:t>
-            </w:r>
-          </w:p>
-        </w:tc>
-        <w:tc>
-          <w:tcPr>
-            <w:tcW w:type="dxa" w:w="2160"/>
-          </w:tcPr>
-          <w:p>
-            <w:r>
-              <w:rPr>
-                <w:sz w:val="18"/>
-              </w:rPr>
-              <w:t>2026-06-09</w:t>
+              <w:t>2026-07-21</w:t>
             </w:r>
           </w:p>
         </w:tc>
@@ -34796,7 +34796,7 @@
               <w:rPr>
                 <w:sz w:val="18"/>
               </w:rPr>
-              <w:t>52397b4</w:t>
+              <w:t>a9b5b23</w:t>
             </w:r>
           </w:p>
         </w:tc>
@@ -34809,7 +34809,7 @@
               <w:rPr>
                 <w:sz w:val="18"/>
               </w:rPr>
-              <w:t>2026-06-09</w:t>
+              <w:t>2026-07-21</w:t>
             </w:r>
           </w:p>
         </w:tc>
@@ -34822,7 +34822,7 @@
               <w:rPr>
                 <w:sz w:val="18"/>
               </w:rPr>
-              <w:t>Merge pull request #100 from SafeVixAI/docs-wiki-auto-update</w:t>
+              <w:t>release(v1.0): final deliverables — operations handbook, security compliance, la</w:t>
             </w:r>
           </w:p>
         </w:tc>
@@ -34850,7 +34850,7 @@
               <w:rPr>
                 <w:sz w:val="18"/>
               </w:rPr>
-              <w:t>425db96</w:t>
+              <w:t>912624e</w:t>
             </w:r>
           </w:p>
         </w:tc>
@@ -34863,7 +34863,7 @@
               <w:rPr>
                 <w:sz w:val="18"/>
               </w:rPr>
-              <w:t>2026-06-09</w:t>
+              <w:t>2026-07-21</w:t>
             </w:r>
           </w:p>
         </w:tc>
@@ -34876,61 +34876,7 @@
               <w:rPr>
                 <w:sz w:val="18"/>
               </w:rPr>
-              <w:t>docs(wiki): auto-sync wiki documentation [automated]</w:t>
-            </w:r>
-          </w:p>
-        </w:tc>
-        <w:tc>
-          <w:tcPr>
-            <w:tcW w:type="dxa" w:w="2160"/>
-          </w:tcPr>
-          <w:p>
-            <w:r>
-              <w:rPr>
-                <w:sz w:val="18"/>
-              </w:rPr>
-              <w:t>rohitkumarnaidu</w:t>
-            </w:r>
-          </w:p>
-        </w:tc>
-      </w:tr>
-      <w:tr>
-        <w:tc>
-          <w:tcPr>
-            <w:tcW w:type="dxa" w:w="2160"/>
-          </w:tcPr>
-          <w:p>
-            <w:r>
-              <w:rPr>
-                <w:sz w:val="18"/>
-              </w:rPr>
-              <w:t>7c3823f</w:t>
-            </w:r>
-          </w:p>
-        </w:tc>
-        <w:tc>
-          <w:tcPr>
-            <w:tcW w:type="dxa" w:w="2160"/>
-          </w:tcPr>
-          <w:p>
-            <w:r>
-              <w:rPr>
-                <w:sz w:val="18"/>
-              </w:rPr>
-              <w:t>2026-06-09</w:t>
-            </w:r>
-          </w:p>
-        </w:tc>
-        <w:tc>
-          <w:tcPr>
-            <w:tcW w:type="dxa" w:w="2160"/>
-          </w:tcPr>
-          <w:p>
-            <w:r>
-              <w:rPr>
-                <w:sz w:val="18"/>
-              </w:rPr>
-              <w:t>fix(e2e): automate static asset copying, auto-dismiss SystemStatusBar, and fix o</w:t>
+              <w:t>release(v1.0): enterprise hardening — ADR cleanup, release notes, testing policy</w:t>
             </w:r>
           </w:p>
         </w:tc>
@@ -34958,7 +34904,7 @@
               <w:rPr>
                 <w:sz w:val="18"/>
               </w:rPr>
-              <w:t>372b126</w:t>
+              <w:t>2e712eb</w:t>
             </w:r>
           </w:p>
         </w:tc>
@@ -34971,7 +34917,7 @@
               <w:rPr>
                 <w:sz w:val="18"/>
               </w:rPr>
-              <w:t>2026-06-09</w:t>
+              <w:t>2026-07-21</w:t>
             </w:r>
           </w:p>
         </w:tc>
@@ -34984,7 +34930,7 @@
               <w:rPr>
                 <w:sz w:val="18"/>
               </w:rPr>
-              <w:t>style: fix remaining auto-fixable python quality findings</w:t>
+              <w:t>Merge remote-tracking branch 'origin/main'</w:t>
             </w:r>
           </w:p>
         </w:tc>
@@ -35012,7 +34958,7 @@
               <w:rPr>
                 <w:sz w:val="18"/>
               </w:rPr>
-              <w:t>97c854f</w:t>
+              <w:t>be87a3a</w:t>
             </w:r>
           </w:p>
         </w:tc>
@@ -35025,7 +34971,7 @@
               <w:rPr>
                 <w:sz w:val="18"/>
               </w:rPr>
-              <w:t>2026-06-09</w:t>
+              <w:t>2026-07-21</w:t>
             </w:r>
           </w:p>
         </w:tc>
@@ -35038,7 +34984,7 @@
               <w:rPr>
                 <w:sz w:val="18"/>
               </w:rPr>
-              <w:t>fix(e2e): copy .next/static into standalone output for JS/CSS hydration</w:t>
+              <w:t>release(v1.0.0): merge v1.0 release commit into main</w:t>
             </w:r>
           </w:p>
         </w:tc>
@@ -35066,7 +35012,7 @@
               <w:rPr>
                 <w:sz w:val="18"/>
               </w:rPr>
-              <w:t>d74dfa9</w:t>
+              <w:t>306cbdb</w:t>
             </w:r>
           </w:p>
         </w:tc>
@@ -35079,7 +35025,7 @@
               <w:rPr>
                 <w:sz w:val="18"/>
               </w:rPr>
-              <w:t>2026-06-09</w:t>
+              <w:t>2026-07-21</w:t>
             </w:r>
           </w:p>
         </w:tc>
@@ -35092,7 +35038,7 @@
               <w:rPr>
                 <w:sz w:val="18"/>
               </w:rPr>
-              <w:t>style: run ruff check --fix --unsafe-fixes to resolve python maintainability fin</w:t>
+              <w:t>release(v1.0.0): final production release — enterprise-ready road safety PWA</w:t>
             </w:r>
           </w:p>
         </w:tc>
@@ -35120,7 +35066,7 @@
               <w:rPr>
                 <w:sz w:val="18"/>
               </w:rPr>
-              <w:t>b6808fa</w:t>
+              <w:t>151db51</w:t>
             </w:r>
           </w:p>
         </w:tc>
@@ -35133,7 +35079,7 @@
               <w:rPr>
                 <w:sz w:val="18"/>
               </w:rPr>
-              <w:t>2026-06-09</w:t>
+              <w:t>2026-07-19</w:t>
             </w:r>
           </w:p>
         </w:tc>
@@ -35146,7 +35092,7 @@
               <w:rPr>
                 <w:sz w:val="18"/>
               </w:rPr>
-              <w:t>security: upgrade base OS packages inside all Dockerfiles to resolve Trivy RCE a</w:t>
+              <w:t>fix(frontend): resolve screen variable conflicts and eliminate unused-var lint w</w:t>
             </w:r>
           </w:p>
         </w:tc>
@@ -35174,7 +35120,7 @@
               <w:rPr>
                 <w:sz w:val="18"/>
               </w:rPr>
-              <w:t>9503986</w:t>
+              <w:t>3451c1e</w:t>
             </w:r>
           </w:p>
         </w:tc>
@@ -35187,7 +35133,7 @@
               <w:rPr>
                 <w:sz w:val="18"/>
               </w:rPr>
-              <w:t>2026-06-09</w:t>
+              <w:t>2026-07-19</w:t>
             </w:r>
           </w:p>
         </w:tc>
@@ -35200,7 +35146,7 @@
               <w:rPr>
                 <w:sz w:val="18"/>
               </w:rPr>
-              <w:t>security: upgrade chromadb to 1.5.9 to resolve pre-auth RCE vulnerability and up</w:t>
+              <w:t xml:space="preserve">fix(frontend): add missing React imports and fix type exports in components and </w:t>
             </w:r>
           </w:p>
         </w:tc>
@@ -35228,7 +35174,7 @@
               <w:rPr>
                 <w:sz w:val="18"/>
               </w:rPr>
-              <w:t>86b8ecf</w:t>
+              <w:t>939ce25</w:t>
             </w:r>
           </w:p>
         </w:tc>
@@ -35241,7 +35187,7 @@
               <w:rPr>
                 <w:sz w:val="18"/>
               </w:rPr>
-              <w:t>2026-06-09</w:t>
+              <w:t>2026-07-19</w:t>
             </w:r>
           </w:p>
         </w:tc>
@@ -35254,7 +35200,7 @@
               <w:rPr>
                 <w:sz w:val="18"/>
               </w:rPr>
-              <w:t>fix: apply PR #170 changes — IMPLEMENTATION_PLAN corrections, E2E type safety, d</w:t>
+              <w:t>fix(frontend): add missing React namespace imports across 95 route page files</w:t>
             </w:r>
           </w:p>
         </w:tc>
@@ -35282,7 +35228,7 @@
               <w:rPr>
                 <w:sz w:val="18"/>
               </w:rPr>
-              <w:t>7c3d484</w:t>
+              <w:t>2f53f93</w:t>
             </w:r>
           </w:p>
         </w:tc>
@@ -35295,7 +35241,7 @@
               <w:rPr>
                 <w:sz w:val="18"/>
               </w:rPr>
-              <w:t>2026-06-09</w:t>
+              <w:t>2026-07-19</w:t>
             </w:r>
           </w:p>
         </w:tc>
@@ -35308,7 +35254,61 @@
               <w:rPr>
                 <w:sz w:val="18"/>
               </w:rPr>
-              <w:t>fix: apply PR #169 changes — UIUX typo fixes and deterministic E2E offline check</w:t>
+              <w:t>chore(frontend): exclude test and mock directories from tsconfig type-checking</w:t>
+            </w:r>
+          </w:p>
+        </w:tc>
+        <w:tc>
+          <w:tcPr>
+            <w:tcW w:type="dxa" w:w="2160"/>
+          </w:tcPr>
+          <w:p>
+            <w:r>
+              <w:rPr>
+                <w:sz w:val="18"/>
+              </w:rPr>
+              <w:t>Bappadala Rohith Kumar Naidu</w:t>
+            </w:r>
+          </w:p>
+        </w:tc>
+      </w:tr>
+      <w:tr>
+        <w:tc>
+          <w:tcPr>
+            <w:tcW w:type="dxa" w:w="2160"/>
+          </w:tcPr>
+          <w:p>
+            <w:r>
+              <w:rPr>
+                <w:sz w:val="18"/>
+              </w:rPr>
+              <w:t>1501418</w:t>
+            </w:r>
+          </w:p>
+        </w:tc>
+        <w:tc>
+          <w:tcPr>
+            <w:tcW w:type="dxa" w:w="2160"/>
+          </w:tcPr>
+          <w:p>
+            <w:r>
+              <w:rPr>
+                <w:sz w:val="18"/>
+              </w:rPr>
+              <w:t>2026-07-19</w:t>
+            </w:r>
+          </w:p>
+        </w:tc>
+        <w:tc>
+          <w:tcPr>
+            <w:tcW w:type="dxa" w:w="2160"/>
+          </w:tcPr>
+          <w:p>
+            <w:r>
+              <w:rPr>
+                <w:sz w:val="18"/>
+              </w:rPr>
+              <w:t>fix(backend): align httpx recording tests with current service API signatures</w:t>
             </w:r>
           </w:p>
         </w:tc>
@@ -36173,7 +36173,7 @@
               <w:rPr>
                 <w:sz w:val="18"/>
               </w:rPr>
-              <w:t>374</w:t>
+              <w:t>393</w:t>
             </w:r>
           </w:p>
         </w:tc>
@@ -36201,7 +36201,7 @@
               <w:rPr>
                 <w:sz w:val="18"/>
               </w:rPr>
-              <w:t>780</w:t>
+              <w:t>781</w:t>
             </w:r>
           </w:p>
         </w:tc>
@@ -36307,7 +36307,7 @@
         <w:br/>
         <w:t>Generated by scripts/update_master_doc.py</w:t>
         <w:br/>
-        <w:t>Timestamp: 2026-06-09 11:52 IST</w:t>
+        <w:t>Timestamp: 2026-07-21 22:34 IST</w:t>
         <w:br/>
         <w:t>Repository: github.com/SafeVixAI/SafeVixAI</w:t>
       </w:r>

--- a/docs/SafeVixAI_MASTER.docx
+++ b/docs/SafeVixAI_MASTER.docx
@@ -33723,7 +33723,7 @@
           <w:i w:val="0"/>
           <w:sz w:val="22"/>
         </w:rPr>
-        <w:t>🕐 Last auto-updated: 2026-06-09 11:52 IST</w:t>
+        <w:t>🕐 Last auto-updated: 2026-07-22 20:44 IST</w:t>
       </w:r>
     </w:p>
     <w:p>
@@ -33811,7 +33811,7 @@
               <w:rPr>
                 <w:sz w:val="18"/>
               </w:rPr>
-              <w:t>0</w:t>
+              <w:t>2</w:t>
             </w:r>
           </w:p>
         </w:tc>
@@ -33867,7 +33867,7 @@
               <w:rPr>
                 <w:sz w:val="18"/>
               </w:rPr>
-              <w:t>69 MB</w:t>
+              <w:t>89 MB</w:t>
             </w:r>
           </w:p>
         </w:tc>
@@ -33923,7 +33923,7 @@
               <w:rPr>
                 <w:sz w:val="18"/>
               </w:rPr>
-              <w:t>2026-06-09</w:t>
+              <w:t>2026-07-21</w:t>
             </w:r>
           </w:p>
         </w:tc>
@@ -33951,7 +33951,7 @@
               <w:rPr>
                 <w:sz w:val="18"/>
               </w:rPr>
-              <w:t>2</w:t>
+              <w:t>49</w:t>
             </w:r>
           </w:p>
         </w:tc>
@@ -34060,7 +34060,7 @@
               <w:rPr>
                 <w:sz w:val="18"/>
               </w:rPr>
-              <w:t>125ms | HTTP 404 | v?</w:t>
+              <w:t>57ms | HTTP 404 | v?</w:t>
             </w:r>
           </w:p>
         </w:tc>
@@ -34101,7 +34101,7 @@
               <w:rPr>
                 <w:sz w:val="18"/>
               </w:rPr>
-              <w:t>156ms | HTTP 404 | v?</w:t>
+              <w:t>889ms | HTTP 200 | v?</w:t>
             </w:r>
           </w:p>
         </w:tc>
@@ -34142,7 +34142,7 @@
               <w:rPr>
                 <w:sz w:val="18"/>
               </w:rPr>
-              <w:t>71ms | HTTP 200 | v?</w:t>
+              <w:t>313ms | HTTP 200 | v?</w:t>
             </w:r>
           </w:p>
         </w:tc>
@@ -34250,7 +34250,61 @@
               <w:rPr>
                 <w:sz w:val="18"/>
               </w:rPr>
-              <w:t>⏳ Update Master Document</w:t>
+              <w:t>⏳ E2E Tests</w:t>
+            </w:r>
+          </w:p>
+        </w:tc>
+        <w:tc>
+          <w:tcPr>
+            <w:tcW w:type="dxa" w:w="2160"/>
+          </w:tcPr>
+          <w:p>
+            <w:r>
+              <w:rPr>
+                <w:sz w:val="18"/>
+              </w:rPr>
+              <w:t>main</w:t>
+            </w:r>
+          </w:p>
+        </w:tc>
+        <w:tc>
+          <w:tcPr>
+            <w:tcW w:type="dxa" w:w="2160"/>
+          </w:tcPr>
+          <w:p>
+            <w:r>
+              <w:rPr>
+                <w:sz w:val="18"/>
+              </w:rPr>
+              <w:t>queued</w:t>
+            </w:r>
+          </w:p>
+        </w:tc>
+        <w:tc>
+          <w:tcPr>
+            <w:tcW w:type="dxa" w:w="2160"/>
+          </w:tcPr>
+          <w:p>
+            <w:r>
+              <w:rPr>
+                <w:sz w:val="18"/>
+              </w:rPr>
+              <w:t>2026-07-22</w:t>
+            </w:r>
+          </w:p>
+        </w:tc>
+      </w:tr>
+      <w:tr>
+        <w:tc>
+          <w:tcPr>
+            <w:tcW w:type="dxa" w:w="2160"/>
+          </w:tcPr>
+          <w:p>
+            <w:r>
+              <w:rPr>
+                <w:sz w:val="18"/>
+              </w:rPr>
+              <w:t>⏳ Configured Graph Update: pip in /chatbot_service #1474684050</w:t>
             </w:r>
           </w:p>
         </w:tc>
@@ -34289,115 +34343,7 @@
               <w:rPr>
                 <w:sz w:val="18"/>
               </w:rPr>
-              <w:t>2026-06-09</w:t>
-            </w:r>
-          </w:p>
-        </w:tc>
-      </w:tr>
-      <w:tr>
-        <w:tc>
-          <w:tcPr>
-            <w:tcW w:type="dxa" w:w="2160"/>
-          </w:tcPr>
-          <w:p>
-            <w:r>
-              <w:rPr>
-                <w:sz w:val="18"/>
-              </w:rPr>
-              <w:t>⏳ Deploy Enterprise Docs</w:t>
-            </w:r>
-          </w:p>
-        </w:tc>
-        <w:tc>
-          <w:tcPr>
-            <w:tcW w:type="dxa" w:w="2160"/>
-          </w:tcPr>
-          <w:p>
-            <w:r>
-              <w:rPr>
-                <w:sz w:val="18"/>
-              </w:rPr>
-              <w:t>main</w:t>
-            </w:r>
-          </w:p>
-        </w:tc>
-        <w:tc>
-          <w:tcPr>
-            <w:tcW w:type="dxa" w:w="2160"/>
-          </w:tcPr>
-          <w:p>
-            <w:r>
-              <w:rPr>
-                <w:sz w:val="18"/>
-              </w:rPr>
-              <w:t>in_progress</w:t>
-            </w:r>
-          </w:p>
-        </w:tc>
-        <w:tc>
-          <w:tcPr>
-            <w:tcW w:type="dxa" w:w="2160"/>
-          </w:tcPr>
-          <w:p>
-            <w:r>
-              <w:rPr>
-                <w:sz w:val="18"/>
-              </w:rPr>
-              <w:t>2026-06-09</w:t>
-            </w:r>
-          </w:p>
-        </w:tc>
-      </w:tr>
-      <w:tr>
-        <w:tc>
-          <w:tcPr>
-            <w:tcW w:type="dxa" w:w="2160"/>
-          </w:tcPr>
-          <w:p>
-            <w:r>
-              <w:rPr>
-                <w:sz w:val="18"/>
-              </w:rPr>
-              <w:t>⏳ Contract Tests</w:t>
-            </w:r>
-          </w:p>
-        </w:tc>
-        <w:tc>
-          <w:tcPr>
-            <w:tcW w:type="dxa" w:w="2160"/>
-          </w:tcPr>
-          <w:p>
-            <w:r>
-              <w:rPr>
-                <w:sz w:val="18"/>
-              </w:rPr>
-              <w:t>main</w:t>
-            </w:r>
-          </w:p>
-        </w:tc>
-        <w:tc>
-          <w:tcPr>
-            <w:tcW w:type="dxa" w:w="2160"/>
-          </w:tcPr>
-          <w:p>
-            <w:r>
-              <w:rPr>
-                <w:sz w:val="18"/>
-              </w:rPr>
-              <w:t>in_progress</w:t>
-            </w:r>
-          </w:p>
-        </w:tc>
-        <w:tc>
-          <w:tcPr>
-            <w:tcW w:type="dxa" w:w="2160"/>
-          </w:tcPr>
-          <w:p>
-            <w:r>
-              <w:rPr>
-                <w:sz w:val="18"/>
-              </w:rPr>
-              <w:t>2026-06-09</w:t>
+              <w:t>2026-07-22</w:t>
             </w:r>
           </w:p>
         </w:tc>
@@ -34451,7 +34397,7 @@
               <w:rPr>
                 <w:sz w:val="18"/>
               </w:rPr>
-              <w:t>2026-06-09</w:t>
+              <w:t>2026-07-22</w:t>
             </w:r>
           </w:p>
         </w:tc>
@@ -34466,7 +34412,7 @@
               <w:rPr>
                 <w:sz w:val="18"/>
               </w:rPr>
-              <w:t>⏳ Wiki Documentation Sync</w:t>
+              <w:t>⏳ License Scan</w:t>
             </w:r>
           </w:p>
         </w:tc>
@@ -34505,7 +34451,7 @@
               <w:rPr>
                 <w:sz w:val="18"/>
               </w:rPr>
-              <w:t>2026-06-09</w:t>
+              <w:t>2026-07-22</w:t>
             </w:r>
           </w:p>
         </w:tc>
@@ -34520,7 +34466,7 @@
               <w:rPr>
                 <w:sz w:val="18"/>
               </w:rPr>
-              <w:t>⏳ Code Quality: Push on main</w:t>
+              <w:t>⏳ Chatbot CI</w:t>
             </w:r>
           </w:p>
         </w:tc>
@@ -34559,7 +34505,7 @@
               <w:rPr>
                 <w:sz w:val="18"/>
               </w:rPr>
-              <w:t>2026-06-09</w:t>
+              <w:t>2026-07-22</w:t>
             </w:r>
           </w:p>
         </w:tc>
@@ -34574,7 +34520,7 @@
               <w:rPr>
                 <w:sz w:val="18"/>
               </w:rPr>
-              <w:t>⏳ Push on main</w:t>
+              <w:t>⏳ Update Master Document</w:t>
             </w:r>
           </w:p>
         </w:tc>
@@ -34613,7 +34559,7 @@
               <w:rPr>
                 <w:sz w:val="18"/>
               </w:rPr>
-              <w:t>2026-06-09</w:t>
+              <w:t>2026-07-22</w:t>
             </w:r>
           </w:p>
         </w:tc>
@@ -34628,7 +34574,7 @@
               <w:rPr>
                 <w:sz w:val="18"/>
               </w:rPr>
-              <w:t>⏳ Branch Protection Checks</w:t>
+              <w:t>⏳ Configured Graph Update: pip in /backend #1474684044</w:t>
             </w:r>
           </w:p>
         </w:tc>
@@ -34641,7 +34587,7 @@
               <w:rPr>
                 <w:sz w:val="18"/>
               </w:rPr>
-              <w:t>copilot/fix-271806273-1189775594-56109f09-207f-4c1f-b6e9-92a559241e8f</w:t>
+              <w:t>main</w:t>
             </w:r>
           </w:p>
         </w:tc>
@@ -34654,7 +34600,7 @@
               <w:rPr>
                 <w:sz w:val="18"/>
               </w:rPr>
-              <w:t>action_required</w:t>
+              <w:t>in_progress</w:t>
             </w:r>
           </w:p>
         </w:tc>
@@ -34667,7 +34613,61 @@
               <w:rPr>
                 <w:sz w:val="18"/>
               </w:rPr>
-              <w:t>2026-06-09</w:t>
+              <w:t>2026-07-22</w:t>
+            </w:r>
+          </w:p>
+        </w:tc>
+      </w:tr>
+      <w:tr>
+        <w:tc>
+          <w:tcPr>
+            <w:tcW w:type="dxa" w:w="2160"/>
+          </w:tcPr>
+          <w:p>
+            <w:r>
+              <w:rPr>
+                <w:sz w:val="18"/>
+              </w:rPr>
+              <w:t>⏳ Frontend CI</w:t>
+            </w:r>
+          </w:p>
+        </w:tc>
+        <w:tc>
+          <w:tcPr>
+            <w:tcW w:type="dxa" w:w="2160"/>
+          </w:tcPr>
+          <w:p>
+            <w:r>
+              <w:rPr>
+                <w:sz w:val="18"/>
+              </w:rPr>
+              <w:t>main</w:t>
+            </w:r>
+          </w:p>
+        </w:tc>
+        <w:tc>
+          <w:tcPr>
+            <w:tcW w:type="dxa" w:w="2160"/>
+          </w:tcPr>
+          <w:p>
+            <w:r>
+              <w:rPr>
+                <w:sz w:val="18"/>
+              </w:rPr>
+              <w:t>queued</w:t>
+            </w:r>
+          </w:p>
+        </w:tc>
+        <w:tc>
+          <w:tcPr>
+            <w:tcW w:type="dxa" w:w="2160"/>
+          </w:tcPr>
+          <w:p>
+            <w:r>
+              <w:rPr>
+                <w:sz w:val="18"/>
+              </w:rPr>
+              <w:t>2026-07-22</w:t>
             </w:r>
           </w:p>
         </w:tc>
@@ -34796,7 +34796,7 @@
               <w:rPr>
                 <w:sz w:val="18"/>
               </w:rPr>
-              <w:t>52397b4</w:t>
+              <w:t>3c6a1db</w:t>
             </w:r>
           </w:p>
         </w:tc>
@@ -34809,7 +34809,7 @@
               <w:rPr>
                 <w:sz w:val="18"/>
               </w:rPr>
-              <w:t>2026-06-09</w:t>
+              <w:t>2026-07-22</w:t>
             </w:r>
           </w:p>
         </w:tc>
@@ -34822,7 +34822,7 @@
               <w:rPr>
                 <w:sz w:val="18"/>
               </w:rPr>
-              <w:t>Merge pull request #100 from SafeVixAI/docs-wiki-auto-update</w:t>
+              <w:t>fix(ci): resolve all CI workflow failures</w:t>
             </w:r>
           </w:p>
         </w:tc>
@@ -34850,7 +34850,7 @@
               <w:rPr>
                 <w:sz w:val="18"/>
               </w:rPr>
-              <w:t>425db96</w:t>
+              <w:t>a9b5b23</w:t>
             </w:r>
           </w:p>
         </w:tc>
@@ -34863,7 +34863,7 @@
               <w:rPr>
                 <w:sz w:val="18"/>
               </w:rPr>
-              <w:t>2026-06-09</w:t>
+              <w:t>2026-07-21</w:t>
             </w:r>
           </w:p>
         </w:tc>
@@ -34876,61 +34876,7 @@
               <w:rPr>
                 <w:sz w:val="18"/>
               </w:rPr>
-              <w:t>docs(wiki): auto-sync wiki documentation [automated]</w:t>
-            </w:r>
-          </w:p>
-        </w:tc>
-        <w:tc>
-          <w:tcPr>
-            <w:tcW w:type="dxa" w:w="2160"/>
-          </w:tcPr>
-          <w:p>
-            <w:r>
-              <w:rPr>
-                <w:sz w:val="18"/>
-              </w:rPr>
-              <w:t>rohitkumarnaidu</w:t>
-            </w:r>
-          </w:p>
-        </w:tc>
-      </w:tr>
-      <w:tr>
-        <w:tc>
-          <w:tcPr>
-            <w:tcW w:type="dxa" w:w="2160"/>
-          </w:tcPr>
-          <w:p>
-            <w:r>
-              <w:rPr>
-                <w:sz w:val="18"/>
-              </w:rPr>
-              <w:t>7c3823f</w:t>
-            </w:r>
-          </w:p>
-        </w:tc>
-        <w:tc>
-          <w:tcPr>
-            <w:tcW w:type="dxa" w:w="2160"/>
-          </w:tcPr>
-          <w:p>
-            <w:r>
-              <w:rPr>
-                <w:sz w:val="18"/>
-              </w:rPr>
-              <w:t>2026-06-09</w:t>
-            </w:r>
-          </w:p>
-        </w:tc>
-        <w:tc>
-          <w:tcPr>
-            <w:tcW w:type="dxa" w:w="2160"/>
-          </w:tcPr>
-          <w:p>
-            <w:r>
-              <w:rPr>
-                <w:sz w:val="18"/>
-              </w:rPr>
-              <w:t>fix(e2e): automate static asset copying, auto-dismiss SystemStatusBar, and fix o</w:t>
+              <w:t>release(v1.0): final deliverables — operations handbook, security compliance, la</w:t>
             </w:r>
           </w:p>
         </w:tc>
@@ -34958,7 +34904,7 @@
               <w:rPr>
                 <w:sz w:val="18"/>
               </w:rPr>
-              <w:t>372b126</w:t>
+              <w:t>912624e</w:t>
             </w:r>
           </w:p>
         </w:tc>
@@ -34971,7 +34917,7 @@
               <w:rPr>
                 <w:sz w:val="18"/>
               </w:rPr>
-              <w:t>2026-06-09</w:t>
+              <w:t>2026-07-21</w:t>
             </w:r>
           </w:p>
         </w:tc>
@@ -34984,7 +34930,7 @@
               <w:rPr>
                 <w:sz w:val="18"/>
               </w:rPr>
-              <w:t>style: fix remaining auto-fixable python quality findings</w:t>
+              <w:t>release(v1.0): enterprise hardening — ADR cleanup, release notes, testing policy</w:t>
             </w:r>
           </w:p>
         </w:tc>
@@ -35012,7 +34958,7 @@
               <w:rPr>
                 <w:sz w:val="18"/>
               </w:rPr>
-              <w:t>97c854f</w:t>
+              <w:t>2e712eb</w:t>
             </w:r>
           </w:p>
         </w:tc>
@@ -35025,7 +34971,7 @@
               <w:rPr>
                 <w:sz w:val="18"/>
               </w:rPr>
-              <w:t>2026-06-09</w:t>
+              <w:t>2026-07-21</w:t>
             </w:r>
           </w:p>
         </w:tc>
@@ -35038,7 +34984,7 @@
               <w:rPr>
                 <w:sz w:val="18"/>
               </w:rPr>
-              <w:t>fix(e2e): copy .next/static into standalone output for JS/CSS hydration</w:t>
+              <w:t>Merge remote-tracking branch 'origin/main'</w:t>
             </w:r>
           </w:p>
         </w:tc>
@@ -35066,7 +35012,7 @@
               <w:rPr>
                 <w:sz w:val="18"/>
               </w:rPr>
-              <w:t>d74dfa9</w:t>
+              <w:t>be87a3a</w:t>
             </w:r>
           </w:p>
         </w:tc>
@@ -35079,7 +35025,7 @@
               <w:rPr>
                 <w:sz w:val="18"/>
               </w:rPr>
-              <w:t>2026-06-09</w:t>
+              <w:t>2026-07-21</w:t>
             </w:r>
           </w:p>
         </w:tc>
@@ -35092,7 +35038,7 @@
               <w:rPr>
                 <w:sz w:val="18"/>
               </w:rPr>
-              <w:t>style: run ruff check --fix --unsafe-fixes to resolve python maintainability fin</w:t>
+              <w:t>release(v1.0.0): merge v1.0 release commit into main</w:t>
             </w:r>
           </w:p>
         </w:tc>
@@ -35120,7 +35066,7 @@
               <w:rPr>
                 <w:sz w:val="18"/>
               </w:rPr>
-              <w:t>b6808fa</w:t>
+              <w:t>306cbdb</w:t>
             </w:r>
           </w:p>
         </w:tc>
@@ -35133,7 +35079,7 @@
               <w:rPr>
                 <w:sz w:val="18"/>
               </w:rPr>
-              <w:t>2026-06-09</w:t>
+              <w:t>2026-07-21</w:t>
             </w:r>
           </w:p>
         </w:tc>
@@ -35146,7 +35092,7 @@
               <w:rPr>
                 <w:sz w:val="18"/>
               </w:rPr>
-              <w:t>security: upgrade base OS packages inside all Dockerfiles to resolve Trivy RCE a</w:t>
+              <w:t>release(v1.0.0): final production release — enterprise-ready road safety PWA</w:t>
             </w:r>
           </w:p>
         </w:tc>
@@ -35174,7 +35120,7 @@
               <w:rPr>
                 <w:sz w:val="18"/>
               </w:rPr>
-              <w:t>9503986</w:t>
+              <w:t>151db51</w:t>
             </w:r>
           </w:p>
         </w:tc>
@@ -35187,7 +35133,7 @@
               <w:rPr>
                 <w:sz w:val="18"/>
               </w:rPr>
-              <w:t>2026-06-09</w:t>
+              <w:t>2026-07-19</w:t>
             </w:r>
           </w:p>
         </w:tc>
@@ -35200,7 +35146,7 @@
               <w:rPr>
                 <w:sz w:val="18"/>
               </w:rPr>
-              <w:t>security: upgrade chromadb to 1.5.9 to resolve pre-auth RCE vulnerability and up</w:t>
+              <w:t>fix(frontend): resolve screen variable conflicts and eliminate unused-var lint w</w:t>
             </w:r>
           </w:p>
         </w:tc>
@@ -35228,7 +35174,7 @@
               <w:rPr>
                 <w:sz w:val="18"/>
               </w:rPr>
-              <w:t>86b8ecf</w:t>
+              <w:t>3451c1e</w:t>
             </w:r>
           </w:p>
         </w:tc>
@@ -35241,7 +35187,7 @@
               <w:rPr>
                 <w:sz w:val="18"/>
               </w:rPr>
-              <w:t>2026-06-09</w:t>
+              <w:t>2026-07-19</w:t>
             </w:r>
           </w:p>
         </w:tc>
@@ -35254,7 +35200,7 @@
               <w:rPr>
                 <w:sz w:val="18"/>
               </w:rPr>
-              <w:t>fix: apply PR #170 changes — IMPLEMENTATION_PLAN corrections, E2E type safety, d</w:t>
+              <w:t xml:space="preserve">fix(frontend): add missing React imports and fix type exports in components and </w:t>
             </w:r>
           </w:p>
         </w:tc>
@@ -35282,7 +35228,7 @@
               <w:rPr>
                 <w:sz w:val="18"/>
               </w:rPr>
-              <w:t>7c3d484</w:t>
+              <w:t>939ce25</w:t>
             </w:r>
           </w:p>
         </w:tc>
@@ -35295,7 +35241,7 @@
               <w:rPr>
                 <w:sz w:val="18"/>
               </w:rPr>
-              <w:t>2026-06-09</w:t>
+              <w:t>2026-07-19</w:t>
             </w:r>
           </w:p>
         </w:tc>
@@ -35308,7 +35254,61 @@
               <w:rPr>
                 <w:sz w:val="18"/>
               </w:rPr>
-              <w:t>fix: apply PR #169 changes — UIUX typo fixes and deterministic E2E offline check</w:t>
+              <w:t>fix(frontend): add missing React namespace imports across 95 route page files</w:t>
+            </w:r>
+          </w:p>
+        </w:tc>
+        <w:tc>
+          <w:tcPr>
+            <w:tcW w:type="dxa" w:w="2160"/>
+          </w:tcPr>
+          <w:p>
+            <w:r>
+              <w:rPr>
+                <w:sz w:val="18"/>
+              </w:rPr>
+              <w:t>Bappadala Rohith Kumar Naidu</w:t>
+            </w:r>
+          </w:p>
+        </w:tc>
+      </w:tr>
+      <w:tr>
+        <w:tc>
+          <w:tcPr>
+            <w:tcW w:type="dxa" w:w="2160"/>
+          </w:tcPr>
+          <w:p>
+            <w:r>
+              <w:rPr>
+                <w:sz w:val="18"/>
+              </w:rPr>
+              <w:t>2f53f93</w:t>
+            </w:r>
+          </w:p>
+        </w:tc>
+        <w:tc>
+          <w:tcPr>
+            <w:tcW w:type="dxa" w:w="2160"/>
+          </w:tcPr>
+          <w:p>
+            <w:r>
+              <w:rPr>
+                <w:sz w:val="18"/>
+              </w:rPr>
+              <w:t>2026-07-19</w:t>
+            </w:r>
+          </w:p>
+        </w:tc>
+        <w:tc>
+          <w:tcPr>
+            <w:tcW w:type="dxa" w:w="2160"/>
+          </w:tcPr>
+          <w:p>
+            <w:r>
+              <w:rPr>
+                <w:sz w:val="18"/>
+              </w:rPr>
+              <w:t>chore(frontend): exclude test and mock directories from tsconfig type-checking</w:t>
             </w:r>
           </w:p>
         </w:tc>
@@ -36173,7 +36173,7 @@
               <w:rPr>
                 <w:sz w:val="18"/>
               </w:rPr>
-              <w:t>374</w:t>
+              <w:t>393</w:t>
             </w:r>
           </w:p>
         </w:tc>
@@ -36201,7 +36201,7 @@
               <w:rPr>
                 <w:sz w:val="18"/>
               </w:rPr>
-              <w:t>780</w:t>
+              <w:t>781</w:t>
             </w:r>
           </w:p>
         </w:tc>
@@ -36307,7 +36307,7 @@
         <w:br/>
         <w:t>Generated by scripts/update_master_doc.py</w:t>
         <w:br/>
-        <w:t>Timestamp: 2026-06-09 11:52 IST</w:t>
+        <w:t>Timestamp: 2026-07-22 20:44 IST</w:t>
         <w:br/>
         <w:t>Repository: github.com/SafeVixAI/SafeVixAI</w:t>
       </w:r>

--- a/docs/SafeVixAI_MASTER.docx
+++ b/docs/SafeVixAI_MASTER.docx
@@ -33723,7 +33723,7 @@
           <w:i w:val="0"/>
           <w:sz w:val="22"/>
         </w:rPr>
-        <w:t>🕐 Last auto-updated: 2026-06-09 11:52 IST</w:t>
+        <w:t>🕐 Last auto-updated: 2026-07-22 20:54 IST</w:t>
       </w:r>
     </w:p>
     <w:p>
@@ -33811,7 +33811,7 @@
               <w:rPr>
                 <w:sz w:val="18"/>
               </w:rPr>
-              <w:t>0</w:t>
+              <w:t>2</w:t>
             </w:r>
           </w:p>
         </w:tc>
@@ -33867,7 +33867,7 @@
               <w:rPr>
                 <w:sz w:val="18"/>
               </w:rPr>
-              <w:t>69 MB</w:t>
+              <w:t>89 MB</w:t>
             </w:r>
           </w:p>
         </w:tc>
@@ -33923,7 +33923,7 @@
               <w:rPr>
                 <w:sz w:val="18"/>
               </w:rPr>
-              <w:t>2026-06-09</w:t>
+              <w:t>2026-07-22</w:t>
             </w:r>
           </w:p>
         </w:tc>
@@ -33951,7 +33951,7 @@
               <w:rPr>
                 <w:sz w:val="18"/>
               </w:rPr>
-              <w:t>2</w:t>
+              <w:t>52</w:t>
             </w:r>
           </w:p>
         </w:tc>
@@ -34060,7 +34060,7 @@
               <w:rPr>
                 <w:sz w:val="18"/>
               </w:rPr>
-              <w:t>125ms | HTTP 404 | v?</w:t>
+              <w:t>147ms | HTTP 404 | v?</w:t>
             </w:r>
           </w:p>
         </w:tc>
@@ -34101,7 +34101,7 @@
               <w:rPr>
                 <w:sz w:val="18"/>
               </w:rPr>
-              <w:t>156ms | HTTP 404 | v?</w:t>
+              <w:t>366ms | HTTP 200 | v?</w:t>
             </w:r>
           </w:p>
         </w:tc>
@@ -34142,7 +34142,7 @@
               <w:rPr>
                 <w:sz w:val="18"/>
               </w:rPr>
-              <w:t>71ms | HTTP 200 | v?</w:t>
+              <w:t>222ms | HTTP 200 | v?</w:t>
             </w:r>
           </w:p>
         </w:tc>
@@ -34250,7 +34250,7 @@
               <w:rPr>
                 <w:sz w:val="18"/>
               </w:rPr>
-              <w:t>⏳ Update Master Document</w:t>
+              <w:t>⏳ Dependency Review</w:t>
             </w:r>
           </w:p>
         </w:tc>
@@ -34263,7 +34263,7 @@
               <w:rPr>
                 <w:sz w:val="18"/>
               </w:rPr>
-              <w:t>main</w:t>
+              <w:t>docs-wiki-auto-update-29933037723</w:t>
             </w:r>
           </w:p>
         </w:tc>
@@ -34276,7 +34276,7 @@
               <w:rPr>
                 <w:sz w:val="18"/>
               </w:rPr>
-              <w:t>in_progress</w:t>
+              <w:t>action_required</w:t>
             </w:r>
           </w:p>
         </w:tc>
@@ -34289,7 +34289,7 @@
               <w:rPr>
                 <w:sz w:val="18"/>
               </w:rPr>
-              <w:t>2026-06-09</w:t>
+              <w:t>2026-07-22</w:t>
             </w:r>
           </w:p>
         </w:tc>
@@ -34304,7 +34304,7 @@
               <w:rPr>
                 <w:sz w:val="18"/>
               </w:rPr>
-              <w:t>⏳ Deploy Enterprise Docs</w:t>
+              <w:t>⏳ Security Scan</w:t>
             </w:r>
           </w:p>
         </w:tc>
@@ -34317,7 +34317,7 @@
               <w:rPr>
                 <w:sz w:val="18"/>
               </w:rPr>
-              <w:t>main</w:t>
+              <w:t>docs-wiki-auto-update-29933037723</w:t>
             </w:r>
           </w:p>
         </w:tc>
@@ -34330,7 +34330,7 @@
               <w:rPr>
                 <w:sz w:val="18"/>
               </w:rPr>
-              <w:t>in_progress</w:t>
+              <w:t>action_required</w:t>
             </w:r>
           </w:p>
         </w:tc>
@@ -34343,7 +34343,7 @@
               <w:rPr>
                 <w:sz w:val="18"/>
               </w:rPr>
-              <w:t>2026-06-09</w:t>
+              <w:t>2026-07-22</w:t>
             </w:r>
           </w:p>
         </w:tc>
@@ -34358,7 +34358,7 @@
               <w:rPr>
                 <w:sz w:val="18"/>
               </w:rPr>
-              <w:t>⏳ Contract Tests</w:t>
+              <w:t>⏳ Render Deploy Readiness</w:t>
             </w:r>
           </w:p>
         </w:tc>
@@ -34371,7 +34371,7 @@
               <w:rPr>
                 <w:sz w:val="18"/>
               </w:rPr>
-              <w:t>main</w:t>
+              <w:t>docs-wiki-auto-update-29933037723</w:t>
             </w:r>
           </w:p>
         </w:tc>
@@ -34384,7 +34384,7 @@
               <w:rPr>
                 <w:sz w:val="18"/>
               </w:rPr>
-              <w:t>in_progress</w:t>
+              <w:t>action_required</w:t>
             </w:r>
           </w:p>
         </w:tc>
@@ -34397,7 +34397,7 @@
               <w:rPr>
                 <w:sz w:val="18"/>
               </w:rPr>
-              <w:t>2026-06-09</w:t>
+              <w:t>2026-07-22</w:t>
             </w:r>
           </w:p>
         </w:tc>
@@ -34425,7 +34425,7 @@
               <w:rPr>
                 <w:sz w:val="18"/>
               </w:rPr>
-              <w:t>main</w:t>
+              <w:t>docs-wiki-auto-update-29933037723</w:t>
             </w:r>
           </w:p>
         </w:tc>
@@ -34438,7 +34438,7 @@
               <w:rPr>
                 <w:sz w:val="18"/>
               </w:rPr>
-              <w:t>in_progress</w:t>
+              <w:t>action_required</w:t>
             </w:r>
           </w:p>
         </w:tc>
@@ -34451,7 +34451,7 @@
               <w:rPr>
                 <w:sz w:val="18"/>
               </w:rPr>
-              <w:t>2026-06-09</w:t>
+              <w:t>2026-07-22</w:t>
             </w:r>
           </w:p>
         </w:tc>
@@ -34466,7 +34466,7 @@
               <w:rPr>
                 <w:sz w:val="18"/>
               </w:rPr>
-              <w:t>⏳ Wiki Documentation Sync</w:t>
+              <w:t>⏳ Accessibility (a11y)</w:t>
             </w:r>
           </w:p>
         </w:tc>
@@ -34479,7 +34479,7 @@
               <w:rPr>
                 <w:sz w:val="18"/>
               </w:rPr>
-              <w:t>main</w:t>
+              <w:t>docs-wiki-auto-update-29933037723</w:t>
             </w:r>
           </w:p>
         </w:tc>
@@ -34492,7 +34492,7 @@
               <w:rPr>
                 <w:sz w:val="18"/>
               </w:rPr>
-              <w:t>in_progress</w:t>
+              <w:t>action_required</w:t>
             </w:r>
           </w:p>
         </w:tc>
@@ -34505,115 +34505,7 @@
               <w:rPr>
                 <w:sz w:val="18"/>
               </w:rPr>
-              <w:t>2026-06-09</w:t>
-            </w:r>
-          </w:p>
-        </w:tc>
-      </w:tr>
-      <w:tr>
-        <w:tc>
-          <w:tcPr>
-            <w:tcW w:type="dxa" w:w="2160"/>
-          </w:tcPr>
-          <w:p>
-            <w:r>
-              <w:rPr>
-                <w:sz w:val="18"/>
-              </w:rPr>
-              <w:t>⏳ Code Quality: Push on main</w:t>
-            </w:r>
-          </w:p>
-        </w:tc>
-        <w:tc>
-          <w:tcPr>
-            <w:tcW w:type="dxa" w:w="2160"/>
-          </w:tcPr>
-          <w:p>
-            <w:r>
-              <w:rPr>
-                <w:sz w:val="18"/>
-              </w:rPr>
-              <w:t>main</w:t>
-            </w:r>
-          </w:p>
-        </w:tc>
-        <w:tc>
-          <w:tcPr>
-            <w:tcW w:type="dxa" w:w="2160"/>
-          </w:tcPr>
-          <w:p>
-            <w:r>
-              <w:rPr>
-                <w:sz w:val="18"/>
-              </w:rPr>
-              <w:t>in_progress</w:t>
-            </w:r>
-          </w:p>
-        </w:tc>
-        <w:tc>
-          <w:tcPr>
-            <w:tcW w:type="dxa" w:w="2160"/>
-          </w:tcPr>
-          <w:p>
-            <w:r>
-              <w:rPr>
-                <w:sz w:val="18"/>
-              </w:rPr>
-              <w:t>2026-06-09</w:t>
-            </w:r>
-          </w:p>
-        </w:tc>
-      </w:tr>
-      <w:tr>
-        <w:tc>
-          <w:tcPr>
-            <w:tcW w:type="dxa" w:w="2160"/>
-          </w:tcPr>
-          <w:p>
-            <w:r>
-              <w:rPr>
-                <w:sz w:val="18"/>
-              </w:rPr>
-              <w:t>⏳ Push on main</w:t>
-            </w:r>
-          </w:p>
-        </w:tc>
-        <w:tc>
-          <w:tcPr>
-            <w:tcW w:type="dxa" w:w="2160"/>
-          </w:tcPr>
-          <w:p>
-            <w:r>
-              <w:rPr>
-                <w:sz w:val="18"/>
-              </w:rPr>
-              <w:t>main</w:t>
-            </w:r>
-          </w:p>
-        </w:tc>
-        <w:tc>
-          <w:tcPr>
-            <w:tcW w:type="dxa" w:w="2160"/>
-          </w:tcPr>
-          <w:p>
-            <w:r>
-              <w:rPr>
-                <w:sz w:val="18"/>
-              </w:rPr>
-              <w:t>in_progress</w:t>
-            </w:r>
-          </w:p>
-        </w:tc>
-        <w:tc>
-          <w:tcPr>
-            <w:tcW w:type="dxa" w:w="2160"/>
-          </w:tcPr>
-          <w:p>
-            <w:r>
-              <w:rPr>
-                <w:sz w:val="18"/>
-              </w:rPr>
-              <w:t>2026-06-09</w:t>
+              <w:t>2026-07-22</w:t>
             </w:r>
           </w:p>
         </w:tc>
@@ -34641,7 +34533,7 @@
               <w:rPr>
                 <w:sz w:val="18"/>
               </w:rPr>
-              <w:t>copilot/fix-271806273-1189775594-56109f09-207f-4c1f-b6e9-92a559241e8f</w:t>
+              <w:t>docs-wiki-auto-update-29933037723</w:t>
             </w:r>
           </w:p>
         </w:tc>
@@ -34667,7 +34559,115 @@
               <w:rPr>
                 <w:sz w:val="18"/>
               </w:rPr>
-              <w:t>2026-06-09</w:t>
+              <w:t>2026-07-22</w:t>
+            </w:r>
+          </w:p>
+        </w:tc>
+      </w:tr>
+      <w:tr>
+        <w:tc>
+          <w:tcPr>
+            <w:tcW w:type="dxa" w:w="2160"/>
+          </w:tcPr>
+          <w:p>
+            <w:r>
+              <w:rPr>
+                <w:sz w:val="18"/>
+              </w:rPr>
+              <w:t>⏳ License Scan</w:t>
+            </w:r>
+          </w:p>
+        </w:tc>
+        <w:tc>
+          <w:tcPr>
+            <w:tcW w:type="dxa" w:w="2160"/>
+          </w:tcPr>
+          <w:p>
+            <w:r>
+              <w:rPr>
+                <w:sz w:val="18"/>
+              </w:rPr>
+              <w:t>docs-wiki-auto-update-29933037723</w:t>
+            </w:r>
+          </w:p>
+        </w:tc>
+        <w:tc>
+          <w:tcPr>
+            <w:tcW w:type="dxa" w:w="2160"/>
+          </w:tcPr>
+          <w:p>
+            <w:r>
+              <w:rPr>
+                <w:sz w:val="18"/>
+              </w:rPr>
+              <w:t>action_required</w:t>
+            </w:r>
+          </w:p>
+        </w:tc>
+        <w:tc>
+          <w:tcPr>
+            <w:tcW w:type="dxa" w:w="2160"/>
+          </w:tcPr>
+          <w:p>
+            <w:r>
+              <w:rPr>
+                <w:sz w:val="18"/>
+              </w:rPr>
+              <w:t>2026-07-22</w:t>
+            </w:r>
+          </w:p>
+        </w:tc>
+      </w:tr>
+      <w:tr>
+        <w:tc>
+          <w:tcPr>
+            <w:tcW w:type="dxa" w:w="2160"/>
+          </w:tcPr>
+          <w:p>
+            <w:r>
+              <w:rPr>
+                <w:sz w:val="18"/>
+              </w:rPr>
+              <w:t>⏳ Code Quality: PR #275</w:t>
+            </w:r>
+          </w:p>
+        </w:tc>
+        <w:tc>
+          <w:tcPr>
+            <w:tcW w:type="dxa" w:w="2160"/>
+          </w:tcPr>
+          <w:p>
+            <w:r>
+              <w:rPr>
+                <w:sz w:val="18"/>
+              </w:rPr>
+              <w:t>refs/pull/275/head</w:t>
+            </w:r>
+          </w:p>
+        </w:tc>
+        <w:tc>
+          <w:tcPr>
+            <w:tcW w:type="dxa" w:w="2160"/>
+          </w:tcPr>
+          <w:p>
+            <w:r>
+              <w:rPr>
+                <w:sz w:val="18"/>
+              </w:rPr>
+              <w:t>queued</w:t>
+            </w:r>
+          </w:p>
+        </w:tc>
+        <w:tc>
+          <w:tcPr>
+            <w:tcW w:type="dxa" w:w="2160"/>
+          </w:tcPr>
+          <w:p>
+            <w:r>
+              <w:rPr>
+                <w:sz w:val="18"/>
+              </w:rPr>
+              <w:t>2026-07-22</w:t>
             </w:r>
           </w:p>
         </w:tc>
@@ -34796,7 +34796,7 @@
               <w:rPr>
                 <w:sz w:val="18"/>
               </w:rPr>
-              <w:t>52397b4</w:t>
+              <w:t>3bc0d38</w:t>
             </w:r>
           </w:p>
         </w:tc>
@@ -34809,7 +34809,7 @@
               <w:rPr>
                 <w:sz w:val="18"/>
               </w:rPr>
-              <w:t>2026-06-09</w:t>
+              <w:t>2026-07-22</w:t>
             </w:r>
           </w:p>
         </w:tc>
@@ -34822,7 +34822,7 @@
               <w:rPr>
                 <w:sz w:val="18"/>
               </w:rPr>
-              <w:t>Merge pull request #100 from SafeVixAI/docs-wiki-auto-update</w:t>
+              <w:t>fix(ci): resolve all CI workflow failures</w:t>
             </w:r>
           </w:p>
         </w:tc>
@@ -34850,7 +34850,7 @@
               <w:rPr>
                 <w:sz w:val="18"/>
               </w:rPr>
-              <w:t>425db96</w:t>
+              <w:t>a9b5b23</w:t>
             </w:r>
           </w:p>
         </w:tc>
@@ -34863,7 +34863,7 @@
               <w:rPr>
                 <w:sz w:val="18"/>
               </w:rPr>
-              <w:t>2026-06-09</w:t>
+              <w:t>2026-07-21</w:t>
             </w:r>
           </w:p>
         </w:tc>
@@ -34876,61 +34876,7 @@
               <w:rPr>
                 <w:sz w:val="18"/>
               </w:rPr>
-              <w:t>docs(wiki): auto-sync wiki documentation [automated]</w:t>
-            </w:r>
-          </w:p>
-        </w:tc>
-        <w:tc>
-          <w:tcPr>
-            <w:tcW w:type="dxa" w:w="2160"/>
-          </w:tcPr>
-          <w:p>
-            <w:r>
-              <w:rPr>
-                <w:sz w:val="18"/>
-              </w:rPr>
-              <w:t>rohitkumarnaidu</w:t>
-            </w:r>
-          </w:p>
-        </w:tc>
-      </w:tr>
-      <w:tr>
-        <w:tc>
-          <w:tcPr>
-            <w:tcW w:type="dxa" w:w="2160"/>
-          </w:tcPr>
-          <w:p>
-            <w:r>
-              <w:rPr>
-                <w:sz w:val="18"/>
-              </w:rPr>
-              <w:t>7c3823f</w:t>
-            </w:r>
-          </w:p>
-        </w:tc>
-        <w:tc>
-          <w:tcPr>
-            <w:tcW w:type="dxa" w:w="2160"/>
-          </w:tcPr>
-          <w:p>
-            <w:r>
-              <w:rPr>
-                <w:sz w:val="18"/>
-              </w:rPr>
-              <w:t>2026-06-09</w:t>
-            </w:r>
-          </w:p>
-        </w:tc>
-        <w:tc>
-          <w:tcPr>
-            <w:tcW w:type="dxa" w:w="2160"/>
-          </w:tcPr>
-          <w:p>
-            <w:r>
-              <w:rPr>
-                <w:sz w:val="18"/>
-              </w:rPr>
-              <w:t>fix(e2e): automate static asset copying, auto-dismiss SystemStatusBar, and fix o</w:t>
+              <w:t>release(v1.0): final deliverables — operations handbook, security compliance, la</w:t>
             </w:r>
           </w:p>
         </w:tc>
@@ -34958,7 +34904,7 @@
               <w:rPr>
                 <w:sz w:val="18"/>
               </w:rPr>
-              <w:t>372b126</w:t>
+              <w:t>912624e</w:t>
             </w:r>
           </w:p>
         </w:tc>
@@ -34971,7 +34917,7 @@
               <w:rPr>
                 <w:sz w:val="18"/>
               </w:rPr>
-              <w:t>2026-06-09</w:t>
+              <w:t>2026-07-21</w:t>
             </w:r>
           </w:p>
         </w:tc>
@@ -34984,7 +34930,7 @@
               <w:rPr>
                 <w:sz w:val="18"/>
               </w:rPr>
-              <w:t>style: fix remaining auto-fixable python quality findings</w:t>
+              <w:t>release(v1.0): enterprise hardening — ADR cleanup, release notes, testing policy</w:t>
             </w:r>
           </w:p>
         </w:tc>
@@ -35012,7 +34958,7 @@
               <w:rPr>
                 <w:sz w:val="18"/>
               </w:rPr>
-              <w:t>97c854f</w:t>
+              <w:t>2e712eb</w:t>
             </w:r>
           </w:p>
         </w:tc>
@@ -35025,7 +34971,7 @@
               <w:rPr>
                 <w:sz w:val="18"/>
               </w:rPr>
-              <w:t>2026-06-09</w:t>
+              <w:t>2026-07-21</w:t>
             </w:r>
           </w:p>
         </w:tc>
@@ -35038,7 +34984,7 @@
               <w:rPr>
                 <w:sz w:val="18"/>
               </w:rPr>
-              <w:t>fix(e2e): copy .next/static into standalone output for JS/CSS hydration</w:t>
+              <w:t>Merge remote-tracking branch 'origin/main'</w:t>
             </w:r>
           </w:p>
         </w:tc>
@@ -35066,7 +35012,7 @@
               <w:rPr>
                 <w:sz w:val="18"/>
               </w:rPr>
-              <w:t>d74dfa9</w:t>
+              <w:t>be87a3a</w:t>
             </w:r>
           </w:p>
         </w:tc>
@@ -35079,7 +35025,7 @@
               <w:rPr>
                 <w:sz w:val="18"/>
               </w:rPr>
-              <w:t>2026-06-09</w:t>
+              <w:t>2026-07-21</w:t>
             </w:r>
           </w:p>
         </w:tc>
@@ -35092,7 +35038,7 @@
               <w:rPr>
                 <w:sz w:val="18"/>
               </w:rPr>
-              <w:t>style: run ruff check --fix --unsafe-fixes to resolve python maintainability fin</w:t>
+              <w:t>release(v1.0.0): merge v1.0 release commit into main</w:t>
             </w:r>
           </w:p>
         </w:tc>
@@ -35120,7 +35066,7 @@
               <w:rPr>
                 <w:sz w:val="18"/>
               </w:rPr>
-              <w:t>b6808fa</w:t>
+              <w:t>306cbdb</w:t>
             </w:r>
           </w:p>
         </w:tc>
@@ -35133,7 +35079,7 @@
               <w:rPr>
                 <w:sz w:val="18"/>
               </w:rPr>
-              <w:t>2026-06-09</w:t>
+              <w:t>2026-07-21</w:t>
             </w:r>
           </w:p>
         </w:tc>
@@ -35146,7 +35092,7 @@
               <w:rPr>
                 <w:sz w:val="18"/>
               </w:rPr>
-              <w:t>security: upgrade base OS packages inside all Dockerfiles to resolve Trivy RCE a</w:t>
+              <w:t>release(v1.0.0): final production release — enterprise-ready road safety PWA</w:t>
             </w:r>
           </w:p>
         </w:tc>
@@ -35174,7 +35120,7 @@
               <w:rPr>
                 <w:sz w:val="18"/>
               </w:rPr>
-              <w:t>9503986</w:t>
+              <w:t>151db51</w:t>
             </w:r>
           </w:p>
         </w:tc>
@@ -35187,7 +35133,7 @@
               <w:rPr>
                 <w:sz w:val="18"/>
               </w:rPr>
-              <w:t>2026-06-09</w:t>
+              <w:t>2026-07-19</w:t>
             </w:r>
           </w:p>
         </w:tc>
@@ -35200,7 +35146,7 @@
               <w:rPr>
                 <w:sz w:val="18"/>
               </w:rPr>
-              <w:t>security: upgrade chromadb to 1.5.9 to resolve pre-auth RCE vulnerability and up</w:t>
+              <w:t>fix(frontend): resolve screen variable conflicts and eliminate unused-var lint w</w:t>
             </w:r>
           </w:p>
         </w:tc>
@@ -35228,7 +35174,7 @@
               <w:rPr>
                 <w:sz w:val="18"/>
               </w:rPr>
-              <w:t>86b8ecf</w:t>
+              <w:t>3451c1e</w:t>
             </w:r>
           </w:p>
         </w:tc>
@@ -35241,7 +35187,7 @@
               <w:rPr>
                 <w:sz w:val="18"/>
               </w:rPr>
-              <w:t>2026-06-09</w:t>
+              <w:t>2026-07-19</w:t>
             </w:r>
           </w:p>
         </w:tc>
@@ -35254,7 +35200,7 @@
               <w:rPr>
                 <w:sz w:val="18"/>
               </w:rPr>
-              <w:t>fix: apply PR #170 changes — IMPLEMENTATION_PLAN corrections, E2E type safety, d</w:t>
+              <w:t xml:space="preserve">fix(frontend): add missing React imports and fix type exports in components and </w:t>
             </w:r>
           </w:p>
         </w:tc>
@@ -35282,7 +35228,7 @@
               <w:rPr>
                 <w:sz w:val="18"/>
               </w:rPr>
-              <w:t>7c3d484</w:t>
+              <w:t>939ce25</w:t>
             </w:r>
           </w:p>
         </w:tc>
@@ -35295,7 +35241,7 @@
               <w:rPr>
                 <w:sz w:val="18"/>
               </w:rPr>
-              <w:t>2026-06-09</w:t>
+              <w:t>2026-07-19</w:t>
             </w:r>
           </w:p>
         </w:tc>
@@ -35308,7 +35254,61 @@
               <w:rPr>
                 <w:sz w:val="18"/>
               </w:rPr>
-              <w:t>fix: apply PR #169 changes — UIUX typo fixes and deterministic E2E offline check</w:t>
+              <w:t>fix(frontend): add missing React namespace imports across 95 route page files</w:t>
+            </w:r>
+          </w:p>
+        </w:tc>
+        <w:tc>
+          <w:tcPr>
+            <w:tcW w:type="dxa" w:w="2160"/>
+          </w:tcPr>
+          <w:p>
+            <w:r>
+              <w:rPr>
+                <w:sz w:val="18"/>
+              </w:rPr>
+              <w:t>Bappadala Rohith Kumar Naidu</w:t>
+            </w:r>
+          </w:p>
+        </w:tc>
+      </w:tr>
+      <w:tr>
+        <w:tc>
+          <w:tcPr>
+            <w:tcW w:type="dxa" w:w="2160"/>
+          </w:tcPr>
+          <w:p>
+            <w:r>
+              <w:rPr>
+                <w:sz w:val="18"/>
+              </w:rPr>
+              <w:t>2f53f93</w:t>
+            </w:r>
+          </w:p>
+        </w:tc>
+        <w:tc>
+          <w:tcPr>
+            <w:tcW w:type="dxa" w:w="2160"/>
+          </w:tcPr>
+          <w:p>
+            <w:r>
+              <w:rPr>
+                <w:sz w:val="18"/>
+              </w:rPr>
+              <w:t>2026-07-19</w:t>
+            </w:r>
+          </w:p>
+        </w:tc>
+        <w:tc>
+          <w:tcPr>
+            <w:tcW w:type="dxa" w:w="2160"/>
+          </w:tcPr>
+          <w:p>
+            <w:r>
+              <w:rPr>
+                <w:sz w:val="18"/>
+              </w:rPr>
+              <w:t>chore(frontend): exclude test and mock directories from tsconfig type-checking</w:t>
             </w:r>
           </w:p>
         </w:tc>
@@ -36173,7 +36173,7 @@
               <w:rPr>
                 <w:sz w:val="18"/>
               </w:rPr>
-              <w:t>374</w:t>
+              <w:t>393</w:t>
             </w:r>
           </w:p>
         </w:tc>
@@ -36201,7 +36201,7 @@
               <w:rPr>
                 <w:sz w:val="18"/>
               </w:rPr>
-              <w:t>780</w:t>
+              <w:t>781</w:t>
             </w:r>
           </w:p>
         </w:tc>
@@ -36307,7 +36307,7 @@
         <w:br/>
         <w:t>Generated by scripts/update_master_doc.py</w:t>
         <w:br/>
-        <w:t>Timestamp: 2026-06-09 11:52 IST</w:t>
+        <w:t>Timestamp: 2026-07-22 20:54 IST</w:t>
         <w:br/>
         <w:t>Repository: github.com/SafeVixAI/SafeVixAI</w:t>
       </w:r>

--- a/docs/SafeVixAI_MASTER.docx
+++ b/docs/SafeVixAI_MASTER.docx
@@ -33723,7 +33723,7 @@
           <w:i w:val="0"/>
           <w:sz w:val="22"/>
         </w:rPr>
-        <w:t>🕐 Last auto-updated: 2026-06-09 11:52 IST</w:t>
+        <w:t>🕐 Last auto-updated: 2026-07-23 20:27 IST</w:t>
       </w:r>
     </w:p>
     <w:p>
@@ -33811,7 +33811,7 @@
               <w:rPr>
                 <w:sz w:val="18"/>
               </w:rPr>
-              <w:t>0</w:t>
+              <w:t>2</w:t>
             </w:r>
           </w:p>
         </w:tc>
@@ -33867,7 +33867,7 @@
               <w:rPr>
                 <w:sz w:val="18"/>
               </w:rPr>
-              <w:t>69 MB</w:t>
+              <w:t>89 MB</w:t>
             </w:r>
           </w:p>
         </w:tc>
@@ -33923,7 +33923,7 @@
               <w:rPr>
                 <w:sz w:val="18"/>
               </w:rPr>
-              <w:t>2026-06-09</w:t>
+              <w:t>2026-07-22</w:t>
             </w:r>
           </w:p>
         </w:tc>
@@ -33951,7 +33951,7 @@
               <w:rPr>
                 <w:sz w:val="18"/>
               </w:rPr>
-              <w:t>2</w:t>
+              <w:t>53</w:t>
             </w:r>
           </w:p>
         </w:tc>
@@ -34060,7 +34060,7 @@
               <w:rPr>
                 <w:sz w:val="18"/>
               </w:rPr>
-              <w:t>125ms | HTTP 404 | v?</w:t>
+              <w:t>61ms | HTTP 404 | v?</w:t>
             </w:r>
           </w:p>
         </w:tc>
@@ -34101,7 +34101,7 @@
               <w:rPr>
                 <w:sz w:val="18"/>
               </w:rPr>
-              <w:t>156ms | HTTP 404 | v?</w:t>
+              <w:t>980ms | HTTP 200 | v?</w:t>
             </w:r>
           </w:p>
         </w:tc>
@@ -34142,7 +34142,7 @@
               <w:rPr>
                 <w:sz w:val="18"/>
               </w:rPr>
-              <w:t>71ms | HTTP 200 | v?</w:t>
+              <w:t>198ms | HTTP 200 | v?</w:t>
             </w:r>
           </w:p>
         </w:tc>
@@ -34250,7 +34250,277 @@
               <w:rPr>
                 <w:sz w:val="18"/>
               </w:rPr>
-              <w:t>⏳ Update Master Document</w:t>
+              <w:t>⏳ Automated Weekly i18n Translation Sync</w:t>
+            </w:r>
+          </w:p>
+        </w:tc>
+        <w:tc>
+          <w:tcPr>
+            <w:tcW w:type="dxa" w:w="2160"/>
+          </w:tcPr>
+          <w:p>
+            <w:r>
+              <w:rPr>
+                <w:sz w:val="18"/>
+              </w:rPr>
+              <w:t>v1.0.0</w:t>
+            </w:r>
+          </w:p>
+        </w:tc>
+        <w:tc>
+          <w:tcPr>
+            <w:tcW w:type="dxa" w:w="2160"/>
+          </w:tcPr>
+          <w:p>
+            <w:r>
+              <w:rPr>
+                <w:sz w:val="18"/>
+              </w:rPr>
+              <w:t>queued</w:t>
+            </w:r>
+          </w:p>
+        </w:tc>
+        <w:tc>
+          <w:tcPr>
+            <w:tcW w:type="dxa" w:w="2160"/>
+          </w:tcPr>
+          <w:p>
+            <w:r>
+              <w:rPr>
+                <w:sz w:val="18"/>
+              </w:rPr>
+              <w:t>2026-07-23</w:t>
+            </w:r>
+          </w:p>
+        </w:tc>
+      </w:tr>
+      <w:tr>
+        <w:tc>
+          <w:tcPr>
+            <w:tcW w:type="dxa" w:w="2160"/>
+          </w:tcPr>
+          <w:p>
+            <w:r>
+              <w:rPr>
+                <w:sz w:val="18"/>
+              </w:rPr>
+              <w:t>⏳ Release</w:t>
+            </w:r>
+          </w:p>
+        </w:tc>
+        <w:tc>
+          <w:tcPr>
+            <w:tcW w:type="dxa" w:w="2160"/>
+          </w:tcPr>
+          <w:p>
+            <w:r>
+              <w:rPr>
+                <w:sz w:val="18"/>
+              </w:rPr>
+              <w:t>v1.0.0</w:t>
+            </w:r>
+          </w:p>
+        </w:tc>
+        <w:tc>
+          <w:tcPr>
+            <w:tcW w:type="dxa" w:w="2160"/>
+          </w:tcPr>
+          <w:p>
+            <w:r>
+              <w:rPr>
+                <w:sz w:val="18"/>
+              </w:rPr>
+              <w:t>startup_failure</w:t>
+            </w:r>
+          </w:p>
+        </w:tc>
+        <w:tc>
+          <w:tcPr>
+            <w:tcW w:type="dxa" w:w="2160"/>
+          </w:tcPr>
+          <w:p>
+            <w:r>
+              <w:rPr>
+                <w:sz w:val="18"/>
+              </w:rPr>
+              <w:t>2026-07-23</w:t>
+            </w:r>
+          </w:p>
+        </w:tc>
+      </w:tr>
+      <w:tr>
+        <w:tc>
+          <w:tcPr>
+            <w:tcW w:type="dxa" w:w="2160"/>
+          </w:tcPr>
+          <w:p>
+            <w:r>
+              <w:rPr>
+                <w:sz w:val="18"/>
+              </w:rPr>
+              <w:t>🔴 .github/workflows/migration-safety.yml</w:t>
+            </w:r>
+          </w:p>
+        </w:tc>
+        <w:tc>
+          <w:tcPr>
+            <w:tcW w:type="dxa" w:w="2160"/>
+          </w:tcPr>
+          <w:p>
+            <w:r>
+              <w:rPr>
+                <w:sz w:val="18"/>
+              </w:rPr>
+              <w:t>main</w:t>
+            </w:r>
+          </w:p>
+        </w:tc>
+        <w:tc>
+          <w:tcPr>
+            <w:tcW w:type="dxa" w:w="2160"/>
+          </w:tcPr>
+          <w:p>
+            <w:r>
+              <w:rPr>
+                <w:sz w:val="18"/>
+              </w:rPr>
+              <w:t>failure</w:t>
+            </w:r>
+          </w:p>
+        </w:tc>
+        <w:tc>
+          <w:tcPr>
+            <w:tcW w:type="dxa" w:w="2160"/>
+          </w:tcPr>
+          <w:p>
+            <w:r>
+              <w:rPr>
+                <w:sz w:val="18"/>
+              </w:rPr>
+              <w:t>2026-07-23</w:t>
+            </w:r>
+          </w:p>
+        </w:tc>
+      </w:tr>
+      <w:tr>
+        <w:tc>
+          <w:tcPr>
+            <w:tcW w:type="dxa" w:w="2160"/>
+          </w:tcPr>
+          <w:p>
+            <w:r>
+              <w:rPr>
+                <w:sz w:val="18"/>
+              </w:rPr>
+              <w:t>🔴 .github/workflows/chaos-tests.yml</w:t>
+            </w:r>
+          </w:p>
+        </w:tc>
+        <w:tc>
+          <w:tcPr>
+            <w:tcW w:type="dxa" w:w="2160"/>
+          </w:tcPr>
+          <w:p>
+            <w:r>
+              <w:rPr>
+                <w:sz w:val="18"/>
+              </w:rPr>
+              <w:t>main</w:t>
+            </w:r>
+          </w:p>
+        </w:tc>
+        <w:tc>
+          <w:tcPr>
+            <w:tcW w:type="dxa" w:w="2160"/>
+          </w:tcPr>
+          <w:p>
+            <w:r>
+              <w:rPr>
+                <w:sz w:val="18"/>
+              </w:rPr>
+              <w:t>failure</w:t>
+            </w:r>
+          </w:p>
+        </w:tc>
+        <w:tc>
+          <w:tcPr>
+            <w:tcW w:type="dxa" w:w="2160"/>
+          </w:tcPr>
+          <w:p>
+            <w:r>
+              <w:rPr>
+                <w:sz w:val="18"/>
+              </w:rPr>
+              <w:t>2026-07-23</w:t>
+            </w:r>
+          </w:p>
+        </w:tc>
+      </w:tr>
+      <w:tr>
+        <w:tc>
+          <w:tcPr>
+            <w:tcW w:type="dxa" w:w="2160"/>
+          </w:tcPr>
+          <w:p>
+            <w:r>
+              <w:rPr>
+                <w:sz w:val="18"/>
+              </w:rPr>
+              <w:t>🔴 .github/workflows/benchmark-regression.yml</w:t>
+            </w:r>
+          </w:p>
+        </w:tc>
+        <w:tc>
+          <w:tcPr>
+            <w:tcW w:type="dxa" w:w="2160"/>
+          </w:tcPr>
+          <w:p>
+            <w:r>
+              <w:rPr>
+                <w:sz w:val="18"/>
+              </w:rPr>
+              <w:t>main</w:t>
+            </w:r>
+          </w:p>
+        </w:tc>
+        <w:tc>
+          <w:tcPr>
+            <w:tcW w:type="dxa" w:w="2160"/>
+          </w:tcPr>
+          <w:p>
+            <w:r>
+              <w:rPr>
+                <w:sz w:val="18"/>
+              </w:rPr>
+              <w:t>failure</w:t>
+            </w:r>
+          </w:p>
+        </w:tc>
+        <w:tc>
+          <w:tcPr>
+            <w:tcW w:type="dxa" w:w="2160"/>
+          </w:tcPr>
+          <w:p>
+            <w:r>
+              <w:rPr>
+                <w:sz w:val="18"/>
+              </w:rPr>
+              <w:t>2026-07-23</w:t>
+            </w:r>
+          </w:p>
+        </w:tc>
+      </w:tr>
+      <w:tr>
+        <w:tc>
+          <w:tcPr>
+            <w:tcW w:type="dxa" w:w="2160"/>
+          </w:tcPr>
+          <w:p>
+            <w:r>
+              <w:rPr>
+                <w:sz w:val="18"/>
+              </w:rPr>
+              <w:t>⏳ E2E Tests</w:t>
             </w:r>
           </w:p>
         </w:tc>
@@ -34289,7 +34559,7 @@
               <w:rPr>
                 <w:sz w:val="18"/>
               </w:rPr>
-              <w:t>2026-06-09</w:t>
+              <w:t>2026-07-23</w:t>
             </w:r>
           </w:p>
         </w:tc>
@@ -34304,7 +34574,7 @@
               <w:rPr>
                 <w:sz w:val="18"/>
               </w:rPr>
-              <w:t>⏳ Deploy Enterprise Docs</w:t>
+              <w:t>⏳ OpenSSF Scorecard</w:t>
             </w:r>
           </w:p>
         </w:tc>
@@ -34330,7 +34600,7 @@
               <w:rPr>
                 <w:sz w:val="18"/>
               </w:rPr>
-              <w:t>in_progress</w:t>
+              <w:t>queued</w:t>
             </w:r>
           </w:p>
         </w:tc>
@@ -34343,7 +34613,7 @@
               <w:rPr>
                 <w:sz w:val="18"/>
               </w:rPr>
-              <w:t>2026-06-09</w:t>
+              <w:t>2026-07-23</w:t>
             </w:r>
           </w:p>
         </w:tc>
@@ -34397,277 +34667,7 @@
               <w:rPr>
                 <w:sz w:val="18"/>
               </w:rPr>
-              <w:t>2026-06-09</w:t>
-            </w:r>
-          </w:p>
-        </w:tc>
-      </w:tr>
-      <w:tr>
-        <w:tc>
-          <w:tcPr>
-            <w:tcW w:type="dxa" w:w="2160"/>
-          </w:tcPr>
-          <w:p>
-            <w:r>
-              <w:rPr>
-                <w:sz w:val="18"/>
-              </w:rPr>
-              <w:t>⏳ Codacy Security Scan</w:t>
-            </w:r>
-          </w:p>
-        </w:tc>
-        <w:tc>
-          <w:tcPr>
-            <w:tcW w:type="dxa" w:w="2160"/>
-          </w:tcPr>
-          <w:p>
-            <w:r>
-              <w:rPr>
-                <w:sz w:val="18"/>
-              </w:rPr>
-              <w:t>main</w:t>
-            </w:r>
-          </w:p>
-        </w:tc>
-        <w:tc>
-          <w:tcPr>
-            <w:tcW w:type="dxa" w:w="2160"/>
-          </w:tcPr>
-          <w:p>
-            <w:r>
-              <w:rPr>
-                <w:sz w:val="18"/>
-              </w:rPr>
-              <w:t>in_progress</w:t>
-            </w:r>
-          </w:p>
-        </w:tc>
-        <w:tc>
-          <w:tcPr>
-            <w:tcW w:type="dxa" w:w="2160"/>
-          </w:tcPr>
-          <w:p>
-            <w:r>
-              <w:rPr>
-                <w:sz w:val="18"/>
-              </w:rPr>
-              <w:t>2026-06-09</w:t>
-            </w:r>
-          </w:p>
-        </w:tc>
-      </w:tr>
-      <w:tr>
-        <w:tc>
-          <w:tcPr>
-            <w:tcW w:type="dxa" w:w="2160"/>
-          </w:tcPr>
-          <w:p>
-            <w:r>
-              <w:rPr>
-                <w:sz w:val="18"/>
-              </w:rPr>
-              <w:t>⏳ Wiki Documentation Sync</w:t>
-            </w:r>
-          </w:p>
-        </w:tc>
-        <w:tc>
-          <w:tcPr>
-            <w:tcW w:type="dxa" w:w="2160"/>
-          </w:tcPr>
-          <w:p>
-            <w:r>
-              <w:rPr>
-                <w:sz w:val="18"/>
-              </w:rPr>
-              <w:t>main</w:t>
-            </w:r>
-          </w:p>
-        </w:tc>
-        <w:tc>
-          <w:tcPr>
-            <w:tcW w:type="dxa" w:w="2160"/>
-          </w:tcPr>
-          <w:p>
-            <w:r>
-              <w:rPr>
-                <w:sz w:val="18"/>
-              </w:rPr>
-              <w:t>in_progress</w:t>
-            </w:r>
-          </w:p>
-        </w:tc>
-        <w:tc>
-          <w:tcPr>
-            <w:tcW w:type="dxa" w:w="2160"/>
-          </w:tcPr>
-          <w:p>
-            <w:r>
-              <w:rPr>
-                <w:sz w:val="18"/>
-              </w:rPr>
-              <w:t>2026-06-09</w:t>
-            </w:r>
-          </w:p>
-        </w:tc>
-      </w:tr>
-      <w:tr>
-        <w:tc>
-          <w:tcPr>
-            <w:tcW w:type="dxa" w:w="2160"/>
-          </w:tcPr>
-          <w:p>
-            <w:r>
-              <w:rPr>
-                <w:sz w:val="18"/>
-              </w:rPr>
-              <w:t>⏳ Code Quality: Push on main</w:t>
-            </w:r>
-          </w:p>
-        </w:tc>
-        <w:tc>
-          <w:tcPr>
-            <w:tcW w:type="dxa" w:w="2160"/>
-          </w:tcPr>
-          <w:p>
-            <w:r>
-              <w:rPr>
-                <w:sz w:val="18"/>
-              </w:rPr>
-              <w:t>main</w:t>
-            </w:r>
-          </w:p>
-        </w:tc>
-        <w:tc>
-          <w:tcPr>
-            <w:tcW w:type="dxa" w:w="2160"/>
-          </w:tcPr>
-          <w:p>
-            <w:r>
-              <w:rPr>
-                <w:sz w:val="18"/>
-              </w:rPr>
-              <w:t>in_progress</w:t>
-            </w:r>
-          </w:p>
-        </w:tc>
-        <w:tc>
-          <w:tcPr>
-            <w:tcW w:type="dxa" w:w="2160"/>
-          </w:tcPr>
-          <w:p>
-            <w:r>
-              <w:rPr>
-                <w:sz w:val="18"/>
-              </w:rPr>
-              <w:t>2026-06-09</w:t>
-            </w:r>
-          </w:p>
-        </w:tc>
-      </w:tr>
-      <w:tr>
-        <w:tc>
-          <w:tcPr>
-            <w:tcW w:type="dxa" w:w="2160"/>
-          </w:tcPr>
-          <w:p>
-            <w:r>
-              <w:rPr>
-                <w:sz w:val="18"/>
-              </w:rPr>
-              <w:t>⏳ Push on main</w:t>
-            </w:r>
-          </w:p>
-        </w:tc>
-        <w:tc>
-          <w:tcPr>
-            <w:tcW w:type="dxa" w:w="2160"/>
-          </w:tcPr>
-          <w:p>
-            <w:r>
-              <w:rPr>
-                <w:sz w:val="18"/>
-              </w:rPr>
-              <w:t>main</w:t>
-            </w:r>
-          </w:p>
-        </w:tc>
-        <w:tc>
-          <w:tcPr>
-            <w:tcW w:type="dxa" w:w="2160"/>
-          </w:tcPr>
-          <w:p>
-            <w:r>
-              <w:rPr>
-                <w:sz w:val="18"/>
-              </w:rPr>
-              <w:t>in_progress</w:t>
-            </w:r>
-          </w:p>
-        </w:tc>
-        <w:tc>
-          <w:tcPr>
-            <w:tcW w:type="dxa" w:w="2160"/>
-          </w:tcPr>
-          <w:p>
-            <w:r>
-              <w:rPr>
-                <w:sz w:val="18"/>
-              </w:rPr>
-              <w:t>2026-06-09</w:t>
-            </w:r>
-          </w:p>
-        </w:tc>
-      </w:tr>
-      <w:tr>
-        <w:tc>
-          <w:tcPr>
-            <w:tcW w:type="dxa" w:w="2160"/>
-          </w:tcPr>
-          <w:p>
-            <w:r>
-              <w:rPr>
-                <w:sz w:val="18"/>
-              </w:rPr>
-              <w:t>⏳ Branch Protection Checks</w:t>
-            </w:r>
-          </w:p>
-        </w:tc>
-        <w:tc>
-          <w:tcPr>
-            <w:tcW w:type="dxa" w:w="2160"/>
-          </w:tcPr>
-          <w:p>
-            <w:r>
-              <w:rPr>
-                <w:sz w:val="18"/>
-              </w:rPr>
-              <w:t>copilot/fix-271806273-1189775594-56109f09-207f-4c1f-b6e9-92a559241e8f</w:t>
-            </w:r>
-          </w:p>
-        </w:tc>
-        <w:tc>
-          <w:tcPr>
-            <w:tcW w:type="dxa" w:w="2160"/>
-          </w:tcPr>
-          <w:p>
-            <w:r>
-              <w:rPr>
-                <w:sz w:val="18"/>
-              </w:rPr>
-              <w:t>action_required</w:t>
-            </w:r>
-          </w:p>
-        </w:tc>
-        <w:tc>
-          <w:tcPr>
-            <w:tcW w:type="dxa" w:w="2160"/>
-          </w:tcPr>
-          <w:p>
-            <w:r>
-              <w:rPr>
-                <w:sz w:val="18"/>
-              </w:rPr>
-              <w:t>2026-06-09</w:t>
+              <w:t>2026-07-23</w:t>
             </w:r>
           </w:p>
         </w:tc>
@@ -34796,7 +34796,7 @@
               <w:rPr>
                 <w:sz w:val="18"/>
               </w:rPr>
-              <w:t>52397b4</w:t>
+              <w:t>1ed21e2</w:t>
             </w:r>
           </w:p>
         </w:tc>
@@ -34809,7 +34809,7 @@
               <w:rPr>
                 <w:sz w:val="18"/>
               </w:rPr>
-              <w:t>2026-06-09</w:t>
+              <w:t>2026-07-23</w:t>
             </w:r>
           </w:p>
         </w:tc>
@@ -34822,7 +34822,7 @@
               <w:rPr>
                 <w:sz w:val="18"/>
               </w:rPr>
-              <w:t>Merge pull request #100 from SafeVixAI/docs-wiki-auto-update</w:t>
+              <w:t>chore: remove stray scripts from commit</w:t>
             </w:r>
           </w:p>
         </w:tc>
@@ -34850,7 +34850,7 @@
               <w:rPr>
                 <w:sz w:val="18"/>
               </w:rPr>
-              <w:t>425db96</w:t>
+              <w:t>e9c9fdf</w:t>
             </w:r>
           </w:p>
         </w:tc>
@@ -34863,7 +34863,7 @@
               <w:rPr>
                 <w:sz w:val="18"/>
               </w:rPr>
-              <w:t>2026-06-09</w:t>
+              <w:t>2026-07-23</w:t>
             </w:r>
           </w:p>
         </w:tc>
@@ -34876,61 +34876,7 @@
               <w:rPr>
                 <w:sz w:val="18"/>
               </w:rPr>
-              <w:t>docs(wiki): auto-sync wiki documentation [automated]</w:t>
-            </w:r>
-          </w:p>
-        </w:tc>
-        <w:tc>
-          <w:tcPr>
-            <w:tcW w:type="dxa" w:w="2160"/>
-          </w:tcPr>
-          <w:p>
-            <w:r>
-              <w:rPr>
-                <w:sz w:val="18"/>
-              </w:rPr>
-              <w:t>rohitkumarnaidu</w:t>
-            </w:r>
-          </w:p>
-        </w:tc>
-      </w:tr>
-      <w:tr>
-        <w:tc>
-          <w:tcPr>
-            <w:tcW w:type="dxa" w:w="2160"/>
-          </w:tcPr>
-          <w:p>
-            <w:r>
-              <w:rPr>
-                <w:sz w:val="18"/>
-              </w:rPr>
-              <w:t>7c3823f</w:t>
-            </w:r>
-          </w:p>
-        </w:tc>
-        <w:tc>
-          <w:tcPr>
-            <w:tcW w:type="dxa" w:w="2160"/>
-          </w:tcPr>
-          <w:p>
-            <w:r>
-              <w:rPr>
-                <w:sz w:val="18"/>
-              </w:rPr>
-              <w:t>2026-06-09</w:t>
-            </w:r>
-          </w:p>
-        </w:tc>
-        <w:tc>
-          <w:tcPr>
-            <w:tcW w:type="dxa" w:w="2160"/>
-          </w:tcPr>
-          <w:p>
-            <w:r>
-              <w:rPr>
-                <w:sz w:val="18"/>
-              </w:rPr>
-              <w:t>fix(e2e): automate static asset copying, auto-dismiss SystemStatusBar, and fix o</w:t>
+              <w:t>release(v1.0): enterprise README rewrite + hackathon reference cleanup across al</w:t>
             </w:r>
           </w:p>
         </w:tc>
@@ -34958,7 +34904,7 @@
               <w:rPr>
                 <w:sz w:val="18"/>
               </w:rPr>
-              <w:t>372b126</w:t>
+              <w:t>3bc0d38</w:t>
             </w:r>
           </w:p>
         </w:tc>
@@ -34971,7 +34917,7 @@
               <w:rPr>
                 <w:sz w:val="18"/>
               </w:rPr>
-              <w:t>2026-06-09</w:t>
+              <w:t>2026-07-22</w:t>
             </w:r>
           </w:p>
         </w:tc>
@@ -34984,7 +34930,7 @@
               <w:rPr>
                 <w:sz w:val="18"/>
               </w:rPr>
-              <w:t>style: fix remaining auto-fixable python quality findings</w:t>
+              <w:t>fix(ci): resolve all CI workflow failures</w:t>
             </w:r>
           </w:p>
         </w:tc>
@@ -35012,7 +34958,7 @@
               <w:rPr>
                 <w:sz w:val="18"/>
               </w:rPr>
-              <w:t>97c854f</w:t>
+              <w:t>a9b5b23</w:t>
             </w:r>
           </w:p>
         </w:tc>
@@ -35025,7 +34971,7 @@
               <w:rPr>
                 <w:sz w:val="18"/>
               </w:rPr>
-              <w:t>2026-06-09</w:t>
+              <w:t>2026-07-21</w:t>
             </w:r>
           </w:p>
         </w:tc>
@@ -35038,7 +34984,7 @@
               <w:rPr>
                 <w:sz w:val="18"/>
               </w:rPr>
-              <w:t>fix(e2e): copy .next/static into standalone output for JS/CSS hydration</w:t>
+              <w:t>release(v1.0): final deliverables — operations handbook, security compliance, la</w:t>
             </w:r>
           </w:p>
         </w:tc>
@@ -35066,7 +35012,7 @@
               <w:rPr>
                 <w:sz w:val="18"/>
               </w:rPr>
-              <w:t>d74dfa9</w:t>
+              <w:t>912624e</w:t>
             </w:r>
           </w:p>
         </w:tc>
@@ -35079,7 +35025,7 @@
               <w:rPr>
                 <w:sz w:val="18"/>
               </w:rPr>
-              <w:t>2026-06-09</w:t>
+              <w:t>2026-07-21</w:t>
             </w:r>
           </w:p>
         </w:tc>
@@ -35092,7 +35038,7 @@
               <w:rPr>
                 <w:sz w:val="18"/>
               </w:rPr>
-              <w:t>style: run ruff check --fix --unsafe-fixes to resolve python maintainability fin</w:t>
+              <w:t>release(v1.0): enterprise hardening — ADR cleanup, release notes, testing policy</w:t>
             </w:r>
           </w:p>
         </w:tc>
@@ -35120,7 +35066,7 @@
               <w:rPr>
                 <w:sz w:val="18"/>
               </w:rPr>
-              <w:t>b6808fa</w:t>
+              <w:t>2e712eb</w:t>
             </w:r>
           </w:p>
         </w:tc>
@@ -35133,7 +35079,7 @@
               <w:rPr>
                 <w:sz w:val="18"/>
               </w:rPr>
-              <w:t>2026-06-09</w:t>
+              <w:t>2026-07-21</w:t>
             </w:r>
           </w:p>
         </w:tc>
@@ -35146,7 +35092,7 @@
               <w:rPr>
                 <w:sz w:val="18"/>
               </w:rPr>
-              <w:t>security: upgrade base OS packages inside all Dockerfiles to resolve Trivy RCE a</w:t>
+              <w:t>Merge remote-tracking branch 'origin/main'</w:t>
             </w:r>
           </w:p>
         </w:tc>
@@ -35174,7 +35120,7 @@
               <w:rPr>
                 <w:sz w:val="18"/>
               </w:rPr>
-              <w:t>9503986</w:t>
+              <w:t>be87a3a</w:t>
             </w:r>
           </w:p>
         </w:tc>
@@ -35187,7 +35133,7 @@
               <w:rPr>
                 <w:sz w:val="18"/>
               </w:rPr>
-              <w:t>2026-06-09</w:t>
+              <w:t>2026-07-21</w:t>
             </w:r>
           </w:p>
         </w:tc>
@@ -35200,7 +35146,7 @@
               <w:rPr>
                 <w:sz w:val="18"/>
               </w:rPr>
-              <w:t>security: upgrade chromadb to 1.5.9 to resolve pre-auth RCE vulnerability and up</w:t>
+              <w:t>release(v1.0.0): merge v1.0 release commit into main</w:t>
             </w:r>
           </w:p>
         </w:tc>
@@ -35228,7 +35174,7 @@
               <w:rPr>
                 <w:sz w:val="18"/>
               </w:rPr>
-              <w:t>86b8ecf</w:t>
+              <w:t>306cbdb</w:t>
             </w:r>
           </w:p>
         </w:tc>
@@ -35241,7 +35187,7 @@
               <w:rPr>
                 <w:sz w:val="18"/>
               </w:rPr>
-              <w:t>2026-06-09</w:t>
+              <w:t>2026-07-21</w:t>
             </w:r>
           </w:p>
         </w:tc>
@@ -35254,7 +35200,7 @@
               <w:rPr>
                 <w:sz w:val="18"/>
               </w:rPr>
-              <w:t>fix: apply PR #170 changes — IMPLEMENTATION_PLAN corrections, E2E type safety, d</w:t>
+              <w:t>release(v1.0.0): final production release — enterprise-ready road safety PWA</w:t>
             </w:r>
           </w:p>
         </w:tc>
@@ -35282,7 +35228,7 @@
               <w:rPr>
                 <w:sz w:val="18"/>
               </w:rPr>
-              <w:t>7c3d484</w:t>
+              <w:t>151db51</w:t>
             </w:r>
           </w:p>
         </w:tc>
@@ -35295,7 +35241,7 @@
               <w:rPr>
                 <w:sz w:val="18"/>
               </w:rPr>
-              <w:t>2026-06-09</w:t>
+              <w:t>2026-07-19</w:t>
             </w:r>
           </w:p>
         </w:tc>
@@ -35308,7 +35254,61 @@
               <w:rPr>
                 <w:sz w:val="18"/>
               </w:rPr>
-              <w:t>fix: apply PR #169 changes — UIUX typo fixes and deterministic E2E offline check</w:t>
+              <w:t>fix(frontend): resolve screen variable conflicts and eliminate unused-var lint w</w:t>
+            </w:r>
+          </w:p>
+        </w:tc>
+        <w:tc>
+          <w:tcPr>
+            <w:tcW w:type="dxa" w:w="2160"/>
+          </w:tcPr>
+          <w:p>
+            <w:r>
+              <w:rPr>
+                <w:sz w:val="18"/>
+              </w:rPr>
+              <w:t>Bappadala Rohith Kumar Naidu</w:t>
+            </w:r>
+          </w:p>
+        </w:tc>
+      </w:tr>
+      <w:tr>
+        <w:tc>
+          <w:tcPr>
+            <w:tcW w:type="dxa" w:w="2160"/>
+          </w:tcPr>
+          <w:p>
+            <w:r>
+              <w:rPr>
+                <w:sz w:val="18"/>
+              </w:rPr>
+              <w:t>3451c1e</w:t>
+            </w:r>
+          </w:p>
+        </w:tc>
+        <w:tc>
+          <w:tcPr>
+            <w:tcW w:type="dxa" w:w="2160"/>
+          </w:tcPr>
+          <w:p>
+            <w:r>
+              <w:rPr>
+                <w:sz w:val="18"/>
+              </w:rPr>
+              <w:t>2026-07-19</w:t>
+            </w:r>
+          </w:p>
+        </w:tc>
+        <w:tc>
+          <w:tcPr>
+            <w:tcW w:type="dxa" w:w="2160"/>
+          </w:tcPr>
+          <w:p>
+            <w:r>
+              <w:rPr>
+                <w:sz w:val="18"/>
+              </w:rPr>
+              <w:t xml:space="preserve">fix(frontend): add missing React imports and fix type exports in components and </w:t>
             </w:r>
           </w:p>
         </w:tc>
@@ -36173,7 +36173,7 @@
               <w:rPr>
                 <w:sz w:val="18"/>
               </w:rPr>
-              <w:t>374</w:t>
+              <w:t>393</w:t>
             </w:r>
           </w:p>
         </w:tc>
@@ -36201,7 +36201,7 @@
               <w:rPr>
                 <w:sz w:val="18"/>
               </w:rPr>
-              <w:t>780</w:t>
+              <w:t>773</w:t>
             </w:r>
           </w:p>
         </w:tc>
@@ -36307,7 +36307,7 @@
         <w:br/>
         <w:t>Generated by scripts/update_master_doc.py</w:t>
         <w:br/>
-        <w:t>Timestamp: 2026-06-09 11:52 IST</w:t>
+        <w:t>Timestamp: 2026-07-23 20:27 IST</w:t>
         <w:br/>
         <w:t>Repository: github.com/SafeVixAI/SafeVixAI</w:t>
       </w:r>

--- a/docs/SafeVixAI_MASTER.docx
+++ b/docs/SafeVixAI_MASTER.docx
@@ -33723,7 +33723,7 @@
           <w:i w:val="0"/>
           <w:sz w:val="22"/>
         </w:rPr>
-        <w:t>🕐 Last auto-updated: 2026-06-09 11:52 IST</w:t>
+        <w:t>🕐 Last auto-updated: 2026-07-23 22:30 IST</w:t>
       </w:r>
     </w:p>
     <w:p>
@@ -33811,7 +33811,7 @@
               <w:rPr>
                 <w:sz w:val="18"/>
               </w:rPr>
-              <w:t>0</w:t>
+              <w:t>2</w:t>
             </w:r>
           </w:p>
         </w:tc>
@@ -33867,7 +33867,7 @@
               <w:rPr>
                 <w:sz w:val="18"/>
               </w:rPr>
-              <w:t>69 MB</w:t>
+              <w:t>89 MB</w:t>
             </w:r>
           </w:p>
         </w:tc>
@@ -33923,7 +33923,7 @@
               <w:rPr>
                 <w:sz w:val="18"/>
               </w:rPr>
-              <w:t>2026-06-09</w:t>
+              <w:t>2026-07-23</w:t>
             </w:r>
           </w:p>
         </w:tc>
@@ -33951,7 +33951,7 @@
               <w:rPr>
                 <w:sz w:val="18"/>
               </w:rPr>
-              <w:t>2</w:t>
+              <w:t>55</w:t>
             </w:r>
           </w:p>
         </w:tc>
@@ -34060,7 +34060,7 @@
               <w:rPr>
                 <w:sz w:val="18"/>
               </w:rPr>
-              <w:t>125ms | HTTP 404 | v?</w:t>
+              <w:t>209ms | HTTP 404 | v?</w:t>
             </w:r>
           </w:p>
         </w:tc>
@@ -34101,7 +34101,7 @@
               <w:rPr>
                 <w:sz w:val="18"/>
               </w:rPr>
-              <w:t>156ms | HTTP 404 | v?</w:t>
+              <w:t>994ms | HTTP 200 | v?</w:t>
             </w:r>
           </w:p>
         </w:tc>
@@ -34142,7 +34142,7 @@
               <w:rPr>
                 <w:sz w:val="18"/>
               </w:rPr>
-              <w:t>71ms | HTTP 200 | v?</w:t>
+              <w:t>252ms | HTTP 200 | v?</w:t>
             </w:r>
           </w:p>
         </w:tc>
@@ -34250,6 +34250,222 @@
               <w:rPr>
                 <w:sz w:val="18"/>
               </w:rPr>
+              <w:t>⏳ Codacy Security Scan</w:t>
+            </w:r>
+          </w:p>
+        </w:tc>
+        <w:tc>
+          <w:tcPr>
+            <w:tcW w:type="dxa" w:w="2160"/>
+          </w:tcPr>
+          <w:p>
+            <w:r>
+              <w:rPr>
+                <w:sz w:val="18"/>
+              </w:rPr>
+              <w:t>main</w:t>
+            </w:r>
+          </w:p>
+        </w:tc>
+        <w:tc>
+          <w:tcPr>
+            <w:tcW w:type="dxa" w:w="2160"/>
+          </w:tcPr>
+          <w:p>
+            <w:r>
+              <w:rPr>
+                <w:sz w:val="18"/>
+              </w:rPr>
+              <w:t>in_progress</w:t>
+            </w:r>
+          </w:p>
+        </w:tc>
+        <w:tc>
+          <w:tcPr>
+            <w:tcW w:type="dxa" w:w="2160"/>
+          </w:tcPr>
+          <w:p>
+            <w:r>
+              <w:rPr>
+                <w:sz w:val="18"/>
+              </w:rPr>
+              <w:t>2026-07-23</w:t>
+            </w:r>
+          </w:p>
+        </w:tc>
+      </w:tr>
+      <w:tr>
+        <w:tc>
+          <w:tcPr>
+            <w:tcW w:type="dxa" w:w="2160"/>
+          </w:tcPr>
+          <w:p>
+            <w:r>
+              <w:rPr>
+                <w:sz w:val="18"/>
+              </w:rPr>
+              <w:t>⏳ License Scan</w:t>
+            </w:r>
+          </w:p>
+        </w:tc>
+        <w:tc>
+          <w:tcPr>
+            <w:tcW w:type="dxa" w:w="2160"/>
+          </w:tcPr>
+          <w:p>
+            <w:r>
+              <w:rPr>
+                <w:sz w:val="18"/>
+              </w:rPr>
+              <w:t>main</w:t>
+            </w:r>
+          </w:p>
+        </w:tc>
+        <w:tc>
+          <w:tcPr>
+            <w:tcW w:type="dxa" w:w="2160"/>
+          </w:tcPr>
+          <w:p>
+            <w:r>
+              <w:rPr>
+                <w:sz w:val="18"/>
+              </w:rPr>
+              <w:t>in_progress</w:t>
+            </w:r>
+          </w:p>
+        </w:tc>
+        <w:tc>
+          <w:tcPr>
+            <w:tcW w:type="dxa" w:w="2160"/>
+          </w:tcPr>
+          <w:p>
+            <w:r>
+              <w:rPr>
+                <w:sz w:val="18"/>
+              </w:rPr>
+              <w:t>2026-07-23</w:t>
+            </w:r>
+          </w:p>
+        </w:tc>
+      </w:tr>
+      <w:tr>
+        <w:tc>
+          <w:tcPr>
+            <w:tcW w:type="dxa" w:w="2160"/>
+          </w:tcPr>
+          <w:p>
+            <w:r>
+              <w:rPr>
+                <w:sz w:val="18"/>
+              </w:rPr>
+              <w:t>⏳ Frontend CI</w:t>
+            </w:r>
+          </w:p>
+        </w:tc>
+        <w:tc>
+          <w:tcPr>
+            <w:tcW w:type="dxa" w:w="2160"/>
+          </w:tcPr>
+          <w:p>
+            <w:r>
+              <w:rPr>
+                <w:sz w:val="18"/>
+              </w:rPr>
+              <w:t>main</w:t>
+            </w:r>
+          </w:p>
+        </w:tc>
+        <w:tc>
+          <w:tcPr>
+            <w:tcW w:type="dxa" w:w="2160"/>
+          </w:tcPr>
+          <w:p>
+            <w:r>
+              <w:rPr>
+                <w:sz w:val="18"/>
+              </w:rPr>
+              <w:t>in_progress</w:t>
+            </w:r>
+          </w:p>
+        </w:tc>
+        <w:tc>
+          <w:tcPr>
+            <w:tcW w:type="dxa" w:w="2160"/>
+          </w:tcPr>
+          <w:p>
+            <w:r>
+              <w:rPr>
+                <w:sz w:val="18"/>
+              </w:rPr>
+              <w:t>2026-07-23</w:t>
+            </w:r>
+          </w:p>
+        </w:tc>
+      </w:tr>
+      <w:tr>
+        <w:tc>
+          <w:tcPr>
+            <w:tcW w:type="dxa" w:w="2160"/>
+          </w:tcPr>
+          <w:p>
+            <w:r>
+              <w:rPr>
+                <w:sz w:val="18"/>
+              </w:rPr>
+              <w:t>🔴 OpenSSF Scorecard</w:t>
+            </w:r>
+          </w:p>
+        </w:tc>
+        <w:tc>
+          <w:tcPr>
+            <w:tcW w:type="dxa" w:w="2160"/>
+          </w:tcPr>
+          <w:p>
+            <w:r>
+              <w:rPr>
+                <w:sz w:val="18"/>
+              </w:rPr>
+              <w:t>main</w:t>
+            </w:r>
+          </w:p>
+        </w:tc>
+        <w:tc>
+          <w:tcPr>
+            <w:tcW w:type="dxa" w:w="2160"/>
+          </w:tcPr>
+          <w:p>
+            <w:r>
+              <w:rPr>
+                <w:sz w:val="18"/>
+              </w:rPr>
+              <w:t>failure</w:t>
+            </w:r>
+          </w:p>
+        </w:tc>
+        <w:tc>
+          <w:tcPr>
+            <w:tcW w:type="dxa" w:w="2160"/>
+          </w:tcPr>
+          <w:p>
+            <w:r>
+              <w:rPr>
+                <w:sz w:val="18"/>
+              </w:rPr>
+              <w:t>2026-07-23</w:t>
+            </w:r>
+          </w:p>
+        </w:tc>
+      </w:tr>
+      <w:tr>
+        <w:tc>
+          <w:tcPr>
+            <w:tcW w:type="dxa" w:w="2160"/>
+          </w:tcPr>
+          <w:p>
+            <w:r>
+              <w:rPr>
+                <w:sz w:val="18"/>
+              </w:rPr>
               <w:t>⏳ Update Master Document</w:t>
             </w:r>
           </w:p>
@@ -34289,61 +34505,7 @@
               <w:rPr>
                 <w:sz w:val="18"/>
               </w:rPr>
-              <w:t>2026-06-09</w:t>
-            </w:r>
-          </w:p>
-        </w:tc>
-      </w:tr>
-      <w:tr>
-        <w:tc>
-          <w:tcPr>
-            <w:tcW w:type="dxa" w:w="2160"/>
-          </w:tcPr>
-          <w:p>
-            <w:r>
-              <w:rPr>
-                <w:sz w:val="18"/>
-              </w:rPr>
-              <w:t>⏳ Deploy Enterprise Docs</w:t>
-            </w:r>
-          </w:p>
-        </w:tc>
-        <w:tc>
-          <w:tcPr>
-            <w:tcW w:type="dxa" w:w="2160"/>
-          </w:tcPr>
-          <w:p>
-            <w:r>
-              <w:rPr>
-                <w:sz w:val="18"/>
-              </w:rPr>
-              <w:t>main</w:t>
-            </w:r>
-          </w:p>
-        </w:tc>
-        <w:tc>
-          <w:tcPr>
-            <w:tcW w:type="dxa" w:w="2160"/>
-          </w:tcPr>
-          <w:p>
-            <w:r>
-              <w:rPr>
-                <w:sz w:val="18"/>
-              </w:rPr>
-              <w:t>in_progress</w:t>
-            </w:r>
-          </w:p>
-        </w:tc>
-        <w:tc>
-          <w:tcPr>
-            <w:tcW w:type="dxa" w:w="2160"/>
-          </w:tcPr>
-          <w:p>
-            <w:r>
-              <w:rPr>
-                <w:sz w:val="18"/>
-              </w:rPr>
-              <w:t>2026-06-09</w:t>
+              <w:t>2026-07-23</w:t>
             </w:r>
           </w:p>
         </w:tc>
@@ -34397,7 +34559,7 @@
               <w:rPr>
                 <w:sz w:val="18"/>
               </w:rPr>
-              <w:t>2026-06-09</w:t>
+              <w:t>2026-07-23</w:t>
             </w:r>
           </w:p>
         </w:tc>
@@ -34412,7 +34574,7 @@
               <w:rPr>
                 <w:sz w:val="18"/>
               </w:rPr>
-              <w:t>⏳ Codacy Security Scan</w:t>
+              <w:t>⏳ Security Scan</w:t>
             </w:r>
           </w:p>
         </w:tc>
@@ -34451,7 +34613,7 @@
               <w:rPr>
                 <w:sz w:val="18"/>
               </w:rPr>
-              <w:t>2026-06-09</w:t>
+              <w:t>2026-07-23</w:t>
             </w:r>
           </w:p>
         </w:tc>
@@ -34466,7 +34628,7 @@
               <w:rPr>
                 <w:sz w:val="18"/>
               </w:rPr>
-              <w:t>⏳ Wiki Documentation Sync</w:t>
+              <w:t>🔴 Wiki Documentation Sync</w:t>
             </w:r>
           </w:p>
         </w:tc>
@@ -34492,7 +34654,7 @@
               <w:rPr>
                 <w:sz w:val="18"/>
               </w:rPr>
-              <w:t>in_progress</w:t>
+              <w:t>failure</w:t>
             </w:r>
           </w:p>
         </w:tc>
@@ -34505,169 +34667,7 @@
               <w:rPr>
                 <w:sz w:val="18"/>
               </w:rPr>
-              <w:t>2026-06-09</w:t>
-            </w:r>
-          </w:p>
-        </w:tc>
-      </w:tr>
-      <w:tr>
-        <w:tc>
-          <w:tcPr>
-            <w:tcW w:type="dxa" w:w="2160"/>
-          </w:tcPr>
-          <w:p>
-            <w:r>
-              <w:rPr>
-                <w:sz w:val="18"/>
-              </w:rPr>
-              <w:t>⏳ Code Quality: Push on main</w:t>
-            </w:r>
-          </w:p>
-        </w:tc>
-        <w:tc>
-          <w:tcPr>
-            <w:tcW w:type="dxa" w:w="2160"/>
-          </w:tcPr>
-          <w:p>
-            <w:r>
-              <w:rPr>
-                <w:sz w:val="18"/>
-              </w:rPr>
-              <w:t>main</w:t>
-            </w:r>
-          </w:p>
-        </w:tc>
-        <w:tc>
-          <w:tcPr>
-            <w:tcW w:type="dxa" w:w="2160"/>
-          </w:tcPr>
-          <w:p>
-            <w:r>
-              <w:rPr>
-                <w:sz w:val="18"/>
-              </w:rPr>
-              <w:t>in_progress</w:t>
-            </w:r>
-          </w:p>
-        </w:tc>
-        <w:tc>
-          <w:tcPr>
-            <w:tcW w:type="dxa" w:w="2160"/>
-          </w:tcPr>
-          <w:p>
-            <w:r>
-              <w:rPr>
-                <w:sz w:val="18"/>
-              </w:rPr>
-              <w:t>2026-06-09</w:t>
-            </w:r>
-          </w:p>
-        </w:tc>
-      </w:tr>
-      <w:tr>
-        <w:tc>
-          <w:tcPr>
-            <w:tcW w:type="dxa" w:w="2160"/>
-          </w:tcPr>
-          <w:p>
-            <w:r>
-              <w:rPr>
-                <w:sz w:val="18"/>
-              </w:rPr>
-              <w:t>⏳ Push on main</w:t>
-            </w:r>
-          </w:p>
-        </w:tc>
-        <w:tc>
-          <w:tcPr>
-            <w:tcW w:type="dxa" w:w="2160"/>
-          </w:tcPr>
-          <w:p>
-            <w:r>
-              <w:rPr>
-                <w:sz w:val="18"/>
-              </w:rPr>
-              <w:t>main</w:t>
-            </w:r>
-          </w:p>
-        </w:tc>
-        <w:tc>
-          <w:tcPr>
-            <w:tcW w:type="dxa" w:w="2160"/>
-          </w:tcPr>
-          <w:p>
-            <w:r>
-              <w:rPr>
-                <w:sz w:val="18"/>
-              </w:rPr>
-              <w:t>in_progress</w:t>
-            </w:r>
-          </w:p>
-        </w:tc>
-        <w:tc>
-          <w:tcPr>
-            <w:tcW w:type="dxa" w:w="2160"/>
-          </w:tcPr>
-          <w:p>
-            <w:r>
-              <w:rPr>
-                <w:sz w:val="18"/>
-              </w:rPr>
-              <w:t>2026-06-09</w:t>
-            </w:r>
-          </w:p>
-        </w:tc>
-      </w:tr>
-      <w:tr>
-        <w:tc>
-          <w:tcPr>
-            <w:tcW w:type="dxa" w:w="2160"/>
-          </w:tcPr>
-          <w:p>
-            <w:r>
-              <w:rPr>
-                <w:sz w:val="18"/>
-              </w:rPr>
-              <w:t>⏳ Branch Protection Checks</w:t>
-            </w:r>
-          </w:p>
-        </w:tc>
-        <w:tc>
-          <w:tcPr>
-            <w:tcW w:type="dxa" w:w="2160"/>
-          </w:tcPr>
-          <w:p>
-            <w:r>
-              <w:rPr>
-                <w:sz w:val="18"/>
-              </w:rPr>
-              <w:t>copilot/fix-271806273-1189775594-56109f09-207f-4c1f-b6e9-92a559241e8f</w:t>
-            </w:r>
-          </w:p>
-        </w:tc>
-        <w:tc>
-          <w:tcPr>
-            <w:tcW w:type="dxa" w:w="2160"/>
-          </w:tcPr>
-          <w:p>
-            <w:r>
-              <w:rPr>
-                <w:sz w:val="18"/>
-              </w:rPr>
-              <w:t>action_required</w:t>
-            </w:r>
-          </w:p>
-        </w:tc>
-        <w:tc>
-          <w:tcPr>
-            <w:tcW w:type="dxa" w:w="2160"/>
-          </w:tcPr>
-          <w:p>
-            <w:r>
-              <w:rPr>
-                <w:sz w:val="18"/>
-              </w:rPr>
-              <w:t>2026-06-09</w:t>
+              <w:t>2026-07-23</w:t>
             </w:r>
           </w:p>
         </w:tc>
@@ -34796,7 +34796,7 @@
               <w:rPr>
                 <w:sz w:val="18"/>
               </w:rPr>
-              <w:t>52397b4</w:t>
+              <w:t>d49c87c</w:t>
             </w:r>
           </w:p>
         </w:tc>
@@ -34809,7 +34809,7 @@
               <w:rPr>
                 <w:sz w:val="18"/>
               </w:rPr>
-              <w:t>2026-06-09</w:t>
+              <w:t>2026-07-23</w:t>
             </w:r>
           </w:p>
         </w:tc>
@@ -34822,7 +34822,7 @@
               <w:rPr>
                 <w:sz w:val="18"/>
               </w:rPr>
-              <w:t>Merge pull request #100 from SafeVixAI/docs-wiki-auto-update</w:t>
+              <w:t>fix(ci): restore 3 disabled workflows with proper YAML, separate frontend deploy</w:t>
             </w:r>
           </w:p>
         </w:tc>
@@ -34850,7 +34850,7 @@
               <w:rPr>
                 <w:sz w:val="18"/>
               </w:rPr>
-              <w:t>425db96</w:t>
+              <w:t>1ed21e2</w:t>
             </w:r>
           </w:p>
         </w:tc>
@@ -34863,7 +34863,7 @@
               <w:rPr>
                 <w:sz w:val="18"/>
               </w:rPr>
-              <w:t>2026-06-09</w:t>
+              <w:t>2026-07-23</w:t>
             </w:r>
           </w:p>
         </w:tc>
@@ -34876,61 +34876,7 @@
               <w:rPr>
                 <w:sz w:val="18"/>
               </w:rPr>
-              <w:t>docs(wiki): auto-sync wiki documentation [automated]</w:t>
-            </w:r>
-          </w:p>
-        </w:tc>
-        <w:tc>
-          <w:tcPr>
-            <w:tcW w:type="dxa" w:w="2160"/>
-          </w:tcPr>
-          <w:p>
-            <w:r>
-              <w:rPr>
-                <w:sz w:val="18"/>
-              </w:rPr>
-              <w:t>rohitkumarnaidu</w:t>
-            </w:r>
-          </w:p>
-        </w:tc>
-      </w:tr>
-      <w:tr>
-        <w:tc>
-          <w:tcPr>
-            <w:tcW w:type="dxa" w:w="2160"/>
-          </w:tcPr>
-          <w:p>
-            <w:r>
-              <w:rPr>
-                <w:sz w:val="18"/>
-              </w:rPr>
-              <w:t>7c3823f</w:t>
-            </w:r>
-          </w:p>
-        </w:tc>
-        <w:tc>
-          <w:tcPr>
-            <w:tcW w:type="dxa" w:w="2160"/>
-          </w:tcPr>
-          <w:p>
-            <w:r>
-              <w:rPr>
-                <w:sz w:val="18"/>
-              </w:rPr>
-              <w:t>2026-06-09</w:t>
-            </w:r>
-          </w:p>
-        </w:tc>
-        <w:tc>
-          <w:tcPr>
-            <w:tcW w:type="dxa" w:w="2160"/>
-          </w:tcPr>
-          <w:p>
-            <w:r>
-              <w:rPr>
-                <w:sz w:val="18"/>
-              </w:rPr>
-              <w:t>fix(e2e): automate static asset copying, auto-dismiss SystemStatusBar, and fix o</w:t>
+              <w:t>chore: remove stray scripts from commit</w:t>
             </w:r>
           </w:p>
         </w:tc>
@@ -34958,7 +34904,7 @@
               <w:rPr>
                 <w:sz w:val="18"/>
               </w:rPr>
-              <w:t>372b126</w:t>
+              <w:t>e9c9fdf</w:t>
             </w:r>
           </w:p>
         </w:tc>
@@ -34971,7 +34917,7 @@
               <w:rPr>
                 <w:sz w:val="18"/>
               </w:rPr>
-              <w:t>2026-06-09</w:t>
+              <w:t>2026-07-23</w:t>
             </w:r>
           </w:p>
         </w:tc>
@@ -34984,7 +34930,7 @@
               <w:rPr>
                 <w:sz w:val="18"/>
               </w:rPr>
-              <w:t>style: fix remaining auto-fixable python quality findings</w:t>
+              <w:t>release(v1.0): enterprise README rewrite + hackathon reference cleanup across al</w:t>
             </w:r>
           </w:p>
         </w:tc>
@@ -35012,7 +34958,7 @@
               <w:rPr>
                 <w:sz w:val="18"/>
               </w:rPr>
-              <w:t>97c854f</w:t>
+              <w:t>3bc0d38</w:t>
             </w:r>
           </w:p>
         </w:tc>
@@ -35025,7 +34971,7 @@
               <w:rPr>
                 <w:sz w:val="18"/>
               </w:rPr>
-              <w:t>2026-06-09</w:t>
+              <w:t>2026-07-22</w:t>
             </w:r>
           </w:p>
         </w:tc>
@@ -35038,7 +34984,7 @@
               <w:rPr>
                 <w:sz w:val="18"/>
               </w:rPr>
-              <w:t>fix(e2e): copy .next/static into standalone output for JS/CSS hydration</w:t>
+              <w:t>fix(ci): resolve all CI workflow failures</w:t>
             </w:r>
           </w:p>
         </w:tc>
@@ -35066,7 +35012,7 @@
               <w:rPr>
                 <w:sz w:val="18"/>
               </w:rPr>
-              <w:t>d74dfa9</w:t>
+              <w:t>a9b5b23</w:t>
             </w:r>
           </w:p>
         </w:tc>
@@ -35079,7 +35025,7 @@
               <w:rPr>
                 <w:sz w:val="18"/>
               </w:rPr>
-              <w:t>2026-06-09</w:t>
+              <w:t>2026-07-21</w:t>
             </w:r>
           </w:p>
         </w:tc>
@@ -35092,7 +35038,7 @@
               <w:rPr>
                 <w:sz w:val="18"/>
               </w:rPr>
-              <w:t>style: run ruff check --fix --unsafe-fixes to resolve python maintainability fin</w:t>
+              <w:t>release(v1.0): final deliverables — operations handbook, security compliance, la</w:t>
             </w:r>
           </w:p>
         </w:tc>
@@ -35120,7 +35066,7 @@
               <w:rPr>
                 <w:sz w:val="18"/>
               </w:rPr>
-              <w:t>b6808fa</w:t>
+              <w:t>912624e</w:t>
             </w:r>
           </w:p>
         </w:tc>
@@ -35133,7 +35079,7 @@
               <w:rPr>
                 <w:sz w:val="18"/>
               </w:rPr>
-              <w:t>2026-06-09</w:t>
+              <w:t>2026-07-21</w:t>
             </w:r>
           </w:p>
         </w:tc>
@@ -35146,7 +35092,7 @@
               <w:rPr>
                 <w:sz w:val="18"/>
               </w:rPr>
-              <w:t>security: upgrade base OS packages inside all Dockerfiles to resolve Trivy RCE a</w:t>
+              <w:t>release(v1.0): enterprise hardening — ADR cleanup, release notes, testing policy</w:t>
             </w:r>
           </w:p>
         </w:tc>
@@ -35174,7 +35120,7 @@
               <w:rPr>
                 <w:sz w:val="18"/>
               </w:rPr>
-              <w:t>9503986</w:t>
+              <w:t>2e712eb</w:t>
             </w:r>
           </w:p>
         </w:tc>
@@ -35187,7 +35133,7 @@
               <w:rPr>
                 <w:sz w:val="18"/>
               </w:rPr>
-              <w:t>2026-06-09</w:t>
+              <w:t>2026-07-21</w:t>
             </w:r>
           </w:p>
         </w:tc>
@@ -35200,7 +35146,7 @@
               <w:rPr>
                 <w:sz w:val="18"/>
               </w:rPr>
-              <w:t>security: upgrade chromadb to 1.5.9 to resolve pre-auth RCE vulnerability and up</w:t>
+              <w:t>Merge remote-tracking branch 'origin/main'</w:t>
             </w:r>
           </w:p>
         </w:tc>
@@ -35228,7 +35174,7 @@
               <w:rPr>
                 <w:sz w:val="18"/>
               </w:rPr>
-              <w:t>86b8ecf</w:t>
+              <w:t>be87a3a</w:t>
             </w:r>
           </w:p>
         </w:tc>
@@ -35241,7 +35187,7 @@
               <w:rPr>
                 <w:sz w:val="18"/>
               </w:rPr>
-              <w:t>2026-06-09</w:t>
+              <w:t>2026-07-21</w:t>
             </w:r>
           </w:p>
         </w:tc>
@@ -35254,7 +35200,7 @@
               <w:rPr>
                 <w:sz w:val="18"/>
               </w:rPr>
-              <w:t>fix: apply PR #170 changes — IMPLEMENTATION_PLAN corrections, E2E type safety, d</w:t>
+              <w:t>release(v1.0.0): merge v1.0 release commit into main</w:t>
             </w:r>
           </w:p>
         </w:tc>
@@ -35282,7 +35228,7 @@
               <w:rPr>
                 <w:sz w:val="18"/>
               </w:rPr>
-              <w:t>7c3d484</w:t>
+              <w:t>306cbdb</w:t>
             </w:r>
           </w:p>
         </w:tc>
@@ -35295,7 +35241,7 @@
               <w:rPr>
                 <w:sz w:val="18"/>
               </w:rPr>
-              <w:t>2026-06-09</w:t>
+              <w:t>2026-07-21</w:t>
             </w:r>
           </w:p>
         </w:tc>
@@ -35308,7 +35254,61 @@
               <w:rPr>
                 <w:sz w:val="18"/>
               </w:rPr>
-              <w:t>fix: apply PR #169 changes — UIUX typo fixes and deterministic E2E offline check</w:t>
+              <w:t>release(v1.0.0): final production release — enterprise-ready road safety PWA</w:t>
+            </w:r>
+          </w:p>
+        </w:tc>
+        <w:tc>
+          <w:tcPr>
+            <w:tcW w:type="dxa" w:w="2160"/>
+          </w:tcPr>
+          <w:p>
+            <w:r>
+              <w:rPr>
+                <w:sz w:val="18"/>
+              </w:rPr>
+              <w:t>Bappadala Rohith Kumar Naidu</w:t>
+            </w:r>
+          </w:p>
+        </w:tc>
+      </w:tr>
+      <w:tr>
+        <w:tc>
+          <w:tcPr>
+            <w:tcW w:type="dxa" w:w="2160"/>
+          </w:tcPr>
+          <w:p>
+            <w:r>
+              <w:rPr>
+                <w:sz w:val="18"/>
+              </w:rPr>
+              <w:t>151db51</w:t>
+            </w:r>
+          </w:p>
+        </w:tc>
+        <w:tc>
+          <w:tcPr>
+            <w:tcW w:type="dxa" w:w="2160"/>
+          </w:tcPr>
+          <w:p>
+            <w:r>
+              <w:rPr>
+                <w:sz w:val="18"/>
+              </w:rPr>
+              <w:t>2026-07-19</w:t>
+            </w:r>
+          </w:p>
+        </w:tc>
+        <w:tc>
+          <w:tcPr>
+            <w:tcW w:type="dxa" w:w="2160"/>
+          </w:tcPr>
+          <w:p>
+            <w:r>
+              <w:rPr>
+                <w:sz w:val="18"/>
+              </w:rPr>
+              <w:t>fix(frontend): resolve screen variable conflicts and eliminate unused-var lint w</w:t>
             </w:r>
           </w:p>
         </w:tc>
@@ -36173,7 +36173,7 @@
               <w:rPr>
                 <w:sz w:val="18"/>
               </w:rPr>
-              <w:t>374</w:t>
+              <w:t>393</w:t>
             </w:r>
           </w:p>
         </w:tc>
@@ -36201,7 +36201,7 @@
               <w:rPr>
                 <w:sz w:val="18"/>
               </w:rPr>
-              <w:t>780</w:t>
+              <w:t>773</w:t>
             </w:r>
           </w:p>
         </w:tc>
@@ -36307,7 +36307,7 @@
         <w:br/>
         <w:t>Generated by scripts/update_master_doc.py</w:t>
         <w:br/>
-        <w:t>Timestamp: 2026-06-09 11:52 IST</w:t>
+        <w:t>Timestamp: 2026-07-23 22:30 IST</w:t>
         <w:br/>
         <w:t>Repository: github.com/SafeVixAI/SafeVixAI</w:t>
       </w:r>

--- a/docs/SafeVixAI_MASTER.docx
+++ b/docs/SafeVixAI_MASTER.docx
@@ -33723,7 +33723,7 @@
           <w:i w:val="0"/>
           <w:sz w:val="22"/>
         </w:rPr>
-        <w:t>🕐 Last auto-updated: 2026-06-09 11:52 IST</w:t>
+        <w:t>🕐 Last auto-updated: 2026-07-23 22:54 IST</w:t>
       </w:r>
     </w:p>
     <w:p>
@@ -33811,7 +33811,7 @@
               <w:rPr>
                 <w:sz w:val="18"/>
               </w:rPr>
-              <w:t>0</w:t>
+              <w:t>2</w:t>
             </w:r>
           </w:p>
         </w:tc>
@@ -33867,7 +33867,7 @@
               <w:rPr>
                 <w:sz w:val="18"/>
               </w:rPr>
-              <w:t>69 MB</w:t>
+              <w:t>89 MB</w:t>
             </w:r>
           </w:p>
         </w:tc>
@@ -33923,7 +33923,7 @@
               <w:rPr>
                 <w:sz w:val="18"/>
               </w:rPr>
-              <w:t>2026-06-09</w:t>
+              <w:t>2026-07-23</w:t>
             </w:r>
           </w:p>
         </w:tc>
@@ -33951,7 +33951,7 @@
               <w:rPr>
                 <w:sz w:val="18"/>
               </w:rPr>
-              <w:t>2</w:t>
+              <w:t>57</w:t>
             </w:r>
           </w:p>
         </w:tc>
@@ -34060,7 +34060,7 @@
               <w:rPr>
                 <w:sz w:val="18"/>
               </w:rPr>
-              <w:t>125ms | HTTP 404 | v?</w:t>
+              <w:t>127ms | HTTP 404 | v?</w:t>
             </w:r>
           </w:p>
         </w:tc>
@@ -34101,7 +34101,7 @@
               <w:rPr>
                 <w:sz w:val="18"/>
               </w:rPr>
-              <w:t>156ms | HTTP 404 | v?</w:t>
+              <w:t>564ms | HTTP 200 | v?</w:t>
             </w:r>
           </w:p>
         </w:tc>
@@ -34142,7 +34142,7 @@
               <w:rPr>
                 <w:sz w:val="18"/>
               </w:rPr>
-              <w:t>71ms | HTTP 200 | v?</w:t>
+              <w:t>179ms | HTTP 200 | v?</w:t>
             </w:r>
           </w:p>
         </w:tc>
@@ -34250,7 +34250,7 @@
               <w:rPr>
                 <w:sz w:val="18"/>
               </w:rPr>
-              <w:t>⏳ Update Master Document</w:t>
+              <w:t>⏳ Benchmark Regression</w:t>
             </w:r>
           </w:p>
         </w:tc>
@@ -34276,7 +34276,7 @@
               <w:rPr>
                 <w:sz w:val="18"/>
               </w:rPr>
-              <w:t>in_progress</w:t>
+              <w:t>skipped</w:t>
             </w:r>
           </w:p>
         </w:tc>
@@ -34289,7 +34289,7 @@
               <w:rPr>
                 <w:sz w:val="18"/>
               </w:rPr>
-              <w:t>2026-06-09</w:t>
+              <w:t>2026-07-23</w:t>
             </w:r>
           </w:p>
         </w:tc>
@@ -34304,7 +34304,7 @@
               <w:rPr>
                 <w:sz w:val="18"/>
               </w:rPr>
-              <w:t>⏳ Deploy Enterprise Docs</w:t>
+              <w:t>⏳ Security Scan</w:t>
             </w:r>
           </w:p>
         </w:tc>
@@ -34317,7 +34317,7 @@
               <w:rPr>
                 <w:sz w:val="18"/>
               </w:rPr>
-              <w:t>main</w:t>
+              <w:t>docs-wiki-auto-update-30029258912</w:t>
             </w:r>
           </w:p>
         </w:tc>
@@ -34330,7 +34330,7 @@
               <w:rPr>
                 <w:sz w:val="18"/>
               </w:rPr>
-              <w:t>in_progress</w:t>
+              <w:t>action_required</w:t>
             </w:r>
           </w:p>
         </w:tc>
@@ -34343,61 +34343,7 @@
               <w:rPr>
                 <w:sz w:val="18"/>
               </w:rPr>
-              <w:t>2026-06-09</w:t>
-            </w:r>
-          </w:p>
-        </w:tc>
-      </w:tr>
-      <w:tr>
-        <w:tc>
-          <w:tcPr>
-            <w:tcW w:type="dxa" w:w="2160"/>
-          </w:tcPr>
-          <w:p>
-            <w:r>
-              <w:rPr>
-                <w:sz w:val="18"/>
-              </w:rPr>
-              <w:t>⏳ Contract Tests</w:t>
-            </w:r>
-          </w:p>
-        </w:tc>
-        <w:tc>
-          <w:tcPr>
-            <w:tcW w:type="dxa" w:w="2160"/>
-          </w:tcPr>
-          <w:p>
-            <w:r>
-              <w:rPr>
-                <w:sz w:val="18"/>
-              </w:rPr>
-              <w:t>main</w:t>
-            </w:r>
-          </w:p>
-        </w:tc>
-        <w:tc>
-          <w:tcPr>
-            <w:tcW w:type="dxa" w:w="2160"/>
-          </w:tcPr>
-          <w:p>
-            <w:r>
-              <w:rPr>
-                <w:sz w:val="18"/>
-              </w:rPr>
-              <w:t>in_progress</w:t>
-            </w:r>
-          </w:p>
-        </w:tc>
-        <w:tc>
-          <w:tcPr>
-            <w:tcW w:type="dxa" w:w="2160"/>
-          </w:tcPr>
-          <w:p>
-            <w:r>
-              <w:rPr>
-                <w:sz w:val="18"/>
-              </w:rPr>
-              <w:t>2026-06-09</w:t>
+              <w:t>2026-07-23</w:t>
             </w:r>
           </w:p>
         </w:tc>
@@ -34425,7 +34371,7 @@
               <w:rPr>
                 <w:sz w:val="18"/>
               </w:rPr>
-              <w:t>main</w:t>
+              <w:t>docs-wiki-auto-update-30029258912</w:t>
             </w:r>
           </w:p>
         </w:tc>
@@ -34438,7 +34384,7 @@
               <w:rPr>
                 <w:sz w:val="18"/>
               </w:rPr>
-              <w:t>in_progress</w:t>
+              <w:t>action_required</w:t>
             </w:r>
           </w:p>
         </w:tc>
@@ -34451,7 +34397,7 @@
               <w:rPr>
                 <w:sz w:val="18"/>
               </w:rPr>
-              <w:t>2026-06-09</w:t>
+              <w:t>2026-07-23</w:t>
             </w:r>
           </w:p>
         </w:tc>
@@ -34466,7 +34412,7 @@
               <w:rPr>
                 <w:sz w:val="18"/>
               </w:rPr>
-              <w:t>⏳ Wiki Documentation Sync</w:t>
+              <w:t>⏳ Render Deploy Readiness</w:t>
             </w:r>
           </w:p>
         </w:tc>
@@ -34479,7 +34425,7 @@
               <w:rPr>
                 <w:sz w:val="18"/>
               </w:rPr>
-              <w:t>main</w:t>
+              <w:t>docs-wiki-auto-update-30029258912</w:t>
             </w:r>
           </w:p>
         </w:tc>
@@ -34492,7 +34438,7 @@
               <w:rPr>
                 <w:sz w:val="18"/>
               </w:rPr>
-              <w:t>in_progress</w:t>
+              <w:t>action_required</w:t>
             </w:r>
           </w:p>
         </w:tc>
@@ -34505,7 +34451,7 @@
               <w:rPr>
                 <w:sz w:val="18"/>
               </w:rPr>
-              <w:t>2026-06-09</w:t>
+              <w:t>2026-07-23</w:t>
             </w:r>
           </w:p>
         </w:tc>
@@ -34520,7 +34466,7 @@
               <w:rPr>
                 <w:sz w:val="18"/>
               </w:rPr>
-              <w:t>⏳ Code Quality: Push on main</w:t>
+              <w:t>⏳ Dependency Review</w:t>
             </w:r>
           </w:p>
         </w:tc>
@@ -34533,7 +34479,7 @@
               <w:rPr>
                 <w:sz w:val="18"/>
               </w:rPr>
-              <w:t>main</w:t>
+              <w:t>docs-wiki-auto-update-30029258912</w:t>
             </w:r>
           </w:p>
         </w:tc>
@@ -34546,7 +34492,7 @@
               <w:rPr>
                 <w:sz w:val="18"/>
               </w:rPr>
-              <w:t>in_progress</w:t>
+              <w:t>action_required</w:t>
             </w:r>
           </w:p>
         </w:tc>
@@ -34559,7 +34505,7 @@
               <w:rPr>
                 <w:sz w:val="18"/>
               </w:rPr>
-              <w:t>2026-06-09</w:t>
+              <w:t>2026-07-23</w:t>
             </w:r>
           </w:p>
         </w:tc>
@@ -34574,7 +34520,7 @@
               <w:rPr>
                 <w:sz w:val="18"/>
               </w:rPr>
-              <w:t>⏳ Push on main</w:t>
+              <w:t>⏳ Accessibility (a11y)</w:t>
             </w:r>
           </w:p>
         </w:tc>
@@ -34587,7 +34533,7 @@
               <w:rPr>
                 <w:sz w:val="18"/>
               </w:rPr>
-              <w:t>main</w:t>
+              <w:t>docs-wiki-auto-update-30029258912</w:t>
             </w:r>
           </w:p>
         </w:tc>
@@ -34600,7 +34546,7 @@
               <w:rPr>
                 <w:sz w:val="18"/>
               </w:rPr>
-              <w:t>in_progress</w:t>
+              <w:t>action_required</w:t>
             </w:r>
           </w:p>
         </w:tc>
@@ -34613,7 +34559,7 @@
               <w:rPr>
                 <w:sz w:val="18"/>
               </w:rPr>
-              <w:t>2026-06-09</w:t>
+              <w:t>2026-07-23</w:t>
             </w:r>
           </w:p>
         </w:tc>
@@ -34641,7 +34587,7 @@
               <w:rPr>
                 <w:sz w:val="18"/>
               </w:rPr>
-              <w:t>copilot/fix-271806273-1189775594-56109f09-207f-4c1f-b6e9-92a559241e8f</w:t>
+              <w:t>docs-wiki-auto-update-30029258912</w:t>
             </w:r>
           </w:p>
         </w:tc>
@@ -34667,7 +34613,61 @@
               <w:rPr>
                 <w:sz w:val="18"/>
               </w:rPr>
-              <w:t>2026-06-09</w:t>
+              <w:t>2026-07-23</w:t>
+            </w:r>
+          </w:p>
+        </w:tc>
+      </w:tr>
+      <w:tr>
+        <w:tc>
+          <w:tcPr>
+            <w:tcW w:type="dxa" w:w="2160"/>
+          </w:tcPr>
+          <w:p>
+            <w:r>
+              <w:rPr>
+                <w:sz w:val="18"/>
+              </w:rPr>
+              <w:t>⏳ License Scan</w:t>
+            </w:r>
+          </w:p>
+        </w:tc>
+        <w:tc>
+          <w:tcPr>
+            <w:tcW w:type="dxa" w:w="2160"/>
+          </w:tcPr>
+          <w:p>
+            <w:r>
+              <w:rPr>
+                <w:sz w:val="18"/>
+              </w:rPr>
+              <w:t>docs-wiki-auto-update-30029258912</w:t>
+            </w:r>
+          </w:p>
+        </w:tc>
+        <w:tc>
+          <w:tcPr>
+            <w:tcW w:type="dxa" w:w="2160"/>
+          </w:tcPr>
+          <w:p>
+            <w:r>
+              <w:rPr>
+                <w:sz w:val="18"/>
+              </w:rPr>
+              <w:t>action_required</w:t>
+            </w:r>
+          </w:p>
+        </w:tc>
+        <w:tc>
+          <w:tcPr>
+            <w:tcW w:type="dxa" w:w="2160"/>
+          </w:tcPr>
+          <w:p>
+            <w:r>
+              <w:rPr>
+                <w:sz w:val="18"/>
+              </w:rPr>
+              <w:t>2026-07-23</w:t>
             </w:r>
           </w:p>
         </w:tc>
@@ -34796,7 +34796,7 @@
               <w:rPr>
                 <w:sz w:val="18"/>
               </w:rPr>
-              <w:t>52397b4</w:t>
+              <w:t>dd684f0</w:t>
             </w:r>
           </w:p>
         </w:tc>
@@ -34809,7 +34809,7 @@
               <w:rPr>
                 <w:sz w:val="18"/>
               </w:rPr>
-              <w:t>2026-06-09</w:t>
+              <w:t>2026-07-23</w:t>
             </w:r>
           </w:p>
         </w:tc>
@@ -34822,7 +34822,7 @@
               <w:rPr>
                 <w:sz w:val="18"/>
               </w:rPr>
-              <w:t>Merge pull request #100 from SafeVixAI/docs-wiki-auto-update</w:t>
+              <w:t>fix(ci): scorecard, sync-wiki, deploy-docs robustness fixes</w:t>
             </w:r>
           </w:p>
         </w:tc>
@@ -34850,7 +34850,7 @@
               <w:rPr>
                 <w:sz w:val="18"/>
               </w:rPr>
-              <w:t>425db96</w:t>
+              <w:t>d49c87c</w:t>
             </w:r>
           </w:p>
         </w:tc>
@@ -34863,7 +34863,7 @@
               <w:rPr>
                 <w:sz w:val="18"/>
               </w:rPr>
-              <w:t>2026-06-09</w:t>
+              <w:t>2026-07-23</w:t>
             </w:r>
           </w:p>
         </w:tc>
@@ -34876,61 +34876,7 @@
               <w:rPr>
                 <w:sz w:val="18"/>
               </w:rPr>
-              <w:t>docs(wiki): auto-sync wiki documentation [automated]</w:t>
-            </w:r>
-          </w:p>
-        </w:tc>
-        <w:tc>
-          <w:tcPr>
-            <w:tcW w:type="dxa" w:w="2160"/>
-          </w:tcPr>
-          <w:p>
-            <w:r>
-              <w:rPr>
-                <w:sz w:val="18"/>
-              </w:rPr>
-              <w:t>rohitkumarnaidu</w:t>
-            </w:r>
-          </w:p>
-        </w:tc>
-      </w:tr>
-      <w:tr>
-        <w:tc>
-          <w:tcPr>
-            <w:tcW w:type="dxa" w:w="2160"/>
-          </w:tcPr>
-          <w:p>
-            <w:r>
-              <w:rPr>
-                <w:sz w:val="18"/>
-              </w:rPr>
-              <w:t>7c3823f</w:t>
-            </w:r>
-          </w:p>
-        </w:tc>
-        <w:tc>
-          <w:tcPr>
-            <w:tcW w:type="dxa" w:w="2160"/>
-          </w:tcPr>
-          <w:p>
-            <w:r>
-              <w:rPr>
-                <w:sz w:val="18"/>
-              </w:rPr>
-              <w:t>2026-06-09</w:t>
-            </w:r>
-          </w:p>
-        </w:tc>
-        <w:tc>
-          <w:tcPr>
-            <w:tcW w:type="dxa" w:w="2160"/>
-          </w:tcPr>
-          <w:p>
-            <w:r>
-              <w:rPr>
-                <w:sz w:val="18"/>
-              </w:rPr>
-              <w:t>fix(e2e): automate static asset copying, auto-dismiss SystemStatusBar, and fix o</w:t>
+              <w:t>fix(ci): restore 3 disabled workflows with proper YAML, separate frontend deploy</w:t>
             </w:r>
           </w:p>
         </w:tc>
@@ -34958,7 +34904,7 @@
               <w:rPr>
                 <w:sz w:val="18"/>
               </w:rPr>
-              <w:t>372b126</w:t>
+              <w:t>1ed21e2</w:t>
             </w:r>
           </w:p>
         </w:tc>
@@ -34971,7 +34917,7 @@
               <w:rPr>
                 <w:sz w:val="18"/>
               </w:rPr>
-              <w:t>2026-06-09</w:t>
+              <w:t>2026-07-23</w:t>
             </w:r>
           </w:p>
         </w:tc>
@@ -34984,7 +34930,7 @@
               <w:rPr>
                 <w:sz w:val="18"/>
               </w:rPr>
-              <w:t>style: fix remaining auto-fixable python quality findings</w:t>
+              <w:t>chore: remove stray scripts from commit</w:t>
             </w:r>
           </w:p>
         </w:tc>
@@ -35012,7 +34958,7 @@
               <w:rPr>
                 <w:sz w:val="18"/>
               </w:rPr>
-              <w:t>97c854f</w:t>
+              <w:t>e9c9fdf</w:t>
             </w:r>
           </w:p>
         </w:tc>
@@ -35025,7 +34971,7 @@
               <w:rPr>
                 <w:sz w:val="18"/>
               </w:rPr>
-              <w:t>2026-06-09</w:t>
+              <w:t>2026-07-23</w:t>
             </w:r>
           </w:p>
         </w:tc>
@@ -35038,7 +34984,7 @@
               <w:rPr>
                 <w:sz w:val="18"/>
               </w:rPr>
-              <w:t>fix(e2e): copy .next/static into standalone output for JS/CSS hydration</w:t>
+              <w:t>release(v1.0): enterprise README rewrite + hackathon reference cleanup across al</w:t>
             </w:r>
           </w:p>
         </w:tc>
@@ -35066,7 +35012,7 @@
               <w:rPr>
                 <w:sz w:val="18"/>
               </w:rPr>
-              <w:t>d74dfa9</w:t>
+              <w:t>3bc0d38</w:t>
             </w:r>
           </w:p>
         </w:tc>
@@ -35079,7 +35025,7 @@
               <w:rPr>
                 <w:sz w:val="18"/>
               </w:rPr>
-              <w:t>2026-06-09</w:t>
+              <w:t>2026-07-22</w:t>
             </w:r>
           </w:p>
         </w:tc>
@@ -35092,7 +35038,7 @@
               <w:rPr>
                 <w:sz w:val="18"/>
               </w:rPr>
-              <w:t>style: run ruff check --fix --unsafe-fixes to resolve python maintainability fin</w:t>
+              <w:t>fix(ci): resolve all CI workflow failures</w:t>
             </w:r>
           </w:p>
         </w:tc>
@@ -35120,7 +35066,7 @@
               <w:rPr>
                 <w:sz w:val="18"/>
               </w:rPr>
-              <w:t>b6808fa</w:t>
+              <w:t>a9b5b23</w:t>
             </w:r>
           </w:p>
         </w:tc>
@@ -35133,7 +35079,7 @@
               <w:rPr>
                 <w:sz w:val="18"/>
               </w:rPr>
-              <w:t>2026-06-09</w:t>
+              <w:t>2026-07-21</w:t>
             </w:r>
           </w:p>
         </w:tc>
@@ -35146,7 +35092,7 @@
               <w:rPr>
                 <w:sz w:val="18"/>
               </w:rPr>
-              <w:t>security: upgrade base OS packages inside all Dockerfiles to resolve Trivy RCE a</w:t>
+              <w:t>release(v1.0): final deliverables — operations handbook, security compliance, la</w:t>
             </w:r>
           </w:p>
         </w:tc>
@@ -35174,7 +35120,7 @@
               <w:rPr>
                 <w:sz w:val="18"/>
               </w:rPr>
-              <w:t>9503986</w:t>
+              <w:t>912624e</w:t>
             </w:r>
           </w:p>
         </w:tc>
@@ -35187,7 +35133,7 @@
               <w:rPr>
                 <w:sz w:val="18"/>
               </w:rPr>
-              <w:t>2026-06-09</w:t>
+              <w:t>2026-07-21</w:t>
             </w:r>
           </w:p>
         </w:tc>
@@ -35200,7 +35146,7 @@
               <w:rPr>
                 <w:sz w:val="18"/>
               </w:rPr>
-              <w:t>security: upgrade chromadb to 1.5.9 to resolve pre-auth RCE vulnerability and up</w:t>
+              <w:t>release(v1.0): enterprise hardening — ADR cleanup, release notes, testing policy</w:t>
             </w:r>
           </w:p>
         </w:tc>
@@ -35228,7 +35174,7 @@
               <w:rPr>
                 <w:sz w:val="18"/>
               </w:rPr>
-              <w:t>86b8ecf</w:t>
+              <w:t>2e712eb</w:t>
             </w:r>
           </w:p>
         </w:tc>
@@ -35241,7 +35187,7 @@
               <w:rPr>
                 <w:sz w:val="18"/>
               </w:rPr>
-              <w:t>2026-06-09</w:t>
+              <w:t>2026-07-21</w:t>
             </w:r>
           </w:p>
         </w:tc>
@@ -35254,7 +35200,7 @@
               <w:rPr>
                 <w:sz w:val="18"/>
               </w:rPr>
-              <w:t>fix: apply PR #170 changes — IMPLEMENTATION_PLAN corrections, E2E type safety, d</w:t>
+              <w:t>Merge remote-tracking branch 'origin/main'</w:t>
             </w:r>
           </w:p>
         </w:tc>
@@ -35282,7 +35228,7 @@
               <w:rPr>
                 <w:sz w:val="18"/>
               </w:rPr>
-              <w:t>7c3d484</w:t>
+              <w:t>be87a3a</w:t>
             </w:r>
           </w:p>
         </w:tc>
@@ -35295,7 +35241,7 @@
               <w:rPr>
                 <w:sz w:val="18"/>
               </w:rPr>
-              <w:t>2026-06-09</w:t>
+              <w:t>2026-07-21</w:t>
             </w:r>
           </w:p>
         </w:tc>
@@ -35308,7 +35254,61 @@
               <w:rPr>
                 <w:sz w:val="18"/>
               </w:rPr>
-              <w:t>fix: apply PR #169 changes — UIUX typo fixes and deterministic E2E offline check</w:t>
+              <w:t>release(v1.0.0): merge v1.0 release commit into main</w:t>
+            </w:r>
+          </w:p>
+        </w:tc>
+        <w:tc>
+          <w:tcPr>
+            <w:tcW w:type="dxa" w:w="2160"/>
+          </w:tcPr>
+          <w:p>
+            <w:r>
+              <w:rPr>
+                <w:sz w:val="18"/>
+              </w:rPr>
+              <w:t>Bappadala Rohith Kumar Naidu</w:t>
+            </w:r>
+          </w:p>
+        </w:tc>
+      </w:tr>
+      <w:tr>
+        <w:tc>
+          <w:tcPr>
+            <w:tcW w:type="dxa" w:w="2160"/>
+          </w:tcPr>
+          <w:p>
+            <w:r>
+              <w:rPr>
+                <w:sz w:val="18"/>
+              </w:rPr>
+              <w:t>306cbdb</w:t>
+            </w:r>
+          </w:p>
+        </w:tc>
+        <w:tc>
+          <w:tcPr>
+            <w:tcW w:type="dxa" w:w="2160"/>
+          </w:tcPr>
+          <w:p>
+            <w:r>
+              <w:rPr>
+                <w:sz w:val="18"/>
+              </w:rPr>
+              <w:t>2026-07-21</w:t>
+            </w:r>
+          </w:p>
+        </w:tc>
+        <w:tc>
+          <w:tcPr>
+            <w:tcW w:type="dxa" w:w="2160"/>
+          </w:tcPr>
+          <w:p>
+            <w:r>
+              <w:rPr>
+                <w:sz w:val="18"/>
+              </w:rPr>
+              <w:t>release(v1.0.0): final production release — enterprise-ready road safety PWA</w:t>
             </w:r>
           </w:p>
         </w:tc>
@@ -36173,7 +36173,7 @@
               <w:rPr>
                 <w:sz w:val="18"/>
               </w:rPr>
-              <w:t>374</w:t>
+              <w:t>393</w:t>
             </w:r>
           </w:p>
         </w:tc>
@@ -36201,7 +36201,7 @@
               <w:rPr>
                 <w:sz w:val="18"/>
               </w:rPr>
-              <w:t>780</w:t>
+              <w:t>773</w:t>
             </w:r>
           </w:p>
         </w:tc>
@@ -36307,7 +36307,7 @@
         <w:br/>
         <w:t>Generated by scripts/update_master_doc.py</w:t>
         <w:br/>
-        <w:t>Timestamp: 2026-06-09 11:52 IST</w:t>
+        <w:t>Timestamp: 2026-07-23 22:54 IST</w:t>
         <w:br/>
         <w:t>Repository: github.com/SafeVixAI/SafeVixAI</w:t>
       </w:r>

--- a/docs/SafeVixAI_MASTER.docx
+++ b/docs/SafeVixAI_MASTER.docx
@@ -33723,7 +33723,7 @@
           <w:i w:val="0"/>
           <w:sz w:val="22"/>
         </w:rPr>
-        <w:t>🕐 Last auto-updated: 2026-06-09 11:52 IST</w:t>
+        <w:t>🕐 Last auto-updated: 2026-07-24 10:33 IST</w:t>
       </w:r>
     </w:p>
     <w:p>
@@ -33811,7 +33811,7 @@
               <w:rPr>
                 <w:sz w:val="18"/>
               </w:rPr>
-              <w:t>0</w:t>
+              <w:t>2</w:t>
             </w:r>
           </w:p>
         </w:tc>
@@ -33867,7 +33867,7 @@
               <w:rPr>
                 <w:sz w:val="18"/>
               </w:rPr>
-              <w:t>69 MB</w:t>
+              <w:t>89 MB</w:t>
             </w:r>
           </w:p>
         </w:tc>
@@ -33923,7 +33923,7 @@
               <w:rPr>
                 <w:sz w:val="18"/>
               </w:rPr>
-              <w:t>2026-06-09</w:t>
+              <w:t>2026-07-24</w:t>
             </w:r>
           </w:p>
         </w:tc>
@@ -33951,7 +33951,7 @@
               <w:rPr>
                 <w:sz w:val="18"/>
               </w:rPr>
-              <w:t>2</w:t>
+              <w:t>59</w:t>
             </w:r>
           </w:p>
         </w:tc>
@@ -34060,7 +34060,7 @@
               <w:rPr>
                 <w:sz w:val="18"/>
               </w:rPr>
-              <w:t>125ms | HTTP 404 | v?</w:t>
+              <w:t>279ms | HTTP 404 | v?</w:t>
             </w:r>
           </w:p>
         </w:tc>
@@ -34101,7 +34101,7 @@
               <w:rPr>
                 <w:sz w:val="18"/>
               </w:rPr>
-              <w:t>156ms | HTTP 404 | v?</w:t>
+              <w:t>1112ms | HTTP 200 | v?</w:t>
             </w:r>
           </w:p>
         </w:tc>
@@ -34142,7 +34142,7 @@
               <w:rPr>
                 <w:sz w:val="18"/>
               </w:rPr>
-              <w:t>71ms | HTTP 200 | v?</w:t>
+              <w:t>252ms | HTTP 200 | v?</w:t>
             </w:r>
           </w:p>
         </w:tc>
@@ -34250,7 +34250,7 @@
               <w:rPr>
                 <w:sz w:val="18"/>
               </w:rPr>
-              <w:t>⏳ Update Master Document</w:t>
+              <w:t>⏳ Benchmark Regression</w:t>
             </w:r>
           </w:p>
         </w:tc>
@@ -34276,7 +34276,7 @@
               <w:rPr>
                 <w:sz w:val="18"/>
               </w:rPr>
-              <w:t>in_progress</w:t>
+              <w:t>skipped</w:t>
             </w:r>
           </w:p>
         </w:tc>
@@ -34289,7 +34289,7 @@
               <w:rPr>
                 <w:sz w:val="18"/>
               </w:rPr>
-              <w:t>2026-06-09</w:t>
+              <w:t>2026-07-24</w:t>
             </w:r>
           </w:p>
         </w:tc>
@@ -34304,7 +34304,7 @@
               <w:rPr>
                 <w:sz w:val="18"/>
               </w:rPr>
-              <w:t>⏳ Deploy Enterprise Docs</w:t>
+              <w:t>⏳ Branch Protection Checks</w:t>
             </w:r>
           </w:p>
         </w:tc>
@@ -34317,7 +34317,7 @@
               <w:rPr>
                 <w:sz w:val="18"/>
               </w:rPr>
-              <w:t>main</w:t>
+              <w:t>docs-wiki-auto-update-30068357521</w:t>
             </w:r>
           </w:p>
         </w:tc>
@@ -34330,7 +34330,7 @@
               <w:rPr>
                 <w:sz w:val="18"/>
               </w:rPr>
-              <w:t>in_progress</w:t>
+              <w:t>action_required</w:t>
             </w:r>
           </w:p>
         </w:tc>
@@ -34343,7 +34343,7 @@
               <w:rPr>
                 <w:sz w:val="18"/>
               </w:rPr>
-              <w:t>2026-06-09</w:t>
+              <w:t>2026-07-24</w:t>
             </w:r>
           </w:p>
         </w:tc>
@@ -34358,7 +34358,7 @@
               <w:rPr>
                 <w:sz w:val="18"/>
               </w:rPr>
-              <w:t>⏳ Contract Tests</w:t>
+              <w:t>⏳ Accessibility (a11y)</w:t>
             </w:r>
           </w:p>
         </w:tc>
@@ -34371,7 +34371,7 @@
               <w:rPr>
                 <w:sz w:val="18"/>
               </w:rPr>
-              <w:t>main</w:t>
+              <w:t>docs-wiki-auto-update-30068357521</w:t>
             </w:r>
           </w:p>
         </w:tc>
@@ -34384,7 +34384,7 @@
               <w:rPr>
                 <w:sz w:val="18"/>
               </w:rPr>
-              <w:t>in_progress</w:t>
+              <w:t>action_required</w:t>
             </w:r>
           </w:p>
         </w:tc>
@@ -34397,7 +34397,61 @@
               <w:rPr>
                 <w:sz w:val="18"/>
               </w:rPr>
-              <w:t>2026-06-09</w:t>
+              <w:t>2026-07-24</w:t>
+            </w:r>
+          </w:p>
+        </w:tc>
+      </w:tr>
+      <w:tr>
+        <w:tc>
+          <w:tcPr>
+            <w:tcW w:type="dxa" w:w="2160"/>
+          </w:tcPr>
+          <w:p>
+            <w:r>
+              <w:rPr>
+                <w:sz w:val="18"/>
+              </w:rPr>
+              <w:t>⏳ Dependency Review</w:t>
+            </w:r>
+          </w:p>
+        </w:tc>
+        <w:tc>
+          <w:tcPr>
+            <w:tcW w:type="dxa" w:w="2160"/>
+          </w:tcPr>
+          <w:p>
+            <w:r>
+              <w:rPr>
+                <w:sz w:val="18"/>
+              </w:rPr>
+              <w:t>docs-wiki-auto-update-30068357521</w:t>
+            </w:r>
+          </w:p>
+        </w:tc>
+        <w:tc>
+          <w:tcPr>
+            <w:tcW w:type="dxa" w:w="2160"/>
+          </w:tcPr>
+          <w:p>
+            <w:r>
+              <w:rPr>
+                <w:sz w:val="18"/>
+              </w:rPr>
+              <w:t>action_required</w:t>
+            </w:r>
+          </w:p>
+        </w:tc>
+        <w:tc>
+          <w:tcPr>
+            <w:tcW w:type="dxa" w:w="2160"/>
+          </w:tcPr>
+          <w:p>
+            <w:r>
+              <w:rPr>
+                <w:sz w:val="18"/>
+              </w:rPr>
+              <w:t>2026-07-24</w:t>
             </w:r>
           </w:p>
         </w:tc>
@@ -34425,223 +34479,7 @@
               <w:rPr>
                 <w:sz w:val="18"/>
               </w:rPr>
-              <w:t>main</w:t>
-            </w:r>
-          </w:p>
-        </w:tc>
-        <w:tc>
-          <w:tcPr>
-            <w:tcW w:type="dxa" w:w="2160"/>
-          </w:tcPr>
-          <w:p>
-            <w:r>
-              <w:rPr>
-                <w:sz w:val="18"/>
-              </w:rPr>
-              <w:t>in_progress</w:t>
-            </w:r>
-          </w:p>
-        </w:tc>
-        <w:tc>
-          <w:tcPr>
-            <w:tcW w:type="dxa" w:w="2160"/>
-          </w:tcPr>
-          <w:p>
-            <w:r>
-              <w:rPr>
-                <w:sz w:val="18"/>
-              </w:rPr>
-              <w:t>2026-06-09</w:t>
-            </w:r>
-          </w:p>
-        </w:tc>
-      </w:tr>
-      <w:tr>
-        <w:tc>
-          <w:tcPr>
-            <w:tcW w:type="dxa" w:w="2160"/>
-          </w:tcPr>
-          <w:p>
-            <w:r>
-              <w:rPr>
-                <w:sz w:val="18"/>
-              </w:rPr>
-              <w:t>⏳ Wiki Documentation Sync</w:t>
-            </w:r>
-          </w:p>
-        </w:tc>
-        <w:tc>
-          <w:tcPr>
-            <w:tcW w:type="dxa" w:w="2160"/>
-          </w:tcPr>
-          <w:p>
-            <w:r>
-              <w:rPr>
-                <w:sz w:val="18"/>
-              </w:rPr>
-              <w:t>main</w:t>
-            </w:r>
-          </w:p>
-        </w:tc>
-        <w:tc>
-          <w:tcPr>
-            <w:tcW w:type="dxa" w:w="2160"/>
-          </w:tcPr>
-          <w:p>
-            <w:r>
-              <w:rPr>
-                <w:sz w:val="18"/>
-              </w:rPr>
-              <w:t>in_progress</w:t>
-            </w:r>
-          </w:p>
-        </w:tc>
-        <w:tc>
-          <w:tcPr>
-            <w:tcW w:type="dxa" w:w="2160"/>
-          </w:tcPr>
-          <w:p>
-            <w:r>
-              <w:rPr>
-                <w:sz w:val="18"/>
-              </w:rPr>
-              <w:t>2026-06-09</w:t>
-            </w:r>
-          </w:p>
-        </w:tc>
-      </w:tr>
-      <w:tr>
-        <w:tc>
-          <w:tcPr>
-            <w:tcW w:type="dxa" w:w="2160"/>
-          </w:tcPr>
-          <w:p>
-            <w:r>
-              <w:rPr>
-                <w:sz w:val="18"/>
-              </w:rPr>
-              <w:t>⏳ Code Quality: Push on main</w:t>
-            </w:r>
-          </w:p>
-        </w:tc>
-        <w:tc>
-          <w:tcPr>
-            <w:tcW w:type="dxa" w:w="2160"/>
-          </w:tcPr>
-          <w:p>
-            <w:r>
-              <w:rPr>
-                <w:sz w:val="18"/>
-              </w:rPr>
-              <w:t>main</w:t>
-            </w:r>
-          </w:p>
-        </w:tc>
-        <w:tc>
-          <w:tcPr>
-            <w:tcW w:type="dxa" w:w="2160"/>
-          </w:tcPr>
-          <w:p>
-            <w:r>
-              <w:rPr>
-                <w:sz w:val="18"/>
-              </w:rPr>
-              <w:t>in_progress</w:t>
-            </w:r>
-          </w:p>
-        </w:tc>
-        <w:tc>
-          <w:tcPr>
-            <w:tcW w:type="dxa" w:w="2160"/>
-          </w:tcPr>
-          <w:p>
-            <w:r>
-              <w:rPr>
-                <w:sz w:val="18"/>
-              </w:rPr>
-              <w:t>2026-06-09</w:t>
-            </w:r>
-          </w:p>
-        </w:tc>
-      </w:tr>
-      <w:tr>
-        <w:tc>
-          <w:tcPr>
-            <w:tcW w:type="dxa" w:w="2160"/>
-          </w:tcPr>
-          <w:p>
-            <w:r>
-              <w:rPr>
-                <w:sz w:val="18"/>
-              </w:rPr>
-              <w:t>⏳ Push on main</w:t>
-            </w:r>
-          </w:p>
-        </w:tc>
-        <w:tc>
-          <w:tcPr>
-            <w:tcW w:type="dxa" w:w="2160"/>
-          </w:tcPr>
-          <w:p>
-            <w:r>
-              <w:rPr>
-                <w:sz w:val="18"/>
-              </w:rPr>
-              <w:t>main</w:t>
-            </w:r>
-          </w:p>
-        </w:tc>
-        <w:tc>
-          <w:tcPr>
-            <w:tcW w:type="dxa" w:w="2160"/>
-          </w:tcPr>
-          <w:p>
-            <w:r>
-              <w:rPr>
-                <w:sz w:val="18"/>
-              </w:rPr>
-              <w:t>in_progress</w:t>
-            </w:r>
-          </w:p>
-        </w:tc>
-        <w:tc>
-          <w:tcPr>
-            <w:tcW w:type="dxa" w:w="2160"/>
-          </w:tcPr>
-          <w:p>
-            <w:r>
-              <w:rPr>
-                <w:sz w:val="18"/>
-              </w:rPr>
-              <w:t>2026-06-09</w:t>
-            </w:r>
-          </w:p>
-        </w:tc>
-      </w:tr>
-      <w:tr>
-        <w:tc>
-          <w:tcPr>
-            <w:tcW w:type="dxa" w:w="2160"/>
-          </w:tcPr>
-          <w:p>
-            <w:r>
-              <w:rPr>
-                <w:sz w:val="18"/>
-              </w:rPr>
-              <w:t>⏳ Branch Protection Checks</w:t>
-            </w:r>
-          </w:p>
-        </w:tc>
-        <w:tc>
-          <w:tcPr>
-            <w:tcW w:type="dxa" w:w="2160"/>
-          </w:tcPr>
-          <w:p>
-            <w:r>
-              <w:rPr>
-                <w:sz w:val="18"/>
-              </w:rPr>
-              <w:t>copilot/fix-271806273-1189775594-56109f09-207f-4c1f-b6e9-92a559241e8f</w:t>
+              <w:t>docs-wiki-auto-update-30068357521</w:t>
             </w:r>
           </w:p>
         </w:tc>
@@ -34667,7 +34505,169 @@
               <w:rPr>
                 <w:sz w:val="18"/>
               </w:rPr>
-              <w:t>2026-06-09</w:t>
+              <w:t>2026-07-24</w:t>
+            </w:r>
+          </w:p>
+        </w:tc>
+      </w:tr>
+      <w:tr>
+        <w:tc>
+          <w:tcPr>
+            <w:tcW w:type="dxa" w:w="2160"/>
+          </w:tcPr>
+          <w:p>
+            <w:r>
+              <w:rPr>
+                <w:sz w:val="18"/>
+              </w:rPr>
+              <w:t>⏳ Security Scan</w:t>
+            </w:r>
+          </w:p>
+        </w:tc>
+        <w:tc>
+          <w:tcPr>
+            <w:tcW w:type="dxa" w:w="2160"/>
+          </w:tcPr>
+          <w:p>
+            <w:r>
+              <w:rPr>
+                <w:sz w:val="18"/>
+              </w:rPr>
+              <w:t>docs-wiki-auto-update-30068357521</w:t>
+            </w:r>
+          </w:p>
+        </w:tc>
+        <w:tc>
+          <w:tcPr>
+            <w:tcW w:type="dxa" w:w="2160"/>
+          </w:tcPr>
+          <w:p>
+            <w:r>
+              <w:rPr>
+                <w:sz w:val="18"/>
+              </w:rPr>
+              <w:t>action_required</w:t>
+            </w:r>
+          </w:p>
+        </w:tc>
+        <w:tc>
+          <w:tcPr>
+            <w:tcW w:type="dxa" w:w="2160"/>
+          </w:tcPr>
+          <w:p>
+            <w:r>
+              <w:rPr>
+                <w:sz w:val="18"/>
+              </w:rPr>
+              <w:t>2026-07-24</w:t>
+            </w:r>
+          </w:p>
+        </w:tc>
+      </w:tr>
+      <w:tr>
+        <w:tc>
+          <w:tcPr>
+            <w:tcW w:type="dxa" w:w="2160"/>
+          </w:tcPr>
+          <w:p>
+            <w:r>
+              <w:rPr>
+                <w:sz w:val="18"/>
+              </w:rPr>
+              <w:t>⏳ Render Deploy Readiness</w:t>
+            </w:r>
+          </w:p>
+        </w:tc>
+        <w:tc>
+          <w:tcPr>
+            <w:tcW w:type="dxa" w:w="2160"/>
+          </w:tcPr>
+          <w:p>
+            <w:r>
+              <w:rPr>
+                <w:sz w:val="18"/>
+              </w:rPr>
+              <w:t>docs-wiki-auto-update-30068357521</w:t>
+            </w:r>
+          </w:p>
+        </w:tc>
+        <w:tc>
+          <w:tcPr>
+            <w:tcW w:type="dxa" w:w="2160"/>
+          </w:tcPr>
+          <w:p>
+            <w:r>
+              <w:rPr>
+                <w:sz w:val="18"/>
+              </w:rPr>
+              <w:t>action_required</w:t>
+            </w:r>
+          </w:p>
+        </w:tc>
+        <w:tc>
+          <w:tcPr>
+            <w:tcW w:type="dxa" w:w="2160"/>
+          </w:tcPr>
+          <w:p>
+            <w:r>
+              <w:rPr>
+                <w:sz w:val="18"/>
+              </w:rPr>
+              <w:t>2026-07-24</w:t>
+            </w:r>
+          </w:p>
+        </w:tc>
+      </w:tr>
+      <w:tr>
+        <w:tc>
+          <w:tcPr>
+            <w:tcW w:type="dxa" w:w="2160"/>
+          </w:tcPr>
+          <w:p>
+            <w:r>
+              <w:rPr>
+                <w:sz w:val="18"/>
+              </w:rPr>
+              <w:t>⏳ License Scan</w:t>
+            </w:r>
+          </w:p>
+        </w:tc>
+        <w:tc>
+          <w:tcPr>
+            <w:tcW w:type="dxa" w:w="2160"/>
+          </w:tcPr>
+          <w:p>
+            <w:r>
+              <w:rPr>
+                <w:sz w:val="18"/>
+              </w:rPr>
+              <w:t>docs-wiki-auto-update-30068357521</w:t>
+            </w:r>
+          </w:p>
+        </w:tc>
+        <w:tc>
+          <w:tcPr>
+            <w:tcW w:type="dxa" w:w="2160"/>
+          </w:tcPr>
+          <w:p>
+            <w:r>
+              <w:rPr>
+                <w:sz w:val="18"/>
+              </w:rPr>
+              <w:t>action_required</w:t>
+            </w:r>
+          </w:p>
+        </w:tc>
+        <w:tc>
+          <w:tcPr>
+            <w:tcW w:type="dxa" w:w="2160"/>
+          </w:tcPr>
+          <w:p>
+            <w:r>
+              <w:rPr>
+                <w:sz w:val="18"/>
+              </w:rPr>
+              <w:t>2026-07-24</w:t>
             </w:r>
           </w:p>
         </w:tc>
@@ -34796,7 +34796,7 @@
               <w:rPr>
                 <w:sz w:val="18"/>
               </w:rPr>
-              <w:t>52397b4</w:t>
+              <w:t>9a6a4ad</w:t>
             </w:r>
           </w:p>
         </w:tc>
@@ -34809,7 +34809,7 @@
               <w:rPr>
                 <w:sz w:val="18"/>
               </w:rPr>
-              <w:t>2026-06-09</w:t>
+              <w:t>2026-07-24</w:t>
             </w:r>
           </w:p>
         </w:tc>
@@ -34822,7 +34822,7 @@
               <w:rPr>
                 <w:sz w:val="18"/>
               </w:rPr>
-              <w:t>Merge pull request #100 from SafeVixAI/docs-wiki-auto-update</w:t>
+              <w:t>fix(ci): enterprise hardening — timeout-minutes, permissions, robustness</w:t>
             </w:r>
           </w:p>
         </w:tc>
@@ -34850,7 +34850,7 @@
               <w:rPr>
                 <w:sz w:val="18"/>
               </w:rPr>
-              <w:t>425db96</w:t>
+              <w:t>dd684f0</w:t>
             </w:r>
           </w:p>
         </w:tc>
@@ -34863,7 +34863,7 @@
               <w:rPr>
                 <w:sz w:val="18"/>
               </w:rPr>
-              <w:t>2026-06-09</w:t>
+              <w:t>2026-07-23</w:t>
             </w:r>
           </w:p>
         </w:tc>
@@ -34876,61 +34876,7 @@
               <w:rPr>
                 <w:sz w:val="18"/>
               </w:rPr>
-              <w:t>docs(wiki): auto-sync wiki documentation [automated]</w:t>
-            </w:r>
-          </w:p>
-        </w:tc>
-        <w:tc>
-          <w:tcPr>
-            <w:tcW w:type="dxa" w:w="2160"/>
-          </w:tcPr>
-          <w:p>
-            <w:r>
-              <w:rPr>
-                <w:sz w:val="18"/>
-              </w:rPr>
-              <w:t>rohitkumarnaidu</w:t>
-            </w:r>
-          </w:p>
-        </w:tc>
-      </w:tr>
-      <w:tr>
-        <w:tc>
-          <w:tcPr>
-            <w:tcW w:type="dxa" w:w="2160"/>
-          </w:tcPr>
-          <w:p>
-            <w:r>
-              <w:rPr>
-                <w:sz w:val="18"/>
-              </w:rPr>
-              <w:t>7c3823f</w:t>
-            </w:r>
-          </w:p>
-        </w:tc>
-        <w:tc>
-          <w:tcPr>
-            <w:tcW w:type="dxa" w:w="2160"/>
-          </w:tcPr>
-          <w:p>
-            <w:r>
-              <w:rPr>
-                <w:sz w:val="18"/>
-              </w:rPr>
-              <w:t>2026-06-09</w:t>
-            </w:r>
-          </w:p>
-        </w:tc>
-        <w:tc>
-          <w:tcPr>
-            <w:tcW w:type="dxa" w:w="2160"/>
-          </w:tcPr>
-          <w:p>
-            <w:r>
-              <w:rPr>
-                <w:sz w:val="18"/>
-              </w:rPr>
-              <w:t>fix(e2e): automate static asset copying, auto-dismiss SystemStatusBar, and fix o</w:t>
+              <w:t>fix(ci): scorecard, sync-wiki, deploy-docs robustness fixes</w:t>
             </w:r>
           </w:p>
         </w:tc>
@@ -34958,7 +34904,7 @@
               <w:rPr>
                 <w:sz w:val="18"/>
               </w:rPr>
-              <w:t>372b126</w:t>
+              <w:t>d49c87c</w:t>
             </w:r>
           </w:p>
         </w:tc>
@@ -34971,7 +34917,7 @@
               <w:rPr>
                 <w:sz w:val="18"/>
               </w:rPr>
-              <w:t>2026-06-09</w:t>
+              <w:t>2026-07-23</w:t>
             </w:r>
           </w:p>
         </w:tc>
@@ -34984,7 +34930,7 @@
               <w:rPr>
                 <w:sz w:val="18"/>
               </w:rPr>
-              <w:t>style: fix remaining auto-fixable python quality findings</w:t>
+              <w:t>fix(ci): restore 3 disabled workflows with proper YAML, separate frontend deploy</w:t>
             </w:r>
           </w:p>
         </w:tc>
@@ -35012,7 +34958,7 @@
               <w:rPr>
                 <w:sz w:val="18"/>
               </w:rPr>
-              <w:t>97c854f</w:t>
+              <w:t>1ed21e2</w:t>
             </w:r>
           </w:p>
         </w:tc>
@@ -35025,7 +34971,7 @@
               <w:rPr>
                 <w:sz w:val="18"/>
               </w:rPr>
-              <w:t>2026-06-09</w:t>
+              <w:t>2026-07-23</w:t>
             </w:r>
           </w:p>
         </w:tc>
@@ -35038,7 +34984,7 @@
               <w:rPr>
                 <w:sz w:val="18"/>
               </w:rPr>
-              <w:t>fix(e2e): copy .next/static into standalone output for JS/CSS hydration</w:t>
+              <w:t>chore: remove stray scripts from commit</w:t>
             </w:r>
           </w:p>
         </w:tc>
@@ -35066,7 +35012,7 @@
               <w:rPr>
                 <w:sz w:val="18"/>
               </w:rPr>
-              <w:t>d74dfa9</w:t>
+              <w:t>e9c9fdf</w:t>
             </w:r>
           </w:p>
         </w:tc>
@@ -35079,7 +35025,7 @@
               <w:rPr>
                 <w:sz w:val="18"/>
               </w:rPr>
-              <w:t>2026-06-09</w:t>
+              <w:t>2026-07-23</w:t>
             </w:r>
           </w:p>
         </w:tc>
@@ -35092,7 +35038,7 @@
               <w:rPr>
                 <w:sz w:val="18"/>
               </w:rPr>
-              <w:t>style: run ruff check --fix --unsafe-fixes to resolve python maintainability fin</w:t>
+              <w:t>release(v1.0): enterprise README rewrite + hackathon reference cleanup across al</w:t>
             </w:r>
           </w:p>
         </w:tc>
@@ -35120,7 +35066,7 @@
               <w:rPr>
                 <w:sz w:val="18"/>
               </w:rPr>
-              <w:t>b6808fa</w:t>
+              <w:t>3bc0d38</w:t>
             </w:r>
           </w:p>
         </w:tc>
@@ -35133,7 +35079,7 @@
               <w:rPr>
                 <w:sz w:val="18"/>
               </w:rPr>
-              <w:t>2026-06-09</w:t>
+              <w:t>2026-07-22</w:t>
             </w:r>
           </w:p>
         </w:tc>
@@ -35146,7 +35092,7 @@
               <w:rPr>
                 <w:sz w:val="18"/>
               </w:rPr>
-              <w:t>security: upgrade base OS packages inside all Dockerfiles to resolve Trivy RCE a</w:t>
+              <w:t>fix(ci): resolve all CI workflow failures</w:t>
             </w:r>
           </w:p>
         </w:tc>
@@ -35174,7 +35120,7 @@
               <w:rPr>
                 <w:sz w:val="18"/>
               </w:rPr>
-              <w:t>9503986</w:t>
+              <w:t>a9b5b23</w:t>
             </w:r>
           </w:p>
         </w:tc>
@@ -35187,7 +35133,7 @@
               <w:rPr>
                 <w:sz w:val="18"/>
               </w:rPr>
-              <w:t>2026-06-09</w:t>
+              <w:t>2026-07-21</w:t>
             </w:r>
           </w:p>
         </w:tc>
@@ -35200,7 +35146,7 @@
               <w:rPr>
                 <w:sz w:val="18"/>
               </w:rPr>
-              <w:t>security: upgrade chromadb to 1.5.9 to resolve pre-auth RCE vulnerability and up</w:t>
+              <w:t>release(v1.0): final deliverables — operations handbook, security compliance, la</w:t>
             </w:r>
           </w:p>
         </w:tc>
@@ -35228,7 +35174,7 @@
               <w:rPr>
                 <w:sz w:val="18"/>
               </w:rPr>
-              <w:t>86b8ecf</w:t>
+              <w:t>912624e</w:t>
             </w:r>
           </w:p>
         </w:tc>
@@ -35241,7 +35187,7 @@
               <w:rPr>
                 <w:sz w:val="18"/>
               </w:rPr>
-              <w:t>2026-06-09</w:t>
+              <w:t>2026-07-21</w:t>
             </w:r>
           </w:p>
         </w:tc>
@@ -35254,7 +35200,7 @@
               <w:rPr>
                 <w:sz w:val="18"/>
               </w:rPr>
-              <w:t>fix: apply PR #170 changes — IMPLEMENTATION_PLAN corrections, E2E type safety, d</w:t>
+              <w:t>release(v1.0): enterprise hardening — ADR cleanup, release notes, testing policy</w:t>
             </w:r>
           </w:p>
         </w:tc>
@@ -35282,7 +35228,7 @@
               <w:rPr>
                 <w:sz w:val="18"/>
               </w:rPr>
-              <w:t>7c3d484</w:t>
+              <w:t>2e712eb</w:t>
             </w:r>
           </w:p>
         </w:tc>
@@ -35295,7 +35241,7 @@
               <w:rPr>
                 <w:sz w:val="18"/>
               </w:rPr>
-              <w:t>2026-06-09</w:t>
+              <w:t>2026-07-21</w:t>
             </w:r>
           </w:p>
         </w:tc>
@@ -35308,7 +35254,61 @@
               <w:rPr>
                 <w:sz w:val="18"/>
               </w:rPr>
-              <w:t>fix: apply PR #169 changes — UIUX typo fixes and deterministic E2E offline check</w:t>
+              <w:t>Merge remote-tracking branch 'origin/main'</w:t>
+            </w:r>
+          </w:p>
+        </w:tc>
+        <w:tc>
+          <w:tcPr>
+            <w:tcW w:type="dxa" w:w="2160"/>
+          </w:tcPr>
+          <w:p>
+            <w:r>
+              <w:rPr>
+                <w:sz w:val="18"/>
+              </w:rPr>
+              <w:t>Bappadala Rohith Kumar Naidu</w:t>
+            </w:r>
+          </w:p>
+        </w:tc>
+      </w:tr>
+      <w:tr>
+        <w:tc>
+          <w:tcPr>
+            <w:tcW w:type="dxa" w:w="2160"/>
+          </w:tcPr>
+          <w:p>
+            <w:r>
+              <w:rPr>
+                <w:sz w:val="18"/>
+              </w:rPr>
+              <w:t>be87a3a</w:t>
+            </w:r>
+          </w:p>
+        </w:tc>
+        <w:tc>
+          <w:tcPr>
+            <w:tcW w:type="dxa" w:w="2160"/>
+          </w:tcPr>
+          <w:p>
+            <w:r>
+              <w:rPr>
+                <w:sz w:val="18"/>
+              </w:rPr>
+              <w:t>2026-07-21</w:t>
+            </w:r>
+          </w:p>
+        </w:tc>
+        <w:tc>
+          <w:tcPr>
+            <w:tcW w:type="dxa" w:w="2160"/>
+          </w:tcPr>
+          <w:p>
+            <w:r>
+              <w:rPr>
+                <w:sz w:val="18"/>
+              </w:rPr>
+              <w:t>release(v1.0.0): merge v1.0 release commit into main</w:t>
             </w:r>
           </w:p>
         </w:tc>
@@ -36173,7 +36173,7 @@
               <w:rPr>
                 <w:sz w:val="18"/>
               </w:rPr>
-              <w:t>374</w:t>
+              <w:t>393</w:t>
             </w:r>
           </w:p>
         </w:tc>
@@ -36201,7 +36201,7 @@
               <w:rPr>
                 <w:sz w:val="18"/>
               </w:rPr>
-              <w:t>780</w:t>
+              <w:t>773</w:t>
             </w:r>
           </w:p>
         </w:tc>
@@ -36307,7 +36307,7 @@
         <w:br/>
         <w:t>Generated by scripts/update_master_doc.py</w:t>
         <w:br/>
-        <w:t>Timestamp: 2026-06-09 11:52 IST</w:t>
+        <w:t>Timestamp: 2026-07-24 10:33 IST</w:t>
         <w:br/>
         <w:t>Repository: github.com/SafeVixAI/SafeVixAI</w:t>
       </w:r>

--- a/docs/SafeVixAI_MASTER.docx
+++ b/docs/SafeVixAI_MASTER.docx
@@ -33723,7 +33723,7 @@
           <w:i w:val="0"/>
           <w:sz w:val="22"/>
         </w:rPr>
-        <w:t>🕐 Last auto-updated: 2026-06-09 11:52 IST</w:t>
+        <w:t>🕐 Last auto-updated: 2026-07-24 23:28 IST</w:t>
       </w:r>
     </w:p>
     <w:p>
@@ -33811,7 +33811,7 @@
               <w:rPr>
                 <w:sz w:val="18"/>
               </w:rPr>
-              <w:t>0</w:t>
+              <w:t>2</w:t>
             </w:r>
           </w:p>
         </w:tc>
@@ -33867,7 +33867,7 @@
               <w:rPr>
                 <w:sz w:val="18"/>
               </w:rPr>
-              <w:t>69 MB</w:t>
+              <w:t>89 MB</w:t>
             </w:r>
           </w:p>
         </w:tc>
@@ -33923,7 +33923,7 @@
               <w:rPr>
                 <w:sz w:val="18"/>
               </w:rPr>
-              <w:t>2026-06-09</w:t>
+              <w:t>2026-07-24</w:t>
             </w:r>
           </w:p>
         </w:tc>
@@ -33951,7 +33951,7 @@
               <w:rPr>
                 <w:sz w:val="18"/>
               </w:rPr>
-              <w:t>2</w:t>
+              <w:t>61</w:t>
             </w:r>
           </w:p>
         </w:tc>
@@ -34060,7 +34060,7 @@
               <w:rPr>
                 <w:sz w:val="18"/>
               </w:rPr>
-              <w:t>125ms | HTTP 404 | v?</w:t>
+              <w:t>109ms | HTTP 404 | v?</w:t>
             </w:r>
           </w:p>
         </w:tc>
@@ -34101,7 +34101,7 @@
               <w:rPr>
                 <w:sz w:val="18"/>
               </w:rPr>
-              <w:t>156ms | HTTP 404 | v?</w:t>
+              <w:t>1084ms | HTTP 200 | v?</w:t>
             </w:r>
           </w:p>
         </w:tc>
@@ -34142,7 +34142,7 @@
               <w:rPr>
                 <w:sz w:val="18"/>
               </w:rPr>
-              <w:t>71ms | HTTP 200 | v?</w:t>
+              <w:t>152ms | HTTP 200 | v?</w:t>
             </w:r>
           </w:p>
         </w:tc>
@@ -34250,7 +34250,7 @@
               <w:rPr>
                 <w:sz w:val="18"/>
               </w:rPr>
-              <w:t>⏳ Update Master Document</w:t>
+              <w:t>⏳ Benchmark Regression</w:t>
             </w:r>
           </w:p>
         </w:tc>
@@ -34276,7 +34276,7 @@
               <w:rPr>
                 <w:sz w:val="18"/>
               </w:rPr>
-              <w:t>in_progress</w:t>
+              <w:t>skipped</w:t>
             </w:r>
           </w:p>
         </w:tc>
@@ -34289,115 +34289,7 @@
               <w:rPr>
                 <w:sz w:val="18"/>
               </w:rPr>
-              <w:t>2026-06-09</w:t>
-            </w:r>
-          </w:p>
-        </w:tc>
-      </w:tr>
-      <w:tr>
-        <w:tc>
-          <w:tcPr>
-            <w:tcW w:type="dxa" w:w="2160"/>
-          </w:tcPr>
-          <w:p>
-            <w:r>
-              <w:rPr>
-                <w:sz w:val="18"/>
-              </w:rPr>
-              <w:t>⏳ Deploy Enterprise Docs</w:t>
-            </w:r>
-          </w:p>
-        </w:tc>
-        <w:tc>
-          <w:tcPr>
-            <w:tcW w:type="dxa" w:w="2160"/>
-          </w:tcPr>
-          <w:p>
-            <w:r>
-              <w:rPr>
-                <w:sz w:val="18"/>
-              </w:rPr>
-              <w:t>main</w:t>
-            </w:r>
-          </w:p>
-        </w:tc>
-        <w:tc>
-          <w:tcPr>
-            <w:tcW w:type="dxa" w:w="2160"/>
-          </w:tcPr>
-          <w:p>
-            <w:r>
-              <w:rPr>
-                <w:sz w:val="18"/>
-              </w:rPr>
-              <w:t>in_progress</w:t>
-            </w:r>
-          </w:p>
-        </w:tc>
-        <w:tc>
-          <w:tcPr>
-            <w:tcW w:type="dxa" w:w="2160"/>
-          </w:tcPr>
-          <w:p>
-            <w:r>
-              <w:rPr>
-                <w:sz w:val="18"/>
-              </w:rPr>
-              <w:t>2026-06-09</w:t>
-            </w:r>
-          </w:p>
-        </w:tc>
-      </w:tr>
-      <w:tr>
-        <w:tc>
-          <w:tcPr>
-            <w:tcW w:type="dxa" w:w="2160"/>
-          </w:tcPr>
-          <w:p>
-            <w:r>
-              <w:rPr>
-                <w:sz w:val="18"/>
-              </w:rPr>
-              <w:t>⏳ Contract Tests</w:t>
-            </w:r>
-          </w:p>
-        </w:tc>
-        <w:tc>
-          <w:tcPr>
-            <w:tcW w:type="dxa" w:w="2160"/>
-          </w:tcPr>
-          <w:p>
-            <w:r>
-              <w:rPr>
-                <w:sz w:val="18"/>
-              </w:rPr>
-              <w:t>main</w:t>
-            </w:r>
-          </w:p>
-        </w:tc>
-        <w:tc>
-          <w:tcPr>
-            <w:tcW w:type="dxa" w:w="2160"/>
-          </w:tcPr>
-          <w:p>
-            <w:r>
-              <w:rPr>
-                <w:sz w:val="18"/>
-              </w:rPr>
-              <w:t>in_progress</w:t>
-            </w:r>
-          </w:p>
-        </w:tc>
-        <w:tc>
-          <w:tcPr>
-            <w:tcW w:type="dxa" w:w="2160"/>
-          </w:tcPr>
-          <w:p>
-            <w:r>
-              <w:rPr>
-                <w:sz w:val="18"/>
-              </w:rPr>
-              <w:t>2026-06-09</w:t>
+              <w:t>2026-07-24</w:t>
             </w:r>
           </w:p>
         </w:tc>
@@ -34425,7 +34317,7 @@
               <w:rPr>
                 <w:sz w:val="18"/>
               </w:rPr>
-              <w:t>main</w:t>
+              <w:t>docs-wiki-auto-update-30115041356</w:t>
             </w:r>
           </w:p>
         </w:tc>
@@ -34438,7 +34330,7 @@
               <w:rPr>
                 <w:sz w:val="18"/>
               </w:rPr>
-              <w:t>in_progress</w:t>
+              <w:t>action_required</w:t>
             </w:r>
           </w:p>
         </w:tc>
@@ -34451,7 +34343,7 @@
               <w:rPr>
                 <w:sz w:val="18"/>
               </w:rPr>
-              <w:t>2026-06-09</w:t>
+              <w:t>2026-07-24</w:t>
             </w:r>
           </w:p>
         </w:tc>
@@ -34466,7 +34358,7 @@
               <w:rPr>
                 <w:sz w:val="18"/>
               </w:rPr>
-              <w:t>⏳ Wiki Documentation Sync</w:t>
+              <w:t>⏳ Accessibility (a11y)</w:t>
             </w:r>
           </w:p>
         </w:tc>
@@ -34479,7 +34371,7 @@
               <w:rPr>
                 <w:sz w:val="18"/>
               </w:rPr>
-              <w:t>main</w:t>
+              <w:t>docs-wiki-auto-update-30115041356</w:t>
             </w:r>
           </w:p>
         </w:tc>
@@ -34492,7 +34384,7 @@
               <w:rPr>
                 <w:sz w:val="18"/>
               </w:rPr>
-              <w:t>in_progress</w:t>
+              <w:t>action_required</w:t>
             </w:r>
           </w:p>
         </w:tc>
@@ -34505,7 +34397,7 @@
               <w:rPr>
                 <w:sz w:val="18"/>
               </w:rPr>
-              <w:t>2026-06-09</w:t>
+              <w:t>2026-07-24</w:t>
             </w:r>
           </w:p>
         </w:tc>
@@ -34520,7 +34412,7 @@
               <w:rPr>
                 <w:sz w:val="18"/>
               </w:rPr>
-              <w:t>⏳ Code Quality: Push on main</w:t>
+              <w:t>⏳ License Scan</w:t>
             </w:r>
           </w:p>
         </w:tc>
@@ -34533,7 +34425,7 @@
               <w:rPr>
                 <w:sz w:val="18"/>
               </w:rPr>
-              <w:t>main</w:t>
+              <w:t>docs-wiki-auto-update-30115041356</w:t>
             </w:r>
           </w:p>
         </w:tc>
@@ -34546,7 +34438,7 @@
               <w:rPr>
                 <w:sz w:val="18"/>
               </w:rPr>
-              <w:t>in_progress</w:t>
+              <w:t>action_required</w:t>
             </w:r>
           </w:p>
         </w:tc>
@@ -34559,7 +34451,7 @@
               <w:rPr>
                 <w:sz w:val="18"/>
               </w:rPr>
-              <w:t>2026-06-09</w:t>
+              <w:t>2026-07-24</w:t>
             </w:r>
           </w:p>
         </w:tc>
@@ -34574,7 +34466,7 @@
               <w:rPr>
                 <w:sz w:val="18"/>
               </w:rPr>
-              <w:t>⏳ Push on main</w:t>
+              <w:t>⏳ Render Deploy Readiness</w:t>
             </w:r>
           </w:p>
         </w:tc>
@@ -34587,7 +34479,7 @@
               <w:rPr>
                 <w:sz w:val="18"/>
               </w:rPr>
-              <w:t>main</w:t>
+              <w:t>docs-wiki-auto-update-30115041356</w:t>
             </w:r>
           </w:p>
         </w:tc>
@@ -34600,7 +34492,7 @@
               <w:rPr>
                 <w:sz w:val="18"/>
               </w:rPr>
-              <w:t>in_progress</w:t>
+              <w:t>action_required</w:t>
             </w:r>
           </w:p>
         </w:tc>
@@ -34613,7 +34505,115 @@
               <w:rPr>
                 <w:sz w:val="18"/>
               </w:rPr>
-              <w:t>2026-06-09</w:t>
+              <w:t>2026-07-24</w:t>
+            </w:r>
+          </w:p>
+        </w:tc>
+      </w:tr>
+      <w:tr>
+        <w:tc>
+          <w:tcPr>
+            <w:tcW w:type="dxa" w:w="2160"/>
+          </w:tcPr>
+          <w:p>
+            <w:r>
+              <w:rPr>
+                <w:sz w:val="18"/>
+              </w:rPr>
+              <w:t>⏳ Dependency Review</w:t>
+            </w:r>
+          </w:p>
+        </w:tc>
+        <w:tc>
+          <w:tcPr>
+            <w:tcW w:type="dxa" w:w="2160"/>
+          </w:tcPr>
+          <w:p>
+            <w:r>
+              <w:rPr>
+                <w:sz w:val="18"/>
+              </w:rPr>
+              <w:t>docs-wiki-auto-update-30115041356</w:t>
+            </w:r>
+          </w:p>
+        </w:tc>
+        <w:tc>
+          <w:tcPr>
+            <w:tcW w:type="dxa" w:w="2160"/>
+          </w:tcPr>
+          <w:p>
+            <w:r>
+              <w:rPr>
+                <w:sz w:val="18"/>
+              </w:rPr>
+              <w:t>action_required</w:t>
+            </w:r>
+          </w:p>
+        </w:tc>
+        <w:tc>
+          <w:tcPr>
+            <w:tcW w:type="dxa" w:w="2160"/>
+          </w:tcPr>
+          <w:p>
+            <w:r>
+              <w:rPr>
+                <w:sz w:val="18"/>
+              </w:rPr>
+              <w:t>2026-07-24</w:t>
+            </w:r>
+          </w:p>
+        </w:tc>
+      </w:tr>
+      <w:tr>
+        <w:tc>
+          <w:tcPr>
+            <w:tcW w:type="dxa" w:w="2160"/>
+          </w:tcPr>
+          <w:p>
+            <w:r>
+              <w:rPr>
+                <w:sz w:val="18"/>
+              </w:rPr>
+              <w:t>⏳ Security Scan</w:t>
+            </w:r>
+          </w:p>
+        </w:tc>
+        <w:tc>
+          <w:tcPr>
+            <w:tcW w:type="dxa" w:w="2160"/>
+          </w:tcPr>
+          <w:p>
+            <w:r>
+              <w:rPr>
+                <w:sz w:val="18"/>
+              </w:rPr>
+              <w:t>docs-wiki-auto-update-30115041356</w:t>
+            </w:r>
+          </w:p>
+        </w:tc>
+        <w:tc>
+          <w:tcPr>
+            <w:tcW w:type="dxa" w:w="2160"/>
+          </w:tcPr>
+          <w:p>
+            <w:r>
+              <w:rPr>
+                <w:sz w:val="18"/>
+              </w:rPr>
+              <w:t>action_required</w:t>
+            </w:r>
+          </w:p>
+        </w:tc>
+        <w:tc>
+          <w:tcPr>
+            <w:tcW w:type="dxa" w:w="2160"/>
+          </w:tcPr>
+          <w:p>
+            <w:r>
+              <w:rPr>
+                <w:sz w:val="18"/>
+              </w:rPr>
+              <w:t>2026-07-24</w:t>
             </w:r>
           </w:p>
         </w:tc>
@@ -34641,7 +34641,7 @@
               <w:rPr>
                 <w:sz w:val="18"/>
               </w:rPr>
-              <w:t>copilot/fix-271806273-1189775594-56109f09-207f-4c1f-b6e9-92a559241e8f</w:t>
+              <w:t>docs-wiki-auto-update-30115041356</w:t>
             </w:r>
           </w:p>
         </w:tc>
@@ -34667,7 +34667,7 @@
               <w:rPr>
                 <w:sz w:val="18"/>
               </w:rPr>
-              <w:t>2026-06-09</w:t>
+              <w:t>2026-07-24</w:t>
             </w:r>
           </w:p>
         </w:tc>
@@ -34796,7 +34796,7 @@
               <w:rPr>
                 <w:sz w:val="18"/>
               </w:rPr>
-              <w:t>52397b4</w:t>
+              <w:t>a413dd2</w:t>
             </w:r>
           </w:p>
         </w:tc>
@@ -34809,7 +34809,7 @@
               <w:rPr>
                 <w:sz w:val="18"/>
               </w:rPr>
-              <w:t>2026-06-09</w:t>
+              <w:t>2026-07-24</w:t>
             </w:r>
           </w:p>
         </w:tc>
@@ -34822,7 +34822,7 @@
               <w:rPr>
                 <w:sz w:val="18"/>
               </w:rPr>
-              <w:t>Merge pull request #100 from SafeVixAI/docs-wiki-auto-update</w:t>
+              <w:t>fix(ci): enterprise hardening final batch</w:t>
             </w:r>
           </w:p>
         </w:tc>
@@ -34850,7 +34850,7 @@
               <w:rPr>
                 <w:sz w:val="18"/>
               </w:rPr>
-              <w:t>425db96</w:t>
+              <w:t>9a6a4ad</w:t>
             </w:r>
           </w:p>
         </w:tc>
@@ -34863,7 +34863,7 @@
               <w:rPr>
                 <w:sz w:val="18"/>
               </w:rPr>
-              <w:t>2026-06-09</w:t>
+              <w:t>2026-07-24</w:t>
             </w:r>
           </w:p>
         </w:tc>
@@ -34876,61 +34876,7 @@
               <w:rPr>
                 <w:sz w:val="18"/>
               </w:rPr>
-              <w:t>docs(wiki): auto-sync wiki documentation [automated]</w:t>
-            </w:r>
-          </w:p>
-        </w:tc>
-        <w:tc>
-          <w:tcPr>
-            <w:tcW w:type="dxa" w:w="2160"/>
-          </w:tcPr>
-          <w:p>
-            <w:r>
-              <w:rPr>
-                <w:sz w:val="18"/>
-              </w:rPr>
-              <w:t>rohitkumarnaidu</w:t>
-            </w:r>
-          </w:p>
-        </w:tc>
-      </w:tr>
-      <w:tr>
-        <w:tc>
-          <w:tcPr>
-            <w:tcW w:type="dxa" w:w="2160"/>
-          </w:tcPr>
-          <w:p>
-            <w:r>
-              <w:rPr>
-                <w:sz w:val="18"/>
-              </w:rPr>
-              <w:t>7c3823f</w:t>
-            </w:r>
-          </w:p>
-        </w:tc>
-        <w:tc>
-          <w:tcPr>
-            <w:tcW w:type="dxa" w:w="2160"/>
-          </w:tcPr>
-          <w:p>
-            <w:r>
-              <w:rPr>
-                <w:sz w:val="18"/>
-              </w:rPr>
-              <w:t>2026-06-09</w:t>
-            </w:r>
-          </w:p>
-        </w:tc>
-        <w:tc>
-          <w:tcPr>
-            <w:tcW w:type="dxa" w:w="2160"/>
-          </w:tcPr>
-          <w:p>
-            <w:r>
-              <w:rPr>
-                <w:sz w:val="18"/>
-              </w:rPr>
-              <w:t>fix(e2e): automate static asset copying, auto-dismiss SystemStatusBar, and fix o</w:t>
+              <w:t>fix(ci): enterprise hardening — timeout-minutes, permissions, robustness</w:t>
             </w:r>
           </w:p>
         </w:tc>
@@ -34958,7 +34904,7 @@
               <w:rPr>
                 <w:sz w:val="18"/>
               </w:rPr>
-              <w:t>372b126</w:t>
+              <w:t>dd684f0</w:t>
             </w:r>
           </w:p>
         </w:tc>
@@ -34971,7 +34917,7 @@
               <w:rPr>
                 <w:sz w:val="18"/>
               </w:rPr>
-              <w:t>2026-06-09</w:t>
+              <w:t>2026-07-23</w:t>
             </w:r>
           </w:p>
         </w:tc>
@@ -34984,7 +34930,7 @@
               <w:rPr>
                 <w:sz w:val="18"/>
               </w:rPr>
-              <w:t>style: fix remaining auto-fixable python quality findings</w:t>
+              <w:t>fix(ci): scorecard, sync-wiki, deploy-docs robustness fixes</w:t>
             </w:r>
           </w:p>
         </w:tc>
@@ -35012,7 +34958,7 @@
               <w:rPr>
                 <w:sz w:val="18"/>
               </w:rPr>
-              <w:t>97c854f</w:t>
+              <w:t>d49c87c</w:t>
             </w:r>
           </w:p>
         </w:tc>
@@ -35025,7 +34971,7 @@
               <w:rPr>
                 <w:sz w:val="18"/>
               </w:rPr>
-              <w:t>2026-06-09</w:t>
+              <w:t>2026-07-23</w:t>
             </w:r>
           </w:p>
         </w:tc>
@@ -35038,7 +34984,7 @@
               <w:rPr>
                 <w:sz w:val="18"/>
               </w:rPr>
-              <w:t>fix(e2e): copy .next/static into standalone output for JS/CSS hydration</w:t>
+              <w:t>fix(ci): restore 3 disabled workflows with proper YAML, separate frontend deploy</w:t>
             </w:r>
           </w:p>
         </w:tc>
@@ -35066,7 +35012,7 @@
               <w:rPr>
                 <w:sz w:val="18"/>
               </w:rPr>
-              <w:t>d74dfa9</w:t>
+              <w:t>1ed21e2</w:t>
             </w:r>
           </w:p>
         </w:tc>
@@ -35079,7 +35025,7 @@
               <w:rPr>
                 <w:sz w:val="18"/>
               </w:rPr>
-              <w:t>2026-06-09</w:t>
+              <w:t>2026-07-23</w:t>
             </w:r>
           </w:p>
         </w:tc>
@@ -35092,7 +35038,7 @@
               <w:rPr>
                 <w:sz w:val="18"/>
               </w:rPr>
-              <w:t>style: run ruff check --fix --unsafe-fixes to resolve python maintainability fin</w:t>
+              <w:t>chore: remove stray scripts from commit</w:t>
             </w:r>
           </w:p>
         </w:tc>
@@ -35120,7 +35066,7 @@
               <w:rPr>
                 <w:sz w:val="18"/>
               </w:rPr>
-              <w:t>b6808fa</w:t>
+              <w:t>e9c9fdf</w:t>
             </w:r>
           </w:p>
         </w:tc>
@@ -35133,7 +35079,7 @@
               <w:rPr>
                 <w:sz w:val="18"/>
               </w:rPr>
-              <w:t>2026-06-09</w:t>
+              <w:t>2026-07-23</w:t>
             </w:r>
           </w:p>
         </w:tc>
@@ -35146,7 +35092,7 @@
               <w:rPr>
                 <w:sz w:val="18"/>
               </w:rPr>
-              <w:t>security: upgrade base OS packages inside all Dockerfiles to resolve Trivy RCE a</w:t>
+              <w:t>release(v1.0): enterprise README rewrite + hackathon reference cleanup across al</w:t>
             </w:r>
           </w:p>
         </w:tc>
@@ -35174,7 +35120,7 @@
               <w:rPr>
                 <w:sz w:val="18"/>
               </w:rPr>
-              <w:t>9503986</w:t>
+              <w:t>3bc0d38</w:t>
             </w:r>
           </w:p>
         </w:tc>
@@ -35187,7 +35133,7 @@
               <w:rPr>
                 <w:sz w:val="18"/>
               </w:rPr>
-              <w:t>2026-06-09</w:t>
+              <w:t>2026-07-22</w:t>
             </w:r>
           </w:p>
         </w:tc>
@@ -35200,7 +35146,7 @@
               <w:rPr>
                 <w:sz w:val="18"/>
               </w:rPr>
-              <w:t>security: upgrade chromadb to 1.5.9 to resolve pre-auth RCE vulnerability and up</w:t>
+              <w:t>fix(ci): resolve all CI workflow failures</w:t>
             </w:r>
           </w:p>
         </w:tc>
@@ -35228,7 +35174,7 @@
               <w:rPr>
                 <w:sz w:val="18"/>
               </w:rPr>
-              <w:t>86b8ecf</w:t>
+              <w:t>a9b5b23</w:t>
             </w:r>
           </w:p>
         </w:tc>
@@ -35241,7 +35187,7 @@
               <w:rPr>
                 <w:sz w:val="18"/>
               </w:rPr>
-              <w:t>2026-06-09</w:t>
+              <w:t>2026-07-21</w:t>
             </w:r>
           </w:p>
         </w:tc>
@@ -35254,7 +35200,7 @@
               <w:rPr>
                 <w:sz w:val="18"/>
               </w:rPr>
-              <w:t>fix: apply PR #170 changes — IMPLEMENTATION_PLAN corrections, E2E type safety, d</w:t>
+              <w:t>release(v1.0): final deliverables — operations handbook, security compliance, la</w:t>
             </w:r>
           </w:p>
         </w:tc>
@@ -35282,7 +35228,7 @@
               <w:rPr>
                 <w:sz w:val="18"/>
               </w:rPr>
-              <w:t>7c3d484</w:t>
+              <w:t>912624e</w:t>
             </w:r>
           </w:p>
         </w:tc>
@@ -35295,7 +35241,7 @@
               <w:rPr>
                 <w:sz w:val="18"/>
               </w:rPr>
-              <w:t>2026-06-09</w:t>
+              <w:t>2026-07-21</w:t>
             </w:r>
           </w:p>
         </w:tc>
@@ -35308,7 +35254,61 @@
               <w:rPr>
                 <w:sz w:val="18"/>
               </w:rPr>
-              <w:t>fix: apply PR #169 changes — UIUX typo fixes and deterministic E2E offline check</w:t>
+              <w:t>release(v1.0): enterprise hardening — ADR cleanup, release notes, testing policy</w:t>
+            </w:r>
+          </w:p>
+        </w:tc>
+        <w:tc>
+          <w:tcPr>
+            <w:tcW w:type="dxa" w:w="2160"/>
+          </w:tcPr>
+          <w:p>
+            <w:r>
+              <w:rPr>
+                <w:sz w:val="18"/>
+              </w:rPr>
+              <w:t>Bappadala Rohith Kumar Naidu</w:t>
+            </w:r>
+          </w:p>
+        </w:tc>
+      </w:tr>
+      <w:tr>
+        <w:tc>
+          <w:tcPr>
+            <w:tcW w:type="dxa" w:w="2160"/>
+          </w:tcPr>
+          <w:p>
+            <w:r>
+              <w:rPr>
+                <w:sz w:val="18"/>
+              </w:rPr>
+              <w:t>2e712eb</w:t>
+            </w:r>
+          </w:p>
+        </w:tc>
+        <w:tc>
+          <w:tcPr>
+            <w:tcW w:type="dxa" w:w="2160"/>
+          </w:tcPr>
+          <w:p>
+            <w:r>
+              <w:rPr>
+                <w:sz w:val="18"/>
+              </w:rPr>
+              <w:t>2026-07-21</w:t>
+            </w:r>
+          </w:p>
+        </w:tc>
+        <w:tc>
+          <w:tcPr>
+            <w:tcW w:type="dxa" w:w="2160"/>
+          </w:tcPr>
+          <w:p>
+            <w:r>
+              <w:rPr>
+                <w:sz w:val="18"/>
+              </w:rPr>
+              <w:t>Merge remote-tracking branch 'origin/main'</w:t>
             </w:r>
           </w:p>
         </w:tc>
@@ -36173,7 +36173,7 @@
               <w:rPr>
                 <w:sz w:val="18"/>
               </w:rPr>
-              <w:t>374</w:t>
+              <w:t>393</w:t>
             </w:r>
           </w:p>
         </w:tc>
@@ -36201,7 +36201,7 @@
               <w:rPr>
                 <w:sz w:val="18"/>
               </w:rPr>
-              <w:t>780</w:t>
+              <w:t>773</w:t>
             </w:r>
           </w:p>
         </w:tc>
@@ -36307,7 +36307,7 @@
         <w:br/>
         <w:t>Generated by scripts/update_master_doc.py</w:t>
         <w:br/>
-        <w:t>Timestamp: 2026-06-09 11:52 IST</w:t>
+        <w:t>Timestamp: 2026-07-24 23:28 IST</w:t>
         <w:br/>
         <w:t>Repository: github.com/SafeVixAI/SafeVixAI</w:t>
       </w:r>

--- a/docs/SafeVixAI_MASTER.docx
+++ b/docs/SafeVixAI_MASTER.docx
@@ -33723,7 +33723,7 @@
           <w:i w:val="0"/>
           <w:sz w:val="22"/>
         </w:rPr>
-        <w:t>🕐 Last auto-updated: 2026-06-09 11:52 IST</w:t>
+        <w:t>🕐 Last auto-updated: 2026-07-24 23:31 IST</w:t>
       </w:r>
     </w:p>
     <w:p>
@@ -33811,7 +33811,7 @@
               <w:rPr>
                 <w:sz w:val="18"/>
               </w:rPr>
-              <w:t>0</w:t>
+              <w:t>2</w:t>
             </w:r>
           </w:p>
         </w:tc>
@@ -33867,7 +33867,7 @@
               <w:rPr>
                 <w:sz w:val="18"/>
               </w:rPr>
-              <w:t>69 MB</w:t>
+              <w:t>89 MB</w:t>
             </w:r>
           </w:p>
         </w:tc>
@@ -33923,7 +33923,7 @@
               <w:rPr>
                 <w:sz w:val="18"/>
               </w:rPr>
-              <w:t>2026-06-09</w:t>
+              <w:t>2026-07-24</w:t>
             </w:r>
           </w:p>
         </w:tc>
@@ -33951,7 +33951,7 @@
               <w:rPr>
                 <w:sz w:val="18"/>
               </w:rPr>
-              <w:t>2</w:t>
+              <w:t>62</w:t>
             </w:r>
           </w:p>
         </w:tc>
@@ -34060,7 +34060,7 @@
               <w:rPr>
                 <w:sz w:val="18"/>
               </w:rPr>
-              <w:t>125ms | HTTP 404 | v?</w:t>
+              <w:t>111ms | HTTP 404 | v?</w:t>
             </w:r>
           </w:p>
         </w:tc>
@@ -34101,7 +34101,7 @@
               <w:rPr>
                 <w:sz w:val="18"/>
               </w:rPr>
-              <w:t>156ms | HTTP 404 | v?</w:t>
+              <w:t>358ms | HTTP 200 | v?</w:t>
             </w:r>
           </w:p>
         </w:tc>
@@ -34142,7 +34142,7 @@
               <w:rPr>
                 <w:sz w:val="18"/>
               </w:rPr>
-              <w:t>71ms | HTTP 200 | v?</w:t>
+              <w:t>174ms | HTTP 200 | v?</w:t>
             </w:r>
           </w:p>
         </w:tc>
@@ -34250,7 +34250,7 @@
               <w:rPr>
                 <w:sz w:val="18"/>
               </w:rPr>
-              <w:t>⏳ Update Master Document</w:t>
+              <w:t>⏳ Render Deploy Readiness</w:t>
             </w:r>
           </w:p>
         </w:tc>
@@ -34263,7 +34263,7 @@
               <w:rPr>
                 <w:sz w:val="18"/>
               </w:rPr>
-              <w:t>main</w:t>
+              <w:t>dependabot/npm_and_yarn/frontend/next/bundle-analyzer-16.2.10</w:t>
             </w:r>
           </w:p>
         </w:tc>
@@ -34276,7 +34276,7 @@
               <w:rPr>
                 <w:sz w:val="18"/>
               </w:rPr>
-              <w:t>in_progress</w:t>
+              <w:t>queued</w:t>
             </w:r>
           </w:p>
         </w:tc>
@@ -34289,7 +34289,7 @@
               <w:rPr>
                 <w:sz w:val="18"/>
               </w:rPr>
-              <w:t>2026-06-09</w:t>
+              <w:t>2026-07-24</w:t>
             </w:r>
           </w:p>
         </w:tc>
@@ -34304,7 +34304,7 @@
               <w:rPr>
                 <w:sz w:val="18"/>
               </w:rPr>
-              <w:t>⏳ Deploy Enterprise Docs</w:t>
+              <w:t>⏳ Frontend CI</w:t>
             </w:r>
           </w:p>
         </w:tc>
@@ -34317,7 +34317,7 @@
               <w:rPr>
                 <w:sz w:val="18"/>
               </w:rPr>
-              <w:t>main</w:t>
+              <w:t>dependabot/npm_and_yarn/frontend/next/bundle-analyzer-16.2.10</w:t>
             </w:r>
           </w:p>
         </w:tc>
@@ -34330,7 +34330,7 @@
               <w:rPr>
                 <w:sz w:val="18"/>
               </w:rPr>
-              <w:t>in_progress</w:t>
+              <w:t>queued</w:t>
             </w:r>
           </w:p>
         </w:tc>
@@ -34343,7 +34343,7 @@
               <w:rPr>
                 <w:sz w:val="18"/>
               </w:rPr>
-              <w:t>2026-06-09</w:t>
+              <w:t>2026-07-24</w:t>
             </w:r>
           </w:p>
         </w:tc>
@@ -34358,7 +34358,7 @@
               <w:rPr>
                 <w:sz w:val="18"/>
               </w:rPr>
-              <w:t>⏳ Contract Tests</w:t>
+              <w:t>⏳ CodeQL Analysis</w:t>
             </w:r>
           </w:p>
         </w:tc>
@@ -34371,7 +34371,7 @@
               <w:rPr>
                 <w:sz w:val="18"/>
               </w:rPr>
-              <w:t>main</w:t>
+              <w:t>dependabot/npm_and_yarn/frontend/next/bundle-analyzer-16.2.10</w:t>
             </w:r>
           </w:p>
         </w:tc>
@@ -34384,7 +34384,7 @@
               <w:rPr>
                 <w:sz w:val="18"/>
               </w:rPr>
-              <w:t>in_progress</w:t>
+              <w:t>queued</w:t>
             </w:r>
           </w:p>
         </w:tc>
@@ -34397,7 +34397,169 @@
               <w:rPr>
                 <w:sz w:val="18"/>
               </w:rPr>
-              <w:t>2026-06-09</w:t>
+              <w:t>2026-07-24</w:t>
+            </w:r>
+          </w:p>
+        </w:tc>
+      </w:tr>
+      <w:tr>
+        <w:tc>
+          <w:tcPr>
+            <w:tcW w:type="dxa" w:w="2160"/>
+          </w:tcPr>
+          <w:p>
+            <w:r>
+              <w:rPr>
+                <w:sz w:val="18"/>
+              </w:rPr>
+              <w:t>⏳ License Scan</w:t>
+            </w:r>
+          </w:p>
+        </w:tc>
+        <w:tc>
+          <w:tcPr>
+            <w:tcW w:type="dxa" w:w="2160"/>
+          </w:tcPr>
+          <w:p>
+            <w:r>
+              <w:rPr>
+                <w:sz w:val="18"/>
+              </w:rPr>
+              <w:t>dependabot/npm_and_yarn/frontend/next/bundle-analyzer-16.2.10</w:t>
+            </w:r>
+          </w:p>
+        </w:tc>
+        <w:tc>
+          <w:tcPr>
+            <w:tcW w:type="dxa" w:w="2160"/>
+          </w:tcPr>
+          <w:p>
+            <w:r>
+              <w:rPr>
+                <w:sz w:val="18"/>
+              </w:rPr>
+              <w:t>queued</w:t>
+            </w:r>
+          </w:p>
+        </w:tc>
+        <w:tc>
+          <w:tcPr>
+            <w:tcW w:type="dxa" w:w="2160"/>
+          </w:tcPr>
+          <w:p>
+            <w:r>
+              <w:rPr>
+                <w:sz w:val="18"/>
+              </w:rPr>
+              <w:t>2026-07-24</w:t>
+            </w:r>
+          </w:p>
+        </w:tc>
+      </w:tr>
+      <w:tr>
+        <w:tc>
+          <w:tcPr>
+            <w:tcW w:type="dxa" w:w="2160"/>
+          </w:tcPr>
+          <w:p>
+            <w:r>
+              <w:rPr>
+                <w:sz w:val="18"/>
+              </w:rPr>
+              <w:t>⏳ Security Scan</w:t>
+            </w:r>
+          </w:p>
+        </w:tc>
+        <w:tc>
+          <w:tcPr>
+            <w:tcW w:type="dxa" w:w="2160"/>
+          </w:tcPr>
+          <w:p>
+            <w:r>
+              <w:rPr>
+                <w:sz w:val="18"/>
+              </w:rPr>
+              <w:t>dependabot/npm_and_yarn/frontend/next/bundle-analyzer-16.2.10</w:t>
+            </w:r>
+          </w:p>
+        </w:tc>
+        <w:tc>
+          <w:tcPr>
+            <w:tcW w:type="dxa" w:w="2160"/>
+          </w:tcPr>
+          <w:p>
+            <w:r>
+              <w:rPr>
+                <w:sz w:val="18"/>
+              </w:rPr>
+              <w:t>queued</w:t>
+            </w:r>
+          </w:p>
+        </w:tc>
+        <w:tc>
+          <w:tcPr>
+            <w:tcW w:type="dxa" w:w="2160"/>
+          </w:tcPr>
+          <w:p>
+            <w:r>
+              <w:rPr>
+                <w:sz w:val="18"/>
+              </w:rPr>
+              <w:t>2026-07-24</w:t>
+            </w:r>
+          </w:p>
+        </w:tc>
+      </w:tr>
+      <w:tr>
+        <w:tc>
+          <w:tcPr>
+            <w:tcW w:type="dxa" w:w="2160"/>
+          </w:tcPr>
+          <w:p>
+            <w:r>
+              <w:rPr>
+                <w:sz w:val="18"/>
+              </w:rPr>
+              <w:t>⏳ Branch Protection Checks</w:t>
+            </w:r>
+          </w:p>
+        </w:tc>
+        <w:tc>
+          <w:tcPr>
+            <w:tcW w:type="dxa" w:w="2160"/>
+          </w:tcPr>
+          <w:p>
+            <w:r>
+              <w:rPr>
+                <w:sz w:val="18"/>
+              </w:rPr>
+              <w:t>dependabot/npm_and_yarn/frontend/next/bundle-analyzer-16.2.10</w:t>
+            </w:r>
+          </w:p>
+        </w:tc>
+        <w:tc>
+          <w:tcPr>
+            <w:tcW w:type="dxa" w:w="2160"/>
+          </w:tcPr>
+          <w:p>
+            <w:r>
+              <w:rPr>
+                <w:sz w:val="18"/>
+              </w:rPr>
+              <w:t>queued</w:t>
+            </w:r>
+          </w:p>
+        </w:tc>
+        <w:tc>
+          <w:tcPr>
+            <w:tcW w:type="dxa" w:w="2160"/>
+          </w:tcPr>
+          <w:p>
+            <w:r>
+              <w:rPr>
+                <w:sz w:val="18"/>
+              </w:rPr>
+              <w:t>2026-07-24</w:t>
             </w:r>
           </w:p>
         </w:tc>
@@ -34425,7 +34587,7 @@
               <w:rPr>
                 <w:sz w:val="18"/>
               </w:rPr>
-              <w:t>main</w:t>
+              <w:t>dependabot/npm_and_yarn/frontend/next/bundle-analyzer-16.2.10</w:t>
             </w:r>
           </w:p>
         </w:tc>
@@ -34438,7 +34600,7 @@
               <w:rPr>
                 <w:sz w:val="18"/>
               </w:rPr>
-              <w:t>in_progress</w:t>
+              <w:t>queued</w:t>
             </w:r>
           </w:p>
         </w:tc>
@@ -34451,7 +34613,7 @@
               <w:rPr>
                 <w:sz w:val="18"/>
               </w:rPr>
-              <w:t>2026-06-09</w:t>
+              <w:t>2026-07-24</w:t>
             </w:r>
           </w:p>
         </w:tc>
@@ -34466,7 +34628,7 @@
               <w:rPr>
                 <w:sz w:val="18"/>
               </w:rPr>
-              <w:t>⏳ Wiki Documentation Sync</w:t>
+              <w:t>⏳ Bundle Analysis</w:t>
             </w:r>
           </w:p>
         </w:tc>
@@ -34479,7 +34641,7 @@
               <w:rPr>
                 <w:sz w:val="18"/>
               </w:rPr>
-              <w:t>main</w:t>
+              <w:t>dependabot/npm_and_yarn/frontend/next/bundle-analyzer-16.2.10</w:t>
             </w:r>
           </w:p>
         </w:tc>
@@ -34492,7 +34654,7 @@
               <w:rPr>
                 <w:sz w:val="18"/>
               </w:rPr>
-              <w:t>in_progress</w:t>
+              <w:t>queued</w:t>
             </w:r>
           </w:p>
         </w:tc>
@@ -34505,169 +34667,7 @@
               <w:rPr>
                 <w:sz w:val="18"/>
               </w:rPr>
-              <w:t>2026-06-09</w:t>
-            </w:r>
-          </w:p>
-        </w:tc>
-      </w:tr>
-      <w:tr>
-        <w:tc>
-          <w:tcPr>
-            <w:tcW w:type="dxa" w:w="2160"/>
-          </w:tcPr>
-          <w:p>
-            <w:r>
-              <w:rPr>
-                <w:sz w:val="18"/>
-              </w:rPr>
-              <w:t>⏳ Code Quality: Push on main</w:t>
-            </w:r>
-          </w:p>
-        </w:tc>
-        <w:tc>
-          <w:tcPr>
-            <w:tcW w:type="dxa" w:w="2160"/>
-          </w:tcPr>
-          <w:p>
-            <w:r>
-              <w:rPr>
-                <w:sz w:val="18"/>
-              </w:rPr>
-              <w:t>main</w:t>
-            </w:r>
-          </w:p>
-        </w:tc>
-        <w:tc>
-          <w:tcPr>
-            <w:tcW w:type="dxa" w:w="2160"/>
-          </w:tcPr>
-          <w:p>
-            <w:r>
-              <w:rPr>
-                <w:sz w:val="18"/>
-              </w:rPr>
-              <w:t>in_progress</w:t>
-            </w:r>
-          </w:p>
-        </w:tc>
-        <w:tc>
-          <w:tcPr>
-            <w:tcW w:type="dxa" w:w="2160"/>
-          </w:tcPr>
-          <w:p>
-            <w:r>
-              <w:rPr>
-                <w:sz w:val="18"/>
-              </w:rPr>
-              <w:t>2026-06-09</w:t>
-            </w:r>
-          </w:p>
-        </w:tc>
-      </w:tr>
-      <w:tr>
-        <w:tc>
-          <w:tcPr>
-            <w:tcW w:type="dxa" w:w="2160"/>
-          </w:tcPr>
-          <w:p>
-            <w:r>
-              <w:rPr>
-                <w:sz w:val="18"/>
-              </w:rPr>
-              <w:t>⏳ Push on main</w:t>
-            </w:r>
-          </w:p>
-        </w:tc>
-        <w:tc>
-          <w:tcPr>
-            <w:tcW w:type="dxa" w:w="2160"/>
-          </w:tcPr>
-          <w:p>
-            <w:r>
-              <w:rPr>
-                <w:sz w:val="18"/>
-              </w:rPr>
-              <w:t>main</w:t>
-            </w:r>
-          </w:p>
-        </w:tc>
-        <w:tc>
-          <w:tcPr>
-            <w:tcW w:type="dxa" w:w="2160"/>
-          </w:tcPr>
-          <w:p>
-            <w:r>
-              <w:rPr>
-                <w:sz w:val="18"/>
-              </w:rPr>
-              <w:t>in_progress</w:t>
-            </w:r>
-          </w:p>
-        </w:tc>
-        <w:tc>
-          <w:tcPr>
-            <w:tcW w:type="dxa" w:w="2160"/>
-          </w:tcPr>
-          <w:p>
-            <w:r>
-              <w:rPr>
-                <w:sz w:val="18"/>
-              </w:rPr>
-              <w:t>2026-06-09</w:t>
-            </w:r>
-          </w:p>
-        </w:tc>
-      </w:tr>
-      <w:tr>
-        <w:tc>
-          <w:tcPr>
-            <w:tcW w:type="dxa" w:w="2160"/>
-          </w:tcPr>
-          <w:p>
-            <w:r>
-              <w:rPr>
-                <w:sz w:val="18"/>
-              </w:rPr>
-              <w:t>⏳ Branch Protection Checks</w:t>
-            </w:r>
-          </w:p>
-        </w:tc>
-        <w:tc>
-          <w:tcPr>
-            <w:tcW w:type="dxa" w:w="2160"/>
-          </w:tcPr>
-          <w:p>
-            <w:r>
-              <w:rPr>
-                <w:sz w:val="18"/>
-              </w:rPr>
-              <w:t>copilot/fix-271806273-1189775594-56109f09-207f-4c1f-b6e9-92a559241e8f</w:t>
-            </w:r>
-          </w:p>
-        </w:tc>
-        <w:tc>
-          <w:tcPr>
-            <w:tcW w:type="dxa" w:w="2160"/>
-          </w:tcPr>
-          <w:p>
-            <w:r>
-              <w:rPr>
-                <w:sz w:val="18"/>
-              </w:rPr>
-              <w:t>action_required</w:t>
-            </w:r>
-          </w:p>
-        </w:tc>
-        <w:tc>
-          <w:tcPr>
-            <w:tcW w:type="dxa" w:w="2160"/>
-          </w:tcPr>
-          <w:p>
-            <w:r>
-              <w:rPr>
-                <w:sz w:val="18"/>
-              </w:rPr>
-              <w:t>2026-06-09</w:t>
+              <w:t>2026-07-24</w:t>
             </w:r>
           </w:p>
         </w:tc>
@@ -34796,7 +34796,7 @@
               <w:rPr>
                 <w:sz w:val="18"/>
               </w:rPr>
-              <w:t>52397b4</w:t>
+              <w:t>7e48eb4</w:t>
             </w:r>
           </w:p>
         </w:tc>
@@ -34809,7 +34809,7 @@
               <w:rPr>
                 <w:sz w:val="18"/>
               </w:rPr>
-              <w:t>2026-06-09</w:t>
+              <w:t>2026-07-24</w:t>
             </w:r>
           </w:p>
         </w:tc>
@@ -34822,7 +34822,7 @@
               <w:rPr>
                 <w:sz w:val="18"/>
               </w:rPr>
-              <w:t>Merge pull request #100 from SafeVixAI/docs-wiki-auto-update</w:t>
+              <w:t>fix(ci): enterprise-level fixes for remaining 4 items</w:t>
             </w:r>
           </w:p>
         </w:tc>
@@ -34850,7 +34850,7 @@
               <w:rPr>
                 <w:sz w:val="18"/>
               </w:rPr>
-              <w:t>425db96</w:t>
+              <w:t>a413dd2</w:t>
             </w:r>
           </w:p>
         </w:tc>
@@ -34863,7 +34863,7 @@
               <w:rPr>
                 <w:sz w:val="18"/>
               </w:rPr>
-              <w:t>2026-06-09</w:t>
+              <w:t>2026-07-24</w:t>
             </w:r>
           </w:p>
         </w:tc>
@@ -34876,61 +34876,7 @@
               <w:rPr>
                 <w:sz w:val="18"/>
               </w:rPr>
-              <w:t>docs(wiki): auto-sync wiki documentation [automated]</w:t>
-            </w:r>
-          </w:p>
-        </w:tc>
-        <w:tc>
-          <w:tcPr>
-            <w:tcW w:type="dxa" w:w="2160"/>
-          </w:tcPr>
-          <w:p>
-            <w:r>
-              <w:rPr>
-                <w:sz w:val="18"/>
-              </w:rPr>
-              <w:t>rohitkumarnaidu</w:t>
-            </w:r>
-          </w:p>
-        </w:tc>
-      </w:tr>
-      <w:tr>
-        <w:tc>
-          <w:tcPr>
-            <w:tcW w:type="dxa" w:w="2160"/>
-          </w:tcPr>
-          <w:p>
-            <w:r>
-              <w:rPr>
-                <w:sz w:val="18"/>
-              </w:rPr>
-              <w:t>7c3823f</w:t>
-            </w:r>
-          </w:p>
-        </w:tc>
-        <w:tc>
-          <w:tcPr>
-            <w:tcW w:type="dxa" w:w="2160"/>
-          </w:tcPr>
-          <w:p>
-            <w:r>
-              <w:rPr>
-                <w:sz w:val="18"/>
-              </w:rPr>
-              <w:t>2026-06-09</w:t>
-            </w:r>
-          </w:p>
-        </w:tc>
-        <w:tc>
-          <w:tcPr>
-            <w:tcW w:type="dxa" w:w="2160"/>
-          </w:tcPr>
-          <w:p>
-            <w:r>
-              <w:rPr>
-                <w:sz w:val="18"/>
-              </w:rPr>
-              <w:t>fix(e2e): automate static asset copying, auto-dismiss SystemStatusBar, and fix o</w:t>
+              <w:t>fix(ci): enterprise hardening final batch</w:t>
             </w:r>
           </w:p>
         </w:tc>
@@ -34958,7 +34904,7 @@
               <w:rPr>
                 <w:sz w:val="18"/>
               </w:rPr>
-              <w:t>372b126</w:t>
+              <w:t>9a6a4ad</w:t>
             </w:r>
           </w:p>
         </w:tc>
@@ -34971,7 +34917,7 @@
               <w:rPr>
                 <w:sz w:val="18"/>
               </w:rPr>
-              <w:t>2026-06-09</w:t>
+              <w:t>2026-07-24</w:t>
             </w:r>
           </w:p>
         </w:tc>
@@ -34984,7 +34930,7 @@
               <w:rPr>
                 <w:sz w:val="18"/>
               </w:rPr>
-              <w:t>style: fix remaining auto-fixable python quality findings</w:t>
+              <w:t>fix(ci): enterprise hardening — timeout-minutes, permissions, robustness</w:t>
             </w:r>
           </w:p>
         </w:tc>
@@ -35012,7 +34958,7 @@
               <w:rPr>
                 <w:sz w:val="18"/>
               </w:rPr>
-              <w:t>97c854f</w:t>
+              <w:t>dd684f0</w:t>
             </w:r>
           </w:p>
         </w:tc>
@@ -35025,7 +34971,7 @@
               <w:rPr>
                 <w:sz w:val="18"/>
               </w:rPr>
-              <w:t>2026-06-09</w:t>
+              <w:t>2026-07-23</w:t>
             </w:r>
           </w:p>
         </w:tc>
@@ -35038,7 +34984,7 @@
               <w:rPr>
                 <w:sz w:val="18"/>
               </w:rPr>
-              <w:t>fix(e2e): copy .next/static into standalone output for JS/CSS hydration</w:t>
+              <w:t>fix(ci): scorecard, sync-wiki, deploy-docs robustness fixes</w:t>
             </w:r>
           </w:p>
         </w:tc>
@@ -35066,7 +35012,7 @@
               <w:rPr>
                 <w:sz w:val="18"/>
               </w:rPr>
-              <w:t>d74dfa9</w:t>
+              <w:t>d49c87c</w:t>
             </w:r>
           </w:p>
         </w:tc>
@@ -35079,7 +35025,7 @@
               <w:rPr>
                 <w:sz w:val="18"/>
               </w:rPr>
-              <w:t>2026-06-09</w:t>
+              <w:t>2026-07-23</w:t>
             </w:r>
           </w:p>
         </w:tc>
@@ -35092,7 +35038,7 @@
               <w:rPr>
                 <w:sz w:val="18"/>
               </w:rPr>
-              <w:t>style: run ruff check --fix --unsafe-fixes to resolve python maintainability fin</w:t>
+              <w:t>fix(ci): restore 3 disabled workflows with proper YAML, separate frontend deploy</w:t>
             </w:r>
           </w:p>
         </w:tc>
@@ -35120,7 +35066,7 @@
               <w:rPr>
                 <w:sz w:val="18"/>
               </w:rPr>
-              <w:t>b6808fa</w:t>
+              <w:t>1ed21e2</w:t>
             </w:r>
           </w:p>
         </w:tc>
@@ -35133,7 +35079,7 @@
               <w:rPr>
                 <w:sz w:val="18"/>
               </w:rPr>
-              <w:t>2026-06-09</w:t>
+              <w:t>2026-07-23</w:t>
             </w:r>
           </w:p>
         </w:tc>
@@ -35146,7 +35092,7 @@
               <w:rPr>
                 <w:sz w:val="18"/>
               </w:rPr>
-              <w:t>security: upgrade base OS packages inside all Dockerfiles to resolve Trivy RCE a</w:t>
+              <w:t>chore: remove stray scripts from commit</w:t>
             </w:r>
           </w:p>
         </w:tc>
@@ -35174,7 +35120,7 @@
               <w:rPr>
                 <w:sz w:val="18"/>
               </w:rPr>
-              <w:t>9503986</w:t>
+              <w:t>e9c9fdf</w:t>
             </w:r>
           </w:p>
         </w:tc>
@@ -35187,7 +35133,7 @@
               <w:rPr>
                 <w:sz w:val="18"/>
               </w:rPr>
-              <w:t>2026-06-09</w:t>
+              <w:t>2026-07-23</w:t>
             </w:r>
           </w:p>
         </w:tc>
@@ -35200,7 +35146,7 @@
               <w:rPr>
                 <w:sz w:val="18"/>
               </w:rPr>
-              <w:t>security: upgrade chromadb to 1.5.9 to resolve pre-auth RCE vulnerability and up</w:t>
+              <w:t>release(v1.0): enterprise README rewrite + hackathon reference cleanup across al</w:t>
             </w:r>
           </w:p>
         </w:tc>
@@ -35228,7 +35174,7 @@
               <w:rPr>
                 <w:sz w:val="18"/>
               </w:rPr>
-              <w:t>86b8ecf</w:t>
+              <w:t>3bc0d38</w:t>
             </w:r>
           </w:p>
         </w:tc>
@@ -35241,7 +35187,7 @@
               <w:rPr>
                 <w:sz w:val="18"/>
               </w:rPr>
-              <w:t>2026-06-09</w:t>
+              <w:t>2026-07-22</w:t>
             </w:r>
           </w:p>
         </w:tc>
@@ -35254,7 +35200,7 @@
               <w:rPr>
                 <w:sz w:val="18"/>
               </w:rPr>
-              <w:t>fix: apply PR #170 changes — IMPLEMENTATION_PLAN corrections, E2E type safety, d</w:t>
+              <w:t>fix(ci): resolve all CI workflow failures</w:t>
             </w:r>
           </w:p>
         </w:tc>
@@ -35282,7 +35228,7 @@
               <w:rPr>
                 <w:sz w:val="18"/>
               </w:rPr>
-              <w:t>7c3d484</w:t>
+              <w:t>a9b5b23</w:t>
             </w:r>
           </w:p>
         </w:tc>
@@ -35295,7 +35241,7 @@
               <w:rPr>
                 <w:sz w:val="18"/>
               </w:rPr>
-              <w:t>2026-06-09</w:t>
+              <w:t>2026-07-21</w:t>
             </w:r>
           </w:p>
         </w:tc>
@@ -35308,7 +35254,61 @@
               <w:rPr>
                 <w:sz w:val="18"/>
               </w:rPr>
-              <w:t>fix: apply PR #169 changes — UIUX typo fixes and deterministic E2E offline check</w:t>
+              <w:t>release(v1.0): final deliverables — operations handbook, security compliance, la</w:t>
+            </w:r>
+          </w:p>
+        </w:tc>
+        <w:tc>
+          <w:tcPr>
+            <w:tcW w:type="dxa" w:w="2160"/>
+          </w:tcPr>
+          <w:p>
+            <w:r>
+              <w:rPr>
+                <w:sz w:val="18"/>
+              </w:rPr>
+              <w:t>Bappadala Rohith Kumar Naidu</w:t>
+            </w:r>
+          </w:p>
+        </w:tc>
+      </w:tr>
+      <w:tr>
+        <w:tc>
+          <w:tcPr>
+            <w:tcW w:type="dxa" w:w="2160"/>
+          </w:tcPr>
+          <w:p>
+            <w:r>
+              <w:rPr>
+                <w:sz w:val="18"/>
+              </w:rPr>
+              <w:t>912624e</w:t>
+            </w:r>
+          </w:p>
+        </w:tc>
+        <w:tc>
+          <w:tcPr>
+            <w:tcW w:type="dxa" w:w="2160"/>
+          </w:tcPr>
+          <w:p>
+            <w:r>
+              <w:rPr>
+                <w:sz w:val="18"/>
+              </w:rPr>
+              <w:t>2026-07-21</w:t>
+            </w:r>
+          </w:p>
+        </w:tc>
+        <w:tc>
+          <w:tcPr>
+            <w:tcW w:type="dxa" w:w="2160"/>
+          </w:tcPr>
+          <w:p>
+            <w:r>
+              <w:rPr>
+                <w:sz w:val="18"/>
+              </w:rPr>
+              <w:t>release(v1.0): enterprise hardening — ADR cleanup, release notes, testing policy</w:t>
             </w:r>
           </w:p>
         </w:tc>
@@ -36173,7 +36173,7 @@
               <w:rPr>
                 <w:sz w:val="18"/>
               </w:rPr>
-              <w:t>374</w:t>
+              <w:t>393</w:t>
             </w:r>
           </w:p>
         </w:tc>
@@ -36201,7 +36201,7 @@
               <w:rPr>
                 <w:sz w:val="18"/>
               </w:rPr>
-              <w:t>780</w:t>
+              <w:t>773</w:t>
             </w:r>
           </w:p>
         </w:tc>
@@ -36307,7 +36307,7 @@
         <w:br/>
         <w:t>Generated by scripts/update_master_doc.py</w:t>
         <w:br/>
-        <w:t>Timestamp: 2026-06-09 11:52 IST</w:t>
+        <w:t>Timestamp: 2026-07-24 23:31 IST</w:t>
         <w:br/>
         <w:t>Repository: github.com/SafeVixAI/SafeVixAI</w:t>
       </w:r>

--- a/docs/SafeVixAI_MASTER.docx
+++ b/docs/SafeVixAI_MASTER.docx
@@ -33723,7 +33723,7 @@
           <w:i w:val="0"/>
           <w:sz w:val="22"/>
         </w:rPr>
-        <w:t>🕐 Last auto-updated: 2026-06-09 11:52 IST</w:t>
+        <w:t>🕐 Last auto-updated: 2026-07-25 00:29 IST</w:t>
       </w:r>
     </w:p>
     <w:p>
@@ -33811,7 +33811,7 @@
               <w:rPr>
                 <w:sz w:val="18"/>
               </w:rPr>
-              <w:t>0</w:t>
+              <w:t>2</w:t>
             </w:r>
           </w:p>
         </w:tc>
@@ -33867,7 +33867,7 @@
               <w:rPr>
                 <w:sz w:val="18"/>
               </w:rPr>
-              <w:t>69 MB</w:t>
+              <w:t>90 MB</w:t>
             </w:r>
           </w:p>
         </w:tc>
@@ -33923,7 +33923,7 @@
               <w:rPr>
                 <w:sz w:val="18"/>
               </w:rPr>
-              <w:t>2026-06-09</w:t>
+              <w:t>2026-07-24</w:t>
             </w:r>
           </w:p>
         </w:tc>
@@ -33951,7 +33951,7 @@
               <w:rPr>
                 <w:sz w:val="18"/>
               </w:rPr>
-              <w:t>2</w:t>
+              <w:t>65</w:t>
             </w:r>
           </w:p>
         </w:tc>
@@ -34060,7 +34060,7 @@
               <w:rPr>
                 <w:sz w:val="18"/>
               </w:rPr>
-              <w:t>125ms | HTTP 404 | v?</w:t>
+              <w:t>164ms | HTTP 404 | v?</w:t>
             </w:r>
           </w:p>
         </w:tc>
@@ -34101,7 +34101,7 @@
               <w:rPr>
                 <w:sz w:val="18"/>
               </w:rPr>
-              <w:t>156ms | HTTP 404 | v?</w:t>
+              <w:t>658ms | HTTP 200 | v?</w:t>
             </w:r>
           </w:p>
         </w:tc>
@@ -34142,7 +34142,7 @@
               <w:rPr>
                 <w:sz w:val="18"/>
               </w:rPr>
-              <w:t>71ms | HTTP 200 | v?</w:t>
+              <w:t>280ms | HTTP 200 | v?</w:t>
             </w:r>
           </w:p>
         </w:tc>
@@ -34250,7 +34250,7 @@
               <w:rPr>
                 <w:sz w:val="18"/>
               </w:rPr>
-              <w:t>⏳ Update Master Document</w:t>
+              <w:t>⏳ Benchmark Regression</w:t>
             </w:r>
           </w:p>
         </w:tc>
@@ -34276,7 +34276,7 @@
               <w:rPr>
                 <w:sz w:val="18"/>
               </w:rPr>
-              <w:t>in_progress</w:t>
+              <w:t>skipped</w:t>
             </w:r>
           </w:p>
         </w:tc>
@@ -34289,115 +34289,7 @@
               <w:rPr>
                 <w:sz w:val="18"/>
               </w:rPr>
-              <w:t>2026-06-09</w:t>
-            </w:r>
-          </w:p>
-        </w:tc>
-      </w:tr>
-      <w:tr>
-        <w:tc>
-          <w:tcPr>
-            <w:tcW w:type="dxa" w:w="2160"/>
-          </w:tcPr>
-          <w:p>
-            <w:r>
-              <w:rPr>
-                <w:sz w:val="18"/>
-              </w:rPr>
-              <w:t>⏳ Deploy Enterprise Docs</w:t>
-            </w:r>
-          </w:p>
-        </w:tc>
-        <w:tc>
-          <w:tcPr>
-            <w:tcW w:type="dxa" w:w="2160"/>
-          </w:tcPr>
-          <w:p>
-            <w:r>
-              <w:rPr>
-                <w:sz w:val="18"/>
-              </w:rPr>
-              <w:t>main</w:t>
-            </w:r>
-          </w:p>
-        </w:tc>
-        <w:tc>
-          <w:tcPr>
-            <w:tcW w:type="dxa" w:w="2160"/>
-          </w:tcPr>
-          <w:p>
-            <w:r>
-              <w:rPr>
-                <w:sz w:val="18"/>
-              </w:rPr>
-              <w:t>in_progress</w:t>
-            </w:r>
-          </w:p>
-        </w:tc>
-        <w:tc>
-          <w:tcPr>
-            <w:tcW w:type="dxa" w:w="2160"/>
-          </w:tcPr>
-          <w:p>
-            <w:r>
-              <w:rPr>
-                <w:sz w:val="18"/>
-              </w:rPr>
-              <w:t>2026-06-09</w:t>
-            </w:r>
-          </w:p>
-        </w:tc>
-      </w:tr>
-      <w:tr>
-        <w:tc>
-          <w:tcPr>
-            <w:tcW w:type="dxa" w:w="2160"/>
-          </w:tcPr>
-          <w:p>
-            <w:r>
-              <w:rPr>
-                <w:sz w:val="18"/>
-              </w:rPr>
-              <w:t>⏳ Contract Tests</w:t>
-            </w:r>
-          </w:p>
-        </w:tc>
-        <w:tc>
-          <w:tcPr>
-            <w:tcW w:type="dxa" w:w="2160"/>
-          </w:tcPr>
-          <w:p>
-            <w:r>
-              <w:rPr>
-                <w:sz w:val="18"/>
-              </w:rPr>
-              <w:t>main</w:t>
-            </w:r>
-          </w:p>
-        </w:tc>
-        <w:tc>
-          <w:tcPr>
-            <w:tcW w:type="dxa" w:w="2160"/>
-          </w:tcPr>
-          <w:p>
-            <w:r>
-              <w:rPr>
-                <w:sz w:val="18"/>
-              </w:rPr>
-              <w:t>in_progress</w:t>
-            </w:r>
-          </w:p>
-        </w:tc>
-        <w:tc>
-          <w:tcPr>
-            <w:tcW w:type="dxa" w:w="2160"/>
-          </w:tcPr>
-          <w:p>
-            <w:r>
-              <w:rPr>
-                <w:sz w:val="18"/>
-              </w:rPr>
-              <w:t>2026-06-09</w:t>
+              <w:t>2026-07-24</w:t>
             </w:r>
           </w:p>
         </w:tc>
@@ -34425,7 +34317,7 @@
               <w:rPr>
                 <w:sz w:val="18"/>
               </w:rPr>
-              <w:t>main</w:t>
+              <w:t>docs-wiki-auto-update-30119039479</w:t>
             </w:r>
           </w:p>
         </w:tc>
@@ -34438,7 +34330,7 @@
               <w:rPr>
                 <w:sz w:val="18"/>
               </w:rPr>
-              <w:t>in_progress</w:t>
+              <w:t>action_required</w:t>
             </w:r>
           </w:p>
         </w:tc>
@@ -34451,7 +34343,7 @@
               <w:rPr>
                 <w:sz w:val="18"/>
               </w:rPr>
-              <w:t>2026-06-09</w:t>
+              <w:t>2026-07-24</w:t>
             </w:r>
           </w:p>
         </w:tc>
@@ -34466,7 +34358,7 @@
               <w:rPr>
                 <w:sz w:val="18"/>
               </w:rPr>
-              <w:t>⏳ Wiki Documentation Sync</w:t>
+              <w:t>⏳ Render Deploy Readiness</w:t>
             </w:r>
           </w:p>
         </w:tc>
@@ -34479,7 +34371,7 @@
               <w:rPr>
                 <w:sz w:val="18"/>
               </w:rPr>
-              <w:t>main</w:t>
+              <w:t>docs-wiki-auto-update-30119039479</w:t>
             </w:r>
           </w:p>
         </w:tc>
@@ -34492,7 +34384,7 @@
               <w:rPr>
                 <w:sz w:val="18"/>
               </w:rPr>
-              <w:t>in_progress</w:t>
+              <w:t>action_required</w:t>
             </w:r>
           </w:p>
         </w:tc>
@@ -34505,7 +34397,7 @@
               <w:rPr>
                 <w:sz w:val="18"/>
               </w:rPr>
-              <w:t>2026-06-09</w:t>
+              <w:t>2026-07-24</w:t>
             </w:r>
           </w:p>
         </w:tc>
@@ -34520,7 +34412,7 @@
               <w:rPr>
                 <w:sz w:val="18"/>
               </w:rPr>
-              <w:t>⏳ Code Quality: Push on main</w:t>
+              <w:t>⏳ Dependency Review</w:t>
             </w:r>
           </w:p>
         </w:tc>
@@ -34533,7 +34425,7 @@
               <w:rPr>
                 <w:sz w:val="18"/>
               </w:rPr>
-              <w:t>main</w:t>
+              <w:t>docs-wiki-auto-update-30119039479</w:t>
             </w:r>
           </w:p>
         </w:tc>
@@ -34546,7 +34438,7 @@
               <w:rPr>
                 <w:sz w:val="18"/>
               </w:rPr>
-              <w:t>in_progress</w:t>
+              <w:t>action_required</w:t>
             </w:r>
           </w:p>
         </w:tc>
@@ -34559,7 +34451,7 @@
               <w:rPr>
                 <w:sz w:val="18"/>
               </w:rPr>
-              <w:t>2026-06-09</w:t>
+              <w:t>2026-07-24</w:t>
             </w:r>
           </w:p>
         </w:tc>
@@ -34574,7 +34466,7 @@
               <w:rPr>
                 <w:sz w:val="18"/>
               </w:rPr>
-              <w:t>⏳ Push on main</w:t>
+              <w:t>⏳ Security Scan</w:t>
             </w:r>
           </w:p>
         </w:tc>
@@ -34587,7 +34479,7 @@
               <w:rPr>
                 <w:sz w:val="18"/>
               </w:rPr>
-              <w:t>main</w:t>
+              <w:t>docs-wiki-auto-update-30119039479</w:t>
             </w:r>
           </w:p>
         </w:tc>
@@ -34600,7 +34492,7 @@
               <w:rPr>
                 <w:sz w:val="18"/>
               </w:rPr>
-              <w:t>in_progress</w:t>
+              <w:t>action_required</w:t>
             </w:r>
           </w:p>
         </w:tc>
@@ -34613,7 +34505,7 @@
               <w:rPr>
                 <w:sz w:val="18"/>
               </w:rPr>
-              <w:t>2026-06-09</w:t>
+              <w:t>2026-07-24</w:t>
             </w:r>
           </w:p>
         </w:tc>
@@ -34641,7 +34533,7 @@
               <w:rPr>
                 <w:sz w:val="18"/>
               </w:rPr>
-              <w:t>copilot/fix-271806273-1189775594-56109f09-207f-4c1f-b6e9-92a559241e8f</w:t>
+              <w:t>docs-wiki-auto-update-30119039479</w:t>
             </w:r>
           </w:p>
         </w:tc>
@@ -34667,7 +34559,115 @@
               <w:rPr>
                 <w:sz w:val="18"/>
               </w:rPr>
-              <w:t>2026-06-09</w:t>
+              <w:t>2026-07-24</w:t>
+            </w:r>
+          </w:p>
+        </w:tc>
+      </w:tr>
+      <w:tr>
+        <w:tc>
+          <w:tcPr>
+            <w:tcW w:type="dxa" w:w="2160"/>
+          </w:tcPr>
+          <w:p>
+            <w:r>
+              <w:rPr>
+                <w:sz w:val="18"/>
+              </w:rPr>
+              <w:t>⏳ Accessibility (a11y)</w:t>
+            </w:r>
+          </w:p>
+        </w:tc>
+        <w:tc>
+          <w:tcPr>
+            <w:tcW w:type="dxa" w:w="2160"/>
+          </w:tcPr>
+          <w:p>
+            <w:r>
+              <w:rPr>
+                <w:sz w:val="18"/>
+              </w:rPr>
+              <w:t>docs-wiki-auto-update-30119039479</w:t>
+            </w:r>
+          </w:p>
+        </w:tc>
+        <w:tc>
+          <w:tcPr>
+            <w:tcW w:type="dxa" w:w="2160"/>
+          </w:tcPr>
+          <w:p>
+            <w:r>
+              <w:rPr>
+                <w:sz w:val="18"/>
+              </w:rPr>
+              <w:t>action_required</w:t>
+            </w:r>
+          </w:p>
+        </w:tc>
+        <w:tc>
+          <w:tcPr>
+            <w:tcW w:type="dxa" w:w="2160"/>
+          </w:tcPr>
+          <w:p>
+            <w:r>
+              <w:rPr>
+                <w:sz w:val="18"/>
+              </w:rPr>
+              <w:t>2026-07-24</w:t>
+            </w:r>
+          </w:p>
+        </w:tc>
+      </w:tr>
+      <w:tr>
+        <w:tc>
+          <w:tcPr>
+            <w:tcW w:type="dxa" w:w="2160"/>
+          </w:tcPr>
+          <w:p>
+            <w:r>
+              <w:rPr>
+                <w:sz w:val="18"/>
+              </w:rPr>
+              <w:t>⏳ License Scan</w:t>
+            </w:r>
+          </w:p>
+        </w:tc>
+        <w:tc>
+          <w:tcPr>
+            <w:tcW w:type="dxa" w:w="2160"/>
+          </w:tcPr>
+          <w:p>
+            <w:r>
+              <w:rPr>
+                <w:sz w:val="18"/>
+              </w:rPr>
+              <w:t>docs-wiki-auto-update-30119039479</w:t>
+            </w:r>
+          </w:p>
+        </w:tc>
+        <w:tc>
+          <w:tcPr>
+            <w:tcW w:type="dxa" w:w="2160"/>
+          </w:tcPr>
+          <w:p>
+            <w:r>
+              <w:rPr>
+                <w:sz w:val="18"/>
+              </w:rPr>
+              <w:t>action_required</w:t>
+            </w:r>
+          </w:p>
+        </w:tc>
+        <w:tc>
+          <w:tcPr>
+            <w:tcW w:type="dxa" w:w="2160"/>
+          </w:tcPr>
+          <w:p>
+            <w:r>
+              <w:rPr>
+                <w:sz w:val="18"/>
+              </w:rPr>
+              <w:t>2026-07-24</w:t>
             </w:r>
           </w:p>
         </w:tc>
@@ -34796,7 +34796,7 @@
               <w:rPr>
                 <w:sz w:val="18"/>
               </w:rPr>
-              <w:t>52397b4</w:t>
+              <w:t>3eb06b6</w:t>
             </w:r>
           </w:p>
         </w:tc>
@@ -34809,7 +34809,7 @@
               <w:rPr>
                 <w:sz w:val="18"/>
               </w:rPr>
-              <w:t>2026-06-09</w:t>
+              <w:t>2026-07-24</w:t>
             </w:r>
           </w:p>
         </w:tc>
@@ -34822,7 +34822,7 @@
               <w:rPr>
                 <w:sz w:val="18"/>
               </w:rPr>
-              <w:t>Merge pull request #100 from SafeVixAI/docs-wiki-auto-update</w:t>
+              <w:t>fix(security): eliminate 97+ code alerts - SSRF, workflow hardening, dep bumps</w:t>
             </w:r>
           </w:p>
         </w:tc>
@@ -34850,7 +34850,7 @@
               <w:rPr>
                 <w:sz w:val="18"/>
               </w:rPr>
-              <w:t>425db96</w:t>
+              <w:t>7e48eb4</w:t>
             </w:r>
           </w:p>
         </w:tc>
@@ -34863,7 +34863,7 @@
               <w:rPr>
                 <w:sz w:val="18"/>
               </w:rPr>
-              <w:t>2026-06-09</w:t>
+              <w:t>2026-07-24</w:t>
             </w:r>
           </w:p>
         </w:tc>
@@ -34876,61 +34876,7 @@
               <w:rPr>
                 <w:sz w:val="18"/>
               </w:rPr>
-              <w:t>docs(wiki): auto-sync wiki documentation [automated]</w:t>
-            </w:r>
-          </w:p>
-        </w:tc>
-        <w:tc>
-          <w:tcPr>
-            <w:tcW w:type="dxa" w:w="2160"/>
-          </w:tcPr>
-          <w:p>
-            <w:r>
-              <w:rPr>
-                <w:sz w:val="18"/>
-              </w:rPr>
-              <w:t>rohitkumarnaidu</w:t>
-            </w:r>
-          </w:p>
-        </w:tc>
-      </w:tr>
-      <w:tr>
-        <w:tc>
-          <w:tcPr>
-            <w:tcW w:type="dxa" w:w="2160"/>
-          </w:tcPr>
-          <w:p>
-            <w:r>
-              <w:rPr>
-                <w:sz w:val="18"/>
-              </w:rPr>
-              <w:t>7c3823f</w:t>
-            </w:r>
-          </w:p>
-        </w:tc>
-        <w:tc>
-          <w:tcPr>
-            <w:tcW w:type="dxa" w:w="2160"/>
-          </w:tcPr>
-          <w:p>
-            <w:r>
-              <w:rPr>
-                <w:sz w:val="18"/>
-              </w:rPr>
-              <w:t>2026-06-09</w:t>
-            </w:r>
-          </w:p>
-        </w:tc>
-        <w:tc>
-          <w:tcPr>
-            <w:tcW w:type="dxa" w:w="2160"/>
-          </w:tcPr>
-          <w:p>
-            <w:r>
-              <w:rPr>
-                <w:sz w:val="18"/>
-              </w:rPr>
-              <w:t>fix(e2e): automate static asset copying, auto-dismiss SystemStatusBar, and fix o</w:t>
+              <w:t>fix(ci): enterprise-level fixes for remaining 4 items</w:t>
             </w:r>
           </w:p>
         </w:tc>
@@ -34958,7 +34904,7 @@
               <w:rPr>
                 <w:sz w:val="18"/>
               </w:rPr>
-              <w:t>372b126</w:t>
+              <w:t>a413dd2</w:t>
             </w:r>
           </w:p>
         </w:tc>
@@ -34971,7 +34917,7 @@
               <w:rPr>
                 <w:sz w:val="18"/>
               </w:rPr>
-              <w:t>2026-06-09</w:t>
+              <w:t>2026-07-24</w:t>
             </w:r>
           </w:p>
         </w:tc>
@@ -34984,7 +34930,7 @@
               <w:rPr>
                 <w:sz w:val="18"/>
               </w:rPr>
-              <w:t>style: fix remaining auto-fixable python quality findings</w:t>
+              <w:t>fix(ci): enterprise hardening final batch</w:t>
             </w:r>
           </w:p>
         </w:tc>
@@ -35012,7 +34958,7 @@
               <w:rPr>
                 <w:sz w:val="18"/>
               </w:rPr>
-              <w:t>97c854f</w:t>
+              <w:t>9a6a4ad</w:t>
             </w:r>
           </w:p>
         </w:tc>
@@ -35025,7 +34971,7 @@
               <w:rPr>
                 <w:sz w:val="18"/>
               </w:rPr>
-              <w:t>2026-06-09</w:t>
+              <w:t>2026-07-24</w:t>
             </w:r>
           </w:p>
         </w:tc>
@@ -35038,7 +34984,7 @@
               <w:rPr>
                 <w:sz w:val="18"/>
               </w:rPr>
-              <w:t>fix(e2e): copy .next/static into standalone output for JS/CSS hydration</w:t>
+              <w:t>fix(ci): enterprise hardening — timeout-minutes, permissions, robustness</w:t>
             </w:r>
           </w:p>
         </w:tc>
@@ -35066,7 +35012,7 @@
               <w:rPr>
                 <w:sz w:val="18"/>
               </w:rPr>
-              <w:t>d74dfa9</w:t>
+              <w:t>dd684f0</w:t>
             </w:r>
           </w:p>
         </w:tc>
@@ -35079,7 +35025,7 @@
               <w:rPr>
                 <w:sz w:val="18"/>
               </w:rPr>
-              <w:t>2026-06-09</w:t>
+              <w:t>2026-07-23</w:t>
             </w:r>
           </w:p>
         </w:tc>
@@ -35092,7 +35038,7 @@
               <w:rPr>
                 <w:sz w:val="18"/>
               </w:rPr>
-              <w:t>style: run ruff check --fix --unsafe-fixes to resolve python maintainability fin</w:t>
+              <w:t>fix(ci): scorecard, sync-wiki, deploy-docs robustness fixes</w:t>
             </w:r>
           </w:p>
         </w:tc>
@@ -35120,7 +35066,7 @@
               <w:rPr>
                 <w:sz w:val="18"/>
               </w:rPr>
-              <w:t>b6808fa</w:t>
+              <w:t>d49c87c</w:t>
             </w:r>
           </w:p>
         </w:tc>
@@ -35133,7 +35079,7 @@
               <w:rPr>
                 <w:sz w:val="18"/>
               </w:rPr>
-              <w:t>2026-06-09</w:t>
+              <w:t>2026-07-23</w:t>
             </w:r>
           </w:p>
         </w:tc>
@@ -35146,7 +35092,7 @@
               <w:rPr>
                 <w:sz w:val="18"/>
               </w:rPr>
-              <w:t>security: upgrade base OS packages inside all Dockerfiles to resolve Trivy RCE a</w:t>
+              <w:t>fix(ci): restore 3 disabled workflows with proper YAML, separate frontend deploy</w:t>
             </w:r>
           </w:p>
         </w:tc>
@@ -35174,7 +35120,7 @@
               <w:rPr>
                 <w:sz w:val="18"/>
               </w:rPr>
-              <w:t>9503986</w:t>
+              <w:t>1ed21e2</w:t>
             </w:r>
           </w:p>
         </w:tc>
@@ -35187,7 +35133,7 @@
               <w:rPr>
                 <w:sz w:val="18"/>
               </w:rPr>
-              <w:t>2026-06-09</w:t>
+              <w:t>2026-07-23</w:t>
             </w:r>
           </w:p>
         </w:tc>
@@ -35200,7 +35146,7 @@
               <w:rPr>
                 <w:sz w:val="18"/>
               </w:rPr>
-              <w:t>security: upgrade chromadb to 1.5.9 to resolve pre-auth RCE vulnerability and up</w:t>
+              <w:t>chore: remove stray scripts from commit</w:t>
             </w:r>
           </w:p>
         </w:tc>
@@ -35228,7 +35174,7 @@
               <w:rPr>
                 <w:sz w:val="18"/>
               </w:rPr>
-              <w:t>86b8ecf</w:t>
+              <w:t>e9c9fdf</w:t>
             </w:r>
           </w:p>
         </w:tc>
@@ -35241,7 +35187,7 @@
               <w:rPr>
                 <w:sz w:val="18"/>
               </w:rPr>
-              <w:t>2026-06-09</w:t>
+              <w:t>2026-07-23</w:t>
             </w:r>
           </w:p>
         </w:tc>
@@ -35254,7 +35200,7 @@
               <w:rPr>
                 <w:sz w:val="18"/>
               </w:rPr>
-              <w:t>fix: apply PR #170 changes — IMPLEMENTATION_PLAN corrections, E2E type safety, d</w:t>
+              <w:t>release(v1.0): enterprise README rewrite + hackathon reference cleanup across al</w:t>
             </w:r>
           </w:p>
         </w:tc>
@@ -35282,7 +35228,7 @@
               <w:rPr>
                 <w:sz w:val="18"/>
               </w:rPr>
-              <w:t>7c3d484</w:t>
+              <w:t>3bc0d38</w:t>
             </w:r>
           </w:p>
         </w:tc>
@@ -35295,7 +35241,7 @@
               <w:rPr>
                 <w:sz w:val="18"/>
               </w:rPr>
-              <w:t>2026-06-09</w:t>
+              <w:t>2026-07-22</w:t>
             </w:r>
           </w:p>
         </w:tc>
@@ -35308,7 +35254,61 @@
               <w:rPr>
                 <w:sz w:val="18"/>
               </w:rPr>
-              <w:t>fix: apply PR #169 changes — UIUX typo fixes and deterministic E2E offline check</w:t>
+              <w:t>fix(ci): resolve all CI workflow failures</w:t>
+            </w:r>
+          </w:p>
+        </w:tc>
+        <w:tc>
+          <w:tcPr>
+            <w:tcW w:type="dxa" w:w="2160"/>
+          </w:tcPr>
+          <w:p>
+            <w:r>
+              <w:rPr>
+                <w:sz w:val="18"/>
+              </w:rPr>
+              <w:t>Bappadala Rohith Kumar Naidu</w:t>
+            </w:r>
+          </w:p>
+        </w:tc>
+      </w:tr>
+      <w:tr>
+        <w:tc>
+          <w:tcPr>
+            <w:tcW w:type="dxa" w:w="2160"/>
+          </w:tcPr>
+          <w:p>
+            <w:r>
+              <w:rPr>
+                <w:sz w:val="18"/>
+              </w:rPr>
+              <w:t>a9b5b23</w:t>
+            </w:r>
+          </w:p>
+        </w:tc>
+        <w:tc>
+          <w:tcPr>
+            <w:tcW w:type="dxa" w:w="2160"/>
+          </w:tcPr>
+          <w:p>
+            <w:r>
+              <w:rPr>
+                <w:sz w:val="18"/>
+              </w:rPr>
+              <w:t>2026-07-21</w:t>
+            </w:r>
+          </w:p>
+        </w:tc>
+        <w:tc>
+          <w:tcPr>
+            <w:tcW w:type="dxa" w:w="2160"/>
+          </w:tcPr>
+          <w:p>
+            <w:r>
+              <w:rPr>
+                <w:sz w:val="18"/>
+              </w:rPr>
+              <w:t>release(v1.0): final deliverables — operations handbook, security compliance, la</w:t>
             </w:r>
           </w:p>
         </w:tc>
@@ -36173,7 +36173,7 @@
               <w:rPr>
                 <w:sz w:val="18"/>
               </w:rPr>
-              <w:t>374</w:t>
+              <w:t>393</w:t>
             </w:r>
           </w:p>
         </w:tc>
@@ -36201,7 +36201,7 @@
               <w:rPr>
                 <w:sz w:val="18"/>
               </w:rPr>
-              <w:t>780</w:t>
+              <w:t>773</w:t>
             </w:r>
           </w:p>
         </w:tc>
@@ -36307,7 +36307,7 @@
         <w:br/>
         <w:t>Generated by scripts/update_master_doc.py</w:t>
         <w:br/>
-        <w:t>Timestamp: 2026-06-09 11:52 IST</w:t>
+        <w:t>Timestamp: 2026-07-25 00:29 IST</w:t>
         <w:br/>
         <w:t>Repository: github.com/SafeVixAI/SafeVixAI</w:t>
       </w:r>

--- a/docs/SafeVixAI_MASTER.docx
+++ b/docs/SafeVixAI_MASTER.docx
@@ -33723,7 +33723,7 @@
           <w:i w:val="0"/>
           <w:sz w:val="22"/>
         </w:rPr>
-        <w:t>🕐 Last auto-updated: 2026-06-09 11:52 IST</w:t>
+        <w:t>🕐 Last auto-updated: 2026-07-25 00:40 IST</w:t>
       </w:r>
     </w:p>
     <w:p>
@@ -33811,7 +33811,7 @@
               <w:rPr>
                 <w:sz w:val="18"/>
               </w:rPr>
-              <w:t>0</w:t>
+              <w:t>2</w:t>
             </w:r>
           </w:p>
         </w:tc>
@@ -33867,7 +33867,7 @@
               <w:rPr>
                 <w:sz w:val="18"/>
               </w:rPr>
-              <w:t>69 MB</w:t>
+              <w:t>90 MB</w:t>
             </w:r>
           </w:p>
         </w:tc>
@@ -33923,7 +33923,7 @@
               <w:rPr>
                 <w:sz w:val="18"/>
               </w:rPr>
-              <w:t>2026-06-09</w:t>
+              <w:t>2026-07-24</w:t>
             </w:r>
           </w:p>
         </w:tc>
@@ -33951,7 +33951,7 @@
               <w:rPr>
                 <w:sz w:val="18"/>
               </w:rPr>
-              <w:t>2</w:t>
+              <w:t>66</w:t>
             </w:r>
           </w:p>
         </w:tc>
@@ -34060,7 +34060,7 @@
               <w:rPr>
                 <w:sz w:val="18"/>
               </w:rPr>
-              <w:t>125ms | HTTP 404 | v?</w:t>
+              <w:t>107ms | HTTP 404 | v?</w:t>
             </w:r>
           </w:p>
         </w:tc>
@@ -34101,7 +34101,7 @@
               <w:rPr>
                 <w:sz w:val="18"/>
               </w:rPr>
-              <w:t>156ms | HTTP 404 | v?</w:t>
+              <w:t>331ms | HTTP 200 | v?</w:t>
             </w:r>
           </w:p>
         </w:tc>
@@ -34142,7 +34142,7 @@
               <w:rPr>
                 <w:sz w:val="18"/>
               </w:rPr>
-              <w:t>71ms | HTTP 200 | v?</w:t>
+              <w:t>1103ms | HTTP 200 | v?</w:t>
             </w:r>
           </w:p>
         </w:tc>
@@ -34250,6 +34250,384 @@
               <w:rPr>
                 <w:sz w:val="18"/>
               </w:rPr>
+              <w:t>⏳ npm_and_yarn in /frontend - Update #1479975658</w:t>
+            </w:r>
+          </w:p>
+        </w:tc>
+        <w:tc>
+          <w:tcPr>
+            <w:tcW w:type="dxa" w:w="2160"/>
+          </w:tcPr>
+          <w:p>
+            <w:r>
+              <w:rPr>
+                <w:sz w:val="18"/>
+              </w:rPr>
+              <w:t>main</w:t>
+            </w:r>
+          </w:p>
+        </w:tc>
+        <w:tc>
+          <w:tcPr>
+            <w:tcW w:type="dxa" w:w="2160"/>
+          </w:tcPr>
+          <w:p>
+            <w:r>
+              <w:rPr>
+                <w:sz w:val="18"/>
+              </w:rPr>
+              <w:t>queued</w:t>
+            </w:r>
+          </w:p>
+        </w:tc>
+        <w:tc>
+          <w:tcPr>
+            <w:tcW w:type="dxa" w:w="2160"/>
+          </w:tcPr>
+          <w:p>
+            <w:r>
+              <w:rPr>
+                <w:sz w:val="18"/>
+              </w:rPr>
+              <w:t>2026-07-24</w:t>
+            </w:r>
+          </w:p>
+        </w:tc>
+      </w:tr>
+      <w:tr>
+        <w:tc>
+          <w:tcPr>
+            <w:tcW w:type="dxa" w:w="2160"/>
+          </w:tcPr>
+          <w:p>
+            <w:r>
+              <w:rPr>
+                <w:sz w:val="18"/>
+              </w:rPr>
+              <w:t>⏳ pip in /chatbot_service - Update #1479975654</w:t>
+            </w:r>
+          </w:p>
+        </w:tc>
+        <w:tc>
+          <w:tcPr>
+            <w:tcW w:type="dxa" w:w="2160"/>
+          </w:tcPr>
+          <w:p>
+            <w:r>
+              <w:rPr>
+                <w:sz w:val="18"/>
+              </w:rPr>
+              <w:t>main</w:t>
+            </w:r>
+          </w:p>
+        </w:tc>
+        <w:tc>
+          <w:tcPr>
+            <w:tcW w:type="dxa" w:w="2160"/>
+          </w:tcPr>
+          <w:p>
+            <w:r>
+              <w:rPr>
+                <w:sz w:val="18"/>
+              </w:rPr>
+              <w:t>queued</w:t>
+            </w:r>
+          </w:p>
+        </w:tc>
+        <w:tc>
+          <w:tcPr>
+            <w:tcW w:type="dxa" w:w="2160"/>
+          </w:tcPr>
+          <w:p>
+            <w:r>
+              <w:rPr>
+                <w:sz w:val="18"/>
+              </w:rPr>
+              <w:t>2026-07-24</w:t>
+            </w:r>
+          </w:p>
+        </w:tc>
+      </w:tr>
+      <w:tr>
+        <w:tc>
+          <w:tcPr>
+            <w:tcW w:type="dxa" w:w="2160"/>
+          </w:tcPr>
+          <w:p>
+            <w:r>
+              <w:rPr>
+                <w:sz w:val="18"/>
+              </w:rPr>
+              <w:t>⏳ pip in /backend - Update #1479975644</w:t>
+            </w:r>
+          </w:p>
+        </w:tc>
+        <w:tc>
+          <w:tcPr>
+            <w:tcW w:type="dxa" w:w="2160"/>
+          </w:tcPr>
+          <w:p>
+            <w:r>
+              <w:rPr>
+                <w:sz w:val="18"/>
+              </w:rPr>
+              <w:t>main</w:t>
+            </w:r>
+          </w:p>
+        </w:tc>
+        <w:tc>
+          <w:tcPr>
+            <w:tcW w:type="dxa" w:w="2160"/>
+          </w:tcPr>
+          <w:p>
+            <w:r>
+              <w:rPr>
+                <w:sz w:val="18"/>
+              </w:rPr>
+              <w:t>queued</w:t>
+            </w:r>
+          </w:p>
+        </w:tc>
+        <w:tc>
+          <w:tcPr>
+            <w:tcW w:type="dxa" w:w="2160"/>
+          </w:tcPr>
+          <w:p>
+            <w:r>
+              <w:rPr>
+                <w:sz w:val="18"/>
+              </w:rPr>
+              <w:t>2026-07-24</w:t>
+            </w:r>
+          </w:p>
+        </w:tc>
+      </w:tr>
+      <w:tr>
+        <w:tc>
+          <w:tcPr>
+            <w:tcW w:type="dxa" w:w="2160"/>
+          </w:tcPr>
+          <w:p>
+            <w:r>
+              <w:rPr>
+                <w:sz w:val="18"/>
+              </w:rPr>
+              <w:t>⏳ github_actions in /. - Update #1479975641</w:t>
+            </w:r>
+          </w:p>
+        </w:tc>
+        <w:tc>
+          <w:tcPr>
+            <w:tcW w:type="dxa" w:w="2160"/>
+          </w:tcPr>
+          <w:p>
+            <w:r>
+              <w:rPr>
+                <w:sz w:val="18"/>
+              </w:rPr>
+              <w:t>main</w:t>
+            </w:r>
+          </w:p>
+        </w:tc>
+        <w:tc>
+          <w:tcPr>
+            <w:tcW w:type="dxa" w:w="2160"/>
+          </w:tcPr>
+          <w:p>
+            <w:r>
+              <w:rPr>
+                <w:sz w:val="18"/>
+              </w:rPr>
+              <w:t>queued</w:t>
+            </w:r>
+          </w:p>
+        </w:tc>
+        <w:tc>
+          <w:tcPr>
+            <w:tcW w:type="dxa" w:w="2160"/>
+          </w:tcPr>
+          <w:p>
+            <w:r>
+              <w:rPr>
+                <w:sz w:val="18"/>
+              </w:rPr>
+              <w:t>2026-07-24</w:t>
+            </w:r>
+          </w:p>
+        </w:tc>
+      </w:tr>
+      <w:tr>
+        <w:tc>
+          <w:tcPr>
+            <w:tcW w:type="dxa" w:w="2160"/>
+          </w:tcPr>
+          <w:p>
+            <w:r>
+              <w:rPr>
+                <w:sz w:val="18"/>
+              </w:rPr>
+              <w:t>⏳ CodeQL Analysis</w:t>
+            </w:r>
+          </w:p>
+        </w:tc>
+        <w:tc>
+          <w:tcPr>
+            <w:tcW w:type="dxa" w:w="2160"/>
+          </w:tcPr>
+          <w:p>
+            <w:r>
+              <w:rPr>
+                <w:sz w:val="18"/>
+              </w:rPr>
+              <w:t>main</w:t>
+            </w:r>
+          </w:p>
+        </w:tc>
+        <w:tc>
+          <w:tcPr>
+            <w:tcW w:type="dxa" w:w="2160"/>
+          </w:tcPr>
+          <w:p>
+            <w:r>
+              <w:rPr>
+                <w:sz w:val="18"/>
+              </w:rPr>
+              <w:t>queued</w:t>
+            </w:r>
+          </w:p>
+        </w:tc>
+        <w:tc>
+          <w:tcPr>
+            <w:tcW w:type="dxa" w:w="2160"/>
+          </w:tcPr>
+          <w:p>
+            <w:r>
+              <w:rPr>
+                <w:sz w:val="18"/>
+              </w:rPr>
+              <w:t>2026-07-24</w:t>
+            </w:r>
+          </w:p>
+        </w:tc>
+      </w:tr>
+      <w:tr>
+        <w:tc>
+          <w:tcPr>
+            <w:tcW w:type="dxa" w:w="2160"/>
+          </w:tcPr>
+          <w:p>
+            <w:r>
+              <w:rPr>
+                <w:sz w:val="18"/>
+              </w:rPr>
+              <w:t>🔴 Chatbot CI</w:t>
+            </w:r>
+          </w:p>
+        </w:tc>
+        <w:tc>
+          <w:tcPr>
+            <w:tcW w:type="dxa" w:w="2160"/>
+          </w:tcPr>
+          <w:p>
+            <w:r>
+              <w:rPr>
+                <w:sz w:val="18"/>
+              </w:rPr>
+              <w:t>main</w:t>
+            </w:r>
+          </w:p>
+        </w:tc>
+        <w:tc>
+          <w:tcPr>
+            <w:tcW w:type="dxa" w:w="2160"/>
+          </w:tcPr>
+          <w:p>
+            <w:r>
+              <w:rPr>
+                <w:sz w:val="18"/>
+              </w:rPr>
+              <w:t>failure</w:t>
+            </w:r>
+          </w:p>
+        </w:tc>
+        <w:tc>
+          <w:tcPr>
+            <w:tcW w:type="dxa" w:w="2160"/>
+          </w:tcPr>
+          <w:p>
+            <w:r>
+              <w:rPr>
+                <w:sz w:val="18"/>
+              </w:rPr>
+              <w:t>2026-07-24</w:t>
+            </w:r>
+          </w:p>
+        </w:tc>
+      </w:tr>
+      <w:tr>
+        <w:tc>
+          <w:tcPr>
+            <w:tcW w:type="dxa" w:w="2160"/>
+          </w:tcPr>
+          <w:p>
+            <w:r>
+              <w:rPr>
+                <w:sz w:val="18"/>
+              </w:rPr>
+              <w:t>⏳ E2E Tests</w:t>
+            </w:r>
+          </w:p>
+        </w:tc>
+        <w:tc>
+          <w:tcPr>
+            <w:tcW w:type="dxa" w:w="2160"/>
+          </w:tcPr>
+          <w:p>
+            <w:r>
+              <w:rPr>
+                <w:sz w:val="18"/>
+              </w:rPr>
+              <w:t>main</w:t>
+            </w:r>
+          </w:p>
+        </w:tc>
+        <w:tc>
+          <w:tcPr>
+            <w:tcW w:type="dxa" w:w="2160"/>
+          </w:tcPr>
+          <w:p>
+            <w:r>
+              <w:rPr>
+                <w:sz w:val="18"/>
+              </w:rPr>
+              <w:t>in_progress</w:t>
+            </w:r>
+          </w:p>
+        </w:tc>
+        <w:tc>
+          <w:tcPr>
+            <w:tcW w:type="dxa" w:w="2160"/>
+          </w:tcPr>
+          <w:p>
+            <w:r>
+              <w:rPr>
+                <w:sz w:val="18"/>
+              </w:rPr>
+              <w:t>2026-07-24</w:t>
+            </w:r>
+          </w:p>
+        </w:tc>
+      </w:tr>
+      <w:tr>
+        <w:tc>
+          <w:tcPr>
+            <w:tcW w:type="dxa" w:w="2160"/>
+          </w:tcPr>
+          <w:p>
+            <w:r>
+              <w:rPr>
+                <w:sz w:val="18"/>
+              </w:rPr>
               <w:t>⏳ Update Master Document</w:t>
             </w:r>
           </w:p>
@@ -34289,385 +34667,7 @@
               <w:rPr>
                 <w:sz w:val="18"/>
               </w:rPr>
-              <w:t>2026-06-09</w:t>
-            </w:r>
-          </w:p>
-        </w:tc>
-      </w:tr>
-      <w:tr>
-        <w:tc>
-          <w:tcPr>
-            <w:tcW w:type="dxa" w:w="2160"/>
-          </w:tcPr>
-          <w:p>
-            <w:r>
-              <w:rPr>
-                <w:sz w:val="18"/>
-              </w:rPr>
-              <w:t>⏳ Deploy Enterprise Docs</w:t>
-            </w:r>
-          </w:p>
-        </w:tc>
-        <w:tc>
-          <w:tcPr>
-            <w:tcW w:type="dxa" w:w="2160"/>
-          </w:tcPr>
-          <w:p>
-            <w:r>
-              <w:rPr>
-                <w:sz w:val="18"/>
-              </w:rPr>
-              <w:t>main</w:t>
-            </w:r>
-          </w:p>
-        </w:tc>
-        <w:tc>
-          <w:tcPr>
-            <w:tcW w:type="dxa" w:w="2160"/>
-          </w:tcPr>
-          <w:p>
-            <w:r>
-              <w:rPr>
-                <w:sz w:val="18"/>
-              </w:rPr>
-              <w:t>in_progress</w:t>
-            </w:r>
-          </w:p>
-        </w:tc>
-        <w:tc>
-          <w:tcPr>
-            <w:tcW w:type="dxa" w:w="2160"/>
-          </w:tcPr>
-          <w:p>
-            <w:r>
-              <w:rPr>
-                <w:sz w:val="18"/>
-              </w:rPr>
-              <w:t>2026-06-09</w:t>
-            </w:r>
-          </w:p>
-        </w:tc>
-      </w:tr>
-      <w:tr>
-        <w:tc>
-          <w:tcPr>
-            <w:tcW w:type="dxa" w:w="2160"/>
-          </w:tcPr>
-          <w:p>
-            <w:r>
-              <w:rPr>
-                <w:sz w:val="18"/>
-              </w:rPr>
-              <w:t>⏳ Contract Tests</w:t>
-            </w:r>
-          </w:p>
-        </w:tc>
-        <w:tc>
-          <w:tcPr>
-            <w:tcW w:type="dxa" w:w="2160"/>
-          </w:tcPr>
-          <w:p>
-            <w:r>
-              <w:rPr>
-                <w:sz w:val="18"/>
-              </w:rPr>
-              <w:t>main</w:t>
-            </w:r>
-          </w:p>
-        </w:tc>
-        <w:tc>
-          <w:tcPr>
-            <w:tcW w:type="dxa" w:w="2160"/>
-          </w:tcPr>
-          <w:p>
-            <w:r>
-              <w:rPr>
-                <w:sz w:val="18"/>
-              </w:rPr>
-              <w:t>in_progress</w:t>
-            </w:r>
-          </w:p>
-        </w:tc>
-        <w:tc>
-          <w:tcPr>
-            <w:tcW w:type="dxa" w:w="2160"/>
-          </w:tcPr>
-          <w:p>
-            <w:r>
-              <w:rPr>
-                <w:sz w:val="18"/>
-              </w:rPr>
-              <w:t>2026-06-09</w:t>
-            </w:r>
-          </w:p>
-        </w:tc>
-      </w:tr>
-      <w:tr>
-        <w:tc>
-          <w:tcPr>
-            <w:tcW w:type="dxa" w:w="2160"/>
-          </w:tcPr>
-          <w:p>
-            <w:r>
-              <w:rPr>
-                <w:sz w:val="18"/>
-              </w:rPr>
-              <w:t>⏳ Codacy Security Scan</w:t>
-            </w:r>
-          </w:p>
-        </w:tc>
-        <w:tc>
-          <w:tcPr>
-            <w:tcW w:type="dxa" w:w="2160"/>
-          </w:tcPr>
-          <w:p>
-            <w:r>
-              <w:rPr>
-                <w:sz w:val="18"/>
-              </w:rPr>
-              <w:t>main</w:t>
-            </w:r>
-          </w:p>
-        </w:tc>
-        <w:tc>
-          <w:tcPr>
-            <w:tcW w:type="dxa" w:w="2160"/>
-          </w:tcPr>
-          <w:p>
-            <w:r>
-              <w:rPr>
-                <w:sz w:val="18"/>
-              </w:rPr>
-              <w:t>in_progress</w:t>
-            </w:r>
-          </w:p>
-        </w:tc>
-        <w:tc>
-          <w:tcPr>
-            <w:tcW w:type="dxa" w:w="2160"/>
-          </w:tcPr>
-          <w:p>
-            <w:r>
-              <w:rPr>
-                <w:sz w:val="18"/>
-              </w:rPr>
-              <w:t>2026-06-09</w:t>
-            </w:r>
-          </w:p>
-        </w:tc>
-      </w:tr>
-      <w:tr>
-        <w:tc>
-          <w:tcPr>
-            <w:tcW w:type="dxa" w:w="2160"/>
-          </w:tcPr>
-          <w:p>
-            <w:r>
-              <w:rPr>
-                <w:sz w:val="18"/>
-              </w:rPr>
-              <w:t>⏳ Wiki Documentation Sync</w:t>
-            </w:r>
-          </w:p>
-        </w:tc>
-        <w:tc>
-          <w:tcPr>
-            <w:tcW w:type="dxa" w:w="2160"/>
-          </w:tcPr>
-          <w:p>
-            <w:r>
-              <w:rPr>
-                <w:sz w:val="18"/>
-              </w:rPr>
-              <w:t>main</w:t>
-            </w:r>
-          </w:p>
-        </w:tc>
-        <w:tc>
-          <w:tcPr>
-            <w:tcW w:type="dxa" w:w="2160"/>
-          </w:tcPr>
-          <w:p>
-            <w:r>
-              <w:rPr>
-                <w:sz w:val="18"/>
-              </w:rPr>
-              <w:t>in_progress</w:t>
-            </w:r>
-          </w:p>
-        </w:tc>
-        <w:tc>
-          <w:tcPr>
-            <w:tcW w:type="dxa" w:w="2160"/>
-          </w:tcPr>
-          <w:p>
-            <w:r>
-              <w:rPr>
-                <w:sz w:val="18"/>
-              </w:rPr>
-              <w:t>2026-06-09</w:t>
-            </w:r>
-          </w:p>
-        </w:tc>
-      </w:tr>
-      <w:tr>
-        <w:tc>
-          <w:tcPr>
-            <w:tcW w:type="dxa" w:w="2160"/>
-          </w:tcPr>
-          <w:p>
-            <w:r>
-              <w:rPr>
-                <w:sz w:val="18"/>
-              </w:rPr>
-              <w:t>⏳ Code Quality: Push on main</w:t>
-            </w:r>
-          </w:p>
-        </w:tc>
-        <w:tc>
-          <w:tcPr>
-            <w:tcW w:type="dxa" w:w="2160"/>
-          </w:tcPr>
-          <w:p>
-            <w:r>
-              <w:rPr>
-                <w:sz w:val="18"/>
-              </w:rPr>
-              <w:t>main</w:t>
-            </w:r>
-          </w:p>
-        </w:tc>
-        <w:tc>
-          <w:tcPr>
-            <w:tcW w:type="dxa" w:w="2160"/>
-          </w:tcPr>
-          <w:p>
-            <w:r>
-              <w:rPr>
-                <w:sz w:val="18"/>
-              </w:rPr>
-              <w:t>in_progress</w:t>
-            </w:r>
-          </w:p>
-        </w:tc>
-        <w:tc>
-          <w:tcPr>
-            <w:tcW w:type="dxa" w:w="2160"/>
-          </w:tcPr>
-          <w:p>
-            <w:r>
-              <w:rPr>
-                <w:sz w:val="18"/>
-              </w:rPr>
-              <w:t>2026-06-09</w:t>
-            </w:r>
-          </w:p>
-        </w:tc>
-      </w:tr>
-      <w:tr>
-        <w:tc>
-          <w:tcPr>
-            <w:tcW w:type="dxa" w:w="2160"/>
-          </w:tcPr>
-          <w:p>
-            <w:r>
-              <w:rPr>
-                <w:sz w:val="18"/>
-              </w:rPr>
-              <w:t>⏳ Push on main</w:t>
-            </w:r>
-          </w:p>
-        </w:tc>
-        <w:tc>
-          <w:tcPr>
-            <w:tcW w:type="dxa" w:w="2160"/>
-          </w:tcPr>
-          <w:p>
-            <w:r>
-              <w:rPr>
-                <w:sz w:val="18"/>
-              </w:rPr>
-              <w:t>main</w:t>
-            </w:r>
-          </w:p>
-        </w:tc>
-        <w:tc>
-          <w:tcPr>
-            <w:tcW w:type="dxa" w:w="2160"/>
-          </w:tcPr>
-          <w:p>
-            <w:r>
-              <w:rPr>
-                <w:sz w:val="18"/>
-              </w:rPr>
-              <w:t>in_progress</w:t>
-            </w:r>
-          </w:p>
-        </w:tc>
-        <w:tc>
-          <w:tcPr>
-            <w:tcW w:type="dxa" w:w="2160"/>
-          </w:tcPr>
-          <w:p>
-            <w:r>
-              <w:rPr>
-                <w:sz w:val="18"/>
-              </w:rPr>
-              <w:t>2026-06-09</w:t>
-            </w:r>
-          </w:p>
-        </w:tc>
-      </w:tr>
-      <w:tr>
-        <w:tc>
-          <w:tcPr>
-            <w:tcW w:type="dxa" w:w="2160"/>
-          </w:tcPr>
-          <w:p>
-            <w:r>
-              <w:rPr>
-                <w:sz w:val="18"/>
-              </w:rPr>
-              <w:t>⏳ Branch Protection Checks</w:t>
-            </w:r>
-          </w:p>
-        </w:tc>
-        <w:tc>
-          <w:tcPr>
-            <w:tcW w:type="dxa" w:w="2160"/>
-          </w:tcPr>
-          <w:p>
-            <w:r>
-              <w:rPr>
-                <w:sz w:val="18"/>
-              </w:rPr>
-              <w:t>copilot/fix-271806273-1189775594-56109f09-207f-4c1f-b6e9-92a559241e8f</w:t>
-            </w:r>
-          </w:p>
-        </w:tc>
-        <w:tc>
-          <w:tcPr>
-            <w:tcW w:type="dxa" w:w="2160"/>
-          </w:tcPr>
-          <w:p>
-            <w:r>
-              <w:rPr>
-                <w:sz w:val="18"/>
-              </w:rPr>
-              <w:t>action_required</w:t>
-            </w:r>
-          </w:p>
-        </w:tc>
-        <w:tc>
-          <w:tcPr>
-            <w:tcW w:type="dxa" w:w="2160"/>
-          </w:tcPr>
-          <w:p>
-            <w:r>
-              <w:rPr>
-                <w:sz w:val="18"/>
-              </w:rPr>
-              <w:t>2026-06-09</w:t>
+              <w:t>2026-07-24</w:t>
             </w:r>
           </w:p>
         </w:tc>
@@ -34796,7 +34796,7 @@
               <w:rPr>
                 <w:sz w:val="18"/>
               </w:rPr>
-              <w:t>52397b4</w:t>
+              <w:t>ee6ee8d</w:t>
             </w:r>
           </w:p>
         </w:tc>
@@ -34809,7 +34809,7 @@
               <w:rPr>
                 <w:sz w:val="18"/>
               </w:rPr>
-              <w:t>2026-06-09</w:t>
+              <w:t>2026-07-24</w:t>
             </w:r>
           </w:p>
         </w:tc>
@@ -34822,7 +34822,7 @@
               <w:rPr>
                 <w:sz w:val="18"/>
               </w:rPr>
-              <w:t>Merge pull request #100 from SafeVixAI/docs-wiki-auto-update</w:t>
+              <w:t>fix(security): remaining CodeQL code-level alerts + dep bumps</w:t>
             </w:r>
           </w:p>
         </w:tc>
@@ -34850,7 +34850,7 @@
               <w:rPr>
                 <w:sz w:val="18"/>
               </w:rPr>
-              <w:t>425db96</w:t>
+              <w:t>1dfc86b</w:t>
             </w:r>
           </w:p>
         </w:tc>
@@ -34863,7 +34863,7 @@
               <w:rPr>
                 <w:sz w:val="18"/>
               </w:rPr>
-              <w:t>2026-06-09</w:t>
+              <w:t>2026-07-24</w:t>
             </w:r>
           </w:p>
         </w:tc>
@@ -34876,61 +34876,7 @@
               <w:rPr>
                 <w:sz w:val="18"/>
               </w:rPr>
-              <w:t>docs(wiki): auto-sync wiki documentation [automated]</w:t>
-            </w:r>
-          </w:p>
-        </w:tc>
-        <w:tc>
-          <w:tcPr>
-            <w:tcW w:type="dxa" w:w="2160"/>
-          </w:tcPr>
-          <w:p>
-            <w:r>
-              <w:rPr>
-                <w:sz w:val="18"/>
-              </w:rPr>
-              <w:t>rohitkumarnaidu</w:t>
-            </w:r>
-          </w:p>
-        </w:tc>
-      </w:tr>
-      <w:tr>
-        <w:tc>
-          <w:tcPr>
-            <w:tcW w:type="dxa" w:w="2160"/>
-          </w:tcPr>
-          <w:p>
-            <w:r>
-              <w:rPr>
-                <w:sz w:val="18"/>
-              </w:rPr>
-              <w:t>7c3823f</w:t>
-            </w:r>
-          </w:p>
-        </w:tc>
-        <w:tc>
-          <w:tcPr>
-            <w:tcW w:type="dxa" w:w="2160"/>
-          </w:tcPr>
-          <w:p>
-            <w:r>
-              <w:rPr>
-                <w:sz w:val="18"/>
-              </w:rPr>
-              <w:t>2026-06-09</w:t>
-            </w:r>
-          </w:p>
-        </w:tc>
-        <w:tc>
-          <w:tcPr>
-            <w:tcW w:type="dxa" w:w="2160"/>
-          </w:tcPr>
-          <w:p>
-            <w:r>
-              <w:rPr>
-                <w:sz w:val="18"/>
-              </w:rPr>
-              <w:t>fix(e2e): automate static asset copying, auto-dismiss SystemStatusBar, and fix o</w:t>
+              <w:t>ci: SHA-pin all 173 GitHub Action references across 40 workflows + add dependabo</w:t>
             </w:r>
           </w:p>
         </w:tc>
@@ -34958,7 +34904,7 @@
               <w:rPr>
                 <w:sz w:val="18"/>
               </w:rPr>
-              <w:t>372b126</w:t>
+              <w:t>3eb06b6</w:t>
             </w:r>
           </w:p>
         </w:tc>
@@ -34971,7 +34917,7 @@
               <w:rPr>
                 <w:sz w:val="18"/>
               </w:rPr>
-              <w:t>2026-06-09</w:t>
+              <w:t>2026-07-24</w:t>
             </w:r>
           </w:p>
         </w:tc>
@@ -34984,7 +34930,7 @@
               <w:rPr>
                 <w:sz w:val="18"/>
               </w:rPr>
-              <w:t>style: fix remaining auto-fixable python quality findings</w:t>
+              <w:t>fix(security): eliminate 97+ code alerts - SSRF, workflow hardening, dep bumps</w:t>
             </w:r>
           </w:p>
         </w:tc>
@@ -35012,7 +34958,7 @@
               <w:rPr>
                 <w:sz w:val="18"/>
               </w:rPr>
-              <w:t>97c854f</w:t>
+              <w:t>7e48eb4</w:t>
             </w:r>
           </w:p>
         </w:tc>
@@ -35025,7 +34971,7 @@
               <w:rPr>
                 <w:sz w:val="18"/>
               </w:rPr>
-              <w:t>2026-06-09</w:t>
+              <w:t>2026-07-24</w:t>
             </w:r>
           </w:p>
         </w:tc>
@@ -35038,7 +34984,7 @@
               <w:rPr>
                 <w:sz w:val="18"/>
               </w:rPr>
-              <w:t>fix(e2e): copy .next/static into standalone output for JS/CSS hydration</w:t>
+              <w:t>fix(ci): enterprise-level fixes for remaining 4 items</w:t>
             </w:r>
           </w:p>
         </w:tc>
@@ -35066,7 +35012,7 @@
               <w:rPr>
                 <w:sz w:val="18"/>
               </w:rPr>
-              <w:t>d74dfa9</w:t>
+              <w:t>a413dd2</w:t>
             </w:r>
           </w:p>
         </w:tc>
@@ -35079,7 +35025,7 @@
               <w:rPr>
                 <w:sz w:val="18"/>
               </w:rPr>
-              <w:t>2026-06-09</w:t>
+              <w:t>2026-07-24</w:t>
             </w:r>
           </w:p>
         </w:tc>
@@ -35092,7 +35038,7 @@
               <w:rPr>
                 <w:sz w:val="18"/>
               </w:rPr>
-              <w:t>style: run ruff check --fix --unsafe-fixes to resolve python maintainability fin</w:t>
+              <w:t>fix(ci): enterprise hardening final batch</w:t>
             </w:r>
           </w:p>
         </w:tc>
@@ -35120,7 +35066,7 @@
               <w:rPr>
                 <w:sz w:val="18"/>
               </w:rPr>
-              <w:t>b6808fa</w:t>
+              <w:t>9a6a4ad</w:t>
             </w:r>
           </w:p>
         </w:tc>
@@ -35133,7 +35079,7 @@
               <w:rPr>
                 <w:sz w:val="18"/>
               </w:rPr>
-              <w:t>2026-06-09</w:t>
+              <w:t>2026-07-24</w:t>
             </w:r>
           </w:p>
         </w:tc>
@@ -35146,7 +35092,7 @@
               <w:rPr>
                 <w:sz w:val="18"/>
               </w:rPr>
-              <w:t>security: upgrade base OS packages inside all Dockerfiles to resolve Trivy RCE a</w:t>
+              <w:t>fix(ci): enterprise hardening — timeout-minutes, permissions, robustness</w:t>
             </w:r>
           </w:p>
         </w:tc>
@@ -35174,7 +35120,7 @@
               <w:rPr>
                 <w:sz w:val="18"/>
               </w:rPr>
-              <w:t>9503986</w:t>
+              <w:t>dd684f0</w:t>
             </w:r>
           </w:p>
         </w:tc>
@@ -35187,7 +35133,7 @@
               <w:rPr>
                 <w:sz w:val="18"/>
               </w:rPr>
-              <w:t>2026-06-09</w:t>
+              <w:t>2026-07-23</w:t>
             </w:r>
           </w:p>
         </w:tc>
@@ -35200,7 +35146,7 @@
               <w:rPr>
                 <w:sz w:val="18"/>
               </w:rPr>
-              <w:t>security: upgrade chromadb to 1.5.9 to resolve pre-auth RCE vulnerability and up</w:t>
+              <w:t>fix(ci): scorecard, sync-wiki, deploy-docs robustness fixes</w:t>
             </w:r>
           </w:p>
         </w:tc>
@@ -35228,7 +35174,7 @@
               <w:rPr>
                 <w:sz w:val="18"/>
               </w:rPr>
-              <w:t>86b8ecf</w:t>
+              <w:t>d49c87c</w:t>
             </w:r>
           </w:p>
         </w:tc>
@@ -35241,7 +35187,7 @@
               <w:rPr>
                 <w:sz w:val="18"/>
               </w:rPr>
-              <w:t>2026-06-09</w:t>
+              <w:t>2026-07-23</w:t>
             </w:r>
           </w:p>
         </w:tc>
@@ -35254,7 +35200,7 @@
               <w:rPr>
                 <w:sz w:val="18"/>
               </w:rPr>
-              <w:t>fix: apply PR #170 changes — IMPLEMENTATION_PLAN corrections, E2E type safety, d</w:t>
+              <w:t>fix(ci): restore 3 disabled workflows with proper YAML, separate frontend deploy</w:t>
             </w:r>
           </w:p>
         </w:tc>
@@ -35282,7 +35228,7 @@
               <w:rPr>
                 <w:sz w:val="18"/>
               </w:rPr>
-              <w:t>7c3d484</w:t>
+              <w:t>1ed21e2</w:t>
             </w:r>
           </w:p>
         </w:tc>
@@ -35295,7 +35241,7 @@
               <w:rPr>
                 <w:sz w:val="18"/>
               </w:rPr>
-              <w:t>2026-06-09</w:t>
+              <w:t>2026-07-23</w:t>
             </w:r>
           </w:p>
         </w:tc>
@@ -35308,7 +35254,61 @@
               <w:rPr>
                 <w:sz w:val="18"/>
               </w:rPr>
-              <w:t>fix: apply PR #169 changes — UIUX typo fixes and deterministic E2E offline check</w:t>
+              <w:t>chore: remove stray scripts from commit</w:t>
+            </w:r>
+          </w:p>
+        </w:tc>
+        <w:tc>
+          <w:tcPr>
+            <w:tcW w:type="dxa" w:w="2160"/>
+          </w:tcPr>
+          <w:p>
+            <w:r>
+              <w:rPr>
+                <w:sz w:val="18"/>
+              </w:rPr>
+              <w:t>Bappadala Rohith Kumar Naidu</w:t>
+            </w:r>
+          </w:p>
+        </w:tc>
+      </w:tr>
+      <w:tr>
+        <w:tc>
+          <w:tcPr>
+            <w:tcW w:type="dxa" w:w="2160"/>
+          </w:tcPr>
+          <w:p>
+            <w:r>
+              <w:rPr>
+                <w:sz w:val="18"/>
+              </w:rPr>
+              <w:t>e9c9fdf</w:t>
+            </w:r>
+          </w:p>
+        </w:tc>
+        <w:tc>
+          <w:tcPr>
+            <w:tcW w:type="dxa" w:w="2160"/>
+          </w:tcPr>
+          <w:p>
+            <w:r>
+              <w:rPr>
+                <w:sz w:val="18"/>
+              </w:rPr>
+              <w:t>2026-07-23</w:t>
+            </w:r>
+          </w:p>
+        </w:tc>
+        <w:tc>
+          <w:tcPr>
+            <w:tcW w:type="dxa" w:w="2160"/>
+          </w:tcPr>
+          <w:p>
+            <w:r>
+              <w:rPr>
+                <w:sz w:val="18"/>
+              </w:rPr>
+              <w:t>release(v1.0): enterprise README rewrite + hackathon reference cleanup across al</w:t>
             </w:r>
           </w:p>
         </w:tc>
@@ -36173,7 +36173,7 @@
               <w:rPr>
                 <w:sz w:val="18"/>
               </w:rPr>
-              <w:t>374</w:t>
+              <w:t>393</w:t>
             </w:r>
           </w:p>
         </w:tc>
@@ -36201,7 +36201,7 @@
               <w:rPr>
                 <w:sz w:val="18"/>
               </w:rPr>
-              <w:t>780</w:t>
+              <w:t>773</w:t>
             </w:r>
           </w:p>
         </w:tc>
@@ -36307,7 +36307,7 @@
         <w:br/>
         <w:t>Generated by scripts/update_master_doc.py</w:t>
         <w:br/>
-        <w:t>Timestamp: 2026-06-09 11:52 IST</w:t>
+        <w:t>Timestamp: 2026-07-25 00:40 IST</w:t>
         <w:br/>
         <w:t>Repository: github.com/SafeVixAI/SafeVixAI</w:t>
       </w:r>

--- a/docs/SafeVixAI_MASTER.docx
+++ b/docs/SafeVixAI_MASTER.docx
@@ -33723,7 +33723,7 @@
           <w:i w:val="0"/>
           <w:sz w:val="22"/>
         </w:rPr>
-        <w:t>🕐 Last auto-updated: 2026-06-09 11:52 IST</w:t>
+        <w:t>🕐 Last auto-updated: 2026-07-25 16:36 IST</w:t>
       </w:r>
     </w:p>
     <w:p>
@@ -33811,7 +33811,7 @@
               <w:rPr>
                 <w:sz w:val="18"/>
               </w:rPr>
-              <w:t>0</w:t>
+              <w:t>2</w:t>
             </w:r>
           </w:p>
         </w:tc>
@@ -33867,7 +33867,7 @@
               <w:rPr>
                 <w:sz w:val="18"/>
               </w:rPr>
-              <w:t>69 MB</w:t>
+              <w:t>89 MB</w:t>
             </w:r>
           </w:p>
         </w:tc>
@@ -33923,7 +33923,7 @@
               <w:rPr>
                 <w:sz w:val="18"/>
               </w:rPr>
-              <w:t>2026-06-09</w:t>
+              <w:t>2026-07-25</w:t>
             </w:r>
           </w:p>
         </w:tc>
@@ -33951,7 +33951,7 @@
               <w:rPr>
                 <w:sz w:val="18"/>
               </w:rPr>
-              <w:t>2</w:t>
+              <w:t>13</w:t>
             </w:r>
           </w:p>
         </w:tc>
@@ -34060,7 +34060,7 @@
               <w:rPr>
                 <w:sz w:val="18"/>
               </w:rPr>
-              <w:t>125ms | HTTP 404 | v?</w:t>
+              <w:t>179ms | HTTP 404 | v?</w:t>
             </w:r>
           </w:p>
         </w:tc>
@@ -34101,7 +34101,7 @@
               <w:rPr>
                 <w:sz w:val="18"/>
               </w:rPr>
-              <w:t>156ms | HTTP 404 | v?</w:t>
+              <w:t>338ms | HTTP 200 | v?</w:t>
             </w:r>
           </w:p>
         </w:tc>
@@ -34142,7 +34142,7 @@
               <w:rPr>
                 <w:sz w:val="18"/>
               </w:rPr>
-              <w:t>71ms | HTTP 200 | v?</w:t>
+              <w:t>220ms | HTTP 200 | v?</w:t>
             </w:r>
           </w:p>
         </w:tc>
@@ -34250,7 +34250,7 @@
               <w:rPr>
                 <w:sz w:val="18"/>
               </w:rPr>
-              <w:t>⏳ Update Master Document</w:t>
+              <w:t>⏳ Codacy Security Scan</w:t>
             </w:r>
           </w:p>
         </w:tc>
@@ -34289,7 +34289,61 @@
               <w:rPr>
                 <w:sz w:val="18"/>
               </w:rPr>
-              <w:t>2026-06-09</w:t>
+              <w:t>2026-07-25</w:t>
+            </w:r>
+          </w:p>
+        </w:tc>
+      </w:tr>
+      <w:tr>
+        <w:tc>
+          <w:tcPr>
+            <w:tcW w:type="dxa" w:w="2160"/>
+          </w:tcPr>
+          <w:p>
+            <w:r>
+              <w:rPr>
+                <w:sz w:val="18"/>
+              </w:rPr>
+              <w:t>⏳ Security Scan</w:t>
+            </w:r>
+          </w:p>
+        </w:tc>
+        <w:tc>
+          <w:tcPr>
+            <w:tcW w:type="dxa" w:w="2160"/>
+          </w:tcPr>
+          <w:p>
+            <w:r>
+              <w:rPr>
+                <w:sz w:val="18"/>
+              </w:rPr>
+              <w:t>main</w:t>
+            </w:r>
+          </w:p>
+        </w:tc>
+        <w:tc>
+          <w:tcPr>
+            <w:tcW w:type="dxa" w:w="2160"/>
+          </w:tcPr>
+          <w:p>
+            <w:r>
+              <w:rPr>
+                <w:sz w:val="18"/>
+              </w:rPr>
+              <w:t>in_progress</w:t>
+            </w:r>
+          </w:p>
+        </w:tc>
+        <w:tc>
+          <w:tcPr>
+            <w:tcW w:type="dxa" w:w="2160"/>
+          </w:tcPr>
+          <w:p>
+            <w:r>
+              <w:rPr>
+                <w:sz w:val="18"/>
+              </w:rPr>
+              <w:t>2026-07-25</w:t>
             </w:r>
           </w:p>
         </w:tc>
@@ -34343,7 +34397,115 @@
               <w:rPr>
                 <w:sz w:val="18"/>
               </w:rPr>
-              <w:t>2026-06-09</w:t>
+              <w:t>2026-07-25</w:t>
+            </w:r>
+          </w:p>
+        </w:tc>
+      </w:tr>
+      <w:tr>
+        <w:tc>
+          <w:tcPr>
+            <w:tcW w:type="dxa" w:w="2160"/>
+          </w:tcPr>
+          <w:p>
+            <w:r>
+              <w:rPr>
+                <w:sz w:val="18"/>
+              </w:rPr>
+              <w:t>⏳ OpenSSF Scorecard</w:t>
+            </w:r>
+          </w:p>
+        </w:tc>
+        <w:tc>
+          <w:tcPr>
+            <w:tcW w:type="dxa" w:w="2160"/>
+          </w:tcPr>
+          <w:p>
+            <w:r>
+              <w:rPr>
+                <w:sz w:val="18"/>
+              </w:rPr>
+              <w:t>main</w:t>
+            </w:r>
+          </w:p>
+        </w:tc>
+        <w:tc>
+          <w:tcPr>
+            <w:tcW w:type="dxa" w:w="2160"/>
+          </w:tcPr>
+          <w:p>
+            <w:r>
+              <w:rPr>
+                <w:sz w:val="18"/>
+              </w:rPr>
+              <w:t>in_progress</w:t>
+            </w:r>
+          </w:p>
+        </w:tc>
+        <w:tc>
+          <w:tcPr>
+            <w:tcW w:type="dxa" w:w="2160"/>
+          </w:tcPr>
+          <w:p>
+            <w:r>
+              <w:rPr>
+                <w:sz w:val="18"/>
+              </w:rPr>
+              <w:t>2026-07-25</w:t>
+            </w:r>
+          </w:p>
+        </w:tc>
+      </w:tr>
+      <w:tr>
+        <w:tc>
+          <w:tcPr>
+            <w:tcW w:type="dxa" w:w="2160"/>
+          </w:tcPr>
+          <w:p>
+            <w:r>
+              <w:rPr>
+                <w:sz w:val="18"/>
+              </w:rPr>
+              <w:t>⏳ Wiki Documentation Sync</w:t>
+            </w:r>
+          </w:p>
+        </w:tc>
+        <w:tc>
+          <w:tcPr>
+            <w:tcW w:type="dxa" w:w="2160"/>
+          </w:tcPr>
+          <w:p>
+            <w:r>
+              <w:rPr>
+                <w:sz w:val="18"/>
+              </w:rPr>
+              <w:t>main</w:t>
+            </w:r>
+          </w:p>
+        </w:tc>
+        <w:tc>
+          <w:tcPr>
+            <w:tcW w:type="dxa" w:w="2160"/>
+          </w:tcPr>
+          <w:p>
+            <w:r>
+              <w:rPr>
+                <w:sz w:val="18"/>
+              </w:rPr>
+              <w:t>in_progress</w:t>
+            </w:r>
+          </w:p>
+        </w:tc>
+        <w:tc>
+          <w:tcPr>
+            <w:tcW w:type="dxa" w:w="2160"/>
+          </w:tcPr>
+          <w:p>
+            <w:r>
+              <w:rPr>
+                <w:sz w:val="18"/>
+              </w:rPr>
+              <w:t>2026-07-25</w:t>
             </w:r>
           </w:p>
         </w:tc>
@@ -34397,7 +34559,7 @@
               <w:rPr>
                 <w:sz w:val="18"/>
               </w:rPr>
-              <w:t>2026-06-09</w:t>
+              <w:t>2026-07-25</w:t>
             </w:r>
           </w:p>
         </w:tc>
@@ -34412,7 +34574,7 @@
               <w:rPr>
                 <w:sz w:val="18"/>
               </w:rPr>
-              <w:t>⏳ Codacy Security Scan</w:t>
+              <w:t>⏳ Update Master Document</w:t>
             </w:r>
           </w:p>
         </w:tc>
@@ -34451,7 +34613,7 @@
               <w:rPr>
                 <w:sz w:val="18"/>
               </w:rPr>
-              <w:t>2026-06-09</w:t>
+              <w:t>2026-07-25</w:t>
             </w:r>
           </w:p>
         </w:tc>
@@ -34466,7 +34628,7 @@
               <w:rPr>
                 <w:sz w:val="18"/>
               </w:rPr>
-              <w:t>⏳ Wiki Documentation Sync</w:t>
+              <w:t>⏳ License Scan</w:t>
             </w:r>
           </w:p>
         </w:tc>
@@ -34505,169 +34667,7 @@
               <w:rPr>
                 <w:sz w:val="18"/>
               </w:rPr>
-              <w:t>2026-06-09</w:t>
-            </w:r>
-          </w:p>
-        </w:tc>
-      </w:tr>
-      <w:tr>
-        <w:tc>
-          <w:tcPr>
-            <w:tcW w:type="dxa" w:w="2160"/>
-          </w:tcPr>
-          <w:p>
-            <w:r>
-              <w:rPr>
-                <w:sz w:val="18"/>
-              </w:rPr>
-              <w:t>⏳ Code Quality: Push on main</w:t>
-            </w:r>
-          </w:p>
-        </w:tc>
-        <w:tc>
-          <w:tcPr>
-            <w:tcW w:type="dxa" w:w="2160"/>
-          </w:tcPr>
-          <w:p>
-            <w:r>
-              <w:rPr>
-                <w:sz w:val="18"/>
-              </w:rPr>
-              <w:t>main</w:t>
-            </w:r>
-          </w:p>
-        </w:tc>
-        <w:tc>
-          <w:tcPr>
-            <w:tcW w:type="dxa" w:w="2160"/>
-          </w:tcPr>
-          <w:p>
-            <w:r>
-              <w:rPr>
-                <w:sz w:val="18"/>
-              </w:rPr>
-              <w:t>in_progress</w:t>
-            </w:r>
-          </w:p>
-        </w:tc>
-        <w:tc>
-          <w:tcPr>
-            <w:tcW w:type="dxa" w:w="2160"/>
-          </w:tcPr>
-          <w:p>
-            <w:r>
-              <w:rPr>
-                <w:sz w:val="18"/>
-              </w:rPr>
-              <w:t>2026-06-09</w:t>
-            </w:r>
-          </w:p>
-        </w:tc>
-      </w:tr>
-      <w:tr>
-        <w:tc>
-          <w:tcPr>
-            <w:tcW w:type="dxa" w:w="2160"/>
-          </w:tcPr>
-          <w:p>
-            <w:r>
-              <w:rPr>
-                <w:sz w:val="18"/>
-              </w:rPr>
-              <w:t>⏳ Push on main</w:t>
-            </w:r>
-          </w:p>
-        </w:tc>
-        <w:tc>
-          <w:tcPr>
-            <w:tcW w:type="dxa" w:w="2160"/>
-          </w:tcPr>
-          <w:p>
-            <w:r>
-              <w:rPr>
-                <w:sz w:val="18"/>
-              </w:rPr>
-              <w:t>main</w:t>
-            </w:r>
-          </w:p>
-        </w:tc>
-        <w:tc>
-          <w:tcPr>
-            <w:tcW w:type="dxa" w:w="2160"/>
-          </w:tcPr>
-          <w:p>
-            <w:r>
-              <w:rPr>
-                <w:sz w:val="18"/>
-              </w:rPr>
-              <w:t>in_progress</w:t>
-            </w:r>
-          </w:p>
-        </w:tc>
-        <w:tc>
-          <w:tcPr>
-            <w:tcW w:type="dxa" w:w="2160"/>
-          </w:tcPr>
-          <w:p>
-            <w:r>
-              <w:rPr>
-                <w:sz w:val="18"/>
-              </w:rPr>
-              <w:t>2026-06-09</w:t>
-            </w:r>
-          </w:p>
-        </w:tc>
-      </w:tr>
-      <w:tr>
-        <w:tc>
-          <w:tcPr>
-            <w:tcW w:type="dxa" w:w="2160"/>
-          </w:tcPr>
-          <w:p>
-            <w:r>
-              <w:rPr>
-                <w:sz w:val="18"/>
-              </w:rPr>
-              <w:t>⏳ Branch Protection Checks</w:t>
-            </w:r>
-          </w:p>
-        </w:tc>
-        <w:tc>
-          <w:tcPr>
-            <w:tcW w:type="dxa" w:w="2160"/>
-          </w:tcPr>
-          <w:p>
-            <w:r>
-              <w:rPr>
-                <w:sz w:val="18"/>
-              </w:rPr>
-              <w:t>copilot/fix-271806273-1189775594-56109f09-207f-4c1f-b6e9-92a559241e8f</w:t>
-            </w:r>
-          </w:p>
-        </w:tc>
-        <w:tc>
-          <w:tcPr>
-            <w:tcW w:type="dxa" w:w="2160"/>
-          </w:tcPr>
-          <w:p>
-            <w:r>
-              <w:rPr>
-                <w:sz w:val="18"/>
-              </w:rPr>
-              <w:t>action_required</w:t>
-            </w:r>
-          </w:p>
-        </w:tc>
-        <w:tc>
-          <w:tcPr>
-            <w:tcW w:type="dxa" w:w="2160"/>
-          </w:tcPr>
-          <w:p>
-            <w:r>
-              <w:rPr>
-                <w:sz w:val="18"/>
-              </w:rPr>
-              <w:t>2026-06-09</w:t>
+              <w:t>2026-07-25</w:t>
             </w:r>
           </w:p>
         </w:tc>
@@ -34796,7 +34796,7 @@
               <w:rPr>
                 <w:sz w:val="18"/>
               </w:rPr>
-              <w:t>52397b4</w:t>
+              <w:t>59b50f7</w:t>
             </w:r>
           </w:p>
         </w:tc>
@@ -34809,7 +34809,7 @@
               <w:rPr>
                 <w:sz w:val="18"/>
               </w:rPr>
-              <w:t>2026-06-09</w:t>
+              <w:t>2026-07-25</w:t>
             </w:r>
           </w:p>
         </w:tc>
@@ -34822,7 +34822,7 @@
               <w:rPr>
                 <w:sz w:val="18"/>
               </w:rPr>
-              <w:t>Merge pull request #100 from SafeVixAI/docs-wiki-auto-update</w:t>
+              <w:t>fix(ci): remove secrets from notify-failure.yml if: condition</w:t>
             </w:r>
           </w:p>
         </w:tc>
@@ -34850,7 +34850,7 @@
               <w:rPr>
                 <w:sz w:val="18"/>
               </w:rPr>
-              <w:t>425db96</w:t>
+              <w:t>350b9a1</w:t>
             </w:r>
           </w:p>
         </w:tc>
@@ -34863,7 +34863,7 @@
               <w:rPr>
                 <w:sz w:val="18"/>
               </w:rPr>
-              <w:t>2026-06-09</w:t>
+              <w:t>2026-07-25</w:t>
             </w:r>
           </w:p>
         </w:tc>
@@ -34876,61 +34876,7 @@
               <w:rPr>
                 <w:sz w:val="18"/>
               </w:rPr>
-              <w:t>docs(wiki): auto-sync wiki documentation [automated]</w:t>
-            </w:r>
-          </w:p>
-        </w:tc>
-        <w:tc>
-          <w:tcPr>
-            <w:tcW w:type="dxa" w:w="2160"/>
-          </w:tcPr>
-          <w:p>
-            <w:r>
-              <w:rPr>
-                <w:sz w:val="18"/>
-              </w:rPr>
-              <w:t>rohitkumarnaidu</w:t>
-            </w:r>
-          </w:p>
-        </w:tc>
-      </w:tr>
-      <w:tr>
-        <w:tc>
-          <w:tcPr>
-            <w:tcW w:type="dxa" w:w="2160"/>
-          </w:tcPr>
-          <w:p>
-            <w:r>
-              <w:rPr>
-                <w:sz w:val="18"/>
-              </w:rPr>
-              <w:t>7c3823f</w:t>
-            </w:r>
-          </w:p>
-        </w:tc>
-        <w:tc>
-          <w:tcPr>
-            <w:tcW w:type="dxa" w:w="2160"/>
-          </w:tcPr>
-          <w:p>
-            <w:r>
-              <w:rPr>
-                <w:sz w:val="18"/>
-              </w:rPr>
-              <w:t>2026-06-09</w:t>
-            </w:r>
-          </w:p>
-        </w:tc>
-        <w:tc>
-          <w:tcPr>
-            <w:tcW w:type="dxa" w:w="2160"/>
-          </w:tcPr>
-          <w:p>
-            <w:r>
-              <w:rPr>
-                <w:sz w:val="18"/>
-              </w:rPr>
-              <w:t>fix(e2e): automate static asset copying, auto-dismiss SystemStatusBar, and fix o</w:t>
+              <w:t>fix(ci): resolve all 8 failing CI checks at enterprise level</w:t>
             </w:r>
           </w:p>
         </w:tc>
@@ -34958,7 +34904,7 @@
               <w:rPr>
                 <w:sz w:val="18"/>
               </w:rPr>
-              <w:t>372b126</w:t>
+              <w:t>ad09a01</w:t>
             </w:r>
           </w:p>
         </w:tc>
@@ -34971,7 +34917,7 @@
               <w:rPr>
                 <w:sz w:val="18"/>
               </w:rPr>
-              <w:t>2026-06-09</w:t>
+              <w:t>2026-07-25</w:t>
             </w:r>
           </w:p>
         </w:tc>
@@ -34984,7 +34930,7 @@
               <w:rPr>
                 <w:sz w:val="18"/>
               </w:rPr>
-              <w:t>style: fix remaining auto-fixable python quality findings</w:t>
+              <w:t>fix: make validate-commits gates non-blocking (warning instead of exit 1)</w:t>
             </w:r>
           </w:p>
         </w:tc>
@@ -35012,7 +34958,7 @@
               <w:rPr>
                 <w:sz w:val="18"/>
               </w:rPr>
-              <w:t>97c854f</w:t>
+              <w:t>9cef36e</w:t>
             </w:r>
           </w:p>
         </w:tc>
@@ -35025,7 +34971,7 @@
               <w:rPr>
                 <w:sz w:val="18"/>
               </w:rPr>
-              <w:t>2026-06-09</w:t>
+              <w:t>2026-07-25</w:t>
             </w:r>
           </w:p>
         </w:tc>
@@ -35038,7 +34984,7 @@
               <w:rPr>
                 <w:sz w:val="18"/>
               </w:rPr>
-              <w:t>fix(e2e): copy .next/static into standalone output for JS/CSS hydration</w:t>
+              <w:t>ci: enterprise hardening complete — concurrency + notify-failure on all 41 workf</w:t>
             </w:r>
           </w:p>
         </w:tc>
@@ -35066,7 +35012,7 @@
               <w:rPr>
                 <w:sz w:val="18"/>
               </w:rPr>
-              <w:t>d74dfa9</w:t>
+              <w:t>a7f0f8d</w:t>
             </w:r>
           </w:p>
         </w:tc>
@@ -35079,7 +35025,7 @@
               <w:rPr>
                 <w:sz w:val="18"/>
               </w:rPr>
-              <w:t>2026-06-09</w:t>
+              <w:t>2026-07-24</w:t>
             </w:r>
           </w:p>
         </w:tc>
@@ -35092,7 +35038,7 @@
               <w:rPr>
                 <w:sz w:val="18"/>
               </w:rPr>
-              <w:t>style: run ruff check --fix --unsafe-fixes to resolve python maintainability fin</w:t>
+              <w:t>ci: add concurrency + notify-failure to all main CI workflows</w:t>
             </w:r>
           </w:p>
         </w:tc>
@@ -35120,7 +35066,7 @@
               <w:rPr>
                 <w:sz w:val="18"/>
               </w:rPr>
-              <w:t>b6808fa</w:t>
+              <w:t>5fb26f6</w:t>
             </w:r>
           </w:p>
         </w:tc>
@@ -35133,7 +35079,7 @@
               <w:rPr>
                 <w:sz w:val="18"/>
               </w:rPr>
-              <w:t>2026-06-09</w:t>
+              <w:t>2026-07-24</w:t>
             </w:r>
           </w:p>
         </w:tc>
@@ -35146,7 +35092,7 @@
               <w:rPr>
                 <w:sz w:val="18"/>
               </w:rPr>
-              <w:t>security: upgrade base OS packages inside all Dockerfiles to resolve Trivy RCE a</w:t>
+              <w:t>ci: enterprise hardening Phase 2-6 — notifications, caching, flaky retry, artifa</w:t>
             </w:r>
           </w:p>
         </w:tc>
@@ -35174,7 +35120,7 @@
               <w:rPr>
                 <w:sz w:val="18"/>
               </w:rPr>
-              <w:t>9503986</w:t>
+              <w:t>ee6ee8d</w:t>
             </w:r>
           </w:p>
         </w:tc>
@@ -35187,7 +35133,7 @@
               <w:rPr>
                 <w:sz w:val="18"/>
               </w:rPr>
-              <w:t>2026-06-09</w:t>
+              <w:t>2026-07-24</w:t>
             </w:r>
           </w:p>
         </w:tc>
@@ -35200,7 +35146,7 @@
               <w:rPr>
                 <w:sz w:val="18"/>
               </w:rPr>
-              <w:t>security: upgrade chromadb to 1.5.9 to resolve pre-auth RCE vulnerability and up</w:t>
+              <w:t>fix(security): remaining CodeQL code-level alerts + dep bumps</w:t>
             </w:r>
           </w:p>
         </w:tc>
@@ -35228,7 +35174,7 @@
               <w:rPr>
                 <w:sz w:val="18"/>
               </w:rPr>
-              <w:t>86b8ecf</w:t>
+              <w:t>1dfc86b</w:t>
             </w:r>
           </w:p>
         </w:tc>
@@ -35241,7 +35187,7 @@
               <w:rPr>
                 <w:sz w:val="18"/>
               </w:rPr>
-              <w:t>2026-06-09</w:t>
+              <w:t>2026-07-24</w:t>
             </w:r>
           </w:p>
         </w:tc>
@@ -35254,7 +35200,7 @@
               <w:rPr>
                 <w:sz w:val="18"/>
               </w:rPr>
-              <w:t>fix: apply PR #170 changes — IMPLEMENTATION_PLAN corrections, E2E type safety, d</w:t>
+              <w:t>ci: SHA-pin all 173 GitHub Action references across 40 workflows + add dependabo</w:t>
             </w:r>
           </w:p>
         </w:tc>
@@ -35282,7 +35228,7 @@
               <w:rPr>
                 <w:sz w:val="18"/>
               </w:rPr>
-              <w:t>7c3d484</w:t>
+              <w:t>3eb06b6</w:t>
             </w:r>
           </w:p>
         </w:tc>
@@ -35295,7 +35241,7 @@
               <w:rPr>
                 <w:sz w:val="18"/>
               </w:rPr>
-              <w:t>2026-06-09</w:t>
+              <w:t>2026-07-24</w:t>
             </w:r>
           </w:p>
         </w:tc>
@@ -35308,7 +35254,61 @@
               <w:rPr>
                 <w:sz w:val="18"/>
               </w:rPr>
-              <w:t>fix: apply PR #169 changes — UIUX typo fixes and deterministic E2E offline check</w:t>
+              <w:t>fix(security): eliminate 97+ code alerts - SSRF, workflow hardening, dep bumps</w:t>
+            </w:r>
+          </w:p>
+        </w:tc>
+        <w:tc>
+          <w:tcPr>
+            <w:tcW w:type="dxa" w:w="2160"/>
+          </w:tcPr>
+          <w:p>
+            <w:r>
+              <w:rPr>
+                <w:sz w:val="18"/>
+              </w:rPr>
+              <w:t>Bappadala Rohith Kumar Naidu</w:t>
+            </w:r>
+          </w:p>
+        </w:tc>
+      </w:tr>
+      <w:tr>
+        <w:tc>
+          <w:tcPr>
+            <w:tcW w:type="dxa" w:w="2160"/>
+          </w:tcPr>
+          <w:p>
+            <w:r>
+              <w:rPr>
+                <w:sz w:val="18"/>
+              </w:rPr>
+              <w:t>7e48eb4</w:t>
+            </w:r>
+          </w:p>
+        </w:tc>
+        <w:tc>
+          <w:tcPr>
+            <w:tcW w:type="dxa" w:w="2160"/>
+          </w:tcPr>
+          <w:p>
+            <w:r>
+              <w:rPr>
+                <w:sz w:val="18"/>
+              </w:rPr>
+              <w:t>2026-07-24</w:t>
+            </w:r>
+          </w:p>
+        </w:tc>
+        <w:tc>
+          <w:tcPr>
+            <w:tcW w:type="dxa" w:w="2160"/>
+          </w:tcPr>
+          <w:p>
+            <w:r>
+              <w:rPr>
+                <w:sz w:val="18"/>
+              </w:rPr>
+              <w:t>fix(ci): enterprise-level fixes for remaining 4 items</w:t>
             </w:r>
           </w:p>
         </w:tc>
@@ -36173,7 +36173,7 @@
               <w:rPr>
                 <w:sz w:val="18"/>
               </w:rPr>
-              <w:t>374</w:t>
+              <w:t>393</w:t>
             </w:r>
           </w:p>
         </w:tc>
@@ -36201,7 +36201,7 @@
               <w:rPr>
                 <w:sz w:val="18"/>
               </w:rPr>
-              <w:t>780</w:t>
+              <w:t>773</w:t>
             </w:r>
           </w:p>
         </w:tc>
@@ -36307,7 +36307,7 @@
         <w:br/>
         <w:t>Generated by scripts/update_master_doc.py</w:t>
         <w:br/>
-        <w:t>Timestamp: 2026-06-09 11:52 IST</w:t>
+        <w:t>Timestamp: 2026-07-25 16:36 IST</w:t>
         <w:br/>
         <w:t>Repository: github.com/SafeVixAI/SafeVixAI</w:t>
       </w:r>

--- a/docs/SafeVixAI_MASTER.docx
+++ b/docs/SafeVixAI_MASTER.docx
@@ -33723,7 +33723,7 @@
           <w:i w:val="0"/>
           <w:sz w:val="22"/>
         </w:rPr>
-        <w:t>🕐 Last auto-updated: 2026-06-09 11:52 IST</w:t>
+        <w:t>🕐 Last auto-updated: 2026-07-25 16:52 IST</w:t>
       </w:r>
     </w:p>
     <w:p>
@@ -33811,7 +33811,7 @@
               <w:rPr>
                 <w:sz w:val="18"/>
               </w:rPr>
-              <w:t>0</w:t>
+              <w:t>2</w:t>
             </w:r>
           </w:p>
         </w:tc>
@@ -33867,7 +33867,7 @@
               <w:rPr>
                 <w:sz w:val="18"/>
               </w:rPr>
-              <w:t>69 MB</w:t>
+              <w:t>89 MB</w:t>
             </w:r>
           </w:p>
         </w:tc>
@@ -33923,7 +33923,7 @@
               <w:rPr>
                 <w:sz w:val="18"/>
               </w:rPr>
-              <w:t>2026-06-09</w:t>
+              <w:t>2026-07-25</w:t>
             </w:r>
           </w:p>
         </w:tc>
@@ -33951,7 +33951,7 @@
               <w:rPr>
                 <w:sz w:val="18"/>
               </w:rPr>
-              <w:t>2</w:t>
+              <w:t>15</w:t>
             </w:r>
           </w:p>
         </w:tc>
@@ -34060,7 +34060,7 @@
               <w:rPr>
                 <w:sz w:val="18"/>
               </w:rPr>
-              <w:t>125ms | HTTP 404 | v?</w:t>
+              <w:t>98ms | HTTP 404 | v?</w:t>
             </w:r>
           </w:p>
         </w:tc>
@@ -34101,7 +34101,7 @@
               <w:rPr>
                 <w:sz w:val="18"/>
               </w:rPr>
-              <w:t>156ms | HTTP 404 | v?</w:t>
+              <w:t>793ms | HTTP 200 | v?</w:t>
             </w:r>
           </w:p>
         </w:tc>
@@ -34142,7 +34142,7 @@
               <w:rPr>
                 <w:sz w:val="18"/>
               </w:rPr>
-              <w:t>71ms | HTTP 200 | v?</w:t>
+              <w:t>193ms | HTTP 200 | v?</w:t>
             </w:r>
           </w:p>
         </w:tc>
@@ -34250,7 +34250,7 @@
               <w:rPr>
                 <w:sz w:val="18"/>
               </w:rPr>
-              <w:t>⏳ Update Master Document</w:t>
+              <w:t>⏳ Docker Build &amp; Scan</w:t>
             </w:r>
           </w:p>
         </w:tc>
@@ -34289,7 +34289,223 @@
               <w:rPr>
                 <w:sz w:val="18"/>
               </w:rPr>
-              <w:t>2026-06-09</w:t>
+              <w:t>2026-07-25</w:t>
+            </w:r>
+          </w:p>
+        </w:tc>
+      </w:tr>
+      <w:tr>
+        <w:tc>
+          <w:tcPr>
+            <w:tcW w:type="dxa" w:w="2160"/>
+          </w:tcPr>
+          <w:p>
+            <w:r>
+              <w:rPr>
+                <w:sz w:val="18"/>
+              </w:rPr>
+              <w:t>⏳ Codacy Security Scan</w:t>
+            </w:r>
+          </w:p>
+        </w:tc>
+        <w:tc>
+          <w:tcPr>
+            <w:tcW w:type="dxa" w:w="2160"/>
+          </w:tcPr>
+          <w:p>
+            <w:r>
+              <w:rPr>
+                <w:sz w:val="18"/>
+              </w:rPr>
+              <w:t>main</w:t>
+            </w:r>
+          </w:p>
+        </w:tc>
+        <w:tc>
+          <w:tcPr>
+            <w:tcW w:type="dxa" w:w="2160"/>
+          </w:tcPr>
+          <w:p>
+            <w:r>
+              <w:rPr>
+                <w:sz w:val="18"/>
+              </w:rPr>
+              <w:t>in_progress</w:t>
+            </w:r>
+          </w:p>
+        </w:tc>
+        <w:tc>
+          <w:tcPr>
+            <w:tcW w:type="dxa" w:w="2160"/>
+          </w:tcPr>
+          <w:p>
+            <w:r>
+              <w:rPr>
+                <w:sz w:val="18"/>
+              </w:rPr>
+              <w:t>2026-07-25</w:t>
+            </w:r>
+          </w:p>
+        </w:tc>
+      </w:tr>
+      <w:tr>
+        <w:tc>
+          <w:tcPr>
+            <w:tcW w:type="dxa" w:w="2160"/>
+          </w:tcPr>
+          <w:p>
+            <w:r>
+              <w:rPr>
+                <w:sz w:val="18"/>
+              </w:rPr>
+              <w:t>⏳ Wiki Documentation Sync</w:t>
+            </w:r>
+          </w:p>
+        </w:tc>
+        <w:tc>
+          <w:tcPr>
+            <w:tcW w:type="dxa" w:w="2160"/>
+          </w:tcPr>
+          <w:p>
+            <w:r>
+              <w:rPr>
+                <w:sz w:val="18"/>
+              </w:rPr>
+              <w:t>main</w:t>
+            </w:r>
+          </w:p>
+        </w:tc>
+        <w:tc>
+          <w:tcPr>
+            <w:tcW w:type="dxa" w:w="2160"/>
+          </w:tcPr>
+          <w:p>
+            <w:r>
+              <w:rPr>
+                <w:sz w:val="18"/>
+              </w:rPr>
+              <w:t>in_progress</w:t>
+            </w:r>
+          </w:p>
+        </w:tc>
+        <w:tc>
+          <w:tcPr>
+            <w:tcW w:type="dxa" w:w="2160"/>
+          </w:tcPr>
+          <w:p>
+            <w:r>
+              <w:rPr>
+                <w:sz w:val="18"/>
+              </w:rPr>
+              <w:t>2026-07-25</w:t>
+            </w:r>
+          </w:p>
+        </w:tc>
+      </w:tr>
+      <w:tr>
+        <w:tc>
+          <w:tcPr>
+            <w:tcW w:type="dxa" w:w="2160"/>
+          </w:tcPr>
+          <w:p>
+            <w:r>
+              <w:rPr>
+                <w:sz w:val="18"/>
+              </w:rPr>
+              <w:t>⏳ Contract Tests</w:t>
+            </w:r>
+          </w:p>
+        </w:tc>
+        <w:tc>
+          <w:tcPr>
+            <w:tcW w:type="dxa" w:w="2160"/>
+          </w:tcPr>
+          <w:p>
+            <w:r>
+              <w:rPr>
+                <w:sz w:val="18"/>
+              </w:rPr>
+              <w:t>main</w:t>
+            </w:r>
+          </w:p>
+        </w:tc>
+        <w:tc>
+          <w:tcPr>
+            <w:tcW w:type="dxa" w:w="2160"/>
+          </w:tcPr>
+          <w:p>
+            <w:r>
+              <w:rPr>
+                <w:sz w:val="18"/>
+              </w:rPr>
+              <w:t>in_progress</w:t>
+            </w:r>
+          </w:p>
+        </w:tc>
+        <w:tc>
+          <w:tcPr>
+            <w:tcW w:type="dxa" w:w="2160"/>
+          </w:tcPr>
+          <w:p>
+            <w:r>
+              <w:rPr>
+                <w:sz w:val="18"/>
+              </w:rPr>
+              <w:t>2026-07-25</w:t>
+            </w:r>
+          </w:p>
+        </w:tc>
+      </w:tr>
+      <w:tr>
+        <w:tc>
+          <w:tcPr>
+            <w:tcW w:type="dxa" w:w="2160"/>
+          </w:tcPr>
+          <w:p>
+            <w:r>
+              <w:rPr>
+                <w:sz w:val="18"/>
+              </w:rPr>
+              <w:t>⏳ Security Scan</w:t>
+            </w:r>
+          </w:p>
+        </w:tc>
+        <w:tc>
+          <w:tcPr>
+            <w:tcW w:type="dxa" w:w="2160"/>
+          </w:tcPr>
+          <w:p>
+            <w:r>
+              <w:rPr>
+                <w:sz w:val="18"/>
+              </w:rPr>
+              <w:t>main</w:t>
+            </w:r>
+          </w:p>
+        </w:tc>
+        <w:tc>
+          <w:tcPr>
+            <w:tcW w:type="dxa" w:w="2160"/>
+          </w:tcPr>
+          <w:p>
+            <w:r>
+              <w:rPr>
+                <w:sz w:val="18"/>
+              </w:rPr>
+              <w:t>in_progress</w:t>
+            </w:r>
+          </w:p>
+        </w:tc>
+        <w:tc>
+          <w:tcPr>
+            <w:tcW w:type="dxa" w:w="2160"/>
+          </w:tcPr>
+          <w:p>
+            <w:r>
+              <w:rPr>
+                <w:sz w:val="18"/>
+              </w:rPr>
+              <w:t>2026-07-25</w:t>
             </w:r>
           </w:p>
         </w:tc>
@@ -34343,7 +34559,7 @@
               <w:rPr>
                 <w:sz w:val="18"/>
               </w:rPr>
-              <w:t>2026-06-09</w:t>
+              <w:t>2026-07-25</w:t>
             </w:r>
           </w:p>
         </w:tc>
@@ -34358,7 +34574,7 @@
               <w:rPr>
                 <w:sz w:val="18"/>
               </w:rPr>
-              <w:t>⏳ Contract Tests</w:t>
+              <w:t>⏳ Update Master Document</w:t>
             </w:r>
           </w:p>
         </w:tc>
@@ -34397,7 +34613,7 @@
               <w:rPr>
                 <w:sz w:val="18"/>
               </w:rPr>
-              <w:t>2026-06-09</w:t>
+              <w:t>2026-07-25</w:t>
             </w:r>
           </w:p>
         </w:tc>
@@ -34412,7 +34628,7 @@
               <w:rPr>
                 <w:sz w:val="18"/>
               </w:rPr>
-              <w:t>⏳ Codacy Security Scan</w:t>
+              <w:t>⏳ License Scan</w:t>
             </w:r>
           </w:p>
         </w:tc>
@@ -34451,223 +34667,7 @@
               <w:rPr>
                 <w:sz w:val="18"/>
               </w:rPr>
-              <w:t>2026-06-09</w:t>
-            </w:r>
-          </w:p>
-        </w:tc>
-      </w:tr>
-      <w:tr>
-        <w:tc>
-          <w:tcPr>
-            <w:tcW w:type="dxa" w:w="2160"/>
-          </w:tcPr>
-          <w:p>
-            <w:r>
-              <w:rPr>
-                <w:sz w:val="18"/>
-              </w:rPr>
-              <w:t>⏳ Wiki Documentation Sync</w:t>
-            </w:r>
-          </w:p>
-        </w:tc>
-        <w:tc>
-          <w:tcPr>
-            <w:tcW w:type="dxa" w:w="2160"/>
-          </w:tcPr>
-          <w:p>
-            <w:r>
-              <w:rPr>
-                <w:sz w:val="18"/>
-              </w:rPr>
-              <w:t>main</w:t>
-            </w:r>
-          </w:p>
-        </w:tc>
-        <w:tc>
-          <w:tcPr>
-            <w:tcW w:type="dxa" w:w="2160"/>
-          </w:tcPr>
-          <w:p>
-            <w:r>
-              <w:rPr>
-                <w:sz w:val="18"/>
-              </w:rPr>
-              <w:t>in_progress</w:t>
-            </w:r>
-          </w:p>
-        </w:tc>
-        <w:tc>
-          <w:tcPr>
-            <w:tcW w:type="dxa" w:w="2160"/>
-          </w:tcPr>
-          <w:p>
-            <w:r>
-              <w:rPr>
-                <w:sz w:val="18"/>
-              </w:rPr>
-              <w:t>2026-06-09</w:t>
-            </w:r>
-          </w:p>
-        </w:tc>
-      </w:tr>
-      <w:tr>
-        <w:tc>
-          <w:tcPr>
-            <w:tcW w:type="dxa" w:w="2160"/>
-          </w:tcPr>
-          <w:p>
-            <w:r>
-              <w:rPr>
-                <w:sz w:val="18"/>
-              </w:rPr>
-              <w:t>⏳ Code Quality: Push on main</w:t>
-            </w:r>
-          </w:p>
-        </w:tc>
-        <w:tc>
-          <w:tcPr>
-            <w:tcW w:type="dxa" w:w="2160"/>
-          </w:tcPr>
-          <w:p>
-            <w:r>
-              <w:rPr>
-                <w:sz w:val="18"/>
-              </w:rPr>
-              <w:t>main</w:t>
-            </w:r>
-          </w:p>
-        </w:tc>
-        <w:tc>
-          <w:tcPr>
-            <w:tcW w:type="dxa" w:w="2160"/>
-          </w:tcPr>
-          <w:p>
-            <w:r>
-              <w:rPr>
-                <w:sz w:val="18"/>
-              </w:rPr>
-              <w:t>in_progress</w:t>
-            </w:r>
-          </w:p>
-        </w:tc>
-        <w:tc>
-          <w:tcPr>
-            <w:tcW w:type="dxa" w:w="2160"/>
-          </w:tcPr>
-          <w:p>
-            <w:r>
-              <w:rPr>
-                <w:sz w:val="18"/>
-              </w:rPr>
-              <w:t>2026-06-09</w:t>
-            </w:r>
-          </w:p>
-        </w:tc>
-      </w:tr>
-      <w:tr>
-        <w:tc>
-          <w:tcPr>
-            <w:tcW w:type="dxa" w:w="2160"/>
-          </w:tcPr>
-          <w:p>
-            <w:r>
-              <w:rPr>
-                <w:sz w:val="18"/>
-              </w:rPr>
-              <w:t>⏳ Push on main</w:t>
-            </w:r>
-          </w:p>
-        </w:tc>
-        <w:tc>
-          <w:tcPr>
-            <w:tcW w:type="dxa" w:w="2160"/>
-          </w:tcPr>
-          <w:p>
-            <w:r>
-              <w:rPr>
-                <w:sz w:val="18"/>
-              </w:rPr>
-              <w:t>main</w:t>
-            </w:r>
-          </w:p>
-        </w:tc>
-        <w:tc>
-          <w:tcPr>
-            <w:tcW w:type="dxa" w:w="2160"/>
-          </w:tcPr>
-          <w:p>
-            <w:r>
-              <w:rPr>
-                <w:sz w:val="18"/>
-              </w:rPr>
-              <w:t>in_progress</w:t>
-            </w:r>
-          </w:p>
-        </w:tc>
-        <w:tc>
-          <w:tcPr>
-            <w:tcW w:type="dxa" w:w="2160"/>
-          </w:tcPr>
-          <w:p>
-            <w:r>
-              <w:rPr>
-                <w:sz w:val="18"/>
-              </w:rPr>
-              <w:t>2026-06-09</w:t>
-            </w:r>
-          </w:p>
-        </w:tc>
-      </w:tr>
-      <w:tr>
-        <w:tc>
-          <w:tcPr>
-            <w:tcW w:type="dxa" w:w="2160"/>
-          </w:tcPr>
-          <w:p>
-            <w:r>
-              <w:rPr>
-                <w:sz w:val="18"/>
-              </w:rPr>
-              <w:t>⏳ Branch Protection Checks</w:t>
-            </w:r>
-          </w:p>
-        </w:tc>
-        <w:tc>
-          <w:tcPr>
-            <w:tcW w:type="dxa" w:w="2160"/>
-          </w:tcPr>
-          <w:p>
-            <w:r>
-              <w:rPr>
-                <w:sz w:val="18"/>
-              </w:rPr>
-              <w:t>copilot/fix-271806273-1189775594-56109f09-207f-4c1f-b6e9-92a559241e8f</w:t>
-            </w:r>
-          </w:p>
-        </w:tc>
-        <w:tc>
-          <w:tcPr>
-            <w:tcW w:type="dxa" w:w="2160"/>
-          </w:tcPr>
-          <w:p>
-            <w:r>
-              <w:rPr>
-                <w:sz w:val="18"/>
-              </w:rPr>
-              <w:t>action_required</w:t>
-            </w:r>
-          </w:p>
-        </w:tc>
-        <w:tc>
-          <w:tcPr>
-            <w:tcW w:type="dxa" w:w="2160"/>
-          </w:tcPr>
-          <w:p>
-            <w:r>
-              <w:rPr>
-                <w:sz w:val="18"/>
-              </w:rPr>
-              <w:t>2026-06-09</w:t>
+              <w:t>2026-07-25</w:t>
             </w:r>
           </w:p>
         </w:tc>
@@ -34796,7 +34796,7 @@
               <w:rPr>
                 <w:sz w:val="18"/>
               </w:rPr>
-              <w:t>52397b4</w:t>
+              <w:t>cd381f0</w:t>
             </w:r>
           </w:p>
         </w:tc>
@@ -34809,7 +34809,7 @@
               <w:rPr>
                 <w:sz w:val="18"/>
               </w:rPr>
-              <w:t>2026-06-09</w:t>
+              <w:t>2026-07-25</w:t>
             </w:r>
           </w:p>
         </w:tc>
@@ -34822,7 +34822,7 @@
               <w:rPr>
                 <w:sz w:val="18"/>
               </w:rPr>
-              <w:t>Merge pull request #100 from SafeVixAI/docs-wiki-auto-update</w:t>
+              <w:t>fix(ci): resolve remaining CI failures - a11y, security, release</w:t>
             </w:r>
           </w:p>
         </w:tc>
@@ -34850,7 +34850,7 @@
               <w:rPr>
                 <w:sz w:val="18"/>
               </w:rPr>
-              <w:t>425db96</w:t>
+              <w:t>59b50f7</w:t>
             </w:r>
           </w:p>
         </w:tc>
@@ -34863,7 +34863,7 @@
               <w:rPr>
                 <w:sz w:val="18"/>
               </w:rPr>
-              <w:t>2026-06-09</w:t>
+              <w:t>2026-07-25</w:t>
             </w:r>
           </w:p>
         </w:tc>
@@ -34876,61 +34876,7 @@
               <w:rPr>
                 <w:sz w:val="18"/>
               </w:rPr>
-              <w:t>docs(wiki): auto-sync wiki documentation [automated]</w:t>
-            </w:r>
-          </w:p>
-        </w:tc>
-        <w:tc>
-          <w:tcPr>
-            <w:tcW w:type="dxa" w:w="2160"/>
-          </w:tcPr>
-          <w:p>
-            <w:r>
-              <w:rPr>
-                <w:sz w:val="18"/>
-              </w:rPr>
-              <w:t>rohitkumarnaidu</w:t>
-            </w:r>
-          </w:p>
-        </w:tc>
-      </w:tr>
-      <w:tr>
-        <w:tc>
-          <w:tcPr>
-            <w:tcW w:type="dxa" w:w="2160"/>
-          </w:tcPr>
-          <w:p>
-            <w:r>
-              <w:rPr>
-                <w:sz w:val="18"/>
-              </w:rPr>
-              <w:t>7c3823f</w:t>
-            </w:r>
-          </w:p>
-        </w:tc>
-        <w:tc>
-          <w:tcPr>
-            <w:tcW w:type="dxa" w:w="2160"/>
-          </w:tcPr>
-          <w:p>
-            <w:r>
-              <w:rPr>
-                <w:sz w:val="18"/>
-              </w:rPr>
-              <w:t>2026-06-09</w:t>
-            </w:r>
-          </w:p>
-        </w:tc>
-        <w:tc>
-          <w:tcPr>
-            <w:tcW w:type="dxa" w:w="2160"/>
-          </w:tcPr>
-          <w:p>
-            <w:r>
-              <w:rPr>
-                <w:sz w:val="18"/>
-              </w:rPr>
-              <w:t>fix(e2e): automate static asset copying, auto-dismiss SystemStatusBar, and fix o</w:t>
+              <w:t>fix(ci): remove secrets from notify-failure.yml if: condition</w:t>
             </w:r>
           </w:p>
         </w:tc>
@@ -34958,7 +34904,7 @@
               <w:rPr>
                 <w:sz w:val="18"/>
               </w:rPr>
-              <w:t>372b126</w:t>
+              <w:t>350b9a1</w:t>
             </w:r>
           </w:p>
         </w:tc>
@@ -34971,7 +34917,7 @@
               <w:rPr>
                 <w:sz w:val="18"/>
               </w:rPr>
-              <w:t>2026-06-09</w:t>
+              <w:t>2026-07-25</w:t>
             </w:r>
           </w:p>
         </w:tc>
@@ -34984,7 +34930,7 @@
               <w:rPr>
                 <w:sz w:val="18"/>
               </w:rPr>
-              <w:t>style: fix remaining auto-fixable python quality findings</w:t>
+              <w:t>fix(ci): resolve all 8 failing CI checks at enterprise level</w:t>
             </w:r>
           </w:p>
         </w:tc>
@@ -35012,7 +34958,7 @@
               <w:rPr>
                 <w:sz w:val="18"/>
               </w:rPr>
-              <w:t>97c854f</w:t>
+              <w:t>ad09a01</w:t>
             </w:r>
           </w:p>
         </w:tc>
@@ -35025,7 +34971,7 @@
               <w:rPr>
                 <w:sz w:val="18"/>
               </w:rPr>
-              <w:t>2026-06-09</w:t>
+              <w:t>2026-07-25</w:t>
             </w:r>
           </w:p>
         </w:tc>
@@ -35038,7 +34984,7 @@
               <w:rPr>
                 <w:sz w:val="18"/>
               </w:rPr>
-              <w:t>fix(e2e): copy .next/static into standalone output for JS/CSS hydration</w:t>
+              <w:t>fix: make validate-commits gates non-blocking (warning instead of exit 1)</w:t>
             </w:r>
           </w:p>
         </w:tc>
@@ -35066,7 +35012,7 @@
               <w:rPr>
                 <w:sz w:val="18"/>
               </w:rPr>
-              <w:t>d74dfa9</w:t>
+              <w:t>9cef36e</w:t>
             </w:r>
           </w:p>
         </w:tc>
@@ -35079,7 +35025,7 @@
               <w:rPr>
                 <w:sz w:val="18"/>
               </w:rPr>
-              <w:t>2026-06-09</w:t>
+              <w:t>2026-07-25</w:t>
             </w:r>
           </w:p>
         </w:tc>
@@ -35092,7 +35038,7 @@
               <w:rPr>
                 <w:sz w:val="18"/>
               </w:rPr>
-              <w:t>style: run ruff check --fix --unsafe-fixes to resolve python maintainability fin</w:t>
+              <w:t>ci: enterprise hardening complete — concurrency + notify-failure on all 41 workf</w:t>
             </w:r>
           </w:p>
         </w:tc>
@@ -35120,7 +35066,7 @@
               <w:rPr>
                 <w:sz w:val="18"/>
               </w:rPr>
-              <w:t>b6808fa</w:t>
+              <w:t>a7f0f8d</w:t>
             </w:r>
           </w:p>
         </w:tc>
@@ -35133,7 +35079,7 @@
               <w:rPr>
                 <w:sz w:val="18"/>
               </w:rPr>
-              <w:t>2026-06-09</w:t>
+              <w:t>2026-07-24</w:t>
             </w:r>
           </w:p>
         </w:tc>
@@ -35146,7 +35092,7 @@
               <w:rPr>
                 <w:sz w:val="18"/>
               </w:rPr>
-              <w:t>security: upgrade base OS packages inside all Dockerfiles to resolve Trivy RCE a</w:t>
+              <w:t>ci: add concurrency + notify-failure to all main CI workflows</w:t>
             </w:r>
           </w:p>
         </w:tc>
@@ -35174,7 +35120,7 @@
               <w:rPr>
                 <w:sz w:val="18"/>
               </w:rPr>
-              <w:t>9503986</w:t>
+              <w:t>5fb26f6</w:t>
             </w:r>
           </w:p>
         </w:tc>
@@ -35187,7 +35133,7 @@
               <w:rPr>
                 <w:sz w:val="18"/>
               </w:rPr>
-              <w:t>2026-06-09</w:t>
+              <w:t>2026-07-24</w:t>
             </w:r>
           </w:p>
         </w:tc>
@@ -35200,7 +35146,7 @@
               <w:rPr>
                 <w:sz w:val="18"/>
               </w:rPr>
-              <w:t>security: upgrade chromadb to 1.5.9 to resolve pre-auth RCE vulnerability and up</w:t>
+              <w:t>ci: enterprise hardening Phase 2-6 — notifications, caching, flaky retry, artifa</w:t>
             </w:r>
           </w:p>
         </w:tc>
@@ -35228,7 +35174,7 @@
               <w:rPr>
                 <w:sz w:val="18"/>
               </w:rPr>
-              <w:t>86b8ecf</w:t>
+              <w:t>ee6ee8d</w:t>
             </w:r>
           </w:p>
         </w:tc>
@@ -35241,7 +35187,7 @@
               <w:rPr>
                 <w:sz w:val="18"/>
               </w:rPr>
-              <w:t>2026-06-09</w:t>
+              <w:t>2026-07-24</w:t>
             </w:r>
           </w:p>
         </w:tc>
@@ -35254,7 +35200,7 @@
               <w:rPr>
                 <w:sz w:val="18"/>
               </w:rPr>
-              <w:t>fix: apply PR #170 changes — IMPLEMENTATION_PLAN corrections, E2E type safety, d</w:t>
+              <w:t>fix(security): remaining CodeQL code-level alerts + dep bumps</w:t>
             </w:r>
           </w:p>
         </w:tc>
@@ -35282,7 +35228,7 @@
               <w:rPr>
                 <w:sz w:val="18"/>
               </w:rPr>
-              <w:t>7c3d484</w:t>
+              <w:t>1dfc86b</w:t>
             </w:r>
           </w:p>
         </w:tc>
@@ -35295,7 +35241,7 @@
               <w:rPr>
                 <w:sz w:val="18"/>
               </w:rPr>
-              <w:t>2026-06-09</w:t>
+              <w:t>2026-07-24</w:t>
             </w:r>
           </w:p>
         </w:tc>
@@ -35308,7 +35254,61 @@
               <w:rPr>
                 <w:sz w:val="18"/>
               </w:rPr>
-              <w:t>fix: apply PR #169 changes — UIUX typo fixes and deterministic E2E offline check</w:t>
+              <w:t>ci: SHA-pin all 173 GitHub Action references across 40 workflows + add dependabo</w:t>
+            </w:r>
+          </w:p>
+        </w:tc>
+        <w:tc>
+          <w:tcPr>
+            <w:tcW w:type="dxa" w:w="2160"/>
+          </w:tcPr>
+          <w:p>
+            <w:r>
+              <w:rPr>
+                <w:sz w:val="18"/>
+              </w:rPr>
+              <w:t>Bappadala Rohith Kumar Naidu</w:t>
+            </w:r>
+          </w:p>
+        </w:tc>
+      </w:tr>
+      <w:tr>
+        <w:tc>
+          <w:tcPr>
+            <w:tcW w:type="dxa" w:w="2160"/>
+          </w:tcPr>
+          <w:p>
+            <w:r>
+              <w:rPr>
+                <w:sz w:val="18"/>
+              </w:rPr>
+              <w:t>3eb06b6</w:t>
+            </w:r>
+          </w:p>
+        </w:tc>
+        <w:tc>
+          <w:tcPr>
+            <w:tcW w:type="dxa" w:w="2160"/>
+          </w:tcPr>
+          <w:p>
+            <w:r>
+              <w:rPr>
+                <w:sz w:val="18"/>
+              </w:rPr>
+              <w:t>2026-07-24</w:t>
+            </w:r>
+          </w:p>
+        </w:tc>
+        <w:tc>
+          <w:tcPr>
+            <w:tcW w:type="dxa" w:w="2160"/>
+          </w:tcPr>
+          <w:p>
+            <w:r>
+              <w:rPr>
+                <w:sz w:val="18"/>
+              </w:rPr>
+              <w:t>fix(security): eliminate 97+ code alerts - SSRF, workflow hardening, dep bumps</w:t>
             </w:r>
           </w:p>
         </w:tc>
@@ -36173,7 +36173,7 @@
               <w:rPr>
                 <w:sz w:val="18"/>
               </w:rPr>
-              <w:t>374</w:t>
+              <w:t>393</w:t>
             </w:r>
           </w:p>
         </w:tc>
@@ -36201,7 +36201,7 @@
               <w:rPr>
                 <w:sz w:val="18"/>
               </w:rPr>
-              <w:t>780</w:t>
+              <w:t>773</w:t>
             </w:r>
           </w:p>
         </w:tc>
@@ -36307,7 +36307,7 @@
         <w:br/>
         <w:t>Generated by scripts/update_master_doc.py</w:t>
         <w:br/>
-        <w:t>Timestamp: 2026-06-09 11:52 IST</w:t>
+        <w:t>Timestamp: 2026-07-25 16:52 IST</w:t>
         <w:br/>
         <w:t>Repository: github.com/SafeVixAI/SafeVixAI</w:t>
       </w:r>

--- a/docs/SafeVixAI_MASTER.docx
+++ b/docs/SafeVixAI_MASTER.docx
@@ -33723,7 +33723,7 @@
           <w:i w:val="0"/>
           <w:sz w:val="22"/>
         </w:rPr>
-        <w:t>🕐 Last auto-updated: 2026-06-09 11:52 IST</w:t>
+        <w:t>🕐 Last auto-updated: 2026-07-25 16:54 IST</w:t>
       </w:r>
     </w:p>
     <w:p>
@@ -33811,7 +33811,7 @@
               <w:rPr>
                 <w:sz w:val="18"/>
               </w:rPr>
-              <w:t>0</w:t>
+              <w:t>2</w:t>
             </w:r>
           </w:p>
         </w:tc>
@@ -33867,7 +33867,7 @@
               <w:rPr>
                 <w:sz w:val="18"/>
               </w:rPr>
-              <w:t>69 MB</w:t>
+              <w:t>89 MB</w:t>
             </w:r>
           </w:p>
         </w:tc>
@@ -33923,7 +33923,7 @@
               <w:rPr>
                 <w:sz w:val="18"/>
               </w:rPr>
-              <w:t>2026-06-09</w:t>
+              <w:t>2026-07-25</w:t>
             </w:r>
           </w:p>
         </w:tc>
@@ -33951,7 +33951,7 @@
               <w:rPr>
                 <w:sz w:val="18"/>
               </w:rPr>
-              <w:t>2</w:t>
+              <w:t>18</w:t>
             </w:r>
           </w:p>
         </w:tc>
@@ -34060,7 +34060,7 @@
               <w:rPr>
                 <w:sz w:val="18"/>
               </w:rPr>
-              <w:t>125ms | HTTP 404 | v?</w:t>
+              <w:t>212ms | HTTP 404 | v?</w:t>
             </w:r>
           </w:p>
         </w:tc>
@@ -34101,7 +34101,7 @@
               <w:rPr>
                 <w:sz w:val="18"/>
               </w:rPr>
-              <w:t>156ms | HTTP 404 | v?</w:t>
+              <w:t>350ms | HTTP 200 | v?</w:t>
             </w:r>
           </w:p>
         </w:tc>
@@ -34142,7 +34142,7 @@
               <w:rPr>
                 <w:sz w:val="18"/>
               </w:rPr>
-              <w:t>71ms | HTTP 200 | v?</w:t>
+              <w:t>241ms | HTTP 200 | v?</w:t>
             </w:r>
           </w:p>
         </w:tc>
@@ -34250,7 +34250,7 @@
               <w:rPr>
                 <w:sz w:val="18"/>
               </w:rPr>
-              <w:t>⏳ Update Master Document</w:t>
+              <w:t>⏳ Benchmark Regression</w:t>
             </w:r>
           </w:p>
         </w:tc>
@@ -34276,7 +34276,7 @@
               <w:rPr>
                 <w:sz w:val="18"/>
               </w:rPr>
-              <w:t>in_progress</w:t>
+              <w:t>skipped</w:t>
             </w:r>
           </w:p>
         </w:tc>
@@ -34289,7 +34289,7 @@
               <w:rPr>
                 <w:sz w:val="18"/>
               </w:rPr>
-              <w:t>2026-06-09</w:t>
+              <w:t>2026-07-25</w:t>
             </w:r>
           </w:p>
         </w:tc>
@@ -34304,7 +34304,7 @@
               <w:rPr>
                 <w:sz w:val="18"/>
               </w:rPr>
-              <w:t>⏳ Deploy Enterprise Docs</w:t>
+              <w:t>⏳ License Scan</w:t>
             </w:r>
           </w:p>
         </w:tc>
@@ -34317,7 +34317,7 @@
               <w:rPr>
                 <w:sz w:val="18"/>
               </w:rPr>
-              <w:t>main</w:t>
+              <w:t>docs-wiki-auto-update-30156164926</w:t>
             </w:r>
           </w:p>
         </w:tc>
@@ -34330,7 +34330,7 @@
               <w:rPr>
                 <w:sz w:val="18"/>
               </w:rPr>
-              <w:t>in_progress</w:t>
+              <w:t>action_required</w:t>
             </w:r>
           </w:p>
         </w:tc>
@@ -34343,61 +34343,7 @@
               <w:rPr>
                 <w:sz w:val="18"/>
               </w:rPr>
-              <w:t>2026-06-09</w:t>
-            </w:r>
-          </w:p>
-        </w:tc>
-      </w:tr>
-      <w:tr>
-        <w:tc>
-          <w:tcPr>
-            <w:tcW w:type="dxa" w:w="2160"/>
-          </w:tcPr>
-          <w:p>
-            <w:r>
-              <w:rPr>
-                <w:sz w:val="18"/>
-              </w:rPr>
-              <w:t>⏳ Contract Tests</w:t>
-            </w:r>
-          </w:p>
-        </w:tc>
-        <w:tc>
-          <w:tcPr>
-            <w:tcW w:type="dxa" w:w="2160"/>
-          </w:tcPr>
-          <w:p>
-            <w:r>
-              <w:rPr>
-                <w:sz w:val="18"/>
-              </w:rPr>
-              <w:t>main</w:t>
-            </w:r>
-          </w:p>
-        </w:tc>
-        <w:tc>
-          <w:tcPr>
-            <w:tcW w:type="dxa" w:w="2160"/>
-          </w:tcPr>
-          <w:p>
-            <w:r>
-              <w:rPr>
-                <w:sz w:val="18"/>
-              </w:rPr>
-              <w:t>in_progress</w:t>
-            </w:r>
-          </w:p>
-        </w:tc>
-        <w:tc>
-          <w:tcPr>
-            <w:tcW w:type="dxa" w:w="2160"/>
-          </w:tcPr>
-          <w:p>
-            <w:r>
-              <w:rPr>
-                <w:sz w:val="18"/>
-              </w:rPr>
-              <w:t>2026-06-09</w:t>
+              <w:t>2026-07-25</w:t>
             </w:r>
           </w:p>
         </w:tc>
@@ -34425,7 +34371,7 @@
               <w:rPr>
                 <w:sz w:val="18"/>
               </w:rPr>
-              <w:t>main</w:t>
+              <w:t>docs-wiki-auto-update-30156164926</w:t>
             </w:r>
           </w:p>
         </w:tc>
@@ -34438,7 +34384,7 @@
               <w:rPr>
                 <w:sz w:val="18"/>
               </w:rPr>
-              <w:t>in_progress</w:t>
+              <w:t>action_required</w:t>
             </w:r>
           </w:p>
         </w:tc>
@@ -34451,7 +34397,7 @@
               <w:rPr>
                 <w:sz w:val="18"/>
               </w:rPr>
-              <w:t>2026-06-09</w:t>
+              <w:t>2026-07-25</w:t>
             </w:r>
           </w:p>
         </w:tc>
@@ -34466,7 +34412,7 @@
               <w:rPr>
                 <w:sz w:val="18"/>
               </w:rPr>
-              <w:t>⏳ Wiki Documentation Sync</w:t>
+              <w:t>⏳ Accessibility (a11y)</w:t>
             </w:r>
           </w:p>
         </w:tc>
@@ -34479,7 +34425,7 @@
               <w:rPr>
                 <w:sz w:val="18"/>
               </w:rPr>
-              <w:t>main</w:t>
+              <w:t>docs-wiki-auto-update-30156164926</w:t>
             </w:r>
           </w:p>
         </w:tc>
@@ -34492,7 +34438,7 @@
               <w:rPr>
                 <w:sz w:val="18"/>
               </w:rPr>
-              <w:t>in_progress</w:t>
+              <w:t>action_required</w:t>
             </w:r>
           </w:p>
         </w:tc>
@@ -34505,7 +34451,7 @@
               <w:rPr>
                 <w:sz w:val="18"/>
               </w:rPr>
-              <w:t>2026-06-09</w:t>
+              <w:t>2026-07-25</w:t>
             </w:r>
           </w:p>
         </w:tc>
@@ -34520,7 +34466,7 @@
               <w:rPr>
                 <w:sz w:val="18"/>
               </w:rPr>
-              <w:t>⏳ Code Quality: Push on main</w:t>
+              <w:t>⏳ Render Deploy Readiness</w:t>
             </w:r>
           </w:p>
         </w:tc>
@@ -34533,7 +34479,7 @@
               <w:rPr>
                 <w:sz w:val="18"/>
               </w:rPr>
-              <w:t>main</w:t>
+              <w:t>docs-wiki-auto-update-30156164926</w:t>
             </w:r>
           </w:p>
         </w:tc>
@@ -34546,7 +34492,7 @@
               <w:rPr>
                 <w:sz w:val="18"/>
               </w:rPr>
-              <w:t>in_progress</w:t>
+              <w:t>action_required</w:t>
             </w:r>
           </w:p>
         </w:tc>
@@ -34559,7 +34505,7 @@
               <w:rPr>
                 <w:sz w:val="18"/>
               </w:rPr>
-              <w:t>2026-06-09</w:t>
+              <w:t>2026-07-25</w:t>
             </w:r>
           </w:p>
         </w:tc>
@@ -34574,7 +34520,7 @@
               <w:rPr>
                 <w:sz w:val="18"/>
               </w:rPr>
-              <w:t>⏳ Push on main</w:t>
+              <w:t>⏳ Dependency Review</w:t>
             </w:r>
           </w:p>
         </w:tc>
@@ -34587,7 +34533,7 @@
               <w:rPr>
                 <w:sz w:val="18"/>
               </w:rPr>
-              <w:t>main</w:t>
+              <w:t>docs-wiki-auto-update-30156164926</w:t>
             </w:r>
           </w:p>
         </w:tc>
@@ -34600,7 +34546,7 @@
               <w:rPr>
                 <w:sz w:val="18"/>
               </w:rPr>
-              <w:t>in_progress</w:t>
+              <w:t>action_required</w:t>
             </w:r>
           </w:p>
         </w:tc>
@@ -34613,7 +34559,7 @@
               <w:rPr>
                 <w:sz w:val="18"/>
               </w:rPr>
-              <w:t>2026-06-09</w:t>
+              <w:t>2026-07-25</w:t>
             </w:r>
           </w:p>
         </w:tc>
@@ -34641,7 +34587,7 @@
               <w:rPr>
                 <w:sz w:val="18"/>
               </w:rPr>
-              <w:t>copilot/fix-271806273-1189775594-56109f09-207f-4c1f-b6e9-92a559241e8f</w:t>
+              <w:t>docs-wiki-auto-update-30156164926</w:t>
             </w:r>
           </w:p>
         </w:tc>
@@ -34667,7 +34613,61 @@
               <w:rPr>
                 <w:sz w:val="18"/>
               </w:rPr>
-              <w:t>2026-06-09</w:t>
+              <w:t>2026-07-25</w:t>
+            </w:r>
+          </w:p>
+        </w:tc>
+      </w:tr>
+      <w:tr>
+        <w:tc>
+          <w:tcPr>
+            <w:tcW w:type="dxa" w:w="2160"/>
+          </w:tcPr>
+          <w:p>
+            <w:r>
+              <w:rPr>
+                <w:sz w:val="18"/>
+              </w:rPr>
+              <w:t>⏳ Security Scan</w:t>
+            </w:r>
+          </w:p>
+        </w:tc>
+        <w:tc>
+          <w:tcPr>
+            <w:tcW w:type="dxa" w:w="2160"/>
+          </w:tcPr>
+          <w:p>
+            <w:r>
+              <w:rPr>
+                <w:sz w:val="18"/>
+              </w:rPr>
+              <w:t>docs-wiki-auto-update-30156164926</w:t>
+            </w:r>
+          </w:p>
+        </w:tc>
+        <w:tc>
+          <w:tcPr>
+            <w:tcW w:type="dxa" w:w="2160"/>
+          </w:tcPr>
+          <w:p>
+            <w:r>
+              <w:rPr>
+                <w:sz w:val="18"/>
+              </w:rPr>
+              <w:t>action_required</w:t>
+            </w:r>
+          </w:p>
+        </w:tc>
+        <w:tc>
+          <w:tcPr>
+            <w:tcW w:type="dxa" w:w="2160"/>
+          </w:tcPr>
+          <w:p>
+            <w:r>
+              <w:rPr>
+                <w:sz w:val="18"/>
+              </w:rPr>
+              <w:t>2026-07-25</w:t>
             </w:r>
           </w:p>
         </w:tc>
@@ -34796,7 +34796,7 @@
               <w:rPr>
                 <w:sz w:val="18"/>
               </w:rPr>
-              <w:t>52397b4</w:t>
+              <w:t>0a84bea</w:t>
             </w:r>
           </w:p>
         </w:tc>
@@ -34809,7 +34809,7 @@
               <w:rPr>
                 <w:sz w:val="18"/>
               </w:rPr>
-              <w:t>2026-06-09</w:t>
+              <w:t>2026-07-25</w:t>
             </w:r>
           </w:p>
         </w:tc>
@@ -34822,7 +34822,7 @@
               <w:rPr>
                 <w:sz w:val="18"/>
               </w:rPr>
-              <w:t>Merge pull request #100 from SafeVixAI/docs-wiki-auto-update</w:t>
+              <w:t>ci: trigger backend + chatbot workflows to verify notify-failure fix</w:t>
             </w:r>
           </w:p>
         </w:tc>
@@ -34850,7 +34850,7 @@
               <w:rPr>
                 <w:sz w:val="18"/>
               </w:rPr>
-              <w:t>425db96</w:t>
+              <w:t>cd381f0</w:t>
             </w:r>
           </w:p>
         </w:tc>
@@ -34863,7 +34863,7 @@
               <w:rPr>
                 <w:sz w:val="18"/>
               </w:rPr>
-              <w:t>2026-06-09</w:t>
+              <w:t>2026-07-25</w:t>
             </w:r>
           </w:p>
         </w:tc>
@@ -34876,61 +34876,7 @@
               <w:rPr>
                 <w:sz w:val="18"/>
               </w:rPr>
-              <w:t>docs(wiki): auto-sync wiki documentation [automated]</w:t>
-            </w:r>
-          </w:p>
-        </w:tc>
-        <w:tc>
-          <w:tcPr>
-            <w:tcW w:type="dxa" w:w="2160"/>
-          </w:tcPr>
-          <w:p>
-            <w:r>
-              <w:rPr>
-                <w:sz w:val="18"/>
-              </w:rPr>
-              <w:t>rohitkumarnaidu</w:t>
-            </w:r>
-          </w:p>
-        </w:tc>
-      </w:tr>
-      <w:tr>
-        <w:tc>
-          <w:tcPr>
-            <w:tcW w:type="dxa" w:w="2160"/>
-          </w:tcPr>
-          <w:p>
-            <w:r>
-              <w:rPr>
-                <w:sz w:val="18"/>
-              </w:rPr>
-              <w:t>7c3823f</w:t>
-            </w:r>
-          </w:p>
-        </w:tc>
-        <w:tc>
-          <w:tcPr>
-            <w:tcW w:type="dxa" w:w="2160"/>
-          </w:tcPr>
-          <w:p>
-            <w:r>
-              <w:rPr>
-                <w:sz w:val="18"/>
-              </w:rPr>
-              <w:t>2026-06-09</w:t>
-            </w:r>
-          </w:p>
-        </w:tc>
-        <w:tc>
-          <w:tcPr>
-            <w:tcW w:type="dxa" w:w="2160"/>
-          </w:tcPr>
-          <w:p>
-            <w:r>
-              <w:rPr>
-                <w:sz w:val="18"/>
-              </w:rPr>
-              <w:t>fix(e2e): automate static asset copying, auto-dismiss SystemStatusBar, and fix o</w:t>
+              <w:t>fix(ci): resolve remaining CI failures - a11y, security, release</w:t>
             </w:r>
           </w:p>
         </w:tc>
@@ -34958,7 +34904,7 @@
               <w:rPr>
                 <w:sz w:val="18"/>
               </w:rPr>
-              <w:t>372b126</w:t>
+              <w:t>59b50f7</w:t>
             </w:r>
           </w:p>
         </w:tc>
@@ -34971,7 +34917,7 @@
               <w:rPr>
                 <w:sz w:val="18"/>
               </w:rPr>
-              <w:t>2026-06-09</w:t>
+              <w:t>2026-07-25</w:t>
             </w:r>
           </w:p>
         </w:tc>
@@ -34984,7 +34930,7 @@
               <w:rPr>
                 <w:sz w:val="18"/>
               </w:rPr>
-              <w:t>style: fix remaining auto-fixable python quality findings</w:t>
+              <w:t>fix(ci): remove secrets from notify-failure.yml if: condition</w:t>
             </w:r>
           </w:p>
         </w:tc>
@@ -35012,7 +34958,7 @@
               <w:rPr>
                 <w:sz w:val="18"/>
               </w:rPr>
-              <w:t>97c854f</w:t>
+              <w:t>350b9a1</w:t>
             </w:r>
           </w:p>
         </w:tc>
@@ -35025,7 +34971,7 @@
               <w:rPr>
                 <w:sz w:val="18"/>
               </w:rPr>
-              <w:t>2026-06-09</w:t>
+              <w:t>2026-07-25</w:t>
             </w:r>
           </w:p>
         </w:tc>
@@ -35038,7 +34984,7 @@
               <w:rPr>
                 <w:sz w:val="18"/>
               </w:rPr>
-              <w:t>fix(e2e): copy .next/static into standalone output for JS/CSS hydration</w:t>
+              <w:t>fix(ci): resolve all 8 failing CI checks at enterprise level</w:t>
             </w:r>
           </w:p>
         </w:tc>
@@ -35066,7 +35012,7 @@
               <w:rPr>
                 <w:sz w:val="18"/>
               </w:rPr>
-              <w:t>d74dfa9</w:t>
+              <w:t>ad09a01</w:t>
             </w:r>
           </w:p>
         </w:tc>
@@ -35079,7 +35025,7 @@
               <w:rPr>
                 <w:sz w:val="18"/>
               </w:rPr>
-              <w:t>2026-06-09</w:t>
+              <w:t>2026-07-25</w:t>
             </w:r>
           </w:p>
         </w:tc>
@@ -35092,7 +35038,7 @@
               <w:rPr>
                 <w:sz w:val="18"/>
               </w:rPr>
-              <w:t>style: run ruff check --fix --unsafe-fixes to resolve python maintainability fin</w:t>
+              <w:t>fix: make validate-commits gates non-blocking (warning instead of exit 1)</w:t>
             </w:r>
           </w:p>
         </w:tc>
@@ -35120,7 +35066,7 @@
               <w:rPr>
                 <w:sz w:val="18"/>
               </w:rPr>
-              <w:t>b6808fa</w:t>
+              <w:t>9cef36e</w:t>
             </w:r>
           </w:p>
         </w:tc>
@@ -35133,7 +35079,7 @@
               <w:rPr>
                 <w:sz w:val="18"/>
               </w:rPr>
-              <w:t>2026-06-09</w:t>
+              <w:t>2026-07-25</w:t>
             </w:r>
           </w:p>
         </w:tc>
@@ -35146,7 +35092,7 @@
               <w:rPr>
                 <w:sz w:val="18"/>
               </w:rPr>
-              <w:t>security: upgrade base OS packages inside all Dockerfiles to resolve Trivy RCE a</w:t>
+              <w:t>ci: enterprise hardening complete — concurrency + notify-failure on all 41 workf</w:t>
             </w:r>
           </w:p>
         </w:tc>
@@ -35174,7 +35120,7 @@
               <w:rPr>
                 <w:sz w:val="18"/>
               </w:rPr>
-              <w:t>9503986</w:t>
+              <w:t>a7f0f8d</w:t>
             </w:r>
           </w:p>
         </w:tc>
@@ -35187,7 +35133,7 @@
               <w:rPr>
                 <w:sz w:val="18"/>
               </w:rPr>
-              <w:t>2026-06-09</w:t>
+              <w:t>2026-07-24</w:t>
             </w:r>
           </w:p>
         </w:tc>
@@ -35200,7 +35146,7 @@
               <w:rPr>
                 <w:sz w:val="18"/>
               </w:rPr>
-              <w:t>security: upgrade chromadb to 1.5.9 to resolve pre-auth RCE vulnerability and up</w:t>
+              <w:t>ci: add concurrency + notify-failure to all main CI workflows</w:t>
             </w:r>
           </w:p>
         </w:tc>
@@ -35228,7 +35174,7 @@
               <w:rPr>
                 <w:sz w:val="18"/>
               </w:rPr>
-              <w:t>86b8ecf</w:t>
+              <w:t>5fb26f6</w:t>
             </w:r>
           </w:p>
         </w:tc>
@@ -35241,7 +35187,7 @@
               <w:rPr>
                 <w:sz w:val="18"/>
               </w:rPr>
-              <w:t>2026-06-09</w:t>
+              <w:t>2026-07-24</w:t>
             </w:r>
           </w:p>
         </w:tc>
@@ -35254,7 +35200,7 @@
               <w:rPr>
                 <w:sz w:val="18"/>
               </w:rPr>
-              <w:t>fix: apply PR #170 changes — IMPLEMENTATION_PLAN corrections, E2E type safety, d</w:t>
+              <w:t>ci: enterprise hardening Phase 2-6 — notifications, caching, flaky retry, artifa</w:t>
             </w:r>
           </w:p>
         </w:tc>
@@ -35282,7 +35228,7 @@
               <w:rPr>
                 <w:sz w:val="18"/>
               </w:rPr>
-              <w:t>7c3d484</w:t>
+              <w:t>ee6ee8d</w:t>
             </w:r>
           </w:p>
         </w:tc>
@@ -35295,7 +35241,7 @@
               <w:rPr>
                 <w:sz w:val="18"/>
               </w:rPr>
-              <w:t>2026-06-09</w:t>
+              <w:t>2026-07-24</w:t>
             </w:r>
           </w:p>
         </w:tc>
@@ -35308,7 +35254,61 @@
               <w:rPr>
                 <w:sz w:val="18"/>
               </w:rPr>
-              <w:t>fix: apply PR #169 changes — UIUX typo fixes and deterministic E2E offline check</w:t>
+              <w:t>fix(security): remaining CodeQL code-level alerts + dep bumps</w:t>
+            </w:r>
+          </w:p>
+        </w:tc>
+        <w:tc>
+          <w:tcPr>
+            <w:tcW w:type="dxa" w:w="2160"/>
+          </w:tcPr>
+          <w:p>
+            <w:r>
+              <w:rPr>
+                <w:sz w:val="18"/>
+              </w:rPr>
+              <w:t>Bappadala Rohith Kumar Naidu</w:t>
+            </w:r>
+          </w:p>
+        </w:tc>
+      </w:tr>
+      <w:tr>
+        <w:tc>
+          <w:tcPr>
+            <w:tcW w:type="dxa" w:w="2160"/>
+          </w:tcPr>
+          <w:p>
+            <w:r>
+              <w:rPr>
+                <w:sz w:val="18"/>
+              </w:rPr>
+              <w:t>1dfc86b</w:t>
+            </w:r>
+          </w:p>
+        </w:tc>
+        <w:tc>
+          <w:tcPr>
+            <w:tcW w:type="dxa" w:w="2160"/>
+          </w:tcPr>
+          <w:p>
+            <w:r>
+              <w:rPr>
+                <w:sz w:val="18"/>
+              </w:rPr>
+              <w:t>2026-07-24</w:t>
+            </w:r>
+          </w:p>
+        </w:tc>
+        <w:tc>
+          <w:tcPr>
+            <w:tcW w:type="dxa" w:w="2160"/>
+          </w:tcPr>
+          <w:p>
+            <w:r>
+              <w:rPr>
+                <w:sz w:val="18"/>
+              </w:rPr>
+              <w:t>ci: SHA-pin all 173 GitHub Action references across 40 workflows + add dependabo</w:t>
             </w:r>
           </w:p>
         </w:tc>
@@ -36173,7 +36173,7 @@
               <w:rPr>
                 <w:sz w:val="18"/>
               </w:rPr>
-              <w:t>374</w:t>
+              <w:t>393</w:t>
             </w:r>
           </w:p>
         </w:tc>
@@ -36201,7 +36201,7 @@
               <w:rPr>
                 <w:sz w:val="18"/>
               </w:rPr>
-              <w:t>780</w:t>
+              <w:t>773</w:t>
             </w:r>
           </w:p>
         </w:tc>
@@ -36307,7 +36307,7 @@
         <w:br/>
         <w:t>Generated by scripts/update_master_doc.py</w:t>
         <w:br/>
-        <w:t>Timestamp: 2026-06-09 11:52 IST</w:t>
+        <w:t>Timestamp: 2026-07-25 16:54 IST</w:t>
         <w:br/>
         <w:t>Repository: github.com/SafeVixAI/SafeVixAI</w:t>
       </w:r>

--- a/docs/SafeVixAI_MASTER.docx
+++ b/docs/SafeVixAI_MASTER.docx
@@ -33723,7 +33723,7 @@
           <w:i w:val="0"/>
           <w:sz w:val="22"/>
         </w:rPr>
-        <w:t>🕐 Last auto-updated: 2026-06-09 11:52 IST</w:t>
+        <w:t>🕐 Last auto-updated: 2026-07-25 18:31 IST</w:t>
       </w:r>
     </w:p>
     <w:p>
@@ -33811,7 +33811,7 @@
               <w:rPr>
                 <w:sz w:val="18"/>
               </w:rPr>
-              <w:t>0</w:t>
+              <w:t>2</w:t>
             </w:r>
           </w:p>
         </w:tc>
@@ -33867,7 +33867,7 @@
               <w:rPr>
                 <w:sz w:val="18"/>
               </w:rPr>
-              <w:t>69 MB</w:t>
+              <w:t>89 MB</w:t>
             </w:r>
           </w:p>
         </w:tc>
@@ -33923,7 +33923,7 @@
               <w:rPr>
                 <w:sz w:val="18"/>
               </w:rPr>
-              <w:t>2026-06-09</w:t>
+              <w:t>2026-07-25</w:t>
             </w:r>
           </w:p>
         </w:tc>
@@ -33951,7 +33951,7 @@
               <w:rPr>
                 <w:sz w:val="18"/>
               </w:rPr>
-              <w:t>2</w:t>
+              <w:t>20</w:t>
             </w:r>
           </w:p>
         </w:tc>
@@ -34060,7 +34060,7 @@
               <w:rPr>
                 <w:sz w:val="18"/>
               </w:rPr>
-              <w:t>125ms | HTTP 404 | v?</w:t>
+              <w:t>59ms | HTTP 404 | v?</w:t>
             </w:r>
           </w:p>
         </w:tc>
@@ -34101,7 +34101,7 @@
               <w:rPr>
                 <w:sz w:val="18"/>
               </w:rPr>
-              <w:t>156ms | HTTP 404 | v?</w:t>
+              <w:t>602ms | HTTP 200 | v?</w:t>
             </w:r>
           </w:p>
         </w:tc>
@@ -34142,7 +34142,7 @@
               <w:rPr>
                 <w:sz w:val="18"/>
               </w:rPr>
-              <w:t>71ms | HTTP 200 | v?</w:t>
+              <w:t>178ms | HTTP 200 | v?</w:t>
             </w:r>
           </w:p>
         </w:tc>
@@ -34250,7 +34250,7 @@
               <w:rPr>
                 <w:sz w:val="18"/>
               </w:rPr>
-              <w:t>⏳ Update Master Document</w:t>
+              <w:t>⏳ Benchmark Regression</w:t>
             </w:r>
           </w:p>
         </w:tc>
@@ -34276,7 +34276,7 @@
               <w:rPr>
                 <w:sz w:val="18"/>
               </w:rPr>
-              <w:t>in_progress</w:t>
+              <w:t>skipped</w:t>
             </w:r>
           </w:p>
         </w:tc>
@@ -34289,7 +34289,7 @@
               <w:rPr>
                 <w:sz w:val="18"/>
               </w:rPr>
-              <w:t>2026-06-09</w:t>
+              <w:t>2026-07-25</w:t>
             </w:r>
           </w:p>
         </w:tc>
@@ -34304,7 +34304,7 @@
               <w:rPr>
                 <w:sz w:val="18"/>
               </w:rPr>
-              <w:t>⏳ Deploy Enterprise Docs</w:t>
+              <w:t>⏳ Branch Protection Checks</w:t>
             </w:r>
           </w:p>
         </w:tc>
@@ -34317,7 +34317,7 @@
               <w:rPr>
                 <w:sz w:val="18"/>
               </w:rPr>
-              <w:t>main</w:t>
+              <w:t>docs-wiki-auto-update-30158958004</w:t>
             </w:r>
           </w:p>
         </w:tc>
@@ -34330,7 +34330,7 @@
               <w:rPr>
                 <w:sz w:val="18"/>
               </w:rPr>
-              <w:t>in_progress</w:t>
+              <w:t>action_required</w:t>
             </w:r>
           </w:p>
         </w:tc>
@@ -34343,7 +34343,7 @@
               <w:rPr>
                 <w:sz w:val="18"/>
               </w:rPr>
-              <w:t>2026-06-09</w:t>
+              <w:t>2026-07-25</w:t>
             </w:r>
           </w:p>
         </w:tc>
@@ -34358,7 +34358,7 @@
               <w:rPr>
                 <w:sz w:val="18"/>
               </w:rPr>
-              <w:t>⏳ Contract Tests</w:t>
+              <w:t>⏳ Security Scan</w:t>
             </w:r>
           </w:p>
         </w:tc>
@@ -34371,7 +34371,7 @@
               <w:rPr>
                 <w:sz w:val="18"/>
               </w:rPr>
-              <w:t>main</w:t>
+              <w:t>docs-wiki-auto-update-30158958004</w:t>
             </w:r>
           </w:p>
         </w:tc>
@@ -34384,7 +34384,7 @@
               <w:rPr>
                 <w:sz w:val="18"/>
               </w:rPr>
-              <w:t>in_progress</w:t>
+              <w:t>action_required</w:t>
             </w:r>
           </w:p>
         </w:tc>
@@ -34397,7 +34397,169 @@
               <w:rPr>
                 <w:sz w:val="18"/>
               </w:rPr>
-              <w:t>2026-06-09</w:t>
+              <w:t>2026-07-25</w:t>
+            </w:r>
+          </w:p>
+        </w:tc>
+      </w:tr>
+      <w:tr>
+        <w:tc>
+          <w:tcPr>
+            <w:tcW w:type="dxa" w:w="2160"/>
+          </w:tcPr>
+          <w:p>
+            <w:r>
+              <w:rPr>
+                <w:sz w:val="18"/>
+              </w:rPr>
+              <w:t>⏳ Render Deploy Readiness</w:t>
+            </w:r>
+          </w:p>
+        </w:tc>
+        <w:tc>
+          <w:tcPr>
+            <w:tcW w:type="dxa" w:w="2160"/>
+          </w:tcPr>
+          <w:p>
+            <w:r>
+              <w:rPr>
+                <w:sz w:val="18"/>
+              </w:rPr>
+              <w:t>docs-wiki-auto-update-30158958004</w:t>
+            </w:r>
+          </w:p>
+        </w:tc>
+        <w:tc>
+          <w:tcPr>
+            <w:tcW w:type="dxa" w:w="2160"/>
+          </w:tcPr>
+          <w:p>
+            <w:r>
+              <w:rPr>
+                <w:sz w:val="18"/>
+              </w:rPr>
+              <w:t>action_required</w:t>
+            </w:r>
+          </w:p>
+        </w:tc>
+        <w:tc>
+          <w:tcPr>
+            <w:tcW w:type="dxa" w:w="2160"/>
+          </w:tcPr>
+          <w:p>
+            <w:r>
+              <w:rPr>
+                <w:sz w:val="18"/>
+              </w:rPr>
+              <w:t>2026-07-25</w:t>
+            </w:r>
+          </w:p>
+        </w:tc>
+      </w:tr>
+      <w:tr>
+        <w:tc>
+          <w:tcPr>
+            <w:tcW w:type="dxa" w:w="2160"/>
+          </w:tcPr>
+          <w:p>
+            <w:r>
+              <w:rPr>
+                <w:sz w:val="18"/>
+              </w:rPr>
+              <w:t>⏳ License Scan</w:t>
+            </w:r>
+          </w:p>
+        </w:tc>
+        <w:tc>
+          <w:tcPr>
+            <w:tcW w:type="dxa" w:w="2160"/>
+          </w:tcPr>
+          <w:p>
+            <w:r>
+              <w:rPr>
+                <w:sz w:val="18"/>
+              </w:rPr>
+              <w:t>docs-wiki-auto-update-30158958004</w:t>
+            </w:r>
+          </w:p>
+        </w:tc>
+        <w:tc>
+          <w:tcPr>
+            <w:tcW w:type="dxa" w:w="2160"/>
+          </w:tcPr>
+          <w:p>
+            <w:r>
+              <w:rPr>
+                <w:sz w:val="18"/>
+              </w:rPr>
+              <w:t>action_required</w:t>
+            </w:r>
+          </w:p>
+        </w:tc>
+        <w:tc>
+          <w:tcPr>
+            <w:tcW w:type="dxa" w:w="2160"/>
+          </w:tcPr>
+          <w:p>
+            <w:r>
+              <w:rPr>
+                <w:sz w:val="18"/>
+              </w:rPr>
+              <w:t>2026-07-25</w:t>
+            </w:r>
+          </w:p>
+        </w:tc>
+      </w:tr>
+      <w:tr>
+        <w:tc>
+          <w:tcPr>
+            <w:tcW w:type="dxa" w:w="2160"/>
+          </w:tcPr>
+          <w:p>
+            <w:r>
+              <w:rPr>
+                <w:sz w:val="18"/>
+              </w:rPr>
+              <w:t>⏳ Dependency Review</w:t>
+            </w:r>
+          </w:p>
+        </w:tc>
+        <w:tc>
+          <w:tcPr>
+            <w:tcW w:type="dxa" w:w="2160"/>
+          </w:tcPr>
+          <w:p>
+            <w:r>
+              <w:rPr>
+                <w:sz w:val="18"/>
+              </w:rPr>
+              <w:t>docs-wiki-auto-update-30158958004</w:t>
+            </w:r>
+          </w:p>
+        </w:tc>
+        <w:tc>
+          <w:tcPr>
+            <w:tcW w:type="dxa" w:w="2160"/>
+          </w:tcPr>
+          <w:p>
+            <w:r>
+              <w:rPr>
+                <w:sz w:val="18"/>
+              </w:rPr>
+              <w:t>action_required</w:t>
+            </w:r>
+          </w:p>
+        </w:tc>
+        <w:tc>
+          <w:tcPr>
+            <w:tcW w:type="dxa" w:w="2160"/>
+          </w:tcPr>
+          <w:p>
+            <w:r>
+              <w:rPr>
+                <w:sz w:val="18"/>
+              </w:rPr>
+              <w:t>2026-07-25</w:t>
             </w:r>
           </w:p>
         </w:tc>
@@ -34425,223 +34587,7 @@
               <w:rPr>
                 <w:sz w:val="18"/>
               </w:rPr>
-              <w:t>main</w:t>
-            </w:r>
-          </w:p>
-        </w:tc>
-        <w:tc>
-          <w:tcPr>
-            <w:tcW w:type="dxa" w:w="2160"/>
-          </w:tcPr>
-          <w:p>
-            <w:r>
-              <w:rPr>
-                <w:sz w:val="18"/>
-              </w:rPr>
-              <w:t>in_progress</w:t>
-            </w:r>
-          </w:p>
-        </w:tc>
-        <w:tc>
-          <w:tcPr>
-            <w:tcW w:type="dxa" w:w="2160"/>
-          </w:tcPr>
-          <w:p>
-            <w:r>
-              <w:rPr>
-                <w:sz w:val="18"/>
-              </w:rPr>
-              <w:t>2026-06-09</w:t>
-            </w:r>
-          </w:p>
-        </w:tc>
-      </w:tr>
-      <w:tr>
-        <w:tc>
-          <w:tcPr>
-            <w:tcW w:type="dxa" w:w="2160"/>
-          </w:tcPr>
-          <w:p>
-            <w:r>
-              <w:rPr>
-                <w:sz w:val="18"/>
-              </w:rPr>
-              <w:t>⏳ Wiki Documentation Sync</w:t>
-            </w:r>
-          </w:p>
-        </w:tc>
-        <w:tc>
-          <w:tcPr>
-            <w:tcW w:type="dxa" w:w="2160"/>
-          </w:tcPr>
-          <w:p>
-            <w:r>
-              <w:rPr>
-                <w:sz w:val="18"/>
-              </w:rPr>
-              <w:t>main</w:t>
-            </w:r>
-          </w:p>
-        </w:tc>
-        <w:tc>
-          <w:tcPr>
-            <w:tcW w:type="dxa" w:w="2160"/>
-          </w:tcPr>
-          <w:p>
-            <w:r>
-              <w:rPr>
-                <w:sz w:val="18"/>
-              </w:rPr>
-              <w:t>in_progress</w:t>
-            </w:r>
-          </w:p>
-        </w:tc>
-        <w:tc>
-          <w:tcPr>
-            <w:tcW w:type="dxa" w:w="2160"/>
-          </w:tcPr>
-          <w:p>
-            <w:r>
-              <w:rPr>
-                <w:sz w:val="18"/>
-              </w:rPr>
-              <w:t>2026-06-09</w:t>
-            </w:r>
-          </w:p>
-        </w:tc>
-      </w:tr>
-      <w:tr>
-        <w:tc>
-          <w:tcPr>
-            <w:tcW w:type="dxa" w:w="2160"/>
-          </w:tcPr>
-          <w:p>
-            <w:r>
-              <w:rPr>
-                <w:sz w:val="18"/>
-              </w:rPr>
-              <w:t>⏳ Code Quality: Push on main</w:t>
-            </w:r>
-          </w:p>
-        </w:tc>
-        <w:tc>
-          <w:tcPr>
-            <w:tcW w:type="dxa" w:w="2160"/>
-          </w:tcPr>
-          <w:p>
-            <w:r>
-              <w:rPr>
-                <w:sz w:val="18"/>
-              </w:rPr>
-              <w:t>main</w:t>
-            </w:r>
-          </w:p>
-        </w:tc>
-        <w:tc>
-          <w:tcPr>
-            <w:tcW w:type="dxa" w:w="2160"/>
-          </w:tcPr>
-          <w:p>
-            <w:r>
-              <w:rPr>
-                <w:sz w:val="18"/>
-              </w:rPr>
-              <w:t>in_progress</w:t>
-            </w:r>
-          </w:p>
-        </w:tc>
-        <w:tc>
-          <w:tcPr>
-            <w:tcW w:type="dxa" w:w="2160"/>
-          </w:tcPr>
-          <w:p>
-            <w:r>
-              <w:rPr>
-                <w:sz w:val="18"/>
-              </w:rPr>
-              <w:t>2026-06-09</w:t>
-            </w:r>
-          </w:p>
-        </w:tc>
-      </w:tr>
-      <w:tr>
-        <w:tc>
-          <w:tcPr>
-            <w:tcW w:type="dxa" w:w="2160"/>
-          </w:tcPr>
-          <w:p>
-            <w:r>
-              <w:rPr>
-                <w:sz w:val="18"/>
-              </w:rPr>
-              <w:t>⏳ Push on main</w:t>
-            </w:r>
-          </w:p>
-        </w:tc>
-        <w:tc>
-          <w:tcPr>
-            <w:tcW w:type="dxa" w:w="2160"/>
-          </w:tcPr>
-          <w:p>
-            <w:r>
-              <w:rPr>
-                <w:sz w:val="18"/>
-              </w:rPr>
-              <w:t>main</w:t>
-            </w:r>
-          </w:p>
-        </w:tc>
-        <w:tc>
-          <w:tcPr>
-            <w:tcW w:type="dxa" w:w="2160"/>
-          </w:tcPr>
-          <w:p>
-            <w:r>
-              <w:rPr>
-                <w:sz w:val="18"/>
-              </w:rPr>
-              <w:t>in_progress</w:t>
-            </w:r>
-          </w:p>
-        </w:tc>
-        <w:tc>
-          <w:tcPr>
-            <w:tcW w:type="dxa" w:w="2160"/>
-          </w:tcPr>
-          <w:p>
-            <w:r>
-              <w:rPr>
-                <w:sz w:val="18"/>
-              </w:rPr>
-              <w:t>2026-06-09</w:t>
-            </w:r>
-          </w:p>
-        </w:tc>
-      </w:tr>
-      <w:tr>
-        <w:tc>
-          <w:tcPr>
-            <w:tcW w:type="dxa" w:w="2160"/>
-          </w:tcPr>
-          <w:p>
-            <w:r>
-              <w:rPr>
-                <w:sz w:val="18"/>
-              </w:rPr>
-              <w:t>⏳ Branch Protection Checks</w:t>
-            </w:r>
-          </w:p>
-        </w:tc>
-        <w:tc>
-          <w:tcPr>
-            <w:tcW w:type="dxa" w:w="2160"/>
-          </w:tcPr>
-          <w:p>
-            <w:r>
-              <w:rPr>
-                <w:sz w:val="18"/>
-              </w:rPr>
-              <w:t>copilot/fix-271806273-1189775594-56109f09-207f-4c1f-b6e9-92a559241e8f</w:t>
+              <w:t>docs-wiki-auto-update-30158958004</w:t>
             </w:r>
           </w:p>
         </w:tc>
@@ -34667,7 +34613,61 @@
               <w:rPr>
                 <w:sz w:val="18"/>
               </w:rPr>
-              <w:t>2026-06-09</w:t>
+              <w:t>2026-07-25</w:t>
+            </w:r>
+          </w:p>
+        </w:tc>
+      </w:tr>
+      <w:tr>
+        <w:tc>
+          <w:tcPr>
+            <w:tcW w:type="dxa" w:w="2160"/>
+          </w:tcPr>
+          <w:p>
+            <w:r>
+              <w:rPr>
+                <w:sz w:val="18"/>
+              </w:rPr>
+              <w:t>⏳ Accessibility (a11y)</w:t>
+            </w:r>
+          </w:p>
+        </w:tc>
+        <w:tc>
+          <w:tcPr>
+            <w:tcW w:type="dxa" w:w="2160"/>
+          </w:tcPr>
+          <w:p>
+            <w:r>
+              <w:rPr>
+                <w:sz w:val="18"/>
+              </w:rPr>
+              <w:t>docs-wiki-auto-update-30158958004</w:t>
+            </w:r>
+          </w:p>
+        </w:tc>
+        <w:tc>
+          <w:tcPr>
+            <w:tcW w:type="dxa" w:w="2160"/>
+          </w:tcPr>
+          <w:p>
+            <w:r>
+              <w:rPr>
+                <w:sz w:val="18"/>
+              </w:rPr>
+              <w:t>action_required</w:t>
+            </w:r>
+          </w:p>
+        </w:tc>
+        <w:tc>
+          <w:tcPr>
+            <w:tcW w:type="dxa" w:w="2160"/>
+          </w:tcPr>
+          <w:p>
+            <w:r>
+              <w:rPr>
+                <w:sz w:val="18"/>
+              </w:rPr>
+              <w:t>2026-07-25</w:t>
             </w:r>
           </w:p>
         </w:tc>
@@ -34796,7 +34796,7 @@
               <w:rPr>
                 <w:sz w:val="18"/>
               </w:rPr>
-              <w:t>52397b4</w:t>
+              <w:t>7af7e1c</w:t>
             </w:r>
           </w:p>
         </w:tc>
@@ -34809,7 +34809,7 @@
               <w:rPr>
                 <w:sz w:val="18"/>
               </w:rPr>
-              <w:t>2026-06-09</w:t>
+              <w:t>2026-07-25</w:t>
             </w:r>
           </w:p>
         </w:tc>
@@ -34822,7 +34822,7 @@
               <w:rPr>
                 <w:sz w:val="18"/>
               </w:rPr>
-              <w:t>Merge pull request #100 from SafeVixAI/docs-wiki-auto-update</w:t>
+              <w:t>fix(tests): resolve asyncio event loop + assertion failures in CI</w:t>
             </w:r>
           </w:p>
         </w:tc>
@@ -34850,7 +34850,7 @@
               <w:rPr>
                 <w:sz w:val="18"/>
               </w:rPr>
-              <w:t>425db96</w:t>
+              <w:t>0a84bea</w:t>
             </w:r>
           </w:p>
         </w:tc>
@@ -34863,7 +34863,7 @@
               <w:rPr>
                 <w:sz w:val="18"/>
               </w:rPr>
-              <w:t>2026-06-09</w:t>
+              <w:t>2026-07-25</w:t>
             </w:r>
           </w:p>
         </w:tc>
@@ -34876,61 +34876,7 @@
               <w:rPr>
                 <w:sz w:val="18"/>
               </w:rPr>
-              <w:t>docs(wiki): auto-sync wiki documentation [automated]</w:t>
-            </w:r>
-          </w:p>
-        </w:tc>
-        <w:tc>
-          <w:tcPr>
-            <w:tcW w:type="dxa" w:w="2160"/>
-          </w:tcPr>
-          <w:p>
-            <w:r>
-              <w:rPr>
-                <w:sz w:val="18"/>
-              </w:rPr>
-              <w:t>rohitkumarnaidu</w:t>
-            </w:r>
-          </w:p>
-        </w:tc>
-      </w:tr>
-      <w:tr>
-        <w:tc>
-          <w:tcPr>
-            <w:tcW w:type="dxa" w:w="2160"/>
-          </w:tcPr>
-          <w:p>
-            <w:r>
-              <w:rPr>
-                <w:sz w:val="18"/>
-              </w:rPr>
-              <w:t>7c3823f</w:t>
-            </w:r>
-          </w:p>
-        </w:tc>
-        <w:tc>
-          <w:tcPr>
-            <w:tcW w:type="dxa" w:w="2160"/>
-          </w:tcPr>
-          <w:p>
-            <w:r>
-              <w:rPr>
-                <w:sz w:val="18"/>
-              </w:rPr>
-              <w:t>2026-06-09</w:t>
-            </w:r>
-          </w:p>
-        </w:tc>
-        <w:tc>
-          <w:tcPr>
-            <w:tcW w:type="dxa" w:w="2160"/>
-          </w:tcPr>
-          <w:p>
-            <w:r>
-              <w:rPr>
-                <w:sz w:val="18"/>
-              </w:rPr>
-              <w:t>fix(e2e): automate static asset copying, auto-dismiss SystemStatusBar, and fix o</w:t>
+              <w:t>ci: trigger backend + chatbot workflows to verify notify-failure fix</w:t>
             </w:r>
           </w:p>
         </w:tc>
@@ -34958,7 +34904,7 @@
               <w:rPr>
                 <w:sz w:val="18"/>
               </w:rPr>
-              <w:t>372b126</w:t>
+              <w:t>cd381f0</w:t>
             </w:r>
           </w:p>
         </w:tc>
@@ -34971,7 +34917,7 @@
               <w:rPr>
                 <w:sz w:val="18"/>
               </w:rPr>
-              <w:t>2026-06-09</w:t>
+              <w:t>2026-07-25</w:t>
             </w:r>
           </w:p>
         </w:tc>
@@ -34984,7 +34930,7 @@
               <w:rPr>
                 <w:sz w:val="18"/>
               </w:rPr>
-              <w:t>style: fix remaining auto-fixable python quality findings</w:t>
+              <w:t>fix(ci): resolve remaining CI failures - a11y, security, release</w:t>
             </w:r>
           </w:p>
         </w:tc>
@@ -35012,7 +34958,7 @@
               <w:rPr>
                 <w:sz w:val="18"/>
               </w:rPr>
-              <w:t>97c854f</w:t>
+              <w:t>59b50f7</w:t>
             </w:r>
           </w:p>
         </w:tc>
@@ -35025,7 +34971,7 @@
               <w:rPr>
                 <w:sz w:val="18"/>
               </w:rPr>
-              <w:t>2026-06-09</w:t>
+              <w:t>2026-07-25</w:t>
             </w:r>
           </w:p>
         </w:tc>
@@ -35038,7 +34984,7 @@
               <w:rPr>
                 <w:sz w:val="18"/>
               </w:rPr>
-              <w:t>fix(e2e): copy .next/static into standalone output for JS/CSS hydration</w:t>
+              <w:t>fix(ci): remove secrets from notify-failure.yml if: condition</w:t>
             </w:r>
           </w:p>
         </w:tc>
@@ -35066,7 +35012,7 @@
               <w:rPr>
                 <w:sz w:val="18"/>
               </w:rPr>
-              <w:t>d74dfa9</w:t>
+              <w:t>350b9a1</w:t>
             </w:r>
           </w:p>
         </w:tc>
@@ -35079,7 +35025,7 @@
               <w:rPr>
                 <w:sz w:val="18"/>
               </w:rPr>
-              <w:t>2026-06-09</w:t>
+              <w:t>2026-07-25</w:t>
             </w:r>
           </w:p>
         </w:tc>
@@ -35092,7 +35038,7 @@
               <w:rPr>
                 <w:sz w:val="18"/>
               </w:rPr>
-              <w:t>style: run ruff check --fix --unsafe-fixes to resolve python maintainability fin</w:t>
+              <w:t>fix(ci): resolve all 8 failing CI checks at enterprise level</w:t>
             </w:r>
           </w:p>
         </w:tc>
@@ -35120,7 +35066,7 @@
               <w:rPr>
                 <w:sz w:val="18"/>
               </w:rPr>
-              <w:t>b6808fa</w:t>
+              <w:t>ad09a01</w:t>
             </w:r>
           </w:p>
         </w:tc>
@@ -35133,7 +35079,7 @@
               <w:rPr>
                 <w:sz w:val="18"/>
               </w:rPr>
-              <w:t>2026-06-09</w:t>
+              <w:t>2026-07-25</w:t>
             </w:r>
           </w:p>
         </w:tc>
@@ -35146,7 +35092,7 @@
               <w:rPr>
                 <w:sz w:val="18"/>
               </w:rPr>
-              <w:t>security: upgrade base OS packages inside all Dockerfiles to resolve Trivy RCE a</w:t>
+              <w:t>fix: make validate-commits gates non-blocking (warning instead of exit 1)</w:t>
             </w:r>
           </w:p>
         </w:tc>
@@ -35174,7 +35120,7 @@
               <w:rPr>
                 <w:sz w:val="18"/>
               </w:rPr>
-              <w:t>9503986</w:t>
+              <w:t>9cef36e</w:t>
             </w:r>
           </w:p>
         </w:tc>
@@ -35187,7 +35133,7 @@
               <w:rPr>
                 <w:sz w:val="18"/>
               </w:rPr>
-              <w:t>2026-06-09</w:t>
+              <w:t>2026-07-25</w:t>
             </w:r>
           </w:p>
         </w:tc>
@@ -35200,7 +35146,7 @@
               <w:rPr>
                 <w:sz w:val="18"/>
               </w:rPr>
-              <w:t>security: upgrade chromadb to 1.5.9 to resolve pre-auth RCE vulnerability and up</w:t>
+              <w:t>ci: enterprise hardening complete — concurrency + notify-failure on all 41 workf</w:t>
             </w:r>
           </w:p>
         </w:tc>
@@ -35228,7 +35174,7 @@
               <w:rPr>
                 <w:sz w:val="18"/>
               </w:rPr>
-              <w:t>86b8ecf</w:t>
+              <w:t>a7f0f8d</w:t>
             </w:r>
           </w:p>
         </w:tc>
@@ -35241,7 +35187,7 @@
               <w:rPr>
                 <w:sz w:val="18"/>
               </w:rPr>
-              <w:t>2026-06-09</w:t>
+              <w:t>2026-07-24</w:t>
             </w:r>
           </w:p>
         </w:tc>
@@ -35254,7 +35200,7 @@
               <w:rPr>
                 <w:sz w:val="18"/>
               </w:rPr>
-              <w:t>fix: apply PR #170 changes — IMPLEMENTATION_PLAN corrections, E2E type safety, d</w:t>
+              <w:t>ci: add concurrency + notify-failure to all main CI workflows</w:t>
             </w:r>
           </w:p>
         </w:tc>
@@ -35282,7 +35228,7 @@
               <w:rPr>
                 <w:sz w:val="18"/>
               </w:rPr>
-              <w:t>7c3d484</w:t>
+              <w:t>5fb26f6</w:t>
             </w:r>
           </w:p>
         </w:tc>
@@ -35295,7 +35241,7 @@
               <w:rPr>
                 <w:sz w:val="18"/>
               </w:rPr>
-              <w:t>2026-06-09</w:t>
+              <w:t>2026-07-24</w:t>
             </w:r>
           </w:p>
         </w:tc>
@@ -35308,7 +35254,61 @@
               <w:rPr>
                 <w:sz w:val="18"/>
               </w:rPr>
-              <w:t>fix: apply PR #169 changes — UIUX typo fixes and deterministic E2E offline check</w:t>
+              <w:t>ci: enterprise hardening Phase 2-6 — notifications, caching, flaky retry, artifa</w:t>
+            </w:r>
+          </w:p>
+        </w:tc>
+        <w:tc>
+          <w:tcPr>
+            <w:tcW w:type="dxa" w:w="2160"/>
+          </w:tcPr>
+          <w:p>
+            <w:r>
+              <w:rPr>
+                <w:sz w:val="18"/>
+              </w:rPr>
+              <w:t>Bappadala Rohith Kumar Naidu</w:t>
+            </w:r>
+          </w:p>
+        </w:tc>
+      </w:tr>
+      <w:tr>
+        <w:tc>
+          <w:tcPr>
+            <w:tcW w:type="dxa" w:w="2160"/>
+          </w:tcPr>
+          <w:p>
+            <w:r>
+              <w:rPr>
+                <w:sz w:val="18"/>
+              </w:rPr>
+              <w:t>ee6ee8d</w:t>
+            </w:r>
+          </w:p>
+        </w:tc>
+        <w:tc>
+          <w:tcPr>
+            <w:tcW w:type="dxa" w:w="2160"/>
+          </w:tcPr>
+          <w:p>
+            <w:r>
+              <w:rPr>
+                <w:sz w:val="18"/>
+              </w:rPr>
+              <w:t>2026-07-24</w:t>
+            </w:r>
+          </w:p>
+        </w:tc>
+        <w:tc>
+          <w:tcPr>
+            <w:tcW w:type="dxa" w:w="2160"/>
+          </w:tcPr>
+          <w:p>
+            <w:r>
+              <w:rPr>
+                <w:sz w:val="18"/>
+              </w:rPr>
+              <w:t>fix(security): remaining CodeQL code-level alerts + dep bumps</w:t>
             </w:r>
           </w:p>
         </w:tc>
@@ -36173,7 +36173,7 @@
               <w:rPr>
                 <w:sz w:val="18"/>
               </w:rPr>
-              <w:t>374</w:t>
+              <w:t>393</w:t>
             </w:r>
           </w:p>
         </w:tc>
@@ -36201,7 +36201,7 @@
               <w:rPr>
                 <w:sz w:val="18"/>
               </w:rPr>
-              <w:t>780</w:t>
+              <w:t>773</w:t>
             </w:r>
           </w:p>
         </w:tc>
@@ -36307,7 +36307,7 @@
         <w:br/>
         <w:t>Generated by scripts/update_master_doc.py</w:t>
         <w:br/>
-        <w:t>Timestamp: 2026-06-09 11:52 IST</w:t>
+        <w:t>Timestamp: 2026-07-25 18:31 IST</w:t>
         <w:br/>
         <w:t>Repository: github.com/SafeVixAI/SafeVixAI</w:t>
       </w:r>

--- a/docs/SafeVixAI_MASTER.docx
+++ b/docs/SafeVixAI_MASTER.docx
@@ -33723,7 +33723,7 @@
           <w:i w:val="0"/>
           <w:sz w:val="22"/>
         </w:rPr>
-        <w:t>🕐 Last auto-updated: 2026-06-09 11:52 IST</w:t>
+        <w:t>🕐 Last auto-updated: 2026-07-25 22:30 IST</w:t>
       </w:r>
     </w:p>
     <w:p>
@@ -33811,7 +33811,7 @@
               <w:rPr>
                 <w:sz w:val="18"/>
               </w:rPr>
-              <w:t>0</w:t>
+              <w:t>2</w:t>
             </w:r>
           </w:p>
         </w:tc>
@@ -33867,7 +33867,7 @@
               <w:rPr>
                 <w:sz w:val="18"/>
               </w:rPr>
-              <w:t>69 MB</w:t>
+              <w:t>89 MB</w:t>
             </w:r>
           </w:p>
         </w:tc>
@@ -33923,7 +33923,7 @@
               <w:rPr>
                 <w:sz w:val="18"/>
               </w:rPr>
-              <w:t>2026-06-09</w:t>
+              <w:t>2026-07-25</w:t>
             </w:r>
           </w:p>
         </w:tc>
@@ -33951,7 +33951,7 @@
               <w:rPr>
                 <w:sz w:val="18"/>
               </w:rPr>
-              <w:t>2</w:t>
+              <w:t>22</w:t>
             </w:r>
           </w:p>
         </w:tc>
@@ -34060,7 +34060,7 @@
               <w:rPr>
                 <w:sz w:val="18"/>
               </w:rPr>
-              <w:t>125ms | HTTP 404 | v?</w:t>
+              <w:t>117ms | HTTP 404 | v?</w:t>
             </w:r>
           </w:p>
         </w:tc>
@@ -34101,7 +34101,7 @@
               <w:rPr>
                 <w:sz w:val="18"/>
               </w:rPr>
-              <w:t>156ms | HTTP 404 | v?</w:t>
+              <w:t>522ms | HTTP 200 | v?</w:t>
             </w:r>
           </w:p>
         </w:tc>
@@ -34142,7 +34142,7 @@
               <w:rPr>
                 <w:sz w:val="18"/>
               </w:rPr>
-              <w:t>71ms | HTTP 200 | v?</w:t>
+              <w:t>286ms | HTTP 200 | v?</w:t>
             </w:r>
           </w:p>
         </w:tc>
@@ -34250,7 +34250,7 @@
               <w:rPr>
                 <w:sz w:val="18"/>
               </w:rPr>
-              <w:t>⏳ Update Master Document</w:t>
+              <w:t>⏳ Benchmark Regression</w:t>
             </w:r>
           </w:p>
         </w:tc>
@@ -34276,7 +34276,7 @@
               <w:rPr>
                 <w:sz w:val="18"/>
               </w:rPr>
-              <w:t>in_progress</w:t>
+              <w:t>skipped</w:t>
             </w:r>
           </w:p>
         </w:tc>
@@ -34289,7 +34289,7 @@
               <w:rPr>
                 <w:sz w:val="18"/>
               </w:rPr>
-              <w:t>2026-06-09</w:t>
+              <w:t>2026-07-25</w:t>
             </w:r>
           </w:p>
         </w:tc>
@@ -34304,7 +34304,7 @@
               <w:rPr>
                 <w:sz w:val="18"/>
               </w:rPr>
-              <w:t>⏳ Deploy Enterprise Docs</w:t>
+              <w:t>⏳ License Scan</w:t>
             </w:r>
           </w:p>
         </w:tc>
@@ -34317,7 +34317,7 @@
               <w:rPr>
                 <w:sz w:val="18"/>
               </w:rPr>
-              <w:t>main</w:t>
+              <w:t>docs-wiki-auto-update-30166704337</w:t>
             </w:r>
           </w:p>
         </w:tc>
@@ -34330,7 +34330,7 @@
               <w:rPr>
                 <w:sz w:val="18"/>
               </w:rPr>
-              <w:t>in_progress</w:t>
+              <w:t>action_required</w:t>
             </w:r>
           </w:p>
         </w:tc>
@@ -34343,7 +34343,7 @@
               <w:rPr>
                 <w:sz w:val="18"/>
               </w:rPr>
-              <w:t>2026-06-09</w:t>
+              <w:t>2026-07-25</w:t>
             </w:r>
           </w:p>
         </w:tc>
@@ -34358,7 +34358,7 @@
               <w:rPr>
                 <w:sz w:val="18"/>
               </w:rPr>
-              <w:t>⏳ Contract Tests</w:t>
+              <w:t>⏳ Render Deploy Readiness</w:t>
             </w:r>
           </w:p>
         </w:tc>
@@ -34371,7 +34371,7 @@
               <w:rPr>
                 <w:sz w:val="18"/>
               </w:rPr>
-              <w:t>main</w:t>
+              <w:t>docs-wiki-auto-update-30166704337</w:t>
             </w:r>
           </w:p>
         </w:tc>
@@ -34384,7 +34384,7 @@
               <w:rPr>
                 <w:sz w:val="18"/>
               </w:rPr>
-              <w:t>in_progress</w:t>
+              <w:t>action_required</w:t>
             </w:r>
           </w:p>
         </w:tc>
@@ -34397,7 +34397,61 @@
               <w:rPr>
                 <w:sz w:val="18"/>
               </w:rPr>
-              <w:t>2026-06-09</w:t>
+              <w:t>2026-07-25</w:t>
+            </w:r>
+          </w:p>
+        </w:tc>
+      </w:tr>
+      <w:tr>
+        <w:tc>
+          <w:tcPr>
+            <w:tcW w:type="dxa" w:w="2160"/>
+          </w:tcPr>
+          <w:p>
+            <w:r>
+              <w:rPr>
+                <w:sz w:val="18"/>
+              </w:rPr>
+              <w:t>⏳ Dependency Review</w:t>
+            </w:r>
+          </w:p>
+        </w:tc>
+        <w:tc>
+          <w:tcPr>
+            <w:tcW w:type="dxa" w:w="2160"/>
+          </w:tcPr>
+          <w:p>
+            <w:r>
+              <w:rPr>
+                <w:sz w:val="18"/>
+              </w:rPr>
+              <w:t>docs-wiki-auto-update-30166704337</w:t>
+            </w:r>
+          </w:p>
+        </w:tc>
+        <w:tc>
+          <w:tcPr>
+            <w:tcW w:type="dxa" w:w="2160"/>
+          </w:tcPr>
+          <w:p>
+            <w:r>
+              <w:rPr>
+                <w:sz w:val="18"/>
+              </w:rPr>
+              <w:t>action_required</w:t>
+            </w:r>
+          </w:p>
+        </w:tc>
+        <w:tc>
+          <w:tcPr>
+            <w:tcW w:type="dxa" w:w="2160"/>
+          </w:tcPr>
+          <w:p>
+            <w:r>
+              <w:rPr>
+                <w:sz w:val="18"/>
+              </w:rPr>
+              <w:t>2026-07-25</w:t>
             </w:r>
           </w:p>
         </w:tc>
@@ -34425,7 +34479,7 @@
               <w:rPr>
                 <w:sz w:val="18"/>
               </w:rPr>
-              <w:t>main</w:t>
+              <w:t>docs-wiki-auto-update-30166704337</w:t>
             </w:r>
           </w:p>
         </w:tc>
@@ -34438,7 +34492,7 @@
               <w:rPr>
                 <w:sz w:val="18"/>
               </w:rPr>
-              <w:t>in_progress</w:t>
+              <w:t>action_required</w:t>
             </w:r>
           </w:p>
         </w:tc>
@@ -34451,169 +34505,7 @@
               <w:rPr>
                 <w:sz w:val="18"/>
               </w:rPr>
-              <w:t>2026-06-09</w:t>
-            </w:r>
-          </w:p>
-        </w:tc>
-      </w:tr>
-      <w:tr>
-        <w:tc>
-          <w:tcPr>
-            <w:tcW w:type="dxa" w:w="2160"/>
-          </w:tcPr>
-          <w:p>
-            <w:r>
-              <w:rPr>
-                <w:sz w:val="18"/>
-              </w:rPr>
-              <w:t>⏳ Wiki Documentation Sync</w:t>
-            </w:r>
-          </w:p>
-        </w:tc>
-        <w:tc>
-          <w:tcPr>
-            <w:tcW w:type="dxa" w:w="2160"/>
-          </w:tcPr>
-          <w:p>
-            <w:r>
-              <w:rPr>
-                <w:sz w:val="18"/>
-              </w:rPr>
-              <w:t>main</w:t>
-            </w:r>
-          </w:p>
-        </w:tc>
-        <w:tc>
-          <w:tcPr>
-            <w:tcW w:type="dxa" w:w="2160"/>
-          </w:tcPr>
-          <w:p>
-            <w:r>
-              <w:rPr>
-                <w:sz w:val="18"/>
-              </w:rPr>
-              <w:t>in_progress</w:t>
-            </w:r>
-          </w:p>
-        </w:tc>
-        <w:tc>
-          <w:tcPr>
-            <w:tcW w:type="dxa" w:w="2160"/>
-          </w:tcPr>
-          <w:p>
-            <w:r>
-              <w:rPr>
-                <w:sz w:val="18"/>
-              </w:rPr>
-              <w:t>2026-06-09</w:t>
-            </w:r>
-          </w:p>
-        </w:tc>
-      </w:tr>
-      <w:tr>
-        <w:tc>
-          <w:tcPr>
-            <w:tcW w:type="dxa" w:w="2160"/>
-          </w:tcPr>
-          <w:p>
-            <w:r>
-              <w:rPr>
-                <w:sz w:val="18"/>
-              </w:rPr>
-              <w:t>⏳ Code Quality: Push on main</w:t>
-            </w:r>
-          </w:p>
-        </w:tc>
-        <w:tc>
-          <w:tcPr>
-            <w:tcW w:type="dxa" w:w="2160"/>
-          </w:tcPr>
-          <w:p>
-            <w:r>
-              <w:rPr>
-                <w:sz w:val="18"/>
-              </w:rPr>
-              <w:t>main</w:t>
-            </w:r>
-          </w:p>
-        </w:tc>
-        <w:tc>
-          <w:tcPr>
-            <w:tcW w:type="dxa" w:w="2160"/>
-          </w:tcPr>
-          <w:p>
-            <w:r>
-              <w:rPr>
-                <w:sz w:val="18"/>
-              </w:rPr>
-              <w:t>in_progress</w:t>
-            </w:r>
-          </w:p>
-        </w:tc>
-        <w:tc>
-          <w:tcPr>
-            <w:tcW w:type="dxa" w:w="2160"/>
-          </w:tcPr>
-          <w:p>
-            <w:r>
-              <w:rPr>
-                <w:sz w:val="18"/>
-              </w:rPr>
-              <w:t>2026-06-09</w:t>
-            </w:r>
-          </w:p>
-        </w:tc>
-      </w:tr>
-      <w:tr>
-        <w:tc>
-          <w:tcPr>
-            <w:tcW w:type="dxa" w:w="2160"/>
-          </w:tcPr>
-          <w:p>
-            <w:r>
-              <w:rPr>
-                <w:sz w:val="18"/>
-              </w:rPr>
-              <w:t>⏳ Push on main</w:t>
-            </w:r>
-          </w:p>
-        </w:tc>
-        <w:tc>
-          <w:tcPr>
-            <w:tcW w:type="dxa" w:w="2160"/>
-          </w:tcPr>
-          <w:p>
-            <w:r>
-              <w:rPr>
-                <w:sz w:val="18"/>
-              </w:rPr>
-              <w:t>main</w:t>
-            </w:r>
-          </w:p>
-        </w:tc>
-        <w:tc>
-          <w:tcPr>
-            <w:tcW w:type="dxa" w:w="2160"/>
-          </w:tcPr>
-          <w:p>
-            <w:r>
-              <w:rPr>
-                <w:sz w:val="18"/>
-              </w:rPr>
-              <w:t>in_progress</w:t>
-            </w:r>
-          </w:p>
-        </w:tc>
-        <w:tc>
-          <w:tcPr>
-            <w:tcW w:type="dxa" w:w="2160"/>
-          </w:tcPr>
-          <w:p>
-            <w:r>
-              <w:rPr>
-                <w:sz w:val="18"/>
-              </w:rPr>
-              <w:t>2026-06-09</w:t>
+              <w:t>2026-07-25</w:t>
             </w:r>
           </w:p>
         </w:tc>
@@ -34641,7 +34533,7 @@
               <w:rPr>
                 <w:sz w:val="18"/>
               </w:rPr>
-              <w:t>copilot/fix-271806273-1189775594-56109f09-207f-4c1f-b6e9-92a559241e8f</w:t>
+              <w:t>docs-wiki-auto-update-30166704337</w:t>
             </w:r>
           </w:p>
         </w:tc>
@@ -34667,7 +34559,115 @@
               <w:rPr>
                 <w:sz w:val="18"/>
               </w:rPr>
-              <w:t>2026-06-09</w:t>
+              <w:t>2026-07-25</w:t>
+            </w:r>
+          </w:p>
+        </w:tc>
+      </w:tr>
+      <w:tr>
+        <w:tc>
+          <w:tcPr>
+            <w:tcW w:type="dxa" w:w="2160"/>
+          </w:tcPr>
+          <w:p>
+            <w:r>
+              <w:rPr>
+                <w:sz w:val="18"/>
+              </w:rPr>
+              <w:t>⏳ Accessibility (a11y)</w:t>
+            </w:r>
+          </w:p>
+        </w:tc>
+        <w:tc>
+          <w:tcPr>
+            <w:tcW w:type="dxa" w:w="2160"/>
+          </w:tcPr>
+          <w:p>
+            <w:r>
+              <w:rPr>
+                <w:sz w:val="18"/>
+              </w:rPr>
+              <w:t>docs-wiki-auto-update-30166704337</w:t>
+            </w:r>
+          </w:p>
+        </w:tc>
+        <w:tc>
+          <w:tcPr>
+            <w:tcW w:type="dxa" w:w="2160"/>
+          </w:tcPr>
+          <w:p>
+            <w:r>
+              <w:rPr>
+                <w:sz w:val="18"/>
+              </w:rPr>
+              <w:t>action_required</w:t>
+            </w:r>
+          </w:p>
+        </w:tc>
+        <w:tc>
+          <w:tcPr>
+            <w:tcW w:type="dxa" w:w="2160"/>
+          </w:tcPr>
+          <w:p>
+            <w:r>
+              <w:rPr>
+                <w:sz w:val="18"/>
+              </w:rPr>
+              <w:t>2026-07-25</w:t>
+            </w:r>
+          </w:p>
+        </w:tc>
+      </w:tr>
+      <w:tr>
+        <w:tc>
+          <w:tcPr>
+            <w:tcW w:type="dxa" w:w="2160"/>
+          </w:tcPr>
+          <w:p>
+            <w:r>
+              <w:rPr>
+                <w:sz w:val="18"/>
+              </w:rPr>
+              <w:t>⏳ Security Scan</w:t>
+            </w:r>
+          </w:p>
+        </w:tc>
+        <w:tc>
+          <w:tcPr>
+            <w:tcW w:type="dxa" w:w="2160"/>
+          </w:tcPr>
+          <w:p>
+            <w:r>
+              <w:rPr>
+                <w:sz w:val="18"/>
+              </w:rPr>
+              <w:t>docs-wiki-auto-update-30166704337</w:t>
+            </w:r>
+          </w:p>
+        </w:tc>
+        <w:tc>
+          <w:tcPr>
+            <w:tcW w:type="dxa" w:w="2160"/>
+          </w:tcPr>
+          <w:p>
+            <w:r>
+              <w:rPr>
+                <w:sz w:val="18"/>
+              </w:rPr>
+              <w:t>action_required</w:t>
+            </w:r>
+          </w:p>
+        </w:tc>
+        <w:tc>
+          <w:tcPr>
+            <w:tcW w:type="dxa" w:w="2160"/>
+          </w:tcPr>
+          <w:p>
+            <w:r>
+              <w:rPr>
+                <w:sz w:val="18"/>
+              </w:rPr>
+              <w:t>2026-07-25</w:t>
             </w:r>
           </w:p>
         </w:tc>
@@ -34796,7 +34796,7 @@
               <w:rPr>
                 <w:sz w:val="18"/>
               </w:rPr>
-              <w:t>52397b4</w:t>
+              <w:t>d424e63</w:t>
             </w:r>
           </w:p>
         </w:tc>
@@ -34809,7 +34809,7 @@
               <w:rPr>
                 <w:sz w:val="18"/>
               </w:rPr>
-              <w:t>2026-06-09</w:t>
+              <w:t>2026-07-25</w:t>
             </w:r>
           </w:p>
         </w:tc>
@@ -34822,7 +34822,7 @@
               <w:rPr>
                 <w:sz w:val="18"/>
               </w:rPr>
-              <w:t>Merge pull request #100 from SafeVixAI/docs-wiki-auto-update</w:t>
+              <w:t>fix(ci): resolve 12 backend test + 57 chatbot collection failures</w:t>
             </w:r>
           </w:p>
         </w:tc>
@@ -34850,7 +34850,7 @@
               <w:rPr>
                 <w:sz w:val="18"/>
               </w:rPr>
-              <w:t>425db96</w:t>
+              <w:t>7af7e1c</w:t>
             </w:r>
           </w:p>
         </w:tc>
@@ -34863,7 +34863,7 @@
               <w:rPr>
                 <w:sz w:val="18"/>
               </w:rPr>
-              <w:t>2026-06-09</w:t>
+              <w:t>2026-07-25</w:t>
             </w:r>
           </w:p>
         </w:tc>
@@ -34876,61 +34876,7 @@
               <w:rPr>
                 <w:sz w:val="18"/>
               </w:rPr>
-              <w:t>docs(wiki): auto-sync wiki documentation [automated]</w:t>
-            </w:r>
-          </w:p>
-        </w:tc>
-        <w:tc>
-          <w:tcPr>
-            <w:tcW w:type="dxa" w:w="2160"/>
-          </w:tcPr>
-          <w:p>
-            <w:r>
-              <w:rPr>
-                <w:sz w:val="18"/>
-              </w:rPr>
-              <w:t>rohitkumarnaidu</w:t>
-            </w:r>
-          </w:p>
-        </w:tc>
-      </w:tr>
-      <w:tr>
-        <w:tc>
-          <w:tcPr>
-            <w:tcW w:type="dxa" w:w="2160"/>
-          </w:tcPr>
-          <w:p>
-            <w:r>
-              <w:rPr>
-                <w:sz w:val="18"/>
-              </w:rPr>
-              <w:t>7c3823f</w:t>
-            </w:r>
-          </w:p>
-        </w:tc>
-        <w:tc>
-          <w:tcPr>
-            <w:tcW w:type="dxa" w:w="2160"/>
-          </w:tcPr>
-          <w:p>
-            <w:r>
-              <w:rPr>
-                <w:sz w:val="18"/>
-              </w:rPr>
-              <w:t>2026-06-09</w:t>
-            </w:r>
-          </w:p>
-        </w:tc>
-        <w:tc>
-          <w:tcPr>
-            <w:tcW w:type="dxa" w:w="2160"/>
-          </w:tcPr>
-          <w:p>
-            <w:r>
-              <w:rPr>
-                <w:sz w:val="18"/>
-              </w:rPr>
-              <w:t>fix(e2e): automate static asset copying, auto-dismiss SystemStatusBar, and fix o</w:t>
+              <w:t>fix(tests): resolve asyncio event loop + assertion failures in CI</w:t>
             </w:r>
           </w:p>
         </w:tc>
@@ -34958,7 +34904,7 @@
               <w:rPr>
                 <w:sz w:val="18"/>
               </w:rPr>
-              <w:t>372b126</w:t>
+              <w:t>0a84bea</w:t>
             </w:r>
           </w:p>
         </w:tc>
@@ -34971,7 +34917,7 @@
               <w:rPr>
                 <w:sz w:val="18"/>
               </w:rPr>
-              <w:t>2026-06-09</w:t>
+              <w:t>2026-07-25</w:t>
             </w:r>
           </w:p>
         </w:tc>
@@ -34984,7 +34930,7 @@
               <w:rPr>
                 <w:sz w:val="18"/>
               </w:rPr>
-              <w:t>style: fix remaining auto-fixable python quality findings</w:t>
+              <w:t>ci: trigger backend + chatbot workflows to verify notify-failure fix</w:t>
             </w:r>
           </w:p>
         </w:tc>
@@ -35012,7 +34958,7 @@
               <w:rPr>
                 <w:sz w:val="18"/>
               </w:rPr>
-              <w:t>97c854f</w:t>
+              <w:t>cd381f0</w:t>
             </w:r>
           </w:p>
         </w:tc>
@@ -35025,7 +34971,7 @@
               <w:rPr>
                 <w:sz w:val="18"/>
               </w:rPr>
-              <w:t>2026-06-09</w:t>
+              <w:t>2026-07-25</w:t>
             </w:r>
           </w:p>
         </w:tc>
@@ -35038,7 +34984,7 @@
               <w:rPr>
                 <w:sz w:val="18"/>
               </w:rPr>
-              <w:t>fix(e2e): copy .next/static into standalone output for JS/CSS hydration</w:t>
+              <w:t>fix(ci): resolve remaining CI failures - a11y, security, release</w:t>
             </w:r>
           </w:p>
         </w:tc>
@@ -35066,7 +35012,7 @@
               <w:rPr>
                 <w:sz w:val="18"/>
               </w:rPr>
-              <w:t>d74dfa9</w:t>
+              <w:t>59b50f7</w:t>
             </w:r>
           </w:p>
         </w:tc>
@@ -35079,7 +35025,7 @@
               <w:rPr>
                 <w:sz w:val="18"/>
               </w:rPr>
-              <w:t>2026-06-09</w:t>
+              <w:t>2026-07-25</w:t>
             </w:r>
           </w:p>
         </w:tc>
@@ -35092,7 +35038,7 @@
               <w:rPr>
                 <w:sz w:val="18"/>
               </w:rPr>
-              <w:t>style: run ruff check --fix --unsafe-fixes to resolve python maintainability fin</w:t>
+              <w:t>fix(ci): remove secrets from notify-failure.yml if: condition</w:t>
             </w:r>
           </w:p>
         </w:tc>
@@ -35120,7 +35066,7 @@
               <w:rPr>
                 <w:sz w:val="18"/>
               </w:rPr>
-              <w:t>b6808fa</w:t>
+              <w:t>350b9a1</w:t>
             </w:r>
           </w:p>
         </w:tc>
@@ -35133,7 +35079,7 @@
               <w:rPr>
                 <w:sz w:val="18"/>
               </w:rPr>
-              <w:t>2026-06-09</w:t>
+              <w:t>2026-07-25</w:t>
             </w:r>
           </w:p>
         </w:tc>
@@ -35146,7 +35092,7 @@
               <w:rPr>
                 <w:sz w:val="18"/>
               </w:rPr>
-              <w:t>security: upgrade base OS packages inside all Dockerfiles to resolve Trivy RCE a</w:t>
+              <w:t>fix(ci): resolve all 8 failing CI checks at enterprise level</w:t>
             </w:r>
           </w:p>
         </w:tc>
@@ -35174,7 +35120,7 @@
               <w:rPr>
                 <w:sz w:val="18"/>
               </w:rPr>
-              <w:t>9503986</w:t>
+              <w:t>ad09a01</w:t>
             </w:r>
           </w:p>
         </w:tc>
@@ -35187,7 +35133,7 @@
               <w:rPr>
                 <w:sz w:val="18"/>
               </w:rPr>
-              <w:t>2026-06-09</w:t>
+              <w:t>2026-07-25</w:t>
             </w:r>
           </w:p>
         </w:tc>
@@ -35200,7 +35146,7 @@
               <w:rPr>
                 <w:sz w:val="18"/>
               </w:rPr>
-              <w:t>security: upgrade chromadb to 1.5.9 to resolve pre-auth RCE vulnerability and up</w:t>
+              <w:t>fix: make validate-commits gates non-blocking (warning instead of exit 1)</w:t>
             </w:r>
           </w:p>
         </w:tc>
@@ -35228,7 +35174,7 @@
               <w:rPr>
                 <w:sz w:val="18"/>
               </w:rPr>
-              <w:t>86b8ecf</w:t>
+              <w:t>9cef36e</w:t>
             </w:r>
           </w:p>
         </w:tc>
@@ -35241,7 +35187,7 @@
               <w:rPr>
                 <w:sz w:val="18"/>
               </w:rPr>
-              <w:t>2026-06-09</w:t>
+              <w:t>2026-07-25</w:t>
             </w:r>
           </w:p>
         </w:tc>
@@ -35254,7 +35200,7 @@
               <w:rPr>
                 <w:sz w:val="18"/>
               </w:rPr>
-              <w:t>fix: apply PR #170 changes — IMPLEMENTATION_PLAN corrections, E2E type safety, d</w:t>
+              <w:t>ci: enterprise hardening complete — concurrency + notify-failure on all 41 workf</w:t>
             </w:r>
           </w:p>
         </w:tc>
@@ -35282,7 +35228,7 @@
               <w:rPr>
                 <w:sz w:val="18"/>
               </w:rPr>
-              <w:t>7c3d484</w:t>
+              <w:t>a7f0f8d</w:t>
             </w:r>
           </w:p>
         </w:tc>
@@ -35295,7 +35241,7 @@
               <w:rPr>
                 <w:sz w:val="18"/>
               </w:rPr>
-              <w:t>2026-06-09</w:t>
+              <w:t>2026-07-24</w:t>
             </w:r>
           </w:p>
         </w:tc>
@@ -35308,7 +35254,61 @@
               <w:rPr>
                 <w:sz w:val="18"/>
               </w:rPr>
-              <w:t>fix: apply PR #169 changes — UIUX typo fixes and deterministic E2E offline check</w:t>
+              <w:t>ci: add concurrency + notify-failure to all main CI workflows</w:t>
+            </w:r>
+          </w:p>
+        </w:tc>
+        <w:tc>
+          <w:tcPr>
+            <w:tcW w:type="dxa" w:w="2160"/>
+          </w:tcPr>
+          <w:p>
+            <w:r>
+              <w:rPr>
+                <w:sz w:val="18"/>
+              </w:rPr>
+              <w:t>Bappadala Rohith Kumar Naidu</w:t>
+            </w:r>
+          </w:p>
+        </w:tc>
+      </w:tr>
+      <w:tr>
+        <w:tc>
+          <w:tcPr>
+            <w:tcW w:type="dxa" w:w="2160"/>
+          </w:tcPr>
+          <w:p>
+            <w:r>
+              <w:rPr>
+                <w:sz w:val="18"/>
+              </w:rPr>
+              <w:t>5fb26f6</w:t>
+            </w:r>
+          </w:p>
+        </w:tc>
+        <w:tc>
+          <w:tcPr>
+            <w:tcW w:type="dxa" w:w="2160"/>
+          </w:tcPr>
+          <w:p>
+            <w:r>
+              <w:rPr>
+                <w:sz w:val="18"/>
+              </w:rPr>
+              <w:t>2026-07-24</w:t>
+            </w:r>
+          </w:p>
+        </w:tc>
+        <w:tc>
+          <w:tcPr>
+            <w:tcW w:type="dxa" w:w="2160"/>
+          </w:tcPr>
+          <w:p>
+            <w:r>
+              <w:rPr>
+                <w:sz w:val="18"/>
+              </w:rPr>
+              <w:t>ci: enterprise hardening Phase 2-6 — notifications, caching, flaky retry, artifa</w:t>
             </w:r>
           </w:p>
         </w:tc>
@@ -36173,7 +36173,7 @@
               <w:rPr>
                 <w:sz w:val="18"/>
               </w:rPr>
-              <w:t>374</w:t>
+              <w:t>393</w:t>
             </w:r>
           </w:p>
         </w:tc>
@@ -36201,7 +36201,7 @@
               <w:rPr>
                 <w:sz w:val="18"/>
               </w:rPr>
-              <w:t>780</w:t>
+              <w:t>773</w:t>
             </w:r>
           </w:p>
         </w:tc>
@@ -36307,7 +36307,7 @@
         <w:br/>
         <w:t>Generated by scripts/update_master_doc.py</w:t>
         <w:br/>
-        <w:t>Timestamp: 2026-06-09 11:52 IST</w:t>
+        <w:t>Timestamp: 2026-07-25 22:30 IST</w:t>
         <w:br/>
         <w:t>Repository: github.com/SafeVixAI/SafeVixAI</w:t>
       </w:r>

--- a/docs/SafeVixAI_MASTER.docx
+++ b/docs/SafeVixAI_MASTER.docx
@@ -33723,7 +33723,7 @@
           <w:i w:val="0"/>
           <w:sz w:val="22"/>
         </w:rPr>
-        <w:t>🕐 Last auto-updated: 2026-06-09 11:52 IST</w:t>
+        <w:t>🕐 Last auto-updated: 2026-07-25 23:01 IST</w:t>
       </w:r>
     </w:p>
     <w:p>
@@ -33811,7 +33811,7 @@
               <w:rPr>
                 <w:sz w:val="18"/>
               </w:rPr>
-              <w:t>0</w:t>
+              <w:t>2</w:t>
             </w:r>
           </w:p>
         </w:tc>
@@ -33867,7 +33867,7 @@
               <w:rPr>
                 <w:sz w:val="18"/>
               </w:rPr>
-              <w:t>69 MB</w:t>
+              <w:t>89 MB</w:t>
             </w:r>
           </w:p>
         </w:tc>
@@ -33923,7 +33923,7 @@
               <w:rPr>
                 <w:sz w:val="18"/>
               </w:rPr>
-              <w:t>2026-06-09</w:t>
+              <w:t>2026-07-25</w:t>
             </w:r>
           </w:p>
         </w:tc>
@@ -33951,7 +33951,7 @@
               <w:rPr>
                 <w:sz w:val="18"/>
               </w:rPr>
-              <w:t>2</w:t>
+              <w:t>25</w:t>
             </w:r>
           </w:p>
         </w:tc>
@@ -34060,7 +34060,7 @@
               <w:rPr>
                 <w:sz w:val="18"/>
               </w:rPr>
-              <w:t>125ms | HTTP 404 | v?</w:t>
+              <w:t>146ms | HTTP 404 | v?</w:t>
             </w:r>
           </w:p>
         </w:tc>
@@ -34101,7 +34101,7 @@
               <w:rPr>
                 <w:sz w:val="18"/>
               </w:rPr>
-              <w:t>156ms | HTTP 404 | v?</w:t>
+              <w:t>344ms | HTTP 200 | v?</w:t>
             </w:r>
           </w:p>
         </w:tc>
@@ -34142,7 +34142,7 @@
               <w:rPr>
                 <w:sz w:val="18"/>
               </w:rPr>
-              <w:t>71ms | HTTP 200 | v?</w:t>
+              <w:t>268ms | HTTP 200 | v?</w:t>
             </w:r>
           </w:p>
         </w:tc>
@@ -34250,7 +34250,7 @@
               <w:rPr>
                 <w:sz w:val="18"/>
               </w:rPr>
-              <w:t>⏳ Update Master Document</w:t>
+              <w:t>⏳ Benchmark Regression</w:t>
             </w:r>
           </w:p>
         </w:tc>
@@ -34276,7 +34276,7 @@
               <w:rPr>
                 <w:sz w:val="18"/>
               </w:rPr>
-              <w:t>in_progress</w:t>
+              <w:t>skipped</w:t>
             </w:r>
           </w:p>
         </w:tc>
@@ -34289,61 +34289,7 @@
               <w:rPr>
                 <w:sz w:val="18"/>
               </w:rPr>
-              <w:t>2026-06-09</w:t>
-            </w:r>
-          </w:p>
-        </w:tc>
-      </w:tr>
-      <w:tr>
-        <w:tc>
-          <w:tcPr>
-            <w:tcW w:type="dxa" w:w="2160"/>
-          </w:tcPr>
-          <w:p>
-            <w:r>
-              <w:rPr>
-                <w:sz w:val="18"/>
-              </w:rPr>
-              <w:t>⏳ Deploy Enterprise Docs</w:t>
-            </w:r>
-          </w:p>
-        </w:tc>
-        <w:tc>
-          <w:tcPr>
-            <w:tcW w:type="dxa" w:w="2160"/>
-          </w:tcPr>
-          <w:p>
-            <w:r>
-              <w:rPr>
-                <w:sz w:val="18"/>
-              </w:rPr>
-              <w:t>main</w:t>
-            </w:r>
-          </w:p>
-        </w:tc>
-        <w:tc>
-          <w:tcPr>
-            <w:tcW w:type="dxa" w:w="2160"/>
-          </w:tcPr>
-          <w:p>
-            <w:r>
-              <w:rPr>
-                <w:sz w:val="18"/>
-              </w:rPr>
-              <w:t>in_progress</w:t>
-            </w:r>
-          </w:p>
-        </w:tc>
-        <w:tc>
-          <w:tcPr>
-            <w:tcW w:type="dxa" w:w="2160"/>
-          </w:tcPr>
-          <w:p>
-            <w:r>
-              <w:rPr>
-                <w:sz w:val="18"/>
-              </w:rPr>
-              <w:t>2026-06-09</w:t>
+              <w:t>2026-07-25</w:t>
             </w:r>
           </w:p>
         </w:tc>
@@ -34371,7 +34317,7 @@
               <w:rPr>
                 <w:sz w:val="18"/>
               </w:rPr>
-              <w:t>main</w:t>
+              <w:t>dependabot/pip/chatbot_service/chatbot-deps-460e884fff</w:t>
             </w:r>
           </w:p>
         </w:tc>
@@ -34397,7 +34343,7 @@
               <w:rPr>
                 <w:sz w:val="18"/>
               </w:rPr>
-              <w:t>2026-06-09</w:t>
+              <w:t>2026-07-25</w:t>
             </w:r>
           </w:p>
         </w:tc>
@@ -34425,7 +34371,7 @@
               <w:rPr>
                 <w:sz w:val="18"/>
               </w:rPr>
-              <w:t>main</w:t>
+              <w:t>dependabot/pip/chatbot_service/chatbot-deps-460e884fff</w:t>
             </w:r>
           </w:p>
         </w:tc>
@@ -34451,7 +34397,7 @@
               <w:rPr>
                 <w:sz w:val="18"/>
               </w:rPr>
-              <w:t>2026-06-09</w:t>
+              <w:t>2026-07-25</w:t>
             </w:r>
           </w:p>
         </w:tc>
@@ -34466,7 +34412,7 @@
               <w:rPr>
                 <w:sz w:val="18"/>
               </w:rPr>
-              <w:t>⏳ Wiki Documentation Sync</w:t>
+              <w:t>⏳ Dependency Review</w:t>
             </w:r>
           </w:p>
         </w:tc>
@@ -34479,7 +34425,7 @@
               <w:rPr>
                 <w:sz w:val="18"/>
               </w:rPr>
-              <w:t>main</w:t>
+              <w:t>dependabot/pip/chatbot_service/chatbot-deps-460e884fff</w:t>
             </w:r>
           </w:p>
         </w:tc>
@@ -34505,7 +34451,7 @@
               <w:rPr>
                 <w:sz w:val="18"/>
               </w:rPr>
-              <w:t>2026-06-09</w:t>
+              <w:t>2026-07-25</w:t>
             </w:r>
           </w:p>
         </w:tc>
@@ -34520,7 +34466,7 @@
               <w:rPr>
                 <w:sz w:val="18"/>
               </w:rPr>
-              <w:t>⏳ Code Quality: Push on main</w:t>
+              <w:t>⏳ Security Scan</w:t>
             </w:r>
           </w:p>
         </w:tc>
@@ -34533,7 +34479,7 @@
               <w:rPr>
                 <w:sz w:val="18"/>
               </w:rPr>
-              <w:t>main</w:t>
+              <w:t>dependabot/pip/chatbot_service/chatbot-deps-460e884fff</w:t>
             </w:r>
           </w:p>
         </w:tc>
@@ -34559,61 +34505,7 @@
               <w:rPr>
                 <w:sz w:val="18"/>
               </w:rPr>
-              <w:t>2026-06-09</w:t>
-            </w:r>
-          </w:p>
-        </w:tc>
-      </w:tr>
-      <w:tr>
-        <w:tc>
-          <w:tcPr>
-            <w:tcW w:type="dxa" w:w="2160"/>
-          </w:tcPr>
-          <w:p>
-            <w:r>
-              <w:rPr>
-                <w:sz w:val="18"/>
-              </w:rPr>
-              <w:t>⏳ Push on main</w:t>
-            </w:r>
-          </w:p>
-        </w:tc>
-        <w:tc>
-          <w:tcPr>
-            <w:tcW w:type="dxa" w:w="2160"/>
-          </w:tcPr>
-          <w:p>
-            <w:r>
-              <w:rPr>
-                <w:sz w:val="18"/>
-              </w:rPr>
-              <w:t>main</w:t>
-            </w:r>
-          </w:p>
-        </w:tc>
-        <w:tc>
-          <w:tcPr>
-            <w:tcW w:type="dxa" w:w="2160"/>
-          </w:tcPr>
-          <w:p>
-            <w:r>
-              <w:rPr>
-                <w:sz w:val="18"/>
-              </w:rPr>
-              <w:t>in_progress</w:t>
-            </w:r>
-          </w:p>
-        </w:tc>
-        <w:tc>
-          <w:tcPr>
-            <w:tcW w:type="dxa" w:w="2160"/>
-          </w:tcPr>
-          <w:p>
-            <w:r>
-              <w:rPr>
-                <w:sz w:val="18"/>
-              </w:rPr>
-              <w:t>2026-06-09</w:t>
+              <w:t>2026-07-25</w:t>
             </w:r>
           </w:p>
         </w:tc>
@@ -34641,7 +34533,7 @@
               <w:rPr>
                 <w:sz w:val="18"/>
               </w:rPr>
-              <w:t>copilot/fix-271806273-1189775594-56109f09-207f-4c1f-b6e9-92a559241e8f</w:t>
+              <w:t>dependabot/pip/chatbot_service/chatbot-deps-460e884fff</w:t>
             </w:r>
           </w:p>
         </w:tc>
@@ -34654,7 +34546,7 @@
               <w:rPr>
                 <w:sz w:val="18"/>
               </w:rPr>
-              <w:t>action_required</w:t>
+              <w:t>in_progress</w:t>
             </w:r>
           </w:p>
         </w:tc>
@@ -34667,7 +34559,115 @@
               <w:rPr>
                 <w:sz w:val="18"/>
               </w:rPr>
-              <w:t>2026-06-09</w:t>
+              <w:t>2026-07-25</w:t>
+            </w:r>
+          </w:p>
+        </w:tc>
+      </w:tr>
+      <w:tr>
+        <w:tc>
+          <w:tcPr>
+            <w:tcW w:type="dxa" w:w="2160"/>
+          </w:tcPr>
+          <w:p>
+            <w:r>
+              <w:rPr>
+                <w:sz w:val="18"/>
+              </w:rPr>
+              <w:t>⏳ Render Deploy Readiness</w:t>
+            </w:r>
+          </w:p>
+        </w:tc>
+        <w:tc>
+          <w:tcPr>
+            <w:tcW w:type="dxa" w:w="2160"/>
+          </w:tcPr>
+          <w:p>
+            <w:r>
+              <w:rPr>
+                <w:sz w:val="18"/>
+              </w:rPr>
+              <w:t>dependabot/pip/chatbot_service/chatbot-deps-460e884fff</w:t>
+            </w:r>
+          </w:p>
+        </w:tc>
+        <w:tc>
+          <w:tcPr>
+            <w:tcW w:type="dxa" w:w="2160"/>
+          </w:tcPr>
+          <w:p>
+            <w:r>
+              <w:rPr>
+                <w:sz w:val="18"/>
+              </w:rPr>
+              <w:t>in_progress</w:t>
+            </w:r>
+          </w:p>
+        </w:tc>
+        <w:tc>
+          <w:tcPr>
+            <w:tcW w:type="dxa" w:w="2160"/>
+          </w:tcPr>
+          <w:p>
+            <w:r>
+              <w:rPr>
+                <w:sz w:val="18"/>
+              </w:rPr>
+              <w:t>2026-07-25</w:t>
+            </w:r>
+          </w:p>
+        </w:tc>
+      </w:tr>
+      <w:tr>
+        <w:tc>
+          <w:tcPr>
+            <w:tcW w:type="dxa" w:w="2160"/>
+          </w:tcPr>
+          <w:p>
+            <w:r>
+              <w:rPr>
+                <w:sz w:val="18"/>
+              </w:rPr>
+              <w:t>⏳ CodeQL Analysis</w:t>
+            </w:r>
+          </w:p>
+        </w:tc>
+        <w:tc>
+          <w:tcPr>
+            <w:tcW w:type="dxa" w:w="2160"/>
+          </w:tcPr>
+          <w:p>
+            <w:r>
+              <w:rPr>
+                <w:sz w:val="18"/>
+              </w:rPr>
+              <w:t>dependabot/pip/chatbot_service/chatbot-deps-460e884fff</w:t>
+            </w:r>
+          </w:p>
+        </w:tc>
+        <w:tc>
+          <w:tcPr>
+            <w:tcW w:type="dxa" w:w="2160"/>
+          </w:tcPr>
+          <w:p>
+            <w:r>
+              <w:rPr>
+                <w:sz w:val="18"/>
+              </w:rPr>
+              <w:t>in_progress</w:t>
+            </w:r>
+          </w:p>
+        </w:tc>
+        <w:tc>
+          <w:tcPr>
+            <w:tcW w:type="dxa" w:w="2160"/>
+          </w:tcPr>
+          <w:p>
+            <w:r>
+              <w:rPr>
+                <w:sz w:val="18"/>
+              </w:rPr>
+              <w:t>2026-07-25</w:t>
             </w:r>
           </w:p>
         </w:tc>
@@ -34796,7 +34796,7 @@
               <w:rPr>
                 <w:sz w:val="18"/>
               </w:rPr>
-              <w:t>52397b4</w:t>
+              <w:t>95bcb77</w:t>
             </w:r>
           </w:p>
         </w:tc>
@@ -34809,7 +34809,7 @@
               <w:rPr>
                 <w:sz w:val="18"/>
               </w:rPr>
-              <w:t>2026-06-09</w:t>
+              <w:t>2026-07-25</w:t>
             </w:r>
           </w:p>
         </w:tc>
@@ -34822,7 +34822,7 @@
               <w:rPr>
                 <w:sz w:val="18"/>
               </w:rPr>
-              <w:t>Merge pull request #100 from SafeVixAI/docs-wiki-auto-update</w:t>
+              <w:t>fix(ci): revert to requirements.txt, loosen torch pins for pip 26</w:t>
             </w:r>
           </w:p>
         </w:tc>
@@ -34850,7 +34850,7 @@
               <w:rPr>
                 <w:sz w:val="18"/>
               </w:rPr>
-              <w:t>425db96</w:t>
+              <w:t>7fc7776</w:t>
             </w:r>
           </w:p>
         </w:tc>
@@ -34863,7 +34863,7 @@
               <w:rPr>
                 <w:sz w:val="18"/>
               </w:rPr>
-              <w:t>2026-06-09</w:t>
+              <w:t>2026-07-25</w:t>
             </w:r>
           </w:p>
         </w:tc>
@@ -34876,61 +34876,7 @@
               <w:rPr>
                 <w:sz w:val="18"/>
               </w:rPr>
-              <w:t>docs(wiki): auto-sync wiki documentation [automated]</w:t>
-            </w:r>
-          </w:p>
-        </w:tc>
-        <w:tc>
-          <w:tcPr>
-            <w:tcW w:type="dxa" w:w="2160"/>
-          </w:tcPr>
-          <w:p>
-            <w:r>
-              <w:rPr>
-                <w:sz w:val="18"/>
-              </w:rPr>
-              <w:t>rohitkumarnaidu</w:t>
-            </w:r>
-          </w:p>
-        </w:tc>
-      </w:tr>
-      <w:tr>
-        <w:tc>
-          <w:tcPr>
-            <w:tcW w:type="dxa" w:w="2160"/>
-          </w:tcPr>
-          <w:p>
-            <w:r>
-              <w:rPr>
-                <w:sz w:val="18"/>
-              </w:rPr>
-              <w:t>7c3823f</w:t>
-            </w:r>
-          </w:p>
-        </w:tc>
-        <w:tc>
-          <w:tcPr>
-            <w:tcW w:type="dxa" w:w="2160"/>
-          </w:tcPr>
-          <w:p>
-            <w:r>
-              <w:rPr>
-                <w:sz w:val="18"/>
-              </w:rPr>
-              <w:t>2026-06-09</w:t>
-            </w:r>
-          </w:p>
-        </w:tc>
-        <w:tc>
-          <w:tcPr>
-            <w:tcW w:type="dxa" w:w="2160"/>
-          </w:tcPr>
-          <w:p>
-            <w:r>
-              <w:rPr>
-                <w:sz w:val="18"/>
-              </w:rPr>
-              <w:t>fix(e2e): automate static asset copying, auto-dismiss SystemStatusBar, and fix o</w:t>
+              <w:t>fix(tests): restore moderation test file + fix MCP mock close/aclose</w:t>
             </w:r>
           </w:p>
         </w:tc>
@@ -34958,7 +34904,7 @@
               <w:rPr>
                 <w:sz w:val="18"/>
               </w:rPr>
-              <w:t>372b126</w:t>
+              <w:t>d424e63</w:t>
             </w:r>
           </w:p>
         </w:tc>
@@ -34971,7 +34917,7 @@
               <w:rPr>
                 <w:sz w:val="18"/>
               </w:rPr>
-              <w:t>2026-06-09</w:t>
+              <w:t>2026-07-25</w:t>
             </w:r>
           </w:p>
         </w:tc>
@@ -34984,7 +34930,7 @@
               <w:rPr>
                 <w:sz w:val="18"/>
               </w:rPr>
-              <w:t>style: fix remaining auto-fixable python quality findings</w:t>
+              <w:t>fix(ci): resolve 12 backend test + 57 chatbot collection failures</w:t>
             </w:r>
           </w:p>
         </w:tc>
@@ -35012,7 +34958,7 @@
               <w:rPr>
                 <w:sz w:val="18"/>
               </w:rPr>
-              <w:t>97c854f</w:t>
+              <w:t>7af7e1c</w:t>
             </w:r>
           </w:p>
         </w:tc>
@@ -35025,7 +34971,7 @@
               <w:rPr>
                 <w:sz w:val="18"/>
               </w:rPr>
-              <w:t>2026-06-09</w:t>
+              <w:t>2026-07-25</w:t>
             </w:r>
           </w:p>
         </w:tc>
@@ -35038,7 +34984,7 @@
               <w:rPr>
                 <w:sz w:val="18"/>
               </w:rPr>
-              <w:t>fix(e2e): copy .next/static into standalone output for JS/CSS hydration</w:t>
+              <w:t>fix(tests): resolve asyncio event loop + assertion failures in CI</w:t>
             </w:r>
           </w:p>
         </w:tc>
@@ -35066,7 +35012,7 @@
               <w:rPr>
                 <w:sz w:val="18"/>
               </w:rPr>
-              <w:t>d74dfa9</w:t>
+              <w:t>0a84bea</w:t>
             </w:r>
           </w:p>
         </w:tc>
@@ -35079,7 +35025,7 @@
               <w:rPr>
                 <w:sz w:val="18"/>
               </w:rPr>
-              <w:t>2026-06-09</w:t>
+              <w:t>2026-07-25</w:t>
             </w:r>
           </w:p>
         </w:tc>
@@ -35092,7 +35038,7 @@
               <w:rPr>
                 <w:sz w:val="18"/>
               </w:rPr>
-              <w:t>style: run ruff check --fix --unsafe-fixes to resolve python maintainability fin</w:t>
+              <w:t>ci: trigger backend + chatbot workflows to verify notify-failure fix</w:t>
             </w:r>
           </w:p>
         </w:tc>
@@ -35120,7 +35066,7 @@
               <w:rPr>
                 <w:sz w:val="18"/>
               </w:rPr>
-              <w:t>b6808fa</w:t>
+              <w:t>cd381f0</w:t>
             </w:r>
           </w:p>
         </w:tc>
@@ -35133,7 +35079,7 @@
               <w:rPr>
                 <w:sz w:val="18"/>
               </w:rPr>
-              <w:t>2026-06-09</w:t>
+              <w:t>2026-07-25</w:t>
             </w:r>
           </w:p>
         </w:tc>
@@ -35146,7 +35092,7 @@
               <w:rPr>
                 <w:sz w:val="18"/>
               </w:rPr>
-              <w:t>security: upgrade base OS packages inside all Dockerfiles to resolve Trivy RCE a</w:t>
+              <w:t>fix(ci): resolve remaining CI failures - a11y, security, release</w:t>
             </w:r>
           </w:p>
         </w:tc>
@@ -35174,7 +35120,7 @@
               <w:rPr>
                 <w:sz w:val="18"/>
               </w:rPr>
-              <w:t>9503986</w:t>
+              <w:t>59b50f7</w:t>
             </w:r>
           </w:p>
         </w:tc>
@@ -35187,7 +35133,7 @@
               <w:rPr>
                 <w:sz w:val="18"/>
               </w:rPr>
-              <w:t>2026-06-09</w:t>
+              <w:t>2026-07-25</w:t>
             </w:r>
           </w:p>
         </w:tc>
@@ -35200,7 +35146,7 @@
               <w:rPr>
                 <w:sz w:val="18"/>
               </w:rPr>
-              <w:t>security: upgrade chromadb to 1.5.9 to resolve pre-auth RCE vulnerability and up</w:t>
+              <w:t>fix(ci): remove secrets from notify-failure.yml if: condition</w:t>
             </w:r>
           </w:p>
         </w:tc>
@@ -35228,7 +35174,7 @@
               <w:rPr>
                 <w:sz w:val="18"/>
               </w:rPr>
-              <w:t>86b8ecf</w:t>
+              <w:t>350b9a1</w:t>
             </w:r>
           </w:p>
         </w:tc>
@@ -35241,7 +35187,7 @@
               <w:rPr>
                 <w:sz w:val="18"/>
               </w:rPr>
-              <w:t>2026-06-09</w:t>
+              <w:t>2026-07-25</w:t>
             </w:r>
           </w:p>
         </w:tc>
@@ -35254,7 +35200,7 @@
               <w:rPr>
                 <w:sz w:val="18"/>
               </w:rPr>
-              <w:t>fix: apply PR #170 changes — IMPLEMENTATION_PLAN corrections, E2E type safety, d</w:t>
+              <w:t>fix(ci): resolve all 8 failing CI checks at enterprise level</w:t>
             </w:r>
           </w:p>
         </w:tc>
@@ -35282,7 +35228,7 @@
               <w:rPr>
                 <w:sz w:val="18"/>
               </w:rPr>
-              <w:t>7c3d484</w:t>
+              <w:t>ad09a01</w:t>
             </w:r>
           </w:p>
         </w:tc>
@@ -35295,7 +35241,7 @@
               <w:rPr>
                 <w:sz w:val="18"/>
               </w:rPr>
-              <w:t>2026-06-09</w:t>
+              <w:t>2026-07-25</w:t>
             </w:r>
           </w:p>
         </w:tc>
@@ -35308,7 +35254,61 @@
               <w:rPr>
                 <w:sz w:val="18"/>
               </w:rPr>
-              <w:t>fix: apply PR #169 changes — UIUX typo fixes and deterministic E2E offline check</w:t>
+              <w:t>fix: make validate-commits gates non-blocking (warning instead of exit 1)</w:t>
+            </w:r>
+          </w:p>
+        </w:tc>
+        <w:tc>
+          <w:tcPr>
+            <w:tcW w:type="dxa" w:w="2160"/>
+          </w:tcPr>
+          <w:p>
+            <w:r>
+              <w:rPr>
+                <w:sz w:val="18"/>
+              </w:rPr>
+              <w:t>Bappadala Rohith Kumar Naidu</w:t>
+            </w:r>
+          </w:p>
+        </w:tc>
+      </w:tr>
+      <w:tr>
+        <w:tc>
+          <w:tcPr>
+            <w:tcW w:type="dxa" w:w="2160"/>
+          </w:tcPr>
+          <w:p>
+            <w:r>
+              <w:rPr>
+                <w:sz w:val="18"/>
+              </w:rPr>
+              <w:t>9cef36e</w:t>
+            </w:r>
+          </w:p>
+        </w:tc>
+        <w:tc>
+          <w:tcPr>
+            <w:tcW w:type="dxa" w:w="2160"/>
+          </w:tcPr>
+          <w:p>
+            <w:r>
+              <w:rPr>
+                <w:sz w:val="18"/>
+              </w:rPr>
+              <w:t>2026-07-25</w:t>
+            </w:r>
+          </w:p>
+        </w:tc>
+        <w:tc>
+          <w:tcPr>
+            <w:tcW w:type="dxa" w:w="2160"/>
+          </w:tcPr>
+          <w:p>
+            <w:r>
+              <w:rPr>
+                <w:sz w:val="18"/>
+              </w:rPr>
+              <w:t>ci: enterprise hardening complete — concurrency + notify-failure on all 41 workf</w:t>
             </w:r>
           </w:p>
         </w:tc>
@@ -36173,7 +36173,7 @@
               <w:rPr>
                 <w:sz w:val="18"/>
               </w:rPr>
-              <w:t>374</w:t>
+              <w:t>393</w:t>
             </w:r>
           </w:p>
         </w:tc>
@@ -36201,7 +36201,7 @@
               <w:rPr>
                 <w:sz w:val="18"/>
               </w:rPr>
-              <w:t>780</w:t>
+              <w:t>773</w:t>
             </w:r>
           </w:p>
         </w:tc>
@@ -36307,7 +36307,7 @@
         <w:br/>
         <w:t>Generated by scripts/update_master_doc.py</w:t>
         <w:br/>
-        <w:t>Timestamp: 2026-06-09 11:52 IST</w:t>
+        <w:t>Timestamp: 2026-07-25 23:01 IST</w:t>
         <w:br/>
         <w:t>Repository: github.com/SafeVixAI/SafeVixAI</w:t>
       </w:r>

--- a/docs/SafeVixAI_MASTER.docx
+++ b/docs/SafeVixAI_MASTER.docx
@@ -33723,7 +33723,7 @@
           <w:i w:val="0"/>
           <w:sz w:val="22"/>
         </w:rPr>
-        <w:t>🕐 Last auto-updated: 2026-06-09 11:52 IST</w:t>
+        <w:t>🕐 Last auto-updated: 2026-07-25 23:09 IST</w:t>
       </w:r>
     </w:p>
     <w:p>
@@ -33811,7 +33811,7 @@
               <w:rPr>
                 <w:sz w:val="18"/>
               </w:rPr>
-              <w:t>0</w:t>
+              <w:t>2</w:t>
             </w:r>
           </w:p>
         </w:tc>
@@ -33867,7 +33867,7 @@
               <w:rPr>
                 <w:sz w:val="18"/>
               </w:rPr>
-              <w:t>69 MB</w:t>
+              <w:t>89 MB</w:t>
             </w:r>
           </w:p>
         </w:tc>
@@ -33923,7 +33923,7 @@
               <w:rPr>
                 <w:sz w:val="18"/>
               </w:rPr>
-              <w:t>2026-06-09</w:t>
+              <w:t>2026-07-25</w:t>
             </w:r>
           </w:p>
         </w:tc>
@@ -33951,7 +33951,7 @@
               <w:rPr>
                 <w:sz w:val="18"/>
               </w:rPr>
-              <w:t>2</w:t>
+              <w:t>27</w:t>
             </w:r>
           </w:p>
         </w:tc>
@@ -34060,7 +34060,7 @@
               <w:rPr>
                 <w:sz w:val="18"/>
               </w:rPr>
-              <w:t>125ms | HTTP 404 | v?</w:t>
+              <w:t>53ms | HTTP 404 | v?</w:t>
             </w:r>
           </w:p>
         </w:tc>
@@ -34101,7 +34101,7 @@
               <w:rPr>
                 <w:sz w:val="18"/>
               </w:rPr>
-              <w:t>156ms | HTTP 404 | v?</w:t>
+              <w:t>652ms | HTTP 200 | v?</w:t>
             </w:r>
           </w:p>
         </w:tc>
@@ -34142,7 +34142,7 @@
               <w:rPr>
                 <w:sz w:val="18"/>
               </w:rPr>
-              <w:t>71ms | HTTP 200 | v?</w:t>
+              <w:t>245ms | HTTP 200 | v?</w:t>
             </w:r>
           </w:p>
         </w:tc>
@@ -34250,7 +34250,7 @@
               <w:rPr>
                 <w:sz w:val="18"/>
               </w:rPr>
-              <w:t>⏳ Update Master Document</w:t>
+              <w:t>⏳ Benchmark Regression</w:t>
             </w:r>
           </w:p>
         </w:tc>
@@ -34276,7 +34276,7 @@
               <w:rPr>
                 <w:sz w:val="18"/>
               </w:rPr>
-              <w:t>in_progress</w:t>
+              <w:t>skipped</w:t>
             </w:r>
           </w:p>
         </w:tc>
@@ -34289,7 +34289,7 @@
               <w:rPr>
                 <w:sz w:val="18"/>
               </w:rPr>
-              <w:t>2026-06-09</w:t>
+              <w:t>2026-07-25</w:t>
             </w:r>
           </w:p>
         </w:tc>
@@ -34304,7 +34304,7 @@
               <w:rPr>
                 <w:sz w:val="18"/>
               </w:rPr>
-              <w:t>⏳ Deploy Enterprise Docs</w:t>
+              <w:t>⏳ License Scan</w:t>
             </w:r>
           </w:p>
         </w:tc>
@@ -34317,7 +34317,7 @@
               <w:rPr>
                 <w:sz w:val="18"/>
               </w:rPr>
-              <w:t>main</w:t>
+              <w:t>docs-wiki-auto-update-30168045485</w:t>
             </w:r>
           </w:p>
         </w:tc>
@@ -34330,7 +34330,7 @@
               <w:rPr>
                 <w:sz w:val="18"/>
               </w:rPr>
-              <w:t>in_progress</w:t>
+              <w:t>action_required</w:t>
             </w:r>
           </w:p>
         </w:tc>
@@ -34343,7 +34343,7 @@
               <w:rPr>
                 <w:sz w:val="18"/>
               </w:rPr>
-              <w:t>2026-06-09</w:t>
+              <w:t>2026-07-25</w:t>
             </w:r>
           </w:p>
         </w:tc>
@@ -34358,7 +34358,7 @@
               <w:rPr>
                 <w:sz w:val="18"/>
               </w:rPr>
-              <w:t>⏳ Contract Tests</w:t>
+              <w:t>⏳ Accessibility (a11y)</w:t>
             </w:r>
           </w:p>
         </w:tc>
@@ -34371,7 +34371,7 @@
               <w:rPr>
                 <w:sz w:val="18"/>
               </w:rPr>
-              <w:t>main</w:t>
+              <w:t>docs-wiki-auto-update-30168045485</w:t>
             </w:r>
           </w:p>
         </w:tc>
@@ -34384,7 +34384,7 @@
               <w:rPr>
                 <w:sz w:val="18"/>
               </w:rPr>
-              <w:t>in_progress</w:t>
+              <w:t>action_required</w:t>
             </w:r>
           </w:p>
         </w:tc>
@@ -34397,7 +34397,7 @@
               <w:rPr>
                 <w:sz w:val="18"/>
               </w:rPr>
-              <w:t>2026-06-09</w:t>
+              <w:t>2026-07-25</w:t>
             </w:r>
           </w:p>
         </w:tc>
@@ -34425,7 +34425,7 @@
               <w:rPr>
                 <w:sz w:val="18"/>
               </w:rPr>
-              <w:t>main</w:t>
+              <w:t>docs-wiki-auto-update-30168045485</w:t>
             </w:r>
           </w:p>
         </w:tc>
@@ -34438,7 +34438,7 @@
               <w:rPr>
                 <w:sz w:val="18"/>
               </w:rPr>
-              <w:t>in_progress</w:t>
+              <w:t>action_required</w:t>
             </w:r>
           </w:p>
         </w:tc>
@@ -34451,7 +34451,7 @@
               <w:rPr>
                 <w:sz w:val="18"/>
               </w:rPr>
-              <w:t>2026-06-09</w:t>
+              <w:t>2026-07-25</w:t>
             </w:r>
           </w:p>
         </w:tc>
@@ -34466,7 +34466,7 @@
               <w:rPr>
                 <w:sz w:val="18"/>
               </w:rPr>
-              <w:t>⏳ Wiki Documentation Sync</w:t>
+              <w:t>⏳ Render Deploy Readiness</w:t>
             </w:r>
           </w:p>
         </w:tc>
@@ -34479,7 +34479,7 @@
               <w:rPr>
                 <w:sz w:val="18"/>
               </w:rPr>
-              <w:t>main</w:t>
+              <w:t>docs-wiki-auto-update-30168045485</w:t>
             </w:r>
           </w:p>
         </w:tc>
@@ -34492,7 +34492,7 @@
               <w:rPr>
                 <w:sz w:val="18"/>
               </w:rPr>
-              <w:t>in_progress</w:t>
+              <w:t>action_required</w:t>
             </w:r>
           </w:p>
         </w:tc>
@@ -34505,7 +34505,7 @@
               <w:rPr>
                 <w:sz w:val="18"/>
               </w:rPr>
-              <w:t>2026-06-09</w:t>
+              <w:t>2026-07-25</w:t>
             </w:r>
           </w:p>
         </w:tc>
@@ -34520,7 +34520,7 @@
               <w:rPr>
                 <w:sz w:val="18"/>
               </w:rPr>
-              <w:t>⏳ Code Quality: Push on main</w:t>
+              <w:t>⏳ Dependency Review</w:t>
             </w:r>
           </w:p>
         </w:tc>
@@ -34533,7 +34533,7 @@
               <w:rPr>
                 <w:sz w:val="18"/>
               </w:rPr>
-              <w:t>main</w:t>
+              <w:t>docs-wiki-auto-update-30168045485</w:t>
             </w:r>
           </w:p>
         </w:tc>
@@ -34546,7 +34546,7 @@
               <w:rPr>
                 <w:sz w:val="18"/>
               </w:rPr>
-              <w:t>in_progress</w:t>
+              <w:t>action_required</w:t>
             </w:r>
           </w:p>
         </w:tc>
@@ -34559,61 +34559,7 @@
               <w:rPr>
                 <w:sz w:val="18"/>
               </w:rPr>
-              <w:t>2026-06-09</w:t>
-            </w:r>
-          </w:p>
-        </w:tc>
-      </w:tr>
-      <w:tr>
-        <w:tc>
-          <w:tcPr>
-            <w:tcW w:type="dxa" w:w="2160"/>
-          </w:tcPr>
-          <w:p>
-            <w:r>
-              <w:rPr>
-                <w:sz w:val="18"/>
-              </w:rPr>
-              <w:t>⏳ Push on main</w:t>
-            </w:r>
-          </w:p>
-        </w:tc>
-        <w:tc>
-          <w:tcPr>
-            <w:tcW w:type="dxa" w:w="2160"/>
-          </w:tcPr>
-          <w:p>
-            <w:r>
-              <w:rPr>
-                <w:sz w:val="18"/>
-              </w:rPr>
-              <w:t>main</w:t>
-            </w:r>
-          </w:p>
-        </w:tc>
-        <w:tc>
-          <w:tcPr>
-            <w:tcW w:type="dxa" w:w="2160"/>
-          </w:tcPr>
-          <w:p>
-            <w:r>
-              <w:rPr>
-                <w:sz w:val="18"/>
-              </w:rPr>
-              <w:t>in_progress</w:t>
-            </w:r>
-          </w:p>
-        </w:tc>
-        <w:tc>
-          <w:tcPr>
-            <w:tcW w:type="dxa" w:w="2160"/>
-          </w:tcPr>
-          <w:p>
-            <w:r>
-              <w:rPr>
-                <w:sz w:val="18"/>
-              </w:rPr>
-              <w:t>2026-06-09</w:t>
+              <w:t>2026-07-25</w:t>
             </w:r>
           </w:p>
         </w:tc>
@@ -34641,7 +34587,7 @@
               <w:rPr>
                 <w:sz w:val="18"/>
               </w:rPr>
-              <w:t>copilot/fix-271806273-1189775594-56109f09-207f-4c1f-b6e9-92a559241e8f</w:t>
+              <w:t>docs-wiki-auto-update-30168045485</w:t>
             </w:r>
           </w:p>
         </w:tc>
@@ -34667,7 +34613,61 @@
               <w:rPr>
                 <w:sz w:val="18"/>
               </w:rPr>
-              <w:t>2026-06-09</w:t>
+              <w:t>2026-07-25</w:t>
+            </w:r>
+          </w:p>
+        </w:tc>
+      </w:tr>
+      <w:tr>
+        <w:tc>
+          <w:tcPr>
+            <w:tcW w:type="dxa" w:w="2160"/>
+          </w:tcPr>
+          <w:p>
+            <w:r>
+              <w:rPr>
+                <w:sz w:val="18"/>
+              </w:rPr>
+              <w:t>⏳ Security Scan</w:t>
+            </w:r>
+          </w:p>
+        </w:tc>
+        <w:tc>
+          <w:tcPr>
+            <w:tcW w:type="dxa" w:w="2160"/>
+          </w:tcPr>
+          <w:p>
+            <w:r>
+              <w:rPr>
+                <w:sz w:val="18"/>
+              </w:rPr>
+              <w:t>docs-wiki-auto-update-30168045485</w:t>
+            </w:r>
+          </w:p>
+        </w:tc>
+        <w:tc>
+          <w:tcPr>
+            <w:tcW w:type="dxa" w:w="2160"/>
+          </w:tcPr>
+          <w:p>
+            <w:r>
+              <w:rPr>
+                <w:sz w:val="18"/>
+              </w:rPr>
+              <w:t>action_required</w:t>
+            </w:r>
+          </w:p>
+        </w:tc>
+        <w:tc>
+          <w:tcPr>
+            <w:tcW w:type="dxa" w:w="2160"/>
+          </w:tcPr>
+          <w:p>
+            <w:r>
+              <w:rPr>
+                <w:sz w:val="18"/>
+              </w:rPr>
+              <w:t>2026-07-25</w:t>
             </w:r>
           </w:p>
         </w:tc>
@@ -34796,7 +34796,7 @@
               <w:rPr>
                 <w:sz w:val="18"/>
               </w:rPr>
-              <w:t>52397b4</w:t>
+              <w:t>a0b7a42</w:t>
             </w:r>
           </w:p>
         </w:tc>
@@ -34809,7 +34809,7 @@
               <w:rPr>
                 <w:sz w:val="18"/>
               </w:rPr>
-              <w:t>2026-06-09</w:t>
+              <w:t>2026-07-25</w:t>
             </w:r>
           </w:p>
         </w:tc>
@@ -34822,7 +34822,7 @@
               <w:rPr>
                 <w:sz w:val="18"/>
               </w:rPr>
-              <w:t>Merge pull request #100 from SafeVixAI/docs-wiki-auto-update</w:t>
+              <w:t>fix(ci): remove unused langchain packages causing pip 26 ResolutionImpossible</w:t>
             </w:r>
           </w:p>
         </w:tc>
@@ -34850,7 +34850,7 @@
               <w:rPr>
                 <w:sz w:val="18"/>
               </w:rPr>
-              <w:t>425db96</w:t>
+              <w:t>95bcb77</w:t>
             </w:r>
           </w:p>
         </w:tc>
@@ -34863,7 +34863,7 @@
               <w:rPr>
                 <w:sz w:val="18"/>
               </w:rPr>
-              <w:t>2026-06-09</w:t>
+              <w:t>2026-07-25</w:t>
             </w:r>
           </w:p>
         </w:tc>
@@ -34876,61 +34876,7 @@
               <w:rPr>
                 <w:sz w:val="18"/>
               </w:rPr>
-              <w:t>docs(wiki): auto-sync wiki documentation [automated]</w:t>
-            </w:r>
-          </w:p>
-        </w:tc>
-        <w:tc>
-          <w:tcPr>
-            <w:tcW w:type="dxa" w:w="2160"/>
-          </w:tcPr>
-          <w:p>
-            <w:r>
-              <w:rPr>
-                <w:sz w:val="18"/>
-              </w:rPr>
-              <w:t>rohitkumarnaidu</w:t>
-            </w:r>
-          </w:p>
-        </w:tc>
-      </w:tr>
-      <w:tr>
-        <w:tc>
-          <w:tcPr>
-            <w:tcW w:type="dxa" w:w="2160"/>
-          </w:tcPr>
-          <w:p>
-            <w:r>
-              <w:rPr>
-                <w:sz w:val="18"/>
-              </w:rPr>
-              <w:t>7c3823f</w:t>
-            </w:r>
-          </w:p>
-        </w:tc>
-        <w:tc>
-          <w:tcPr>
-            <w:tcW w:type="dxa" w:w="2160"/>
-          </w:tcPr>
-          <w:p>
-            <w:r>
-              <w:rPr>
-                <w:sz w:val="18"/>
-              </w:rPr>
-              <w:t>2026-06-09</w:t>
-            </w:r>
-          </w:p>
-        </w:tc>
-        <w:tc>
-          <w:tcPr>
-            <w:tcW w:type="dxa" w:w="2160"/>
-          </w:tcPr>
-          <w:p>
-            <w:r>
-              <w:rPr>
-                <w:sz w:val="18"/>
-              </w:rPr>
-              <w:t>fix(e2e): automate static asset copying, auto-dismiss SystemStatusBar, and fix o</w:t>
+              <w:t>fix(ci): revert to requirements.txt, loosen torch pins for pip 26</w:t>
             </w:r>
           </w:p>
         </w:tc>
@@ -34958,7 +34904,7 @@
               <w:rPr>
                 <w:sz w:val="18"/>
               </w:rPr>
-              <w:t>372b126</w:t>
+              <w:t>7fc7776</w:t>
             </w:r>
           </w:p>
         </w:tc>
@@ -34971,7 +34917,7 @@
               <w:rPr>
                 <w:sz w:val="18"/>
               </w:rPr>
-              <w:t>2026-06-09</w:t>
+              <w:t>2026-07-25</w:t>
             </w:r>
           </w:p>
         </w:tc>
@@ -34984,7 +34930,7 @@
               <w:rPr>
                 <w:sz w:val="18"/>
               </w:rPr>
-              <w:t>style: fix remaining auto-fixable python quality findings</w:t>
+              <w:t>fix(tests): restore moderation test file + fix MCP mock close/aclose</w:t>
             </w:r>
           </w:p>
         </w:tc>
@@ -35012,7 +34958,7 @@
               <w:rPr>
                 <w:sz w:val="18"/>
               </w:rPr>
-              <w:t>97c854f</w:t>
+              <w:t>d424e63</w:t>
             </w:r>
           </w:p>
         </w:tc>
@@ -35025,7 +34971,7 @@
               <w:rPr>
                 <w:sz w:val="18"/>
               </w:rPr>
-              <w:t>2026-06-09</w:t>
+              <w:t>2026-07-25</w:t>
             </w:r>
           </w:p>
         </w:tc>
@@ -35038,7 +34984,7 @@
               <w:rPr>
                 <w:sz w:val="18"/>
               </w:rPr>
-              <w:t>fix(e2e): copy .next/static into standalone output for JS/CSS hydration</w:t>
+              <w:t>fix(ci): resolve 12 backend test + 57 chatbot collection failures</w:t>
             </w:r>
           </w:p>
         </w:tc>
@@ -35066,7 +35012,7 @@
               <w:rPr>
                 <w:sz w:val="18"/>
               </w:rPr>
-              <w:t>d74dfa9</w:t>
+              <w:t>7af7e1c</w:t>
             </w:r>
           </w:p>
         </w:tc>
@@ -35079,7 +35025,7 @@
               <w:rPr>
                 <w:sz w:val="18"/>
               </w:rPr>
-              <w:t>2026-06-09</w:t>
+              <w:t>2026-07-25</w:t>
             </w:r>
           </w:p>
         </w:tc>
@@ -35092,7 +35038,7 @@
               <w:rPr>
                 <w:sz w:val="18"/>
               </w:rPr>
-              <w:t>style: run ruff check --fix --unsafe-fixes to resolve python maintainability fin</w:t>
+              <w:t>fix(tests): resolve asyncio event loop + assertion failures in CI</w:t>
             </w:r>
           </w:p>
         </w:tc>
@@ -35120,7 +35066,7 @@
               <w:rPr>
                 <w:sz w:val="18"/>
               </w:rPr>
-              <w:t>b6808fa</w:t>
+              <w:t>0a84bea</w:t>
             </w:r>
           </w:p>
         </w:tc>
@@ -35133,7 +35079,7 @@
               <w:rPr>
                 <w:sz w:val="18"/>
               </w:rPr>
-              <w:t>2026-06-09</w:t>
+              <w:t>2026-07-25</w:t>
             </w:r>
           </w:p>
         </w:tc>
@@ -35146,7 +35092,7 @@
               <w:rPr>
                 <w:sz w:val="18"/>
               </w:rPr>
-              <w:t>security: upgrade base OS packages inside all Dockerfiles to resolve Trivy RCE a</w:t>
+              <w:t>ci: trigger backend + chatbot workflows to verify notify-failure fix</w:t>
             </w:r>
           </w:p>
         </w:tc>
@@ -35174,7 +35120,7 @@
               <w:rPr>
                 <w:sz w:val="18"/>
               </w:rPr>
-              <w:t>9503986</w:t>
+              <w:t>cd381f0</w:t>
             </w:r>
           </w:p>
         </w:tc>
@@ -35187,7 +35133,7 @@
               <w:rPr>
                 <w:sz w:val="18"/>
               </w:rPr>
-              <w:t>2026-06-09</w:t>
+              <w:t>2026-07-25</w:t>
             </w:r>
           </w:p>
         </w:tc>
@@ -35200,7 +35146,7 @@
               <w:rPr>
                 <w:sz w:val="18"/>
               </w:rPr>
-              <w:t>security: upgrade chromadb to 1.5.9 to resolve pre-auth RCE vulnerability and up</w:t>
+              <w:t>fix(ci): resolve remaining CI failures - a11y, security, release</w:t>
             </w:r>
           </w:p>
         </w:tc>
@@ -35228,7 +35174,7 @@
               <w:rPr>
                 <w:sz w:val="18"/>
               </w:rPr>
-              <w:t>86b8ecf</w:t>
+              <w:t>59b50f7</w:t>
             </w:r>
           </w:p>
         </w:tc>
@@ -35241,7 +35187,7 @@
               <w:rPr>
                 <w:sz w:val="18"/>
               </w:rPr>
-              <w:t>2026-06-09</w:t>
+              <w:t>2026-07-25</w:t>
             </w:r>
           </w:p>
         </w:tc>
@@ -35254,7 +35200,7 @@
               <w:rPr>
                 <w:sz w:val="18"/>
               </w:rPr>
-              <w:t>fix: apply PR #170 changes — IMPLEMENTATION_PLAN corrections, E2E type safety, d</w:t>
+              <w:t>fix(ci): remove secrets from notify-failure.yml if: condition</w:t>
             </w:r>
           </w:p>
         </w:tc>
@@ -35282,7 +35228,7 @@
               <w:rPr>
                 <w:sz w:val="18"/>
               </w:rPr>
-              <w:t>7c3d484</w:t>
+              <w:t>350b9a1</w:t>
             </w:r>
           </w:p>
         </w:tc>
@@ -35295,7 +35241,7 @@
               <w:rPr>
                 <w:sz w:val="18"/>
               </w:rPr>
-              <w:t>2026-06-09</w:t>
+              <w:t>2026-07-25</w:t>
             </w:r>
           </w:p>
         </w:tc>
@@ -35308,7 +35254,61 @@
               <w:rPr>
                 <w:sz w:val="18"/>
               </w:rPr>
-              <w:t>fix: apply PR #169 changes — UIUX typo fixes and deterministic E2E offline check</w:t>
+              <w:t>fix(ci): resolve all 8 failing CI checks at enterprise level</w:t>
+            </w:r>
+          </w:p>
+        </w:tc>
+        <w:tc>
+          <w:tcPr>
+            <w:tcW w:type="dxa" w:w="2160"/>
+          </w:tcPr>
+          <w:p>
+            <w:r>
+              <w:rPr>
+                <w:sz w:val="18"/>
+              </w:rPr>
+              <w:t>Bappadala Rohith Kumar Naidu</w:t>
+            </w:r>
+          </w:p>
+        </w:tc>
+      </w:tr>
+      <w:tr>
+        <w:tc>
+          <w:tcPr>
+            <w:tcW w:type="dxa" w:w="2160"/>
+          </w:tcPr>
+          <w:p>
+            <w:r>
+              <w:rPr>
+                <w:sz w:val="18"/>
+              </w:rPr>
+              <w:t>ad09a01</w:t>
+            </w:r>
+          </w:p>
+        </w:tc>
+        <w:tc>
+          <w:tcPr>
+            <w:tcW w:type="dxa" w:w="2160"/>
+          </w:tcPr>
+          <w:p>
+            <w:r>
+              <w:rPr>
+                <w:sz w:val="18"/>
+              </w:rPr>
+              <w:t>2026-07-25</w:t>
+            </w:r>
+          </w:p>
+        </w:tc>
+        <w:tc>
+          <w:tcPr>
+            <w:tcW w:type="dxa" w:w="2160"/>
+          </w:tcPr>
+          <w:p>
+            <w:r>
+              <w:rPr>
+                <w:sz w:val="18"/>
+              </w:rPr>
+              <w:t>fix: make validate-commits gates non-blocking (warning instead of exit 1)</w:t>
             </w:r>
           </w:p>
         </w:tc>
@@ -36173,7 +36173,7 @@
               <w:rPr>
                 <w:sz w:val="18"/>
               </w:rPr>
-              <w:t>374</w:t>
+              <w:t>393</w:t>
             </w:r>
           </w:p>
         </w:tc>
@@ -36201,7 +36201,7 @@
               <w:rPr>
                 <w:sz w:val="18"/>
               </w:rPr>
-              <w:t>780</w:t>
+              <w:t>773</w:t>
             </w:r>
           </w:p>
         </w:tc>
@@ -36307,7 +36307,7 @@
         <w:br/>
         <w:t>Generated by scripts/update_master_doc.py</w:t>
         <w:br/>
-        <w:t>Timestamp: 2026-06-09 11:52 IST</w:t>
+        <w:t>Timestamp: 2026-07-25 23:09 IST</w:t>
         <w:br/>
         <w:t>Repository: github.com/SafeVixAI/SafeVixAI</w:t>
       </w:r>

--- a/docs/SafeVixAI_MASTER.docx
+++ b/docs/SafeVixAI_MASTER.docx
@@ -33723,7 +33723,7 @@
           <w:i w:val="0"/>
           <w:sz w:val="22"/>
         </w:rPr>
-        <w:t>🕐 Last auto-updated: 2026-06-09 11:52 IST</w:t>
+        <w:t>🕐 Last auto-updated: 2026-07-25 23:40 IST</w:t>
       </w:r>
     </w:p>
     <w:p>
@@ -33811,7 +33811,7 @@
               <w:rPr>
                 <w:sz w:val="18"/>
               </w:rPr>
-              <w:t>0</w:t>
+              <w:t>2</w:t>
             </w:r>
           </w:p>
         </w:tc>
@@ -33867,7 +33867,7 @@
               <w:rPr>
                 <w:sz w:val="18"/>
               </w:rPr>
-              <w:t>69 MB</w:t>
+              <w:t>89 MB</w:t>
             </w:r>
           </w:p>
         </w:tc>
@@ -33923,7 +33923,7 @@
               <w:rPr>
                 <w:sz w:val="18"/>
               </w:rPr>
-              <w:t>2026-06-09</w:t>
+              <w:t>2026-07-25</w:t>
             </w:r>
           </w:p>
         </w:tc>
@@ -33951,7 +33951,7 @@
               <w:rPr>
                 <w:sz w:val="18"/>
               </w:rPr>
-              <w:t>2</w:t>
+              <w:t>29</w:t>
             </w:r>
           </w:p>
         </w:tc>
@@ -34060,7 +34060,7 @@
               <w:rPr>
                 <w:sz w:val="18"/>
               </w:rPr>
-              <w:t>125ms | HTTP 404 | v?</w:t>
+              <w:t>250ms | HTTP 404 | v?</w:t>
             </w:r>
           </w:p>
         </w:tc>
@@ -34101,7 +34101,7 @@
               <w:rPr>
                 <w:sz w:val="18"/>
               </w:rPr>
-              <w:t>156ms | HTTP 404 | v?</w:t>
+              <w:t>382ms | HTTP 200 | v?</w:t>
             </w:r>
           </w:p>
         </w:tc>
@@ -34142,7 +34142,7 @@
               <w:rPr>
                 <w:sz w:val="18"/>
               </w:rPr>
-              <w:t>71ms | HTTP 200 | v?</w:t>
+              <w:t>173ms | HTTP 200 | v?</w:t>
             </w:r>
           </w:p>
         </w:tc>
@@ -34250,7 +34250,7 @@
               <w:rPr>
                 <w:sz w:val="18"/>
               </w:rPr>
-              <w:t>⏳ Update Master Document</w:t>
+              <w:t>⏳ Benchmark Regression</w:t>
             </w:r>
           </w:p>
         </w:tc>
@@ -34276,7 +34276,7 @@
               <w:rPr>
                 <w:sz w:val="18"/>
               </w:rPr>
-              <w:t>in_progress</w:t>
+              <w:t>skipped</w:t>
             </w:r>
           </w:p>
         </w:tc>
@@ -34289,7 +34289,7 @@
               <w:rPr>
                 <w:sz w:val="18"/>
               </w:rPr>
-              <w:t>2026-06-09</w:t>
+              <w:t>2026-07-25</w:t>
             </w:r>
           </w:p>
         </w:tc>
@@ -34304,7 +34304,7 @@
               <w:rPr>
                 <w:sz w:val="18"/>
               </w:rPr>
-              <w:t>⏳ Deploy Enterprise Docs</w:t>
+              <w:t>⏳ Dependency Review</w:t>
             </w:r>
           </w:p>
         </w:tc>
@@ -34317,7 +34317,7 @@
               <w:rPr>
                 <w:sz w:val="18"/>
               </w:rPr>
-              <w:t>main</w:t>
+              <w:t>docs-wiki-auto-update-30168873461</w:t>
             </w:r>
           </w:p>
         </w:tc>
@@ -34330,7 +34330,7 @@
               <w:rPr>
                 <w:sz w:val="18"/>
               </w:rPr>
-              <w:t>in_progress</w:t>
+              <w:t>action_required</w:t>
             </w:r>
           </w:p>
         </w:tc>
@@ -34343,7 +34343,7 @@
               <w:rPr>
                 <w:sz w:val="18"/>
               </w:rPr>
-              <w:t>2026-06-09</w:t>
+              <w:t>2026-07-25</w:t>
             </w:r>
           </w:p>
         </w:tc>
@@ -34358,7 +34358,7 @@
               <w:rPr>
                 <w:sz w:val="18"/>
               </w:rPr>
-              <w:t>⏳ Contract Tests</w:t>
+              <w:t>⏳ Accessibility (a11y)</w:t>
             </w:r>
           </w:p>
         </w:tc>
@@ -34371,7 +34371,7 @@
               <w:rPr>
                 <w:sz w:val="18"/>
               </w:rPr>
-              <w:t>main</w:t>
+              <w:t>docs-wiki-auto-update-30168873461</w:t>
             </w:r>
           </w:p>
         </w:tc>
@@ -34384,7 +34384,7 @@
               <w:rPr>
                 <w:sz w:val="18"/>
               </w:rPr>
-              <w:t>in_progress</w:t>
+              <w:t>action_required</w:t>
             </w:r>
           </w:p>
         </w:tc>
@@ -34397,7 +34397,7 @@
               <w:rPr>
                 <w:sz w:val="18"/>
               </w:rPr>
-              <w:t>2026-06-09</w:t>
+              <w:t>2026-07-25</w:t>
             </w:r>
           </w:p>
         </w:tc>
@@ -34425,7 +34425,7 @@
               <w:rPr>
                 <w:sz w:val="18"/>
               </w:rPr>
-              <w:t>main</w:t>
+              <w:t>docs-wiki-auto-update-30168873461</w:t>
             </w:r>
           </w:p>
         </w:tc>
@@ -34438,7 +34438,7 @@
               <w:rPr>
                 <w:sz w:val="18"/>
               </w:rPr>
-              <w:t>in_progress</w:t>
+              <w:t>action_required</w:t>
             </w:r>
           </w:p>
         </w:tc>
@@ -34451,7 +34451,7 @@
               <w:rPr>
                 <w:sz w:val="18"/>
               </w:rPr>
-              <w:t>2026-06-09</w:t>
+              <w:t>2026-07-25</w:t>
             </w:r>
           </w:p>
         </w:tc>
@@ -34466,7 +34466,7 @@
               <w:rPr>
                 <w:sz w:val="18"/>
               </w:rPr>
-              <w:t>⏳ Wiki Documentation Sync</w:t>
+              <w:t>⏳ Render Deploy Readiness</w:t>
             </w:r>
           </w:p>
         </w:tc>
@@ -34479,7 +34479,7 @@
               <w:rPr>
                 <w:sz w:val="18"/>
               </w:rPr>
-              <w:t>main</w:t>
+              <w:t>docs-wiki-auto-update-30168873461</w:t>
             </w:r>
           </w:p>
         </w:tc>
@@ -34492,7 +34492,7 @@
               <w:rPr>
                 <w:sz w:val="18"/>
               </w:rPr>
-              <w:t>in_progress</w:t>
+              <w:t>action_required</w:t>
             </w:r>
           </w:p>
         </w:tc>
@@ -34505,7 +34505,7 @@
               <w:rPr>
                 <w:sz w:val="18"/>
               </w:rPr>
-              <w:t>2026-06-09</w:t>
+              <w:t>2026-07-25</w:t>
             </w:r>
           </w:p>
         </w:tc>
@@ -34520,7 +34520,7 @@
               <w:rPr>
                 <w:sz w:val="18"/>
               </w:rPr>
-              <w:t>⏳ Code Quality: Push on main</w:t>
+              <w:t>⏳ Security Scan</w:t>
             </w:r>
           </w:p>
         </w:tc>
@@ -34533,7 +34533,7 @@
               <w:rPr>
                 <w:sz w:val="18"/>
               </w:rPr>
-              <w:t>main</w:t>
+              <w:t>docs-wiki-auto-update-30168873461</w:t>
             </w:r>
           </w:p>
         </w:tc>
@@ -34546,7 +34546,7 @@
               <w:rPr>
                 <w:sz w:val="18"/>
               </w:rPr>
-              <w:t>in_progress</w:t>
+              <w:t>action_required</w:t>
             </w:r>
           </w:p>
         </w:tc>
@@ -34559,61 +34559,7 @@
               <w:rPr>
                 <w:sz w:val="18"/>
               </w:rPr>
-              <w:t>2026-06-09</w:t>
-            </w:r>
-          </w:p>
-        </w:tc>
-      </w:tr>
-      <w:tr>
-        <w:tc>
-          <w:tcPr>
-            <w:tcW w:type="dxa" w:w="2160"/>
-          </w:tcPr>
-          <w:p>
-            <w:r>
-              <w:rPr>
-                <w:sz w:val="18"/>
-              </w:rPr>
-              <w:t>⏳ Push on main</w:t>
-            </w:r>
-          </w:p>
-        </w:tc>
-        <w:tc>
-          <w:tcPr>
-            <w:tcW w:type="dxa" w:w="2160"/>
-          </w:tcPr>
-          <w:p>
-            <w:r>
-              <w:rPr>
-                <w:sz w:val="18"/>
-              </w:rPr>
-              <w:t>main</w:t>
-            </w:r>
-          </w:p>
-        </w:tc>
-        <w:tc>
-          <w:tcPr>
-            <w:tcW w:type="dxa" w:w="2160"/>
-          </w:tcPr>
-          <w:p>
-            <w:r>
-              <w:rPr>
-                <w:sz w:val="18"/>
-              </w:rPr>
-              <w:t>in_progress</w:t>
-            </w:r>
-          </w:p>
-        </w:tc>
-        <w:tc>
-          <w:tcPr>
-            <w:tcW w:type="dxa" w:w="2160"/>
-          </w:tcPr>
-          <w:p>
-            <w:r>
-              <w:rPr>
-                <w:sz w:val="18"/>
-              </w:rPr>
-              <w:t>2026-06-09</w:t>
+              <w:t>2026-07-25</w:t>
             </w:r>
           </w:p>
         </w:tc>
@@ -34641,7 +34587,7 @@
               <w:rPr>
                 <w:sz w:val="18"/>
               </w:rPr>
-              <w:t>copilot/fix-271806273-1189775594-56109f09-207f-4c1f-b6e9-92a559241e8f</w:t>
+              <w:t>docs-wiki-auto-update-30168873461</w:t>
             </w:r>
           </w:p>
         </w:tc>
@@ -34667,7 +34613,61 @@
               <w:rPr>
                 <w:sz w:val="18"/>
               </w:rPr>
-              <w:t>2026-06-09</w:t>
+              <w:t>2026-07-25</w:t>
+            </w:r>
+          </w:p>
+        </w:tc>
+      </w:tr>
+      <w:tr>
+        <w:tc>
+          <w:tcPr>
+            <w:tcW w:type="dxa" w:w="2160"/>
+          </w:tcPr>
+          <w:p>
+            <w:r>
+              <w:rPr>
+                <w:sz w:val="18"/>
+              </w:rPr>
+              <w:t>⏳ License Scan</w:t>
+            </w:r>
+          </w:p>
+        </w:tc>
+        <w:tc>
+          <w:tcPr>
+            <w:tcW w:type="dxa" w:w="2160"/>
+          </w:tcPr>
+          <w:p>
+            <w:r>
+              <w:rPr>
+                <w:sz w:val="18"/>
+              </w:rPr>
+              <w:t>docs-wiki-auto-update-30168873461</w:t>
+            </w:r>
+          </w:p>
+        </w:tc>
+        <w:tc>
+          <w:tcPr>
+            <w:tcW w:type="dxa" w:w="2160"/>
+          </w:tcPr>
+          <w:p>
+            <w:r>
+              <w:rPr>
+                <w:sz w:val="18"/>
+              </w:rPr>
+              <w:t>action_required</w:t>
+            </w:r>
+          </w:p>
+        </w:tc>
+        <w:tc>
+          <w:tcPr>
+            <w:tcW w:type="dxa" w:w="2160"/>
+          </w:tcPr>
+          <w:p>
+            <w:r>
+              <w:rPr>
+                <w:sz w:val="18"/>
+              </w:rPr>
+              <w:t>2026-07-25</w:t>
             </w:r>
           </w:p>
         </w:tc>
@@ -34796,7 +34796,7 @@
               <w:rPr>
                 <w:sz w:val="18"/>
               </w:rPr>
-              <w:t>52397b4</w:t>
+              <w:t>9d71208</w:t>
             </w:r>
           </w:p>
         </w:tc>
@@ -34809,7 +34809,7 @@
               <w:rPr>
                 <w:sz w:val="18"/>
               </w:rPr>
-              <w:t>2026-06-09</w:t>
+              <w:t>2026-07-25</w:t>
             </w:r>
           </w:p>
         </w:tc>
@@ -34822,7 +34822,7 @@
               <w:rPr>
                 <w:sz w:val="18"/>
               </w:rPr>
-              <w:t>Merge pull request #100 from SafeVixAI/docs-wiki-auto-update</w:t>
+              <w:t>fix(test): skip 16 env-dependent chatbot tests, fix recover.py scope</w:t>
             </w:r>
           </w:p>
         </w:tc>
@@ -34850,7 +34850,7 @@
               <w:rPr>
                 <w:sz w:val="18"/>
               </w:rPr>
-              <w:t>425db96</w:t>
+              <w:t>a0b7a42</w:t>
             </w:r>
           </w:p>
         </w:tc>
@@ -34863,7 +34863,7 @@
               <w:rPr>
                 <w:sz w:val="18"/>
               </w:rPr>
-              <w:t>2026-06-09</w:t>
+              <w:t>2026-07-25</w:t>
             </w:r>
           </w:p>
         </w:tc>
@@ -34876,61 +34876,7 @@
               <w:rPr>
                 <w:sz w:val="18"/>
               </w:rPr>
-              <w:t>docs(wiki): auto-sync wiki documentation [automated]</w:t>
-            </w:r>
-          </w:p>
-        </w:tc>
-        <w:tc>
-          <w:tcPr>
-            <w:tcW w:type="dxa" w:w="2160"/>
-          </w:tcPr>
-          <w:p>
-            <w:r>
-              <w:rPr>
-                <w:sz w:val="18"/>
-              </w:rPr>
-              <w:t>rohitkumarnaidu</w:t>
-            </w:r>
-          </w:p>
-        </w:tc>
-      </w:tr>
-      <w:tr>
-        <w:tc>
-          <w:tcPr>
-            <w:tcW w:type="dxa" w:w="2160"/>
-          </w:tcPr>
-          <w:p>
-            <w:r>
-              <w:rPr>
-                <w:sz w:val="18"/>
-              </w:rPr>
-              <w:t>7c3823f</w:t>
-            </w:r>
-          </w:p>
-        </w:tc>
-        <w:tc>
-          <w:tcPr>
-            <w:tcW w:type="dxa" w:w="2160"/>
-          </w:tcPr>
-          <w:p>
-            <w:r>
-              <w:rPr>
-                <w:sz w:val="18"/>
-              </w:rPr>
-              <w:t>2026-06-09</w:t>
-            </w:r>
-          </w:p>
-        </w:tc>
-        <w:tc>
-          <w:tcPr>
-            <w:tcW w:type="dxa" w:w="2160"/>
-          </w:tcPr>
-          <w:p>
-            <w:r>
-              <w:rPr>
-                <w:sz w:val="18"/>
-              </w:rPr>
-              <w:t>fix(e2e): automate static asset copying, auto-dismiss SystemStatusBar, and fix o</w:t>
+              <w:t>fix(ci): remove unused langchain packages causing pip 26 ResolutionImpossible</w:t>
             </w:r>
           </w:p>
         </w:tc>
@@ -34958,7 +34904,7 @@
               <w:rPr>
                 <w:sz w:val="18"/>
               </w:rPr>
-              <w:t>372b126</w:t>
+              <w:t>95bcb77</w:t>
             </w:r>
           </w:p>
         </w:tc>
@@ -34971,7 +34917,7 @@
               <w:rPr>
                 <w:sz w:val="18"/>
               </w:rPr>
-              <w:t>2026-06-09</w:t>
+              <w:t>2026-07-25</w:t>
             </w:r>
           </w:p>
         </w:tc>
@@ -34984,7 +34930,7 @@
               <w:rPr>
                 <w:sz w:val="18"/>
               </w:rPr>
-              <w:t>style: fix remaining auto-fixable python quality findings</w:t>
+              <w:t>fix(ci): revert to requirements.txt, loosen torch pins for pip 26</w:t>
             </w:r>
           </w:p>
         </w:tc>
@@ -35012,7 +34958,7 @@
               <w:rPr>
                 <w:sz w:val="18"/>
               </w:rPr>
-              <w:t>97c854f</w:t>
+              <w:t>7fc7776</w:t>
             </w:r>
           </w:p>
         </w:tc>
@@ -35025,7 +34971,7 @@
               <w:rPr>
                 <w:sz w:val="18"/>
               </w:rPr>
-              <w:t>2026-06-09</w:t>
+              <w:t>2026-07-25</w:t>
             </w:r>
           </w:p>
         </w:tc>
@@ -35038,7 +34984,7 @@
               <w:rPr>
                 <w:sz w:val="18"/>
               </w:rPr>
-              <w:t>fix(e2e): copy .next/static into standalone output for JS/CSS hydration</w:t>
+              <w:t>fix(tests): restore moderation test file + fix MCP mock close/aclose</w:t>
             </w:r>
           </w:p>
         </w:tc>
@@ -35066,7 +35012,7 @@
               <w:rPr>
                 <w:sz w:val="18"/>
               </w:rPr>
-              <w:t>d74dfa9</w:t>
+              <w:t>d424e63</w:t>
             </w:r>
           </w:p>
         </w:tc>
@@ -35079,7 +35025,7 @@
               <w:rPr>
                 <w:sz w:val="18"/>
               </w:rPr>
-              <w:t>2026-06-09</w:t>
+              <w:t>2026-07-25</w:t>
             </w:r>
           </w:p>
         </w:tc>
@@ -35092,7 +35038,7 @@
               <w:rPr>
                 <w:sz w:val="18"/>
               </w:rPr>
-              <w:t>style: run ruff check --fix --unsafe-fixes to resolve python maintainability fin</w:t>
+              <w:t>fix(ci): resolve 12 backend test + 57 chatbot collection failures</w:t>
             </w:r>
           </w:p>
         </w:tc>
@@ -35120,7 +35066,7 @@
               <w:rPr>
                 <w:sz w:val="18"/>
               </w:rPr>
-              <w:t>b6808fa</w:t>
+              <w:t>7af7e1c</w:t>
             </w:r>
           </w:p>
         </w:tc>
@@ -35133,7 +35079,7 @@
               <w:rPr>
                 <w:sz w:val="18"/>
               </w:rPr>
-              <w:t>2026-06-09</w:t>
+              <w:t>2026-07-25</w:t>
             </w:r>
           </w:p>
         </w:tc>
@@ -35146,7 +35092,7 @@
               <w:rPr>
                 <w:sz w:val="18"/>
               </w:rPr>
-              <w:t>security: upgrade base OS packages inside all Dockerfiles to resolve Trivy RCE a</w:t>
+              <w:t>fix(tests): resolve asyncio event loop + assertion failures in CI</w:t>
             </w:r>
           </w:p>
         </w:tc>
@@ -35174,7 +35120,7 @@
               <w:rPr>
                 <w:sz w:val="18"/>
               </w:rPr>
-              <w:t>9503986</w:t>
+              <w:t>0a84bea</w:t>
             </w:r>
           </w:p>
         </w:tc>
@@ -35187,7 +35133,7 @@
               <w:rPr>
                 <w:sz w:val="18"/>
               </w:rPr>
-              <w:t>2026-06-09</w:t>
+              <w:t>2026-07-25</w:t>
             </w:r>
           </w:p>
         </w:tc>
@@ -35200,7 +35146,7 @@
               <w:rPr>
                 <w:sz w:val="18"/>
               </w:rPr>
-              <w:t>security: upgrade chromadb to 1.5.9 to resolve pre-auth RCE vulnerability and up</w:t>
+              <w:t>ci: trigger backend + chatbot workflows to verify notify-failure fix</w:t>
             </w:r>
           </w:p>
         </w:tc>
@@ -35228,7 +35174,7 @@
               <w:rPr>
                 <w:sz w:val="18"/>
               </w:rPr>
-              <w:t>86b8ecf</w:t>
+              <w:t>cd381f0</w:t>
             </w:r>
           </w:p>
         </w:tc>
@@ -35241,7 +35187,7 @@
               <w:rPr>
                 <w:sz w:val="18"/>
               </w:rPr>
-              <w:t>2026-06-09</w:t>
+              <w:t>2026-07-25</w:t>
             </w:r>
           </w:p>
         </w:tc>
@@ -35254,7 +35200,7 @@
               <w:rPr>
                 <w:sz w:val="18"/>
               </w:rPr>
-              <w:t>fix: apply PR #170 changes — IMPLEMENTATION_PLAN corrections, E2E type safety, d</w:t>
+              <w:t>fix(ci): resolve remaining CI failures - a11y, security, release</w:t>
             </w:r>
           </w:p>
         </w:tc>
@@ -35282,7 +35228,7 @@
               <w:rPr>
                 <w:sz w:val="18"/>
               </w:rPr>
-              <w:t>7c3d484</w:t>
+              <w:t>59b50f7</w:t>
             </w:r>
           </w:p>
         </w:tc>
@@ -35295,7 +35241,7 @@
               <w:rPr>
                 <w:sz w:val="18"/>
               </w:rPr>
-              <w:t>2026-06-09</w:t>
+              <w:t>2026-07-25</w:t>
             </w:r>
           </w:p>
         </w:tc>
@@ -35308,7 +35254,61 @@
               <w:rPr>
                 <w:sz w:val="18"/>
               </w:rPr>
-              <w:t>fix: apply PR #169 changes — UIUX typo fixes and deterministic E2E offline check</w:t>
+              <w:t>fix(ci): remove secrets from notify-failure.yml if: condition</w:t>
+            </w:r>
+          </w:p>
+        </w:tc>
+        <w:tc>
+          <w:tcPr>
+            <w:tcW w:type="dxa" w:w="2160"/>
+          </w:tcPr>
+          <w:p>
+            <w:r>
+              <w:rPr>
+                <w:sz w:val="18"/>
+              </w:rPr>
+              <w:t>Bappadala Rohith Kumar Naidu</w:t>
+            </w:r>
+          </w:p>
+        </w:tc>
+      </w:tr>
+      <w:tr>
+        <w:tc>
+          <w:tcPr>
+            <w:tcW w:type="dxa" w:w="2160"/>
+          </w:tcPr>
+          <w:p>
+            <w:r>
+              <w:rPr>
+                <w:sz w:val="18"/>
+              </w:rPr>
+              <w:t>350b9a1</w:t>
+            </w:r>
+          </w:p>
+        </w:tc>
+        <w:tc>
+          <w:tcPr>
+            <w:tcW w:type="dxa" w:w="2160"/>
+          </w:tcPr>
+          <w:p>
+            <w:r>
+              <w:rPr>
+                <w:sz w:val="18"/>
+              </w:rPr>
+              <w:t>2026-07-25</w:t>
+            </w:r>
+          </w:p>
+        </w:tc>
+        <w:tc>
+          <w:tcPr>
+            <w:tcW w:type="dxa" w:w="2160"/>
+          </w:tcPr>
+          <w:p>
+            <w:r>
+              <w:rPr>
+                <w:sz w:val="18"/>
+              </w:rPr>
+              <w:t>fix(ci): resolve all 8 failing CI checks at enterprise level</w:t>
             </w:r>
           </w:p>
         </w:tc>
@@ -36173,7 +36173,7 @@
               <w:rPr>
                 <w:sz w:val="18"/>
               </w:rPr>
-              <w:t>374</w:t>
+              <w:t>393</w:t>
             </w:r>
           </w:p>
         </w:tc>
@@ -36201,7 +36201,7 @@
               <w:rPr>
                 <w:sz w:val="18"/>
               </w:rPr>
-              <w:t>780</w:t>
+              <w:t>773</w:t>
             </w:r>
           </w:p>
         </w:tc>
@@ -36307,7 +36307,7 @@
         <w:br/>
         <w:t>Generated by scripts/update_master_doc.py</w:t>
         <w:br/>
-        <w:t>Timestamp: 2026-06-09 11:52 IST</w:t>
+        <w:t>Timestamp: 2026-07-25 23:40 IST</w:t>
         <w:br/>
         <w:t>Repository: github.com/SafeVixAI/SafeVixAI</w:t>
       </w:r>

--- a/docs/SafeVixAI_MASTER.docx
+++ b/docs/SafeVixAI_MASTER.docx
@@ -33723,7 +33723,7 @@
           <w:i w:val="0"/>
           <w:sz w:val="22"/>
         </w:rPr>
-        <w:t>🕐 Last auto-updated: 2026-06-09 11:52 IST</w:t>
+        <w:t>🕐 Last auto-updated: 2026-07-25 23:44 IST</w:t>
       </w:r>
     </w:p>
     <w:p>
@@ -33811,7 +33811,7 @@
               <w:rPr>
                 <w:sz w:val="18"/>
               </w:rPr>
-              <w:t>0</w:t>
+              <w:t>2</w:t>
             </w:r>
           </w:p>
         </w:tc>
@@ -33867,7 +33867,7 @@
               <w:rPr>
                 <w:sz w:val="18"/>
               </w:rPr>
-              <w:t>69 MB</w:t>
+              <w:t>89 MB</w:t>
             </w:r>
           </w:p>
         </w:tc>
@@ -33923,7 +33923,7 @@
               <w:rPr>
                 <w:sz w:val="18"/>
               </w:rPr>
-              <w:t>2026-06-09</w:t>
+              <w:t>2026-07-25</w:t>
             </w:r>
           </w:p>
         </w:tc>
@@ -33951,7 +33951,7 @@
               <w:rPr>
                 <w:sz w:val="18"/>
               </w:rPr>
-              <w:t>2</w:t>
+              <w:t>30</w:t>
             </w:r>
           </w:p>
         </w:tc>
@@ -34060,7 +34060,7 @@
               <w:rPr>
                 <w:sz w:val="18"/>
               </w:rPr>
-              <w:t>125ms | HTTP 404 | v?</w:t>
+              <w:t>223ms | HTTP 404 | v?</w:t>
             </w:r>
           </w:p>
         </w:tc>
@@ -34101,7 +34101,7 @@
               <w:rPr>
                 <w:sz w:val="18"/>
               </w:rPr>
-              <w:t>156ms | HTTP 404 | v?</w:t>
+              <w:t>357ms | HTTP 200 | v?</w:t>
             </w:r>
           </w:p>
         </w:tc>
@@ -34142,7 +34142,7 @@
               <w:rPr>
                 <w:sz w:val="18"/>
               </w:rPr>
-              <w:t>71ms | HTTP 200 | v?</w:t>
+              <w:t>199ms | HTTP 200 | v?</w:t>
             </w:r>
           </w:p>
         </w:tc>
@@ -34250,7 +34250,7 @@
               <w:rPr>
                 <w:sz w:val="18"/>
               </w:rPr>
-              <w:t>⏳ Update Master Document</w:t>
+              <w:t>⏳ Contract Tests</w:t>
             </w:r>
           </w:p>
         </w:tc>
@@ -34289,7 +34289,61 @@
               <w:rPr>
                 <w:sz w:val="18"/>
               </w:rPr>
-              <w:t>2026-06-09</w:t>
+              <w:t>2026-07-25</w:t>
+            </w:r>
+          </w:p>
+        </w:tc>
+      </w:tr>
+      <w:tr>
+        <w:tc>
+          <w:tcPr>
+            <w:tcW w:type="dxa" w:w="2160"/>
+          </w:tcPr>
+          <w:p>
+            <w:r>
+              <w:rPr>
+                <w:sz w:val="18"/>
+              </w:rPr>
+              <w:t>⏳ Wiki Documentation Sync</w:t>
+            </w:r>
+          </w:p>
+        </w:tc>
+        <w:tc>
+          <w:tcPr>
+            <w:tcW w:type="dxa" w:w="2160"/>
+          </w:tcPr>
+          <w:p>
+            <w:r>
+              <w:rPr>
+                <w:sz w:val="18"/>
+              </w:rPr>
+              <w:t>main</w:t>
+            </w:r>
+          </w:p>
+        </w:tc>
+        <w:tc>
+          <w:tcPr>
+            <w:tcW w:type="dxa" w:w="2160"/>
+          </w:tcPr>
+          <w:p>
+            <w:r>
+              <w:rPr>
+                <w:sz w:val="18"/>
+              </w:rPr>
+              <w:t>in_progress</w:t>
+            </w:r>
+          </w:p>
+        </w:tc>
+        <w:tc>
+          <w:tcPr>
+            <w:tcW w:type="dxa" w:w="2160"/>
+          </w:tcPr>
+          <w:p>
+            <w:r>
+              <w:rPr>
+                <w:sz w:val="18"/>
+              </w:rPr>
+              <w:t>2026-07-25</w:t>
             </w:r>
           </w:p>
         </w:tc>
@@ -34343,7 +34397,7 @@
               <w:rPr>
                 <w:sz w:val="18"/>
               </w:rPr>
-              <w:t>2026-06-09</w:t>
+              <w:t>2026-07-25</w:t>
             </w:r>
           </w:p>
         </w:tc>
@@ -34358,7 +34412,61 @@
               <w:rPr>
                 <w:sz w:val="18"/>
               </w:rPr>
-              <w:t>⏳ Contract Tests</w:t>
+              <w:t>⏳ E2E Tests</w:t>
+            </w:r>
+          </w:p>
+        </w:tc>
+        <w:tc>
+          <w:tcPr>
+            <w:tcW w:type="dxa" w:w="2160"/>
+          </w:tcPr>
+          <w:p>
+            <w:r>
+              <w:rPr>
+                <w:sz w:val="18"/>
+              </w:rPr>
+              <w:t>main</w:t>
+            </w:r>
+          </w:p>
+        </w:tc>
+        <w:tc>
+          <w:tcPr>
+            <w:tcW w:type="dxa" w:w="2160"/>
+          </w:tcPr>
+          <w:p>
+            <w:r>
+              <w:rPr>
+                <w:sz w:val="18"/>
+              </w:rPr>
+              <w:t>pending</w:t>
+            </w:r>
+          </w:p>
+        </w:tc>
+        <w:tc>
+          <w:tcPr>
+            <w:tcW w:type="dxa" w:w="2160"/>
+          </w:tcPr>
+          <w:p>
+            <w:r>
+              <w:rPr>
+                <w:sz w:val="18"/>
+              </w:rPr>
+              <w:t>2026-07-25</w:t>
+            </w:r>
+          </w:p>
+        </w:tc>
+      </w:tr>
+      <w:tr>
+        <w:tc>
+          <w:tcPr>
+            <w:tcW w:type="dxa" w:w="2160"/>
+          </w:tcPr>
+          <w:p>
+            <w:r>
+              <w:rPr>
+                <w:sz w:val="18"/>
+              </w:rPr>
+              <w:t>⏳ OpenSSF Scorecard</w:t>
             </w:r>
           </w:p>
         </w:tc>
@@ -34397,7 +34505,115 @@
               <w:rPr>
                 <w:sz w:val="18"/>
               </w:rPr>
-              <w:t>2026-06-09</w:t>
+              <w:t>2026-07-25</w:t>
+            </w:r>
+          </w:p>
+        </w:tc>
+      </w:tr>
+      <w:tr>
+        <w:tc>
+          <w:tcPr>
+            <w:tcW w:type="dxa" w:w="2160"/>
+          </w:tcPr>
+          <w:p>
+            <w:r>
+              <w:rPr>
+                <w:sz w:val="18"/>
+              </w:rPr>
+              <w:t>⏳ Chatbot CI</w:t>
+            </w:r>
+          </w:p>
+        </w:tc>
+        <w:tc>
+          <w:tcPr>
+            <w:tcW w:type="dxa" w:w="2160"/>
+          </w:tcPr>
+          <w:p>
+            <w:r>
+              <w:rPr>
+                <w:sz w:val="18"/>
+              </w:rPr>
+              <w:t>main</w:t>
+            </w:r>
+          </w:p>
+        </w:tc>
+        <w:tc>
+          <w:tcPr>
+            <w:tcW w:type="dxa" w:w="2160"/>
+          </w:tcPr>
+          <w:p>
+            <w:r>
+              <w:rPr>
+                <w:sz w:val="18"/>
+              </w:rPr>
+              <w:t>in_progress</w:t>
+            </w:r>
+          </w:p>
+        </w:tc>
+        <w:tc>
+          <w:tcPr>
+            <w:tcW w:type="dxa" w:w="2160"/>
+          </w:tcPr>
+          <w:p>
+            <w:r>
+              <w:rPr>
+                <w:sz w:val="18"/>
+              </w:rPr>
+              <w:t>2026-07-25</w:t>
+            </w:r>
+          </w:p>
+        </w:tc>
+      </w:tr>
+      <w:tr>
+        <w:tc>
+          <w:tcPr>
+            <w:tcW w:type="dxa" w:w="2160"/>
+          </w:tcPr>
+          <w:p>
+            <w:r>
+              <w:rPr>
+                <w:sz w:val="18"/>
+              </w:rPr>
+              <w:t>⏳ Security Scan</w:t>
+            </w:r>
+          </w:p>
+        </w:tc>
+        <w:tc>
+          <w:tcPr>
+            <w:tcW w:type="dxa" w:w="2160"/>
+          </w:tcPr>
+          <w:p>
+            <w:r>
+              <w:rPr>
+                <w:sz w:val="18"/>
+              </w:rPr>
+              <w:t>main</w:t>
+            </w:r>
+          </w:p>
+        </w:tc>
+        <w:tc>
+          <w:tcPr>
+            <w:tcW w:type="dxa" w:w="2160"/>
+          </w:tcPr>
+          <w:p>
+            <w:r>
+              <w:rPr>
+                <w:sz w:val="18"/>
+              </w:rPr>
+              <w:t>pending</w:t>
+            </w:r>
+          </w:p>
+        </w:tc>
+        <w:tc>
+          <w:tcPr>
+            <w:tcW w:type="dxa" w:w="2160"/>
+          </w:tcPr>
+          <w:p>
+            <w:r>
+              <w:rPr>
+                <w:sz w:val="18"/>
+              </w:rPr>
+              <w:t>2026-07-25</w:t>
             </w:r>
           </w:p>
         </w:tc>
@@ -34451,223 +34667,7 @@
               <w:rPr>
                 <w:sz w:val="18"/>
               </w:rPr>
-              <w:t>2026-06-09</w:t>
-            </w:r>
-          </w:p>
-        </w:tc>
-      </w:tr>
-      <w:tr>
-        <w:tc>
-          <w:tcPr>
-            <w:tcW w:type="dxa" w:w="2160"/>
-          </w:tcPr>
-          <w:p>
-            <w:r>
-              <w:rPr>
-                <w:sz w:val="18"/>
-              </w:rPr>
-              <w:t>⏳ Wiki Documentation Sync</w:t>
-            </w:r>
-          </w:p>
-        </w:tc>
-        <w:tc>
-          <w:tcPr>
-            <w:tcW w:type="dxa" w:w="2160"/>
-          </w:tcPr>
-          <w:p>
-            <w:r>
-              <w:rPr>
-                <w:sz w:val="18"/>
-              </w:rPr>
-              <w:t>main</w:t>
-            </w:r>
-          </w:p>
-        </w:tc>
-        <w:tc>
-          <w:tcPr>
-            <w:tcW w:type="dxa" w:w="2160"/>
-          </w:tcPr>
-          <w:p>
-            <w:r>
-              <w:rPr>
-                <w:sz w:val="18"/>
-              </w:rPr>
-              <w:t>in_progress</w:t>
-            </w:r>
-          </w:p>
-        </w:tc>
-        <w:tc>
-          <w:tcPr>
-            <w:tcW w:type="dxa" w:w="2160"/>
-          </w:tcPr>
-          <w:p>
-            <w:r>
-              <w:rPr>
-                <w:sz w:val="18"/>
-              </w:rPr>
-              <w:t>2026-06-09</w:t>
-            </w:r>
-          </w:p>
-        </w:tc>
-      </w:tr>
-      <w:tr>
-        <w:tc>
-          <w:tcPr>
-            <w:tcW w:type="dxa" w:w="2160"/>
-          </w:tcPr>
-          <w:p>
-            <w:r>
-              <w:rPr>
-                <w:sz w:val="18"/>
-              </w:rPr>
-              <w:t>⏳ Code Quality: Push on main</w:t>
-            </w:r>
-          </w:p>
-        </w:tc>
-        <w:tc>
-          <w:tcPr>
-            <w:tcW w:type="dxa" w:w="2160"/>
-          </w:tcPr>
-          <w:p>
-            <w:r>
-              <w:rPr>
-                <w:sz w:val="18"/>
-              </w:rPr>
-              <w:t>main</w:t>
-            </w:r>
-          </w:p>
-        </w:tc>
-        <w:tc>
-          <w:tcPr>
-            <w:tcW w:type="dxa" w:w="2160"/>
-          </w:tcPr>
-          <w:p>
-            <w:r>
-              <w:rPr>
-                <w:sz w:val="18"/>
-              </w:rPr>
-              <w:t>in_progress</w:t>
-            </w:r>
-          </w:p>
-        </w:tc>
-        <w:tc>
-          <w:tcPr>
-            <w:tcW w:type="dxa" w:w="2160"/>
-          </w:tcPr>
-          <w:p>
-            <w:r>
-              <w:rPr>
-                <w:sz w:val="18"/>
-              </w:rPr>
-              <w:t>2026-06-09</w:t>
-            </w:r>
-          </w:p>
-        </w:tc>
-      </w:tr>
-      <w:tr>
-        <w:tc>
-          <w:tcPr>
-            <w:tcW w:type="dxa" w:w="2160"/>
-          </w:tcPr>
-          <w:p>
-            <w:r>
-              <w:rPr>
-                <w:sz w:val="18"/>
-              </w:rPr>
-              <w:t>⏳ Push on main</w:t>
-            </w:r>
-          </w:p>
-        </w:tc>
-        <w:tc>
-          <w:tcPr>
-            <w:tcW w:type="dxa" w:w="2160"/>
-          </w:tcPr>
-          <w:p>
-            <w:r>
-              <w:rPr>
-                <w:sz w:val="18"/>
-              </w:rPr>
-              <w:t>main</w:t>
-            </w:r>
-          </w:p>
-        </w:tc>
-        <w:tc>
-          <w:tcPr>
-            <w:tcW w:type="dxa" w:w="2160"/>
-          </w:tcPr>
-          <w:p>
-            <w:r>
-              <w:rPr>
-                <w:sz w:val="18"/>
-              </w:rPr>
-              <w:t>in_progress</w:t>
-            </w:r>
-          </w:p>
-        </w:tc>
-        <w:tc>
-          <w:tcPr>
-            <w:tcW w:type="dxa" w:w="2160"/>
-          </w:tcPr>
-          <w:p>
-            <w:r>
-              <w:rPr>
-                <w:sz w:val="18"/>
-              </w:rPr>
-              <w:t>2026-06-09</w:t>
-            </w:r>
-          </w:p>
-        </w:tc>
-      </w:tr>
-      <w:tr>
-        <w:tc>
-          <w:tcPr>
-            <w:tcW w:type="dxa" w:w="2160"/>
-          </w:tcPr>
-          <w:p>
-            <w:r>
-              <w:rPr>
-                <w:sz w:val="18"/>
-              </w:rPr>
-              <w:t>⏳ Branch Protection Checks</w:t>
-            </w:r>
-          </w:p>
-        </w:tc>
-        <w:tc>
-          <w:tcPr>
-            <w:tcW w:type="dxa" w:w="2160"/>
-          </w:tcPr>
-          <w:p>
-            <w:r>
-              <w:rPr>
-                <w:sz w:val="18"/>
-              </w:rPr>
-              <w:t>copilot/fix-271806273-1189775594-56109f09-207f-4c1f-b6e9-92a559241e8f</w:t>
-            </w:r>
-          </w:p>
-        </w:tc>
-        <w:tc>
-          <w:tcPr>
-            <w:tcW w:type="dxa" w:w="2160"/>
-          </w:tcPr>
-          <w:p>
-            <w:r>
-              <w:rPr>
-                <w:sz w:val="18"/>
-              </w:rPr>
-              <w:t>action_required</w:t>
-            </w:r>
-          </w:p>
-        </w:tc>
-        <w:tc>
-          <w:tcPr>
-            <w:tcW w:type="dxa" w:w="2160"/>
-          </w:tcPr>
-          <w:p>
-            <w:r>
-              <w:rPr>
-                <w:sz w:val="18"/>
-              </w:rPr>
-              <w:t>2026-06-09</w:t>
+              <w:t>2026-07-25</w:t>
             </w:r>
           </w:p>
         </w:tc>
@@ -34796,7 +34796,7 @@
               <w:rPr>
                 <w:sz w:val="18"/>
               </w:rPr>
-              <w:t>52397b4</w:t>
+              <w:t>692d88c</w:t>
             </w:r>
           </w:p>
         </w:tc>
@@ -34809,7 +34809,7 @@
               <w:rPr>
                 <w:sz w:val="18"/>
               </w:rPr>
-              <w:t>2026-06-09</w:t>
+              <w:t>2026-07-25</w:t>
             </w:r>
           </w:p>
         </w:tc>
@@ -34822,7 +34822,7 @@
               <w:rPr>
                 <w:sz w:val="18"/>
               </w:rPr>
-              <w:t>Merge pull request #100 from SafeVixAI/docs-wiki-auto-update</w:t>
+              <w:t>fix(test): cerebras URL check, skip pothole test without ultralytics</w:t>
             </w:r>
           </w:p>
         </w:tc>
@@ -34850,7 +34850,7 @@
               <w:rPr>
                 <w:sz w:val="18"/>
               </w:rPr>
-              <w:t>425db96</w:t>
+              <w:t>9d71208</w:t>
             </w:r>
           </w:p>
         </w:tc>
@@ -34863,7 +34863,7 @@
               <w:rPr>
                 <w:sz w:val="18"/>
               </w:rPr>
-              <w:t>2026-06-09</w:t>
+              <w:t>2026-07-25</w:t>
             </w:r>
           </w:p>
         </w:tc>
@@ -34876,61 +34876,7 @@
               <w:rPr>
                 <w:sz w:val="18"/>
               </w:rPr>
-              <w:t>docs(wiki): auto-sync wiki documentation [automated]</w:t>
-            </w:r>
-          </w:p>
-        </w:tc>
-        <w:tc>
-          <w:tcPr>
-            <w:tcW w:type="dxa" w:w="2160"/>
-          </w:tcPr>
-          <w:p>
-            <w:r>
-              <w:rPr>
-                <w:sz w:val="18"/>
-              </w:rPr>
-              <w:t>rohitkumarnaidu</w:t>
-            </w:r>
-          </w:p>
-        </w:tc>
-      </w:tr>
-      <w:tr>
-        <w:tc>
-          <w:tcPr>
-            <w:tcW w:type="dxa" w:w="2160"/>
-          </w:tcPr>
-          <w:p>
-            <w:r>
-              <w:rPr>
-                <w:sz w:val="18"/>
-              </w:rPr>
-              <w:t>7c3823f</w:t>
-            </w:r>
-          </w:p>
-        </w:tc>
-        <w:tc>
-          <w:tcPr>
-            <w:tcW w:type="dxa" w:w="2160"/>
-          </w:tcPr>
-          <w:p>
-            <w:r>
-              <w:rPr>
-                <w:sz w:val="18"/>
-              </w:rPr>
-              <w:t>2026-06-09</w:t>
-            </w:r>
-          </w:p>
-        </w:tc>
-        <w:tc>
-          <w:tcPr>
-            <w:tcW w:type="dxa" w:w="2160"/>
-          </w:tcPr>
-          <w:p>
-            <w:r>
-              <w:rPr>
-                <w:sz w:val="18"/>
-              </w:rPr>
-              <w:t>fix(e2e): automate static asset copying, auto-dismiss SystemStatusBar, and fix o</w:t>
+              <w:t>fix(test): skip 16 env-dependent chatbot tests, fix recover.py scope</w:t>
             </w:r>
           </w:p>
         </w:tc>
@@ -34958,7 +34904,7 @@
               <w:rPr>
                 <w:sz w:val="18"/>
               </w:rPr>
-              <w:t>372b126</w:t>
+              <w:t>a0b7a42</w:t>
             </w:r>
           </w:p>
         </w:tc>
@@ -34971,7 +34917,7 @@
               <w:rPr>
                 <w:sz w:val="18"/>
               </w:rPr>
-              <w:t>2026-06-09</w:t>
+              <w:t>2026-07-25</w:t>
             </w:r>
           </w:p>
         </w:tc>
@@ -34984,7 +34930,7 @@
               <w:rPr>
                 <w:sz w:val="18"/>
               </w:rPr>
-              <w:t>style: fix remaining auto-fixable python quality findings</w:t>
+              <w:t>fix(ci): remove unused langchain packages causing pip 26 ResolutionImpossible</w:t>
             </w:r>
           </w:p>
         </w:tc>
@@ -35012,7 +34958,7 @@
               <w:rPr>
                 <w:sz w:val="18"/>
               </w:rPr>
-              <w:t>97c854f</w:t>
+              <w:t>95bcb77</w:t>
             </w:r>
           </w:p>
         </w:tc>
@@ -35025,7 +34971,7 @@
               <w:rPr>
                 <w:sz w:val="18"/>
               </w:rPr>
-              <w:t>2026-06-09</w:t>
+              <w:t>2026-07-25</w:t>
             </w:r>
           </w:p>
         </w:tc>
@@ -35038,7 +34984,7 @@
               <w:rPr>
                 <w:sz w:val="18"/>
               </w:rPr>
-              <w:t>fix(e2e): copy .next/static into standalone output for JS/CSS hydration</w:t>
+              <w:t>fix(ci): revert to requirements.txt, loosen torch pins for pip 26</w:t>
             </w:r>
           </w:p>
         </w:tc>
@@ -35066,7 +35012,7 @@
               <w:rPr>
                 <w:sz w:val="18"/>
               </w:rPr>
-              <w:t>d74dfa9</w:t>
+              <w:t>7fc7776</w:t>
             </w:r>
           </w:p>
         </w:tc>
@@ -35079,7 +35025,7 @@
               <w:rPr>
                 <w:sz w:val="18"/>
               </w:rPr>
-              <w:t>2026-06-09</w:t>
+              <w:t>2026-07-25</w:t>
             </w:r>
           </w:p>
         </w:tc>
@@ -35092,7 +35038,7 @@
               <w:rPr>
                 <w:sz w:val="18"/>
               </w:rPr>
-              <w:t>style: run ruff check --fix --unsafe-fixes to resolve python maintainability fin</w:t>
+              <w:t>fix(tests): restore moderation test file + fix MCP mock close/aclose</w:t>
             </w:r>
           </w:p>
         </w:tc>
@@ -35120,7 +35066,7 @@
               <w:rPr>
                 <w:sz w:val="18"/>
               </w:rPr>
-              <w:t>b6808fa</w:t>
+              <w:t>d424e63</w:t>
             </w:r>
           </w:p>
         </w:tc>
@@ -35133,7 +35079,7 @@
               <w:rPr>
                 <w:sz w:val="18"/>
               </w:rPr>
-              <w:t>2026-06-09</w:t>
+              <w:t>2026-07-25</w:t>
             </w:r>
           </w:p>
         </w:tc>
@@ -35146,7 +35092,7 @@
               <w:rPr>
                 <w:sz w:val="18"/>
               </w:rPr>
-              <w:t>security: upgrade base OS packages inside all Dockerfiles to resolve Trivy RCE a</w:t>
+              <w:t>fix(ci): resolve 12 backend test + 57 chatbot collection failures</w:t>
             </w:r>
           </w:p>
         </w:tc>
@@ -35174,7 +35120,7 @@
               <w:rPr>
                 <w:sz w:val="18"/>
               </w:rPr>
-              <w:t>9503986</w:t>
+              <w:t>7af7e1c</w:t>
             </w:r>
           </w:p>
         </w:tc>
@@ -35187,7 +35133,7 @@
               <w:rPr>
                 <w:sz w:val="18"/>
               </w:rPr>
-              <w:t>2026-06-09</w:t>
+              <w:t>2026-07-25</w:t>
             </w:r>
           </w:p>
         </w:tc>
@@ -35200,7 +35146,7 @@
               <w:rPr>
                 <w:sz w:val="18"/>
               </w:rPr>
-              <w:t>security: upgrade chromadb to 1.5.9 to resolve pre-auth RCE vulnerability and up</w:t>
+              <w:t>fix(tests): resolve asyncio event loop + assertion failures in CI</w:t>
             </w:r>
           </w:p>
         </w:tc>
@@ -35228,7 +35174,7 @@
               <w:rPr>
                 <w:sz w:val="18"/>
               </w:rPr>
-              <w:t>86b8ecf</w:t>
+              <w:t>0a84bea</w:t>
             </w:r>
           </w:p>
         </w:tc>
@@ -35241,7 +35187,7 @@
               <w:rPr>
                 <w:sz w:val="18"/>
               </w:rPr>
-              <w:t>2026-06-09</w:t>
+              <w:t>2026-07-25</w:t>
             </w:r>
           </w:p>
         </w:tc>
@@ -35254,7 +35200,7 @@
               <w:rPr>
                 <w:sz w:val="18"/>
               </w:rPr>
-              <w:t>fix: apply PR #170 changes — IMPLEMENTATION_PLAN corrections, E2E type safety, d</w:t>
+              <w:t>ci: trigger backend + chatbot workflows to verify notify-failure fix</w:t>
             </w:r>
           </w:p>
         </w:tc>
@@ -35282,7 +35228,7 @@
               <w:rPr>
                 <w:sz w:val="18"/>
               </w:rPr>
-              <w:t>7c3d484</w:t>
+              <w:t>cd381f0</w:t>
             </w:r>
           </w:p>
         </w:tc>
@@ -35295,7 +35241,7 @@
               <w:rPr>
                 <w:sz w:val="18"/>
               </w:rPr>
-              <w:t>2026-06-09</w:t>
+              <w:t>2026-07-25</w:t>
             </w:r>
           </w:p>
         </w:tc>
@@ -35308,7 +35254,61 @@
               <w:rPr>
                 <w:sz w:val="18"/>
               </w:rPr>
-              <w:t>fix: apply PR #169 changes — UIUX typo fixes and deterministic E2E offline check</w:t>
+              <w:t>fix(ci): resolve remaining CI failures - a11y, security, release</w:t>
+            </w:r>
+          </w:p>
+        </w:tc>
+        <w:tc>
+          <w:tcPr>
+            <w:tcW w:type="dxa" w:w="2160"/>
+          </w:tcPr>
+          <w:p>
+            <w:r>
+              <w:rPr>
+                <w:sz w:val="18"/>
+              </w:rPr>
+              <w:t>Bappadala Rohith Kumar Naidu</w:t>
+            </w:r>
+          </w:p>
+        </w:tc>
+      </w:tr>
+      <w:tr>
+        <w:tc>
+          <w:tcPr>
+            <w:tcW w:type="dxa" w:w="2160"/>
+          </w:tcPr>
+          <w:p>
+            <w:r>
+              <w:rPr>
+                <w:sz w:val="18"/>
+              </w:rPr>
+              <w:t>59b50f7</w:t>
+            </w:r>
+          </w:p>
+        </w:tc>
+        <w:tc>
+          <w:tcPr>
+            <w:tcW w:type="dxa" w:w="2160"/>
+          </w:tcPr>
+          <w:p>
+            <w:r>
+              <w:rPr>
+                <w:sz w:val="18"/>
+              </w:rPr>
+              <w:t>2026-07-25</w:t>
+            </w:r>
+          </w:p>
+        </w:tc>
+        <w:tc>
+          <w:tcPr>
+            <w:tcW w:type="dxa" w:w="2160"/>
+          </w:tcPr>
+          <w:p>
+            <w:r>
+              <w:rPr>
+                <w:sz w:val="18"/>
+              </w:rPr>
+              <w:t>fix(ci): remove secrets from notify-failure.yml if: condition</w:t>
             </w:r>
           </w:p>
         </w:tc>
@@ -36173,7 +36173,7 @@
               <w:rPr>
                 <w:sz w:val="18"/>
               </w:rPr>
-              <w:t>374</w:t>
+              <w:t>393</w:t>
             </w:r>
           </w:p>
         </w:tc>
@@ -36201,7 +36201,7 @@
               <w:rPr>
                 <w:sz w:val="18"/>
               </w:rPr>
-              <w:t>780</w:t>
+              <w:t>773</w:t>
             </w:r>
           </w:p>
         </w:tc>
@@ -36307,7 +36307,7 @@
         <w:br/>
         <w:t>Generated by scripts/update_master_doc.py</w:t>
         <w:br/>
-        <w:t>Timestamp: 2026-06-09 11:52 IST</w:t>
+        <w:t>Timestamp: 2026-07-25 23:44 IST</w:t>
         <w:br/>
         <w:t>Repository: github.com/SafeVixAI/SafeVixAI</w:t>
       </w:r>

--- a/docs/SafeVixAI_MASTER.docx
+++ b/docs/SafeVixAI_MASTER.docx
@@ -33723,7 +33723,7 @@
           <w:i w:val="0"/>
           <w:sz w:val="22"/>
         </w:rPr>
-        <w:t>🕐 Last auto-updated: 2026-06-09 11:52 IST</w:t>
+        <w:t>🕐 Last auto-updated: 2026-07-25 23:53 IST</w:t>
       </w:r>
     </w:p>
     <w:p>
@@ -33811,7 +33811,7 @@
               <w:rPr>
                 <w:sz w:val="18"/>
               </w:rPr>
-              <w:t>0</w:t>
+              <w:t>2</w:t>
             </w:r>
           </w:p>
         </w:tc>
@@ -33867,7 +33867,7 @@
               <w:rPr>
                 <w:sz w:val="18"/>
               </w:rPr>
-              <w:t>69 MB</w:t>
+              <w:t>89 MB</w:t>
             </w:r>
           </w:p>
         </w:tc>
@@ -33923,7 +33923,7 @@
               <w:rPr>
                 <w:sz w:val="18"/>
               </w:rPr>
-              <w:t>2026-06-09</w:t>
+              <w:t>2026-07-25</w:t>
             </w:r>
           </w:p>
         </w:tc>
@@ -33951,7 +33951,7 @@
               <w:rPr>
                 <w:sz w:val="18"/>
               </w:rPr>
-              <w:t>2</w:t>
+              <w:t>32</w:t>
             </w:r>
           </w:p>
         </w:tc>
@@ -34060,7 +34060,7 @@
               <w:rPr>
                 <w:sz w:val="18"/>
               </w:rPr>
-              <w:t>125ms | HTTP 404 | v?</w:t>
+              <w:t>119ms | HTTP 404 | v?</w:t>
             </w:r>
           </w:p>
         </w:tc>
@@ -34101,7 +34101,7 @@
               <w:rPr>
                 <w:sz w:val="18"/>
               </w:rPr>
-              <w:t>156ms | HTTP 404 | v?</w:t>
+              <w:t>343ms | HTTP 200 | v?</w:t>
             </w:r>
           </w:p>
         </w:tc>
@@ -34142,7 +34142,7 @@
               <w:rPr>
                 <w:sz w:val="18"/>
               </w:rPr>
-              <w:t>71ms | HTTP 200 | v?</w:t>
+              <w:t>194ms | HTTP 200 | v?</w:t>
             </w:r>
           </w:p>
         </w:tc>
@@ -34250,7 +34250,7 @@
               <w:rPr>
                 <w:sz w:val="18"/>
               </w:rPr>
-              <w:t>⏳ Update Master Document</w:t>
+              <w:t>⏳ Wiki Documentation Sync</w:t>
             </w:r>
           </w:p>
         </w:tc>
@@ -34289,7 +34289,7 @@
               <w:rPr>
                 <w:sz w:val="18"/>
               </w:rPr>
-              <w:t>2026-06-09</w:t>
+              <w:t>2026-07-25</w:t>
             </w:r>
           </w:p>
         </w:tc>
@@ -34304,7 +34304,7 @@
               <w:rPr>
                 <w:sz w:val="18"/>
               </w:rPr>
-              <w:t>⏳ Deploy Enterprise Docs</w:t>
+              <w:t>⏳ OpenSSF Scorecard</w:t>
             </w:r>
           </w:p>
         </w:tc>
@@ -34343,7 +34343,7 @@
               <w:rPr>
                 <w:sz w:val="18"/>
               </w:rPr>
-              <w:t>2026-06-09</w:t>
+              <w:t>2026-07-25</w:t>
             </w:r>
           </w:p>
         </w:tc>
@@ -34397,7 +34397,7 @@
               <w:rPr>
                 <w:sz w:val="18"/>
               </w:rPr>
-              <w:t>2026-06-09</w:t>
+              <w:t>2026-07-25</w:t>
             </w:r>
           </w:p>
         </w:tc>
@@ -34451,7 +34451,7 @@
               <w:rPr>
                 <w:sz w:val="18"/>
               </w:rPr>
-              <w:t>2026-06-09</w:t>
+              <w:t>2026-07-25</w:t>
             </w:r>
           </w:p>
         </w:tc>
@@ -34466,7 +34466,7 @@
               <w:rPr>
                 <w:sz w:val="18"/>
               </w:rPr>
-              <w:t>⏳ Wiki Documentation Sync</w:t>
+              <w:t>⏳ Chatbot CI</w:t>
             </w:r>
           </w:p>
         </w:tc>
@@ -34505,7 +34505,7 @@
               <w:rPr>
                 <w:sz w:val="18"/>
               </w:rPr>
-              <w:t>2026-06-09</w:t>
+              <w:t>2026-07-25</w:t>
             </w:r>
           </w:p>
         </w:tc>
@@ -34520,7 +34520,61 @@
               <w:rPr>
                 <w:sz w:val="18"/>
               </w:rPr>
-              <w:t>⏳ Code Quality: Push on main</w:t>
+              <w:t>⏳ Deploy Enterprise Docs</w:t>
+            </w:r>
+          </w:p>
+        </w:tc>
+        <w:tc>
+          <w:tcPr>
+            <w:tcW w:type="dxa" w:w="2160"/>
+          </w:tcPr>
+          <w:p>
+            <w:r>
+              <w:rPr>
+                <w:sz w:val="18"/>
+              </w:rPr>
+              <w:t>main</w:t>
+            </w:r>
+          </w:p>
+        </w:tc>
+        <w:tc>
+          <w:tcPr>
+            <w:tcW w:type="dxa" w:w="2160"/>
+          </w:tcPr>
+          <w:p>
+            <w:r>
+              <w:rPr>
+                <w:sz w:val="18"/>
+              </w:rPr>
+              <w:t>queued</w:t>
+            </w:r>
+          </w:p>
+        </w:tc>
+        <w:tc>
+          <w:tcPr>
+            <w:tcW w:type="dxa" w:w="2160"/>
+          </w:tcPr>
+          <w:p>
+            <w:r>
+              <w:rPr>
+                <w:sz w:val="18"/>
+              </w:rPr>
+              <w:t>2026-07-25</w:t>
+            </w:r>
+          </w:p>
+        </w:tc>
+      </w:tr>
+      <w:tr>
+        <w:tc>
+          <w:tcPr>
+            <w:tcW w:type="dxa" w:w="2160"/>
+          </w:tcPr>
+          <w:p>
+            <w:r>
+              <w:rPr>
+                <w:sz w:val="18"/>
+              </w:rPr>
+              <w:t>⏳ Update Master Document</w:t>
             </w:r>
           </w:p>
         </w:tc>
@@ -34559,7 +34613,7 @@
               <w:rPr>
                 <w:sz w:val="18"/>
               </w:rPr>
-              <w:t>2026-06-09</w:t>
+              <w:t>2026-07-25</w:t>
             </w:r>
           </w:p>
         </w:tc>
@@ -34574,7 +34628,7 @@
               <w:rPr>
                 <w:sz w:val="18"/>
               </w:rPr>
-              <w:t>⏳ Push on main</w:t>
+              <w:t>⏳ Security Scan</w:t>
             </w:r>
           </w:p>
         </w:tc>
@@ -34600,7 +34654,7 @@
               <w:rPr>
                 <w:sz w:val="18"/>
               </w:rPr>
-              <w:t>in_progress</w:t>
+              <w:t>pending</w:t>
             </w:r>
           </w:p>
         </w:tc>
@@ -34613,61 +34667,7 @@
               <w:rPr>
                 <w:sz w:val="18"/>
               </w:rPr>
-              <w:t>2026-06-09</w:t>
-            </w:r>
-          </w:p>
-        </w:tc>
-      </w:tr>
-      <w:tr>
-        <w:tc>
-          <w:tcPr>
-            <w:tcW w:type="dxa" w:w="2160"/>
-          </w:tcPr>
-          <w:p>
-            <w:r>
-              <w:rPr>
-                <w:sz w:val="18"/>
-              </w:rPr>
-              <w:t>⏳ Branch Protection Checks</w:t>
-            </w:r>
-          </w:p>
-        </w:tc>
-        <w:tc>
-          <w:tcPr>
-            <w:tcW w:type="dxa" w:w="2160"/>
-          </w:tcPr>
-          <w:p>
-            <w:r>
-              <w:rPr>
-                <w:sz w:val="18"/>
-              </w:rPr>
-              <w:t>copilot/fix-271806273-1189775594-56109f09-207f-4c1f-b6e9-92a559241e8f</w:t>
-            </w:r>
-          </w:p>
-        </w:tc>
-        <w:tc>
-          <w:tcPr>
-            <w:tcW w:type="dxa" w:w="2160"/>
-          </w:tcPr>
-          <w:p>
-            <w:r>
-              <w:rPr>
-                <w:sz w:val="18"/>
-              </w:rPr>
-              <w:t>action_required</w:t>
-            </w:r>
-          </w:p>
-        </w:tc>
-        <w:tc>
-          <w:tcPr>
-            <w:tcW w:type="dxa" w:w="2160"/>
-          </w:tcPr>
-          <w:p>
-            <w:r>
-              <w:rPr>
-                <w:sz w:val="18"/>
-              </w:rPr>
-              <w:t>2026-06-09</w:t>
+              <w:t>2026-07-25</w:t>
             </w:r>
           </w:p>
         </w:tc>
@@ -34796,7 +34796,7 @@
               <w:rPr>
                 <w:sz w:val="18"/>
               </w:rPr>
-              <w:t>52397b4</w:t>
+              <w:t>992ee5a</w:t>
             </w:r>
           </w:p>
         </w:tc>
@@ -34809,7 +34809,7 @@
               <w:rPr>
                 <w:sz w:val="18"/>
               </w:rPr>
-              <w:t>2026-06-09</w:t>
+              <w:t>2026-07-25</w:t>
             </w:r>
           </w:p>
         </w:tc>
@@ -34822,7 +34822,7 @@
               <w:rPr>
                 <w:sz w:val="18"/>
               </w:rPr>
-              <w:t>Merge pull request #100 from SafeVixAI/docs-wiki-auto-update</w:t>
+              <w:t>fix(ci): increase chatbot health check sleep to 15s (slow startup with torch/tra</w:t>
             </w:r>
           </w:p>
         </w:tc>
@@ -34850,7 +34850,7 @@
               <w:rPr>
                 <w:sz w:val="18"/>
               </w:rPr>
-              <w:t>425db96</w:t>
+              <w:t>692d88c</w:t>
             </w:r>
           </w:p>
         </w:tc>
@@ -34863,7 +34863,7 @@
               <w:rPr>
                 <w:sz w:val="18"/>
               </w:rPr>
-              <w:t>2026-06-09</w:t>
+              <w:t>2026-07-25</w:t>
             </w:r>
           </w:p>
         </w:tc>
@@ -34876,61 +34876,7 @@
               <w:rPr>
                 <w:sz w:val="18"/>
               </w:rPr>
-              <w:t>docs(wiki): auto-sync wiki documentation [automated]</w:t>
-            </w:r>
-          </w:p>
-        </w:tc>
-        <w:tc>
-          <w:tcPr>
-            <w:tcW w:type="dxa" w:w="2160"/>
-          </w:tcPr>
-          <w:p>
-            <w:r>
-              <w:rPr>
-                <w:sz w:val="18"/>
-              </w:rPr>
-              <w:t>rohitkumarnaidu</w:t>
-            </w:r>
-          </w:p>
-        </w:tc>
-      </w:tr>
-      <w:tr>
-        <w:tc>
-          <w:tcPr>
-            <w:tcW w:type="dxa" w:w="2160"/>
-          </w:tcPr>
-          <w:p>
-            <w:r>
-              <w:rPr>
-                <w:sz w:val="18"/>
-              </w:rPr>
-              <w:t>7c3823f</w:t>
-            </w:r>
-          </w:p>
-        </w:tc>
-        <w:tc>
-          <w:tcPr>
-            <w:tcW w:type="dxa" w:w="2160"/>
-          </w:tcPr>
-          <w:p>
-            <w:r>
-              <w:rPr>
-                <w:sz w:val="18"/>
-              </w:rPr>
-              <w:t>2026-06-09</w:t>
-            </w:r>
-          </w:p>
-        </w:tc>
-        <w:tc>
-          <w:tcPr>
-            <w:tcW w:type="dxa" w:w="2160"/>
-          </w:tcPr>
-          <w:p>
-            <w:r>
-              <w:rPr>
-                <w:sz w:val="18"/>
-              </w:rPr>
-              <w:t>fix(e2e): automate static asset copying, auto-dismiss SystemStatusBar, and fix o</w:t>
+              <w:t>fix(test): cerebras URL check, skip pothole test without ultralytics</w:t>
             </w:r>
           </w:p>
         </w:tc>
@@ -34958,7 +34904,7 @@
               <w:rPr>
                 <w:sz w:val="18"/>
               </w:rPr>
-              <w:t>372b126</w:t>
+              <w:t>9d71208</w:t>
             </w:r>
           </w:p>
         </w:tc>
@@ -34971,7 +34917,7 @@
               <w:rPr>
                 <w:sz w:val="18"/>
               </w:rPr>
-              <w:t>2026-06-09</w:t>
+              <w:t>2026-07-25</w:t>
             </w:r>
           </w:p>
         </w:tc>
@@ -34984,7 +34930,7 @@
               <w:rPr>
                 <w:sz w:val="18"/>
               </w:rPr>
-              <w:t>style: fix remaining auto-fixable python quality findings</w:t>
+              <w:t>fix(test): skip 16 env-dependent chatbot tests, fix recover.py scope</w:t>
             </w:r>
           </w:p>
         </w:tc>
@@ -35012,7 +34958,7 @@
               <w:rPr>
                 <w:sz w:val="18"/>
               </w:rPr>
-              <w:t>97c854f</w:t>
+              <w:t>a0b7a42</w:t>
             </w:r>
           </w:p>
         </w:tc>
@@ -35025,7 +34971,7 @@
               <w:rPr>
                 <w:sz w:val="18"/>
               </w:rPr>
-              <w:t>2026-06-09</w:t>
+              <w:t>2026-07-25</w:t>
             </w:r>
           </w:p>
         </w:tc>
@@ -35038,7 +34984,7 @@
               <w:rPr>
                 <w:sz w:val="18"/>
               </w:rPr>
-              <w:t>fix(e2e): copy .next/static into standalone output for JS/CSS hydration</w:t>
+              <w:t>fix(ci): remove unused langchain packages causing pip 26 ResolutionImpossible</w:t>
             </w:r>
           </w:p>
         </w:tc>
@@ -35066,7 +35012,7 @@
               <w:rPr>
                 <w:sz w:val="18"/>
               </w:rPr>
-              <w:t>d74dfa9</w:t>
+              <w:t>95bcb77</w:t>
             </w:r>
           </w:p>
         </w:tc>
@@ -35079,7 +35025,7 @@
               <w:rPr>
                 <w:sz w:val="18"/>
               </w:rPr>
-              <w:t>2026-06-09</w:t>
+              <w:t>2026-07-25</w:t>
             </w:r>
           </w:p>
         </w:tc>
@@ -35092,7 +35038,7 @@
               <w:rPr>
                 <w:sz w:val="18"/>
               </w:rPr>
-              <w:t>style: run ruff check --fix --unsafe-fixes to resolve python maintainability fin</w:t>
+              <w:t>fix(ci): revert to requirements.txt, loosen torch pins for pip 26</w:t>
             </w:r>
           </w:p>
         </w:tc>
@@ -35120,7 +35066,7 @@
               <w:rPr>
                 <w:sz w:val="18"/>
               </w:rPr>
-              <w:t>b6808fa</w:t>
+              <w:t>7fc7776</w:t>
             </w:r>
           </w:p>
         </w:tc>
@@ -35133,7 +35079,7 @@
               <w:rPr>
                 <w:sz w:val="18"/>
               </w:rPr>
-              <w:t>2026-06-09</w:t>
+              <w:t>2026-07-25</w:t>
             </w:r>
           </w:p>
         </w:tc>
@@ -35146,7 +35092,7 @@
               <w:rPr>
                 <w:sz w:val="18"/>
               </w:rPr>
-              <w:t>security: upgrade base OS packages inside all Dockerfiles to resolve Trivy RCE a</w:t>
+              <w:t>fix(tests): restore moderation test file + fix MCP mock close/aclose</w:t>
             </w:r>
           </w:p>
         </w:tc>
@@ -35174,7 +35120,7 @@
               <w:rPr>
                 <w:sz w:val="18"/>
               </w:rPr>
-              <w:t>9503986</w:t>
+              <w:t>d424e63</w:t>
             </w:r>
           </w:p>
         </w:tc>
@@ -35187,7 +35133,7 @@
               <w:rPr>
                 <w:sz w:val="18"/>
               </w:rPr>
-              <w:t>2026-06-09</w:t>
+              <w:t>2026-07-25</w:t>
             </w:r>
           </w:p>
         </w:tc>
@@ -35200,7 +35146,7 @@
               <w:rPr>
                 <w:sz w:val="18"/>
               </w:rPr>
-              <w:t>security: upgrade chromadb to 1.5.9 to resolve pre-auth RCE vulnerability and up</w:t>
+              <w:t>fix(ci): resolve 12 backend test + 57 chatbot collection failures</w:t>
             </w:r>
           </w:p>
         </w:tc>
@@ -35228,7 +35174,7 @@
               <w:rPr>
                 <w:sz w:val="18"/>
               </w:rPr>
-              <w:t>86b8ecf</w:t>
+              <w:t>7af7e1c</w:t>
             </w:r>
           </w:p>
         </w:tc>
@@ -35241,7 +35187,7 @@
               <w:rPr>
                 <w:sz w:val="18"/>
               </w:rPr>
-              <w:t>2026-06-09</w:t>
+              <w:t>2026-07-25</w:t>
             </w:r>
           </w:p>
         </w:tc>
@@ -35254,7 +35200,7 @@
               <w:rPr>
                 <w:sz w:val="18"/>
               </w:rPr>
-              <w:t>fix: apply PR #170 changes — IMPLEMENTATION_PLAN corrections, E2E type safety, d</w:t>
+              <w:t>fix(tests): resolve asyncio event loop + assertion failures in CI</w:t>
             </w:r>
           </w:p>
         </w:tc>
@@ -35282,7 +35228,7 @@
               <w:rPr>
                 <w:sz w:val="18"/>
               </w:rPr>
-              <w:t>7c3d484</w:t>
+              <w:t>0a84bea</w:t>
             </w:r>
           </w:p>
         </w:tc>
@@ -35295,7 +35241,7 @@
               <w:rPr>
                 <w:sz w:val="18"/>
               </w:rPr>
-              <w:t>2026-06-09</w:t>
+              <w:t>2026-07-25</w:t>
             </w:r>
           </w:p>
         </w:tc>
@@ -35308,7 +35254,61 @@
               <w:rPr>
                 <w:sz w:val="18"/>
               </w:rPr>
-              <w:t>fix: apply PR #169 changes — UIUX typo fixes and deterministic E2E offline check</w:t>
+              <w:t>ci: trigger backend + chatbot workflows to verify notify-failure fix</w:t>
+            </w:r>
+          </w:p>
+        </w:tc>
+        <w:tc>
+          <w:tcPr>
+            <w:tcW w:type="dxa" w:w="2160"/>
+          </w:tcPr>
+          <w:p>
+            <w:r>
+              <w:rPr>
+                <w:sz w:val="18"/>
+              </w:rPr>
+              <w:t>Bappadala Rohith Kumar Naidu</w:t>
+            </w:r>
+          </w:p>
+        </w:tc>
+      </w:tr>
+      <w:tr>
+        <w:tc>
+          <w:tcPr>
+            <w:tcW w:type="dxa" w:w="2160"/>
+          </w:tcPr>
+          <w:p>
+            <w:r>
+              <w:rPr>
+                <w:sz w:val="18"/>
+              </w:rPr>
+              <w:t>cd381f0</w:t>
+            </w:r>
+          </w:p>
+        </w:tc>
+        <w:tc>
+          <w:tcPr>
+            <w:tcW w:type="dxa" w:w="2160"/>
+          </w:tcPr>
+          <w:p>
+            <w:r>
+              <w:rPr>
+                <w:sz w:val="18"/>
+              </w:rPr>
+              <w:t>2026-07-25</w:t>
+            </w:r>
+          </w:p>
+        </w:tc>
+        <w:tc>
+          <w:tcPr>
+            <w:tcW w:type="dxa" w:w="2160"/>
+          </w:tcPr>
+          <w:p>
+            <w:r>
+              <w:rPr>
+                <w:sz w:val="18"/>
+              </w:rPr>
+              <w:t>fix(ci): resolve remaining CI failures - a11y, security, release</w:t>
             </w:r>
           </w:p>
         </w:tc>
@@ -36173,7 +36173,7 @@
               <w:rPr>
                 <w:sz w:val="18"/>
               </w:rPr>
-              <w:t>374</w:t>
+              <w:t>393</w:t>
             </w:r>
           </w:p>
         </w:tc>
@@ -36201,7 +36201,7 @@
               <w:rPr>
                 <w:sz w:val="18"/>
               </w:rPr>
-              <w:t>780</w:t>
+              <w:t>773</w:t>
             </w:r>
           </w:p>
         </w:tc>
@@ -36307,7 +36307,7 @@
         <w:br/>
         <w:t>Generated by scripts/update_master_doc.py</w:t>
         <w:br/>
-        <w:t>Timestamp: 2026-06-09 11:52 IST</w:t>
+        <w:t>Timestamp: 2026-07-25 23:53 IST</w:t>
         <w:br/>
         <w:t>Repository: github.com/SafeVixAI/SafeVixAI</w:t>
       </w:r>

--- a/docs/SafeVixAI_MASTER.docx
+++ b/docs/SafeVixAI_MASTER.docx
@@ -33723,7 +33723,7 @@
           <w:i w:val="0"/>
           <w:sz w:val="22"/>
         </w:rPr>
-        <w:t>🕐 Last auto-updated: 2026-06-09 11:52 IST</w:t>
+        <w:t>🕐 Last auto-updated: 2026-07-26 00:04 IST</w:t>
       </w:r>
     </w:p>
     <w:p>
@@ -33811,7 +33811,7 @@
               <w:rPr>
                 <w:sz w:val="18"/>
               </w:rPr>
-              <w:t>0</w:t>
+              <w:t>2</w:t>
             </w:r>
           </w:p>
         </w:tc>
@@ -33867,7 +33867,7 @@
               <w:rPr>
                 <w:sz w:val="18"/>
               </w:rPr>
-              <w:t>69 MB</w:t>
+              <w:t>89 MB</w:t>
             </w:r>
           </w:p>
         </w:tc>
@@ -33923,7 +33923,7 @@
               <w:rPr>
                 <w:sz w:val="18"/>
               </w:rPr>
-              <w:t>2026-06-09</w:t>
+              <w:t>2026-07-25</w:t>
             </w:r>
           </w:p>
         </w:tc>
@@ -33951,7 +33951,7 @@
               <w:rPr>
                 <w:sz w:val="18"/>
               </w:rPr>
-              <w:t>2</w:t>
+              <w:t>34</w:t>
             </w:r>
           </w:p>
         </w:tc>
@@ -34060,7 +34060,7 @@
               <w:rPr>
                 <w:sz w:val="18"/>
               </w:rPr>
-              <w:t>125ms | HTTP 404 | v?</w:t>
+              <w:t>178ms | HTTP 404 | v?</w:t>
             </w:r>
           </w:p>
         </w:tc>
@@ -34101,7 +34101,7 @@
               <w:rPr>
                 <w:sz w:val="18"/>
               </w:rPr>
-              <w:t>156ms | HTTP 404 | v?</w:t>
+              <w:t>345ms | HTTP 200 | v?</w:t>
             </w:r>
           </w:p>
         </w:tc>
@@ -34142,7 +34142,7 @@
               <w:rPr>
                 <w:sz w:val="18"/>
               </w:rPr>
-              <w:t>71ms | HTTP 200 | v?</w:t>
+              <w:t>252ms | HTTP 200 | v?</w:t>
             </w:r>
           </w:p>
         </w:tc>
@@ -34250,114 +34250,6 @@
               <w:rPr>
                 <w:sz w:val="18"/>
               </w:rPr>
-              <w:t>⏳ Update Master Document</w:t>
-            </w:r>
-          </w:p>
-        </w:tc>
-        <w:tc>
-          <w:tcPr>
-            <w:tcW w:type="dxa" w:w="2160"/>
-          </w:tcPr>
-          <w:p>
-            <w:r>
-              <w:rPr>
-                <w:sz w:val="18"/>
-              </w:rPr>
-              <w:t>main</w:t>
-            </w:r>
-          </w:p>
-        </w:tc>
-        <w:tc>
-          <w:tcPr>
-            <w:tcW w:type="dxa" w:w="2160"/>
-          </w:tcPr>
-          <w:p>
-            <w:r>
-              <w:rPr>
-                <w:sz w:val="18"/>
-              </w:rPr>
-              <w:t>in_progress</w:t>
-            </w:r>
-          </w:p>
-        </w:tc>
-        <w:tc>
-          <w:tcPr>
-            <w:tcW w:type="dxa" w:w="2160"/>
-          </w:tcPr>
-          <w:p>
-            <w:r>
-              <w:rPr>
-                <w:sz w:val="18"/>
-              </w:rPr>
-              <w:t>2026-06-09</w:t>
-            </w:r>
-          </w:p>
-        </w:tc>
-      </w:tr>
-      <w:tr>
-        <w:tc>
-          <w:tcPr>
-            <w:tcW w:type="dxa" w:w="2160"/>
-          </w:tcPr>
-          <w:p>
-            <w:r>
-              <w:rPr>
-                <w:sz w:val="18"/>
-              </w:rPr>
-              <w:t>⏳ Deploy Enterprise Docs</w:t>
-            </w:r>
-          </w:p>
-        </w:tc>
-        <w:tc>
-          <w:tcPr>
-            <w:tcW w:type="dxa" w:w="2160"/>
-          </w:tcPr>
-          <w:p>
-            <w:r>
-              <w:rPr>
-                <w:sz w:val="18"/>
-              </w:rPr>
-              <w:t>main</w:t>
-            </w:r>
-          </w:p>
-        </w:tc>
-        <w:tc>
-          <w:tcPr>
-            <w:tcW w:type="dxa" w:w="2160"/>
-          </w:tcPr>
-          <w:p>
-            <w:r>
-              <w:rPr>
-                <w:sz w:val="18"/>
-              </w:rPr>
-              <w:t>in_progress</w:t>
-            </w:r>
-          </w:p>
-        </w:tc>
-        <w:tc>
-          <w:tcPr>
-            <w:tcW w:type="dxa" w:w="2160"/>
-          </w:tcPr>
-          <w:p>
-            <w:r>
-              <w:rPr>
-                <w:sz w:val="18"/>
-              </w:rPr>
-              <w:t>2026-06-09</w:t>
-            </w:r>
-          </w:p>
-        </w:tc>
-      </w:tr>
-      <w:tr>
-        <w:tc>
-          <w:tcPr>
-            <w:tcW w:type="dxa" w:w="2160"/>
-          </w:tcPr>
-          <w:p>
-            <w:r>
-              <w:rPr>
-                <w:sz w:val="18"/>
-              </w:rPr>
               <w:t>⏳ Contract Tests</w:t>
             </w:r>
           </w:p>
@@ -34397,7 +34289,7 @@
               <w:rPr>
                 <w:sz w:val="18"/>
               </w:rPr>
-              <w:t>2026-06-09</w:t>
+              <w:t>2026-07-25</w:t>
             </w:r>
           </w:p>
         </w:tc>
@@ -34451,7 +34343,223 @@
               <w:rPr>
                 <w:sz w:val="18"/>
               </w:rPr>
-              <w:t>2026-06-09</w:t>
+              <w:t>2026-07-25</w:t>
+            </w:r>
+          </w:p>
+        </w:tc>
+      </w:tr>
+      <w:tr>
+        <w:tc>
+          <w:tcPr>
+            <w:tcW w:type="dxa" w:w="2160"/>
+          </w:tcPr>
+          <w:p>
+            <w:r>
+              <w:rPr>
+                <w:sz w:val="18"/>
+              </w:rPr>
+              <w:t>⏳ Chatbot CI</w:t>
+            </w:r>
+          </w:p>
+        </w:tc>
+        <w:tc>
+          <w:tcPr>
+            <w:tcW w:type="dxa" w:w="2160"/>
+          </w:tcPr>
+          <w:p>
+            <w:r>
+              <w:rPr>
+                <w:sz w:val="18"/>
+              </w:rPr>
+              <w:t>main</w:t>
+            </w:r>
+          </w:p>
+        </w:tc>
+        <w:tc>
+          <w:tcPr>
+            <w:tcW w:type="dxa" w:w="2160"/>
+          </w:tcPr>
+          <w:p>
+            <w:r>
+              <w:rPr>
+                <w:sz w:val="18"/>
+              </w:rPr>
+              <w:t>in_progress</w:t>
+            </w:r>
+          </w:p>
+        </w:tc>
+        <w:tc>
+          <w:tcPr>
+            <w:tcW w:type="dxa" w:w="2160"/>
+          </w:tcPr>
+          <w:p>
+            <w:r>
+              <w:rPr>
+                <w:sz w:val="18"/>
+              </w:rPr>
+              <w:t>2026-07-25</w:t>
+            </w:r>
+          </w:p>
+        </w:tc>
+      </w:tr>
+      <w:tr>
+        <w:tc>
+          <w:tcPr>
+            <w:tcW w:type="dxa" w:w="2160"/>
+          </w:tcPr>
+          <w:p>
+            <w:r>
+              <w:rPr>
+                <w:sz w:val="18"/>
+              </w:rPr>
+              <w:t>⏳ Backend CI</w:t>
+            </w:r>
+          </w:p>
+        </w:tc>
+        <w:tc>
+          <w:tcPr>
+            <w:tcW w:type="dxa" w:w="2160"/>
+          </w:tcPr>
+          <w:p>
+            <w:r>
+              <w:rPr>
+                <w:sz w:val="18"/>
+              </w:rPr>
+              <w:t>main</w:t>
+            </w:r>
+          </w:p>
+        </w:tc>
+        <w:tc>
+          <w:tcPr>
+            <w:tcW w:type="dxa" w:w="2160"/>
+          </w:tcPr>
+          <w:p>
+            <w:r>
+              <w:rPr>
+                <w:sz w:val="18"/>
+              </w:rPr>
+              <w:t>in_progress</w:t>
+            </w:r>
+          </w:p>
+        </w:tc>
+        <w:tc>
+          <w:tcPr>
+            <w:tcW w:type="dxa" w:w="2160"/>
+          </w:tcPr>
+          <w:p>
+            <w:r>
+              <w:rPr>
+                <w:sz w:val="18"/>
+              </w:rPr>
+              <w:t>2026-07-25</w:t>
+            </w:r>
+          </w:p>
+        </w:tc>
+      </w:tr>
+      <w:tr>
+        <w:tc>
+          <w:tcPr>
+            <w:tcW w:type="dxa" w:w="2160"/>
+          </w:tcPr>
+          <w:p>
+            <w:r>
+              <w:rPr>
+                <w:sz w:val="18"/>
+              </w:rPr>
+              <w:t>⏳ License Scan</w:t>
+            </w:r>
+          </w:p>
+        </w:tc>
+        <w:tc>
+          <w:tcPr>
+            <w:tcW w:type="dxa" w:w="2160"/>
+          </w:tcPr>
+          <w:p>
+            <w:r>
+              <w:rPr>
+                <w:sz w:val="18"/>
+              </w:rPr>
+              <w:t>main</w:t>
+            </w:r>
+          </w:p>
+        </w:tc>
+        <w:tc>
+          <w:tcPr>
+            <w:tcW w:type="dxa" w:w="2160"/>
+          </w:tcPr>
+          <w:p>
+            <w:r>
+              <w:rPr>
+                <w:sz w:val="18"/>
+              </w:rPr>
+              <w:t>in_progress</w:t>
+            </w:r>
+          </w:p>
+        </w:tc>
+        <w:tc>
+          <w:tcPr>
+            <w:tcW w:type="dxa" w:w="2160"/>
+          </w:tcPr>
+          <w:p>
+            <w:r>
+              <w:rPr>
+                <w:sz w:val="18"/>
+              </w:rPr>
+              <w:t>2026-07-25</w:t>
+            </w:r>
+          </w:p>
+        </w:tc>
+      </w:tr>
+      <w:tr>
+        <w:tc>
+          <w:tcPr>
+            <w:tcW w:type="dxa" w:w="2160"/>
+          </w:tcPr>
+          <w:p>
+            <w:r>
+              <w:rPr>
+                <w:sz w:val="18"/>
+              </w:rPr>
+              <w:t>⏳ Security Scan</w:t>
+            </w:r>
+          </w:p>
+        </w:tc>
+        <w:tc>
+          <w:tcPr>
+            <w:tcW w:type="dxa" w:w="2160"/>
+          </w:tcPr>
+          <w:p>
+            <w:r>
+              <w:rPr>
+                <w:sz w:val="18"/>
+              </w:rPr>
+              <w:t>main</w:t>
+            </w:r>
+          </w:p>
+        </w:tc>
+        <w:tc>
+          <w:tcPr>
+            <w:tcW w:type="dxa" w:w="2160"/>
+          </w:tcPr>
+          <w:p>
+            <w:r>
+              <w:rPr>
+                <w:sz w:val="18"/>
+              </w:rPr>
+              <w:t>pending</w:t>
+            </w:r>
+          </w:p>
+        </w:tc>
+        <w:tc>
+          <w:tcPr>
+            <w:tcW w:type="dxa" w:w="2160"/>
+          </w:tcPr>
+          <w:p>
+            <w:r>
+              <w:rPr>
+                <w:sz w:val="18"/>
+              </w:rPr>
+              <w:t>2026-07-25</w:t>
             </w:r>
           </w:p>
         </w:tc>
@@ -34505,7 +34613,7 @@
               <w:rPr>
                 <w:sz w:val="18"/>
               </w:rPr>
-              <w:t>2026-06-09</w:t>
+              <w:t>2026-07-25</w:t>
             </w:r>
           </w:p>
         </w:tc>
@@ -34520,7 +34628,7 @@
               <w:rPr>
                 <w:sz w:val="18"/>
               </w:rPr>
-              <w:t>⏳ Code Quality: Push on main</w:t>
+              <w:t>⏳ Update Master Document</w:t>
             </w:r>
           </w:p>
         </w:tc>
@@ -34559,115 +34667,7 @@
               <w:rPr>
                 <w:sz w:val="18"/>
               </w:rPr>
-              <w:t>2026-06-09</w:t>
-            </w:r>
-          </w:p>
-        </w:tc>
-      </w:tr>
-      <w:tr>
-        <w:tc>
-          <w:tcPr>
-            <w:tcW w:type="dxa" w:w="2160"/>
-          </w:tcPr>
-          <w:p>
-            <w:r>
-              <w:rPr>
-                <w:sz w:val="18"/>
-              </w:rPr>
-              <w:t>⏳ Push on main</w:t>
-            </w:r>
-          </w:p>
-        </w:tc>
-        <w:tc>
-          <w:tcPr>
-            <w:tcW w:type="dxa" w:w="2160"/>
-          </w:tcPr>
-          <w:p>
-            <w:r>
-              <w:rPr>
-                <w:sz w:val="18"/>
-              </w:rPr>
-              <w:t>main</w:t>
-            </w:r>
-          </w:p>
-        </w:tc>
-        <w:tc>
-          <w:tcPr>
-            <w:tcW w:type="dxa" w:w="2160"/>
-          </w:tcPr>
-          <w:p>
-            <w:r>
-              <w:rPr>
-                <w:sz w:val="18"/>
-              </w:rPr>
-              <w:t>in_progress</w:t>
-            </w:r>
-          </w:p>
-        </w:tc>
-        <w:tc>
-          <w:tcPr>
-            <w:tcW w:type="dxa" w:w="2160"/>
-          </w:tcPr>
-          <w:p>
-            <w:r>
-              <w:rPr>
-                <w:sz w:val="18"/>
-              </w:rPr>
-              <w:t>2026-06-09</w:t>
-            </w:r>
-          </w:p>
-        </w:tc>
-      </w:tr>
-      <w:tr>
-        <w:tc>
-          <w:tcPr>
-            <w:tcW w:type="dxa" w:w="2160"/>
-          </w:tcPr>
-          <w:p>
-            <w:r>
-              <w:rPr>
-                <w:sz w:val="18"/>
-              </w:rPr>
-              <w:t>⏳ Branch Protection Checks</w:t>
-            </w:r>
-          </w:p>
-        </w:tc>
-        <w:tc>
-          <w:tcPr>
-            <w:tcW w:type="dxa" w:w="2160"/>
-          </w:tcPr>
-          <w:p>
-            <w:r>
-              <w:rPr>
-                <w:sz w:val="18"/>
-              </w:rPr>
-              <w:t>copilot/fix-271806273-1189775594-56109f09-207f-4c1f-b6e9-92a559241e8f</w:t>
-            </w:r>
-          </w:p>
-        </w:tc>
-        <w:tc>
-          <w:tcPr>
-            <w:tcW w:type="dxa" w:w="2160"/>
-          </w:tcPr>
-          <w:p>
-            <w:r>
-              <w:rPr>
-                <w:sz w:val="18"/>
-              </w:rPr>
-              <w:t>action_required</w:t>
-            </w:r>
-          </w:p>
-        </w:tc>
-        <w:tc>
-          <w:tcPr>
-            <w:tcW w:type="dxa" w:w="2160"/>
-          </w:tcPr>
-          <w:p>
-            <w:r>
-              <w:rPr>
-                <w:sz w:val="18"/>
-              </w:rPr>
-              <w:t>2026-06-09</w:t>
+              <w:t>2026-07-25</w:t>
             </w:r>
           </w:p>
         </w:tc>
@@ -34796,7 +34796,7 @@
               <w:rPr>
                 <w:sz w:val="18"/>
               </w:rPr>
-              <w:t>52397b4</w:t>
+              <w:t>4137fba</w:t>
             </w:r>
           </w:p>
         </w:tc>
@@ -34809,7 +34809,7 @@
               <w:rPr>
                 <w:sz w:val="18"/>
               </w:rPr>
-              <w:t>2026-06-09</w:t>
+              <w:t>2026-07-25</w:t>
             </w:r>
           </w:p>
         </w:tc>
@@ -34822,7 +34822,7 @@
               <w:rPr>
                 <w:sz w:val="18"/>
               </w:rPr>
-              <w:t>Merge pull request #100 from SafeVixAI/docs-wiki-auto-update</w:t>
+              <w:t>fix(ci): graceful AWS build fail when creds missing (build+chatbot)</w:t>
             </w:r>
           </w:p>
         </w:tc>
@@ -34850,7 +34850,7 @@
               <w:rPr>
                 <w:sz w:val="18"/>
               </w:rPr>
-              <w:t>425db96</w:t>
+              <w:t>992ee5a</w:t>
             </w:r>
           </w:p>
         </w:tc>
@@ -34863,7 +34863,7 @@
               <w:rPr>
                 <w:sz w:val="18"/>
               </w:rPr>
-              <w:t>2026-06-09</w:t>
+              <w:t>2026-07-25</w:t>
             </w:r>
           </w:p>
         </w:tc>
@@ -34876,61 +34876,7 @@
               <w:rPr>
                 <w:sz w:val="18"/>
               </w:rPr>
-              <w:t>docs(wiki): auto-sync wiki documentation [automated]</w:t>
-            </w:r>
-          </w:p>
-        </w:tc>
-        <w:tc>
-          <w:tcPr>
-            <w:tcW w:type="dxa" w:w="2160"/>
-          </w:tcPr>
-          <w:p>
-            <w:r>
-              <w:rPr>
-                <w:sz w:val="18"/>
-              </w:rPr>
-              <w:t>rohitkumarnaidu</w:t>
-            </w:r>
-          </w:p>
-        </w:tc>
-      </w:tr>
-      <w:tr>
-        <w:tc>
-          <w:tcPr>
-            <w:tcW w:type="dxa" w:w="2160"/>
-          </w:tcPr>
-          <w:p>
-            <w:r>
-              <w:rPr>
-                <w:sz w:val="18"/>
-              </w:rPr>
-              <w:t>7c3823f</w:t>
-            </w:r>
-          </w:p>
-        </w:tc>
-        <w:tc>
-          <w:tcPr>
-            <w:tcW w:type="dxa" w:w="2160"/>
-          </w:tcPr>
-          <w:p>
-            <w:r>
-              <w:rPr>
-                <w:sz w:val="18"/>
-              </w:rPr>
-              <w:t>2026-06-09</w:t>
-            </w:r>
-          </w:p>
-        </w:tc>
-        <w:tc>
-          <w:tcPr>
-            <w:tcW w:type="dxa" w:w="2160"/>
-          </w:tcPr>
-          <w:p>
-            <w:r>
-              <w:rPr>
-                <w:sz w:val="18"/>
-              </w:rPr>
-              <w:t>fix(e2e): automate static asset copying, auto-dismiss SystemStatusBar, and fix o</w:t>
+              <w:t>fix(ci): increase chatbot health check sleep to 15s (slow startup with torch/tra</w:t>
             </w:r>
           </w:p>
         </w:tc>
@@ -34958,7 +34904,7 @@
               <w:rPr>
                 <w:sz w:val="18"/>
               </w:rPr>
-              <w:t>372b126</w:t>
+              <w:t>692d88c</w:t>
             </w:r>
           </w:p>
         </w:tc>
@@ -34971,7 +34917,7 @@
               <w:rPr>
                 <w:sz w:val="18"/>
               </w:rPr>
-              <w:t>2026-06-09</w:t>
+              <w:t>2026-07-25</w:t>
             </w:r>
           </w:p>
         </w:tc>
@@ -34984,7 +34930,7 @@
               <w:rPr>
                 <w:sz w:val="18"/>
               </w:rPr>
-              <w:t>style: fix remaining auto-fixable python quality findings</w:t>
+              <w:t>fix(test): cerebras URL check, skip pothole test without ultralytics</w:t>
             </w:r>
           </w:p>
         </w:tc>
@@ -35012,7 +34958,7 @@
               <w:rPr>
                 <w:sz w:val="18"/>
               </w:rPr>
-              <w:t>97c854f</w:t>
+              <w:t>9d71208</w:t>
             </w:r>
           </w:p>
         </w:tc>
@@ -35025,7 +34971,7 @@
               <w:rPr>
                 <w:sz w:val="18"/>
               </w:rPr>
-              <w:t>2026-06-09</w:t>
+              <w:t>2026-07-25</w:t>
             </w:r>
           </w:p>
         </w:tc>
@@ -35038,7 +34984,7 @@
               <w:rPr>
                 <w:sz w:val="18"/>
               </w:rPr>
-              <w:t>fix(e2e): copy .next/static into standalone output for JS/CSS hydration</w:t>
+              <w:t>fix(test): skip 16 env-dependent chatbot tests, fix recover.py scope</w:t>
             </w:r>
           </w:p>
         </w:tc>
@@ -35066,7 +35012,7 @@
               <w:rPr>
                 <w:sz w:val="18"/>
               </w:rPr>
-              <w:t>d74dfa9</w:t>
+              <w:t>a0b7a42</w:t>
             </w:r>
           </w:p>
         </w:tc>
@@ -35079,7 +35025,7 @@
               <w:rPr>
                 <w:sz w:val="18"/>
               </w:rPr>
-              <w:t>2026-06-09</w:t>
+              <w:t>2026-07-25</w:t>
             </w:r>
           </w:p>
         </w:tc>
@@ -35092,7 +35038,7 @@
               <w:rPr>
                 <w:sz w:val="18"/>
               </w:rPr>
-              <w:t>style: run ruff check --fix --unsafe-fixes to resolve python maintainability fin</w:t>
+              <w:t>fix(ci): remove unused langchain packages causing pip 26 ResolutionImpossible</w:t>
             </w:r>
           </w:p>
         </w:tc>
@@ -35120,7 +35066,7 @@
               <w:rPr>
                 <w:sz w:val="18"/>
               </w:rPr>
-              <w:t>b6808fa</w:t>
+              <w:t>95bcb77</w:t>
             </w:r>
           </w:p>
         </w:tc>
@@ -35133,7 +35079,7 @@
               <w:rPr>
                 <w:sz w:val="18"/>
               </w:rPr>
-              <w:t>2026-06-09</w:t>
+              <w:t>2026-07-25</w:t>
             </w:r>
           </w:p>
         </w:tc>
@@ -35146,7 +35092,7 @@
               <w:rPr>
                 <w:sz w:val="18"/>
               </w:rPr>
-              <w:t>security: upgrade base OS packages inside all Dockerfiles to resolve Trivy RCE a</w:t>
+              <w:t>fix(ci): revert to requirements.txt, loosen torch pins for pip 26</w:t>
             </w:r>
           </w:p>
         </w:tc>
@@ -35174,7 +35120,7 @@
               <w:rPr>
                 <w:sz w:val="18"/>
               </w:rPr>
-              <w:t>9503986</w:t>
+              <w:t>7fc7776</w:t>
             </w:r>
           </w:p>
         </w:tc>
@@ -35187,7 +35133,7 @@
               <w:rPr>
                 <w:sz w:val="18"/>
               </w:rPr>
-              <w:t>2026-06-09</w:t>
+              <w:t>2026-07-25</w:t>
             </w:r>
           </w:p>
         </w:tc>
@@ -35200,7 +35146,7 @@
               <w:rPr>
                 <w:sz w:val="18"/>
               </w:rPr>
-              <w:t>security: upgrade chromadb to 1.5.9 to resolve pre-auth RCE vulnerability and up</w:t>
+              <w:t>fix(tests): restore moderation test file + fix MCP mock close/aclose</w:t>
             </w:r>
           </w:p>
         </w:tc>
@@ -35228,7 +35174,7 @@
               <w:rPr>
                 <w:sz w:val="18"/>
               </w:rPr>
-              <w:t>86b8ecf</w:t>
+              <w:t>d424e63</w:t>
             </w:r>
           </w:p>
         </w:tc>
@@ -35241,7 +35187,7 @@
               <w:rPr>
                 <w:sz w:val="18"/>
               </w:rPr>
-              <w:t>2026-06-09</w:t>
+              <w:t>2026-07-25</w:t>
             </w:r>
           </w:p>
         </w:tc>
@@ -35254,7 +35200,7 @@
               <w:rPr>
                 <w:sz w:val="18"/>
               </w:rPr>
-              <w:t>fix: apply PR #170 changes — IMPLEMENTATION_PLAN corrections, E2E type safety, d</w:t>
+              <w:t>fix(ci): resolve 12 backend test + 57 chatbot collection failures</w:t>
             </w:r>
           </w:p>
         </w:tc>
@@ -35282,7 +35228,7 @@
               <w:rPr>
                 <w:sz w:val="18"/>
               </w:rPr>
-              <w:t>7c3d484</w:t>
+              <w:t>7af7e1c</w:t>
             </w:r>
           </w:p>
         </w:tc>
@@ -35295,7 +35241,7 @@
               <w:rPr>
                 <w:sz w:val="18"/>
               </w:rPr>
-              <w:t>2026-06-09</w:t>
+              <w:t>2026-07-25</w:t>
             </w:r>
           </w:p>
         </w:tc>
@@ -35308,7 +35254,61 @@
               <w:rPr>
                 <w:sz w:val="18"/>
               </w:rPr>
-              <w:t>fix: apply PR #169 changes — UIUX typo fixes and deterministic E2E offline check</w:t>
+              <w:t>fix(tests): resolve asyncio event loop + assertion failures in CI</w:t>
+            </w:r>
+          </w:p>
+        </w:tc>
+        <w:tc>
+          <w:tcPr>
+            <w:tcW w:type="dxa" w:w="2160"/>
+          </w:tcPr>
+          <w:p>
+            <w:r>
+              <w:rPr>
+                <w:sz w:val="18"/>
+              </w:rPr>
+              <w:t>Bappadala Rohith Kumar Naidu</w:t>
+            </w:r>
+          </w:p>
+        </w:tc>
+      </w:tr>
+      <w:tr>
+        <w:tc>
+          <w:tcPr>
+            <w:tcW w:type="dxa" w:w="2160"/>
+          </w:tcPr>
+          <w:p>
+            <w:r>
+              <w:rPr>
+                <w:sz w:val="18"/>
+              </w:rPr>
+              <w:t>0a84bea</w:t>
+            </w:r>
+          </w:p>
+        </w:tc>
+        <w:tc>
+          <w:tcPr>
+            <w:tcW w:type="dxa" w:w="2160"/>
+          </w:tcPr>
+          <w:p>
+            <w:r>
+              <w:rPr>
+                <w:sz w:val="18"/>
+              </w:rPr>
+              <w:t>2026-07-25</w:t>
+            </w:r>
+          </w:p>
+        </w:tc>
+        <w:tc>
+          <w:tcPr>
+            <w:tcW w:type="dxa" w:w="2160"/>
+          </w:tcPr>
+          <w:p>
+            <w:r>
+              <w:rPr>
+                <w:sz w:val="18"/>
+              </w:rPr>
+              <w:t>ci: trigger backend + chatbot workflows to verify notify-failure fix</w:t>
             </w:r>
           </w:p>
         </w:tc>
@@ -36173,7 +36173,7 @@
               <w:rPr>
                 <w:sz w:val="18"/>
               </w:rPr>
-              <w:t>374</w:t>
+              <w:t>393</w:t>
             </w:r>
           </w:p>
         </w:tc>
@@ -36201,7 +36201,7 @@
               <w:rPr>
                 <w:sz w:val="18"/>
               </w:rPr>
-              <w:t>780</w:t>
+              <w:t>773</w:t>
             </w:r>
           </w:p>
         </w:tc>
@@ -36307,7 +36307,7 @@
         <w:br/>
         <w:t>Generated by scripts/update_master_doc.py</w:t>
         <w:br/>
-        <w:t>Timestamp: 2026-06-09 11:52 IST</w:t>
+        <w:t>Timestamp: 2026-07-26 00:04 IST</w:t>
         <w:br/>
         <w:t>Repository: github.com/SafeVixAI/SafeVixAI</w:t>
       </w:r>

--- a/docs/SafeVixAI_MASTER.docx
+++ b/docs/SafeVixAI_MASTER.docx
@@ -33723,7 +33723,7 @@
           <w:i w:val="0"/>
           <w:sz w:val="22"/>
         </w:rPr>
-        <w:t>🕐 Last auto-updated: 2026-06-09 11:52 IST</w:t>
+        <w:t>🕐 Last auto-updated: 2026-07-26 00:18 IST</w:t>
       </w:r>
     </w:p>
     <w:p>
@@ -33811,7 +33811,7 @@
               <w:rPr>
                 <w:sz w:val="18"/>
               </w:rPr>
-              <w:t>0</w:t>
+              <w:t>2</w:t>
             </w:r>
           </w:p>
         </w:tc>
@@ -33867,7 +33867,7 @@
               <w:rPr>
                 <w:sz w:val="18"/>
               </w:rPr>
-              <w:t>69 MB</w:t>
+              <w:t>89 MB</w:t>
             </w:r>
           </w:p>
         </w:tc>
@@ -33923,7 +33923,7 @@
               <w:rPr>
                 <w:sz w:val="18"/>
               </w:rPr>
-              <w:t>2026-06-09</w:t>
+              <w:t>2026-07-25</w:t>
             </w:r>
           </w:p>
         </w:tc>
@@ -33951,7 +33951,7 @@
               <w:rPr>
                 <w:sz w:val="18"/>
               </w:rPr>
-              <w:t>2</w:t>
+              <w:t>37</w:t>
             </w:r>
           </w:p>
         </w:tc>
@@ -34060,7 +34060,7 @@
               <w:rPr>
                 <w:sz w:val="18"/>
               </w:rPr>
-              <w:t>125ms | HTTP 404 | v?</w:t>
+              <w:t>101ms | HTTP 404 | v?</w:t>
             </w:r>
           </w:p>
         </w:tc>
@@ -34101,7 +34101,7 @@
               <w:rPr>
                 <w:sz w:val="18"/>
               </w:rPr>
-              <w:t>156ms | HTTP 404 | v?</w:t>
+              <w:t>295ms | HTTP 200 | v?</w:t>
             </w:r>
           </w:p>
         </w:tc>
@@ -34142,7 +34142,7 @@
               <w:rPr>
                 <w:sz w:val="18"/>
               </w:rPr>
-              <w:t>71ms | HTTP 200 | v?</w:t>
+              <w:t>194ms | HTTP 200 | v?</w:t>
             </w:r>
           </w:p>
         </w:tc>
@@ -34250,7 +34250,7 @@
               <w:rPr>
                 <w:sz w:val="18"/>
               </w:rPr>
-              <w:t>⏳ Update Master Document</w:t>
+              <w:t>⏳ Benchmark Regression</w:t>
             </w:r>
           </w:p>
         </w:tc>
@@ -34276,7 +34276,7 @@
               <w:rPr>
                 <w:sz w:val="18"/>
               </w:rPr>
-              <w:t>in_progress</w:t>
+              <w:t>skipped</w:t>
             </w:r>
           </w:p>
         </w:tc>
@@ -34289,7 +34289,7 @@
               <w:rPr>
                 <w:sz w:val="18"/>
               </w:rPr>
-              <w:t>2026-06-09</w:t>
+              <w:t>2026-07-25</w:t>
             </w:r>
           </w:p>
         </w:tc>
@@ -34304,7 +34304,7 @@
               <w:rPr>
                 <w:sz w:val="18"/>
               </w:rPr>
-              <w:t>⏳ Deploy Enterprise Docs</w:t>
+              <w:t>⏳ Render Deploy Readiness</w:t>
             </w:r>
           </w:p>
         </w:tc>
@@ -34317,7 +34317,7 @@
               <w:rPr>
                 <w:sz w:val="18"/>
               </w:rPr>
-              <w:t>main</w:t>
+              <w:t>docs-wiki-auto-update-30170350586</w:t>
             </w:r>
           </w:p>
         </w:tc>
@@ -34330,7 +34330,7 @@
               <w:rPr>
                 <w:sz w:val="18"/>
               </w:rPr>
-              <w:t>in_progress</w:t>
+              <w:t>action_required</w:t>
             </w:r>
           </w:p>
         </w:tc>
@@ -34343,7 +34343,7 @@
               <w:rPr>
                 <w:sz w:val="18"/>
               </w:rPr>
-              <w:t>2026-06-09</w:t>
+              <w:t>2026-07-25</w:t>
             </w:r>
           </w:p>
         </w:tc>
@@ -34358,7 +34358,7 @@
               <w:rPr>
                 <w:sz w:val="18"/>
               </w:rPr>
-              <w:t>⏳ Contract Tests</w:t>
+              <w:t>⏳ Branch Protection Checks</w:t>
             </w:r>
           </w:p>
         </w:tc>
@@ -34371,7 +34371,7 @@
               <w:rPr>
                 <w:sz w:val="18"/>
               </w:rPr>
-              <w:t>main</w:t>
+              <w:t>docs-wiki-auto-update-30170350586</w:t>
             </w:r>
           </w:p>
         </w:tc>
@@ -34384,7 +34384,7 @@
               <w:rPr>
                 <w:sz w:val="18"/>
               </w:rPr>
-              <w:t>in_progress</w:t>
+              <w:t>action_required</w:t>
             </w:r>
           </w:p>
         </w:tc>
@@ -34397,7 +34397,169 @@
               <w:rPr>
                 <w:sz w:val="18"/>
               </w:rPr>
-              <w:t>2026-06-09</w:t>
+              <w:t>2026-07-25</w:t>
+            </w:r>
+          </w:p>
+        </w:tc>
+      </w:tr>
+      <w:tr>
+        <w:tc>
+          <w:tcPr>
+            <w:tcW w:type="dxa" w:w="2160"/>
+          </w:tcPr>
+          <w:p>
+            <w:r>
+              <w:rPr>
+                <w:sz w:val="18"/>
+              </w:rPr>
+              <w:t>⏳ License Scan</w:t>
+            </w:r>
+          </w:p>
+        </w:tc>
+        <w:tc>
+          <w:tcPr>
+            <w:tcW w:type="dxa" w:w="2160"/>
+          </w:tcPr>
+          <w:p>
+            <w:r>
+              <w:rPr>
+                <w:sz w:val="18"/>
+              </w:rPr>
+              <w:t>docs-wiki-auto-update-30170350586</w:t>
+            </w:r>
+          </w:p>
+        </w:tc>
+        <w:tc>
+          <w:tcPr>
+            <w:tcW w:type="dxa" w:w="2160"/>
+          </w:tcPr>
+          <w:p>
+            <w:r>
+              <w:rPr>
+                <w:sz w:val="18"/>
+              </w:rPr>
+              <w:t>action_required</w:t>
+            </w:r>
+          </w:p>
+        </w:tc>
+        <w:tc>
+          <w:tcPr>
+            <w:tcW w:type="dxa" w:w="2160"/>
+          </w:tcPr>
+          <w:p>
+            <w:r>
+              <w:rPr>
+                <w:sz w:val="18"/>
+              </w:rPr>
+              <w:t>2026-07-25</w:t>
+            </w:r>
+          </w:p>
+        </w:tc>
+      </w:tr>
+      <w:tr>
+        <w:tc>
+          <w:tcPr>
+            <w:tcW w:type="dxa" w:w="2160"/>
+          </w:tcPr>
+          <w:p>
+            <w:r>
+              <w:rPr>
+                <w:sz w:val="18"/>
+              </w:rPr>
+              <w:t>⏳ Accessibility (a11y)</w:t>
+            </w:r>
+          </w:p>
+        </w:tc>
+        <w:tc>
+          <w:tcPr>
+            <w:tcW w:type="dxa" w:w="2160"/>
+          </w:tcPr>
+          <w:p>
+            <w:r>
+              <w:rPr>
+                <w:sz w:val="18"/>
+              </w:rPr>
+              <w:t>docs-wiki-auto-update-30170350586</w:t>
+            </w:r>
+          </w:p>
+        </w:tc>
+        <w:tc>
+          <w:tcPr>
+            <w:tcW w:type="dxa" w:w="2160"/>
+          </w:tcPr>
+          <w:p>
+            <w:r>
+              <w:rPr>
+                <w:sz w:val="18"/>
+              </w:rPr>
+              <w:t>action_required</w:t>
+            </w:r>
+          </w:p>
+        </w:tc>
+        <w:tc>
+          <w:tcPr>
+            <w:tcW w:type="dxa" w:w="2160"/>
+          </w:tcPr>
+          <w:p>
+            <w:r>
+              <w:rPr>
+                <w:sz w:val="18"/>
+              </w:rPr>
+              <w:t>2026-07-25</w:t>
+            </w:r>
+          </w:p>
+        </w:tc>
+      </w:tr>
+      <w:tr>
+        <w:tc>
+          <w:tcPr>
+            <w:tcW w:type="dxa" w:w="2160"/>
+          </w:tcPr>
+          <w:p>
+            <w:r>
+              <w:rPr>
+                <w:sz w:val="18"/>
+              </w:rPr>
+              <w:t>⏳ Security Scan</w:t>
+            </w:r>
+          </w:p>
+        </w:tc>
+        <w:tc>
+          <w:tcPr>
+            <w:tcW w:type="dxa" w:w="2160"/>
+          </w:tcPr>
+          <w:p>
+            <w:r>
+              <w:rPr>
+                <w:sz w:val="18"/>
+              </w:rPr>
+              <w:t>docs-wiki-auto-update-30170350586</w:t>
+            </w:r>
+          </w:p>
+        </w:tc>
+        <w:tc>
+          <w:tcPr>
+            <w:tcW w:type="dxa" w:w="2160"/>
+          </w:tcPr>
+          <w:p>
+            <w:r>
+              <w:rPr>
+                <w:sz w:val="18"/>
+              </w:rPr>
+              <w:t>action_required</w:t>
+            </w:r>
+          </w:p>
+        </w:tc>
+        <w:tc>
+          <w:tcPr>
+            <w:tcW w:type="dxa" w:w="2160"/>
+          </w:tcPr>
+          <w:p>
+            <w:r>
+              <w:rPr>
+                <w:sz w:val="18"/>
+              </w:rPr>
+              <w:t>2026-07-25</w:t>
             </w:r>
           </w:p>
         </w:tc>
@@ -34425,223 +34587,7 @@
               <w:rPr>
                 <w:sz w:val="18"/>
               </w:rPr>
-              <w:t>main</w:t>
-            </w:r>
-          </w:p>
-        </w:tc>
-        <w:tc>
-          <w:tcPr>
-            <w:tcW w:type="dxa" w:w="2160"/>
-          </w:tcPr>
-          <w:p>
-            <w:r>
-              <w:rPr>
-                <w:sz w:val="18"/>
-              </w:rPr>
-              <w:t>in_progress</w:t>
-            </w:r>
-          </w:p>
-        </w:tc>
-        <w:tc>
-          <w:tcPr>
-            <w:tcW w:type="dxa" w:w="2160"/>
-          </w:tcPr>
-          <w:p>
-            <w:r>
-              <w:rPr>
-                <w:sz w:val="18"/>
-              </w:rPr>
-              <w:t>2026-06-09</w:t>
-            </w:r>
-          </w:p>
-        </w:tc>
-      </w:tr>
-      <w:tr>
-        <w:tc>
-          <w:tcPr>
-            <w:tcW w:type="dxa" w:w="2160"/>
-          </w:tcPr>
-          <w:p>
-            <w:r>
-              <w:rPr>
-                <w:sz w:val="18"/>
-              </w:rPr>
-              <w:t>⏳ Wiki Documentation Sync</w:t>
-            </w:r>
-          </w:p>
-        </w:tc>
-        <w:tc>
-          <w:tcPr>
-            <w:tcW w:type="dxa" w:w="2160"/>
-          </w:tcPr>
-          <w:p>
-            <w:r>
-              <w:rPr>
-                <w:sz w:val="18"/>
-              </w:rPr>
-              <w:t>main</w:t>
-            </w:r>
-          </w:p>
-        </w:tc>
-        <w:tc>
-          <w:tcPr>
-            <w:tcW w:type="dxa" w:w="2160"/>
-          </w:tcPr>
-          <w:p>
-            <w:r>
-              <w:rPr>
-                <w:sz w:val="18"/>
-              </w:rPr>
-              <w:t>in_progress</w:t>
-            </w:r>
-          </w:p>
-        </w:tc>
-        <w:tc>
-          <w:tcPr>
-            <w:tcW w:type="dxa" w:w="2160"/>
-          </w:tcPr>
-          <w:p>
-            <w:r>
-              <w:rPr>
-                <w:sz w:val="18"/>
-              </w:rPr>
-              <w:t>2026-06-09</w:t>
-            </w:r>
-          </w:p>
-        </w:tc>
-      </w:tr>
-      <w:tr>
-        <w:tc>
-          <w:tcPr>
-            <w:tcW w:type="dxa" w:w="2160"/>
-          </w:tcPr>
-          <w:p>
-            <w:r>
-              <w:rPr>
-                <w:sz w:val="18"/>
-              </w:rPr>
-              <w:t>⏳ Code Quality: Push on main</w:t>
-            </w:r>
-          </w:p>
-        </w:tc>
-        <w:tc>
-          <w:tcPr>
-            <w:tcW w:type="dxa" w:w="2160"/>
-          </w:tcPr>
-          <w:p>
-            <w:r>
-              <w:rPr>
-                <w:sz w:val="18"/>
-              </w:rPr>
-              <w:t>main</w:t>
-            </w:r>
-          </w:p>
-        </w:tc>
-        <w:tc>
-          <w:tcPr>
-            <w:tcW w:type="dxa" w:w="2160"/>
-          </w:tcPr>
-          <w:p>
-            <w:r>
-              <w:rPr>
-                <w:sz w:val="18"/>
-              </w:rPr>
-              <w:t>in_progress</w:t>
-            </w:r>
-          </w:p>
-        </w:tc>
-        <w:tc>
-          <w:tcPr>
-            <w:tcW w:type="dxa" w:w="2160"/>
-          </w:tcPr>
-          <w:p>
-            <w:r>
-              <w:rPr>
-                <w:sz w:val="18"/>
-              </w:rPr>
-              <w:t>2026-06-09</w:t>
-            </w:r>
-          </w:p>
-        </w:tc>
-      </w:tr>
-      <w:tr>
-        <w:tc>
-          <w:tcPr>
-            <w:tcW w:type="dxa" w:w="2160"/>
-          </w:tcPr>
-          <w:p>
-            <w:r>
-              <w:rPr>
-                <w:sz w:val="18"/>
-              </w:rPr>
-              <w:t>⏳ Push on main</w:t>
-            </w:r>
-          </w:p>
-        </w:tc>
-        <w:tc>
-          <w:tcPr>
-            <w:tcW w:type="dxa" w:w="2160"/>
-          </w:tcPr>
-          <w:p>
-            <w:r>
-              <w:rPr>
-                <w:sz w:val="18"/>
-              </w:rPr>
-              <w:t>main</w:t>
-            </w:r>
-          </w:p>
-        </w:tc>
-        <w:tc>
-          <w:tcPr>
-            <w:tcW w:type="dxa" w:w="2160"/>
-          </w:tcPr>
-          <w:p>
-            <w:r>
-              <w:rPr>
-                <w:sz w:val="18"/>
-              </w:rPr>
-              <w:t>in_progress</w:t>
-            </w:r>
-          </w:p>
-        </w:tc>
-        <w:tc>
-          <w:tcPr>
-            <w:tcW w:type="dxa" w:w="2160"/>
-          </w:tcPr>
-          <w:p>
-            <w:r>
-              <w:rPr>
-                <w:sz w:val="18"/>
-              </w:rPr>
-              <w:t>2026-06-09</w:t>
-            </w:r>
-          </w:p>
-        </w:tc>
-      </w:tr>
-      <w:tr>
-        <w:tc>
-          <w:tcPr>
-            <w:tcW w:type="dxa" w:w="2160"/>
-          </w:tcPr>
-          <w:p>
-            <w:r>
-              <w:rPr>
-                <w:sz w:val="18"/>
-              </w:rPr>
-              <w:t>⏳ Branch Protection Checks</w:t>
-            </w:r>
-          </w:p>
-        </w:tc>
-        <w:tc>
-          <w:tcPr>
-            <w:tcW w:type="dxa" w:w="2160"/>
-          </w:tcPr>
-          <w:p>
-            <w:r>
-              <w:rPr>
-                <w:sz w:val="18"/>
-              </w:rPr>
-              <w:t>copilot/fix-271806273-1189775594-56109f09-207f-4c1f-b6e9-92a559241e8f</w:t>
+              <w:t>docs-wiki-auto-update-30170350586</w:t>
             </w:r>
           </w:p>
         </w:tc>
@@ -34667,7 +34613,61 @@
               <w:rPr>
                 <w:sz w:val="18"/>
               </w:rPr>
-              <w:t>2026-06-09</w:t>
+              <w:t>2026-07-25</w:t>
+            </w:r>
+          </w:p>
+        </w:tc>
+      </w:tr>
+      <w:tr>
+        <w:tc>
+          <w:tcPr>
+            <w:tcW w:type="dxa" w:w="2160"/>
+          </w:tcPr>
+          <w:p>
+            <w:r>
+              <w:rPr>
+                <w:sz w:val="18"/>
+              </w:rPr>
+              <w:t>⏳ Dependency Review</w:t>
+            </w:r>
+          </w:p>
+        </w:tc>
+        <w:tc>
+          <w:tcPr>
+            <w:tcW w:type="dxa" w:w="2160"/>
+          </w:tcPr>
+          <w:p>
+            <w:r>
+              <w:rPr>
+                <w:sz w:val="18"/>
+              </w:rPr>
+              <w:t>docs-wiki-auto-update-30170350586</w:t>
+            </w:r>
+          </w:p>
+        </w:tc>
+        <w:tc>
+          <w:tcPr>
+            <w:tcW w:type="dxa" w:w="2160"/>
+          </w:tcPr>
+          <w:p>
+            <w:r>
+              <w:rPr>
+                <w:sz w:val="18"/>
+              </w:rPr>
+              <w:t>action_required</w:t>
+            </w:r>
+          </w:p>
+        </w:tc>
+        <w:tc>
+          <w:tcPr>
+            <w:tcW w:type="dxa" w:w="2160"/>
+          </w:tcPr>
+          <w:p>
+            <w:r>
+              <w:rPr>
+                <w:sz w:val="18"/>
+              </w:rPr>
+              <w:t>2026-07-25</w:t>
             </w:r>
           </w:p>
         </w:tc>
@@ -34796,7 +34796,7 @@
               <w:rPr>
                 <w:sz w:val="18"/>
               </w:rPr>
-              <w:t>52397b4</w:t>
+              <w:t>c304e3e</w:t>
             </w:r>
           </w:p>
         </w:tc>
@@ -34809,7 +34809,7 @@
               <w:rPr>
                 <w:sz w:val="18"/>
               </w:rPr>
-              <w:t>2026-06-09</w:t>
+              <w:t>2026-07-25</w:t>
             </w:r>
           </w:p>
         </w:tc>
@@ -34822,7 +34822,7 @@
               <w:rPr>
                 <w:sz w:val="18"/>
               </w:rPr>
-              <w:t>Merge pull request #100 from SafeVixAI/docs-wiki-auto-update</w:t>
+              <w:t>fix(tests): skip 9 env-dependent backend tests (pre-existing bugs unmasked by co</w:t>
             </w:r>
           </w:p>
         </w:tc>
@@ -34850,7 +34850,7 @@
               <w:rPr>
                 <w:sz w:val="18"/>
               </w:rPr>
-              <w:t>425db96</w:t>
+              <w:t>4137fba</w:t>
             </w:r>
           </w:p>
         </w:tc>
@@ -34863,7 +34863,7 @@
               <w:rPr>
                 <w:sz w:val="18"/>
               </w:rPr>
-              <w:t>2026-06-09</w:t>
+              <w:t>2026-07-25</w:t>
             </w:r>
           </w:p>
         </w:tc>
@@ -34876,61 +34876,7 @@
               <w:rPr>
                 <w:sz w:val="18"/>
               </w:rPr>
-              <w:t>docs(wiki): auto-sync wiki documentation [automated]</w:t>
-            </w:r>
-          </w:p>
-        </w:tc>
-        <w:tc>
-          <w:tcPr>
-            <w:tcW w:type="dxa" w:w="2160"/>
-          </w:tcPr>
-          <w:p>
-            <w:r>
-              <w:rPr>
-                <w:sz w:val="18"/>
-              </w:rPr>
-              <w:t>rohitkumarnaidu</w:t>
-            </w:r>
-          </w:p>
-        </w:tc>
-      </w:tr>
-      <w:tr>
-        <w:tc>
-          <w:tcPr>
-            <w:tcW w:type="dxa" w:w="2160"/>
-          </w:tcPr>
-          <w:p>
-            <w:r>
-              <w:rPr>
-                <w:sz w:val="18"/>
-              </w:rPr>
-              <w:t>7c3823f</w:t>
-            </w:r>
-          </w:p>
-        </w:tc>
-        <w:tc>
-          <w:tcPr>
-            <w:tcW w:type="dxa" w:w="2160"/>
-          </w:tcPr>
-          <w:p>
-            <w:r>
-              <w:rPr>
-                <w:sz w:val="18"/>
-              </w:rPr>
-              <w:t>2026-06-09</w:t>
-            </w:r>
-          </w:p>
-        </w:tc>
-        <w:tc>
-          <w:tcPr>
-            <w:tcW w:type="dxa" w:w="2160"/>
-          </w:tcPr>
-          <w:p>
-            <w:r>
-              <w:rPr>
-                <w:sz w:val="18"/>
-              </w:rPr>
-              <w:t>fix(e2e): automate static asset copying, auto-dismiss SystemStatusBar, and fix o</w:t>
+              <w:t>fix(ci): graceful AWS build fail when creds missing (build+chatbot)</w:t>
             </w:r>
           </w:p>
         </w:tc>
@@ -34958,7 +34904,7 @@
               <w:rPr>
                 <w:sz w:val="18"/>
               </w:rPr>
-              <w:t>372b126</w:t>
+              <w:t>992ee5a</w:t>
             </w:r>
           </w:p>
         </w:tc>
@@ -34971,7 +34917,7 @@
               <w:rPr>
                 <w:sz w:val="18"/>
               </w:rPr>
-              <w:t>2026-06-09</w:t>
+              <w:t>2026-07-25</w:t>
             </w:r>
           </w:p>
         </w:tc>
@@ -34984,7 +34930,7 @@
               <w:rPr>
                 <w:sz w:val="18"/>
               </w:rPr>
-              <w:t>style: fix remaining auto-fixable python quality findings</w:t>
+              <w:t>fix(ci): increase chatbot health check sleep to 15s (slow startup with torch/tra</w:t>
             </w:r>
           </w:p>
         </w:tc>
@@ -35012,7 +34958,7 @@
               <w:rPr>
                 <w:sz w:val="18"/>
               </w:rPr>
-              <w:t>97c854f</w:t>
+              <w:t>692d88c</w:t>
             </w:r>
           </w:p>
         </w:tc>
@@ -35025,7 +34971,7 @@
               <w:rPr>
                 <w:sz w:val="18"/>
               </w:rPr>
-              <w:t>2026-06-09</w:t>
+              <w:t>2026-07-25</w:t>
             </w:r>
           </w:p>
         </w:tc>
@@ -35038,7 +34984,7 @@
               <w:rPr>
                 <w:sz w:val="18"/>
               </w:rPr>
-              <w:t>fix(e2e): copy .next/static into standalone output for JS/CSS hydration</w:t>
+              <w:t>fix(test): cerebras URL check, skip pothole test without ultralytics</w:t>
             </w:r>
           </w:p>
         </w:tc>
@@ -35066,7 +35012,7 @@
               <w:rPr>
                 <w:sz w:val="18"/>
               </w:rPr>
-              <w:t>d74dfa9</w:t>
+              <w:t>9d71208</w:t>
             </w:r>
           </w:p>
         </w:tc>
@@ -35079,7 +35025,7 @@
               <w:rPr>
                 <w:sz w:val="18"/>
               </w:rPr>
-              <w:t>2026-06-09</w:t>
+              <w:t>2026-07-25</w:t>
             </w:r>
           </w:p>
         </w:tc>
@@ -35092,7 +35038,7 @@
               <w:rPr>
                 <w:sz w:val="18"/>
               </w:rPr>
-              <w:t>style: run ruff check --fix --unsafe-fixes to resolve python maintainability fin</w:t>
+              <w:t>fix(test): skip 16 env-dependent chatbot tests, fix recover.py scope</w:t>
             </w:r>
           </w:p>
         </w:tc>
@@ -35120,7 +35066,7 @@
               <w:rPr>
                 <w:sz w:val="18"/>
               </w:rPr>
-              <w:t>b6808fa</w:t>
+              <w:t>a0b7a42</w:t>
             </w:r>
           </w:p>
         </w:tc>
@@ -35133,7 +35079,7 @@
               <w:rPr>
                 <w:sz w:val="18"/>
               </w:rPr>
-              <w:t>2026-06-09</w:t>
+              <w:t>2026-07-25</w:t>
             </w:r>
           </w:p>
         </w:tc>
@@ -35146,7 +35092,7 @@
               <w:rPr>
                 <w:sz w:val="18"/>
               </w:rPr>
-              <w:t>security: upgrade base OS packages inside all Dockerfiles to resolve Trivy RCE a</w:t>
+              <w:t>fix(ci): remove unused langchain packages causing pip 26 ResolutionImpossible</w:t>
             </w:r>
           </w:p>
         </w:tc>
@@ -35174,7 +35120,7 @@
               <w:rPr>
                 <w:sz w:val="18"/>
               </w:rPr>
-              <w:t>9503986</w:t>
+              <w:t>95bcb77</w:t>
             </w:r>
           </w:p>
         </w:tc>
@@ -35187,7 +35133,7 @@
               <w:rPr>
                 <w:sz w:val="18"/>
               </w:rPr>
-              <w:t>2026-06-09</w:t>
+              <w:t>2026-07-25</w:t>
             </w:r>
           </w:p>
         </w:tc>
@@ -35200,7 +35146,7 @@
               <w:rPr>
                 <w:sz w:val="18"/>
               </w:rPr>
-              <w:t>security: upgrade chromadb to 1.5.9 to resolve pre-auth RCE vulnerability and up</w:t>
+              <w:t>fix(ci): revert to requirements.txt, loosen torch pins for pip 26</w:t>
             </w:r>
           </w:p>
         </w:tc>
@@ -35228,7 +35174,7 @@
               <w:rPr>
                 <w:sz w:val="18"/>
               </w:rPr>
-              <w:t>86b8ecf</w:t>
+              <w:t>7fc7776</w:t>
             </w:r>
           </w:p>
         </w:tc>
@@ -35241,7 +35187,7 @@
               <w:rPr>
                 <w:sz w:val="18"/>
               </w:rPr>
-              <w:t>2026-06-09</w:t>
+              <w:t>2026-07-25</w:t>
             </w:r>
           </w:p>
         </w:tc>
@@ -35254,7 +35200,7 @@
               <w:rPr>
                 <w:sz w:val="18"/>
               </w:rPr>
-              <w:t>fix: apply PR #170 changes — IMPLEMENTATION_PLAN corrections, E2E type safety, d</w:t>
+              <w:t>fix(tests): restore moderation test file + fix MCP mock close/aclose</w:t>
             </w:r>
           </w:p>
         </w:tc>
@@ -35282,7 +35228,7 @@
               <w:rPr>
                 <w:sz w:val="18"/>
               </w:rPr>
-              <w:t>7c3d484</w:t>
+              <w:t>d424e63</w:t>
             </w:r>
           </w:p>
         </w:tc>
@@ -35295,7 +35241,7 @@
               <w:rPr>
                 <w:sz w:val="18"/>
               </w:rPr>
-              <w:t>2026-06-09</w:t>
+              <w:t>2026-07-25</w:t>
             </w:r>
           </w:p>
         </w:tc>
@@ -35308,7 +35254,61 @@
               <w:rPr>
                 <w:sz w:val="18"/>
               </w:rPr>
-              <w:t>fix: apply PR #169 changes — UIUX typo fixes and deterministic E2E offline check</w:t>
+              <w:t>fix(ci): resolve 12 backend test + 57 chatbot collection failures</w:t>
+            </w:r>
+          </w:p>
+        </w:tc>
+        <w:tc>
+          <w:tcPr>
+            <w:tcW w:type="dxa" w:w="2160"/>
+          </w:tcPr>
+          <w:p>
+            <w:r>
+              <w:rPr>
+                <w:sz w:val="18"/>
+              </w:rPr>
+              <w:t>Bappadala Rohith Kumar Naidu</w:t>
+            </w:r>
+          </w:p>
+        </w:tc>
+      </w:tr>
+      <w:tr>
+        <w:tc>
+          <w:tcPr>
+            <w:tcW w:type="dxa" w:w="2160"/>
+          </w:tcPr>
+          <w:p>
+            <w:r>
+              <w:rPr>
+                <w:sz w:val="18"/>
+              </w:rPr>
+              <w:t>7af7e1c</w:t>
+            </w:r>
+          </w:p>
+        </w:tc>
+        <w:tc>
+          <w:tcPr>
+            <w:tcW w:type="dxa" w:w="2160"/>
+          </w:tcPr>
+          <w:p>
+            <w:r>
+              <w:rPr>
+                <w:sz w:val="18"/>
+              </w:rPr>
+              <w:t>2026-07-25</w:t>
+            </w:r>
+          </w:p>
+        </w:tc>
+        <w:tc>
+          <w:tcPr>
+            <w:tcW w:type="dxa" w:w="2160"/>
+          </w:tcPr>
+          <w:p>
+            <w:r>
+              <w:rPr>
+                <w:sz w:val="18"/>
+              </w:rPr>
+              <w:t>fix(tests): resolve asyncio event loop + assertion failures in CI</w:t>
             </w:r>
           </w:p>
         </w:tc>
@@ -36173,7 +36173,7 @@
               <w:rPr>
                 <w:sz w:val="18"/>
               </w:rPr>
-              <w:t>374</w:t>
+              <w:t>393</w:t>
             </w:r>
           </w:p>
         </w:tc>
@@ -36201,7 +36201,7 @@
               <w:rPr>
                 <w:sz w:val="18"/>
               </w:rPr>
-              <w:t>780</w:t>
+              <w:t>773</w:t>
             </w:r>
           </w:p>
         </w:tc>
@@ -36307,7 +36307,7 @@
         <w:br/>
         <w:t>Generated by scripts/update_master_doc.py</w:t>
         <w:br/>
-        <w:t>Timestamp: 2026-06-09 11:52 IST</w:t>
+        <w:t>Timestamp: 2026-07-26 00:18 IST</w:t>
         <w:br/>
         <w:t>Repository: github.com/SafeVixAI/SafeVixAI</w:t>
       </w:r>

--- a/docs/SafeVixAI_MASTER.docx
+++ b/docs/SafeVixAI_MASTER.docx
@@ -33723,7 +33723,7 @@
           <w:i w:val="0"/>
           <w:sz w:val="22"/>
         </w:rPr>
-        <w:t>🕐 Last auto-updated: 2026-06-09 11:52 IST</w:t>
+        <w:t>🕐 Last auto-updated: 2026-07-26 00:29 IST</w:t>
       </w:r>
     </w:p>
     <w:p>
@@ -33811,7 +33811,7 @@
               <w:rPr>
                 <w:sz w:val="18"/>
               </w:rPr>
-              <w:t>0</w:t>
+              <w:t>2</w:t>
             </w:r>
           </w:p>
         </w:tc>
@@ -33867,7 +33867,7 @@
               <w:rPr>
                 <w:sz w:val="18"/>
               </w:rPr>
-              <w:t>69 MB</w:t>
+              <w:t>89 MB</w:t>
             </w:r>
           </w:p>
         </w:tc>
@@ -33923,7 +33923,7 @@
               <w:rPr>
                 <w:sz w:val="18"/>
               </w:rPr>
-              <w:t>2026-06-09</w:t>
+              <w:t>2026-07-25</w:t>
             </w:r>
           </w:p>
         </w:tc>
@@ -33951,7 +33951,7 @@
               <w:rPr>
                 <w:sz w:val="18"/>
               </w:rPr>
-              <w:t>2</w:t>
+              <w:t>38</w:t>
             </w:r>
           </w:p>
         </w:tc>
@@ -34060,7 +34060,7 @@
               <w:rPr>
                 <w:sz w:val="18"/>
               </w:rPr>
-              <w:t>125ms | HTTP 404 | v?</w:t>
+              <w:t>222ms | HTTP 404 | v?</w:t>
             </w:r>
           </w:p>
         </w:tc>
@@ -34101,7 +34101,7 @@
               <w:rPr>
                 <w:sz w:val="18"/>
               </w:rPr>
-              <w:t>156ms | HTTP 404 | v?</w:t>
+              <w:t>873ms | HTTP 200 | v?</w:t>
             </w:r>
           </w:p>
         </w:tc>
@@ -34142,7 +34142,7 @@
               <w:rPr>
                 <w:sz w:val="18"/>
               </w:rPr>
-              <w:t>71ms | HTTP 200 | v?</w:t>
+              <w:t>115ms | HTTP 200 | v?</w:t>
             </w:r>
           </w:p>
         </w:tc>
@@ -34250,6 +34250,168 @@
               <w:rPr>
                 <w:sz w:val="18"/>
               </w:rPr>
+              <w:t>⏳ Codacy Security Scan</w:t>
+            </w:r>
+          </w:p>
+        </w:tc>
+        <w:tc>
+          <w:tcPr>
+            <w:tcW w:type="dxa" w:w="2160"/>
+          </w:tcPr>
+          <w:p>
+            <w:r>
+              <w:rPr>
+                <w:sz w:val="18"/>
+              </w:rPr>
+              <w:t>main</w:t>
+            </w:r>
+          </w:p>
+        </w:tc>
+        <w:tc>
+          <w:tcPr>
+            <w:tcW w:type="dxa" w:w="2160"/>
+          </w:tcPr>
+          <w:p>
+            <w:r>
+              <w:rPr>
+                <w:sz w:val="18"/>
+              </w:rPr>
+              <w:t>in_progress</w:t>
+            </w:r>
+          </w:p>
+        </w:tc>
+        <w:tc>
+          <w:tcPr>
+            <w:tcW w:type="dxa" w:w="2160"/>
+          </w:tcPr>
+          <w:p>
+            <w:r>
+              <w:rPr>
+                <w:sz w:val="18"/>
+              </w:rPr>
+              <w:t>2026-07-25</w:t>
+            </w:r>
+          </w:p>
+        </w:tc>
+      </w:tr>
+      <w:tr>
+        <w:tc>
+          <w:tcPr>
+            <w:tcW w:type="dxa" w:w="2160"/>
+          </w:tcPr>
+          <w:p>
+            <w:r>
+              <w:rPr>
+                <w:sz w:val="18"/>
+              </w:rPr>
+              <w:t>⏳ Backend CI</w:t>
+            </w:r>
+          </w:p>
+        </w:tc>
+        <w:tc>
+          <w:tcPr>
+            <w:tcW w:type="dxa" w:w="2160"/>
+          </w:tcPr>
+          <w:p>
+            <w:r>
+              <w:rPr>
+                <w:sz w:val="18"/>
+              </w:rPr>
+              <w:t>main</w:t>
+            </w:r>
+          </w:p>
+        </w:tc>
+        <w:tc>
+          <w:tcPr>
+            <w:tcW w:type="dxa" w:w="2160"/>
+          </w:tcPr>
+          <w:p>
+            <w:r>
+              <w:rPr>
+                <w:sz w:val="18"/>
+              </w:rPr>
+              <w:t>in_progress</w:t>
+            </w:r>
+          </w:p>
+        </w:tc>
+        <w:tc>
+          <w:tcPr>
+            <w:tcW w:type="dxa" w:w="2160"/>
+          </w:tcPr>
+          <w:p>
+            <w:r>
+              <w:rPr>
+                <w:sz w:val="18"/>
+              </w:rPr>
+              <w:t>2026-07-25</w:t>
+            </w:r>
+          </w:p>
+        </w:tc>
+      </w:tr>
+      <w:tr>
+        <w:tc>
+          <w:tcPr>
+            <w:tcW w:type="dxa" w:w="2160"/>
+          </w:tcPr>
+          <w:p>
+            <w:r>
+              <w:rPr>
+                <w:sz w:val="18"/>
+              </w:rPr>
+              <w:t>⏳ Security Scan</w:t>
+            </w:r>
+          </w:p>
+        </w:tc>
+        <w:tc>
+          <w:tcPr>
+            <w:tcW w:type="dxa" w:w="2160"/>
+          </w:tcPr>
+          <w:p>
+            <w:r>
+              <w:rPr>
+                <w:sz w:val="18"/>
+              </w:rPr>
+              <w:t>main</w:t>
+            </w:r>
+          </w:p>
+        </w:tc>
+        <w:tc>
+          <w:tcPr>
+            <w:tcW w:type="dxa" w:w="2160"/>
+          </w:tcPr>
+          <w:p>
+            <w:r>
+              <w:rPr>
+                <w:sz w:val="18"/>
+              </w:rPr>
+              <w:t>pending</w:t>
+            </w:r>
+          </w:p>
+        </w:tc>
+        <w:tc>
+          <w:tcPr>
+            <w:tcW w:type="dxa" w:w="2160"/>
+          </w:tcPr>
+          <w:p>
+            <w:r>
+              <w:rPr>
+                <w:sz w:val="18"/>
+              </w:rPr>
+              <w:t>2026-07-25</w:t>
+            </w:r>
+          </w:p>
+        </w:tc>
+      </w:tr>
+      <w:tr>
+        <w:tc>
+          <w:tcPr>
+            <w:tcW w:type="dxa" w:w="2160"/>
+          </w:tcPr>
+          <w:p>
+            <w:r>
+              <w:rPr>
+                <w:sz w:val="18"/>
+              </w:rPr>
               <w:t>⏳ Update Master Document</w:t>
             </w:r>
           </w:p>
@@ -34289,7 +34451,115 @@
               <w:rPr>
                 <w:sz w:val="18"/>
               </w:rPr>
-              <w:t>2026-06-09</w:t>
+              <w:t>2026-07-25</w:t>
+            </w:r>
+          </w:p>
+        </w:tc>
+      </w:tr>
+      <w:tr>
+        <w:tc>
+          <w:tcPr>
+            <w:tcW w:type="dxa" w:w="2160"/>
+          </w:tcPr>
+          <w:p>
+            <w:r>
+              <w:rPr>
+                <w:sz w:val="18"/>
+              </w:rPr>
+              <w:t>⏳ Wiki Documentation Sync</w:t>
+            </w:r>
+          </w:p>
+        </w:tc>
+        <w:tc>
+          <w:tcPr>
+            <w:tcW w:type="dxa" w:w="2160"/>
+          </w:tcPr>
+          <w:p>
+            <w:r>
+              <w:rPr>
+                <w:sz w:val="18"/>
+              </w:rPr>
+              <w:t>main</w:t>
+            </w:r>
+          </w:p>
+        </w:tc>
+        <w:tc>
+          <w:tcPr>
+            <w:tcW w:type="dxa" w:w="2160"/>
+          </w:tcPr>
+          <w:p>
+            <w:r>
+              <w:rPr>
+                <w:sz w:val="18"/>
+              </w:rPr>
+              <w:t>in_progress</w:t>
+            </w:r>
+          </w:p>
+        </w:tc>
+        <w:tc>
+          <w:tcPr>
+            <w:tcW w:type="dxa" w:w="2160"/>
+          </w:tcPr>
+          <w:p>
+            <w:r>
+              <w:rPr>
+                <w:sz w:val="18"/>
+              </w:rPr>
+              <w:t>2026-07-25</w:t>
+            </w:r>
+          </w:p>
+        </w:tc>
+      </w:tr>
+      <w:tr>
+        <w:tc>
+          <w:tcPr>
+            <w:tcW w:type="dxa" w:w="2160"/>
+          </w:tcPr>
+          <w:p>
+            <w:r>
+              <w:rPr>
+                <w:sz w:val="18"/>
+              </w:rPr>
+              <w:t>⏳ OpenSSF Scorecard</w:t>
+            </w:r>
+          </w:p>
+        </w:tc>
+        <w:tc>
+          <w:tcPr>
+            <w:tcW w:type="dxa" w:w="2160"/>
+          </w:tcPr>
+          <w:p>
+            <w:r>
+              <w:rPr>
+                <w:sz w:val="18"/>
+              </w:rPr>
+              <w:t>main</w:t>
+            </w:r>
+          </w:p>
+        </w:tc>
+        <w:tc>
+          <w:tcPr>
+            <w:tcW w:type="dxa" w:w="2160"/>
+          </w:tcPr>
+          <w:p>
+            <w:r>
+              <w:rPr>
+                <w:sz w:val="18"/>
+              </w:rPr>
+              <w:t>in_progress</w:t>
+            </w:r>
+          </w:p>
+        </w:tc>
+        <w:tc>
+          <w:tcPr>
+            <w:tcW w:type="dxa" w:w="2160"/>
+          </w:tcPr>
+          <w:p>
+            <w:r>
+              <w:rPr>
+                <w:sz w:val="18"/>
+              </w:rPr>
+              <w:t>2026-07-25</w:t>
             </w:r>
           </w:p>
         </w:tc>
@@ -34343,7 +34613,7 @@
               <w:rPr>
                 <w:sz w:val="18"/>
               </w:rPr>
-              <w:t>2026-06-09</w:t>
+              <w:t>2026-07-25</w:t>
             </w:r>
           </w:p>
         </w:tc>
@@ -34397,277 +34667,7 @@
               <w:rPr>
                 <w:sz w:val="18"/>
               </w:rPr>
-              <w:t>2026-06-09</w:t>
-            </w:r>
-          </w:p>
-        </w:tc>
-      </w:tr>
-      <w:tr>
-        <w:tc>
-          <w:tcPr>
-            <w:tcW w:type="dxa" w:w="2160"/>
-          </w:tcPr>
-          <w:p>
-            <w:r>
-              <w:rPr>
-                <w:sz w:val="18"/>
-              </w:rPr>
-              <w:t>⏳ Codacy Security Scan</w:t>
-            </w:r>
-          </w:p>
-        </w:tc>
-        <w:tc>
-          <w:tcPr>
-            <w:tcW w:type="dxa" w:w="2160"/>
-          </w:tcPr>
-          <w:p>
-            <w:r>
-              <w:rPr>
-                <w:sz w:val="18"/>
-              </w:rPr>
-              <w:t>main</w:t>
-            </w:r>
-          </w:p>
-        </w:tc>
-        <w:tc>
-          <w:tcPr>
-            <w:tcW w:type="dxa" w:w="2160"/>
-          </w:tcPr>
-          <w:p>
-            <w:r>
-              <w:rPr>
-                <w:sz w:val="18"/>
-              </w:rPr>
-              <w:t>in_progress</w:t>
-            </w:r>
-          </w:p>
-        </w:tc>
-        <w:tc>
-          <w:tcPr>
-            <w:tcW w:type="dxa" w:w="2160"/>
-          </w:tcPr>
-          <w:p>
-            <w:r>
-              <w:rPr>
-                <w:sz w:val="18"/>
-              </w:rPr>
-              <w:t>2026-06-09</w:t>
-            </w:r>
-          </w:p>
-        </w:tc>
-      </w:tr>
-      <w:tr>
-        <w:tc>
-          <w:tcPr>
-            <w:tcW w:type="dxa" w:w="2160"/>
-          </w:tcPr>
-          <w:p>
-            <w:r>
-              <w:rPr>
-                <w:sz w:val="18"/>
-              </w:rPr>
-              <w:t>⏳ Wiki Documentation Sync</w:t>
-            </w:r>
-          </w:p>
-        </w:tc>
-        <w:tc>
-          <w:tcPr>
-            <w:tcW w:type="dxa" w:w="2160"/>
-          </w:tcPr>
-          <w:p>
-            <w:r>
-              <w:rPr>
-                <w:sz w:val="18"/>
-              </w:rPr>
-              <w:t>main</w:t>
-            </w:r>
-          </w:p>
-        </w:tc>
-        <w:tc>
-          <w:tcPr>
-            <w:tcW w:type="dxa" w:w="2160"/>
-          </w:tcPr>
-          <w:p>
-            <w:r>
-              <w:rPr>
-                <w:sz w:val="18"/>
-              </w:rPr>
-              <w:t>in_progress</w:t>
-            </w:r>
-          </w:p>
-        </w:tc>
-        <w:tc>
-          <w:tcPr>
-            <w:tcW w:type="dxa" w:w="2160"/>
-          </w:tcPr>
-          <w:p>
-            <w:r>
-              <w:rPr>
-                <w:sz w:val="18"/>
-              </w:rPr>
-              <w:t>2026-06-09</w:t>
-            </w:r>
-          </w:p>
-        </w:tc>
-      </w:tr>
-      <w:tr>
-        <w:tc>
-          <w:tcPr>
-            <w:tcW w:type="dxa" w:w="2160"/>
-          </w:tcPr>
-          <w:p>
-            <w:r>
-              <w:rPr>
-                <w:sz w:val="18"/>
-              </w:rPr>
-              <w:t>⏳ Code Quality: Push on main</w:t>
-            </w:r>
-          </w:p>
-        </w:tc>
-        <w:tc>
-          <w:tcPr>
-            <w:tcW w:type="dxa" w:w="2160"/>
-          </w:tcPr>
-          <w:p>
-            <w:r>
-              <w:rPr>
-                <w:sz w:val="18"/>
-              </w:rPr>
-              <w:t>main</w:t>
-            </w:r>
-          </w:p>
-        </w:tc>
-        <w:tc>
-          <w:tcPr>
-            <w:tcW w:type="dxa" w:w="2160"/>
-          </w:tcPr>
-          <w:p>
-            <w:r>
-              <w:rPr>
-                <w:sz w:val="18"/>
-              </w:rPr>
-              <w:t>in_progress</w:t>
-            </w:r>
-          </w:p>
-        </w:tc>
-        <w:tc>
-          <w:tcPr>
-            <w:tcW w:type="dxa" w:w="2160"/>
-          </w:tcPr>
-          <w:p>
-            <w:r>
-              <w:rPr>
-                <w:sz w:val="18"/>
-              </w:rPr>
-              <w:t>2026-06-09</w:t>
-            </w:r>
-          </w:p>
-        </w:tc>
-      </w:tr>
-      <w:tr>
-        <w:tc>
-          <w:tcPr>
-            <w:tcW w:type="dxa" w:w="2160"/>
-          </w:tcPr>
-          <w:p>
-            <w:r>
-              <w:rPr>
-                <w:sz w:val="18"/>
-              </w:rPr>
-              <w:t>⏳ Push on main</w:t>
-            </w:r>
-          </w:p>
-        </w:tc>
-        <w:tc>
-          <w:tcPr>
-            <w:tcW w:type="dxa" w:w="2160"/>
-          </w:tcPr>
-          <w:p>
-            <w:r>
-              <w:rPr>
-                <w:sz w:val="18"/>
-              </w:rPr>
-              <w:t>main</w:t>
-            </w:r>
-          </w:p>
-        </w:tc>
-        <w:tc>
-          <w:tcPr>
-            <w:tcW w:type="dxa" w:w="2160"/>
-          </w:tcPr>
-          <w:p>
-            <w:r>
-              <w:rPr>
-                <w:sz w:val="18"/>
-              </w:rPr>
-              <w:t>in_progress</w:t>
-            </w:r>
-          </w:p>
-        </w:tc>
-        <w:tc>
-          <w:tcPr>
-            <w:tcW w:type="dxa" w:w="2160"/>
-          </w:tcPr>
-          <w:p>
-            <w:r>
-              <w:rPr>
-                <w:sz w:val="18"/>
-              </w:rPr>
-              <w:t>2026-06-09</w:t>
-            </w:r>
-          </w:p>
-        </w:tc>
-      </w:tr>
-      <w:tr>
-        <w:tc>
-          <w:tcPr>
-            <w:tcW w:type="dxa" w:w="2160"/>
-          </w:tcPr>
-          <w:p>
-            <w:r>
-              <w:rPr>
-                <w:sz w:val="18"/>
-              </w:rPr>
-              <w:t>⏳ Branch Protection Checks</w:t>
-            </w:r>
-          </w:p>
-        </w:tc>
-        <w:tc>
-          <w:tcPr>
-            <w:tcW w:type="dxa" w:w="2160"/>
-          </w:tcPr>
-          <w:p>
-            <w:r>
-              <w:rPr>
-                <w:sz w:val="18"/>
-              </w:rPr>
-              <w:t>copilot/fix-271806273-1189775594-56109f09-207f-4c1f-b6e9-92a559241e8f</w:t>
-            </w:r>
-          </w:p>
-        </w:tc>
-        <w:tc>
-          <w:tcPr>
-            <w:tcW w:type="dxa" w:w="2160"/>
-          </w:tcPr>
-          <w:p>
-            <w:r>
-              <w:rPr>
-                <w:sz w:val="18"/>
-              </w:rPr>
-              <w:t>action_required</w:t>
-            </w:r>
-          </w:p>
-        </w:tc>
-        <w:tc>
-          <w:tcPr>
-            <w:tcW w:type="dxa" w:w="2160"/>
-          </w:tcPr>
-          <w:p>
-            <w:r>
-              <w:rPr>
-                <w:sz w:val="18"/>
-              </w:rPr>
-              <w:t>2026-06-09</w:t>
+              <w:t>2026-07-25</w:t>
             </w:r>
           </w:p>
         </w:tc>
@@ -34796,7 +34796,7 @@
               <w:rPr>
                 <w:sz w:val="18"/>
               </w:rPr>
-              <w:t>52397b4</w:t>
+              <w:t>86052b6</w:t>
             </w:r>
           </w:p>
         </w:tc>
@@ -34809,7 +34809,7 @@
               <w:rPr>
                 <w:sz w:val="18"/>
               </w:rPr>
-              <w:t>2026-06-09</w:t>
+              <w:t>2026-07-25</w:t>
             </w:r>
           </w:p>
         </w:tc>
@@ -34822,7 +34822,7 @@
               <w:rPr>
                 <w:sz w:val="18"/>
               </w:rPr>
-              <w:t>Merge pull request #100 from SafeVixAI/docs-wiki-auto-update</w:t>
+              <w:t>fix(ci): lower backend coverage threshold 100→93 (matches pyproject.toml)</w:t>
             </w:r>
           </w:p>
         </w:tc>
@@ -34850,7 +34850,7 @@
               <w:rPr>
                 <w:sz w:val="18"/>
               </w:rPr>
-              <w:t>425db96</w:t>
+              <w:t>c304e3e</w:t>
             </w:r>
           </w:p>
         </w:tc>
@@ -34863,7 +34863,7 @@
               <w:rPr>
                 <w:sz w:val="18"/>
               </w:rPr>
-              <w:t>2026-06-09</w:t>
+              <w:t>2026-07-25</w:t>
             </w:r>
           </w:p>
         </w:tc>
@@ -34876,61 +34876,7 @@
               <w:rPr>
                 <w:sz w:val="18"/>
               </w:rPr>
-              <w:t>docs(wiki): auto-sync wiki documentation [automated]</w:t>
-            </w:r>
-          </w:p>
-        </w:tc>
-        <w:tc>
-          <w:tcPr>
-            <w:tcW w:type="dxa" w:w="2160"/>
-          </w:tcPr>
-          <w:p>
-            <w:r>
-              <w:rPr>
-                <w:sz w:val="18"/>
-              </w:rPr>
-              <w:t>rohitkumarnaidu</w:t>
-            </w:r>
-          </w:p>
-        </w:tc>
-      </w:tr>
-      <w:tr>
-        <w:tc>
-          <w:tcPr>
-            <w:tcW w:type="dxa" w:w="2160"/>
-          </w:tcPr>
-          <w:p>
-            <w:r>
-              <w:rPr>
-                <w:sz w:val="18"/>
-              </w:rPr>
-              <w:t>7c3823f</w:t>
-            </w:r>
-          </w:p>
-        </w:tc>
-        <w:tc>
-          <w:tcPr>
-            <w:tcW w:type="dxa" w:w="2160"/>
-          </w:tcPr>
-          <w:p>
-            <w:r>
-              <w:rPr>
-                <w:sz w:val="18"/>
-              </w:rPr>
-              <w:t>2026-06-09</w:t>
-            </w:r>
-          </w:p>
-        </w:tc>
-        <w:tc>
-          <w:tcPr>
-            <w:tcW w:type="dxa" w:w="2160"/>
-          </w:tcPr>
-          <w:p>
-            <w:r>
-              <w:rPr>
-                <w:sz w:val="18"/>
-              </w:rPr>
-              <w:t>fix(e2e): automate static asset copying, auto-dismiss SystemStatusBar, and fix o</w:t>
+              <w:t>fix(tests): skip 9 env-dependent backend tests (pre-existing bugs unmasked by co</w:t>
             </w:r>
           </w:p>
         </w:tc>
@@ -34958,7 +34904,7 @@
               <w:rPr>
                 <w:sz w:val="18"/>
               </w:rPr>
-              <w:t>372b126</w:t>
+              <w:t>4137fba</w:t>
             </w:r>
           </w:p>
         </w:tc>
@@ -34971,7 +34917,7 @@
               <w:rPr>
                 <w:sz w:val="18"/>
               </w:rPr>
-              <w:t>2026-06-09</w:t>
+              <w:t>2026-07-25</w:t>
             </w:r>
           </w:p>
         </w:tc>
@@ -34984,7 +34930,7 @@
               <w:rPr>
                 <w:sz w:val="18"/>
               </w:rPr>
-              <w:t>style: fix remaining auto-fixable python quality findings</w:t>
+              <w:t>fix(ci): graceful AWS build fail when creds missing (build+chatbot)</w:t>
             </w:r>
           </w:p>
         </w:tc>
@@ -35012,7 +34958,7 @@
               <w:rPr>
                 <w:sz w:val="18"/>
               </w:rPr>
-              <w:t>97c854f</w:t>
+              <w:t>992ee5a</w:t>
             </w:r>
           </w:p>
         </w:tc>
@@ -35025,7 +34971,7 @@
               <w:rPr>
                 <w:sz w:val="18"/>
               </w:rPr>
-              <w:t>2026-06-09</w:t>
+              <w:t>2026-07-25</w:t>
             </w:r>
           </w:p>
         </w:tc>
@@ -35038,7 +34984,7 @@
               <w:rPr>
                 <w:sz w:val="18"/>
               </w:rPr>
-              <w:t>fix(e2e): copy .next/static into standalone output for JS/CSS hydration</w:t>
+              <w:t>fix(ci): increase chatbot health check sleep to 15s (slow startup with torch/tra</w:t>
             </w:r>
           </w:p>
         </w:tc>
@@ -35066,7 +35012,7 @@
               <w:rPr>
                 <w:sz w:val="18"/>
               </w:rPr>
-              <w:t>d74dfa9</w:t>
+              <w:t>692d88c</w:t>
             </w:r>
           </w:p>
         </w:tc>
@@ -35079,7 +35025,7 @@
               <w:rPr>
                 <w:sz w:val="18"/>
               </w:rPr>
-              <w:t>2026-06-09</w:t>
+              <w:t>2026-07-25</w:t>
             </w:r>
           </w:p>
         </w:tc>
@@ -35092,7 +35038,7 @@
               <w:rPr>
                 <w:sz w:val="18"/>
               </w:rPr>
-              <w:t>style: run ruff check --fix --unsafe-fixes to resolve python maintainability fin</w:t>
+              <w:t>fix(test): cerebras URL check, skip pothole test without ultralytics</w:t>
             </w:r>
           </w:p>
         </w:tc>
@@ -35120,7 +35066,7 @@
               <w:rPr>
                 <w:sz w:val="18"/>
               </w:rPr>
-              <w:t>b6808fa</w:t>
+              <w:t>9d71208</w:t>
             </w:r>
           </w:p>
         </w:tc>
@@ -35133,7 +35079,7 @@
               <w:rPr>
                 <w:sz w:val="18"/>
               </w:rPr>
-              <w:t>2026-06-09</w:t>
+              <w:t>2026-07-25</w:t>
             </w:r>
           </w:p>
         </w:tc>
@@ -35146,7 +35092,7 @@
               <w:rPr>
                 <w:sz w:val="18"/>
               </w:rPr>
-              <w:t>security: upgrade base OS packages inside all Dockerfiles to resolve Trivy RCE a</w:t>
+              <w:t>fix(test): skip 16 env-dependent chatbot tests, fix recover.py scope</w:t>
             </w:r>
           </w:p>
         </w:tc>
@@ -35174,7 +35120,7 @@
               <w:rPr>
                 <w:sz w:val="18"/>
               </w:rPr>
-              <w:t>9503986</w:t>
+              <w:t>a0b7a42</w:t>
             </w:r>
           </w:p>
         </w:tc>
@@ -35187,7 +35133,7 @@
               <w:rPr>
                 <w:sz w:val="18"/>
               </w:rPr>
-              <w:t>2026-06-09</w:t>
+              <w:t>2026-07-25</w:t>
             </w:r>
           </w:p>
         </w:tc>
@@ -35200,7 +35146,7 @@
               <w:rPr>
                 <w:sz w:val="18"/>
               </w:rPr>
-              <w:t>security: upgrade chromadb to 1.5.9 to resolve pre-auth RCE vulnerability and up</w:t>
+              <w:t>fix(ci): remove unused langchain packages causing pip 26 ResolutionImpossible</w:t>
             </w:r>
           </w:p>
         </w:tc>
@@ -35228,7 +35174,7 @@
               <w:rPr>
                 <w:sz w:val="18"/>
               </w:rPr>
-              <w:t>86b8ecf</w:t>
+              <w:t>95bcb77</w:t>
             </w:r>
           </w:p>
         </w:tc>
@@ -35241,7 +35187,7 @@
               <w:rPr>
                 <w:sz w:val="18"/>
               </w:rPr>
-              <w:t>2026-06-09</w:t>
+              <w:t>2026-07-25</w:t>
             </w:r>
           </w:p>
         </w:tc>
@@ -35254,7 +35200,7 @@
               <w:rPr>
                 <w:sz w:val="18"/>
               </w:rPr>
-              <w:t>fix: apply PR #170 changes — IMPLEMENTATION_PLAN corrections, E2E type safety, d</w:t>
+              <w:t>fix(ci): revert to requirements.txt, loosen torch pins for pip 26</w:t>
             </w:r>
           </w:p>
         </w:tc>
@@ -35282,7 +35228,7 @@
               <w:rPr>
                 <w:sz w:val="18"/>
               </w:rPr>
-              <w:t>7c3d484</w:t>
+              <w:t>7fc7776</w:t>
             </w:r>
           </w:p>
         </w:tc>
@@ -35295,7 +35241,7 @@
               <w:rPr>
                 <w:sz w:val="18"/>
               </w:rPr>
-              <w:t>2026-06-09</w:t>
+              <w:t>2026-07-25</w:t>
             </w:r>
           </w:p>
         </w:tc>
@@ -35308,7 +35254,61 @@
               <w:rPr>
                 <w:sz w:val="18"/>
               </w:rPr>
-              <w:t>fix: apply PR #169 changes — UIUX typo fixes and deterministic E2E offline check</w:t>
+              <w:t>fix(tests): restore moderation test file + fix MCP mock close/aclose</w:t>
+            </w:r>
+          </w:p>
+        </w:tc>
+        <w:tc>
+          <w:tcPr>
+            <w:tcW w:type="dxa" w:w="2160"/>
+          </w:tcPr>
+          <w:p>
+            <w:r>
+              <w:rPr>
+                <w:sz w:val="18"/>
+              </w:rPr>
+              <w:t>Bappadala Rohith Kumar Naidu</w:t>
+            </w:r>
+          </w:p>
+        </w:tc>
+      </w:tr>
+      <w:tr>
+        <w:tc>
+          <w:tcPr>
+            <w:tcW w:type="dxa" w:w="2160"/>
+          </w:tcPr>
+          <w:p>
+            <w:r>
+              <w:rPr>
+                <w:sz w:val="18"/>
+              </w:rPr>
+              <w:t>d424e63</w:t>
+            </w:r>
+          </w:p>
+        </w:tc>
+        <w:tc>
+          <w:tcPr>
+            <w:tcW w:type="dxa" w:w="2160"/>
+          </w:tcPr>
+          <w:p>
+            <w:r>
+              <w:rPr>
+                <w:sz w:val="18"/>
+              </w:rPr>
+              <w:t>2026-07-25</w:t>
+            </w:r>
+          </w:p>
+        </w:tc>
+        <w:tc>
+          <w:tcPr>
+            <w:tcW w:type="dxa" w:w="2160"/>
+          </w:tcPr>
+          <w:p>
+            <w:r>
+              <w:rPr>
+                <w:sz w:val="18"/>
+              </w:rPr>
+              <w:t>fix(ci): resolve 12 backend test + 57 chatbot collection failures</w:t>
             </w:r>
           </w:p>
         </w:tc>
@@ -36173,7 +36173,7 @@
               <w:rPr>
                 <w:sz w:val="18"/>
               </w:rPr>
-              <w:t>374</w:t>
+              <w:t>393</w:t>
             </w:r>
           </w:p>
         </w:tc>
@@ -36201,7 +36201,7 @@
               <w:rPr>
                 <w:sz w:val="18"/>
               </w:rPr>
-              <w:t>780</w:t>
+              <w:t>773</w:t>
             </w:r>
           </w:p>
         </w:tc>
@@ -36307,7 +36307,7 @@
         <w:br/>
         <w:t>Generated by scripts/update_master_doc.py</w:t>
         <w:br/>
-        <w:t>Timestamp: 2026-06-09 11:52 IST</w:t>
+        <w:t>Timestamp: 2026-07-26 00:29 IST</w:t>
         <w:br/>
         <w:t>Repository: github.com/SafeVixAI/SafeVixAI</w:t>
       </w:r>

--- a/docs/SafeVixAI_MASTER.docx
+++ b/docs/SafeVixAI_MASTER.docx
@@ -33723,7 +33723,7 @@
           <w:i w:val="0"/>
           <w:sz w:val="22"/>
         </w:rPr>
-        <w:t>🕐 Last auto-updated: 2026-06-09 11:52 IST</w:t>
+        <w:t>🕐 Last auto-updated: 2026-07-26 12:03 IST</w:t>
       </w:r>
     </w:p>
     <w:p>
@@ -33811,7 +33811,7 @@
               <w:rPr>
                 <w:sz w:val="18"/>
               </w:rPr>
-              <w:t>0</w:t>
+              <w:t>2</w:t>
             </w:r>
           </w:p>
         </w:tc>
@@ -33867,7 +33867,7 @@
               <w:rPr>
                 <w:sz w:val="18"/>
               </w:rPr>
-              <w:t>69 MB</w:t>
+              <w:t>89 MB</w:t>
             </w:r>
           </w:p>
         </w:tc>
@@ -33923,7 +33923,7 @@
               <w:rPr>
                 <w:sz w:val="18"/>
               </w:rPr>
-              <w:t>2026-06-09</w:t>
+              <w:t>2026-07-26</w:t>
             </w:r>
           </w:p>
         </w:tc>
@@ -33951,7 +33951,7 @@
               <w:rPr>
                 <w:sz w:val="18"/>
               </w:rPr>
-              <w:t>2</w:t>
+              <w:t>42</w:t>
             </w:r>
           </w:p>
         </w:tc>
@@ -34060,7 +34060,7 @@
               <w:rPr>
                 <w:sz w:val="18"/>
               </w:rPr>
-              <w:t>125ms | HTTP 404 | v?</w:t>
+              <w:t>191ms | HTTP 404 | v?</w:t>
             </w:r>
           </w:p>
         </w:tc>
@@ -34101,7 +34101,7 @@
               <w:rPr>
                 <w:sz w:val="18"/>
               </w:rPr>
-              <w:t>156ms | HTTP 404 | v?</w:t>
+              <w:t>613ms | HTTP 200 | v?</w:t>
             </w:r>
           </w:p>
         </w:tc>
@@ -34142,7 +34142,7 @@
               <w:rPr>
                 <w:sz w:val="18"/>
               </w:rPr>
-              <w:t>71ms | HTTP 200 | v?</w:t>
+              <w:t>320ms | HTTP 200 | v?</w:t>
             </w:r>
           </w:p>
         </w:tc>
@@ -34250,7 +34250,7 @@
               <w:rPr>
                 <w:sz w:val="18"/>
               </w:rPr>
-              <w:t>⏳ Update Master Document</w:t>
+              <w:t>⏳ Benchmark Regression</w:t>
             </w:r>
           </w:p>
         </w:tc>
@@ -34276,7 +34276,7 @@
               <w:rPr>
                 <w:sz w:val="18"/>
               </w:rPr>
-              <w:t>in_progress</w:t>
+              <w:t>skipped</w:t>
             </w:r>
           </w:p>
         </w:tc>
@@ -34289,7 +34289,7 @@
               <w:rPr>
                 <w:sz w:val="18"/>
               </w:rPr>
-              <w:t>2026-06-09</w:t>
+              <w:t>2026-07-26</w:t>
             </w:r>
           </w:p>
         </w:tc>
@@ -34304,7 +34304,7 @@
               <w:rPr>
                 <w:sz w:val="18"/>
               </w:rPr>
-              <w:t>⏳ Deploy Enterprise Docs</w:t>
+              <w:t>⏳ Dependency Review</w:t>
             </w:r>
           </w:p>
         </w:tc>
@@ -34317,7 +34317,7 @@
               <w:rPr>
                 <w:sz w:val="18"/>
               </w:rPr>
-              <w:t>main</w:t>
+              <w:t>docs-wiki-auto-update-30191215403</w:t>
             </w:r>
           </w:p>
         </w:tc>
@@ -34330,7 +34330,7 @@
               <w:rPr>
                 <w:sz w:val="18"/>
               </w:rPr>
-              <w:t>in_progress</w:t>
+              <w:t>action_required</w:t>
             </w:r>
           </w:p>
         </w:tc>
@@ -34343,7 +34343,7 @@
               <w:rPr>
                 <w:sz w:val="18"/>
               </w:rPr>
-              <w:t>2026-06-09</w:t>
+              <w:t>2026-07-26</w:t>
             </w:r>
           </w:p>
         </w:tc>
@@ -34358,7 +34358,7 @@
               <w:rPr>
                 <w:sz w:val="18"/>
               </w:rPr>
-              <w:t>⏳ Contract Tests</w:t>
+              <w:t>⏳ Render Deploy Readiness</w:t>
             </w:r>
           </w:p>
         </w:tc>
@@ -34371,7 +34371,7 @@
               <w:rPr>
                 <w:sz w:val="18"/>
               </w:rPr>
-              <w:t>main</w:t>
+              <w:t>docs-wiki-auto-update-30191215403</w:t>
             </w:r>
           </w:p>
         </w:tc>
@@ -34384,7 +34384,7 @@
               <w:rPr>
                 <w:sz w:val="18"/>
               </w:rPr>
-              <w:t>in_progress</w:t>
+              <w:t>action_required</w:t>
             </w:r>
           </w:p>
         </w:tc>
@@ -34397,7 +34397,115 @@
               <w:rPr>
                 <w:sz w:val="18"/>
               </w:rPr>
-              <w:t>2026-06-09</w:t>
+              <w:t>2026-07-26</w:t>
+            </w:r>
+          </w:p>
+        </w:tc>
+      </w:tr>
+      <w:tr>
+        <w:tc>
+          <w:tcPr>
+            <w:tcW w:type="dxa" w:w="2160"/>
+          </w:tcPr>
+          <w:p>
+            <w:r>
+              <w:rPr>
+                <w:sz w:val="18"/>
+              </w:rPr>
+              <w:t>⏳ Security Scan</w:t>
+            </w:r>
+          </w:p>
+        </w:tc>
+        <w:tc>
+          <w:tcPr>
+            <w:tcW w:type="dxa" w:w="2160"/>
+          </w:tcPr>
+          <w:p>
+            <w:r>
+              <w:rPr>
+                <w:sz w:val="18"/>
+              </w:rPr>
+              <w:t>docs-wiki-auto-update-30191215403</w:t>
+            </w:r>
+          </w:p>
+        </w:tc>
+        <w:tc>
+          <w:tcPr>
+            <w:tcW w:type="dxa" w:w="2160"/>
+          </w:tcPr>
+          <w:p>
+            <w:r>
+              <w:rPr>
+                <w:sz w:val="18"/>
+              </w:rPr>
+              <w:t>action_required</w:t>
+            </w:r>
+          </w:p>
+        </w:tc>
+        <w:tc>
+          <w:tcPr>
+            <w:tcW w:type="dxa" w:w="2160"/>
+          </w:tcPr>
+          <w:p>
+            <w:r>
+              <w:rPr>
+                <w:sz w:val="18"/>
+              </w:rPr>
+              <w:t>2026-07-26</w:t>
+            </w:r>
+          </w:p>
+        </w:tc>
+      </w:tr>
+      <w:tr>
+        <w:tc>
+          <w:tcPr>
+            <w:tcW w:type="dxa" w:w="2160"/>
+          </w:tcPr>
+          <w:p>
+            <w:r>
+              <w:rPr>
+                <w:sz w:val="18"/>
+              </w:rPr>
+              <w:t>⏳ Branch Protection Checks</w:t>
+            </w:r>
+          </w:p>
+        </w:tc>
+        <w:tc>
+          <w:tcPr>
+            <w:tcW w:type="dxa" w:w="2160"/>
+          </w:tcPr>
+          <w:p>
+            <w:r>
+              <w:rPr>
+                <w:sz w:val="18"/>
+              </w:rPr>
+              <w:t>docs-wiki-auto-update-30191215403</w:t>
+            </w:r>
+          </w:p>
+        </w:tc>
+        <w:tc>
+          <w:tcPr>
+            <w:tcW w:type="dxa" w:w="2160"/>
+          </w:tcPr>
+          <w:p>
+            <w:r>
+              <w:rPr>
+                <w:sz w:val="18"/>
+              </w:rPr>
+              <w:t>action_required</w:t>
+            </w:r>
+          </w:p>
+        </w:tc>
+        <w:tc>
+          <w:tcPr>
+            <w:tcW w:type="dxa" w:w="2160"/>
+          </w:tcPr>
+          <w:p>
+            <w:r>
+              <w:rPr>
+                <w:sz w:val="18"/>
+              </w:rPr>
+              <w:t>2026-07-26</w:t>
             </w:r>
           </w:p>
         </w:tc>
@@ -34425,223 +34533,7 @@
               <w:rPr>
                 <w:sz w:val="18"/>
               </w:rPr>
-              <w:t>main</w:t>
-            </w:r>
-          </w:p>
-        </w:tc>
-        <w:tc>
-          <w:tcPr>
-            <w:tcW w:type="dxa" w:w="2160"/>
-          </w:tcPr>
-          <w:p>
-            <w:r>
-              <w:rPr>
-                <w:sz w:val="18"/>
-              </w:rPr>
-              <w:t>in_progress</w:t>
-            </w:r>
-          </w:p>
-        </w:tc>
-        <w:tc>
-          <w:tcPr>
-            <w:tcW w:type="dxa" w:w="2160"/>
-          </w:tcPr>
-          <w:p>
-            <w:r>
-              <w:rPr>
-                <w:sz w:val="18"/>
-              </w:rPr>
-              <w:t>2026-06-09</w:t>
-            </w:r>
-          </w:p>
-        </w:tc>
-      </w:tr>
-      <w:tr>
-        <w:tc>
-          <w:tcPr>
-            <w:tcW w:type="dxa" w:w="2160"/>
-          </w:tcPr>
-          <w:p>
-            <w:r>
-              <w:rPr>
-                <w:sz w:val="18"/>
-              </w:rPr>
-              <w:t>⏳ Wiki Documentation Sync</w:t>
-            </w:r>
-          </w:p>
-        </w:tc>
-        <w:tc>
-          <w:tcPr>
-            <w:tcW w:type="dxa" w:w="2160"/>
-          </w:tcPr>
-          <w:p>
-            <w:r>
-              <w:rPr>
-                <w:sz w:val="18"/>
-              </w:rPr>
-              <w:t>main</w:t>
-            </w:r>
-          </w:p>
-        </w:tc>
-        <w:tc>
-          <w:tcPr>
-            <w:tcW w:type="dxa" w:w="2160"/>
-          </w:tcPr>
-          <w:p>
-            <w:r>
-              <w:rPr>
-                <w:sz w:val="18"/>
-              </w:rPr>
-              <w:t>in_progress</w:t>
-            </w:r>
-          </w:p>
-        </w:tc>
-        <w:tc>
-          <w:tcPr>
-            <w:tcW w:type="dxa" w:w="2160"/>
-          </w:tcPr>
-          <w:p>
-            <w:r>
-              <w:rPr>
-                <w:sz w:val="18"/>
-              </w:rPr>
-              <w:t>2026-06-09</w:t>
-            </w:r>
-          </w:p>
-        </w:tc>
-      </w:tr>
-      <w:tr>
-        <w:tc>
-          <w:tcPr>
-            <w:tcW w:type="dxa" w:w="2160"/>
-          </w:tcPr>
-          <w:p>
-            <w:r>
-              <w:rPr>
-                <w:sz w:val="18"/>
-              </w:rPr>
-              <w:t>⏳ Code Quality: Push on main</w:t>
-            </w:r>
-          </w:p>
-        </w:tc>
-        <w:tc>
-          <w:tcPr>
-            <w:tcW w:type="dxa" w:w="2160"/>
-          </w:tcPr>
-          <w:p>
-            <w:r>
-              <w:rPr>
-                <w:sz w:val="18"/>
-              </w:rPr>
-              <w:t>main</w:t>
-            </w:r>
-          </w:p>
-        </w:tc>
-        <w:tc>
-          <w:tcPr>
-            <w:tcW w:type="dxa" w:w="2160"/>
-          </w:tcPr>
-          <w:p>
-            <w:r>
-              <w:rPr>
-                <w:sz w:val="18"/>
-              </w:rPr>
-              <w:t>in_progress</w:t>
-            </w:r>
-          </w:p>
-        </w:tc>
-        <w:tc>
-          <w:tcPr>
-            <w:tcW w:type="dxa" w:w="2160"/>
-          </w:tcPr>
-          <w:p>
-            <w:r>
-              <w:rPr>
-                <w:sz w:val="18"/>
-              </w:rPr>
-              <w:t>2026-06-09</w:t>
-            </w:r>
-          </w:p>
-        </w:tc>
-      </w:tr>
-      <w:tr>
-        <w:tc>
-          <w:tcPr>
-            <w:tcW w:type="dxa" w:w="2160"/>
-          </w:tcPr>
-          <w:p>
-            <w:r>
-              <w:rPr>
-                <w:sz w:val="18"/>
-              </w:rPr>
-              <w:t>⏳ Push on main</w:t>
-            </w:r>
-          </w:p>
-        </w:tc>
-        <w:tc>
-          <w:tcPr>
-            <w:tcW w:type="dxa" w:w="2160"/>
-          </w:tcPr>
-          <w:p>
-            <w:r>
-              <w:rPr>
-                <w:sz w:val="18"/>
-              </w:rPr>
-              <w:t>main</w:t>
-            </w:r>
-          </w:p>
-        </w:tc>
-        <w:tc>
-          <w:tcPr>
-            <w:tcW w:type="dxa" w:w="2160"/>
-          </w:tcPr>
-          <w:p>
-            <w:r>
-              <w:rPr>
-                <w:sz w:val="18"/>
-              </w:rPr>
-              <w:t>in_progress</w:t>
-            </w:r>
-          </w:p>
-        </w:tc>
-        <w:tc>
-          <w:tcPr>
-            <w:tcW w:type="dxa" w:w="2160"/>
-          </w:tcPr>
-          <w:p>
-            <w:r>
-              <w:rPr>
-                <w:sz w:val="18"/>
-              </w:rPr>
-              <w:t>2026-06-09</w:t>
-            </w:r>
-          </w:p>
-        </w:tc>
-      </w:tr>
-      <w:tr>
-        <w:tc>
-          <w:tcPr>
-            <w:tcW w:type="dxa" w:w="2160"/>
-          </w:tcPr>
-          <w:p>
-            <w:r>
-              <w:rPr>
-                <w:sz w:val="18"/>
-              </w:rPr>
-              <w:t>⏳ Branch Protection Checks</w:t>
-            </w:r>
-          </w:p>
-        </w:tc>
-        <w:tc>
-          <w:tcPr>
-            <w:tcW w:type="dxa" w:w="2160"/>
-          </w:tcPr>
-          <w:p>
-            <w:r>
-              <w:rPr>
-                <w:sz w:val="18"/>
-              </w:rPr>
-              <w:t>copilot/fix-271806273-1189775594-56109f09-207f-4c1f-b6e9-92a559241e8f</w:t>
+              <w:t>docs-wiki-auto-update-30191215403</w:t>
             </w:r>
           </w:p>
         </w:tc>
@@ -34667,7 +34559,115 @@
               <w:rPr>
                 <w:sz w:val="18"/>
               </w:rPr>
-              <w:t>2026-06-09</w:t>
+              <w:t>2026-07-26</w:t>
+            </w:r>
+          </w:p>
+        </w:tc>
+      </w:tr>
+      <w:tr>
+        <w:tc>
+          <w:tcPr>
+            <w:tcW w:type="dxa" w:w="2160"/>
+          </w:tcPr>
+          <w:p>
+            <w:r>
+              <w:rPr>
+                <w:sz w:val="18"/>
+              </w:rPr>
+              <w:t>⏳ License Scan</w:t>
+            </w:r>
+          </w:p>
+        </w:tc>
+        <w:tc>
+          <w:tcPr>
+            <w:tcW w:type="dxa" w:w="2160"/>
+          </w:tcPr>
+          <w:p>
+            <w:r>
+              <w:rPr>
+                <w:sz w:val="18"/>
+              </w:rPr>
+              <w:t>docs-wiki-auto-update-30191215403</w:t>
+            </w:r>
+          </w:p>
+        </w:tc>
+        <w:tc>
+          <w:tcPr>
+            <w:tcW w:type="dxa" w:w="2160"/>
+          </w:tcPr>
+          <w:p>
+            <w:r>
+              <w:rPr>
+                <w:sz w:val="18"/>
+              </w:rPr>
+              <w:t>action_required</w:t>
+            </w:r>
+          </w:p>
+        </w:tc>
+        <w:tc>
+          <w:tcPr>
+            <w:tcW w:type="dxa" w:w="2160"/>
+          </w:tcPr>
+          <w:p>
+            <w:r>
+              <w:rPr>
+                <w:sz w:val="18"/>
+              </w:rPr>
+              <w:t>2026-07-26</w:t>
+            </w:r>
+          </w:p>
+        </w:tc>
+      </w:tr>
+      <w:tr>
+        <w:tc>
+          <w:tcPr>
+            <w:tcW w:type="dxa" w:w="2160"/>
+          </w:tcPr>
+          <w:p>
+            <w:r>
+              <w:rPr>
+                <w:sz w:val="18"/>
+              </w:rPr>
+              <w:t>⏳ Accessibility (a11y)</w:t>
+            </w:r>
+          </w:p>
+        </w:tc>
+        <w:tc>
+          <w:tcPr>
+            <w:tcW w:type="dxa" w:w="2160"/>
+          </w:tcPr>
+          <w:p>
+            <w:r>
+              <w:rPr>
+                <w:sz w:val="18"/>
+              </w:rPr>
+              <w:t>docs-wiki-auto-update-30191215403</w:t>
+            </w:r>
+          </w:p>
+        </w:tc>
+        <w:tc>
+          <w:tcPr>
+            <w:tcW w:type="dxa" w:w="2160"/>
+          </w:tcPr>
+          <w:p>
+            <w:r>
+              <w:rPr>
+                <w:sz w:val="18"/>
+              </w:rPr>
+              <w:t>action_required</w:t>
+            </w:r>
+          </w:p>
+        </w:tc>
+        <w:tc>
+          <w:tcPr>
+            <w:tcW w:type="dxa" w:w="2160"/>
+          </w:tcPr>
+          <w:p>
+            <w:r>
+              <w:rPr>
+                <w:sz w:val="18"/>
+              </w:rPr>
+              <w:t>2026-07-26</w:t>
             </w:r>
           </w:p>
         </w:tc>
@@ -34691,19 +34691,135 @@
           <w:i w:val="0"/>
           <w:sz w:val="20"/>
         </w:rPr>
-        <w:t>Total open: 0 | Critical/Bug: 0</w:t>
-      </w:r>
-    </w:p>
-    <w:p>
-      <w:r>
-        <w:rPr>
-          <w:b w:val="0"/>
-          <w:i w:val="0"/>
-          <w:sz w:val="20"/>
-        </w:rPr>
-        <w:t>🎉 No open issues — all clear!</w:t>
-      </w:r>
-    </w:p>
+        <w:t>Total open: 1 | Critical/Bug: 0</w:t>
+      </w:r>
+    </w:p>
+    <w:tbl>
+      <w:tblPr>
+        <w:tblStyle w:val="LightGrid-Accent1"/>
+        <w:tblW w:type="auto" w:w="0"/>
+        <w:jc w:val="center"/>
+        <w:tblLook w:firstColumn="1" w:firstRow="1" w:lastColumn="0" w:lastRow="0" w:noHBand="0" w:noVBand="1" w:val="04A0"/>
+      </w:tblPr>
+      <w:tblGrid>
+        <w:gridCol w:w="2160"/>
+        <w:gridCol w:w="2160"/>
+        <w:gridCol w:w="2160"/>
+        <w:gridCol w:w="2160"/>
+      </w:tblGrid>
+      <w:tr>
+        <w:tc>
+          <w:tcPr>
+            <w:tcW w:type="dxa" w:w="2160"/>
+          </w:tcPr>
+          <w:p>
+            <w:r>
+              <w:rPr>
+                <w:b/>
+                <w:sz w:val="18"/>
+              </w:rPr>
+              <w:t>#</w:t>
+            </w:r>
+          </w:p>
+        </w:tc>
+        <w:tc>
+          <w:tcPr>
+            <w:tcW w:type="dxa" w:w="2160"/>
+          </w:tcPr>
+          <w:p>
+            <w:r>
+              <w:rPr>
+                <w:b/>
+                <w:sz w:val="18"/>
+              </w:rPr>
+              <w:t>Title</w:t>
+            </w:r>
+          </w:p>
+        </w:tc>
+        <w:tc>
+          <w:tcPr>
+            <w:tcW w:type="dxa" w:w="2160"/>
+          </w:tcPr>
+          <w:p>
+            <w:r>
+              <w:rPr>
+                <w:b/>
+                <w:sz w:val="18"/>
+              </w:rPr>
+              <w:t>Labels</w:t>
+            </w:r>
+          </w:p>
+        </w:tc>
+        <w:tc>
+          <w:tcPr>
+            <w:tcW w:type="dxa" w:w="2160"/>
+          </w:tcPr>
+          <w:p>
+            <w:r>
+              <w:rPr>
+                <w:b/>
+                <w:sz w:val="18"/>
+              </w:rPr>
+              <w:t>Assignee</w:t>
+            </w:r>
+          </w:p>
+        </w:tc>
+      </w:tr>
+      <w:tr>
+        <w:tc>
+          <w:tcPr>
+            <w:tcW w:type="dxa" w:w="2160"/>
+          </w:tcPr>
+          <w:p>
+            <w:r>
+              <w:rPr>
+                <w:sz w:val="18"/>
+              </w:rPr>
+              <w:t>#326</w:t>
+            </w:r>
+          </w:p>
+        </w:tc>
+        <w:tc>
+          <w:tcPr>
+            <w:tcW w:type="dxa" w:w="2160"/>
+          </w:tcPr>
+          <w:p>
+            <w:r>
+              <w:rPr>
+                <w:sz w:val="18"/>
+              </w:rPr>
+              <w:t>OWASP ZAP Security Scan</w:t>
+            </w:r>
+          </w:p>
+        </w:tc>
+        <w:tc>
+          <w:tcPr>
+            <w:tcW w:type="dxa" w:w="2160"/>
+          </w:tcPr>
+          <w:p>
+            <w:r>
+              <w:rPr>
+                <w:sz w:val="18"/>
+              </w:rPr>
+              <w:t>—</w:t>
+            </w:r>
+          </w:p>
+        </w:tc>
+        <w:tc>
+          <w:tcPr>
+            <w:tcW w:type="dxa" w:w="2160"/>
+          </w:tcPr>
+          <w:p>
+            <w:r>
+              <w:rPr>
+                <w:sz w:val="18"/>
+              </w:rPr>
+              <w:t>—</w:t>
+            </w:r>
+          </w:p>
+        </w:tc>
+      </w:tr>
+    </w:tbl>
     <w:p>
       <w:pPr>
         <w:pStyle w:val="Heading2"/>
@@ -34796,7 +34912,7 @@
               <w:rPr>
                 <w:sz w:val="18"/>
               </w:rPr>
-              <w:t>52397b4</w:t>
+              <w:t>6a868dc</w:t>
             </w:r>
           </w:p>
         </w:tc>
@@ -34809,7 +34925,7 @@
               <w:rPr>
                 <w:sz w:val="18"/>
               </w:rPr>
-              <w:t>2026-06-09</w:t>
+              <w:t>2026-07-26</w:t>
             </w:r>
           </w:p>
         </w:tc>
@@ -34822,7 +34938,7 @@
               <w:rPr>
                 <w:sz w:val="18"/>
               </w:rPr>
-              <w:t>Merge pull request #100 from SafeVixAI/docs-wiki-auto-update</w:t>
+              <w:t xml:space="preserve">fix(enterprise): fix skipped tests properly + retry health check + restore 100% </w:t>
             </w:r>
           </w:p>
         </w:tc>
@@ -34850,7 +34966,7 @@
               <w:rPr>
                 <w:sz w:val="18"/>
               </w:rPr>
-              <w:t>425db96</w:t>
+              <w:t>86052b6</w:t>
             </w:r>
           </w:p>
         </w:tc>
@@ -34863,7 +34979,7 @@
               <w:rPr>
                 <w:sz w:val="18"/>
               </w:rPr>
-              <w:t>2026-06-09</w:t>
+              <w:t>2026-07-25</w:t>
             </w:r>
           </w:p>
         </w:tc>
@@ -34876,61 +34992,7 @@
               <w:rPr>
                 <w:sz w:val="18"/>
               </w:rPr>
-              <w:t>docs(wiki): auto-sync wiki documentation [automated]</w:t>
-            </w:r>
-          </w:p>
-        </w:tc>
-        <w:tc>
-          <w:tcPr>
-            <w:tcW w:type="dxa" w:w="2160"/>
-          </w:tcPr>
-          <w:p>
-            <w:r>
-              <w:rPr>
-                <w:sz w:val="18"/>
-              </w:rPr>
-              <w:t>rohitkumarnaidu</w:t>
-            </w:r>
-          </w:p>
-        </w:tc>
-      </w:tr>
-      <w:tr>
-        <w:tc>
-          <w:tcPr>
-            <w:tcW w:type="dxa" w:w="2160"/>
-          </w:tcPr>
-          <w:p>
-            <w:r>
-              <w:rPr>
-                <w:sz w:val="18"/>
-              </w:rPr>
-              <w:t>7c3823f</w:t>
-            </w:r>
-          </w:p>
-        </w:tc>
-        <w:tc>
-          <w:tcPr>
-            <w:tcW w:type="dxa" w:w="2160"/>
-          </w:tcPr>
-          <w:p>
-            <w:r>
-              <w:rPr>
-                <w:sz w:val="18"/>
-              </w:rPr>
-              <w:t>2026-06-09</w:t>
-            </w:r>
-          </w:p>
-        </w:tc>
-        <w:tc>
-          <w:tcPr>
-            <w:tcW w:type="dxa" w:w="2160"/>
-          </w:tcPr>
-          <w:p>
-            <w:r>
-              <w:rPr>
-                <w:sz w:val="18"/>
-              </w:rPr>
-              <w:t>fix(e2e): automate static asset copying, auto-dismiss SystemStatusBar, and fix o</w:t>
+              <w:t>fix(ci): lower backend coverage threshold 100→93 (matches pyproject.toml)</w:t>
             </w:r>
           </w:p>
         </w:tc>
@@ -34958,7 +35020,7 @@
               <w:rPr>
                 <w:sz w:val="18"/>
               </w:rPr>
-              <w:t>372b126</w:t>
+              <w:t>c304e3e</w:t>
             </w:r>
           </w:p>
         </w:tc>
@@ -34971,7 +35033,7 @@
               <w:rPr>
                 <w:sz w:val="18"/>
               </w:rPr>
-              <w:t>2026-06-09</w:t>
+              <w:t>2026-07-25</w:t>
             </w:r>
           </w:p>
         </w:tc>
@@ -34984,7 +35046,7 @@
               <w:rPr>
                 <w:sz w:val="18"/>
               </w:rPr>
-              <w:t>style: fix remaining auto-fixable python quality findings</w:t>
+              <w:t>fix(tests): skip 9 env-dependent backend tests (pre-existing bugs unmasked by co</w:t>
             </w:r>
           </w:p>
         </w:tc>
@@ -35012,7 +35074,7 @@
               <w:rPr>
                 <w:sz w:val="18"/>
               </w:rPr>
-              <w:t>97c854f</w:t>
+              <w:t>4137fba</w:t>
             </w:r>
           </w:p>
         </w:tc>
@@ -35025,7 +35087,7 @@
               <w:rPr>
                 <w:sz w:val="18"/>
               </w:rPr>
-              <w:t>2026-06-09</w:t>
+              <w:t>2026-07-25</w:t>
             </w:r>
           </w:p>
         </w:tc>
@@ -35038,7 +35100,7 @@
               <w:rPr>
                 <w:sz w:val="18"/>
               </w:rPr>
-              <w:t>fix(e2e): copy .next/static into standalone output for JS/CSS hydration</w:t>
+              <w:t>fix(ci): graceful AWS build fail when creds missing (build+chatbot)</w:t>
             </w:r>
           </w:p>
         </w:tc>
@@ -35066,7 +35128,7 @@
               <w:rPr>
                 <w:sz w:val="18"/>
               </w:rPr>
-              <w:t>d74dfa9</w:t>
+              <w:t>992ee5a</w:t>
             </w:r>
           </w:p>
         </w:tc>
@@ -35079,7 +35141,7 @@
               <w:rPr>
                 <w:sz w:val="18"/>
               </w:rPr>
-              <w:t>2026-06-09</w:t>
+              <w:t>2026-07-25</w:t>
             </w:r>
           </w:p>
         </w:tc>
@@ -35092,7 +35154,7 @@
               <w:rPr>
                 <w:sz w:val="18"/>
               </w:rPr>
-              <w:t>style: run ruff check --fix --unsafe-fixes to resolve python maintainability fin</w:t>
+              <w:t>fix(ci): increase chatbot health check sleep to 15s (slow startup with torch/tra</w:t>
             </w:r>
           </w:p>
         </w:tc>
@@ -35120,7 +35182,7 @@
               <w:rPr>
                 <w:sz w:val="18"/>
               </w:rPr>
-              <w:t>b6808fa</w:t>
+              <w:t>692d88c</w:t>
             </w:r>
           </w:p>
         </w:tc>
@@ -35133,7 +35195,7 @@
               <w:rPr>
                 <w:sz w:val="18"/>
               </w:rPr>
-              <w:t>2026-06-09</w:t>
+              <w:t>2026-07-25</w:t>
             </w:r>
           </w:p>
         </w:tc>
@@ -35146,7 +35208,7 @@
               <w:rPr>
                 <w:sz w:val="18"/>
               </w:rPr>
-              <w:t>security: upgrade base OS packages inside all Dockerfiles to resolve Trivy RCE a</w:t>
+              <w:t>fix(test): cerebras URL check, skip pothole test without ultralytics</w:t>
             </w:r>
           </w:p>
         </w:tc>
@@ -35174,7 +35236,7 @@
               <w:rPr>
                 <w:sz w:val="18"/>
               </w:rPr>
-              <w:t>9503986</w:t>
+              <w:t>9d71208</w:t>
             </w:r>
           </w:p>
         </w:tc>
@@ -35187,7 +35249,7 @@
               <w:rPr>
                 <w:sz w:val="18"/>
               </w:rPr>
-              <w:t>2026-06-09</w:t>
+              <w:t>2026-07-25</w:t>
             </w:r>
           </w:p>
         </w:tc>
@@ -35200,7 +35262,7 @@
               <w:rPr>
                 <w:sz w:val="18"/>
               </w:rPr>
-              <w:t>security: upgrade chromadb to 1.5.9 to resolve pre-auth RCE vulnerability and up</w:t>
+              <w:t>fix(test): skip 16 env-dependent chatbot tests, fix recover.py scope</w:t>
             </w:r>
           </w:p>
         </w:tc>
@@ -35228,7 +35290,7 @@
               <w:rPr>
                 <w:sz w:val="18"/>
               </w:rPr>
-              <w:t>86b8ecf</w:t>
+              <w:t>a0b7a42</w:t>
             </w:r>
           </w:p>
         </w:tc>
@@ -35241,7 +35303,7 @@
               <w:rPr>
                 <w:sz w:val="18"/>
               </w:rPr>
-              <w:t>2026-06-09</w:t>
+              <w:t>2026-07-25</w:t>
             </w:r>
           </w:p>
         </w:tc>
@@ -35254,7 +35316,7 @@
               <w:rPr>
                 <w:sz w:val="18"/>
               </w:rPr>
-              <w:t>fix: apply PR #170 changes — IMPLEMENTATION_PLAN corrections, E2E type safety, d</w:t>
+              <w:t>fix(ci): remove unused langchain packages causing pip 26 ResolutionImpossible</w:t>
             </w:r>
           </w:p>
         </w:tc>
@@ -35282,7 +35344,7 @@
               <w:rPr>
                 <w:sz w:val="18"/>
               </w:rPr>
-              <w:t>7c3d484</w:t>
+              <w:t>95bcb77</w:t>
             </w:r>
           </w:p>
         </w:tc>
@@ -35295,7 +35357,7 @@
               <w:rPr>
                 <w:sz w:val="18"/>
               </w:rPr>
-              <w:t>2026-06-09</w:t>
+              <w:t>2026-07-25</w:t>
             </w:r>
           </w:p>
         </w:tc>
@@ -35308,7 +35370,61 @@
               <w:rPr>
                 <w:sz w:val="18"/>
               </w:rPr>
-              <w:t>fix: apply PR #169 changes — UIUX typo fixes and deterministic E2E offline check</w:t>
+              <w:t>fix(ci): revert to requirements.txt, loosen torch pins for pip 26</w:t>
+            </w:r>
+          </w:p>
+        </w:tc>
+        <w:tc>
+          <w:tcPr>
+            <w:tcW w:type="dxa" w:w="2160"/>
+          </w:tcPr>
+          <w:p>
+            <w:r>
+              <w:rPr>
+                <w:sz w:val="18"/>
+              </w:rPr>
+              <w:t>Bappadala Rohith Kumar Naidu</w:t>
+            </w:r>
+          </w:p>
+        </w:tc>
+      </w:tr>
+      <w:tr>
+        <w:tc>
+          <w:tcPr>
+            <w:tcW w:type="dxa" w:w="2160"/>
+          </w:tcPr>
+          <w:p>
+            <w:r>
+              <w:rPr>
+                <w:sz w:val="18"/>
+              </w:rPr>
+              <w:t>7fc7776</w:t>
+            </w:r>
+          </w:p>
+        </w:tc>
+        <w:tc>
+          <w:tcPr>
+            <w:tcW w:type="dxa" w:w="2160"/>
+          </w:tcPr>
+          <w:p>
+            <w:r>
+              <w:rPr>
+                <w:sz w:val="18"/>
+              </w:rPr>
+              <w:t>2026-07-25</w:t>
+            </w:r>
+          </w:p>
+        </w:tc>
+        <w:tc>
+          <w:tcPr>
+            <w:tcW w:type="dxa" w:w="2160"/>
+          </w:tcPr>
+          <w:p>
+            <w:r>
+              <w:rPr>
+                <w:sz w:val="18"/>
+              </w:rPr>
+              <w:t>fix(tests): restore moderation test file + fix MCP mock close/aclose</w:t>
             </w:r>
           </w:p>
         </w:tc>
@@ -36173,7 +36289,7 @@
               <w:rPr>
                 <w:sz w:val="18"/>
               </w:rPr>
-              <w:t>374</w:t>
+              <w:t>393</w:t>
             </w:r>
           </w:p>
         </w:tc>
@@ -36201,7 +36317,7 @@
               <w:rPr>
                 <w:sz w:val="18"/>
               </w:rPr>
-              <w:t>780</w:t>
+              <w:t>773</w:t>
             </w:r>
           </w:p>
         </w:tc>
@@ -36307,7 +36423,7 @@
         <w:br/>
         <w:t>Generated by scripts/update_master_doc.py</w:t>
         <w:br/>
-        <w:t>Timestamp: 2026-06-09 11:52 IST</w:t>
+        <w:t>Timestamp: 2026-07-26 12:03 IST</w:t>
         <w:br/>
         <w:t>Repository: github.com/SafeVixAI/SafeVixAI</w:t>
       </w:r>

--- a/docs/SafeVixAI_MASTER.docx
+++ b/docs/SafeVixAI_MASTER.docx
@@ -33723,7 +33723,7 @@
           <w:i w:val="0"/>
           <w:sz w:val="22"/>
         </w:rPr>
-        <w:t>🕐 Last auto-updated: 2026-06-09 11:52 IST</w:t>
+        <w:t>🕐 Last auto-updated: 2026-07-26 12:04 IST</w:t>
       </w:r>
     </w:p>
     <w:p>
@@ -33811,7 +33811,7 @@
               <w:rPr>
                 <w:sz w:val="18"/>
               </w:rPr>
-              <w:t>0</w:t>
+              <w:t>2</w:t>
             </w:r>
           </w:p>
         </w:tc>
@@ -33867,7 +33867,7 @@
               <w:rPr>
                 <w:sz w:val="18"/>
               </w:rPr>
-              <w:t>69 MB</w:t>
+              <w:t>89 MB</w:t>
             </w:r>
           </w:p>
         </w:tc>
@@ -33923,7 +33923,7 @@
               <w:rPr>
                 <w:sz w:val="18"/>
               </w:rPr>
-              <w:t>2026-06-09</w:t>
+              <w:t>2026-07-26</w:t>
             </w:r>
           </w:p>
         </w:tc>
@@ -33951,7 +33951,7 @@
               <w:rPr>
                 <w:sz w:val="18"/>
               </w:rPr>
-              <w:t>2</w:t>
+              <w:t>43</w:t>
             </w:r>
           </w:p>
         </w:tc>
@@ -34060,7 +34060,7 @@
               <w:rPr>
                 <w:sz w:val="18"/>
               </w:rPr>
-              <w:t>125ms | HTTP 404 | v?</w:t>
+              <w:t>144ms | HTTP 404 | v?</w:t>
             </w:r>
           </w:p>
         </w:tc>
@@ -34101,7 +34101,7 @@
               <w:rPr>
                 <w:sz w:val="18"/>
               </w:rPr>
-              <w:t>156ms | HTTP 404 | v?</w:t>
+              <w:t>331ms | HTTP 200 | v?</w:t>
             </w:r>
           </w:p>
         </w:tc>
@@ -34142,7 +34142,7 @@
               <w:rPr>
                 <w:sz w:val="18"/>
               </w:rPr>
-              <w:t>71ms | HTTP 200 | v?</w:t>
+              <w:t>241ms | HTTP 200 | v?</w:t>
             </w:r>
           </w:p>
         </w:tc>
@@ -34250,7 +34250,61 @@
               <w:rPr>
                 <w:sz w:val="18"/>
               </w:rPr>
-              <w:t>⏳ Update Master Document</w:t>
+              <w:t>⏳ Configured Graph Update: pip in /chatbot_service #1482768200</w:t>
+            </w:r>
+          </w:p>
+        </w:tc>
+        <w:tc>
+          <w:tcPr>
+            <w:tcW w:type="dxa" w:w="2160"/>
+          </w:tcPr>
+          <w:p>
+            <w:r>
+              <w:rPr>
+                <w:sz w:val="18"/>
+              </w:rPr>
+              <w:t>main</w:t>
+            </w:r>
+          </w:p>
+        </w:tc>
+        <w:tc>
+          <w:tcPr>
+            <w:tcW w:type="dxa" w:w="2160"/>
+          </w:tcPr>
+          <w:p>
+            <w:r>
+              <w:rPr>
+                <w:sz w:val="18"/>
+              </w:rPr>
+              <w:t>queued</w:t>
+            </w:r>
+          </w:p>
+        </w:tc>
+        <w:tc>
+          <w:tcPr>
+            <w:tcW w:type="dxa" w:w="2160"/>
+          </w:tcPr>
+          <w:p>
+            <w:r>
+              <w:rPr>
+                <w:sz w:val="18"/>
+              </w:rPr>
+              <w:t>2026-07-26</w:t>
+            </w:r>
+          </w:p>
+        </w:tc>
+      </w:tr>
+      <w:tr>
+        <w:tc>
+          <w:tcPr>
+            <w:tcW w:type="dxa" w:w="2160"/>
+          </w:tcPr>
+          <w:p>
+            <w:r>
+              <w:rPr>
+                <w:sz w:val="18"/>
+              </w:rPr>
+              <w:t>⏳ Configured Graph Update: pip in /backend #1482768197</w:t>
             </w:r>
           </w:p>
         </w:tc>
@@ -34289,7 +34343,7 @@
               <w:rPr>
                 <w:sz w:val="18"/>
               </w:rPr>
-              <w:t>2026-06-09</w:t>
+              <w:t>2026-07-26</w:t>
             </w:r>
           </w:p>
         </w:tc>
@@ -34343,7 +34397,7 @@
               <w:rPr>
                 <w:sz w:val="18"/>
               </w:rPr>
-              <w:t>2026-06-09</w:t>
+              <w:t>2026-07-26</w:t>
             </w:r>
           </w:p>
         </w:tc>
@@ -34397,7 +34451,7 @@
               <w:rPr>
                 <w:sz w:val="18"/>
               </w:rPr>
-              <w:t>2026-06-09</w:t>
+              <w:t>2026-07-26</w:t>
             </w:r>
           </w:p>
         </w:tc>
@@ -34412,7 +34466,115 @@
               <w:rPr>
                 <w:sz w:val="18"/>
               </w:rPr>
-              <w:t>⏳ Codacy Security Scan</w:t>
+              <w:t>⏳ Backend CI</w:t>
+            </w:r>
+          </w:p>
+        </w:tc>
+        <w:tc>
+          <w:tcPr>
+            <w:tcW w:type="dxa" w:w="2160"/>
+          </w:tcPr>
+          <w:p>
+            <w:r>
+              <w:rPr>
+                <w:sz w:val="18"/>
+              </w:rPr>
+              <w:t>main</w:t>
+            </w:r>
+          </w:p>
+        </w:tc>
+        <w:tc>
+          <w:tcPr>
+            <w:tcW w:type="dxa" w:w="2160"/>
+          </w:tcPr>
+          <w:p>
+            <w:r>
+              <w:rPr>
+                <w:sz w:val="18"/>
+              </w:rPr>
+              <w:t>pending</w:t>
+            </w:r>
+          </w:p>
+        </w:tc>
+        <w:tc>
+          <w:tcPr>
+            <w:tcW w:type="dxa" w:w="2160"/>
+          </w:tcPr>
+          <w:p>
+            <w:r>
+              <w:rPr>
+                <w:sz w:val="18"/>
+              </w:rPr>
+              <w:t>2026-07-26</w:t>
+            </w:r>
+          </w:p>
+        </w:tc>
+      </w:tr>
+      <w:tr>
+        <w:tc>
+          <w:tcPr>
+            <w:tcW w:type="dxa" w:w="2160"/>
+          </w:tcPr>
+          <w:p>
+            <w:r>
+              <w:rPr>
+                <w:sz w:val="18"/>
+              </w:rPr>
+              <w:t>⏳ CodeQL Analysis</w:t>
+            </w:r>
+          </w:p>
+        </w:tc>
+        <w:tc>
+          <w:tcPr>
+            <w:tcW w:type="dxa" w:w="2160"/>
+          </w:tcPr>
+          <w:p>
+            <w:r>
+              <w:rPr>
+                <w:sz w:val="18"/>
+              </w:rPr>
+              <w:t>main</w:t>
+            </w:r>
+          </w:p>
+        </w:tc>
+        <w:tc>
+          <w:tcPr>
+            <w:tcW w:type="dxa" w:w="2160"/>
+          </w:tcPr>
+          <w:p>
+            <w:r>
+              <w:rPr>
+                <w:sz w:val="18"/>
+              </w:rPr>
+              <w:t>pending</w:t>
+            </w:r>
+          </w:p>
+        </w:tc>
+        <w:tc>
+          <w:tcPr>
+            <w:tcW w:type="dxa" w:w="2160"/>
+          </w:tcPr>
+          <w:p>
+            <w:r>
+              <w:rPr>
+                <w:sz w:val="18"/>
+              </w:rPr>
+              <w:t>2026-07-26</w:t>
+            </w:r>
+          </w:p>
+        </w:tc>
+      </w:tr>
+      <w:tr>
+        <w:tc>
+          <w:tcPr>
+            <w:tcW w:type="dxa" w:w="2160"/>
+          </w:tcPr>
+          <w:p>
+            <w:r>
+              <w:rPr>
+                <w:sz w:val="18"/>
+              </w:rPr>
+              <w:t>⏳ OpenSSF Scorecard</w:t>
             </w:r>
           </w:p>
         </w:tc>
@@ -34451,7 +34613,7 @@
               <w:rPr>
                 <w:sz w:val="18"/>
               </w:rPr>
-              <w:t>2026-06-09</w:t>
+              <w:t>2026-07-26</w:t>
             </w:r>
           </w:p>
         </w:tc>
@@ -34466,7 +34628,7 @@
               <w:rPr>
                 <w:sz w:val="18"/>
               </w:rPr>
-              <w:t>⏳ Wiki Documentation Sync</w:t>
+              <w:t>⏳ License Scan</w:t>
             </w:r>
           </w:p>
         </w:tc>
@@ -34505,7 +34667,100 @@
               <w:rPr>
                 <w:sz w:val="18"/>
               </w:rPr>
-              <w:t>2026-06-09</w:t>
+              <w:t>2026-07-26</w:t>
+            </w:r>
+          </w:p>
+        </w:tc>
+      </w:tr>
+    </w:tbl>
+    <w:p>
+      <w:pPr>
+        <w:pStyle w:val="Heading2"/>
+      </w:pPr>
+      <w:r>
+        <w:rPr>
+          <w:color w:val="1A5C38"/>
+        </w:rPr>
+        <w:t>Open GitHub Issues</w:t>
+      </w:r>
+    </w:p>
+    <w:p>
+      <w:r>
+        <w:rPr>
+          <w:b/>
+          <w:i w:val="0"/>
+          <w:sz w:val="20"/>
+        </w:rPr>
+        <w:t>Total open: 1 | Critical/Bug: 0</w:t>
+      </w:r>
+    </w:p>
+    <w:tbl>
+      <w:tblPr>
+        <w:tblStyle w:val="LightGrid-Accent1"/>
+        <w:tblW w:type="auto" w:w="0"/>
+        <w:jc w:val="center"/>
+        <w:tblLook w:firstColumn="1" w:firstRow="1" w:lastColumn="0" w:lastRow="0" w:noHBand="0" w:noVBand="1" w:val="04A0"/>
+      </w:tblPr>
+      <w:tblGrid>
+        <w:gridCol w:w="2160"/>
+        <w:gridCol w:w="2160"/>
+        <w:gridCol w:w="2160"/>
+        <w:gridCol w:w="2160"/>
+      </w:tblGrid>
+      <w:tr>
+        <w:tc>
+          <w:tcPr>
+            <w:tcW w:type="dxa" w:w="2160"/>
+          </w:tcPr>
+          <w:p>
+            <w:r>
+              <w:rPr>
+                <w:b/>
+                <w:sz w:val="18"/>
+              </w:rPr>
+              <w:t>#</w:t>
+            </w:r>
+          </w:p>
+        </w:tc>
+        <w:tc>
+          <w:tcPr>
+            <w:tcW w:type="dxa" w:w="2160"/>
+          </w:tcPr>
+          <w:p>
+            <w:r>
+              <w:rPr>
+                <w:b/>
+                <w:sz w:val="18"/>
+              </w:rPr>
+              <w:t>Title</w:t>
+            </w:r>
+          </w:p>
+        </w:tc>
+        <w:tc>
+          <w:tcPr>
+            <w:tcW w:type="dxa" w:w="2160"/>
+          </w:tcPr>
+          <w:p>
+            <w:r>
+              <w:rPr>
+                <w:b/>
+                <w:sz w:val="18"/>
+              </w:rPr>
+              <w:t>Labels</w:t>
+            </w:r>
+          </w:p>
+        </w:tc>
+        <w:tc>
+          <w:tcPr>
+            <w:tcW w:type="dxa" w:w="2160"/>
+          </w:tcPr>
+          <w:p>
+            <w:r>
+              <w:rPr>
+                <w:b/>
+                <w:sz w:val="18"/>
+              </w:rPr>
+              <w:t>Assignee</w:t>
             </w:r>
           </w:p>
         </w:tc>
@@ -34520,7 +34775,7 @@
               <w:rPr>
                 <w:sz w:val="18"/>
               </w:rPr>
-              <w:t>⏳ Code Quality: Push on main</w:t>
+              <w:t>#326</w:t>
             </w:r>
           </w:p>
         </w:tc>
@@ -34533,7 +34788,7 @@
               <w:rPr>
                 <w:sz w:val="18"/>
               </w:rPr>
-              <w:t>main</w:t>
+              <w:t>OWASP ZAP Security Scan</w:t>
             </w:r>
           </w:p>
         </w:tc>
@@ -34546,7 +34801,7 @@
               <w:rPr>
                 <w:sz w:val="18"/>
               </w:rPr>
-              <w:t>in_progress</w:t>
+              <w:t>—</w:t>
             </w:r>
           </w:p>
         </w:tc>
@@ -34559,151 +34814,12 @@
               <w:rPr>
                 <w:sz w:val="18"/>
               </w:rPr>
-              <w:t>2026-06-09</w:t>
-            </w:r>
-          </w:p>
-        </w:tc>
-      </w:tr>
-      <w:tr>
-        <w:tc>
-          <w:tcPr>
-            <w:tcW w:type="dxa" w:w="2160"/>
-          </w:tcPr>
-          <w:p>
-            <w:r>
-              <w:rPr>
-                <w:sz w:val="18"/>
-              </w:rPr>
-              <w:t>⏳ Push on main</w:t>
-            </w:r>
-          </w:p>
-        </w:tc>
-        <w:tc>
-          <w:tcPr>
-            <w:tcW w:type="dxa" w:w="2160"/>
-          </w:tcPr>
-          <w:p>
-            <w:r>
-              <w:rPr>
-                <w:sz w:val="18"/>
-              </w:rPr>
-              <w:t>main</w:t>
-            </w:r>
-          </w:p>
-        </w:tc>
-        <w:tc>
-          <w:tcPr>
-            <w:tcW w:type="dxa" w:w="2160"/>
-          </w:tcPr>
-          <w:p>
-            <w:r>
-              <w:rPr>
-                <w:sz w:val="18"/>
-              </w:rPr>
-              <w:t>in_progress</w:t>
-            </w:r>
-          </w:p>
-        </w:tc>
-        <w:tc>
-          <w:tcPr>
-            <w:tcW w:type="dxa" w:w="2160"/>
-          </w:tcPr>
-          <w:p>
-            <w:r>
-              <w:rPr>
-                <w:sz w:val="18"/>
-              </w:rPr>
-              <w:t>2026-06-09</w:t>
-            </w:r>
-          </w:p>
-        </w:tc>
-      </w:tr>
-      <w:tr>
-        <w:tc>
-          <w:tcPr>
-            <w:tcW w:type="dxa" w:w="2160"/>
-          </w:tcPr>
-          <w:p>
-            <w:r>
-              <w:rPr>
-                <w:sz w:val="18"/>
-              </w:rPr>
-              <w:t>⏳ Branch Protection Checks</w:t>
-            </w:r>
-          </w:p>
-        </w:tc>
-        <w:tc>
-          <w:tcPr>
-            <w:tcW w:type="dxa" w:w="2160"/>
-          </w:tcPr>
-          <w:p>
-            <w:r>
-              <w:rPr>
-                <w:sz w:val="18"/>
-              </w:rPr>
-              <w:t>copilot/fix-271806273-1189775594-56109f09-207f-4c1f-b6e9-92a559241e8f</w:t>
-            </w:r>
-          </w:p>
-        </w:tc>
-        <w:tc>
-          <w:tcPr>
-            <w:tcW w:type="dxa" w:w="2160"/>
-          </w:tcPr>
-          <w:p>
-            <w:r>
-              <w:rPr>
-                <w:sz w:val="18"/>
-              </w:rPr>
-              <w:t>action_required</w:t>
-            </w:r>
-          </w:p>
-        </w:tc>
-        <w:tc>
-          <w:tcPr>
-            <w:tcW w:type="dxa" w:w="2160"/>
-          </w:tcPr>
-          <w:p>
-            <w:r>
-              <w:rPr>
-                <w:sz w:val="18"/>
-              </w:rPr>
-              <w:t>2026-06-09</w:t>
+              <w:t>—</w:t>
             </w:r>
           </w:p>
         </w:tc>
       </w:tr>
     </w:tbl>
-    <w:p>
-      <w:pPr>
-        <w:pStyle w:val="Heading2"/>
-      </w:pPr>
-      <w:r>
-        <w:rPr>
-          <w:color w:val="1A5C38"/>
-        </w:rPr>
-        <w:t>Open GitHub Issues</w:t>
-      </w:r>
-    </w:p>
-    <w:p>
-      <w:r>
-        <w:rPr>
-          <w:b/>
-          <w:i w:val="0"/>
-          <w:sz w:val="20"/>
-        </w:rPr>
-        <w:t>Total open: 0 | Critical/Bug: 0</w:t>
-      </w:r>
-    </w:p>
-    <w:p>
-      <w:r>
-        <w:rPr>
-          <w:b w:val="0"/>
-          <w:i w:val="0"/>
-          <w:sz w:val="20"/>
-        </w:rPr>
-        <w:t>🎉 No open issues — all clear!</w:t>
-      </w:r>
-    </w:p>
     <w:p>
       <w:pPr>
         <w:pStyle w:val="Heading2"/>
@@ -34796,7 +34912,7 @@
               <w:rPr>
                 <w:sz w:val="18"/>
               </w:rPr>
-              <w:t>52397b4</w:t>
+              <w:t>8f2e6e0</w:t>
             </w:r>
           </w:p>
         </w:tc>
@@ -34809,7 +34925,7 @@
               <w:rPr>
                 <w:sz w:val="18"/>
               </w:rPr>
-              <w:t>2026-06-09</w:t>
+              <w:t>2026-07-26</w:t>
             </w:r>
           </w:p>
         </w:tc>
@@ -34822,7 +34938,7 @@
               <w:rPr>
                 <w:sz w:val="18"/>
               </w:rPr>
-              <w:t>Merge pull request #100 from SafeVixAI/docs-wiki-auto-update</w:t>
+              <w:t>fix(ci): make ruff lint blocking (remove continue-on-error + || true)</w:t>
             </w:r>
           </w:p>
         </w:tc>
@@ -34850,7 +34966,7 @@
               <w:rPr>
                 <w:sz w:val="18"/>
               </w:rPr>
-              <w:t>425db96</w:t>
+              <w:t>b21ced7</w:t>
             </w:r>
           </w:p>
         </w:tc>
@@ -34863,7 +34979,7 @@
               <w:rPr>
                 <w:sz w:val="18"/>
               </w:rPr>
-              <w:t>2026-06-09</w:t>
+              <w:t>2026-07-26</w:t>
             </w:r>
           </w:p>
         </w:tc>
@@ -34876,61 +34992,7 @@
               <w:rPr>
                 <w:sz w:val="18"/>
               </w:rPr>
-              <w:t>docs(wiki): auto-sync wiki documentation [automated]</w:t>
-            </w:r>
-          </w:p>
-        </w:tc>
-        <w:tc>
-          <w:tcPr>
-            <w:tcW w:type="dxa" w:w="2160"/>
-          </w:tcPr>
-          <w:p>
-            <w:r>
-              <w:rPr>
-                <w:sz w:val="18"/>
-              </w:rPr>
-              <w:t>rohitkumarnaidu</w:t>
-            </w:r>
-          </w:p>
-        </w:tc>
-      </w:tr>
-      <w:tr>
-        <w:tc>
-          <w:tcPr>
-            <w:tcW w:type="dxa" w:w="2160"/>
-          </w:tcPr>
-          <w:p>
-            <w:r>
-              <w:rPr>
-                <w:sz w:val="18"/>
-              </w:rPr>
-              <w:t>7c3823f</w:t>
-            </w:r>
-          </w:p>
-        </w:tc>
-        <w:tc>
-          <w:tcPr>
-            <w:tcW w:type="dxa" w:w="2160"/>
-          </w:tcPr>
-          <w:p>
-            <w:r>
-              <w:rPr>
-                <w:sz w:val="18"/>
-              </w:rPr>
-              <w:t>2026-06-09</w:t>
-            </w:r>
-          </w:p>
-        </w:tc>
-        <w:tc>
-          <w:tcPr>
-            <w:tcW w:type="dxa" w:w="2160"/>
-          </w:tcPr>
-          <w:p>
-            <w:r>
-              <w:rPr>
-                <w:sz w:val="18"/>
-              </w:rPr>
-              <w:t>fix(e2e): automate static asset copying, auto-dismiss SystemStatusBar, and fix o</w:t>
+              <w:t>fix(lint): commit Batch 31 ruff lint fixes across chatbot_service</w:t>
             </w:r>
           </w:p>
         </w:tc>
@@ -34958,7 +35020,7 @@
               <w:rPr>
                 <w:sz w:val="18"/>
               </w:rPr>
-              <w:t>372b126</w:t>
+              <w:t>6a868dc</w:t>
             </w:r>
           </w:p>
         </w:tc>
@@ -34971,7 +35033,7 @@
               <w:rPr>
                 <w:sz w:val="18"/>
               </w:rPr>
-              <w:t>2026-06-09</w:t>
+              <w:t>2026-07-26</w:t>
             </w:r>
           </w:p>
         </w:tc>
@@ -34984,7 +35046,7 @@
               <w:rPr>
                 <w:sz w:val="18"/>
               </w:rPr>
-              <w:t>style: fix remaining auto-fixable python quality findings</w:t>
+              <w:t xml:space="preserve">fix(enterprise): fix skipped tests properly + retry health check + restore 100% </w:t>
             </w:r>
           </w:p>
         </w:tc>
@@ -35012,7 +35074,7 @@
               <w:rPr>
                 <w:sz w:val="18"/>
               </w:rPr>
-              <w:t>97c854f</w:t>
+              <w:t>86052b6</w:t>
             </w:r>
           </w:p>
         </w:tc>
@@ -35025,7 +35087,7 @@
               <w:rPr>
                 <w:sz w:val="18"/>
               </w:rPr>
-              <w:t>2026-06-09</w:t>
+              <w:t>2026-07-25</w:t>
             </w:r>
           </w:p>
         </w:tc>
@@ -35038,7 +35100,7 @@
               <w:rPr>
                 <w:sz w:val="18"/>
               </w:rPr>
-              <w:t>fix(e2e): copy .next/static into standalone output for JS/CSS hydration</w:t>
+              <w:t>fix(ci): lower backend coverage threshold 100→93 (matches pyproject.toml)</w:t>
             </w:r>
           </w:p>
         </w:tc>
@@ -35066,7 +35128,7 @@
               <w:rPr>
                 <w:sz w:val="18"/>
               </w:rPr>
-              <w:t>d74dfa9</w:t>
+              <w:t>c304e3e</w:t>
             </w:r>
           </w:p>
         </w:tc>
@@ -35079,7 +35141,7 @@
               <w:rPr>
                 <w:sz w:val="18"/>
               </w:rPr>
-              <w:t>2026-06-09</w:t>
+              <w:t>2026-07-25</w:t>
             </w:r>
           </w:p>
         </w:tc>
@@ -35092,7 +35154,7 @@
               <w:rPr>
                 <w:sz w:val="18"/>
               </w:rPr>
-              <w:t>style: run ruff check --fix --unsafe-fixes to resolve python maintainability fin</w:t>
+              <w:t>fix(tests): skip 9 env-dependent backend tests (pre-existing bugs unmasked by co</w:t>
             </w:r>
           </w:p>
         </w:tc>
@@ -35120,7 +35182,7 @@
               <w:rPr>
                 <w:sz w:val="18"/>
               </w:rPr>
-              <w:t>b6808fa</w:t>
+              <w:t>4137fba</w:t>
             </w:r>
           </w:p>
         </w:tc>
@@ -35133,7 +35195,7 @@
               <w:rPr>
                 <w:sz w:val="18"/>
               </w:rPr>
-              <w:t>2026-06-09</w:t>
+              <w:t>2026-07-25</w:t>
             </w:r>
           </w:p>
         </w:tc>
@@ -35146,7 +35208,7 @@
               <w:rPr>
                 <w:sz w:val="18"/>
               </w:rPr>
-              <w:t>security: upgrade base OS packages inside all Dockerfiles to resolve Trivy RCE a</w:t>
+              <w:t>fix(ci): graceful AWS build fail when creds missing (build+chatbot)</w:t>
             </w:r>
           </w:p>
         </w:tc>
@@ -35174,7 +35236,7 @@
               <w:rPr>
                 <w:sz w:val="18"/>
               </w:rPr>
-              <w:t>9503986</w:t>
+              <w:t>992ee5a</w:t>
             </w:r>
           </w:p>
         </w:tc>
@@ -35187,7 +35249,7 @@
               <w:rPr>
                 <w:sz w:val="18"/>
               </w:rPr>
-              <w:t>2026-06-09</w:t>
+              <w:t>2026-07-25</w:t>
             </w:r>
           </w:p>
         </w:tc>
@@ -35200,7 +35262,7 @@
               <w:rPr>
                 <w:sz w:val="18"/>
               </w:rPr>
-              <w:t>security: upgrade chromadb to 1.5.9 to resolve pre-auth RCE vulnerability and up</w:t>
+              <w:t>fix(ci): increase chatbot health check sleep to 15s (slow startup with torch/tra</w:t>
             </w:r>
           </w:p>
         </w:tc>
@@ -35228,7 +35290,7 @@
               <w:rPr>
                 <w:sz w:val="18"/>
               </w:rPr>
-              <w:t>86b8ecf</w:t>
+              <w:t>692d88c</w:t>
             </w:r>
           </w:p>
         </w:tc>
@@ -35241,7 +35303,7 @@
               <w:rPr>
                 <w:sz w:val="18"/>
               </w:rPr>
-              <w:t>2026-06-09</w:t>
+              <w:t>2026-07-25</w:t>
             </w:r>
           </w:p>
         </w:tc>
@@ -35254,7 +35316,7 @@
               <w:rPr>
                 <w:sz w:val="18"/>
               </w:rPr>
-              <w:t>fix: apply PR #170 changes — IMPLEMENTATION_PLAN corrections, E2E type safety, d</w:t>
+              <w:t>fix(test): cerebras URL check, skip pothole test without ultralytics</w:t>
             </w:r>
           </w:p>
         </w:tc>
@@ -35282,7 +35344,7 @@
               <w:rPr>
                 <w:sz w:val="18"/>
               </w:rPr>
-              <w:t>7c3d484</w:t>
+              <w:t>9d71208</w:t>
             </w:r>
           </w:p>
         </w:tc>
@@ -35295,7 +35357,7 @@
               <w:rPr>
                 <w:sz w:val="18"/>
               </w:rPr>
-              <w:t>2026-06-09</w:t>
+              <w:t>2026-07-25</w:t>
             </w:r>
           </w:p>
         </w:tc>
@@ -35308,7 +35370,61 @@
               <w:rPr>
                 <w:sz w:val="18"/>
               </w:rPr>
-              <w:t>fix: apply PR #169 changes — UIUX typo fixes and deterministic E2E offline check</w:t>
+              <w:t>fix(test): skip 16 env-dependent chatbot tests, fix recover.py scope</w:t>
+            </w:r>
+          </w:p>
+        </w:tc>
+        <w:tc>
+          <w:tcPr>
+            <w:tcW w:type="dxa" w:w="2160"/>
+          </w:tcPr>
+          <w:p>
+            <w:r>
+              <w:rPr>
+                <w:sz w:val="18"/>
+              </w:rPr>
+              <w:t>Bappadala Rohith Kumar Naidu</w:t>
+            </w:r>
+          </w:p>
+        </w:tc>
+      </w:tr>
+      <w:tr>
+        <w:tc>
+          <w:tcPr>
+            <w:tcW w:type="dxa" w:w="2160"/>
+          </w:tcPr>
+          <w:p>
+            <w:r>
+              <w:rPr>
+                <w:sz w:val="18"/>
+              </w:rPr>
+              <w:t>a0b7a42</w:t>
+            </w:r>
+          </w:p>
+        </w:tc>
+        <w:tc>
+          <w:tcPr>
+            <w:tcW w:type="dxa" w:w="2160"/>
+          </w:tcPr>
+          <w:p>
+            <w:r>
+              <w:rPr>
+                <w:sz w:val="18"/>
+              </w:rPr>
+              <w:t>2026-07-25</w:t>
+            </w:r>
+          </w:p>
+        </w:tc>
+        <w:tc>
+          <w:tcPr>
+            <w:tcW w:type="dxa" w:w="2160"/>
+          </w:tcPr>
+          <w:p>
+            <w:r>
+              <w:rPr>
+                <w:sz w:val="18"/>
+              </w:rPr>
+              <w:t>fix(ci): remove unused langchain packages causing pip 26 ResolutionImpossible</w:t>
             </w:r>
           </w:p>
         </w:tc>
@@ -36173,7 +36289,7 @@
               <w:rPr>
                 <w:sz w:val="18"/>
               </w:rPr>
-              <w:t>374</w:t>
+              <w:t>393</w:t>
             </w:r>
           </w:p>
         </w:tc>
@@ -36201,7 +36317,7 @@
               <w:rPr>
                 <w:sz w:val="18"/>
               </w:rPr>
-              <w:t>780</w:t>
+              <w:t>773</w:t>
             </w:r>
           </w:p>
         </w:tc>
@@ -36307,7 +36423,7 @@
         <w:br/>
         <w:t>Generated by scripts/update_master_doc.py</w:t>
         <w:br/>
-        <w:t>Timestamp: 2026-06-09 11:52 IST</w:t>
+        <w:t>Timestamp: 2026-07-26 12:04 IST</w:t>
         <w:br/>
         <w:t>Repository: github.com/SafeVixAI/SafeVixAI</w:t>
       </w:r>

--- a/docs/SafeVixAI_MASTER.docx
+++ b/docs/SafeVixAI_MASTER.docx
@@ -33723,7 +33723,7 @@
           <w:i w:val="0"/>
           <w:sz w:val="22"/>
         </w:rPr>
-        <w:t>🕐 Last auto-updated: 2026-06-09 11:52 IST</w:t>
+        <w:t>🕐 Last auto-updated: 2026-07-26 12:19 IST</w:t>
       </w:r>
     </w:p>
     <w:p>
@@ -33811,7 +33811,7 @@
               <w:rPr>
                 <w:sz w:val="18"/>
               </w:rPr>
-              <w:t>0</w:t>
+              <w:t>2</w:t>
             </w:r>
           </w:p>
         </w:tc>
@@ -33867,7 +33867,7 @@
               <w:rPr>
                 <w:sz w:val="18"/>
               </w:rPr>
-              <w:t>69 MB</w:t>
+              <w:t>89 MB</w:t>
             </w:r>
           </w:p>
         </w:tc>
@@ -33923,7 +33923,7 @@
               <w:rPr>
                 <w:sz w:val="18"/>
               </w:rPr>
-              <w:t>2026-06-09</w:t>
+              <w:t>2026-07-26</w:t>
             </w:r>
           </w:p>
         </w:tc>
@@ -33951,7 +33951,7 @@
               <w:rPr>
                 <w:sz w:val="18"/>
               </w:rPr>
-              <w:t>2</w:t>
+              <w:t>46</w:t>
             </w:r>
           </w:p>
         </w:tc>
@@ -34060,7 +34060,7 @@
               <w:rPr>
                 <w:sz w:val="18"/>
               </w:rPr>
-              <w:t>125ms | HTTP 404 | v?</w:t>
+              <w:t>143ms | HTTP 404 | v?</w:t>
             </w:r>
           </w:p>
         </w:tc>
@@ -34101,7 +34101,7 @@
               <w:rPr>
                 <w:sz w:val="18"/>
               </w:rPr>
-              <w:t>156ms | HTTP 404 | v?</w:t>
+              <w:t>416ms | HTTP 200 | v?</w:t>
             </w:r>
           </w:p>
         </w:tc>
@@ -34142,7 +34142,7 @@
               <w:rPr>
                 <w:sz w:val="18"/>
               </w:rPr>
-              <w:t>71ms | HTTP 200 | v?</w:t>
+              <w:t>365ms | HTTP 200 | v?</w:t>
             </w:r>
           </w:p>
         </w:tc>
@@ -34250,7 +34250,7 @@
               <w:rPr>
                 <w:sz w:val="18"/>
               </w:rPr>
-              <w:t>⏳ Update Master Document</w:t>
+              <w:t>⏳ Benchmark Regression</w:t>
             </w:r>
           </w:p>
         </w:tc>
@@ -34276,7 +34276,7 @@
               <w:rPr>
                 <w:sz w:val="18"/>
               </w:rPr>
-              <w:t>in_progress</w:t>
+              <w:t>skipped</w:t>
             </w:r>
           </w:p>
         </w:tc>
@@ -34289,7 +34289,7 @@
               <w:rPr>
                 <w:sz w:val="18"/>
               </w:rPr>
-              <w:t>2026-06-09</w:t>
+              <w:t>2026-07-26</w:t>
             </w:r>
           </w:p>
         </w:tc>
@@ -34304,7 +34304,7 @@
               <w:rPr>
                 <w:sz w:val="18"/>
               </w:rPr>
-              <w:t>⏳ Deploy Enterprise Docs</w:t>
+              <w:t>⏳ Dependency Review</w:t>
             </w:r>
           </w:p>
         </w:tc>
@@ -34317,7 +34317,7 @@
               <w:rPr>
                 <w:sz w:val="18"/>
               </w:rPr>
-              <w:t>main</w:t>
+              <w:t>docs-wiki-auto-update-30191696917</w:t>
             </w:r>
           </w:p>
         </w:tc>
@@ -34330,7 +34330,7 @@
               <w:rPr>
                 <w:sz w:val="18"/>
               </w:rPr>
-              <w:t>in_progress</w:t>
+              <w:t>action_required</w:t>
             </w:r>
           </w:p>
         </w:tc>
@@ -34343,7 +34343,7 @@
               <w:rPr>
                 <w:sz w:val="18"/>
               </w:rPr>
-              <w:t>2026-06-09</w:t>
+              <w:t>2026-07-26</w:t>
             </w:r>
           </w:p>
         </w:tc>
@@ -34358,7 +34358,7 @@
               <w:rPr>
                 <w:sz w:val="18"/>
               </w:rPr>
-              <w:t>⏳ Contract Tests</w:t>
+              <w:t>⏳ Accessibility (a11y)</w:t>
             </w:r>
           </w:p>
         </w:tc>
@@ -34371,7 +34371,7 @@
               <w:rPr>
                 <w:sz w:val="18"/>
               </w:rPr>
-              <w:t>main</w:t>
+              <w:t>docs-wiki-auto-update-30191696917</w:t>
             </w:r>
           </w:p>
         </w:tc>
@@ -34384,7 +34384,7 @@
               <w:rPr>
                 <w:sz w:val="18"/>
               </w:rPr>
-              <w:t>in_progress</w:t>
+              <w:t>action_required</w:t>
             </w:r>
           </w:p>
         </w:tc>
@@ -34397,7 +34397,223 @@
               <w:rPr>
                 <w:sz w:val="18"/>
               </w:rPr>
-              <w:t>2026-06-09</w:t>
+              <w:t>2026-07-26</w:t>
+            </w:r>
+          </w:p>
+        </w:tc>
+      </w:tr>
+      <w:tr>
+        <w:tc>
+          <w:tcPr>
+            <w:tcW w:type="dxa" w:w="2160"/>
+          </w:tcPr>
+          <w:p>
+            <w:r>
+              <w:rPr>
+                <w:sz w:val="18"/>
+              </w:rPr>
+              <w:t>⏳ Render Deploy Readiness</w:t>
+            </w:r>
+          </w:p>
+        </w:tc>
+        <w:tc>
+          <w:tcPr>
+            <w:tcW w:type="dxa" w:w="2160"/>
+          </w:tcPr>
+          <w:p>
+            <w:r>
+              <w:rPr>
+                <w:sz w:val="18"/>
+              </w:rPr>
+              <w:t>docs-wiki-auto-update-30191696917</w:t>
+            </w:r>
+          </w:p>
+        </w:tc>
+        <w:tc>
+          <w:tcPr>
+            <w:tcW w:type="dxa" w:w="2160"/>
+          </w:tcPr>
+          <w:p>
+            <w:r>
+              <w:rPr>
+                <w:sz w:val="18"/>
+              </w:rPr>
+              <w:t>action_required</w:t>
+            </w:r>
+          </w:p>
+        </w:tc>
+        <w:tc>
+          <w:tcPr>
+            <w:tcW w:type="dxa" w:w="2160"/>
+          </w:tcPr>
+          <w:p>
+            <w:r>
+              <w:rPr>
+                <w:sz w:val="18"/>
+              </w:rPr>
+              <w:t>2026-07-26</w:t>
+            </w:r>
+          </w:p>
+        </w:tc>
+      </w:tr>
+      <w:tr>
+        <w:tc>
+          <w:tcPr>
+            <w:tcW w:type="dxa" w:w="2160"/>
+          </w:tcPr>
+          <w:p>
+            <w:r>
+              <w:rPr>
+                <w:sz w:val="18"/>
+              </w:rPr>
+              <w:t>⏳ Branch Protection Checks</w:t>
+            </w:r>
+          </w:p>
+        </w:tc>
+        <w:tc>
+          <w:tcPr>
+            <w:tcW w:type="dxa" w:w="2160"/>
+          </w:tcPr>
+          <w:p>
+            <w:r>
+              <w:rPr>
+                <w:sz w:val="18"/>
+              </w:rPr>
+              <w:t>docs-wiki-auto-update-30191696917</w:t>
+            </w:r>
+          </w:p>
+        </w:tc>
+        <w:tc>
+          <w:tcPr>
+            <w:tcW w:type="dxa" w:w="2160"/>
+          </w:tcPr>
+          <w:p>
+            <w:r>
+              <w:rPr>
+                <w:sz w:val="18"/>
+              </w:rPr>
+              <w:t>action_required</w:t>
+            </w:r>
+          </w:p>
+        </w:tc>
+        <w:tc>
+          <w:tcPr>
+            <w:tcW w:type="dxa" w:w="2160"/>
+          </w:tcPr>
+          <w:p>
+            <w:r>
+              <w:rPr>
+                <w:sz w:val="18"/>
+              </w:rPr>
+              <w:t>2026-07-26</w:t>
+            </w:r>
+          </w:p>
+        </w:tc>
+      </w:tr>
+      <w:tr>
+        <w:tc>
+          <w:tcPr>
+            <w:tcW w:type="dxa" w:w="2160"/>
+          </w:tcPr>
+          <w:p>
+            <w:r>
+              <w:rPr>
+                <w:sz w:val="18"/>
+              </w:rPr>
+              <w:t>⏳ Security Scan</w:t>
+            </w:r>
+          </w:p>
+        </w:tc>
+        <w:tc>
+          <w:tcPr>
+            <w:tcW w:type="dxa" w:w="2160"/>
+          </w:tcPr>
+          <w:p>
+            <w:r>
+              <w:rPr>
+                <w:sz w:val="18"/>
+              </w:rPr>
+              <w:t>docs-wiki-auto-update-30191696917</w:t>
+            </w:r>
+          </w:p>
+        </w:tc>
+        <w:tc>
+          <w:tcPr>
+            <w:tcW w:type="dxa" w:w="2160"/>
+          </w:tcPr>
+          <w:p>
+            <w:r>
+              <w:rPr>
+                <w:sz w:val="18"/>
+              </w:rPr>
+              <w:t>action_required</w:t>
+            </w:r>
+          </w:p>
+        </w:tc>
+        <w:tc>
+          <w:tcPr>
+            <w:tcW w:type="dxa" w:w="2160"/>
+          </w:tcPr>
+          <w:p>
+            <w:r>
+              <w:rPr>
+                <w:sz w:val="18"/>
+              </w:rPr>
+              <w:t>2026-07-26</w:t>
+            </w:r>
+          </w:p>
+        </w:tc>
+      </w:tr>
+      <w:tr>
+        <w:tc>
+          <w:tcPr>
+            <w:tcW w:type="dxa" w:w="2160"/>
+          </w:tcPr>
+          <w:p>
+            <w:r>
+              <w:rPr>
+                <w:sz w:val="18"/>
+              </w:rPr>
+              <w:t>⏳ License Scan</w:t>
+            </w:r>
+          </w:p>
+        </w:tc>
+        <w:tc>
+          <w:tcPr>
+            <w:tcW w:type="dxa" w:w="2160"/>
+          </w:tcPr>
+          <w:p>
+            <w:r>
+              <w:rPr>
+                <w:sz w:val="18"/>
+              </w:rPr>
+              <w:t>docs-wiki-auto-update-30191696917</w:t>
+            </w:r>
+          </w:p>
+        </w:tc>
+        <w:tc>
+          <w:tcPr>
+            <w:tcW w:type="dxa" w:w="2160"/>
+          </w:tcPr>
+          <w:p>
+            <w:r>
+              <w:rPr>
+                <w:sz w:val="18"/>
+              </w:rPr>
+              <w:t>action_required</w:t>
+            </w:r>
+          </w:p>
+        </w:tc>
+        <w:tc>
+          <w:tcPr>
+            <w:tcW w:type="dxa" w:w="2160"/>
+          </w:tcPr>
+          <w:p>
+            <w:r>
+              <w:rPr>
+                <w:sz w:val="18"/>
+              </w:rPr>
+              <w:t>2026-07-26</w:t>
             </w:r>
           </w:p>
         </w:tc>
@@ -34425,223 +34641,7 @@
               <w:rPr>
                 <w:sz w:val="18"/>
               </w:rPr>
-              <w:t>main</w:t>
-            </w:r>
-          </w:p>
-        </w:tc>
-        <w:tc>
-          <w:tcPr>
-            <w:tcW w:type="dxa" w:w="2160"/>
-          </w:tcPr>
-          <w:p>
-            <w:r>
-              <w:rPr>
-                <w:sz w:val="18"/>
-              </w:rPr>
-              <w:t>in_progress</w:t>
-            </w:r>
-          </w:p>
-        </w:tc>
-        <w:tc>
-          <w:tcPr>
-            <w:tcW w:type="dxa" w:w="2160"/>
-          </w:tcPr>
-          <w:p>
-            <w:r>
-              <w:rPr>
-                <w:sz w:val="18"/>
-              </w:rPr>
-              <w:t>2026-06-09</w:t>
-            </w:r>
-          </w:p>
-        </w:tc>
-      </w:tr>
-      <w:tr>
-        <w:tc>
-          <w:tcPr>
-            <w:tcW w:type="dxa" w:w="2160"/>
-          </w:tcPr>
-          <w:p>
-            <w:r>
-              <w:rPr>
-                <w:sz w:val="18"/>
-              </w:rPr>
-              <w:t>⏳ Wiki Documentation Sync</w:t>
-            </w:r>
-          </w:p>
-        </w:tc>
-        <w:tc>
-          <w:tcPr>
-            <w:tcW w:type="dxa" w:w="2160"/>
-          </w:tcPr>
-          <w:p>
-            <w:r>
-              <w:rPr>
-                <w:sz w:val="18"/>
-              </w:rPr>
-              <w:t>main</w:t>
-            </w:r>
-          </w:p>
-        </w:tc>
-        <w:tc>
-          <w:tcPr>
-            <w:tcW w:type="dxa" w:w="2160"/>
-          </w:tcPr>
-          <w:p>
-            <w:r>
-              <w:rPr>
-                <w:sz w:val="18"/>
-              </w:rPr>
-              <w:t>in_progress</w:t>
-            </w:r>
-          </w:p>
-        </w:tc>
-        <w:tc>
-          <w:tcPr>
-            <w:tcW w:type="dxa" w:w="2160"/>
-          </w:tcPr>
-          <w:p>
-            <w:r>
-              <w:rPr>
-                <w:sz w:val="18"/>
-              </w:rPr>
-              <w:t>2026-06-09</w:t>
-            </w:r>
-          </w:p>
-        </w:tc>
-      </w:tr>
-      <w:tr>
-        <w:tc>
-          <w:tcPr>
-            <w:tcW w:type="dxa" w:w="2160"/>
-          </w:tcPr>
-          <w:p>
-            <w:r>
-              <w:rPr>
-                <w:sz w:val="18"/>
-              </w:rPr>
-              <w:t>⏳ Code Quality: Push on main</w:t>
-            </w:r>
-          </w:p>
-        </w:tc>
-        <w:tc>
-          <w:tcPr>
-            <w:tcW w:type="dxa" w:w="2160"/>
-          </w:tcPr>
-          <w:p>
-            <w:r>
-              <w:rPr>
-                <w:sz w:val="18"/>
-              </w:rPr>
-              <w:t>main</w:t>
-            </w:r>
-          </w:p>
-        </w:tc>
-        <w:tc>
-          <w:tcPr>
-            <w:tcW w:type="dxa" w:w="2160"/>
-          </w:tcPr>
-          <w:p>
-            <w:r>
-              <w:rPr>
-                <w:sz w:val="18"/>
-              </w:rPr>
-              <w:t>in_progress</w:t>
-            </w:r>
-          </w:p>
-        </w:tc>
-        <w:tc>
-          <w:tcPr>
-            <w:tcW w:type="dxa" w:w="2160"/>
-          </w:tcPr>
-          <w:p>
-            <w:r>
-              <w:rPr>
-                <w:sz w:val="18"/>
-              </w:rPr>
-              <w:t>2026-06-09</w:t>
-            </w:r>
-          </w:p>
-        </w:tc>
-      </w:tr>
-      <w:tr>
-        <w:tc>
-          <w:tcPr>
-            <w:tcW w:type="dxa" w:w="2160"/>
-          </w:tcPr>
-          <w:p>
-            <w:r>
-              <w:rPr>
-                <w:sz w:val="18"/>
-              </w:rPr>
-              <w:t>⏳ Push on main</w:t>
-            </w:r>
-          </w:p>
-        </w:tc>
-        <w:tc>
-          <w:tcPr>
-            <w:tcW w:type="dxa" w:w="2160"/>
-          </w:tcPr>
-          <w:p>
-            <w:r>
-              <w:rPr>
-                <w:sz w:val="18"/>
-              </w:rPr>
-              <w:t>main</w:t>
-            </w:r>
-          </w:p>
-        </w:tc>
-        <w:tc>
-          <w:tcPr>
-            <w:tcW w:type="dxa" w:w="2160"/>
-          </w:tcPr>
-          <w:p>
-            <w:r>
-              <w:rPr>
-                <w:sz w:val="18"/>
-              </w:rPr>
-              <w:t>in_progress</w:t>
-            </w:r>
-          </w:p>
-        </w:tc>
-        <w:tc>
-          <w:tcPr>
-            <w:tcW w:type="dxa" w:w="2160"/>
-          </w:tcPr>
-          <w:p>
-            <w:r>
-              <w:rPr>
-                <w:sz w:val="18"/>
-              </w:rPr>
-              <w:t>2026-06-09</w:t>
-            </w:r>
-          </w:p>
-        </w:tc>
-      </w:tr>
-      <w:tr>
-        <w:tc>
-          <w:tcPr>
-            <w:tcW w:type="dxa" w:w="2160"/>
-          </w:tcPr>
-          <w:p>
-            <w:r>
-              <w:rPr>
-                <w:sz w:val="18"/>
-              </w:rPr>
-              <w:t>⏳ Branch Protection Checks</w:t>
-            </w:r>
-          </w:p>
-        </w:tc>
-        <w:tc>
-          <w:tcPr>
-            <w:tcW w:type="dxa" w:w="2160"/>
-          </w:tcPr>
-          <w:p>
-            <w:r>
-              <w:rPr>
-                <w:sz w:val="18"/>
-              </w:rPr>
-              <w:t>copilot/fix-271806273-1189775594-56109f09-207f-4c1f-b6e9-92a559241e8f</w:t>
+              <w:t>docs-wiki-auto-update-30191696917</w:t>
             </w:r>
           </w:p>
         </w:tc>
@@ -34667,7 +34667,7 @@
               <w:rPr>
                 <w:sz w:val="18"/>
               </w:rPr>
-              <w:t>2026-06-09</w:t>
+              <w:t>2026-07-26</w:t>
             </w:r>
           </w:p>
         </w:tc>
@@ -34691,19 +34691,135 @@
           <w:i w:val="0"/>
           <w:sz w:val="20"/>
         </w:rPr>
-        <w:t>Total open: 0 | Critical/Bug: 0</w:t>
-      </w:r>
-    </w:p>
-    <w:p>
-      <w:r>
-        <w:rPr>
-          <w:b w:val="0"/>
-          <w:i w:val="0"/>
-          <w:sz w:val="20"/>
-        </w:rPr>
-        <w:t>🎉 No open issues — all clear!</w:t>
-      </w:r>
-    </w:p>
+        <w:t>Total open: 1 | Critical/Bug: 0</w:t>
+      </w:r>
+    </w:p>
+    <w:tbl>
+      <w:tblPr>
+        <w:tblStyle w:val="LightGrid-Accent1"/>
+        <w:tblW w:type="auto" w:w="0"/>
+        <w:jc w:val="center"/>
+        <w:tblLook w:firstColumn="1" w:firstRow="1" w:lastColumn="0" w:lastRow="0" w:noHBand="0" w:noVBand="1" w:val="04A0"/>
+      </w:tblPr>
+      <w:tblGrid>
+        <w:gridCol w:w="2160"/>
+        <w:gridCol w:w="2160"/>
+        <w:gridCol w:w="2160"/>
+        <w:gridCol w:w="2160"/>
+      </w:tblGrid>
+      <w:tr>
+        <w:tc>
+          <w:tcPr>
+            <w:tcW w:type="dxa" w:w="2160"/>
+          </w:tcPr>
+          <w:p>
+            <w:r>
+              <w:rPr>
+                <w:b/>
+                <w:sz w:val="18"/>
+              </w:rPr>
+              <w:t>#</w:t>
+            </w:r>
+          </w:p>
+        </w:tc>
+        <w:tc>
+          <w:tcPr>
+            <w:tcW w:type="dxa" w:w="2160"/>
+          </w:tcPr>
+          <w:p>
+            <w:r>
+              <w:rPr>
+                <w:b/>
+                <w:sz w:val="18"/>
+              </w:rPr>
+              <w:t>Title</w:t>
+            </w:r>
+          </w:p>
+        </w:tc>
+        <w:tc>
+          <w:tcPr>
+            <w:tcW w:type="dxa" w:w="2160"/>
+          </w:tcPr>
+          <w:p>
+            <w:r>
+              <w:rPr>
+                <w:b/>
+                <w:sz w:val="18"/>
+              </w:rPr>
+              <w:t>Labels</w:t>
+            </w:r>
+          </w:p>
+        </w:tc>
+        <w:tc>
+          <w:tcPr>
+            <w:tcW w:type="dxa" w:w="2160"/>
+          </w:tcPr>
+          <w:p>
+            <w:r>
+              <w:rPr>
+                <w:b/>
+                <w:sz w:val="18"/>
+              </w:rPr>
+              <w:t>Assignee</w:t>
+            </w:r>
+          </w:p>
+        </w:tc>
+      </w:tr>
+      <w:tr>
+        <w:tc>
+          <w:tcPr>
+            <w:tcW w:type="dxa" w:w="2160"/>
+          </w:tcPr>
+          <w:p>
+            <w:r>
+              <w:rPr>
+                <w:sz w:val="18"/>
+              </w:rPr>
+              <w:t>#326</w:t>
+            </w:r>
+          </w:p>
+        </w:tc>
+        <w:tc>
+          <w:tcPr>
+            <w:tcW w:type="dxa" w:w="2160"/>
+          </w:tcPr>
+          <w:p>
+            <w:r>
+              <w:rPr>
+                <w:sz w:val="18"/>
+              </w:rPr>
+              <w:t>OWASP ZAP Security Scan</w:t>
+            </w:r>
+          </w:p>
+        </w:tc>
+        <w:tc>
+          <w:tcPr>
+            <w:tcW w:type="dxa" w:w="2160"/>
+          </w:tcPr>
+          <w:p>
+            <w:r>
+              <w:rPr>
+                <w:sz w:val="18"/>
+              </w:rPr>
+              <w:t>—</w:t>
+            </w:r>
+          </w:p>
+        </w:tc>
+        <w:tc>
+          <w:tcPr>
+            <w:tcW w:type="dxa" w:w="2160"/>
+          </w:tcPr>
+          <w:p>
+            <w:r>
+              <w:rPr>
+                <w:sz w:val="18"/>
+              </w:rPr>
+              <w:t>—</w:t>
+            </w:r>
+          </w:p>
+        </w:tc>
+      </w:tr>
+    </w:tbl>
     <w:p>
       <w:pPr>
         <w:pStyle w:val="Heading2"/>
@@ -34796,7 +34912,7 @@
               <w:rPr>
                 <w:sz w:val="18"/>
               </w:rPr>
-              <w:t>52397b4</w:t>
+              <w:t>1b04171</w:t>
             </w:r>
           </w:p>
         </w:tc>
@@ -34809,7 +34925,7 @@
               <w:rPr>
                 <w:sz w:val="18"/>
               </w:rPr>
-              <w:t>2026-06-09</w:t>
+              <w:t>2026-07-26</w:t>
             </w:r>
           </w:p>
         </w:tc>
@@ -34822,7 +34938,7 @@
               <w:rPr>
                 <w:sz w:val="18"/>
               </w:rPr>
-              <w:t>Merge pull request #100 from SafeVixAI/docs-wiki-auto-update</w:t>
+              <w:t>fix: restore loop_scope=module for provider tests + fix MCP patch target</w:t>
             </w:r>
           </w:p>
         </w:tc>
@@ -34850,7 +34966,7 @@
               <w:rPr>
                 <w:sz w:val="18"/>
               </w:rPr>
-              <w:t>425db96</w:t>
+              <w:t>8f2e6e0</w:t>
             </w:r>
           </w:p>
         </w:tc>
@@ -34863,7 +34979,7 @@
               <w:rPr>
                 <w:sz w:val="18"/>
               </w:rPr>
-              <w:t>2026-06-09</w:t>
+              <w:t>2026-07-26</w:t>
             </w:r>
           </w:p>
         </w:tc>
@@ -34876,61 +34992,7 @@
               <w:rPr>
                 <w:sz w:val="18"/>
               </w:rPr>
-              <w:t>docs(wiki): auto-sync wiki documentation [automated]</w:t>
-            </w:r>
-          </w:p>
-        </w:tc>
-        <w:tc>
-          <w:tcPr>
-            <w:tcW w:type="dxa" w:w="2160"/>
-          </w:tcPr>
-          <w:p>
-            <w:r>
-              <w:rPr>
-                <w:sz w:val="18"/>
-              </w:rPr>
-              <w:t>rohitkumarnaidu</w:t>
-            </w:r>
-          </w:p>
-        </w:tc>
-      </w:tr>
-      <w:tr>
-        <w:tc>
-          <w:tcPr>
-            <w:tcW w:type="dxa" w:w="2160"/>
-          </w:tcPr>
-          <w:p>
-            <w:r>
-              <w:rPr>
-                <w:sz w:val="18"/>
-              </w:rPr>
-              <w:t>7c3823f</w:t>
-            </w:r>
-          </w:p>
-        </w:tc>
-        <w:tc>
-          <w:tcPr>
-            <w:tcW w:type="dxa" w:w="2160"/>
-          </w:tcPr>
-          <w:p>
-            <w:r>
-              <w:rPr>
-                <w:sz w:val="18"/>
-              </w:rPr>
-              <w:t>2026-06-09</w:t>
-            </w:r>
-          </w:p>
-        </w:tc>
-        <w:tc>
-          <w:tcPr>
-            <w:tcW w:type="dxa" w:w="2160"/>
-          </w:tcPr>
-          <w:p>
-            <w:r>
-              <w:rPr>
-                <w:sz w:val="18"/>
-              </w:rPr>
-              <w:t>fix(e2e): automate static asset copying, auto-dismiss SystemStatusBar, and fix o</w:t>
+              <w:t>fix(ci): make ruff lint blocking (remove continue-on-error + || true)</w:t>
             </w:r>
           </w:p>
         </w:tc>
@@ -34958,7 +35020,7 @@
               <w:rPr>
                 <w:sz w:val="18"/>
               </w:rPr>
-              <w:t>372b126</w:t>
+              <w:t>b21ced7</w:t>
             </w:r>
           </w:p>
         </w:tc>
@@ -34971,7 +35033,7 @@
               <w:rPr>
                 <w:sz w:val="18"/>
               </w:rPr>
-              <w:t>2026-06-09</w:t>
+              <w:t>2026-07-26</w:t>
             </w:r>
           </w:p>
         </w:tc>
@@ -34984,7 +35046,7 @@
               <w:rPr>
                 <w:sz w:val="18"/>
               </w:rPr>
-              <w:t>style: fix remaining auto-fixable python quality findings</w:t>
+              <w:t>fix(lint): commit Batch 31 ruff lint fixes across chatbot_service</w:t>
             </w:r>
           </w:p>
         </w:tc>
@@ -35012,7 +35074,7 @@
               <w:rPr>
                 <w:sz w:val="18"/>
               </w:rPr>
-              <w:t>97c854f</w:t>
+              <w:t>6a868dc</w:t>
             </w:r>
           </w:p>
         </w:tc>
@@ -35025,7 +35087,7 @@
               <w:rPr>
                 <w:sz w:val="18"/>
               </w:rPr>
-              <w:t>2026-06-09</w:t>
+              <w:t>2026-07-26</w:t>
             </w:r>
           </w:p>
         </w:tc>
@@ -35038,7 +35100,7 @@
               <w:rPr>
                 <w:sz w:val="18"/>
               </w:rPr>
-              <w:t>fix(e2e): copy .next/static into standalone output for JS/CSS hydration</w:t>
+              <w:t xml:space="preserve">fix(enterprise): fix skipped tests properly + retry health check + restore 100% </w:t>
             </w:r>
           </w:p>
         </w:tc>
@@ -35066,7 +35128,7 @@
               <w:rPr>
                 <w:sz w:val="18"/>
               </w:rPr>
-              <w:t>d74dfa9</w:t>
+              <w:t>86052b6</w:t>
             </w:r>
           </w:p>
         </w:tc>
@@ -35079,7 +35141,7 @@
               <w:rPr>
                 <w:sz w:val="18"/>
               </w:rPr>
-              <w:t>2026-06-09</w:t>
+              <w:t>2026-07-25</w:t>
             </w:r>
           </w:p>
         </w:tc>
@@ -35092,7 +35154,7 @@
               <w:rPr>
                 <w:sz w:val="18"/>
               </w:rPr>
-              <w:t>style: run ruff check --fix --unsafe-fixes to resolve python maintainability fin</w:t>
+              <w:t>fix(ci): lower backend coverage threshold 100→93 (matches pyproject.toml)</w:t>
             </w:r>
           </w:p>
         </w:tc>
@@ -35120,7 +35182,7 @@
               <w:rPr>
                 <w:sz w:val="18"/>
               </w:rPr>
-              <w:t>b6808fa</w:t>
+              <w:t>c304e3e</w:t>
             </w:r>
           </w:p>
         </w:tc>
@@ -35133,7 +35195,7 @@
               <w:rPr>
                 <w:sz w:val="18"/>
               </w:rPr>
-              <w:t>2026-06-09</w:t>
+              <w:t>2026-07-25</w:t>
             </w:r>
           </w:p>
         </w:tc>
@@ -35146,7 +35208,7 @@
               <w:rPr>
                 <w:sz w:val="18"/>
               </w:rPr>
-              <w:t>security: upgrade base OS packages inside all Dockerfiles to resolve Trivy RCE a</w:t>
+              <w:t>fix(tests): skip 9 env-dependent backend tests (pre-existing bugs unmasked by co</w:t>
             </w:r>
           </w:p>
         </w:tc>
@@ -35174,7 +35236,7 @@
               <w:rPr>
                 <w:sz w:val="18"/>
               </w:rPr>
-              <w:t>9503986</w:t>
+              <w:t>4137fba</w:t>
             </w:r>
           </w:p>
         </w:tc>
@@ -35187,7 +35249,7 @@
               <w:rPr>
                 <w:sz w:val="18"/>
               </w:rPr>
-              <w:t>2026-06-09</w:t>
+              <w:t>2026-07-25</w:t>
             </w:r>
           </w:p>
         </w:tc>
@@ -35200,7 +35262,7 @@
               <w:rPr>
                 <w:sz w:val="18"/>
               </w:rPr>
-              <w:t>security: upgrade chromadb to 1.5.9 to resolve pre-auth RCE vulnerability and up</w:t>
+              <w:t>fix(ci): graceful AWS build fail when creds missing (build+chatbot)</w:t>
             </w:r>
           </w:p>
         </w:tc>
@@ -35228,7 +35290,7 @@
               <w:rPr>
                 <w:sz w:val="18"/>
               </w:rPr>
-              <w:t>86b8ecf</w:t>
+              <w:t>992ee5a</w:t>
             </w:r>
           </w:p>
         </w:tc>
@@ -35241,7 +35303,7 @@
               <w:rPr>
                 <w:sz w:val="18"/>
               </w:rPr>
-              <w:t>2026-06-09</w:t>
+              <w:t>2026-07-25</w:t>
             </w:r>
           </w:p>
         </w:tc>
@@ -35254,7 +35316,7 @@
               <w:rPr>
                 <w:sz w:val="18"/>
               </w:rPr>
-              <w:t>fix: apply PR #170 changes — IMPLEMENTATION_PLAN corrections, E2E type safety, d</w:t>
+              <w:t>fix(ci): increase chatbot health check sleep to 15s (slow startup with torch/tra</w:t>
             </w:r>
           </w:p>
         </w:tc>
@@ -35282,7 +35344,7 @@
               <w:rPr>
                 <w:sz w:val="18"/>
               </w:rPr>
-              <w:t>7c3d484</w:t>
+              <w:t>692d88c</w:t>
             </w:r>
           </w:p>
         </w:tc>
@@ -35295,7 +35357,7 @@
               <w:rPr>
                 <w:sz w:val="18"/>
               </w:rPr>
-              <w:t>2026-06-09</w:t>
+              <w:t>2026-07-25</w:t>
             </w:r>
           </w:p>
         </w:tc>
@@ -35308,7 +35370,61 @@
               <w:rPr>
                 <w:sz w:val="18"/>
               </w:rPr>
-              <w:t>fix: apply PR #169 changes — UIUX typo fixes and deterministic E2E offline check</w:t>
+              <w:t>fix(test): cerebras URL check, skip pothole test without ultralytics</w:t>
+            </w:r>
+          </w:p>
+        </w:tc>
+        <w:tc>
+          <w:tcPr>
+            <w:tcW w:type="dxa" w:w="2160"/>
+          </w:tcPr>
+          <w:p>
+            <w:r>
+              <w:rPr>
+                <w:sz w:val="18"/>
+              </w:rPr>
+              <w:t>Bappadala Rohith Kumar Naidu</w:t>
+            </w:r>
+          </w:p>
+        </w:tc>
+      </w:tr>
+      <w:tr>
+        <w:tc>
+          <w:tcPr>
+            <w:tcW w:type="dxa" w:w="2160"/>
+          </w:tcPr>
+          <w:p>
+            <w:r>
+              <w:rPr>
+                <w:sz w:val="18"/>
+              </w:rPr>
+              <w:t>9d71208</w:t>
+            </w:r>
+          </w:p>
+        </w:tc>
+        <w:tc>
+          <w:tcPr>
+            <w:tcW w:type="dxa" w:w="2160"/>
+          </w:tcPr>
+          <w:p>
+            <w:r>
+              <w:rPr>
+                <w:sz w:val="18"/>
+              </w:rPr>
+              <w:t>2026-07-25</w:t>
+            </w:r>
+          </w:p>
+        </w:tc>
+        <w:tc>
+          <w:tcPr>
+            <w:tcW w:type="dxa" w:w="2160"/>
+          </w:tcPr>
+          <w:p>
+            <w:r>
+              <w:rPr>
+                <w:sz w:val="18"/>
+              </w:rPr>
+              <w:t>fix(test): skip 16 env-dependent chatbot tests, fix recover.py scope</w:t>
             </w:r>
           </w:p>
         </w:tc>
@@ -36173,7 +36289,7 @@
               <w:rPr>
                 <w:sz w:val="18"/>
               </w:rPr>
-              <w:t>374</w:t>
+              <w:t>393</w:t>
             </w:r>
           </w:p>
         </w:tc>
@@ -36201,7 +36317,7 @@
               <w:rPr>
                 <w:sz w:val="18"/>
               </w:rPr>
-              <w:t>780</w:t>
+              <w:t>773</w:t>
             </w:r>
           </w:p>
         </w:tc>
@@ -36307,7 +36423,7 @@
         <w:br/>
         <w:t>Generated by scripts/update_master_doc.py</w:t>
         <w:br/>
-        <w:t>Timestamp: 2026-06-09 11:52 IST</w:t>
+        <w:t>Timestamp: 2026-07-26 12:19 IST</w:t>
         <w:br/>
         <w:t>Repository: github.com/SafeVixAI/SafeVixAI</w:t>
       </w:r>

--- a/docs/SafeVixAI_MASTER.docx
+++ b/docs/SafeVixAI_MASTER.docx
@@ -33723,7 +33723,7 @@
           <w:i w:val="0"/>
           <w:sz w:val="22"/>
         </w:rPr>
-        <w:t>🕐 Last auto-updated: 2026-06-09 11:52 IST</w:t>
+        <w:t>🕐 Last auto-updated: 2026-07-26 15:44 IST</w:t>
       </w:r>
     </w:p>
     <w:p>
@@ -33811,7 +33811,7 @@
               <w:rPr>
                 <w:sz w:val="18"/>
               </w:rPr>
-              <w:t>0</w:t>
+              <w:t>2</w:t>
             </w:r>
           </w:p>
         </w:tc>
@@ -33867,7 +33867,7 @@
               <w:rPr>
                 <w:sz w:val="18"/>
               </w:rPr>
-              <w:t>69 MB</w:t>
+              <w:t>89 MB</w:t>
             </w:r>
           </w:p>
         </w:tc>
@@ -33923,7 +33923,7 @@
               <w:rPr>
                 <w:sz w:val="18"/>
               </w:rPr>
-              <w:t>2026-06-09</w:t>
+              <w:t>2026-07-26</w:t>
             </w:r>
           </w:p>
         </w:tc>
@@ -33951,7 +33951,7 @@
               <w:rPr>
                 <w:sz w:val="18"/>
               </w:rPr>
-              <w:t>2</w:t>
+              <w:t>48</w:t>
             </w:r>
           </w:p>
         </w:tc>
@@ -34060,7 +34060,7 @@
               <w:rPr>
                 <w:sz w:val="18"/>
               </w:rPr>
-              <w:t>125ms | HTTP 404 | v?</w:t>
+              <w:t>81ms | HTTP 404 | v?</w:t>
             </w:r>
           </w:p>
         </w:tc>
@@ -34101,7 +34101,7 @@
               <w:rPr>
                 <w:sz w:val="18"/>
               </w:rPr>
-              <w:t>156ms | HTTP 404 | v?</w:t>
+              <w:t>530ms | HTTP 200 | v?</w:t>
             </w:r>
           </w:p>
         </w:tc>
@@ -34142,7 +34142,7 @@
               <w:rPr>
                 <w:sz w:val="18"/>
               </w:rPr>
-              <w:t>71ms | HTTP 200 | v?</w:t>
+              <w:t>369ms | HTTP 200 | v?</w:t>
             </w:r>
           </w:p>
         </w:tc>
@@ -34250,7 +34250,7 @@
               <w:rPr>
                 <w:sz w:val="18"/>
               </w:rPr>
-              <w:t>⏳ Update Master Document</w:t>
+              <w:t>⏳ Benchmark Regression</w:t>
             </w:r>
           </w:p>
         </w:tc>
@@ -34276,7 +34276,7 @@
               <w:rPr>
                 <w:sz w:val="18"/>
               </w:rPr>
-              <w:t>in_progress</w:t>
+              <w:t>skipped</w:t>
             </w:r>
           </w:p>
         </w:tc>
@@ -34289,7 +34289,7 @@
               <w:rPr>
                 <w:sz w:val="18"/>
               </w:rPr>
-              <w:t>2026-06-09</w:t>
+              <w:t>2026-07-26</w:t>
             </w:r>
           </w:p>
         </w:tc>
@@ -34304,7 +34304,7 @@
               <w:rPr>
                 <w:sz w:val="18"/>
               </w:rPr>
-              <w:t>⏳ Deploy Enterprise Docs</w:t>
+              <w:t>⏳ License Scan</w:t>
             </w:r>
           </w:p>
         </w:tc>
@@ -34317,7 +34317,7 @@
               <w:rPr>
                 <w:sz w:val="18"/>
               </w:rPr>
-              <w:t>main</w:t>
+              <w:t>docs-wiki-auto-update-30197882119</w:t>
             </w:r>
           </w:p>
         </w:tc>
@@ -34330,7 +34330,7 @@
               <w:rPr>
                 <w:sz w:val="18"/>
               </w:rPr>
-              <w:t>in_progress</w:t>
+              <w:t>action_required</w:t>
             </w:r>
           </w:p>
         </w:tc>
@@ -34343,7 +34343,7 @@
               <w:rPr>
                 <w:sz w:val="18"/>
               </w:rPr>
-              <w:t>2026-06-09</w:t>
+              <w:t>2026-07-26</w:t>
             </w:r>
           </w:p>
         </w:tc>
@@ -34358,7 +34358,7 @@
               <w:rPr>
                 <w:sz w:val="18"/>
               </w:rPr>
-              <w:t>⏳ Contract Tests</w:t>
+              <w:t>⏳ Dependency Review</w:t>
             </w:r>
           </w:p>
         </w:tc>
@@ -34371,7 +34371,7 @@
               <w:rPr>
                 <w:sz w:val="18"/>
               </w:rPr>
-              <w:t>main</w:t>
+              <w:t>docs-wiki-auto-update-30197882119</w:t>
             </w:r>
           </w:p>
         </w:tc>
@@ -34384,7 +34384,7 @@
               <w:rPr>
                 <w:sz w:val="18"/>
               </w:rPr>
-              <w:t>in_progress</w:t>
+              <w:t>action_required</w:t>
             </w:r>
           </w:p>
         </w:tc>
@@ -34397,7 +34397,223 @@
               <w:rPr>
                 <w:sz w:val="18"/>
               </w:rPr>
-              <w:t>2026-06-09</w:t>
+              <w:t>2026-07-26</w:t>
+            </w:r>
+          </w:p>
+        </w:tc>
+      </w:tr>
+      <w:tr>
+        <w:tc>
+          <w:tcPr>
+            <w:tcW w:type="dxa" w:w="2160"/>
+          </w:tcPr>
+          <w:p>
+            <w:r>
+              <w:rPr>
+                <w:sz w:val="18"/>
+              </w:rPr>
+              <w:t>⏳ Branch Protection Checks</w:t>
+            </w:r>
+          </w:p>
+        </w:tc>
+        <w:tc>
+          <w:tcPr>
+            <w:tcW w:type="dxa" w:w="2160"/>
+          </w:tcPr>
+          <w:p>
+            <w:r>
+              <w:rPr>
+                <w:sz w:val="18"/>
+              </w:rPr>
+              <w:t>docs-wiki-auto-update-30197882119</w:t>
+            </w:r>
+          </w:p>
+        </w:tc>
+        <w:tc>
+          <w:tcPr>
+            <w:tcW w:type="dxa" w:w="2160"/>
+          </w:tcPr>
+          <w:p>
+            <w:r>
+              <w:rPr>
+                <w:sz w:val="18"/>
+              </w:rPr>
+              <w:t>action_required</w:t>
+            </w:r>
+          </w:p>
+        </w:tc>
+        <w:tc>
+          <w:tcPr>
+            <w:tcW w:type="dxa" w:w="2160"/>
+          </w:tcPr>
+          <w:p>
+            <w:r>
+              <w:rPr>
+                <w:sz w:val="18"/>
+              </w:rPr>
+              <w:t>2026-07-26</w:t>
+            </w:r>
+          </w:p>
+        </w:tc>
+      </w:tr>
+      <w:tr>
+        <w:tc>
+          <w:tcPr>
+            <w:tcW w:type="dxa" w:w="2160"/>
+          </w:tcPr>
+          <w:p>
+            <w:r>
+              <w:rPr>
+                <w:sz w:val="18"/>
+              </w:rPr>
+              <w:t>⏳ Security Scan</w:t>
+            </w:r>
+          </w:p>
+        </w:tc>
+        <w:tc>
+          <w:tcPr>
+            <w:tcW w:type="dxa" w:w="2160"/>
+          </w:tcPr>
+          <w:p>
+            <w:r>
+              <w:rPr>
+                <w:sz w:val="18"/>
+              </w:rPr>
+              <w:t>docs-wiki-auto-update-30197882119</w:t>
+            </w:r>
+          </w:p>
+        </w:tc>
+        <w:tc>
+          <w:tcPr>
+            <w:tcW w:type="dxa" w:w="2160"/>
+          </w:tcPr>
+          <w:p>
+            <w:r>
+              <w:rPr>
+                <w:sz w:val="18"/>
+              </w:rPr>
+              <w:t>action_required</w:t>
+            </w:r>
+          </w:p>
+        </w:tc>
+        <w:tc>
+          <w:tcPr>
+            <w:tcW w:type="dxa" w:w="2160"/>
+          </w:tcPr>
+          <w:p>
+            <w:r>
+              <w:rPr>
+                <w:sz w:val="18"/>
+              </w:rPr>
+              <w:t>2026-07-26</w:t>
+            </w:r>
+          </w:p>
+        </w:tc>
+      </w:tr>
+      <w:tr>
+        <w:tc>
+          <w:tcPr>
+            <w:tcW w:type="dxa" w:w="2160"/>
+          </w:tcPr>
+          <w:p>
+            <w:r>
+              <w:rPr>
+                <w:sz w:val="18"/>
+              </w:rPr>
+              <w:t>⏳ Accessibility (a11y)</w:t>
+            </w:r>
+          </w:p>
+        </w:tc>
+        <w:tc>
+          <w:tcPr>
+            <w:tcW w:type="dxa" w:w="2160"/>
+          </w:tcPr>
+          <w:p>
+            <w:r>
+              <w:rPr>
+                <w:sz w:val="18"/>
+              </w:rPr>
+              <w:t>docs-wiki-auto-update-30197882119</w:t>
+            </w:r>
+          </w:p>
+        </w:tc>
+        <w:tc>
+          <w:tcPr>
+            <w:tcW w:type="dxa" w:w="2160"/>
+          </w:tcPr>
+          <w:p>
+            <w:r>
+              <w:rPr>
+                <w:sz w:val="18"/>
+              </w:rPr>
+              <w:t>action_required</w:t>
+            </w:r>
+          </w:p>
+        </w:tc>
+        <w:tc>
+          <w:tcPr>
+            <w:tcW w:type="dxa" w:w="2160"/>
+          </w:tcPr>
+          <w:p>
+            <w:r>
+              <w:rPr>
+                <w:sz w:val="18"/>
+              </w:rPr>
+              <w:t>2026-07-26</w:t>
+            </w:r>
+          </w:p>
+        </w:tc>
+      </w:tr>
+      <w:tr>
+        <w:tc>
+          <w:tcPr>
+            <w:tcW w:type="dxa" w:w="2160"/>
+          </w:tcPr>
+          <w:p>
+            <w:r>
+              <w:rPr>
+                <w:sz w:val="18"/>
+              </w:rPr>
+              <w:t>⏳ Render Deploy Readiness</w:t>
+            </w:r>
+          </w:p>
+        </w:tc>
+        <w:tc>
+          <w:tcPr>
+            <w:tcW w:type="dxa" w:w="2160"/>
+          </w:tcPr>
+          <w:p>
+            <w:r>
+              <w:rPr>
+                <w:sz w:val="18"/>
+              </w:rPr>
+              <w:t>docs-wiki-auto-update-30197882119</w:t>
+            </w:r>
+          </w:p>
+        </w:tc>
+        <w:tc>
+          <w:tcPr>
+            <w:tcW w:type="dxa" w:w="2160"/>
+          </w:tcPr>
+          <w:p>
+            <w:r>
+              <w:rPr>
+                <w:sz w:val="18"/>
+              </w:rPr>
+              <w:t>action_required</w:t>
+            </w:r>
+          </w:p>
+        </w:tc>
+        <w:tc>
+          <w:tcPr>
+            <w:tcW w:type="dxa" w:w="2160"/>
+          </w:tcPr>
+          <w:p>
+            <w:r>
+              <w:rPr>
+                <w:sz w:val="18"/>
+              </w:rPr>
+              <w:t>2026-07-26</w:t>
             </w:r>
           </w:p>
         </w:tc>
@@ -34425,223 +34641,7 @@
               <w:rPr>
                 <w:sz w:val="18"/>
               </w:rPr>
-              <w:t>main</w:t>
-            </w:r>
-          </w:p>
-        </w:tc>
-        <w:tc>
-          <w:tcPr>
-            <w:tcW w:type="dxa" w:w="2160"/>
-          </w:tcPr>
-          <w:p>
-            <w:r>
-              <w:rPr>
-                <w:sz w:val="18"/>
-              </w:rPr>
-              <w:t>in_progress</w:t>
-            </w:r>
-          </w:p>
-        </w:tc>
-        <w:tc>
-          <w:tcPr>
-            <w:tcW w:type="dxa" w:w="2160"/>
-          </w:tcPr>
-          <w:p>
-            <w:r>
-              <w:rPr>
-                <w:sz w:val="18"/>
-              </w:rPr>
-              <w:t>2026-06-09</w:t>
-            </w:r>
-          </w:p>
-        </w:tc>
-      </w:tr>
-      <w:tr>
-        <w:tc>
-          <w:tcPr>
-            <w:tcW w:type="dxa" w:w="2160"/>
-          </w:tcPr>
-          <w:p>
-            <w:r>
-              <w:rPr>
-                <w:sz w:val="18"/>
-              </w:rPr>
-              <w:t>⏳ Wiki Documentation Sync</w:t>
-            </w:r>
-          </w:p>
-        </w:tc>
-        <w:tc>
-          <w:tcPr>
-            <w:tcW w:type="dxa" w:w="2160"/>
-          </w:tcPr>
-          <w:p>
-            <w:r>
-              <w:rPr>
-                <w:sz w:val="18"/>
-              </w:rPr>
-              <w:t>main</w:t>
-            </w:r>
-          </w:p>
-        </w:tc>
-        <w:tc>
-          <w:tcPr>
-            <w:tcW w:type="dxa" w:w="2160"/>
-          </w:tcPr>
-          <w:p>
-            <w:r>
-              <w:rPr>
-                <w:sz w:val="18"/>
-              </w:rPr>
-              <w:t>in_progress</w:t>
-            </w:r>
-          </w:p>
-        </w:tc>
-        <w:tc>
-          <w:tcPr>
-            <w:tcW w:type="dxa" w:w="2160"/>
-          </w:tcPr>
-          <w:p>
-            <w:r>
-              <w:rPr>
-                <w:sz w:val="18"/>
-              </w:rPr>
-              <w:t>2026-06-09</w:t>
-            </w:r>
-          </w:p>
-        </w:tc>
-      </w:tr>
-      <w:tr>
-        <w:tc>
-          <w:tcPr>
-            <w:tcW w:type="dxa" w:w="2160"/>
-          </w:tcPr>
-          <w:p>
-            <w:r>
-              <w:rPr>
-                <w:sz w:val="18"/>
-              </w:rPr>
-              <w:t>⏳ Code Quality: Push on main</w:t>
-            </w:r>
-          </w:p>
-        </w:tc>
-        <w:tc>
-          <w:tcPr>
-            <w:tcW w:type="dxa" w:w="2160"/>
-          </w:tcPr>
-          <w:p>
-            <w:r>
-              <w:rPr>
-                <w:sz w:val="18"/>
-              </w:rPr>
-              <w:t>main</w:t>
-            </w:r>
-          </w:p>
-        </w:tc>
-        <w:tc>
-          <w:tcPr>
-            <w:tcW w:type="dxa" w:w="2160"/>
-          </w:tcPr>
-          <w:p>
-            <w:r>
-              <w:rPr>
-                <w:sz w:val="18"/>
-              </w:rPr>
-              <w:t>in_progress</w:t>
-            </w:r>
-          </w:p>
-        </w:tc>
-        <w:tc>
-          <w:tcPr>
-            <w:tcW w:type="dxa" w:w="2160"/>
-          </w:tcPr>
-          <w:p>
-            <w:r>
-              <w:rPr>
-                <w:sz w:val="18"/>
-              </w:rPr>
-              <w:t>2026-06-09</w:t>
-            </w:r>
-          </w:p>
-        </w:tc>
-      </w:tr>
-      <w:tr>
-        <w:tc>
-          <w:tcPr>
-            <w:tcW w:type="dxa" w:w="2160"/>
-          </w:tcPr>
-          <w:p>
-            <w:r>
-              <w:rPr>
-                <w:sz w:val="18"/>
-              </w:rPr>
-              <w:t>⏳ Push on main</w:t>
-            </w:r>
-          </w:p>
-        </w:tc>
-        <w:tc>
-          <w:tcPr>
-            <w:tcW w:type="dxa" w:w="2160"/>
-          </w:tcPr>
-          <w:p>
-            <w:r>
-              <w:rPr>
-                <w:sz w:val="18"/>
-              </w:rPr>
-              <w:t>main</w:t>
-            </w:r>
-          </w:p>
-        </w:tc>
-        <w:tc>
-          <w:tcPr>
-            <w:tcW w:type="dxa" w:w="2160"/>
-          </w:tcPr>
-          <w:p>
-            <w:r>
-              <w:rPr>
-                <w:sz w:val="18"/>
-              </w:rPr>
-              <w:t>in_progress</w:t>
-            </w:r>
-          </w:p>
-        </w:tc>
-        <w:tc>
-          <w:tcPr>
-            <w:tcW w:type="dxa" w:w="2160"/>
-          </w:tcPr>
-          <w:p>
-            <w:r>
-              <w:rPr>
-                <w:sz w:val="18"/>
-              </w:rPr>
-              <w:t>2026-06-09</w:t>
-            </w:r>
-          </w:p>
-        </w:tc>
-      </w:tr>
-      <w:tr>
-        <w:tc>
-          <w:tcPr>
-            <w:tcW w:type="dxa" w:w="2160"/>
-          </w:tcPr>
-          <w:p>
-            <w:r>
-              <w:rPr>
-                <w:sz w:val="18"/>
-              </w:rPr>
-              <w:t>⏳ Branch Protection Checks</w:t>
-            </w:r>
-          </w:p>
-        </w:tc>
-        <w:tc>
-          <w:tcPr>
-            <w:tcW w:type="dxa" w:w="2160"/>
-          </w:tcPr>
-          <w:p>
-            <w:r>
-              <w:rPr>
-                <w:sz w:val="18"/>
-              </w:rPr>
-              <w:t>copilot/fix-271806273-1189775594-56109f09-207f-4c1f-b6e9-92a559241e8f</w:t>
+              <w:t>docs-wiki-auto-update-30197882119</w:t>
             </w:r>
           </w:p>
         </w:tc>
@@ -34667,7 +34667,7 @@
               <w:rPr>
                 <w:sz w:val="18"/>
               </w:rPr>
-              <w:t>2026-06-09</w:t>
+              <w:t>2026-07-26</w:t>
             </w:r>
           </w:p>
         </w:tc>
@@ -34691,19 +34691,135 @@
           <w:i w:val="0"/>
           <w:sz w:val="20"/>
         </w:rPr>
-        <w:t>Total open: 0 | Critical/Bug: 0</w:t>
-      </w:r>
-    </w:p>
-    <w:p>
-      <w:r>
-        <w:rPr>
-          <w:b w:val="0"/>
-          <w:i w:val="0"/>
-          <w:sz w:val="20"/>
-        </w:rPr>
-        <w:t>🎉 No open issues — all clear!</w:t>
-      </w:r>
-    </w:p>
+        <w:t>Total open: 1 | Critical/Bug: 0</w:t>
+      </w:r>
+    </w:p>
+    <w:tbl>
+      <w:tblPr>
+        <w:tblStyle w:val="LightGrid-Accent1"/>
+        <w:tblW w:type="auto" w:w="0"/>
+        <w:jc w:val="center"/>
+        <w:tblLook w:firstColumn="1" w:firstRow="1" w:lastColumn="0" w:lastRow="0" w:noHBand="0" w:noVBand="1" w:val="04A0"/>
+      </w:tblPr>
+      <w:tblGrid>
+        <w:gridCol w:w="2160"/>
+        <w:gridCol w:w="2160"/>
+        <w:gridCol w:w="2160"/>
+        <w:gridCol w:w="2160"/>
+      </w:tblGrid>
+      <w:tr>
+        <w:tc>
+          <w:tcPr>
+            <w:tcW w:type="dxa" w:w="2160"/>
+          </w:tcPr>
+          <w:p>
+            <w:r>
+              <w:rPr>
+                <w:b/>
+                <w:sz w:val="18"/>
+              </w:rPr>
+              <w:t>#</w:t>
+            </w:r>
+          </w:p>
+        </w:tc>
+        <w:tc>
+          <w:tcPr>
+            <w:tcW w:type="dxa" w:w="2160"/>
+          </w:tcPr>
+          <w:p>
+            <w:r>
+              <w:rPr>
+                <w:b/>
+                <w:sz w:val="18"/>
+              </w:rPr>
+              <w:t>Title</w:t>
+            </w:r>
+          </w:p>
+        </w:tc>
+        <w:tc>
+          <w:tcPr>
+            <w:tcW w:type="dxa" w:w="2160"/>
+          </w:tcPr>
+          <w:p>
+            <w:r>
+              <w:rPr>
+                <w:b/>
+                <w:sz w:val="18"/>
+              </w:rPr>
+              <w:t>Labels</w:t>
+            </w:r>
+          </w:p>
+        </w:tc>
+        <w:tc>
+          <w:tcPr>
+            <w:tcW w:type="dxa" w:w="2160"/>
+          </w:tcPr>
+          <w:p>
+            <w:r>
+              <w:rPr>
+                <w:b/>
+                <w:sz w:val="18"/>
+              </w:rPr>
+              <w:t>Assignee</w:t>
+            </w:r>
+          </w:p>
+        </w:tc>
+      </w:tr>
+      <w:tr>
+        <w:tc>
+          <w:tcPr>
+            <w:tcW w:type="dxa" w:w="2160"/>
+          </w:tcPr>
+          <w:p>
+            <w:r>
+              <w:rPr>
+                <w:sz w:val="18"/>
+              </w:rPr>
+              <w:t>#326</w:t>
+            </w:r>
+          </w:p>
+        </w:tc>
+        <w:tc>
+          <w:tcPr>
+            <w:tcW w:type="dxa" w:w="2160"/>
+          </w:tcPr>
+          <w:p>
+            <w:r>
+              <w:rPr>
+                <w:sz w:val="18"/>
+              </w:rPr>
+              <w:t>OWASP ZAP Security Scan</w:t>
+            </w:r>
+          </w:p>
+        </w:tc>
+        <w:tc>
+          <w:tcPr>
+            <w:tcW w:type="dxa" w:w="2160"/>
+          </w:tcPr>
+          <w:p>
+            <w:r>
+              <w:rPr>
+                <w:sz w:val="18"/>
+              </w:rPr>
+              <w:t>—</w:t>
+            </w:r>
+          </w:p>
+        </w:tc>
+        <w:tc>
+          <w:tcPr>
+            <w:tcW w:type="dxa" w:w="2160"/>
+          </w:tcPr>
+          <w:p>
+            <w:r>
+              <w:rPr>
+                <w:sz w:val="18"/>
+              </w:rPr>
+              <w:t>—</w:t>
+            </w:r>
+          </w:p>
+        </w:tc>
+      </w:tr>
+    </w:tbl>
     <w:p>
       <w:pPr>
         <w:pStyle w:val="Heading2"/>
@@ -34796,7 +34912,7 @@
               <w:rPr>
                 <w:sz w:val="18"/>
               </w:rPr>
-              <w:t>52397b4</w:t>
+              <w:t>77c349d</w:t>
             </w:r>
           </w:p>
         </w:tc>
@@ -34809,7 +34925,7 @@
               <w:rPr>
                 <w:sz w:val="18"/>
               </w:rPr>
-              <w:t>2026-06-09</w:t>
+              <w:t>2026-07-26</w:t>
             </w:r>
           </w:p>
         </w:tc>
@@ -34822,7 +34938,7 @@
               <w:rPr>
                 <w:sz w:val="18"/>
               </w:rPr>
-              <w:t>Merge pull request #100 from SafeVixAI/docs-wiki-auto-update</w:t>
+              <w:t xml:space="preserve">fix: ci - lower backend coverage threshold to 93, fix mcp test patching, skip 6 </w:t>
             </w:r>
           </w:p>
         </w:tc>
@@ -34850,7 +34966,7 @@
               <w:rPr>
                 <w:sz w:val="18"/>
               </w:rPr>
-              <w:t>425db96</w:t>
+              <w:t>9d2cf33</w:t>
             </w:r>
           </w:p>
         </w:tc>
@@ -34863,7 +34979,7 @@
               <w:rPr>
                 <w:sz w:val="18"/>
               </w:rPr>
-              <w:t>2026-06-09</w:t>
+              <w:t>2026-07-26</w:t>
             </w:r>
           </w:p>
         </w:tc>
@@ -34876,61 +34992,7 @@
               <w:rPr>
                 <w:sz w:val="18"/>
               </w:rPr>
-              <w:t>docs(wiki): auto-sync wiki documentation [automated]</w:t>
-            </w:r>
-          </w:p>
-        </w:tc>
-        <w:tc>
-          <w:tcPr>
-            <w:tcW w:type="dxa" w:w="2160"/>
-          </w:tcPr>
-          <w:p>
-            <w:r>
-              <w:rPr>
-                <w:sz w:val="18"/>
-              </w:rPr>
-              <w:t>rohitkumarnaidu</w:t>
-            </w:r>
-          </w:p>
-        </w:tc>
-      </w:tr>
-      <w:tr>
-        <w:tc>
-          <w:tcPr>
-            <w:tcW w:type="dxa" w:w="2160"/>
-          </w:tcPr>
-          <w:p>
-            <w:r>
-              <w:rPr>
-                <w:sz w:val="18"/>
-              </w:rPr>
-              <w:t>7c3823f</w:t>
-            </w:r>
-          </w:p>
-        </w:tc>
-        <w:tc>
-          <w:tcPr>
-            <w:tcW w:type="dxa" w:w="2160"/>
-          </w:tcPr>
-          <w:p>
-            <w:r>
-              <w:rPr>
-                <w:sz w:val="18"/>
-              </w:rPr>
-              <w:t>2026-06-09</w:t>
-            </w:r>
-          </w:p>
-        </w:tc>
-        <w:tc>
-          <w:tcPr>
-            <w:tcW w:type="dxa" w:w="2160"/>
-          </w:tcPr>
-          <w:p>
-            <w:r>
-              <w:rPr>
-                <w:sz w:val="18"/>
-              </w:rPr>
-              <w:t>fix(e2e): automate static asset copying, auto-dismiss SystemStatusBar, and fix o</w:t>
+              <w:t>fix: mock engine in provider tests + add module-scoped engine dispose</w:t>
             </w:r>
           </w:p>
         </w:tc>
@@ -34958,7 +35020,7 @@
               <w:rPr>
                 <w:sz w:val="18"/>
               </w:rPr>
-              <w:t>372b126</w:t>
+              <w:t>1b04171</w:t>
             </w:r>
           </w:p>
         </w:tc>
@@ -34971,7 +35033,7 @@
               <w:rPr>
                 <w:sz w:val="18"/>
               </w:rPr>
-              <w:t>2026-06-09</w:t>
+              <w:t>2026-07-26</w:t>
             </w:r>
           </w:p>
         </w:tc>
@@ -34984,7 +35046,7 @@
               <w:rPr>
                 <w:sz w:val="18"/>
               </w:rPr>
-              <w:t>style: fix remaining auto-fixable python quality findings</w:t>
+              <w:t>fix: restore loop_scope=module for provider tests + fix MCP patch target</w:t>
             </w:r>
           </w:p>
         </w:tc>
@@ -35012,7 +35074,7 @@
               <w:rPr>
                 <w:sz w:val="18"/>
               </w:rPr>
-              <w:t>97c854f</w:t>
+              <w:t>8f2e6e0</w:t>
             </w:r>
           </w:p>
         </w:tc>
@@ -35025,7 +35087,7 @@
               <w:rPr>
                 <w:sz w:val="18"/>
               </w:rPr>
-              <w:t>2026-06-09</w:t>
+              <w:t>2026-07-26</w:t>
             </w:r>
           </w:p>
         </w:tc>
@@ -35038,7 +35100,7 @@
               <w:rPr>
                 <w:sz w:val="18"/>
               </w:rPr>
-              <w:t>fix(e2e): copy .next/static into standalone output for JS/CSS hydration</w:t>
+              <w:t>fix(ci): make ruff lint blocking (remove continue-on-error + || true)</w:t>
             </w:r>
           </w:p>
         </w:tc>
@@ -35066,7 +35128,7 @@
               <w:rPr>
                 <w:sz w:val="18"/>
               </w:rPr>
-              <w:t>d74dfa9</w:t>
+              <w:t>b21ced7</w:t>
             </w:r>
           </w:p>
         </w:tc>
@@ -35079,7 +35141,7 @@
               <w:rPr>
                 <w:sz w:val="18"/>
               </w:rPr>
-              <w:t>2026-06-09</w:t>
+              <w:t>2026-07-26</w:t>
             </w:r>
           </w:p>
         </w:tc>
@@ -35092,7 +35154,7 @@
               <w:rPr>
                 <w:sz w:val="18"/>
               </w:rPr>
-              <w:t>style: run ruff check --fix --unsafe-fixes to resolve python maintainability fin</w:t>
+              <w:t>fix(lint): commit Batch 31 ruff lint fixes across chatbot_service</w:t>
             </w:r>
           </w:p>
         </w:tc>
@@ -35120,7 +35182,7 @@
               <w:rPr>
                 <w:sz w:val="18"/>
               </w:rPr>
-              <w:t>b6808fa</w:t>
+              <w:t>6a868dc</w:t>
             </w:r>
           </w:p>
         </w:tc>
@@ -35133,7 +35195,7 @@
               <w:rPr>
                 <w:sz w:val="18"/>
               </w:rPr>
-              <w:t>2026-06-09</w:t>
+              <w:t>2026-07-26</w:t>
             </w:r>
           </w:p>
         </w:tc>
@@ -35146,7 +35208,7 @@
               <w:rPr>
                 <w:sz w:val="18"/>
               </w:rPr>
-              <w:t>security: upgrade base OS packages inside all Dockerfiles to resolve Trivy RCE a</w:t>
+              <w:t xml:space="preserve">fix(enterprise): fix skipped tests properly + retry health check + restore 100% </w:t>
             </w:r>
           </w:p>
         </w:tc>
@@ -35174,7 +35236,7 @@
               <w:rPr>
                 <w:sz w:val="18"/>
               </w:rPr>
-              <w:t>9503986</w:t>
+              <w:t>86052b6</w:t>
             </w:r>
           </w:p>
         </w:tc>
@@ -35187,7 +35249,7 @@
               <w:rPr>
                 <w:sz w:val="18"/>
               </w:rPr>
-              <w:t>2026-06-09</w:t>
+              <w:t>2026-07-25</w:t>
             </w:r>
           </w:p>
         </w:tc>
@@ -35200,7 +35262,7 @@
               <w:rPr>
                 <w:sz w:val="18"/>
               </w:rPr>
-              <w:t>security: upgrade chromadb to 1.5.9 to resolve pre-auth RCE vulnerability and up</w:t>
+              <w:t>fix(ci): lower backend coverage threshold 100→93 (matches pyproject.toml)</w:t>
             </w:r>
           </w:p>
         </w:tc>
@@ -35228,7 +35290,7 @@
               <w:rPr>
                 <w:sz w:val="18"/>
               </w:rPr>
-              <w:t>86b8ecf</w:t>
+              <w:t>c304e3e</w:t>
             </w:r>
           </w:p>
         </w:tc>
@@ -35241,7 +35303,7 @@
               <w:rPr>
                 <w:sz w:val="18"/>
               </w:rPr>
-              <w:t>2026-06-09</w:t>
+              <w:t>2026-07-25</w:t>
             </w:r>
           </w:p>
         </w:tc>
@@ -35254,7 +35316,7 @@
               <w:rPr>
                 <w:sz w:val="18"/>
               </w:rPr>
-              <w:t>fix: apply PR #170 changes — IMPLEMENTATION_PLAN corrections, E2E type safety, d</w:t>
+              <w:t>fix(tests): skip 9 env-dependent backend tests (pre-existing bugs unmasked by co</w:t>
             </w:r>
           </w:p>
         </w:tc>
@@ -35282,7 +35344,7 @@
               <w:rPr>
                 <w:sz w:val="18"/>
               </w:rPr>
-              <w:t>7c3d484</w:t>
+              <w:t>4137fba</w:t>
             </w:r>
           </w:p>
         </w:tc>
@@ -35295,7 +35357,7 @@
               <w:rPr>
                 <w:sz w:val="18"/>
               </w:rPr>
-              <w:t>2026-06-09</w:t>
+              <w:t>2026-07-25</w:t>
             </w:r>
           </w:p>
         </w:tc>
@@ -35308,7 +35370,61 @@
               <w:rPr>
                 <w:sz w:val="18"/>
               </w:rPr>
-              <w:t>fix: apply PR #169 changes — UIUX typo fixes and deterministic E2E offline check</w:t>
+              <w:t>fix(ci): graceful AWS build fail when creds missing (build+chatbot)</w:t>
+            </w:r>
+          </w:p>
+        </w:tc>
+        <w:tc>
+          <w:tcPr>
+            <w:tcW w:type="dxa" w:w="2160"/>
+          </w:tcPr>
+          <w:p>
+            <w:r>
+              <w:rPr>
+                <w:sz w:val="18"/>
+              </w:rPr>
+              <w:t>Bappadala Rohith Kumar Naidu</w:t>
+            </w:r>
+          </w:p>
+        </w:tc>
+      </w:tr>
+      <w:tr>
+        <w:tc>
+          <w:tcPr>
+            <w:tcW w:type="dxa" w:w="2160"/>
+          </w:tcPr>
+          <w:p>
+            <w:r>
+              <w:rPr>
+                <w:sz w:val="18"/>
+              </w:rPr>
+              <w:t>992ee5a</w:t>
+            </w:r>
+          </w:p>
+        </w:tc>
+        <w:tc>
+          <w:tcPr>
+            <w:tcW w:type="dxa" w:w="2160"/>
+          </w:tcPr>
+          <w:p>
+            <w:r>
+              <w:rPr>
+                <w:sz w:val="18"/>
+              </w:rPr>
+              <w:t>2026-07-25</w:t>
+            </w:r>
+          </w:p>
+        </w:tc>
+        <w:tc>
+          <w:tcPr>
+            <w:tcW w:type="dxa" w:w="2160"/>
+          </w:tcPr>
+          <w:p>
+            <w:r>
+              <w:rPr>
+                <w:sz w:val="18"/>
+              </w:rPr>
+              <w:t>fix(ci): increase chatbot health check sleep to 15s (slow startup with torch/tra</w:t>
             </w:r>
           </w:p>
         </w:tc>
@@ -36173,7 +36289,7 @@
               <w:rPr>
                 <w:sz w:val="18"/>
               </w:rPr>
-              <w:t>374</w:t>
+              <w:t>393</w:t>
             </w:r>
           </w:p>
         </w:tc>
@@ -36201,7 +36317,7 @@
               <w:rPr>
                 <w:sz w:val="18"/>
               </w:rPr>
-              <w:t>780</w:t>
+              <w:t>773</w:t>
             </w:r>
           </w:p>
         </w:tc>
@@ -36307,7 +36423,7 @@
         <w:br/>
         <w:t>Generated by scripts/update_master_doc.py</w:t>
         <w:br/>
-        <w:t>Timestamp: 2026-06-09 11:52 IST</w:t>
+        <w:t>Timestamp: 2026-07-26 15:44 IST</w:t>
         <w:br/>
         <w:t>Repository: github.com/SafeVixAI/SafeVixAI</w:t>
       </w:r>

--- a/docs/SafeVixAI_MASTER.docx
+++ b/docs/SafeVixAI_MASTER.docx
@@ -33723,7 +33723,7 @@
           <w:i w:val="0"/>
           <w:sz w:val="22"/>
         </w:rPr>
-        <w:t>🕐 Last auto-updated: 2026-06-09 11:52 IST</w:t>
+        <w:t>🕐 Last auto-updated: 2026-07-26 16:08 IST</w:t>
       </w:r>
     </w:p>
     <w:p>
@@ -33811,7 +33811,7 @@
               <w:rPr>
                 <w:sz w:val="18"/>
               </w:rPr>
-              <w:t>0</w:t>
+              <w:t>2</w:t>
             </w:r>
           </w:p>
         </w:tc>
@@ -33867,7 +33867,7 @@
               <w:rPr>
                 <w:sz w:val="18"/>
               </w:rPr>
-              <w:t>69 MB</w:t>
+              <w:t>89 MB</w:t>
             </w:r>
           </w:p>
         </w:tc>
@@ -33923,7 +33923,7 @@
               <w:rPr>
                 <w:sz w:val="18"/>
               </w:rPr>
-              <w:t>2026-06-09</w:t>
+              <w:t>2026-07-26</w:t>
             </w:r>
           </w:p>
         </w:tc>
@@ -33951,7 +33951,7 @@
               <w:rPr>
                 <w:sz w:val="18"/>
               </w:rPr>
-              <w:t>2</w:t>
+              <w:t>50</w:t>
             </w:r>
           </w:p>
         </w:tc>
@@ -34060,7 +34060,7 @@
               <w:rPr>
                 <w:sz w:val="18"/>
               </w:rPr>
-              <w:t>125ms | HTTP 404 | v?</w:t>
+              <w:t>59ms | HTTP 404 | v?</w:t>
             </w:r>
           </w:p>
         </w:tc>
@@ -34101,7 +34101,7 @@
               <w:rPr>
                 <w:sz w:val="18"/>
               </w:rPr>
-              <w:t>156ms | HTTP 404 | v?</w:t>
+              <w:t>906ms | HTTP 200 | v?</w:t>
             </w:r>
           </w:p>
         </w:tc>
@@ -34142,7 +34142,7 @@
               <w:rPr>
                 <w:sz w:val="18"/>
               </w:rPr>
-              <w:t>71ms | HTTP 200 | v?</w:t>
+              <w:t>173ms | HTTP 200 | v?</w:t>
             </w:r>
           </w:p>
         </w:tc>
@@ -34250,7 +34250,7 @@
               <w:rPr>
                 <w:sz w:val="18"/>
               </w:rPr>
-              <w:t>⏳ Update Master Document</w:t>
+              <w:t>⏳ Benchmark Regression</w:t>
             </w:r>
           </w:p>
         </w:tc>
@@ -34276,7 +34276,7 @@
               <w:rPr>
                 <w:sz w:val="18"/>
               </w:rPr>
-              <w:t>in_progress</w:t>
+              <w:t>skipped</w:t>
             </w:r>
           </w:p>
         </w:tc>
@@ -34289,7 +34289,7 @@
               <w:rPr>
                 <w:sz w:val="18"/>
               </w:rPr>
-              <w:t>2026-06-09</w:t>
+              <w:t>2026-07-26</w:t>
             </w:r>
           </w:p>
         </w:tc>
@@ -34304,7 +34304,7 @@
               <w:rPr>
                 <w:sz w:val="18"/>
               </w:rPr>
-              <w:t>⏳ Deploy Enterprise Docs</w:t>
+              <w:t>⏳ Security Scan</w:t>
             </w:r>
           </w:p>
         </w:tc>
@@ -34317,7 +34317,7 @@
               <w:rPr>
                 <w:sz w:val="18"/>
               </w:rPr>
-              <w:t>main</w:t>
+              <w:t>docs-wiki-auto-update-30198585259</w:t>
             </w:r>
           </w:p>
         </w:tc>
@@ -34330,7 +34330,7 @@
               <w:rPr>
                 <w:sz w:val="18"/>
               </w:rPr>
-              <w:t>in_progress</w:t>
+              <w:t>action_required</w:t>
             </w:r>
           </w:p>
         </w:tc>
@@ -34343,7 +34343,7 @@
               <w:rPr>
                 <w:sz w:val="18"/>
               </w:rPr>
-              <w:t>2026-06-09</w:t>
+              <w:t>2026-07-26</w:t>
             </w:r>
           </w:p>
         </w:tc>
@@ -34358,7 +34358,7 @@
               <w:rPr>
                 <w:sz w:val="18"/>
               </w:rPr>
-              <w:t>⏳ Contract Tests</w:t>
+              <w:t>⏳ Render Deploy Readiness</w:t>
             </w:r>
           </w:p>
         </w:tc>
@@ -34371,7 +34371,7 @@
               <w:rPr>
                 <w:sz w:val="18"/>
               </w:rPr>
-              <w:t>main</w:t>
+              <w:t>docs-wiki-auto-update-30198585259</w:t>
             </w:r>
           </w:p>
         </w:tc>
@@ -34384,7 +34384,7 @@
               <w:rPr>
                 <w:sz w:val="18"/>
               </w:rPr>
-              <w:t>in_progress</w:t>
+              <w:t>action_required</w:t>
             </w:r>
           </w:p>
         </w:tc>
@@ -34397,7 +34397,169 @@
               <w:rPr>
                 <w:sz w:val="18"/>
               </w:rPr>
-              <w:t>2026-06-09</w:t>
+              <w:t>2026-07-26</w:t>
+            </w:r>
+          </w:p>
+        </w:tc>
+      </w:tr>
+      <w:tr>
+        <w:tc>
+          <w:tcPr>
+            <w:tcW w:type="dxa" w:w="2160"/>
+          </w:tcPr>
+          <w:p>
+            <w:r>
+              <w:rPr>
+                <w:sz w:val="18"/>
+              </w:rPr>
+              <w:t>⏳ Branch Protection Checks</w:t>
+            </w:r>
+          </w:p>
+        </w:tc>
+        <w:tc>
+          <w:tcPr>
+            <w:tcW w:type="dxa" w:w="2160"/>
+          </w:tcPr>
+          <w:p>
+            <w:r>
+              <w:rPr>
+                <w:sz w:val="18"/>
+              </w:rPr>
+              <w:t>docs-wiki-auto-update-30198585259</w:t>
+            </w:r>
+          </w:p>
+        </w:tc>
+        <w:tc>
+          <w:tcPr>
+            <w:tcW w:type="dxa" w:w="2160"/>
+          </w:tcPr>
+          <w:p>
+            <w:r>
+              <w:rPr>
+                <w:sz w:val="18"/>
+              </w:rPr>
+              <w:t>action_required</w:t>
+            </w:r>
+          </w:p>
+        </w:tc>
+        <w:tc>
+          <w:tcPr>
+            <w:tcW w:type="dxa" w:w="2160"/>
+          </w:tcPr>
+          <w:p>
+            <w:r>
+              <w:rPr>
+                <w:sz w:val="18"/>
+              </w:rPr>
+              <w:t>2026-07-26</w:t>
+            </w:r>
+          </w:p>
+        </w:tc>
+      </w:tr>
+      <w:tr>
+        <w:tc>
+          <w:tcPr>
+            <w:tcW w:type="dxa" w:w="2160"/>
+          </w:tcPr>
+          <w:p>
+            <w:r>
+              <w:rPr>
+                <w:sz w:val="18"/>
+              </w:rPr>
+              <w:t>⏳ Accessibility (a11y)</w:t>
+            </w:r>
+          </w:p>
+        </w:tc>
+        <w:tc>
+          <w:tcPr>
+            <w:tcW w:type="dxa" w:w="2160"/>
+          </w:tcPr>
+          <w:p>
+            <w:r>
+              <w:rPr>
+                <w:sz w:val="18"/>
+              </w:rPr>
+              <w:t>docs-wiki-auto-update-30198585259</w:t>
+            </w:r>
+          </w:p>
+        </w:tc>
+        <w:tc>
+          <w:tcPr>
+            <w:tcW w:type="dxa" w:w="2160"/>
+          </w:tcPr>
+          <w:p>
+            <w:r>
+              <w:rPr>
+                <w:sz w:val="18"/>
+              </w:rPr>
+              <w:t>action_required</w:t>
+            </w:r>
+          </w:p>
+        </w:tc>
+        <w:tc>
+          <w:tcPr>
+            <w:tcW w:type="dxa" w:w="2160"/>
+          </w:tcPr>
+          <w:p>
+            <w:r>
+              <w:rPr>
+                <w:sz w:val="18"/>
+              </w:rPr>
+              <w:t>2026-07-26</w:t>
+            </w:r>
+          </w:p>
+        </w:tc>
+      </w:tr>
+      <w:tr>
+        <w:tc>
+          <w:tcPr>
+            <w:tcW w:type="dxa" w:w="2160"/>
+          </w:tcPr>
+          <w:p>
+            <w:r>
+              <w:rPr>
+                <w:sz w:val="18"/>
+              </w:rPr>
+              <w:t>⏳ Dependency Review</w:t>
+            </w:r>
+          </w:p>
+        </w:tc>
+        <w:tc>
+          <w:tcPr>
+            <w:tcW w:type="dxa" w:w="2160"/>
+          </w:tcPr>
+          <w:p>
+            <w:r>
+              <w:rPr>
+                <w:sz w:val="18"/>
+              </w:rPr>
+              <w:t>docs-wiki-auto-update-30198585259</w:t>
+            </w:r>
+          </w:p>
+        </w:tc>
+        <w:tc>
+          <w:tcPr>
+            <w:tcW w:type="dxa" w:w="2160"/>
+          </w:tcPr>
+          <w:p>
+            <w:r>
+              <w:rPr>
+                <w:sz w:val="18"/>
+              </w:rPr>
+              <w:t>action_required</w:t>
+            </w:r>
+          </w:p>
+        </w:tc>
+        <w:tc>
+          <w:tcPr>
+            <w:tcW w:type="dxa" w:w="2160"/>
+          </w:tcPr>
+          <w:p>
+            <w:r>
+              <w:rPr>
+                <w:sz w:val="18"/>
+              </w:rPr>
+              <w:t>2026-07-26</w:t>
             </w:r>
           </w:p>
         </w:tc>
@@ -34425,223 +34587,7 @@
               <w:rPr>
                 <w:sz w:val="18"/>
               </w:rPr>
-              <w:t>main</w:t>
-            </w:r>
-          </w:p>
-        </w:tc>
-        <w:tc>
-          <w:tcPr>
-            <w:tcW w:type="dxa" w:w="2160"/>
-          </w:tcPr>
-          <w:p>
-            <w:r>
-              <w:rPr>
-                <w:sz w:val="18"/>
-              </w:rPr>
-              <w:t>in_progress</w:t>
-            </w:r>
-          </w:p>
-        </w:tc>
-        <w:tc>
-          <w:tcPr>
-            <w:tcW w:type="dxa" w:w="2160"/>
-          </w:tcPr>
-          <w:p>
-            <w:r>
-              <w:rPr>
-                <w:sz w:val="18"/>
-              </w:rPr>
-              <w:t>2026-06-09</w:t>
-            </w:r>
-          </w:p>
-        </w:tc>
-      </w:tr>
-      <w:tr>
-        <w:tc>
-          <w:tcPr>
-            <w:tcW w:type="dxa" w:w="2160"/>
-          </w:tcPr>
-          <w:p>
-            <w:r>
-              <w:rPr>
-                <w:sz w:val="18"/>
-              </w:rPr>
-              <w:t>⏳ Wiki Documentation Sync</w:t>
-            </w:r>
-          </w:p>
-        </w:tc>
-        <w:tc>
-          <w:tcPr>
-            <w:tcW w:type="dxa" w:w="2160"/>
-          </w:tcPr>
-          <w:p>
-            <w:r>
-              <w:rPr>
-                <w:sz w:val="18"/>
-              </w:rPr>
-              <w:t>main</w:t>
-            </w:r>
-          </w:p>
-        </w:tc>
-        <w:tc>
-          <w:tcPr>
-            <w:tcW w:type="dxa" w:w="2160"/>
-          </w:tcPr>
-          <w:p>
-            <w:r>
-              <w:rPr>
-                <w:sz w:val="18"/>
-              </w:rPr>
-              <w:t>in_progress</w:t>
-            </w:r>
-          </w:p>
-        </w:tc>
-        <w:tc>
-          <w:tcPr>
-            <w:tcW w:type="dxa" w:w="2160"/>
-          </w:tcPr>
-          <w:p>
-            <w:r>
-              <w:rPr>
-                <w:sz w:val="18"/>
-              </w:rPr>
-              <w:t>2026-06-09</w:t>
-            </w:r>
-          </w:p>
-        </w:tc>
-      </w:tr>
-      <w:tr>
-        <w:tc>
-          <w:tcPr>
-            <w:tcW w:type="dxa" w:w="2160"/>
-          </w:tcPr>
-          <w:p>
-            <w:r>
-              <w:rPr>
-                <w:sz w:val="18"/>
-              </w:rPr>
-              <w:t>⏳ Code Quality: Push on main</w:t>
-            </w:r>
-          </w:p>
-        </w:tc>
-        <w:tc>
-          <w:tcPr>
-            <w:tcW w:type="dxa" w:w="2160"/>
-          </w:tcPr>
-          <w:p>
-            <w:r>
-              <w:rPr>
-                <w:sz w:val="18"/>
-              </w:rPr>
-              <w:t>main</w:t>
-            </w:r>
-          </w:p>
-        </w:tc>
-        <w:tc>
-          <w:tcPr>
-            <w:tcW w:type="dxa" w:w="2160"/>
-          </w:tcPr>
-          <w:p>
-            <w:r>
-              <w:rPr>
-                <w:sz w:val="18"/>
-              </w:rPr>
-              <w:t>in_progress</w:t>
-            </w:r>
-          </w:p>
-        </w:tc>
-        <w:tc>
-          <w:tcPr>
-            <w:tcW w:type="dxa" w:w="2160"/>
-          </w:tcPr>
-          <w:p>
-            <w:r>
-              <w:rPr>
-                <w:sz w:val="18"/>
-              </w:rPr>
-              <w:t>2026-06-09</w:t>
-            </w:r>
-          </w:p>
-        </w:tc>
-      </w:tr>
-      <w:tr>
-        <w:tc>
-          <w:tcPr>
-            <w:tcW w:type="dxa" w:w="2160"/>
-          </w:tcPr>
-          <w:p>
-            <w:r>
-              <w:rPr>
-                <w:sz w:val="18"/>
-              </w:rPr>
-              <w:t>⏳ Push on main</w:t>
-            </w:r>
-          </w:p>
-        </w:tc>
-        <w:tc>
-          <w:tcPr>
-            <w:tcW w:type="dxa" w:w="2160"/>
-          </w:tcPr>
-          <w:p>
-            <w:r>
-              <w:rPr>
-                <w:sz w:val="18"/>
-              </w:rPr>
-              <w:t>main</w:t>
-            </w:r>
-          </w:p>
-        </w:tc>
-        <w:tc>
-          <w:tcPr>
-            <w:tcW w:type="dxa" w:w="2160"/>
-          </w:tcPr>
-          <w:p>
-            <w:r>
-              <w:rPr>
-                <w:sz w:val="18"/>
-              </w:rPr>
-              <w:t>in_progress</w:t>
-            </w:r>
-          </w:p>
-        </w:tc>
-        <w:tc>
-          <w:tcPr>
-            <w:tcW w:type="dxa" w:w="2160"/>
-          </w:tcPr>
-          <w:p>
-            <w:r>
-              <w:rPr>
-                <w:sz w:val="18"/>
-              </w:rPr>
-              <w:t>2026-06-09</w:t>
-            </w:r>
-          </w:p>
-        </w:tc>
-      </w:tr>
-      <w:tr>
-        <w:tc>
-          <w:tcPr>
-            <w:tcW w:type="dxa" w:w="2160"/>
-          </w:tcPr>
-          <w:p>
-            <w:r>
-              <w:rPr>
-                <w:sz w:val="18"/>
-              </w:rPr>
-              <w:t>⏳ Branch Protection Checks</w:t>
-            </w:r>
-          </w:p>
-        </w:tc>
-        <w:tc>
-          <w:tcPr>
-            <w:tcW w:type="dxa" w:w="2160"/>
-          </w:tcPr>
-          <w:p>
-            <w:r>
-              <w:rPr>
-                <w:sz w:val="18"/>
-              </w:rPr>
-              <w:t>copilot/fix-271806273-1189775594-56109f09-207f-4c1f-b6e9-92a559241e8f</w:t>
+              <w:t>docs-wiki-auto-update-30198585259</w:t>
             </w:r>
           </w:p>
         </w:tc>
@@ -34667,7 +34613,61 @@
               <w:rPr>
                 <w:sz w:val="18"/>
               </w:rPr>
-              <w:t>2026-06-09</w:t>
+              <w:t>2026-07-26</w:t>
+            </w:r>
+          </w:p>
+        </w:tc>
+      </w:tr>
+      <w:tr>
+        <w:tc>
+          <w:tcPr>
+            <w:tcW w:type="dxa" w:w="2160"/>
+          </w:tcPr>
+          <w:p>
+            <w:r>
+              <w:rPr>
+                <w:sz w:val="18"/>
+              </w:rPr>
+              <w:t>⏳ License Scan</w:t>
+            </w:r>
+          </w:p>
+        </w:tc>
+        <w:tc>
+          <w:tcPr>
+            <w:tcW w:type="dxa" w:w="2160"/>
+          </w:tcPr>
+          <w:p>
+            <w:r>
+              <w:rPr>
+                <w:sz w:val="18"/>
+              </w:rPr>
+              <w:t>docs-wiki-auto-update-30198585259</w:t>
+            </w:r>
+          </w:p>
+        </w:tc>
+        <w:tc>
+          <w:tcPr>
+            <w:tcW w:type="dxa" w:w="2160"/>
+          </w:tcPr>
+          <w:p>
+            <w:r>
+              <w:rPr>
+                <w:sz w:val="18"/>
+              </w:rPr>
+              <w:t>action_required</w:t>
+            </w:r>
+          </w:p>
+        </w:tc>
+        <w:tc>
+          <w:tcPr>
+            <w:tcW w:type="dxa" w:w="2160"/>
+          </w:tcPr>
+          <w:p>
+            <w:r>
+              <w:rPr>
+                <w:sz w:val="18"/>
+              </w:rPr>
+              <w:t>2026-07-26</w:t>
             </w:r>
           </w:p>
         </w:tc>
@@ -34691,19 +34691,135 @@
           <w:i w:val="0"/>
           <w:sz w:val="20"/>
         </w:rPr>
-        <w:t>Total open: 0 | Critical/Bug: 0</w:t>
-      </w:r>
-    </w:p>
-    <w:p>
-      <w:r>
-        <w:rPr>
-          <w:b w:val="0"/>
-          <w:i w:val="0"/>
-          <w:sz w:val="20"/>
-        </w:rPr>
-        <w:t>🎉 No open issues — all clear!</w:t>
-      </w:r>
-    </w:p>
+        <w:t>Total open: 1 | Critical/Bug: 0</w:t>
+      </w:r>
+    </w:p>
+    <w:tbl>
+      <w:tblPr>
+        <w:tblStyle w:val="LightGrid-Accent1"/>
+        <w:tblW w:type="auto" w:w="0"/>
+        <w:jc w:val="center"/>
+        <w:tblLook w:firstColumn="1" w:firstRow="1" w:lastColumn="0" w:lastRow="0" w:noHBand="0" w:noVBand="1" w:val="04A0"/>
+      </w:tblPr>
+      <w:tblGrid>
+        <w:gridCol w:w="2160"/>
+        <w:gridCol w:w="2160"/>
+        <w:gridCol w:w="2160"/>
+        <w:gridCol w:w="2160"/>
+      </w:tblGrid>
+      <w:tr>
+        <w:tc>
+          <w:tcPr>
+            <w:tcW w:type="dxa" w:w="2160"/>
+          </w:tcPr>
+          <w:p>
+            <w:r>
+              <w:rPr>
+                <w:b/>
+                <w:sz w:val="18"/>
+              </w:rPr>
+              <w:t>#</w:t>
+            </w:r>
+          </w:p>
+        </w:tc>
+        <w:tc>
+          <w:tcPr>
+            <w:tcW w:type="dxa" w:w="2160"/>
+          </w:tcPr>
+          <w:p>
+            <w:r>
+              <w:rPr>
+                <w:b/>
+                <w:sz w:val="18"/>
+              </w:rPr>
+              <w:t>Title</w:t>
+            </w:r>
+          </w:p>
+        </w:tc>
+        <w:tc>
+          <w:tcPr>
+            <w:tcW w:type="dxa" w:w="2160"/>
+          </w:tcPr>
+          <w:p>
+            <w:r>
+              <w:rPr>
+                <w:b/>
+                <w:sz w:val="18"/>
+              </w:rPr>
+              <w:t>Labels</w:t>
+            </w:r>
+          </w:p>
+        </w:tc>
+        <w:tc>
+          <w:tcPr>
+            <w:tcW w:type="dxa" w:w="2160"/>
+          </w:tcPr>
+          <w:p>
+            <w:r>
+              <w:rPr>
+                <w:b/>
+                <w:sz w:val="18"/>
+              </w:rPr>
+              <w:t>Assignee</w:t>
+            </w:r>
+          </w:p>
+        </w:tc>
+      </w:tr>
+      <w:tr>
+        <w:tc>
+          <w:tcPr>
+            <w:tcW w:type="dxa" w:w="2160"/>
+          </w:tcPr>
+          <w:p>
+            <w:r>
+              <w:rPr>
+                <w:sz w:val="18"/>
+              </w:rPr>
+              <w:t>#326</w:t>
+            </w:r>
+          </w:p>
+        </w:tc>
+        <w:tc>
+          <w:tcPr>
+            <w:tcW w:type="dxa" w:w="2160"/>
+          </w:tcPr>
+          <w:p>
+            <w:r>
+              <w:rPr>
+                <w:sz w:val="18"/>
+              </w:rPr>
+              <w:t>OWASP ZAP Security Scan</w:t>
+            </w:r>
+          </w:p>
+        </w:tc>
+        <w:tc>
+          <w:tcPr>
+            <w:tcW w:type="dxa" w:w="2160"/>
+          </w:tcPr>
+          <w:p>
+            <w:r>
+              <w:rPr>
+                <w:sz w:val="18"/>
+              </w:rPr>
+              <w:t>—</w:t>
+            </w:r>
+          </w:p>
+        </w:tc>
+        <w:tc>
+          <w:tcPr>
+            <w:tcW w:type="dxa" w:w="2160"/>
+          </w:tcPr>
+          <w:p>
+            <w:r>
+              <w:rPr>
+                <w:sz w:val="18"/>
+              </w:rPr>
+              <w:t>—</w:t>
+            </w:r>
+          </w:p>
+        </w:tc>
+      </w:tr>
+    </w:tbl>
     <w:p>
       <w:pPr>
         <w:pStyle w:val="Heading2"/>
@@ -34796,7 +34912,7 @@
               <w:rPr>
                 <w:sz w:val="18"/>
               </w:rPr>
-              <w:t>52397b4</w:t>
+              <w:t>8fe8e32</w:t>
             </w:r>
           </w:p>
         </w:tc>
@@ -34809,7 +34925,7 @@
               <w:rPr>
                 <w:sz w:val="18"/>
               </w:rPr>
-              <w:t>2026-06-09</w:t>
+              <w:t>2026-07-26</w:t>
             </w:r>
           </w:p>
         </w:tc>
@@ -34822,7 +34938,7 @@
               <w:rPr>
                 <w:sz w:val="18"/>
               </w:rPr>
-              <w:t>Merge pull request #100 from SafeVixAI/docs-wiki-auto-update</w:t>
+              <w:t>fix: directly override mcp_server._build_roadwatch_service monkeypatch-style ins</w:t>
             </w:r>
           </w:p>
         </w:tc>
@@ -34850,7 +34966,7 @@
               <w:rPr>
                 <w:sz w:val="18"/>
               </w:rPr>
-              <w:t>425db96</w:t>
+              <w:t>77c349d</w:t>
             </w:r>
           </w:p>
         </w:tc>
@@ -34863,7 +34979,7 @@
               <w:rPr>
                 <w:sz w:val="18"/>
               </w:rPr>
-              <w:t>2026-06-09</w:t>
+              <w:t>2026-07-26</w:t>
             </w:r>
           </w:p>
         </w:tc>
@@ -34876,61 +34992,7 @@
               <w:rPr>
                 <w:sz w:val="18"/>
               </w:rPr>
-              <w:t>docs(wiki): auto-sync wiki documentation [automated]</w:t>
-            </w:r>
-          </w:p>
-        </w:tc>
-        <w:tc>
-          <w:tcPr>
-            <w:tcW w:type="dxa" w:w="2160"/>
-          </w:tcPr>
-          <w:p>
-            <w:r>
-              <w:rPr>
-                <w:sz w:val="18"/>
-              </w:rPr>
-              <w:t>rohitkumarnaidu</w:t>
-            </w:r>
-          </w:p>
-        </w:tc>
-      </w:tr>
-      <w:tr>
-        <w:tc>
-          <w:tcPr>
-            <w:tcW w:type="dxa" w:w="2160"/>
-          </w:tcPr>
-          <w:p>
-            <w:r>
-              <w:rPr>
-                <w:sz w:val="18"/>
-              </w:rPr>
-              <w:t>7c3823f</w:t>
-            </w:r>
-          </w:p>
-        </w:tc>
-        <w:tc>
-          <w:tcPr>
-            <w:tcW w:type="dxa" w:w="2160"/>
-          </w:tcPr>
-          <w:p>
-            <w:r>
-              <w:rPr>
-                <w:sz w:val="18"/>
-              </w:rPr>
-              <w:t>2026-06-09</w:t>
-            </w:r>
-          </w:p>
-        </w:tc>
-        <w:tc>
-          <w:tcPr>
-            <w:tcW w:type="dxa" w:w="2160"/>
-          </w:tcPr>
-          <w:p>
-            <w:r>
-              <w:rPr>
-                <w:sz w:val="18"/>
-              </w:rPr>
-              <w:t>fix(e2e): automate static asset copying, auto-dismiss SystemStatusBar, and fix o</w:t>
+              <w:t xml:space="preserve">fix: ci - lower backend coverage threshold to 93, fix mcp test patching, skip 6 </w:t>
             </w:r>
           </w:p>
         </w:tc>
@@ -34958,7 +35020,7 @@
               <w:rPr>
                 <w:sz w:val="18"/>
               </w:rPr>
-              <w:t>372b126</w:t>
+              <w:t>9d2cf33</w:t>
             </w:r>
           </w:p>
         </w:tc>
@@ -34971,7 +35033,7 @@
               <w:rPr>
                 <w:sz w:val="18"/>
               </w:rPr>
-              <w:t>2026-06-09</w:t>
+              <w:t>2026-07-26</w:t>
             </w:r>
           </w:p>
         </w:tc>
@@ -34984,7 +35046,7 @@
               <w:rPr>
                 <w:sz w:val="18"/>
               </w:rPr>
-              <w:t>style: fix remaining auto-fixable python quality findings</w:t>
+              <w:t>fix: mock engine in provider tests + add module-scoped engine dispose</w:t>
             </w:r>
           </w:p>
         </w:tc>
@@ -35012,7 +35074,7 @@
               <w:rPr>
                 <w:sz w:val="18"/>
               </w:rPr>
-              <w:t>97c854f</w:t>
+              <w:t>1b04171</w:t>
             </w:r>
           </w:p>
         </w:tc>
@@ -35025,7 +35087,7 @@
               <w:rPr>
                 <w:sz w:val="18"/>
               </w:rPr>
-              <w:t>2026-06-09</w:t>
+              <w:t>2026-07-26</w:t>
             </w:r>
           </w:p>
         </w:tc>
@@ -35038,7 +35100,7 @@
               <w:rPr>
                 <w:sz w:val="18"/>
               </w:rPr>
-              <w:t>fix(e2e): copy .next/static into standalone output for JS/CSS hydration</w:t>
+              <w:t>fix: restore loop_scope=module for provider tests + fix MCP patch target</w:t>
             </w:r>
           </w:p>
         </w:tc>
@@ -35066,7 +35128,7 @@
               <w:rPr>
                 <w:sz w:val="18"/>
               </w:rPr>
-              <w:t>d74dfa9</w:t>
+              <w:t>8f2e6e0</w:t>
             </w:r>
           </w:p>
         </w:tc>
@@ -35079,7 +35141,7 @@
               <w:rPr>
                 <w:sz w:val="18"/>
               </w:rPr>
-              <w:t>2026-06-09</w:t>
+              <w:t>2026-07-26</w:t>
             </w:r>
           </w:p>
         </w:tc>
@@ -35092,7 +35154,7 @@
               <w:rPr>
                 <w:sz w:val="18"/>
               </w:rPr>
-              <w:t>style: run ruff check --fix --unsafe-fixes to resolve python maintainability fin</w:t>
+              <w:t>fix(ci): make ruff lint blocking (remove continue-on-error + || true)</w:t>
             </w:r>
           </w:p>
         </w:tc>
@@ -35120,7 +35182,7 @@
               <w:rPr>
                 <w:sz w:val="18"/>
               </w:rPr>
-              <w:t>b6808fa</w:t>
+              <w:t>b21ced7</w:t>
             </w:r>
           </w:p>
         </w:tc>
@@ -35133,7 +35195,7 @@
               <w:rPr>
                 <w:sz w:val="18"/>
               </w:rPr>
-              <w:t>2026-06-09</w:t>
+              <w:t>2026-07-26</w:t>
             </w:r>
           </w:p>
         </w:tc>
@@ -35146,7 +35208,7 @@
               <w:rPr>
                 <w:sz w:val="18"/>
               </w:rPr>
-              <w:t>security: upgrade base OS packages inside all Dockerfiles to resolve Trivy RCE a</w:t>
+              <w:t>fix(lint): commit Batch 31 ruff lint fixes across chatbot_service</w:t>
             </w:r>
           </w:p>
         </w:tc>
@@ -35174,7 +35236,7 @@
               <w:rPr>
                 <w:sz w:val="18"/>
               </w:rPr>
-              <w:t>9503986</w:t>
+              <w:t>6a868dc</w:t>
             </w:r>
           </w:p>
         </w:tc>
@@ -35187,7 +35249,7 @@
               <w:rPr>
                 <w:sz w:val="18"/>
               </w:rPr>
-              <w:t>2026-06-09</w:t>
+              <w:t>2026-07-26</w:t>
             </w:r>
           </w:p>
         </w:tc>
@@ -35200,7 +35262,7 @@
               <w:rPr>
                 <w:sz w:val="18"/>
               </w:rPr>
-              <w:t>security: upgrade chromadb to 1.5.9 to resolve pre-auth RCE vulnerability and up</w:t>
+              <w:t xml:space="preserve">fix(enterprise): fix skipped tests properly + retry health check + restore 100% </w:t>
             </w:r>
           </w:p>
         </w:tc>
@@ -35228,7 +35290,7 @@
               <w:rPr>
                 <w:sz w:val="18"/>
               </w:rPr>
-              <w:t>86b8ecf</w:t>
+              <w:t>86052b6</w:t>
             </w:r>
           </w:p>
         </w:tc>
@@ -35241,7 +35303,7 @@
               <w:rPr>
                 <w:sz w:val="18"/>
               </w:rPr>
-              <w:t>2026-06-09</w:t>
+              <w:t>2026-07-25</w:t>
             </w:r>
           </w:p>
         </w:tc>
@@ -35254,7 +35316,7 @@
               <w:rPr>
                 <w:sz w:val="18"/>
               </w:rPr>
-              <w:t>fix: apply PR #170 changes — IMPLEMENTATION_PLAN corrections, E2E type safety, d</w:t>
+              <w:t>fix(ci): lower backend coverage threshold 100→93 (matches pyproject.toml)</w:t>
             </w:r>
           </w:p>
         </w:tc>
@@ -35282,7 +35344,7 @@
               <w:rPr>
                 <w:sz w:val="18"/>
               </w:rPr>
-              <w:t>7c3d484</w:t>
+              <w:t>c304e3e</w:t>
             </w:r>
           </w:p>
         </w:tc>
@@ -35295,7 +35357,7 @@
               <w:rPr>
                 <w:sz w:val="18"/>
               </w:rPr>
-              <w:t>2026-06-09</w:t>
+              <w:t>2026-07-25</w:t>
             </w:r>
           </w:p>
         </w:tc>
@@ -35308,7 +35370,61 @@
               <w:rPr>
                 <w:sz w:val="18"/>
               </w:rPr>
-              <w:t>fix: apply PR #169 changes — UIUX typo fixes and deterministic E2E offline check</w:t>
+              <w:t>fix(tests): skip 9 env-dependent backend tests (pre-existing bugs unmasked by co</w:t>
+            </w:r>
+          </w:p>
+        </w:tc>
+        <w:tc>
+          <w:tcPr>
+            <w:tcW w:type="dxa" w:w="2160"/>
+          </w:tcPr>
+          <w:p>
+            <w:r>
+              <w:rPr>
+                <w:sz w:val="18"/>
+              </w:rPr>
+              <w:t>Bappadala Rohith Kumar Naidu</w:t>
+            </w:r>
+          </w:p>
+        </w:tc>
+      </w:tr>
+      <w:tr>
+        <w:tc>
+          <w:tcPr>
+            <w:tcW w:type="dxa" w:w="2160"/>
+          </w:tcPr>
+          <w:p>
+            <w:r>
+              <w:rPr>
+                <w:sz w:val="18"/>
+              </w:rPr>
+              <w:t>4137fba</w:t>
+            </w:r>
+          </w:p>
+        </w:tc>
+        <w:tc>
+          <w:tcPr>
+            <w:tcW w:type="dxa" w:w="2160"/>
+          </w:tcPr>
+          <w:p>
+            <w:r>
+              <w:rPr>
+                <w:sz w:val="18"/>
+              </w:rPr>
+              <w:t>2026-07-25</w:t>
+            </w:r>
+          </w:p>
+        </w:tc>
+        <w:tc>
+          <w:tcPr>
+            <w:tcW w:type="dxa" w:w="2160"/>
+          </w:tcPr>
+          <w:p>
+            <w:r>
+              <w:rPr>
+                <w:sz w:val="18"/>
+              </w:rPr>
+              <w:t>fix(ci): graceful AWS build fail when creds missing (build+chatbot)</w:t>
             </w:r>
           </w:p>
         </w:tc>
@@ -36173,7 +36289,7 @@
               <w:rPr>
                 <w:sz w:val="18"/>
               </w:rPr>
-              <w:t>374</w:t>
+              <w:t>393</w:t>
             </w:r>
           </w:p>
         </w:tc>
@@ -36201,7 +36317,7 @@
               <w:rPr>
                 <w:sz w:val="18"/>
               </w:rPr>
-              <w:t>780</w:t>
+              <w:t>773</w:t>
             </w:r>
           </w:p>
         </w:tc>
@@ -36307,7 +36423,7 @@
         <w:br/>
         <w:t>Generated by scripts/update_master_doc.py</w:t>
         <w:br/>
-        <w:t>Timestamp: 2026-06-09 11:52 IST</w:t>
+        <w:t>Timestamp: 2026-07-26 16:08 IST</w:t>
         <w:br/>
         <w:t>Repository: github.com/SafeVixAI/SafeVixAI</w:t>
       </w:r>

--- a/docs/SafeVixAI_MASTER.docx
+++ b/docs/SafeVixAI_MASTER.docx
@@ -33723,7 +33723,7 @@
           <w:i w:val="0"/>
           <w:sz w:val="22"/>
         </w:rPr>
-        <w:t>🕐 Last auto-updated: 2026-07-26 15:44 IST</w:t>
+        <w:t>🕐 Last auto-updated: 2026-07-26 16:09 IST</w:t>
       </w:r>
     </w:p>
     <w:p>
@@ -33951,7 +33951,7 @@
               <w:rPr>
                 <w:sz w:val="18"/>
               </w:rPr>
-              <w:t>48</w:t>
+              <w:t>44</w:t>
             </w:r>
           </w:p>
         </w:tc>
@@ -34060,7 +34060,7 @@
               <w:rPr>
                 <w:sz w:val="18"/>
               </w:rPr>
-              <w:t>81ms | HTTP 404 | v?</w:t>
+              <w:t>170ms | HTTP 404 | v?</w:t>
             </w:r>
           </w:p>
         </w:tc>
@@ -34101,7 +34101,7 @@
               <w:rPr>
                 <w:sz w:val="18"/>
               </w:rPr>
-              <w:t>530ms | HTTP 200 | v?</w:t>
+              <w:t>359ms | HTTP 200 | v?</w:t>
             </w:r>
           </w:p>
         </w:tc>
@@ -34142,7 +34142,7 @@
               <w:rPr>
                 <w:sz w:val="18"/>
               </w:rPr>
-              <w:t>369ms | HTTP 200 | v?</w:t>
+              <w:t>154ms | HTTP 200 | v?</w:t>
             </w:r>
           </w:p>
         </w:tc>
@@ -34276,7 +34276,277 @@
               <w:rPr>
                 <w:sz w:val="18"/>
               </w:rPr>
+              <w:t>queued</w:t>
+            </w:r>
+          </w:p>
+        </w:tc>
+        <w:tc>
+          <w:tcPr>
+            <w:tcW w:type="dxa" w:w="2160"/>
+          </w:tcPr>
+          <w:p>
+            <w:r>
+              <w:rPr>
+                <w:sz w:val="18"/>
+              </w:rPr>
+              <w:t>2026-07-26</w:t>
+            </w:r>
+          </w:p>
+        </w:tc>
+      </w:tr>
+      <w:tr>
+        <w:tc>
+          <w:tcPr>
+            <w:tcW w:type="dxa" w:w="2160"/>
+          </w:tcPr>
+          <w:p>
+            <w:r>
+              <w:rPr>
+                <w:sz w:val="18"/>
+              </w:rPr>
+              <w:t>⏳ Benchmark Regression</w:t>
+            </w:r>
+          </w:p>
+        </w:tc>
+        <w:tc>
+          <w:tcPr>
+            <w:tcW w:type="dxa" w:w="2160"/>
+          </w:tcPr>
+          <w:p>
+            <w:r>
+              <w:rPr>
+                <w:sz w:val="18"/>
+              </w:rPr>
+              <w:t>main</w:t>
+            </w:r>
+          </w:p>
+        </w:tc>
+        <w:tc>
+          <w:tcPr>
+            <w:tcW w:type="dxa" w:w="2160"/>
+          </w:tcPr>
+          <w:p>
+            <w:r>
+              <w:rPr>
+                <w:sz w:val="18"/>
+              </w:rPr>
               <w:t>skipped</w:t>
+            </w:r>
+          </w:p>
+        </w:tc>
+        <w:tc>
+          <w:tcPr>
+            <w:tcW w:type="dxa" w:w="2160"/>
+          </w:tcPr>
+          <w:p>
+            <w:r>
+              <w:rPr>
+                <w:sz w:val="18"/>
+              </w:rPr>
+              <w:t>2026-07-26</w:t>
+            </w:r>
+          </w:p>
+        </w:tc>
+      </w:tr>
+      <w:tr>
+        <w:tc>
+          <w:tcPr>
+            <w:tcW w:type="dxa" w:w="2160"/>
+          </w:tcPr>
+          <w:p>
+            <w:r>
+              <w:rPr>
+                <w:sz w:val="18"/>
+              </w:rPr>
+              <w:t>⏳ Benchmark Regression</w:t>
+            </w:r>
+          </w:p>
+        </w:tc>
+        <w:tc>
+          <w:tcPr>
+            <w:tcW w:type="dxa" w:w="2160"/>
+          </w:tcPr>
+          <w:p>
+            <w:r>
+              <w:rPr>
+                <w:sz w:val="18"/>
+              </w:rPr>
+              <w:t>main</w:t>
+            </w:r>
+          </w:p>
+        </w:tc>
+        <w:tc>
+          <w:tcPr>
+            <w:tcW w:type="dxa" w:w="2160"/>
+          </w:tcPr>
+          <w:p>
+            <w:r>
+              <w:rPr>
+                <w:sz w:val="18"/>
+              </w:rPr>
+              <w:t>skipped</w:t>
+            </w:r>
+          </w:p>
+        </w:tc>
+        <w:tc>
+          <w:tcPr>
+            <w:tcW w:type="dxa" w:w="2160"/>
+          </w:tcPr>
+          <w:p>
+            <w:r>
+              <w:rPr>
+                <w:sz w:val="18"/>
+              </w:rPr>
+              <w:t>2026-07-26</w:t>
+            </w:r>
+          </w:p>
+        </w:tc>
+      </w:tr>
+      <w:tr>
+        <w:tc>
+          <w:tcPr>
+            <w:tcW w:type="dxa" w:w="2160"/>
+          </w:tcPr>
+          <w:p>
+            <w:r>
+              <w:rPr>
+                <w:sz w:val="18"/>
+              </w:rPr>
+              <w:t>⚪ Benchmark Regression</w:t>
+            </w:r>
+          </w:p>
+        </w:tc>
+        <w:tc>
+          <w:tcPr>
+            <w:tcW w:type="dxa" w:w="2160"/>
+          </w:tcPr>
+          <w:p>
+            <w:r>
+              <w:rPr>
+                <w:sz w:val="18"/>
+              </w:rPr>
+              <w:t>main</w:t>
+            </w:r>
+          </w:p>
+        </w:tc>
+        <w:tc>
+          <w:tcPr>
+            <w:tcW w:type="dxa" w:w="2160"/>
+          </w:tcPr>
+          <w:p>
+            <w:r>
+              <w:rPr>
+                <w:sz w:val="18"/>
+              </w:rPr>
+              <w:t>cancelled</w:t>
+            </w:r>
+          </w:p>
+        </w:tc>
+        <w:tc>
+          <w:tcPr>
+            <w:tcW w:type="dxa" w:w="2160"/>
+          </w:tcPr>
+          <w:p>
+            <w:r>
+              <w:rPr>
+                <w:sz w:val="18"/>
+              </w:rPr>
+              <w:t>2026-07-26</w:t>
+            </w:r>
+          </w:p>
+        </w:tc>
+      </w:tr>
+      <w:tr>
+        <w:tc>
+          <w:tcPr>
+            <w:tcW w:type="dxa" w:w="2160"/>
+          </w:tcPr>
+          <w:p>
+            <w:r>
+              <w:rPr>
+                <w:sz w:val="18"/>
+              </w:rPr>
+              <w:t>⏳ Benchmark Regression</w:t>
+            </w:r>
+          </w:p>
+        </w:tc>
+        <w:tc>
+          <w:tcPr>
+            <w:tcW w:type="dxa" w:w="2160"/>
+          </w:tcPr>
+          <w:p>
+            <w:r>
+              <w:rPr>
+                <w:sz w:val="18"/>
+              </w:rPr>
+              <w:t>main</w:t>
+            </w:r>
+          </w:p>
+        </w:tc>
+        <w:tc>
+          <w:tcPr>
+            <w:tcW w:type="dxa" w:w="2160"/>
+          </w:tcPr>
+          <w:p>
+            <w:r>
+              <w:rPr>
+                <w:sz w:val="18"/>
+              </w:rPr>
+              <w:t>skipped</w:t>
+            </w:r>
+          </w:p>
+        </w:tc>
+        <w:tc>
+          <w:tcPr>
+            <w:tcW w:type="dxa" w:w="2160"/>
+          </w:tcPr>
+          <w:p>
+            <w:r>
+              <w:rPr>
+                <w:sz w:val="18"/>
+              </w:rPr>
+              <w:t>2026-07-26</w:t>
+            </w:r>
+          </w:p>
+        </w:tc>
+      </w:tr>
+      <w:tr>
+        <w:tc>
+          <w:tcPr>
+            <w:tcW w:type="dxa" w:w="2160"/>
+          </w:tcPr>
+          <w:p>
+            <w:r>
+              <w:rPr>
+                <w:sz w:val="18"/>
+              </w:rPr>
+              <w:t>⏳ Codacy Security Scan</w:t>
+            </w:r>
+          </w:p>
+        </w:tc>
+        <w:tc>
+          <w:tcPr>
+            <w:tcW w:type="dxa" w:w="2160"/>
+          </w:tcPr>
+          <w:p>
+            <w:r>
+              <w:rPr>
+                <w:sz w:val="18"/>
+              </w:rPr>
+              <w:t>main</w:t>
+            </w:r>
+          </w:p>
+        </w:tc>
+        <w:tc>
+          <w:tcPr>
+            <w:tcW w:type="dxa" w:w="2160"/>
+          </w:tcPr>
+          <w:p>
+            <w:r>
+              <w:rPr>
+                <w:sz w:val="18"/>
+              </w:rPr>
+              <w:t>in_progress</w:t>
             </w:r>
           </w:p>
         </w:tc>
@@ -34317,7 +34587,7 @@
               <w:rPr>
                 <w:sz w:val="18"/>
               </w:rPr>
-              <w:t>docs-wiki-auto-update-30197882119</w:t>
+              <w:t>main</w:t>
             </w:r>
           </w:p>
         </w:tc>
@@ -34330,115 +34600,7 @@
               <w:rPr>
                 <w:sz w:val="18"/>
               </w:rPr>
-              <w:t>action_required</w:t>
-            </w:r>
-          </w:p>
-        </w:tc>
-        <w:tc>
-          <w:tcPr>
-            <w:tcW w:type="dxa" w:w="2160"/>
-          </w:tcPr>
-          <w:p>
-            <w:r>
-              <w:rPr>
-                <w:sz w:val="18"/>
-              </w:rPr>
-              <w:t>2026-07-26</w:t>
-            </w:r>
-          </w:p>
-        </w:tc>
-      </w:tr>
-      <w:tr>
-        <w:tc>
-          <w:tcPr>
-            <w:tcW w:type="dxa" w:w="2160"/>
-          </w:tcPr>
-          <w:p>
-            <w:r>
-              <w:rPr>
-                <w:sz w:val="18"/>
-              </w:rPr>
-              <w:t>⏳ Dependency Review</w:t>
-            </w:r>
-          </w:p>
-        </w:tc>
-        <w:tc>
-          <w:tcPr>
-            <w:tcW w:type="dxa" w:w="2160"/>
-          </w:tcPr>
-          <w:p>
-            <w:r>
-              <w:rPr>
-                <w:sz w:val="18"/>
-              </w:rPr>
-              <w:t>docs-wiki-auto-update-30197882119</w:t>
-            </w:r>
-          </w:p>
-        </w:tc>
-        <w:tc>
-          <w:tcPr>
-            <w:tcW w:type="dxa" w:w="2160"/>
-          </w:tcPr>
-          <w:p>
-            <w:r>
-              <w:rPr>
-                <w:sz w:val="18"/>
-              </w:rPr>
-              <w:t>action_required</w:t>
-            </w:r>
-          </w:p>
-        </w:tc>
-        <w:tc>
-          <w:tcPr>
-            <w:tcW w:type="dxa" w:w="2160"/>
-          </w:tcPr>
-          <w:p>
-            <w:r>
-              <w:rPr>
-                <w:sz w:val="18"/>
-              </w:rPr>
-              <w:t>2026-07-26</w:t>
-            </w:r>
-          </w:p>
-        </w:tc>
-      </w:tr>
-      <w:tr>
-        <w:tc>
-          <w:tcPr>
-            <w:tcW w:type="dxa" w:w="2160"/>
-          </w:tcPr>
-          <w:p>
-            <w:r>
-              <w:rPr>
-                <w:sz w:val="18"/>
-              </w:rPr>
-              <w:t>⏳ Branch Protection Checks</w:t>
-            </w:r>
-          </w:p>
-        </w:tc>
-        <w:tc>
-          <w:tcPr>
-            <w:tcW w:type="dxa" w:w="2160"/>
-          </w:tcPr>
-          <w:p>
-            <w:r>
-              <w:rPr>
-                <w:sz w:val="18"/>
-              </w:rPr>
-              <w:t>docs-wiki-auto-update-30197882119</w:t>
-            </w:r>
-          </w:p>
-        </w:tc>
-        <w:tc>
-          <w:tcPr>
-            <w:tcW w:type="dxa" w:w="2160"/>
-          </w:tcPr>
-          <w:p>
-            <w:r>
-              <w:rPr>
-                <w:sz w:val="18"/>
-              </w:rPr>
-              <w:t>action_required</w:t>
+              <w:t>queued</w:t>
             </w:r>
           </w:p>
         </w:tc>
@@ -34479,7 +34641,7 @@
               <w:rPr>
                 <w:sz w:val="18"/>
               </w:rPr>
-              <w:t>docs-wiki-auto-update-30197882119</w:t>
+              <w:t>main</w:t>
             </w:r>
           </w:p>
         </w:tc>
@@ -34492,169 +34654,7 @@
               <w:rPr>
                 <w:sz w:val="18"/>
               </w:rPr>
-              <w:t>action_required</w:t>
-            </w:r>
-          </w:p>
-        </w:tc>
-        <w:tc>
-          <w:tcPr>
-            <w:tcW w:type="dxa" w:w="2160"/>
-          </w:tcPr>
-          <w:p>
-            <w:r>
-              <w:rPr>
-                <w:sz w:val="18"/>
-              </w:rPr>
-              <w:t>2026-07-26</w:t>
-            </w:r>
-          </w:p>
-        </w:tc>
-      </w:tr>
-      <w:tr>
-        <w:tc>
-          <w:tcPr>
-            <w:tcW w:type="dxa" w:w="2160"/>
-          </w:tcPr>
-          <w:p>
-            <w:r>
-              <w:rPr>
-                <w:sz w:val="18"/>
-              </w:rPr>
-              <w:t>⏳ Accessibility (a11y)</w:t>
-            </w:r>
-          </w:p>
-        </w:tc>
-        <w:tc>
-          <w:tcPr>
-            <w:tcW w:type="dxa" w:w="2160"/>
-          </w:tcPr>
-          <w:p>
-            <w:r>
-              <w:rPr>
-                <w:sz w:val="18"/>
-              </w:rPr>
-              <w:t>docs-wiki-auto-update-30197882119</w:t>
-            </w:r>
-          </w:p>
-        </w:tc>
-        <w:tc>
-          <w:tcPr>
-            <w:tcW w:type="dxa" w:w="2160"/>
-          </w:tcPr>
-          <w:p>
-            <w:r>
-              <w:rPr>
-                <w:sz w:val="18"/>
-              </w:rPr>
-              <w:t>action_required</w:t>
-            </w:r>
-          </w:p>
-        </w:tc>
-        <w:tc>
-          <w:tcPr>
-            <w:tcW w:type="dxa" w:w="2160"/>
-          </w:tcPr>
-          <w:p>
-            <w:r>
-              <w:rPr>
-                <w:sz w:val="18"/>
-              </w:rPr>
-              <w:t>2026-07-26</w:t>
-            </w:r>
-          </w:p>
-        </w:tc>
-      </w:tr>
-      <w:tr>
-        <w:tc>
-          <w:tcPr>
-            <w:tcW w:type="dxa" w:w="2160"/>
-          </w:tcPr>
-          <w:p>
-            <w:r>
-              <w:rPr>
-                <w:sz w:val="18"/>
-              </w:rPr>
-              <w:t>⏳ Render Deploy Readiness</w:t>
-            </w:r>
-          </w:p>
-        </w:tc>
-        <w:tc>
-          <w:tcPr>
-            <w:tcW w:type="dxa" w:w="2160"/>
-          </w:tcPr>
-          <w:p>
-            <w:r>
-              <w:rPr>
-                <w:sz w:val="18"/>
-              </w:rPr>
-              <w:t>docs-wiki-auto-update-30197882119</w:t>
-            </w:r>
-          </w:p>
-        </w:tc>
-        <w:tc>
-          <w:tcPr>
-            <w:tcW w:type="dxa" w:w="2160"/>
-          </w:tcPr>
-          <w:p>
-            <w:r>
-              <w:rPr>
-                <w:sz w:val="18"/>
-              </w:rPr>
-              <w:t>action_required</w:t>
-            </w:r>
-          </w:p>
-        </w:tc>
-        <w:tc>
-          <w:tcPr>
-            <w:tcW w:type="dxa" w:w="2160"/>
-          </w:tcPr>
-          <w:p>
-            <w:r>
-              <w:rPr>
-                <w:sz w:val="18"/>
-              </w:rPr>
-              <w:t>2026-07-26</w:t>
-            </w:r>
-          </w:p>
-        </w:tc>
-      </w:tr>
-      <w:tr>
-        <w:tc>
-          <w:tcPr>
-            <w:tcW w:type="dxa" w:w="2160"/>
-          </w:tcPr>
-          <w:p>
-            <w:r>
-              <w:rPr>
-                <w:sz w:val="18"/>
-              </w:rPr>
-              <w:t>⏳ Codacy Security Scan</w:t>
-            </w:r>
-          </w:p>
-        </w:tc>
-        <w:tc>
-          <w:tcPr>
-            <w:tcW w:type="dxa" w:w="2160"/>
-          </w:tcPr>
-          <w:p>
-            <w:r>
-              <w:rPr>
-                <w:sz w:val="18"/>
-              </w:rPr>
-              <w:t>docs-wiki-auto-update-30197882119</w:t>
-            </w:r>
-          </w:p>
-        </w:tc>
-        <w:tc>
-          <w:tcPr>
-            <w:tcW w:type="dxa" w:w="2160"/>
-          </w:tcPr>
-          <w:p>
-            <w:r>
-              <w:rPr>
-                <w:sz w:val="18"/>
-              </w:rPr>
-              <w:t>action_required</w:t>
+              <w:t>queued</w:t>
             </w:r>
           </w:p>
         </w:tc>
@@ -34898,6 +34898,276 @@
                 <w:sz w:val="18"/>
               </w:rPr>
               <w:t>Author</w:t>
+            </w:r>
+          </w:p>
+        </w:tc>
+      </w:tr>
+      <w:tr>
+        <w:tc>
+          <w:tcPr>
+            <w:tcW w:type="dxa" w:w="2160"/>
+          </w:tcPr>
+          <w:p>
+            <w:r>
+              <w:rPr>
+                <w:sz w:val="18"/>
+              </w:rPr>
+              <w:t>75ea9ee</w:t>
+            </w:r>
+          </w:p>
+        </w:tc>
+        <w:tc>
+          <w:tcPr>
+            <w:tcW w:type="dxa" w:w="2160"/>
+          </w:tcPr>
+          <w:p>
+            <w:r>
+              <w:rPr>
+                <w:sz w:val="18"/>
+              </w:rPr>
+              <w:t>2026-07-26</w:t>
+            </w:r>
+          </w:p>
+        </w:tc>
+        <w:tc>
+          <w:tcPr>
+            <w:tcW w:type="dxa" w:w="2160"/>
+          </w:tcPr>
+          <w:p>
+            <w:r>
+              <w:rPr>
+                <w:sz w:val="18"/>
+              </w:rPr>
+              <w:t>docs(wiki): Auto-sync Wiki Documentation</w:t>
+            </w:r>
+          </w:p>
+        </w:tc>
+        <w:tc>
+          <w:tcPr>
+            <w:tcW w:type="dxa" w:w="2160"/>
+          </w:tcPr>
+          <w:p>
+            <w:r>
+              <w:rPr>
+                <w:sz w:val="18"/>
+              </w:rPr>
+              <w:t>Bappadala Rohith Kumar Naidu</w:t>
+            </w:r>
+          </w:p>
+        </w:tc>
+      </w:tr>
+      <w:tr>
+        <w:tc>
+          <w:tcPr>
+            <w:tcW w:type="dxa" w:w="2160"/>
+          </w:tcPr>
+          <w:p>
+            <w:r>
+              <w:rPr>
+                <w:sz w:val="18"/>
+              </w:rPr>
+              <w:t>932fe92</w:t>
+            </w:r>
+          </w:p>
+        </w:tc>
+        <w:tc>
+          <w:tcPr>
+            <w:tcW w:type="dxa" w:w="2160"/>
+          </w:tcPr>
+          <w:p>
+            <w:r>
+              <w:rPr>
+                <w:sz w:val="18"/>
+              </w:rPr>
+              <w:t>2026-07-26</w:t>
+            </w:r>
+          </w:p>
+        </w:tc>
+        <w:tc>
+          <w:tcPr>
+            <w:tcW w:type="dxa" w:w="2160"/>
+          </w:tcPr>
+          <w:p>
+            <w:r>
+              <w:rPr>
+                <w:sz w:val="18"/>
+              </w:rPr>
+              <w:t>docs: Auto-update Master Document</w:t>
+            </w:r>
+          </w:p>
+        </w:tc>
+        <w:tc>
+          <w:tcPr>
+            <w:tcW w:type="dxa" w:w="2160"/>
+          </w:tcPr>
+          <w:p>
+            <w:r>
+              <w:rPr>
+                <w:sz w:val="18"/>
+              </w:rPr>
+              <w:t>Bappadala Rohith Kumar Naidu</w:t>
+            </w:r>
+          </w:p>
+        </w:tc>
+      </w:tr>
+      <w:tr>
+        <w:tc>
+          <w:tcPr>
+            <w:tcW w:type="dxa" w:w="2160"/>
+          </w:tcPr>
+          <w:p>
+            <w:r>
+              <w:rPr>
+                <w:sz w:val="18"/>
+              </w:rPr>
+              <w:t>8fe8e32</w:t>
+            </w:r>
+          </w:p>
+        </w:tc>
+        <w:tc>
+          <w:tcPr>
+            <w:tcW w:type="dxa" w:w="2160"/>
+          </w:tcPr>
+          <w:p>
+            <w:r>
+              <w:rPr>
+                <w:sz w:val="18"/>
+              </w:rPr>
+              <w:t>2026-07-26</w:t>
+            </w:r>
+          </w:p>
+        </w:tc>
+        <w:tc>
+          <w:tcPr>
+            <w:tcW w:type="dxa" w:w="2160"/>
+          </w:tcPr>
+          <w:p>
+            <w:r>
+              <w:rPr>
+                <w:sz w:val="18"/>
+              </w:rPr>
+              <w:t>fix: directly override mcp_server._build_roadwatch_service monkeypatch-style ins</w:t>
+            </w:r>
+          </w:p>
+        </w:tc>
+        <w:tc>
+          <w:tcPr>
+            <w:tcW w:type="dxa" w:w="2160"/>
+          </w:tcPr>
+          <w:p>
+            <w:r>
+              <w:rPr>
+                <w:sz w:val="18"/>
+              </w:rPr>
+              <w:t>Bappadala Rohith Kumar Naidu</w:t>
+            </w:r>
+          </w:p>
+        </w:tc>
+      </w:tr>
+      <w:tr>
+        <w:tc>
+          <w:tcPr>
+            <w:tcW w:type="dxa" w:w="2160"/>
+          </w:tcPr>
+          <w:p>
+            <w:r>
+              <w:rPr>
+                <w:sz w:val="18"/>
+              </w:rPr>
+              <w:t>25ccec3</w:t>
+            </w:r>
+          </w:p>
+        </w:tc>
+        <w:tc>
+          <w:tcPr>
+            <w:tcW w:type="dxa" w:w="2160"/>
+          </w:tcPr>
+          <w:p>
+            <w:r>
+              <w:rPr>
+                <w:sz w:val="18"/>
+              </w:rPr>
+              <w:t>2026-07-26</w:t>
+            </w:r>
+          </w:p>
+        </w:tc>
+        <w:tc>
+          <w:tcPr>
+            <w:tcW w:type="dxa" w:w="2160"/>
+          </w:tcPr>
+          <w:p>
+            <w:r>
+              <w:rPr>
+                <w:sz w:val="18"/>
+              </w:rPr>
+              <w:t>docs: auto-update master doc</w:t>
+            </w:r>
+          </w:p>
+        </w:tc>
+        <w:tc>
+          <w:tcPr>
+            <w:tcW w:type="dxa" w:w="2160"/>
+          </w:tcPr>
+          <w:p>
+            <w:r>
+              <w:rPr>
+                <w:sz w:val="18"/>
+              </w:rPr>
+              <w:t>rohitkumarnaidu</w:t>
+            </w:r>
+          </w:p>
+        </w:tc>
+      </w:tr>
+      <w:tr>
+        <w:tc>
+          <w:tcPr>
+            <w:tcW w:type="dxa" w:w="2160"/>
+          </w:tcPr>
+          <w:p>
+            <w:r>
+              <w:rPr>
+                <w:sz w:val="18"/>
+              </w:rPr>
+              <w:t>490949b</w:t>
+            </w:r>
+          </w:p>
+        </w:tc>
+        <w:tc>
+          <w:tcPr>
+            <w:tcW w:type="dxa" w:w="2160"/>
+          </w:tcPr>
+          <w:p>
+            <w:r>
+              <w:rPr>
+                <w:sz w:val="18"/>
+              </w:rPr>
+              <w:t>2026-07-26</w:t>
+            </w:r>
+          </w:p>
+        </w:tc>
+        <w:tc>
+          <w:tcPr>
+            <w:tcW w:type="dxa" w:w="2160"/>
+          </w:tcPr>
+          <w:p>
+            <w:r>
+              <w:rPr>
+                <w:sz w:val="18"/>
+              </w:rPr>
+              <w:t>docs(wiki): auto-sync wiki documentation [automated]</w:t>
+            </w:r>
+          </w:p>
+        </w:tc>
+        <w:tc>
+          <w:tcPr>
+            <w:tcW w:type="dxa" w:w="2160"/>
+          </w:tcPr>
+          <w:p>
+            <w:r>
+              <w:rPr>
+                <w:sz w:val="18"/>
+              </w:rPr>
+              <w:t>rohitkumarnaidu</w:t>
             </w:r>
           </w:p>
         </w:tc>
@@ -35155,276 +35425,6 @@
                 <w:sz w:val="18"/>
               </w:rPr>
               <w:t>fix(lint): commit Batch 31 ruff lint fixes across chatbot_service</w:t>
-            </w:r>
-          </w:p>
-        </w:tc>
-        <w:tc>
-          <w:tcPr>
-            <w:tcW w:type="dxa" w:w="2160"/>
-          </w:tcPr>
-          <w:p>
-            <w:r>
-              <w:rPr>
-                <w:sz w:val="18"/>
-              </w:rPr>
-              <w:t>Bappadala Rohith Kumar Naidu</w:t>
-            </w:r>
-          </w:p>
-        </w:tc>
-      </w:tr>
-      <w:tr>
-        <w:tc>
-          <w:tcPr>
-            <w:tcW w:type="dxa" w:w="2160"/>
-          </w:tcPr>
-          <w:p>
-            <w:r>
-              <w:rPr>
-                <w:sz w:val="18"/>
-              </w:rPr>
-              <w:t>6a868dc</w:t>
-            </w:r>
-          </w:p>
-        </w:tc>
-        <w:tc>
-          <w:tcPr>
-            <w:tcW w:type="dxa" w:w="2160"/>
-          </w:tcPr>
-          <w:p>
-            <w:r>
-              <w:rPr>
-                <w:sz w:val="18"/>
-              </w:rPr>
-              <w:t>2026-07-26</w:t>
-            </w:r>
-          </w:p>
-        </w:tc>
-        <w:tc>
-          <w:tcPr>
-            <w:tcW w:type="dxa" w:w="2160"/>
-          </w:tcPr>
-          <w:p>
-            <w:r>
-              <w:rPr>
-                <w:sz w:val="18"/>
-              </w:rPr>
-              <w:t xml:space="preserve">fix(enterprise): fix skipped tests properly + retry health check + restore 100% </w:t>
-            </w:r>
-          </w:p>
-        </w:tc>
-        <w:tc>
-          <w:tcPr>
-            <w:tcW w:type="dxa" w:w="2160"/>
-          </w:tcPr>
-          <w:p>
-            <w:r>
-              <w:rPr>
-                <w:sz w:val="18"/>
-              </w:rPr>
-              <w:t>Bappadala Rohith Kumar Naidu</w:t>
-            </w:r>
-          </w:p>
-        </w:tc>
-      </w:tr>
-      <w:tr>
-        <w:tc>
-          <w:tcPr>
-            <w:tcW w:type="dxa" w:w="2160"/>
-          </w:tcPr>
-          <w:p>
-            <w:r>
-              <w:rPr>
-                <w:sz w:val="18"/>
-              </w:rPr>
-              <w:t>86052b6</w:t>
-            </w:r>
-          </w:p>
-        </w:tc>
-        <w:tc>
-          <w:tcPr>
-            <w:tcW w:type="dxa" w:w="2160"/>
-          </w:tcPr>
-          <w:p>
-            <w:r>
-              <w:rPr>
-                <w:sz w:val="18"/>
-              </w:rPr>
-              <w:t>2026-07-25</w:t>
-            </w:r>
-          </w:p>
-        </w:tc>
-        <w:tc>
-          <w:tcPr>
-            <w:tcW w:type="dxa" w:w="2160"/>
-          </w:tcPr>
-          <w:p>
-            <w:r>
-              <w:rPr>
-                <w:sz w:val="18"/>
-              </w:rPr>
-              <w:t>fix(ci): lower backend coverage threshold 100→93 (matches pyproject.toml)</w:t>
-            </w:r>
-          </w:p>
-        </w:tc>
-        <w:tc>
-          <w:tcPr>
-            <w:tcW w:type="dxa" w:w="2160"/>
-          </w:tcPr>
-          <w:p>
-            <w:r>
-              <w:rPr>
-                <w:sz w:val="18"/>
-              </w:rPr>
-              <w:t>Bappadala Rohith Kumar Naidu</w:t>
-            </w:r>
-          </w:p>
-        </w:tc>
-      </w:tr>
-      <w:tr>
-        <w:tc>
-          <w:tcPr>
-            <w:tcW w:type="dxa" w:w="2160"/>
-          </w:tcPr>
-          <w:p>
-            <w:r>
-              <w:rPr>
-                <w:sz w:val="18"/>
-              </w:rPr>
-              <w:t>c304e3e</w:t>
-            </w:r>
-          </w:p>
-        </w:tc>
-        <w:tc>
-          <w:tcPr>
-            <w:tcW w:type="dxa" w:w="2160"/>
-          </w:tcPr>
-          <w:p>
-            <w:r>
-              <w:rPr>
-                <w:sz w:val="18"/>
-              </w:rPr>
-              <w:t>2026-07-25</w:t>
-            </w:r>
-          </w:p>
-        </w:tc>
-        <w:tc>
-          <w:tcPr>
-            <w:tcW w:type="dxa" w:w="2160"/>
-          </w:tcPr>
-          <w:p>
-            <w:r>
-              <w:rPr>
-                <w:sz w:val="18"/>
-              </w:rPr>
-              <w:t>fix(tests): skip 9 env-dependent backend tests (pre-existing bugs unmasked by co</w:t>
-            </w:r>
-          </w:p>
-        </w:tc>
-        <w:tc>
-          <w:tcPr>
-            <w:tcW w:type="dxa" w:w="2160"/>
-          </w:tcPr>
-          <w:p>
-            <w:r>
-              <w:rPr>
-                <w:sz w:val="18"/>
-              </w:rPr>
-              <w:t>Bappadala Rohith Kumar Naidu</w:t>
-            </w:r>
-          </w:p>
-        </w:tc>
-      </w:tr>
-      <w:tr>
-        <w:tc>
-          <w:tcPr>
-            <w:tcW w:type="dxa" w:w="2160"/>
-          </w:tcPr>
-          <w:p>
-            <w:r>
-              <w:rPr>
-                <w:sz w:val="18"/>
-              </w:rPr>
-              <w:t>4137fba</w:t>
-            </w:r>
-          </w:p>
-        </w:tc>
-        <w:tc>
-          <w:tcPr>
-            <w:tcW w:type="dxa" w:w="2160"/>
-          </w:tcPr>
-          <w:p>
-            <w:r>
-              <w:rPr>
-                <w:sz w:val="18"/>
-              </w:rPr>
-              <w:t>2026-07-25</w:t>
-            </w:r>
-          </w:p>
-        </w:tc>
-        <w:tc>
-          <w:tcPr>
-            <w:tcW w:type="dxa" w:w="2160"/>
-          </w:tcPr>
-          <w:p>
-            <w:r>
-              <w:rPr>
-                <w:sz w:val="18"/>
-              </w:rPr>
-              <w:t>fix(ci): graceful AWS build fail when creds missing (build+chatbot)</w:t>
-            </w:r>
-          </w:p>
-        </w:tc>
-        <w:tc>
-          <w:tcPr>
-            <w:tcW w:type="dxa" w:w="2160"/>
-          </w:tcPr>
-          <w:p>
-            <w:r>
-              <w:rPr>
-                <w:sz w:val="18"/>
-              </w:rPr>
-              <w:t>Bappadala Rohith Kumar Naidu</w:t>
-            </w:r>
-          </w:p>
-        </w:tc>
-      </w:tr>
-      <w:tr>
-        <w:tc>
-          <w:tcPr>
-            <w:tcW w:type="dxa" w:w="2160"/>
-          </w:tcPr>
-          <w:p>
-            <w:r>
-              <w:rPr>
-                <w:sz w:val="18"/>
-              </w:rPr>
-              <w:t>992ee5a</w:t>
-            </w:r>
-          </w:p>
-        </w:tc>
-        <w:tc>
-          <w:tcPr>
-            <w:tcW w:type="dxa" w:w="2160"/>
-          </w:tcPr>
-          <w:p>
-            <w:r>
-              <w:rPr>
-                <w:sz w:val="18"/>
-              </w:rPr>
-              <w:t>2026-07-25</w:t>
-            </w:r>
-          </w:p>
-        </w:tc>
-        <w:tc>
-          <w:tcPr>
-            <w:tcW w:type="dxa" w:w="2160"/>
-          </w:tcPr>
-          <w:p>
-            <w:r>
-              <w:rPr>
-                <w:sz w:val="18"/>
-              </w:rPr>
-              <w:t>fix(ci): increase chatbot health check sleep to 15s (slow startup with torch/tra</w:t>
             </w:r>
           </w:p>
         </w:tc>
@@ -36289,7 +36289,7 @@
               <w:rPr>
                 <w:sz w:val="18"/>
               </w:rPr>
-              <w:t>393</w:t>
+              <w:t>406</w:t>
             </w:r>
           </w:p>
         </w:tc>
@@ -36423,7 +36423,7 @@
         <w:br/>
         <w:t>Generated by scripts/update_master_doc.py</w:t>
         <w:br/>
-        <w:t>Timestamp: 2026-07-26 15:44 IST</w:t>
+        <w:t>Timestamp: 2026-07-26 16:09 IST</w:t>
         <w:br/>
         <w:t>Repository: github.com/SafeVixAI/SafeVixAI</w:t>
       </w:r>

--- a/docs/SafeVixAI_MASTER.docx
+++ b/docs/SafeVixAI_MASTER.docx
@@ -33723,7 +33723,7 @@
           <w:i w:val="0"/>
           <w:sz w:val="22"/>
         </w:rPr>
-        <w:t>🕐 Last auto-updated: 2026-07-26 15:44 IST</w:t>
+        <w:t>🕐 Last auto-updated: 2026-07-26 16:12 IST</w:t>
       </w:r>
     </w:p>
     <w:p>
@@ -33951,7 +33951,7 @@
               <w:rPr>
                 <w:sz w:val="18"/>
               </w:rPr>
-              <w:t>48</w:t>
+              <w:t>10</w:t>
             </w:r>
           </w:p>
         </w:tc>
@@ -34060,7 +34060,7 @@
               <w:rPr>
                 <w:sz w:val="18"/>
               </w:rPr>
-              <w:t>81ms | HTTP 404 | v?</w:t>
+              <w:t>90ms | HTTP 404 | v?</w:t>
             </w:r>
           </w:p>
         </w:tc>
@@ -34101,7 +34101,7 @@
               <w:rPr>
                 <w:sz w:val="18"/>
               </w:rPr>
-              <w:t>530ms | HTTP 200 | v?</w:t>
+              <w:t>850ms | HTTP 200 | v?</w:t>
             </w:r>
           </w:p>
         </w:tc>
@@ -34142,7 +34142,7 @@
               <w:rPr>
                 <w:sz w:val="18"/>
               </w:rPr>
-              <w:t>369ms | HTTP 200 | v?</w:t>
+              <w:t>175ms | HTTP 200 | v?</w:t>
             </w:r>
           </w:p>
         </w:tc>
@@ -34250,7 +34250,61 @@
               <w:rPr>
                 <w:sz w:val="18"/>
               </w:rPr>
-              <w:t>⏳ Benchmark Regression</w:t>
+              <w:t>⏳ Blue-Green Deployment</w:t>
+            </w:r>
+          </w:p>
+        </w:tc>
+        <w:tc>
+          <w:tcPr>
+            <w:tcW w:type="dxa" w:w="2160"/>
+          </w:tcPr>
+          <w:p>
+            <w:r>
+              <w:rPr>
+                <w:sz w:val="18"/>
+              </w:rPr>
+              <w:t>main</w:t>
+            </w:r>
+          </w:p>
+        </w:tc>
+        <w:tc>
+          <w:tcPr>
+            <w:tcW w:type="dxa" w:w="2160"/>
+          </w:tcPr>
+          <w:p>
+            <w:r>
+              <w:rPr>
+                <w:sz w:val="18"/>
+              </w:rPr>
+              <w:t>in_progress</w:t>
+            </w:r>
+          </w:p>
+        </w:tc>
+        <w:tc>
+          <w:tcPr>
+            <w:tcW w:type="dxa" w:w="2160"/>
+          </w:tcPr>
+          <w:p>
+            <w:r>
+              <w:rPr>
+                <w:sz w:val="18"/>
+              </w:rPr>
+              <w:t>2026-07-26</w:t>
+            </w:r>
+          </w:p>
+        </w:tc>
+      </w:tr>
+      <w:tr>
+        <w:tc>
+          <w:tcPr>
+            <w:tcW w:type="dxa" w:w="2160"/>
+          </w:tcPr>
+          <w:p>
+            <w:r>
+              <w:rPr>
+                <w:sz w:val="18"/>
+              </w:rPr>
+              <w:t>⏳ Vercel Deploy</w:t>
             </w:r>
           </w:p>
         </w:tc>
@@ -34304,7 +34358,7 @@
               <w:rPr>
                 <w:sz w:val="18"/>
               </w:rPr>
-              <w:t>⏳ License Scan</w:t>
+              <w:t>⏳ Post-Deploy Smoke Tests</w:t>
             </w:r>
           </w:p>
         </w:tc>
@@ -34317,7 +34371,7 @@
               <w:rPr>
                 <w:sz w:val="18"/>
               </w:rPr>
-              <w:t>docs-wiki-auto-update-30197882119</w:t>
+              <w:t>main</w:t>
             </w:r>
           </w:p>
         </w:tc>
@@ -34330,7 +34384,7 @@
               <w:rPr>
                 <w:sz w:val="18"/>
               </w:rPr>
-              <w:t>action_required</w:t>
+              <w:t>skipped</w:t>
             </w:r>
           </w:p>
         </w:tc>
@@ -34358,7 +34412,7 @@
               <w:rPr>
                 <w:sz w:val="18"/>
               </w:rPr>
-              <w:t>⏳ Dependency Review</w:t>
+              <w:t>⏳ Deploy Frontend</w:t>
             </w:r>
           </w:p>
         </w:tc>
@@ -34371,7 +34425,7 @@
               <w:rPr>
                 <w:sz w:val="18"/>
               </w:rPr>
-              <w:t>docs-wiki-auto-update-30197882119</w:t>
+              <w:t>main</w:t>
             </w:r>
           </w:p>
         </w:tc>
@@ -34384,7 +34438,7 @@
               <w:rPr>
                 <w:sz w:val="18"/>
               </w:rPr>
-              <w:t>action_required</w:t>
+              <w:t>in_progress</w:t>
             </w:r>
           </w:p>
         </w:tc>
@@ -34412,7 +34466,7 @@
               <w:rPr>
                 <w:sz w:val="18"/>
               </w:rPr>
-              <w:t>⏳ Branch Protection Checks</w:t>
+              <w:t>⏳ Blue-Green Deployment</w:t>
             </w:r>
           </w:p>
         </w:tc>
@@ -34425,7 +34479,7 @@
               <w:rPr>
                 <w:sz w:val="18"/>
               </w:rPr>
-              <w:t>docs-wiki-auto-update-30197882119</w:t>
+              <w:t>main</w:t>
             </w:r>
           </w:p>
         </w:tc>
@@ -34438,7 +34492,115 @@
               <w:rPr>
                 <w:sz w:val="18"/>
               </w:rPr>
-              <w:t>action_required</w:t>
+              <w:t>skipped</w:t>
+            </w:r>
+          </w:p>
+        </w:tc>
+        <w:tc>
+          <w:tcPr>
+            <w:tcW w:type="dxa" w:w="2160"/>
+          </w:tcPr>
+          <w:p>
+            <w:r>
+              <w:rPr>
+                <w:sz w:val="18"/>
+              </w:rPr>
+              <w:t>2026-07-26</w:t>
+            </w:r>
+          </w:p>
+        </w:tc>
+      </w:tr>
+      <w:tr>
+        <w:tc>
+          <w:tcPr>
+            <w:tcW w:type="dxa" w:w="2160"/>
+          </w:tcPr>
+          <w:p>
+            <w:r>
+              <w:rPr>
+                <w:sz w:val="18"/>
+              </w:rPr>
+              <w:t>⏳ Blue-Green Deployment</w:t>
+            </w:r>
+          </w:p>
+        </w:tc>
+        <w:tc>
+          <w:tcPr>
+            <w:tcW w:type="dxa" w:w="2160"/>
+          </w:tcPr>
+          <w:p>
+            <w:r>
+              <w:rPr>
+                <w:sz w:val="18"/>
+              </w:rPr>
+              <w:t>main</w:t>
+            </w:r>
+          </w:p>
+        </w:tc>
+        <w:tc>
+          <w:tcPr>
+            <w:tcW w:type="dxa" w:w="2160"/>
+          </w:tcPr>
+          <w:p>
+            <w:r>
+              <w:rPr>
+                <w:sz w:val="18"/>
+              </w:rPr>
+              <w:t>skipped</w:t>
+            </w:r>
+          </w:p>
+        </w:tc>
+        <w:tc>
+          <w:tcPr>
+            <w:tcW w:type="dxa" w:w="2160"/>
+          </w:tcPr>
+          <w:p>
+            <w:r>
+              <w:rPr>
+                <w:sz w:val="18"/>
+              </w:rPr>
+              <w:t>2026-07-26</w:t>
+            </w:r>
+          </w:p>
+        </w:tc>
+      </w:tr>
+      <w:tr>
+        <w:tc>
+          <w:tcPr>
+            <w:tcW w:type="dxa" w:w="2160"/>
+          </w:tcPr>
+          <w:p>
+            <w:r>
+              <w:rPr>
+                <w:sz w:val="18"/>
+              </w:rPr>
+              <w:t>⏳ Blue-Green Deployment</w:t>
+            </w:r>
+          </w:p>
+        </w:tc>
+        <w:tc>
+          <w:tcPr>
+            <w:tcW w:type="dxa" w:w="2160"/>
+          </w:tcPr>
+          <w:p>
+            <w:r>
+              <w:rPr>
+                <w:sz w:val="18"/>
+              </w:rPr>
+              <w:t>main</w:t>
+            </w:r>
+          </w:p>
+        </w:tc>
+        <w:tc>
+          <w:tcPr>
+            <w:tcW w:type="dxa" w:w="2160"/>
+          </w:tcPr>
+          <w:p>
+            <w:r>
+              <w:rPr>
+                <w:sz w:val="18"/>
+              </w:rPr>
+              <w:t>skipped</w:t>
             </w:r>
           </w:p>
         </w:tc>
@@ -34479,7 +34641,7 @@
               <w:rPr>
                 <w:sz w:val="18"/>
               </w:rPr>
-              <w:t>docs-wiki-auto-update-30197882119</w:t>
+              <w:t>main</w:t>
             </w:r>
           </w:p>
         </w:tc>
@@ -34492,169 +34654,7 @@
               <w:rPr>
                 <w:sz w:val="18"/>
               </w:rPr>
-              <w:t>action_required</w:t>
-            </w:r>
-          </w:p>
-        </w:tc>
-        <w:tc>
-          <w:tcPr>
-            <w:tcW w:type="dxa" w:w="2160"/>
-          </w:tcPr>
-          <w:p>
-            <w:r>
-              <w:rPr>
-                <w:sz w:val="18"/>
-              </w:rPr>
-              <w:t>2026-07-26</w:t>
-            </w:r>
-          </w:p>
-        </w:tc>
-      </w:tr>
-      <w:tr>
-        <w:tc>
-          <w:tcPr>
-            <w:tcW w:type="dxa" w:w="2160"/>
-          </w:tcPr>
-          <w:p>
-            <w:r>
-              <w:rPr>
-                <w:sz w:val="18"/>
-              </w:rPr>
-              <w:t>⏳ Accessibility (a11y)</w:t>
-            </w:r>
-          </w:p>
-        </w:tc>
-        <w:tc>
-          <w:tcPr>
-            <w:tcW w:type="dxa" w:w="2160"/>
-          </w:tcPr>
-          <w:p>
-            <w:r>
-              <w:rPr>
-                <w:sz w:val="18"/>
-              </w:rPr>
-              <w:t>docs-wiki-auto-update-30197882119</w:t>
-            </w:r>
-          </w:p>
-        </w:tc>
-        <w:tc>
-          <w:tcPr>
-            <w:tcW w:type="dxa" w:w="2160"/>
-          </w:tcPr>
-          <w:p>
-            <w:r>
-              <w:rPr>
-                <w:sz w:val="18"/>
-              </w:rPr>
-              <w:t>action_required</w:t>
-            </w:r>
-          </w:p>
-        </w:tc>
-        <w:tc>
-          <w:tcPr>
-            <w:tcW w:type="dxa" w:w="2160"/>
-          </w:tcPr>
-          <w:p>
-            <w:r>
-              <w:rPr>
-                <w:sz w:val="18"/>
-              </w:rPr>
-              <w:t>2026-07-26</w:t>
-            </w:r>
-          </w:p>
-        </w:tc>
-      </w:tr>
-      <w:tr>
-        <w:tc>
-          <w:tcPr>
-            <w:tcW w:type="dxa" w:w="2160"/>
-          </w:tcPr>
-          <w:p>
-            <w:r>
-              <w:rPr>
-                <w:sz w:val="18"/>
-              </w:rPr>
-              <w:t>⏳ Render Deploy Readiness</w:t>
-            </w:r>
-          </w:p>
-        </w:tc>
-        <w:tc>
-          <w:tcPr>
-            <w:tcW w:type="dxa" w:w="2160"/>
-          </w:tcPr>
-          <w:p>
-            <w:r>
-              <w:rPr>
-                <w:sz w:val="18"/>
-              </w:rPr>
-              <w:t>docs-wiki-auto-update-30197882119</w:t>
-            </w:r>
-          </w:p>
-        </w:tc>
-        <w:tc>
-          <w:tcPr>
-            <w:tcW w:type="dxa" w:w="2160"/>
-          </w:tcPr>
-          <w:p>
-            <w:r>
-              <w:rPr>
-                <w:sz w:val="18"/>
-              </w:rPr>
-              <w:t>action_required</w:t>
-            </w:r>
-          </w:p>
-        </w:tc>
-        <w:tc>
-          <w:tcPr>
-            <w:tcW w:type="dxa" w:w="2160"/>
-          </w:tcPr>
-          <w:p>
-            <w:r>
-              <w:rPr>
-                <w:sz w:val="18"/>
-              </w:rPr>
-              <w:t>2026-07-26</w:t>
-            </w:r>
-          </w:p>
-        </w:tc>
-      </w:tr>
-      <w:tr>
-        <w:tc>
-          <w:tcPr>
-            <w:tcW w:type="dxa" w:w="2160"/>
-          </w:tcPr>
-          <w:p>
-            <w:r>
-              <w:rPr>
-                <w:sz w:val="18"/>
-              </w:rPr>
-              <w:t>⏳ Codacy Security Scan</w:t>
-            </w:r>
-          </w:p>
-        </w:tc>
-        <w:tc>
-          <w:tcPr>
-            <w:tcW w:type="dxa" w:w="2160"/>
-          </w:tcPr>
-          <w:p>
-            <w:r>
-              <w:rPr>
-                <w:sz w:val="18"/>
-              </w:rPr>
-              <w:t>docs-wiki-auto-update-30197882119</w:t>
-            </w:r>
-          </w:p>
-        </w:tc>
-        <w:tc>
-          <w:tcPr>
-            <w:tcW w:type="dxa" w:w="2160"/>
-          </w:tcPr>
-          <w:p>
-            <w:r>
-              <w:rPr>
-                <w:sz w:val="18"/>
-              </w:rPr>
-              <w:t>action_required</w:t>
+              <w:t>queued</w:t>
             </w:r>
           </w:p>
         </w:tc>
@@ -34912,7 +34912,7 @@
               <w:rPr>
                 <w:sz w:val="18"/>
               </w:rPr>
-              <w:t>77c349d</w:t>
+              <w:t>9401d9b</w:t>
             </w:r>
           </w:p>
         </w:tc>
@@ -34938,7 +34938,7 @@
               <w:rPr>
                 <w:sz w:val="18"/>
               </w:rPr>
-              <w:t xml:space="preserve">fix: ci - lower backend coverage threshold to 93, fix mcp test patching, skip 6 </w:t>
+              <w:t>chore(deps): bump dependency</w:t>
             </w:r>
           </w:p>
         </w:tc>
@@ -34966,7 +34966,7 @@
               <w:rPr>
                 <w:sz w:val="18"/>
               </w:rPr>
-              <w:t>9d2cf33</w:t>
+              <w:t>733f0f4</w:t>
             </w:r>
           </w:p>
         </w:tc>
@@ -34992,7 +34992,7 @@
               <w:rPr>
                 <w:sz w:val="18"/>
               </w:rPr>
-              <w:t>fix: mock engine in provider tests + add module-scoped engine dispose</w:t>
+              <w:t>chore(deps): bump dependency</w:t>
             </w:r>
           </w:p>
         </w:tc>
@@ -35020,7 +35020,7 @@
               <w:rPr>
                 <w:sz w:val="18"/>
               </w:rPr>
-              <w:t>1b04171</w:t>
+              <w:t>bdb3bc0</w:t>
             </w:r>
           </w:p>
         </w:tc>
@@ -35046,7 +35046,7 @@
               <w:rPr>
                 <w:sz w:val="18"/>
               </w:rPr>
-              <w:t>fix: restore loop_scope=module for provider tests + fix MCP patch target</w:t>
+              <w:t>chore(deps): bump dependency</w:t>
             </w:r>
           </w:p>
         </w:tc>
@@ -35074,7 +35074,7 @@
               <w:rPr>
                 <w:sz w:val="18"/>
               </w:rPr>
-              <w:t>8f2e6e0</w:t>
+              <w:t>b5c7e96</w:t>
             </w:r>
           </w:p>
         </w:tc>
@@ -35100,7 +35100,7 @@
               <w:rPr>
                 <w:sz w:val="18"/>
               </w:rPr>
-              <w:t>fix(ci): make ruff lint blocking (remove continue-on-error + || true)</w:t>
+              <w:t>chore(deps): bump dependency</w:t>
             </w:r>
           </w:p>
         </w:tc>
@@ -35128,7 +35128,7 @@
               <w:rPr>
                 <w:sz w:val="18"/>
               </w:rPr>
-              <w:t>b21ced7</w:t>
+              <w:t>d55149c</w:t>
             </w:r>
           </w:p>
         </w:tc>
@@ -35154,7 +35154,7 @@
               <w:rPr>
                 <w:sz w:val="18"/>
               </w:rPr>
-              <w:t>fix(lint): commit Batch 31 ruff lint fixes across chatbot_service</w:t>
+              <w:t>chore(deps): bump dependency</w:t>
             </w:r>
           </w:p>
         </w:tc>
@@ -35182,7 +35182,7 @@
               <w:rPr>
                 <w:sz w:val="18"/>
               </w:rPr>
-              <w:t>6a868dc</w:t>
+              <w:t>6c70ec5</w:t>
             </w:r>
           </w:p>
         </w:tc>
@@ -35208,7 +35208,7 @@
               <w:rPr>
                 <w:sz w:val="18"/>
               </w:rPr>
-              <w:t xml:space="preserve">fix(enterprise): fix skipped tests properly + retry health check + restore 100% </w:t>
+              <w:t>chore(deps): bump dependency</w:t>
             </w:r>
           </w:p>
         </w:tc>
@@ -35236,7 +35236,7 @@
               <w:rPr>
                 <w:sz w:val="18"/>
               </w:rPr>
-              <w:t>86052b6</w:t>
+              <w:t>d49750e</w:t>
             </w:r>
           </w:p>
         </w:tc>
@@ -35249,7 +35249,7 @@
               <w:rPr>
                 <w:sz w:val="18"/>
               </w:rPr>
-              <w:t>2026-07-25</w:t>
+              <w:t>2026-07-26</w:t>
             </w:r>
           </w:p>
         </w:tc>
@@ -35262,7 +35262,7 @@
               <w:rPr>
                 <w:sz w:val="18"/>
               </w:rPr>
-              <w:t>fix(ci): lower backend coverage threshold 100→93 (matches pyproject.toml)</w:t>
+              <w:t>chore(deps): bump dependency</w:t>
             </w:r>
           </w:p>
         </w:tc>
@@ -35290,7 +35290,7 @@
               <w:rPr>
                 <w:sz w:val="18"/>
               </w:rPr>
-              <w:t>c304e3e</w:t>
+              <w:t>6fb522e</w:t>
             </w:r>
           </w:p>
         </w:tc>
@@ -35303,7 +35303,7 @@
               <w:rPr>
                 <w:sz w:val="18"/>
               </w:rPr>
-              <w:t>2026-07-25</w:t>
+              <w:t>2026-07-26</w:t>
             </w:r>
           </w:p>
         </w:tc>
@@ -35316,7 +35316,7 @@
               <w:rPr>
                 <w:sz w:val="18"/>
               </w:rPr>
-              <w:t>fix(tests): skip 9 env-dependent backend tests (pre-existing bugs unmasked by co</w:t>
+              <w:t>chore(deps): bump dependency</w:t>
             </w:r>
           </w:p>
         </w:tc>
@@ -35344,7 +35344,7 @@
               <w:rPr>
                 <w:sz w:val="18"/>
               </w:rPr>
-              <w:t>4137fba</w:t>
+              <w:t>75ea9ee</w:t>
             </w:r>
           </w:p>
         </w:tc>
@@ -35357,7 +35357,7 @@
               <w:rPr>
                 <w:sz w:val="18"/>
               </w:rPr>
-              <w:t>2026-07-25</w:t>
+              <w:t>2026-07-26</w:t>
             </w:r>
           </w:p>
         </w:tc>
@@ -35370,7 +35370,7 @@
               <w:rPr>
                 <w:sz w:val="18"/>
               </w:rPr>
-              <w:t>fix(ci): graceful AWS build fail when creds missing (build+chatbot)</w:t>
+              <w:t>docs(wiki): Auto-sync Wiki Documentation</w:t>
             </w:r>
           </w:p>
         </w:tc>
@@ -35398,7 +35398,7 @@
               <w:rPr>
                 <w:sz w:val="18"/>
               </w:rPr>
-              <w:t>992ee5a</w:t>
+              <w:t>932fe92</w:t>
             </w:r>
           </w:p>
         </w:tc>
@@ -35411,7 +35411,7 @@
               <w:rPr>
                 <w:sz w:val="18"/>
               </w:rPr>
-              <w:t>2026-07-25</w:t>
+              <w:t>2026-07-26</w:t>
             </w:r>
           </w:p>
         </w:tc>
@@ -35424,7 +35424,7 @@
               <w:rPr>
                 <w:sz w:val="18"/>
               </w:rPr>
-              <w:t>fix(ci): increase chatbot health check sleep to 15s (slow startup with torch/tra</w:t>
+              <w:t>docs: Auto-update Master Document</w:t>
             </w:r>
           </w:p>
         </w:tc>
@@ -36289,7 +36289,7 @@
               <w:rPr>
                 <w:sz w:val="18"/>
               </w:rPr>
-              <w:t>393</w:t>
+              <w:t>406</w:t>
             </w:r>
           </w:p>
         </w:tc>
@@ -36423,7 +36423,7 @@
         <w:br/>
         <w:t>Generated by scripts/update_master_doc.py</w:t>
         <w:br/>
-        <w:t>Timestamp: 2026-07-26 15:44 IST</w:t>
+        <w:t>Timestamp: 2026-07-26 16:12 IST</w:t>
         <w:br/>
         <w:t>Repository: github.com/SafeVixAI/SafeVixAI</w:t>
       </w:r>

--- a/docs/SafeVixAI_MASTER.docx
+++ b/docs/SafeVixAI_MASTER.docx
@@ -33723,7 +33723,7 @@
           <w:i w:val="0"/>
           <w:sz w:val="22"/>
         </w:rPr>
-        <w:t>🕐 Last auto-updated: 2026-07-26 15:44 IST</w:t>
+        <w:t>🕐 Last auto-updated: 2026-07-26 16:17 IST</w:t>
       </w:r>
     </w:p>
     <w:p>
@@ -33951,7 +33951,7 @@
               <w:rPr>
                 <w:sz w:val="18"/>
               </w:rPr>
-              <w:t>48</w:t>
+              <w:t>4</w:t>
             </w:r>
           </w:p>
         </w:tc>
@@ -34060,7 +34060,7 @@
               <w:rPr>
                 <w:sz w:val="18"/>
               </w:rPr>
-              <w:t>81ms | HTTP 404 | v?</w:t>
+              <w:t>88ms | HTTP 404 | v?</w:t>
             </w:r>
           </w:p>
         </w:tc>
@@ -34101,7 +34101,7 @@
               <w:rPr>
                 <w:sz w:val="18"/>
               </w:rPr>
-              <w:t>530ms | HTTP 200 | v?</w:t>
+              <w:t>323ms | HTTP 200 | v?</w:t>
             </w:r>
           </w:p>
         </w:tc>
@@ -34142,7 +34142,7 @@
               <w:rPr>
                 <w:sz w:val="18"/>
               </w:rPr>
-              <w:t>369ms | HTTP 200 | v?</w:t>
+              <w:t>229ms | HTTP 200 | v?</w:t>
             </w:r>
           </w:p>
         </w:tc>
@@ -34317,7 +34317,61 @@
               <w:rPr>
                 <w:sz w:val="18"/>
               </w:rPr>
-              <w:t>docs-wiki-auto-update-30197882119</w:t>
+              <w:t>docs-wiki-auto-update-30198845918</w:t>
+            </w:r>
+          </w:p>
+        </w:tc>
+        <w:tc>
+          <w:tcPr>
+            <w:tcW w:type="dxa" w:w="2160"/>
+          </w:tcPr>
+          <w:p>
+            <w:r>
+              <w:rPr>
+                <w:sz w:val="18"/>
+              </w:rPr>
+              <w:t>action_required</w:t>
+            </w:r>
+          </w:p>
+        </w:tc>
+        <w:tc>
+          <w:tcPr>
+            <w:tcW w:type="dxa" w:w="2160"/>
+          </w:tcPr>
+          <w:p>
+            <w:r>
+              <w:rPr>
+                <w:sz w:val="18"/>
+              </w:rPr>
+              <w:t>2026-07-26</w:t>
+            </w:r>
+          </w:p>
+        </w:tc>
+      </w:tr>
+      <w:tr>
+        <w:tc>
+          <w:tcPr>
+            <w:tcW w:type="dxa" w:w="2160"/>
+          </w:tcPr>
+          <w:p>
+            <w:r>
+              <w:rPr>
+                <w:sz w:val="18"/>
+              </w:rPr>
+              <w:t>⏳ Codacy Security Scan</w:t>
+            </w:r>
+          </w:p>
+        </w:tc>
+        <w:tc>
+          <w:tcPr>
+            <w:tcW w:type="dxa" w:w="2160"/>
+          </w:tcPr>
+          <w:p>
+            <w:r>
+              <w:rPr>
+                <w:sz w:val="18"/>
+              </w:rPr>
+              <w:t>docs-wiki-auto-update-30198845918</w:t>
             </w:r>
           </w:p>
         </w:tc>
@@ -34371,7 +34425,115 @@
               <w:rPr>
                 <w:sz w:val="18"/>
               </w:rPr>
-              <w:t>docs-wiki-auto-update-30197882119</w:t>
+              <w:t>docs-wiki-auto-update-30198845918</w:t>
+            </w:r>
+          </w:p>
+        </w:tc>
+        <w:tc>
+          <w:tcPr>
+            <w:tcW w:type="dxa" w:w="2160"/>
+          </w:tcPr>
+          <w:p>
+            <w:r>
+              <w:rPr>
+                <w:sz w:val="18"/>
+              </w:rPr>
+              <w:t>action_required</w:t>
+            </w:r>
+          </w:p>
+        </w:tc>
+        <w:tc>
+          <w:tcPr>
+            <w:tcW w:type="dxa" w:w="2160"/>
+          </w:tcPr>
+          <w:p>
+            <w:r>
+              <w:rPr>
+                <w:sz w:val="18"/>
+              </w:rPr>
+              <w:t>2026-07-26</w:t>
+            </w:r>
+          </w:p>
+        </w:tc>
+      </w:tr>
+      <w:tr>
+        <w:tc>
+          <w:tcPr>
+            <w:tcW w:type="dxa" w:w="2160"/>
+          </w:tcPr>
+          <w:p>
+            <w:r>
+              <w:rPr>
+                <w:sz w:val="18"/>
+              </w:rPr>
+              <w:t>⏳ Security Scan</w:t>
+            </w:r>
+          </w:p>
+        </w:tc>
+        <w:tc>
+          <w:tcPr>
+            <w:tcW w:type="dxa" w:w="2160"/>
+          </w:tcPr>
+          <w:p>
+            <w:r>
+              <w:rPr>
+                <w:sz w:val="18"/>
+              </w:rPr>
+              <w:t>docs-wiki-auto-update-30198845918</w:t>
+            </w:r>
+          </w:p>
+        </w:tc>
+        <w:tc>
+          <w:tcPr>
+            <w:tcW w:type="dxa" w:w="2160"/>
+          </w:tcPr>
+          <w:p>
+            <w:r>
+              <w:rPr>
+                <w:sz w:val="18"/>
+              </w:rPr>
+              <w:t>action_required</w:t>
+            </w:r>
+          </w:p>
+        </w:tc>
+        <w:tc>
+          <w:tcPr>
+            <w:tcW w:type="dxa" w:w="2160"/>
+          </w:tcPr>
+          <w:p>
+            <w:r>
+              <w:rPr>
+                <w:sz w:val="18"/>
+              </w:rPr>
+              <w:t>2026-07-26</w:t>
+            </w:r>
+          </w:p>
+        </w:tc>
+      </w:tr>
+      <w:tr>
+        <w:tc>
+          <w:tcPr>
+            <w:tcW w:type="dxa" w:w="2160"/>
+          </w:tcPr>
+          <w:p>
+            <w:r>
+              <w:rPr>
+                <w:sz w:val="18"/>
+              </w:rPr>
+              <w:t>⏳ Render Deploy Readiness</w:t>
+            </w:r>
+          </w:p>
+        </w:tc>
+        <w:tc>
+          <w:tcPr>
+            <w:tcW w:type="dxa" w:w="2160"/>
+          </w:tcPr>
+          <w:p>
+            <w:r>
+              <w:rPr>
+                <w:sz w:val="18"/>
+              </w:rPr>
+              <w:t>docs-wiki-auto-update-30198845918</w:t>
             </w:r>
           </w:p>
         </w:tc>
@@ -34425,61 +34587,7 @@
               <w:rPr>
                 <w:sz w:val="18"/>
               </w:rPr>
-              <w:t>docs-wiki-auto-update-30197882119</w:t>
-            </w:r>
-          </w:p>
-        </w:tc>
-        <w:tc>
-          <w:tcPr>
-            <w:tcW w:type="dxa" w:w="2160"/>
-          </w:tcPr>
-          <w:p>
-            <w:r>
-              <w:rPr>
-                <w:sz w:val="18"/>
-              </w:rPr>
-              <w:t>action_required</w:t>
-            </w:r>
-          </w:p>
-        </w:tc>
-        <w:tc>
-          <w:tcPr>
-            <w:tcW w:type="dxa" w:w="2160"/>
-          </w:tcPr>
-          <w:p>
-            <w:r>
-              <w:rPr>
-                <w:sz w:val="18"/>
-              </w:rPr>
-              <w:t>2026-07-26</w:t>
-            </w:r>
-          </w:p>
-        </w:tc>
-      </w:tr>
-      <w:tr>
-        <w:tc>
-          <w:tcPr>
-            <w:tcW w:type="dxa" w:w="2160"/>
-          </w:tcPr>
-          <w:p>
-            <w:r>
-              <w:rPr>
-                <w:sz w:val="18"/>
-              </w:rPr>
-              <w:t>⏳ Security Scan</w:t>
-            </w:r>
-          </w:p>
-        </w:tc>
-        <w:tc>
-          <w:tcPr>
-            <w:tcW w:type="dxa" w:w="2160"/>
-          </w:tcPr>
-          <w:p>
-            <w:r>
-              <w:rPr>
-                <w:sz w:val="18"/>
-              </w:rPr>
-              <w:t>docs-wiki-auto-update-30197882119</w:t>
+              <w:t>docs-wiki-auto-update-30198845918</w:t>
             </w:r>
           </w:p>
         </w:tc>
@@ -34533,115 +34641,7 @@
               <w:rPr>
                 <w:sz w:val="18"/>
               </w:rPr>
-              <w:t>docs-wiki-auto-update-30197882119</w:t>
-            </w:r>
-          </w:p>
-        </w:tc>
-        <w:tc>
-          <w:tcPr>
-            <w:tcW w:type="dxa" w:w="2160"/>
-          </w:tcPr>
-          <w:p>
-            <w:r>
-              <w:rPr>
-                <w:sz w:val="18"/>
-              </w:rPr>
-              <w:t>action_required</w:t>
-            </w:r>
-          </w:p>
-        </w:tc>
-        <w:tc>
-          <w:tcPr>
-            <w:tcW w:type="dxa" w:w="2160"/>
-          </w:tcPr>
-          <w:p>
-            <w:r>
-              <w:rPr>
-                <w:sz w:val="18"/>
-              </w:rPr>
-              <w:t>2026-07-26</w:t>
-            </w:r>
-          </w:p>
-        </w:tc>
-      </w:tr>
-      <w:tr>
-        <w:tc>
-          <w:tcPr>
-            <w:tcW w:type="dxa" w:w="2160"/>
-          </w:tcPr>
-          <w:p>
-            <w:r>
-              <w:rPr>
-                <w:sz w:val="18"/>
-              </w:rPr>
-              <w:t>⏳ Render Deploy Readiness</w:t>
-            </w:r>
-          </w:p>
-        </w:tc>
-        <w:tc>
-          <w:tcPr>
-            <w:tcW w:type="dxa" w:w="2160"/>
-          </w:tcPr>
-          <w:p>
-            <w:r>
-              <w:rPr>
-                <w:sz w:val="18"/>
-              </w:rPr>
-              <w:t>docs-wiki-auto-update-30197882119</w:t>
-            </w:r>
-          </w:p>
-        </w:tc>
-        <w:tc>
-          <w:tcPr>
-            <w:tcW w:type="dxa" w:w="2160"/>
-          </w:tcPr>
-          <w:p>
-            <w:r>
-              <w:rPr>
-                <w:sz w:val="18"/>
-              </w:rPr>
-              <w:t>action_required</w:t>
-            </w:r>
-          </w:p>
-        </w:tc>
-        <w:tc>
-          <w:tcPr>
-            <w:tcW w:type="dxa" w:w="2160"/>
-          </w:tcPr>
-          <w:p>
-            <w:r>
-              <w:rPr>
-                <w:sz w:val="18"/>
-              </w:rPr>
-              <w:t>2026-07-26</w:t>
-            </w:r>
-          </w:p>
-        </w:tc>
-      </w:tr>
-      <w:tr>
-        <w:tc>
-          <w:tcPr>
-            <w:tcW w:type="dxa" w:w="2160"/>
-          </w:tcPr>
-          <w:p>
-            <w:r>
-              <w:rPr>
-                <w:sz w:val="18"/>
-              </w:rPr>
-              <w:t>⏳ Codacy Security Scan</w:t>
-            </w:r>
-          </w:p>
-        </w:tc>
-        <w:tc>
-          <w:tcPr>
-            <w:tcW w:type="dxa" w:w="2160"/>
-          </w:tcPr>
-          <w:p>
-            <w:r>
-              <w:rPr>
-                <w:sz w:val="18"/>
-              </w:rPr>
-              <w:t>docs-wiki-auto-update-30197882119</w:t>
+              <w:t>docs-wiki-auto-update-30198845918</w:t>
             </w:r>
           </w:p>
         </w:tc>
@@ -34912,7 +34912,7 @@
               <w:rPr>
                 <w:sz w:val="18"/>
               </w:rPr>
-              <w:t>77c349d</w:t>
+              <w:t>0859735</w:t>
             </w:r>
           </w:p>
         </w:tc>
@@ -34938,7 +34938,7 @@
               <w:rPr>
                 <w:sz w:val="18"/>
               </w:rPr>
-              <w:t xml:space="preserve">fix: ci - lower backend coverage threshold to 93, fix mcp test patching, skip 6 </w:t>
+              <w:t>docs: Auto-update Master Document</w:t>
             </w:r>
           </w:p>
         </w:tc>
@@ -34966,7 +34966,7 @@
               <w:rPr>
                 <w:sz w:val="18"/>
               </w:rPr>
-              <w:t>9d2cf33</w:t>
+              <w:t>a241100</w:t>
             </w:r>
           </w:p>
         </w:tc>
@@ -34992,7 +34992,7 @@
               <w:rPr>
                 <w:sz w:val="18"/>
               </w:rPr>
-              <w:t>fix: mock engine in provider tests + add module-scoped engine dispose</w:t>
+              <w:t>docs(wiki): Auto-sync Wiki Documentation</w:t>
             </w:r>
           </w:p>
         </w:tc>
@@ -35020,7 +35020,7 @@
               <w:rPr>
                 <w:sz w:val="18"/>
               </w:rPr>
-              <w:t>1b04171</w:t>
+              <w:t>b81c672</w:t>
             </w:r>
           </w:p>
         </w:tc>
@@ -35046,7 +35046,115 @@
               <w:rPr>
                 <w:sz w:val="18"/>
               </w:rPr>
-              <w:t>fix: restore loop_scope=module for provider tests + fix MCP patch target</w:t>
+              <w:t>docs(wiki): auto-sync wiki documentation [automated]</w:t>
+            </w:r>
+          </w:p>
+        </w:tc>
+        <w:tc>
+          <w:tcPr>
+            <w:tcW w:type="dxa" w:w="2160"/>
+          </w:tcPr>
+          <w:p>
+            <w:r>
+              <w:rPr>
+                <w:sz w:val="18"/>
+              </w:rPr>
+              <w:t>rohitkumarnaidu</w:t>
+            </w:r>
+          </w:p>
+        </w:tc>
+      </w:tr>
+      <w:tr>
+        <w:tc>
+          <w:tcPr>
+            <w:tcW w:type="dxa" w:w="2160"/>
+          </w:tcPr>
+          <w:p>
+            <w:r>
+              <w:rPr>
+                <w:sz w:val="18"/>
+              </w:rPr>
+              <w:t>ed7b85a</w:t>
+            </w:r>
+          </w:p>
+        </w:tc>
+        <w:tc>
+          <w:tcPr>
+            <w:tcW w:type="dxa" w:w="2160"/>
+          </w:tcPr>
+          <w:p>
+            <w:r>
+              <w:rPr>
+                <w:sz w:val="18"/>
+              </w:rPr>
+              <w:t>2026-07-26</w:t>
+            </w:r>
+          </w:p>
+        </w:tc>
+        <w:tc>
+          <w:tcPr>
+            <w:tcW w:type="dxa" w:w="2160"/>
+          </w:tcPr>
+          <w:p>
+            <w:r>
+              <w:rPr>
+                <w:sz w:val="18"/>
+              </w:rPr>
+              <w:t>docs: auto-update master doc</w:t>
+            </w:r>
+          </w:p>
+        </w:tc>
+        <w:tc>
+          <w:tcPr>
+            <w:tcW w:type="dxa" w:w="2160"/>
+          </w:tcPr>
+          <w:p>
+            <w:r>
+              <w:rPr>
+                <w:sz w:val="18"/>
+              </w:rPr>
+              <w:t>rohitkumarnaidu</w:t>
+            </w:r>
+          </w:p>
+        </w:tc>
+      </w:tr>
+      <w:tr>
+        <w:tc>
+          <w:tcPr>
+            <w:tcW w:type="dxa" w:w="2160"/>
+          </w:tcPr>
+          <w:p>
+            <w:r>
+              <w:rPr>
+                <w:sz w:val="18"/>
+              </w:rPr>
+              <w:t>9401d9b</w:t>
+            </w:r>
+          </w:p>
+        </w:tc>
+        <w:tc>
+          <w:tcPr>
+            <w:tcW w:type="dxa" w:w="2160"/>
+          </w:tcPr>
+          <w:p>
+            <w:r>
+              <w:rPr>
+                <w:sz w:val="18"/>
+              </w:rPr>
+              <w:t>2026-07-26</w:t>
+            </w:r>
+          </w:p>
+        </w:tc>
+        <w:tc>
+          <w:tcPr>
+            <w:tcW w:type="dxa" w:w="2160"/>
+          </w:tcPr>
+          <w:p>
+            <w:r>
+              <w:rPr>
+                <w:sz w:val="18"/>
+              </w:rPr>
+              <w:t>chore(deps): bump dependency</w:t>
             </w:r>
           </w:p>
         </w:tc>
@@ -35074,7 +35182,7 @@
               <w:rPr>
                 <w:sz w:val="18"/>
               </w:rPr>
-              <w:t>8f2e6e0</w:t>
+              <w:t>733f0f4</w:t>
             </w:r>
           </w:p>
         </w:tc>
@@ -35100,7 +35208,7 @@
               <w:rPr>
                 <w:sz w:val="18"/>
               </w:rPr>
-              <w:t>fix(ci): make ruff lint blocking (remove continue-on-error + || true)</w:t>
+              <w:t>chore(deps): bump dependency</w:t>
             </w:r>
           </w:p>
         </w:tc>
@@ -35128,7 +35236,7 @@
               <w:rPr>
                 <w:sz w:val="18"/>
               </w:rPr>
-              <w:t>b21ced7</w:t>
+              <w:t>bdb3bc0</w:t>
             </w:r>
           </w:p>
         </w:tc>
@@ -35154,7 +35262,7 @@
               <w:rPr>
                 <w:sz w:val="18"/>
               </w:rPr>
-              <w:t>fix(lint): commit Batch 31 ruff lint fixes across chatbot_service</w:t>
+              <w:t>chore(deps): bump dependency</w:t>
             </w:r>
           </w:p>
         </w:tc>
@@ -35182,7 +35290,7 @@
               <w:rPr>
                 <w:sz w:val="18"/>
               </w:rPr>
-              <w:t>6a868dc</w:t>
+              <w:t>b5c7e96</w:t>
             </w:r>
           </w:p>
         </w:tc>
@@ -35208,7 +35316,7 @@
               <w:rPr>
                 <w:sz w:val="18"/>
               </w:rPr>
-              <w:t xml:space="preserve">fix(enterprise): fix skipped tests properly + retry health check + restore 100% </w:t>
+              <w:t>chore(deps): bump dependency</w:t>
             </w:r>
           </w:p>
         </w:tc>
@@ -35236,7 +35344,7 @@
               <w:rPr>
                 <w:sz w:val="18"/>
               </w:rPr>
-              <w:t>86052b6</w:t>
+              <w:t>d55149c</w:t>
             </w:r>
           </w:p>
         </w:tc>
@@ -35249,7 +35357,7 @@
               <w:rPr>
                 <w:sz w:val="18"/>
               </w:rPr>
-              <w:t>2026-07-25</w:t>
+              <w:t>2026-07-26</w:t>
             </w:r>
           </w:p>
         </w:tc>
@@ -35262,7 +35370,7 @@
               <w:rPr>
                 <w:sz w:val="18"/>
               </w:rPr>
-              <w:t>fix(ci): lower backend coverage threshold 100→93 (matches pyproject.toml)</w:t>
+              <w:t>chore(deps): bump dependency</w:t>
             </w:r>
           </w:p>
         </w:tc>
@@ -35290,7 +35398,7 @@
               <w:rPr>
                 <w:sz w:val="18"/>
               </w:rPr>
-              <w:t>c304e3e</w:t>
+              <w:t>6c70ec5</w:t>
             </w:r>
           </w:p>
         </w:tc>
@@ -35303,7 +35411,7 @@
               <w:rPr>
                 <w:sz w:val="18"/>
               </w:rPr>
-              <w:t>2026-07-25</w:t>
+              <w:t>2026-07-26</w:t>
             </w:r>
           </w:p>
         </w:tc>
@@ -35316,115 +35424,7 @@
               <w:rPr>
                 <w:sz w:val="18"/>
               </w:rPr>
-              <w:t>fix(tests): skip 9 env-dependent backend tests (pre-existing bugs unmasked by co</w:t>
-            </w:r>
-          </w:p>
-        </w:tc>
-        <w:tc>
-          <w:tcPr>
-            <w:tcW w:type="dxa" w:w="2160"/>
-          </w:tcPr>
-          <w:p>
-            <w:r>
-              <w:rPr>
-                <w:sz w:val="18"/>
-              </w:rPr>
-              <w:t>Bappadala Rohith Kumar Naidu</w:t>
-            </w:r>
-          </w:p>
-        </w:tc>
-      </w:tr>
-      <w:tr>
-        <w:tc>
-          <w:tcPr>
-            <w:tcW w:type="dxa" w:w="2160"/>
-          </w:tcPr>
-          <w:p>
-            <w:r>
-              <w:rPr>
-                <w:sz w:val="18"/>
-              </w:rPr>
-              <w:t>4137fba</w:t>
-            </w:r>
-          </w:p>
-        </w:tc>
-        <w:tc>
-          <w:tcPr>
-            <w:tcW w:type="dxa" w:w="2160"/>
-          </w:tcPr>
-          <w:p>
-            <w:r>
-              <w:rPr>
-                <w:sz w:val="18"/>
-              </w:rPr>
-              <w:t>2026-07-25</w:t>
-            </w:r>
-          </w:p>
-        </w:tc>
-        <w:tc>
-          <w:tcPr>
-            <w:tcW w:type="dxa" w:w="2160"/>
-          </w:tcPr>
-          <w:p>
-            <w:r>
-              <w:rPr>
-                <w:sz w:val="18"/>
-              </w:rPr>
-              <w:t>fix(ci): graceful AWS build fail when creds missing (build+chatbot)</w:t>
-            </w:r>
-          </w:p>
-        </w:tc>
-        <w:tc>
-          <w:tcPr>
-            <w:tcW w:type="dxa" w:w="2160"/>
-          </w:tcPr>
-          <w:p>
-            <w:r>
-              <w:rPr>
-                <w:sz w:val="18"/>
-              </w:rPr>
-              <w:t>Bappadala Rohith Kumar Naidu</w:t>
-            </w:r>
-          </w:p>
-        </w:tc>
-      </w:tr>
-      <w:tr>
-        <w:tc>
-          <w:tcPr>
-            <w:tcW w:type="dxa" w:w="2160"/>
-          </w:tcPr>
-          <w:p>
-            <w:r>
-              <w:rPr>
-                <w:sz w:val="18"/>
-              </w:rPr>
-              <w:t>992ee5a</w:t>
-            </w:r>
-          </w:p>
-        </w:tc>
-        <w:tc>
-          <w:tcPr>
-            <w:tcW w:type="dxa" w:w="2160"/>
-          </w:tcPr>
-          <w:p>
-            <w:r>
-              <w:rPr>
-                <w:sz w:val="18"/>
-              </w:rPr>
-              <w:t>2026-07-25</w:t>
-            </w:r>
-          </w:p>
-        </w:tc>
-        <w:tc>
-          <w:tcPr>
-            <w:tcW w:type="dxa" w:w="2160"/>
-          </w:tcPr>
-          <w:p>
-            <w:r>
-              <w:rPr>
-                <w:sz w:val="18"/>
-              </w:rPr>
-              <w:t>fix(ci): increase chatbot health check sleep to 15s (slow startup with torch/tra</w:t>
+              <w:t>chore(deps): bump dependency</w:t>
             </w:r>
           </w:p>
         </w:tc>
@@ -36289,7 +36289,7 @@
               <w:rPr>
                 <w:sz w:val="18"/>
               </w:rPr>
-              <w:t>393</w:t>
+              <w:t>406</w:t>
             </w:r>
           </w:p>
         </w:tc>
@@ -36423,7 +36423,7 @@
         <w:br/>
         <w:t>Generated by scripts/update_master_doc.py</w:t>
         <w:br/>
-        <w:t>Timestamp: 2026-07-26 15:44 IST</w:t>
+        <w:t>Timestamp: 2026-07-26 16:17 IST</w:t>
         <w:br/>
         <w:t>Repository: github.com/SafeVixAI/SafeVixAI</w:t>
       </w:r>

--- a/docs/SafeVixAI_MASTER.docx
+++ b/docs/SafeVixAI_MASTER.docx
@@ -33723,7 +33723,7 @@
           <w:i w:val="0"/>
           <w:sz w:val="22"/>
         </w:rPr>
-        <w:t>🕐 Last auto-updated: 2026-07-26 16:12 IST</w:t>
+        <w:t>🕐 Last auto-updated: 2026-07-26 16:32 IST</w:t>
       </w:r>
     </w:p>
     <w:p>
@@ -33951,7 +33951,7 @@
               <w:rPr>
                 <w:sz w:val="18"/>
               </w:rPr>
-              <w:t>10</w:t>
+              <w:t>5</w:t>
             </w:r>
           </w:p>
         </w:tc>
@@ -34060,7 +34060,7 @@
               <w:rPr>
                 <w:sz w:val="18"/>
               </w:rPr>
-              <w:t>90ms | HTTP 404 | v?</w:t>
+              <w:t>107ms | HTTP 404 | v?</w:t>
             </w:r>
           </w:p>
         </w:tc>
@@ -34101,7 +34101,7 @@
               <w:rPr>
                 <w:sz w:val="18"/>
               </w:rPr>
-              <w:t>850ms | HTTP 200 | v?</w:t>
+              <w:t>340ms | HTTP 200 | v?</w:t>
             </w:r>
           </w:p>
         </w:tc>
@@ -34142,7 +34142,7 @@
               <w:rPr>
                 <w:sz w:val="18"/>
               </w:rPr>
-              <w:t>175ms | HTTP 200 | v?</w:t>
+              <w:t>189ms | HTTP 200 | v?</w:t>
             </w:r>
           </w:p>
         </w:tc>
@@ -34250,7 +34250,7 @@
               <w:rPr>
                 <w:sz w:val="18"/>
               </w:rPr>
-              <w:t>⏳ Blue-Green Deployment</w:t>
+              <w:t>⏳ CodeQL Analysis</w:t>
             </w:r>
           </w:p>
         </w:tc>
@@ -34304,115 +34304,7 @@
               <w:rPr>
                 <w:sz w:val="18"/>
               </w:rPr>
-              <w:t>⏳ Vercel Deploy</w:t>
-            </w:r>
-          </w:p>
-        </w:tc>
-        <w:tc>
-          <w:tcPr>
-            <w:tcW w:type="dxa" w:w="2160"/>
-          </w:tcPr>
-          <w:p>
-            <w:r>
-              <w:rPr>
-                <w:sz w:val="18"/>
-              </w:rPr>
-              <w:t>main</w:t>
-            </w:r>
-          </w:p>
-        </w:tc>
-        <w:tc>
-          <w:tcPr>
-            <w:tcW w:type="dxa" w:w="2160"/>
-          </w:tcPr>
-          <w:p>
-            <w:r>
-              <w:rPr>
-                <w:sz w:val="18"/>
-              </w:rPr>
-              <w:t>skipped</w:t>
-            </w:r>
-          </w:p>
-        </w:tc>
-        <w:tc>
-          <w:tcPr>
-            <w:tcW w:type="dxa" w:w="2160"/>
-          </w:tcPr>
-          <w:p>
-            <w:r>
-              <w:rPr>
-                <w:sz w:val="18"/>
-              </w:rPr>
-              <w:t>2026-07-26</w:t>
-            </w:r>
-          </w:p>
-        </w:tc>
-      </w:tr>
-      <w:tr>
-        <w:tc>
-          <w:tcPr>
-            <w:tcW w:type="dxa" w:w="2160"/>
-          </w:tcPr>
-          <w:p>
-            <w:r>
-              <w:rPr>
-                <w:sz w:val="18"/>
-              </w:rPr>
-              <w:t>⏳ Post-Deploy Smoke Tests</w:t>
-            </w:r>
-          </w:p>
-        </w:tc>
-        <w:tc>
-          <w:tcPr>
-            <w:tcW w:type="dxa" w:w="2160"/>
-          </w:tcPr>
-          <w:p>
-            <w:r>
-              <w:rPr>
-                <w:sz w:val="18"/>
-              </w:rPr>
-              <w:t>main</w:t>
-            </w:r>
-          </w:p>
-        </w:tc>
-        <w:tc>
-          <w:tcPr>
-            <w:tcW w:type="dxa" w:w="2160"/>
-          </w:tcPr>
-          <w:p>
-            <w:r>
-              <w:rPr>
-                <w:sz w:val="18"/>
-              </w:rPr>
-              <w:t>skipped</w:t>
-            </w:r>
-          </w:p>
-        </w:tc>
-        <w:tc>
-          <w:tcPr>
-            <w:tcW w:type="dxa" w:w="2160"/>
-          </w:tcPr>
-          <w:p>
-            <w:r>
-              <w:rPr>
-                <w:sz w:val="18"/>
-              </w:rPr>
-              <w:t>2026-07-26</w:t>
-            </w:r>
-          </w:p>
-        </w:tc>
-      </w:tr>
-      <w:tr>
-        <w:tc>
-          <w:tcPr>
-            <w:tcW w:type="dxa" w:w="2160"/>
-          </w:tcPr>
-          <w:p>
-            <w:r>
-              <w:rPr>
-                <w:sz w:val="18"/>
-              </w:rPr>
-              <w:t>⏳ Deploy Frontend</w:t>
+              <w:t>⏳ Contract Tests</w:t>
             </w:r>
           </w:p>
         </w:tc>
@@ -34466,7 +34358,7 @@
               <w:rPr>
                 <w:sz w:val="18"/>
               </w:rPr>
-              <w:t>⏳ Blue-Green Deployment</w:t>
+              <w:t>⏳ OpenSSF Scorecard</w:t>
             </w:r>
           </w:p>
         </w:tc>
@@ -34492,7 +34384,7 @@
               <w:rPr>
                 <w:sz w:val="18"/>
               </w:rPr>
-              <w:t>skipped</w:t>
+              <w:t>in_progress</w:t>
             </w:r>
           </w:p>
         </w:tc>
@@ -34520,7 +34412,7 @@
               <w:rPr>
                 <w:sz w:val="18"/>
               </w:rPr>
-              <w:t>⏳ Blue-Green Deployment</w:t>
+              <w:t>⏳ Backend CI</w:t>
             </w:r>
           </w:p>
         </w:tc>
@@ -34546,61 +34438,7 @@
               <w:rPr>
                 <w:sz w:val="18"/>
               </w:rPr>
-              <w:t>skipped</w:t>
-            </w:r>
-          </w:p>
-        </w:tc>
-        <w:tc>
-          <w:tcPr>
-            <w:tcW w:type="dxa" w:w="2160"/>
-          </w:tcPr>
-          <w:p>
-            <w:r>
-              <w:rPr>
-                <w:sz w:val="18"/>
-              </w:rPr>
-              <w:t>2026-07-26</w:t>
-            </w:r>
-          </w:p>
-        </w:tc>
-      </w:tr>
-      <w:tr>
-        <w:tc>
-          <w:tcPr>
-            <w:tcW w:type="dxa" w:w="2160"/>
-          </w:tcPr>
-          <w:p>
-            <w:r>
-              <w:rPr>
-                <w:sz w:val="18"/>
-              </w:rPr>
-              <w:t>⏳ Blue-Green Deployment</w:t>
-            </w:r>
-          </w:p>
-        </w:tc>
-        <w:tc>
-          <w:tcPr>
-            <w:tcW w:type="dxa" w:w="2160"/>
-          </w:tcPr>
-          <w:p>
-            <w:r>
-              <w:rPr>
-                <w:sz w:val="18"/>
-              </w:rPr>
-              <w:t>main</w:t>
-            </w:r>
-          </w:p>
-        </w:tc>
-        <w:tc>
-          <w:tcPr>
-            <w:tcW w:type="dxa" w:w="2160"/>
-          </w:tcPr>
-          <w:p>
-            <w:r>
-              <w:rPr>
-                <w:sz w:val="18"/>
-              </w:rPr>
-              <w:t>skipped</w:t>
+              <w:t>in_progress</w:t>
             </w:r>
           </w:p>
         </w:tc>
@@ -34654,7 +34492,169 @@
               <w:rPr>
                 <w:sz w:val="18"/>
               </w:rPr>
+              <w:t>in_progress</w:t>
+            </w:r>
+          </w:p>
+        </w:tc>
+        <w:tc>
+          <w:tcPr>
+            <w:tcW w:type="dxa" w:w="2160"/>
+          </w:tcPr>
+          <w:p>
+            <w:r>
+              <w:rPr>
+                <w:sz w:val="18"/>
+              </w:rPr>
+              <w:t>2026-07-26</w:t>
+            </w:r>
+          </w:p>
+        </w:tc>
+      </w:tr>
+      <w:tr>
+        <w:tc>
+          <w:tcPr>
+            <w:tcW w:type="dxa" w:w="2160"/>
+          </w:tcPr>
+          <w:p>
+            <w:r>
+              <w:rPr>
+                <w:sz w:val="18"/>
+              </w:rPr>
+              <w:t>⏳ Deploy Enterprise Docs</w:t>
+            </w:r>
+          </w:p>
+        </w:tc>
+        <w:tc>
+          <w:tcPr>
+            <w:tcW w:type="dxa" w:w="2160"/>
+          </w:tcPr>
+          <w:p>
+            <w:r>
+              <w:rPr>
+                <w:sz w:val="18"/>
+              </w:rPr>
+              <w:t>main</w:t>
+            </w:r>
+          </w:p>
+        </w:tc>
+        <w:tc>
+          <w:tcPr>
+            <w:tcW w:type="dxa" w:w="2160"/>
+          </w:tcPr>
+          <w:p>
+            <w:r>
+              <w:rPr>
+                <w:sz w:val="18"/>
+              </w:rPr>
               <w:t>queued</w:t>
+            </w:r>
+          </w:p>
+        </w:tc>
+        <w:tc>
+          <w:tcPr>
+            <w:tcW w:type="dxa" w:w="2160"/>
+          </w:tcPr>
+          <w:p>
+            <w:r>
+              <w:rPr>
+                <w:sz w:val="18"/>
+              </w:rPr>
+              <w:t>2026-07-26</w:t>
+            </w:r>
+          </w:p>
+        </w:tc>
+      </w:tr>
+      <w:tr>
+        <w:tc>
+          <w:tcPr>
+            <w:tcW w:type="dxa" w:w="2160"/>
+          </w:tcPr>
+          <w:p>
+            <w:r>
+              <w:rPr>
+                <w:sz w:val="18"/>
+              </w:rPr>
+              <w:t>⏳ E2E Tests</w:t>
+            </w:r>
+          </w:p>
+        </w:tc>
+        <w:tc>
+          <w:tcPr>
+            <w:tcW w:type="dxa" w:w="2160"/>
+          </w:tcPr>
+          <w:p>
+            <w:r>
+              <w:rPr>
+                <w:sz w:val="18"/>
+              </w:rPr>
+              <w:t>main</w:t>
+            </w:r>
+          </w:p>
+        </w:tc>
+        <w:tc>
+          <w:tcPr>
+            <w:tcW w:type="dxa" w:w="2160"/>
+          </w:tcPr>
+          <w:p>
+            <w:r>
+              <w:rPr>
+                <w:sz w:val="18"/>
+              </w:rPr>
+              <w:t>in_progress</w:t>
+            </w:r>
+          </w:p>
+        </w:tc>
+        <w:tc>
+          <w:tcPr>
+            <w:tcW w:type="dxa" w:w="2160"/>
+          </w:tcPr>
+          <w:p>
+            <w:r>
+              <w:rPr>
+                <w:sz w:val="18"/>
+              </w:rPr>
+              <w:t>2026-07-26</w:t>
+            </w:r>
+          </w:p>
+        </w:tc>
+      </w:tr>
+      <w:tr>
+        <w:tc>
+          <w:tcPr>
+            <w:tcW w:type="dxa" w:w="2160"/>
+          </w:tcPr>
+          <w:p>
+            <w:r>
+              <w:rPr>
+                <w:sz w:val="18"/>
+              </w:rPr>
+              <w:t>⏳ Update Master Document</w:t>
+            </w:r>
+          </w:p>
+        </w:tc>
+        <w:tc>
+          <w:tcPr>
+            <w:tcW w:type="dxa" w:w="2160"/>
+          </w:tcPr>
+          <w:p>
+            <w:r>
+              <w:rPr>
+                <w:sz w:val="18"/>
+              </w:rPr>
+              <w:t>main</w:t>
+            </w:r>
+          </w:p>
+        </w:tc>
+        <w:tc>
+          <w:tcPr>
+            <w:tcW w:type="dxa" w:w="2160"/>
+          </w:tcPr>
+          <w:p>
+            <w:r>
+              <w:rPr>
+                <w:sz w:val="18"/>
+              </w:rPr>
+              <w:t>in_progress</w:t>
             </w:r>
           </w:p>
         </w:tc>
@@ -34898,6 +34898,276 @@
                 <w:sz w:val="18"/>
               </w:rPr>
               <w:t>Author</w:t>
+            </w:r>
+          </w:p>
+        </w:tc>
+      </w:tr>
+      <w:tr>
+        <w:tc>
+          <w:tcPr>
+            <w:tcW w:type="dxa" w:w="2160"/>
+          </w:tcPr>
+          <w:p>
+            <w:r>
+              <w:rPr>
+                <w:sz w:val="18"/>
+              </w:rPr>
+              <w:t>9a557c7</w:t>
+            </w:r>
+          </w:p>
+        </w:tc>
+        <w:tc>
+          <w:tcPr>
+            <w:tcW w:type="dxa" w:w="2160"/>
+          </w:tcPr>
+          <w:p>
+            <w:r>
+              <w:rPr>
+                <w:sz w:val="18"/>
+              </w:rPr>
+              <w:t>2026-07-26</w:t>
+            </w:r>
+          </w:p>
+        </w:tc>
+        <w:tc>
+          <w:tcPr>
+            <w:tcW w:type="dxa" w:w="2160"/>
+          </w:tcPr>
+          <w:p>
+            <w:r>
+              <w:rPr>
+                <w:sz w:val="18"/>
+              </w:rPr>
+              <w:t>fix: mock RoadWatchService via import path (not monkeypatch) for MCP test; handl</w:t>
+            </w:r>
+          </w:p>
+        </w:tc>
+        <w:tc>
+          <w:tcPr>
+            <w:tcW w:type="dxa" w:w="2160"/>
+          </w:tcPr>
+          <w:p>
+            <w:r>
+              <w:rPr>
+                <w:sz w:val="18"/>
+              </w:rPr>
+              <w:t>Bappadala Rohith Kumar Naidu</w:t>
+            </w:r>
+          </w:p>
+        </w:tc>
+      </w:tr>
+      <w:tr>
+        <w:tc>
+          <w:tcPr>
+            <w:tcW w:type="dxa" w:w="2160"/>
+          </w:tcPr>
+          <w:p>
+            <w:r>
+              <w:rPr>
+                <w:sz w:val="18"/>
+              </w:rPr>
+              <w:t>0859735</w:t>
+            </w:r>
+          </w:p>
+        </w:tc>
+        <w:tc>
+          <w:tcPr>
+            <w:tcW w:type="dxa" w:w="2160"/>
+          </w:tcPr>
+          <w:p>
+            <w:r>
+              <w:rPr>
+                <w:sz w:val="18"/>
+              </w:rPr>
+              <w:t>2026-07-26</w:t>
+            </w:r>
+          </w:p>
+        </w:tc>
+        <w:tc>
+          <w:tcPr>
+            <w:tcW w:type="dxa" w:w="2160"/>
+          </w:tcPr>
+          <w:p>
+            <w:r>
+              <w:rPr>
+                <w:sz w:val="18"/>
+              </w:rPr>
+              <w:t>docs: Auto-update Master Document</w:t>
+            </w:r>
+          </w:p>
+        </w:tc>
+        <w:tc>
+          <w:tcPr>
+            <w:tcW w:type="dxa" w:w="2160"/>
+          </w:tcPr>
+          <w:p>
+            <w:r>
+              <w:rPr>
+                <w:sz w:val="18"/>
+              </w:rPr>
+              <w:t>Bappadala Rohith Kumar Naidu</w:t>
+            </w:r>
+          </w:p>
+        </w:tc>
+      </w:tr>
+      <w:tr>
+        <w:tc>
+          <w:tcPr>
+            <w:tcW w:type="dxa" w:w="2160"/>
+          </w:tcPr>
+          <w:p>
+            <w:r>
+              <w:rPr>
+                <w:sz w:val="18"/>
+              </w:rPr>
+              <w:t>a241100</w:t>
+            </w:r>
+          </w:p>
+        </w:tc>
+        <w:tc>
+          <w:tcPr>
+            <w:tcW w:type="dxa" w:w="2160"/>
+          </w:tcPr>
+          <w:p>
+            <w:r>
+              <w:rPr>
+                <w:sz w:val="18"/>
+              </w:rPr>
+              <w:t>2026-07-26</w:t>
+            </w:r>
+          </w:p>
+        </w:tc>
+        <w:tc>
+          <w:tcPr>
+            <w:tcW w:type="dxa" w:w="2160"/>
+          </w:tcPr>
+          <w:p>
+            <w:r>
+              <w:rPr>
+                <w:sz w:val="18"/>
+              </w:rPr>
+              <w:t>docs(wiki): Auto-sync Wiki Documentation</w:t>
+            </w:r>
+          </w:p>
+        </w:tc>
+        <w:tc>
+          <w:tcPr>
+            <w:tcW w:type="dxa" w:w="2160"/>
+          </w:tcPr>
+          <w:p>
+            <w:r>
+              <w:rPr>
+                <w:sz w:val="18"/>
+              </w:rPr>
+              <w:t>Bappadala Rohith Kumar Naidu</w:t>
+            </w:r>
+          </w:p>
+        </w:tc>
+      </w:tr>
+      <w:tr>
+        <w:tc>
+          <w:tcPr>
+            <w:tcW w:type="dxa" w:w="2160"/>
+          </w:tcPr>
+          <w:p>
+            <w:r>
+              <w:rPr>
+                <w:sz w:val="18"/>
+              </w:rPr>
+              <w:t>b81c672</w:t>
+            </w:r>
+          </w:p>
+        </w:tc>
+        <w:tc>
+          <w:tcPr>
+            <w:tcW w:type="dxa" w:w="2160"/>
+          </w:tcPr>
+          <w:p>
+            <w:r>
+              <w:rPr>
+                <w:sz w:val="18"/>
+              </w:rPr>
+              <w:t>2026-07-26</w:t>
+            </w:r>
+          </w:p>
+        </w:tc>
+        <w:tc>
+          <w:tcPr>
+            <w:tcW w:type="dxa" w:w="2160"/>
+          </w:tcPr>
+          <w:p>
+            <w:r>
+              <w:rPr>
+                <w:sz w:val="18"/>
+              </w:rPr>
+              <w:t>docs(wiki): auto-sync wiki documentation [automated]</w:t>
+            </w:r>
+          </w:p>
+        </w:tc>
+        <w:tc>
+          <w:tcPr>
+            <w:tcW w:type="dxa" w:w="2160"/>
+          </w:tcPr>
+          <w:p>
+            <w:r>
+              <w:rPr>
+                <w:sz w:val="18"/>
+              </w:rPr>
+              <w:t>rohitkumarnaidu</w:t>
+            </w:r>
+          </w:p>
+        </w:tc>
+      </w:tr>
+      <w:tr>
+        <w:tc>
+          <w:tcPr>
+            <w:tcW w:type="dxa" w:w="2160"/>
+          </w:tcPr>
+          <w:p>
+            <w:r>
+              <w:rPr>
+                <w:sz w:val="18"/>
+              </w:rPr>
+              <w:t>ed7b85a</w:t>
+            </w:r>
+          </w:p>
+        </w:tc>
+        <w:tc>
+          <w:tcPr>
+            <w:tcW w:type="dxa" w:w="2160"/>
+          </w:tcPr>
+          <w:p>
+            <w:r>
+              <w:rPr>
+                <w:sz w:val="18"/>
+              </w:rPr>
+              <w:t>2026-07-26</w:t>
+            </w:r>
+          </w:p>
+        </w:tc>
+        <w:tc>
+          <w:tcPr>
+            <w:tcW w:type="dxa" w:w="2160"/>
+          </w:tcPr>
+          <w:p>
+            <w:r>
+              <w:rPr>
+                <w:sz w:val="18"/>
+              </w:rPr>
+              <w:t>docs: auto-update master doc</w:t>
+            </w:r>
+          </w:p>
+        </w:tc>
+        <w:tc>
+          <w:tcPr>
+            <w:tcW w:type="dxa" w:w="2160"/>
+          </w:tcPr>
+          <w:p>
+            <w:r>
+              <w:rPr>
+                <w:sz w:val="18"/>
+              </w:rPr>
+              <w:t>rohitkumarnaidu</w:t>
             </w:r>
           </w:p>
         </w:tc>
@@ -35155,276 +35425,6 @@
                 <w:sz w:val="18"/>
               </w:rPr>
               <w:t>chore(deps): bump dependency</w:t>
-            </w:r>
-          </w:p>
-        </w:tc>
-        <w:tc>
-          <w:tcPr>
-            <w:tcW w:type="dxa" w:w="2160"/>
-          </w:tcPr>
-          <w:p>
-            <w:r>
-              <w:rPr>
-                <w:sz w:val="18"/>
-              </w:rPr>
-              <w:t>Bappadala Rohith Kumar Naidu</w:t>
-            </w:r>
-          </w:p>
-        </w:tc>
-      </w:tr>
-      <w:tr>
-        <w:tc>
-          <w:tcPr>
-            <w:tcW w:type="dxa" w:w="2160"/>
-          </w:tcPr>
-          <w:p>
-            <w:r>
-              <w:rPr>
-                <w:sz w:val="18"/>
-              </w:rPr>
-              <w:t>6c70ec5</w:t>
-            </w:r>
-          </w:p>
-        </w:tc>
-        <w:tc>
-          <w:tcPr>
-            <w:tcW w:type="dxa" w:w="2160"/>
-          </w:tcPr>
-          <w:p>
-            <w:r>
-              <w:rPr>
-                <w:sz w:val="18"/>
-              </w:rPr>
-              <w:t>2026-07-26</w:t>
-            </w:r>
-          </w:p>
-        </w:tc>
-        <w:tc>
-          <w:tcPr>
-            <w:tcW w:type="dxa" w:w="2160"/>
-          </w:tcPr>
-          <w:p>
-            <w:r>
-              <w:rPr>
-                <w:sz w:val="18"/>
-              </w:rPr>
-              <w:t>chore(deps): bump dependency</w:t>
-            </w:r>
-          </w:p>
-        </w:tc>
-        <w:tc>
-          <w:tcPr>
-            <w:tcW w:type="dxa" w:w="2160"/>
-          </w:tcPr>
-          <w:p>
-            <w:r>
-              <w:rPr>
-                <w:sz w:val="18"/>
-              </w:rPr>
-              <w:t>Bappadala Rohith Kumar Naidu</w:t>
-            </w:r>
-          </w:p>
-        </w:tc>
-      </w:tr>
-      <w:tr>
-        <w:tc>
-          <w:tcPr>
-            <w:tcW w:type="dxa" w:w="2160"/>
-          </w:tcPr>
-          <w:p>
-            <w:r>
-              <w:rPr>
-                <w:sz w:val="18"/>
-              </w:rPr>
-              <w:t>d49750e</w:t>
-            </w:r>
-          </w:p>
-        </w:tc>
-        <w:tc>
-          <w:tcPr>
-            <w:tcW w:type="dxa" w:w="2160"/>
-          </w:tcPr>
-          <w:p>
-            <w:r>
-              <w:rPr>
-                <w:sz w:val="18"/>
-              </w:rPr>
-              <w:t>2026-07-26</w:t>
-            </w:r>
-          </w:p>
-        </w:tc>
-        <w:tc>
-          <w:tcPr>
-            <w:tcW w:type="dxa" w:w="2160"/>
-          </w:tcPr>
-          <w:p>
-            <w:r>
-              <w:rPr>
-                <w:sz w:val="18"/>
-              </w:rPr>
-              <w:t>chore(deps): bump dependency</w:t>
-            </w:r>
-          </w:p>
-        </w:tc>
-        <w:tc>
-          <w:tcPr>
-            <w:tcW w:type="dxa" w:w="2160"/>
-          </w:tcPr>
-          <w:p>
-            <w:r>
-              <w:rPr>
-                <w:sz w:val="18"/>
-              </w:rPr>
-              <w:t>Bappadala Rohith Kumar Naidu</w:t>
-            </w:r>
-          </w:p>
-        </w:tc>
-      </w:tr>
-      <w:tr>
-        <w:tc>
-          <w:tcPr>
-            <w:tcW w:type="dxa" w:w="2160"/>
-          </w:tcPr>
-          <w:p>
-            <w:r>
-              <w:rPr>
-                <w:sz w:val="18"/>
-              </w:rPr>
-              <w:t>6fb522e</w:t>
-            </w:r>
-          </w:p>
-        </w:tc>
-        <w:tc>
-          <w:tcPr>
-            <w:tcW w:type="dxa" w:w="2160"/>
-          </w:tcPr>
-          <w:p>
-            <w:r>
-              <w:rPr>
-                <w:sz w:val="18"/>
-              </w:rPr>
-              <w:t>2026-07-26</w:t>
-            </w:r>
-          </w:p>
-        </w:tc>
-        <w:tc>
-          <w:tcPr>
-            <w:tcW w:type="dxa" w:w="2160"/>
-          </w:tcPr>
-          <w:p>
-            <w:r>
-              <w:rPr>
-                <w:sz w:val="18"/>
-              </w:rPr>
-              <w:t>chore(deps): bump dependency</w:t>
-            </w:r>
-          </w:p>
-        </w:tc>
-        <w:tc>
-          <w:tcPr>
-            <w:tcW w:type="dxa" w:w="2160"/>
-          </w:tcPr>
-          <w:p>
-            <w:r>
-              <w:rPr>
-                <w:sz w:val="18"/>
-              </w:rPr>
-              <w:t>Bappadala Rohith Kumar Naidu</w:t>
-            </w:r>
-          </w:p>
-        </w:tc>
-      </w:tr>
-      <w:tr>
-        <w:tc>
-          <w:tcPr>
-            <w:tcW w:type="dxa" w:w="2160"/>
-          </w:tcPr>
-          <w:p>
-            <w:r>
-              <w:rPr>
-                <w:sz w:val="18"/>
-              </w:rPr>
-              <w:t>75ea9ee</w:t>
-            </w:r>
-          </w:p>
-        </w:tc>
-        <w:tc>
-          <w:tcPr>
-            <w:tcW w:type="dxa" w:w="2160"/>
-          </w:tcPr>
-          <w:p>
-            <w:r>
-              <w:rPr>
-                <w:sz w:val="18"/>
-              </w:rPr>
-              <w:t>2026-07-26</w:t>
-            </w:r>
-          </w:p>
-        </w:tc>
-        <w:tc>
-          <w:tcPr>
-            <w:tcW w:type="dxa" w:w="2160"/>
-          </w:tcPr>
-          <w:p>
-            <w:r>
-              <w:rPr>
-                <w:sz w:val="18"/>
-              </w:rPr>
-              <w:t>docs(wiki): Auto-sync Wiki Documentation</w:t>
-            </w:r>
-          </w:p>
-        </w:tc>
-        <w:tc>
-          <w:tcPr>
-            <w:tcW w:type="dxa" w:w="2160"/>
-          </w:tcPr>
-          <w:p>
-            <w:r>
-              <w:rPr>
-                <w:sz w:val="18"/>
-              </w:rPr>
-              <w:t>Bappadala Rohith Kumar Naidu</w:t>
-            </w:r>
-          </w:p>
-        </w:tc>
-      </w:tr>
-      <w:tr>
-        <w:tc>
-          <w:tcPr>
-            <w:tcW w:type="dxa" w:w="2160"/>
-          </w:tcPr>
-          <w:p>
-            <w:r>
-              <w:rPr>
-                <w:sz w:val="18"/>
-              </w:rPr>
-              <w:t>932fe92</w:t>
-            </w:r>
-          </w:p>
-        </w:tc>
-        <w:tc>
-          <w:tcPr>
-            <w:tcW w:type="dxa" w:w="2160"/>
-          </w:tcPr>
-          <w:p>
-            <w:r>
-              <w:rPr>
-                <w:sz w:val="18"/>
-              </w:rPr>
-              <w:t>2026-07-26</w:t>
-            </w:r>
-          </w:p>
-        </w:tc>
-        <w:tc>
-          <w:tcPr>
-            <w:tcW w:type="dxa" w:w="2160"/>
-          </w:tcPr>
-          <w:p>
-            <w:r>
-              <w:rPr>
-                <w:sz w:val="18"/>
-              </w:rPr>
-              <w:t>docs: Auto-update Master Document</w:t>
             </w:r>
           </w:p>
         </w:tc>
@@ -36423,7 +36423,7 @@
         <w:br/>
         <w:t>Generated by scripts/update_master_doc.py</w:t>
         <w:br/>
-        <w:t>Timestamp: 2026-07-26 16:12 IST</w:t>
+        <w:t>Timestamp: 2026-07-26 16:32 IST</w:t>
         <w:br/>
         <w:t>Repository: github.com/SafeVixAI/SafeVixAI</w:t>
       </w:r>

--- a/docs/SafeVixAI_MASTER.docx
+++ b/docs/SafeVixAI_MASTER.docx
@@ -33723,7 +33723,7 @@
           <w:i w:val="0"/>
           <w:sz w:val="22"/>
         </w:rPr>
-        <w:t>🕐 Last auto-updated: 2026-07-26 16:12 IST</w:t>
+        <w:t>🕐 Last auto-updated: 2026-07-26 16:41 IST</w:t>
       </w:r>
     </w:p>
     <w:p>
@@ -33951,7 +33951,7 @@
               <w:rPr>
                 <w:sz w:val="18"/>
               </w:rPr>
-              <w:t>10</w:t>
+              <w:t>7</w:t>
             </w:r>
           </w:p>
         </w:tc>
@@ -34060,7 +34060,7 @@
               <w:rPr>
                 <w:sz w:val="18"/>
               </w:rPr>
-              <w:t>90ms | HTTP 404 | v?</w:t>
+              <w:t>89ms | HTTP 404 | v?</w:t>
             </w:r>
           </w:p>
         </w:tc>
@@ -34101,7 +34101,7 @@
               <w:rPr>
                 <w:sz w:val="18"/>
               </w:rPr>
-              <w:t>850ms | HTTP 200 | v?</w:t>
+              <w:t>318ms | HTTP 200 | v?</w:t>
             </w:r>
           </w:p>
         </w:tc>
@@ -34142,7 +34142,7 @@
               <w:rPr>
                 <w:sz w:val="18"/>
               </w:rPr>
-              <w:t>175ms | HTTP 200 | v?</w:t>
+              <w:t>223ms | HTTP 200 | v?</w:t>
             </w:r>
           </w:p>
         </w:tc>
@@ -34250,7 +34250,61 @@
               <w:rPr>
                 <w:sz w:val="18"/>
               </w:rPr>
-              <w:t>⏳ Blue-Green Deployment</w:t>
+              <w:t>✅ Render Deploy Readiness</w:t>
+            </w:r>
+          </w:p>
+        </w:tc>
+        <w:tc>
+          <w:tcPr>
+            <w:tcW w:type="dxa" w:w="2160"/>
+          </w:tcPr>
+          <w:p>
+            <w:r>
+              <w:rPr>
+                <w:sz w:val="18"/>
+              </w:rPr>
+              <w:t>main</w:t>
+            </w:r>
+          </w:p>
+        </w:tc>
+        <w:tc>
+          <w:tcPr>
+            <w:tcW w:type="dxa" w:w="2160"/>
+          </w:tcPr>
+          <w:p>
+            <w:r>
+              <w:rPr>
+                <w:sz w:val="18"/>
+              </w:rPr>
+              <w:t>success</w:t>
+            </w:r>
+          </w:p>
+        </w:tc>
+        <w:tc>
+          <w:tcPr>
+            <w:tcW w:type="dxa" w:w="2160"/>
+          </w:tcPr>
+          <w:p>
+            <w:r>
+              <w:rPr>
+                <w:sz w:val="18"/>
+              </w:rPr>
+              <w:t>2026-07-26</w:t>
+            </w:r>
+          </w:p>
+        </w:tc>
+      </w:tr>
+      <w:tr>
+        <w:tc>
+          <w:tcPr>
+            <w:tcW w:type="dxa" w:w="2160"/>
+          </w:tcPr>
+          <w:p>
+            <w:r>
+              <w:rPr>
+                <w:sz w:val="18"/>
+              </w:rPr>
+              <w:t>⏳ Deploy Enterprise Docs</w:t>
             </w:r>
           </w:p>
         </w:tc>
@@ -34304,115 +34358,7 @@
               <w:rPr>
                 <w:sz w:val="18"/>
               </w:rPr>
-              <w:t>⏳ Vercel Deploy</w:t>
-            </w:r>
-          </w:p>
-        </w:tc>
-        <w:tc>
-          <w:tcPr>
-            <w:tcW w:type="dxa" w:w="2160"/>
-          </w:tcPr>
-          <w:p>
-            <w:r>
-              <w:rPr>
-                <w:sz w:val="18"/>
-              </w:rPr>
-              <w:t>main</w:t>
-            </w:r>
-          </w:p>
-        </w:tc>
-        <w:tc>
-          <w:tcPr>
-            <w:tcW w:type="dxa" w:w="2160"/>
-          </w:tcPr>
-          <w:p>
-            <w:r>
-              <w:rPr>
-                <w:sz w:val="18"/>
-              </w:rPr>
-              <w:t>skipped</w:t>
-            </w:r>
-          </w:p>
-        </w:tc>
-        <w:tc>
-          <w:tcPr>
-            <w:tcW w:type="dxa" w:w="2160"/>
-          </w:tcPr>
-          <w:p>
-            <w:r>
-              <w:rPr>
-                <w:sz w:val="18"/>
-              </w:rPr>
-              <w:t>2026-07-26</w:t>
-            </w:r>
-          </w:p>
-        </w:tc>
-      </w:tr>
-      <w:tr>
-        <w:tc>
-          <w:tcPr>
-            <w:tcW w:type="dxa" w:w="2160"/>
-          </w:tcPr>
-          <w:p>
-            <w:r>
-              <w:rPr>
-                <w:sz w:val="18"/>
-              </w:rPr>
-              <w:t>⏳ Post-Deploy Smoke Tests</w:t>
-            </w:r>
-          </w:p>
-        </w:tc>
-        <w:tc>
-          <w:tcPr>
-            <w:tcW w:type="dxa" w:w="2160"/>
-          </w:tcPr>
-          <w:p>
-            <w:r>
-              <w:rPr>
-                <w:sz w:val="18"/>
-              </w:rPr>
-              <w:t>main</w:t>
-            </w:r>
-          </w:p>
-        </w:tc>
-        <w:tc>
-          <w:tcPr>
-            <w:tcW w:type="dxa" w:w="2160"/>
-          </w:tcPr>
-          <w:p>
-            <w:r>
-              <w:rPr>
-                <w:sz w:val="18"/>
-              </w:rPr>
-              <w:t>skipped</w:t>
-            </w:r>
-          </w:p>
-        </w:tc>
-        <w:tc>
-          <w:tcPr>
-            <w:tcW w:type="dxa" w:w="2160"/>
-          </w:tcPr>
-          <w:p>
-            <w:r>
-              <w:rPr>
-                <w:sz w:val="18"/>
-              </w:rPr>
-              <w:t>2026-07-26</w:t>
-            </w:r>
-          </w:p>
-        </w:tc>
-      </w:tr>
-      <w:tr>
-        <w:tc>
-          <w:tcPr>
-            <w:tcW w:type="dxa" w:w="2160"/>
-          </w:tcPr>
-          <w:p>
-            <w:r>
-              <w:rPr>
-                <w:sz w:val="18"/>
-              </w:rPr>
-              <w:t>⏳ Deploy Frontend</w:t>
+              <w:t>⏳ Codacy Security Scan</w:t>
             </w:r>
           </w:p>
         </w:tc>
@@ -34466,7 +34412,7 @@
               <w:rPr>
                 <w:sz w:val="18"/>
               </w:rPr>
-              <w:t>⏳ Blue-Green Deployment</w:t>
+              <w:t>⏳ Backend CI</w:t>
             </w:r>
           </w:p>
         </w:tc>
@@ -34492,7 +34438,7 @@
               <w:rPr>
                 <w:sz w:val="18"/>
               </w:rPr>
-              <w:t>skipped</w:t>
+              <w:t>in_progress</w:t>
             </w:r>
           </w:p>
         </w:tc>
@@ -34520,7 +34466,7 @@
               <w:rPr>
                 <w:sz w:val="18"/>
               </w:rPr>
-              <w:t>⏳ Blue-Green Deployment</w:t>
+              <w:t>⏳ Update Master Document</w:t>
             </w:r>
           </w:p>
         </w:tc>
@@ -34546,7 +34492,7 @@
               <w:rPr>
                 <w:sz w:val="18"/>
               </w:rPr>
-              <w:t>skipped</w:t>
+              <w:t>in_progress</w:t>
             </w:r>
           </w:p>
         </w:tc>
@@ -34574,7 +34520,7 @@
               <w:rPr>
                 <w:sz w:val="18"/>
               </w:rPr>
-              <w:t>⏳ Blue-Green Deployment</w:t>
+              <w:t>⏳ E2E Tests</w:t>
             </w:r>
           </w:p>
         </w:tc>
@@ -34600,7 +34546,7 @@
               <w:rPr>
                 <w:sz w:val="18"/>
               </w:rPr>
-              <w:t>skipped</w:t>
+              <w:t>in_progress</w:t>
             </w:r>
           </w:p>
         </w:tc>
@@ -34628,7 +34574,7 @@
               <w:rPr>
                 <w:sz w:val="18"/>
               </w:rPr>
-              <w:t>⏳ Security Scan</w:t>
+              <w:t>⏳ License Scan</w:t>
             </w:r>
           </w:p>
         </w:tc>
@@ -34654,7 +34600,61 @@
               <w:rPr>
                 <w:sz w:val="18"/>
               </w:rPr>
-              <w:t>queued</w:t>
+              <w:t>in_progress</w:t>
+            </w:r>
+          </w:p>
+        </w:tc>
+        <w:tc>
+          <w:tcPr>
+            <w:tcW w:type="dxa" w:w="2160"/>
+          </w:tcPr>
+          <w:p>
+            <w:r>
+              <w:rPr>
+                <w:sz w:val="18"/>
+              </w:rPr>
+              <w:t>2026-07-26</w:t>
+            </w:r>
+          </w:p>
+        </w:tc>
+      </w:tr>
+      <w:tr>
+        <w:tc>
+          <w:tcPr>
+            <w:tcW w:type="dxa" w:w="2160"/>
+          </w:tcPr>
+          <w:p>
+            <w:r>
+              <w:rPr>
+                <w:sz w:val="18"/>
+              </w:rPr>
+              <w:t>⏳ Wiki Documentation Sync</w:t>
+            </w:r>
+          </w:p>
+        </w:tc>
+        <w:tc>
+          <w:tcPr>
+            <w:tcW w:type="dxa" w:w="2160"/>
+          </w:tcPr>
+          <w:p>
+            <w:r>
+              <w:rPr>
+                <w:sz w:val="18"/>
+              </w:rPr>
+              <w:t>main</w:t>
+            </w:r>
+          </w:p>
+        </w:tc>
+        <w:tc>
+          <w:tcPr>
+            <w:tcW w:type="dxa" w:w="2160"/>
+          </w:tcPr>
+          <w:p>
+            <w:r>
+              <w:rPr>
+                <w:sz w:val="18"/>
+              </w:rPr>
+              <w:t>in_progress</w:t>
             </w:r>
           </w:p>
         </w:tc>
@@ -34898,6 +34898,330 @@
                 <w:sz w:val="18"/>
               </w:rPr>
               <w:t>Author</w:t>
+            </w:r>
+          </w:p>
+        </w:tc>
+      </w:tr>
+      <w:tr>
+        <w:tc>
+          <w:tcPr>
+            <w:tcW w:type="dxa" w:w="2160"/>
+          </w:tcPr>
+          <w:p>
+            <w:r>
+              <w:rPr>
+                <w:sz w:val="18"/>
+              </w:rPr>
+              <w:t>ec0a782</w:t>
+            </w:r>
+          </w:p>
+        </w:tc>
+        <w:tc>
+          <w:tcPr>
+            <w:tcW w:type="dxa" w:w="2160"/>
+          </w:tcPr>
+          <w:p>
+            <w:r>
+              <w:rPr>
+                <w:sz w:val="18"/>
+              </w:rPr>
+              <w:t>2026-07-26</w:t>
+            </w:r>
+          </w:p>
+        </w:tc>
+        <w:tc>
+          <w:tcPr>
+            <w:tcW w:type="dxa" w:w="2160"/>
+          </w:tcPr>
+          <w:p>
+            <w:r>
+              <w:rPr>
+                <w:sz w:val="18"/>
+              </w:rPr>
+              <w:t>fix: skip 2 provider route tests broken by Dependabot's FastAPI v2.3+ _IncludedR</w:t>
+            </w:r>
+          </w:p>
+        </w:tc>
+        <w:tc>
+          <w:tcPr>
+            <w:tcW w:type="dxa" w:w="2160"/>
+          </w:tcPr>
+          <w:p>
+            <w:r>
+              <w:rPr>
+                <w:sz w:val="18"/>
+              </w:rPr>
+              <w:t>Bappadala Rohith Kumar Naidu</w:t>
+            </w:r>
+          </w:p>
+        </w:tc>
+      </w:tr>
+      <w:tr>
+        <w:tc>
+          <w:tcPr>
+            <w:tcW w:type="dxa" w:w="2160"/>
+          </w:tcPr>
+          <w:p>
+            <w:r>
+              <w:rPr>
+                <w:sz w:val="18"/>
+              </w:rPr>
+              <w:t>9a557c7</w:t>
+            </w:r>
+          </w:p>
+        </w:tc>
+        <w:tc>
+          <w:tcPr>
+            <w:tcW w:type="dxa" w:w="2160"/>
+          </w:tcPr>
+          <w:p>
+            <w:r>
+              <w:rPr>
+                <w:sz w:val="18"/>
+              </w:rPr>
+              <w:t>2026-07-26</w:t>
+            </w:r>
+          </w:p>
+        </w:tc>
+        <w:tc>
+          <w:tcPr>
+            <w:tcW w:type="dxa" w:w="2160"/>
+          </w:tcPr>
+          <w:p>
+            <w:r>
+              <w:rPr>
+                <w:sz w:val="18"/>
+              </w:rPr>
+              <w:t>fix: mock RoadWatchService via import path (not monkeypatch) for MCP test; handl</w:t>
+            </w:r>
+          </w:p>
+        </w:tc>
+        <w:tc>
+          <w:tcPr>
+            <w:tcW w:type="dxa" w:w="2160"/>
+          </w:tcPr>
+          <w:p>
+            <w:r>
+              <w:rPr>
+                <w:sz w:val="18"/>
+              </w:rPr>
+              <w:t>Bappadala Rohith Kumar Naidu</w:t>
+            </w:r>
+          </w:p>
+        </w:tc>
+      </w:tr>
+      <w:tr>
+        <w:tc>
+          <w:tcPr>
+            <w:tcW w:type="dxa" w:w="2160"/>
+          </w:tcPr>
+          <w:p>
+            <w:r>
+              <w:rPr>
+                <w:sz w:val="18"/>
+              </w:rPr>
+              <w:t>0859735</w:t>
+            </w:r>
+          </w:p>
+        </w:tc>
+        <w:tc>
+          <w:tcPr>
+            <w:tcW w:type="dxa" w:w="2160"/>
+          </w:tcPr>
+          <w:p>
+            <w:r>
+              <w:rPr>
+                <w:sz w:val="18"/>
+              </w:rPr>
+              <w:t>2026-07-26</w:t>
+            </w:r>
+          </w:p>
+        </w:tc>
+        <w:tc>
+          <w:tcPr>
+            <w:tcW w:type="dxa" w:w="2160"/>
+          </w:tcPr>
+          <w:p>
+            <w:r>
+              <w:rPr>
+                <w:sz w:val="18"/>
+              </w:rPr>
+              <w:t>docs: Auto-update Master Document</w:t>
+            </w:r>
+          </w:p>
+        </w:tc>
+        <w:tc>
+          <w:tcPr>
+            <w:tcW w:type="dxa" w:w="2160"/>
+          </w:tcPr>
+          <w:p>
+            <w:r>
+              <w:rPr>
+                <w:sz w:val="18"/>
+              </w:rPr>
+              <w:t>Bappadala Rohith Kumar Naidu</w:t>
+            </w:r>
+          </w:p>
+        </w:tc>
+      </w:tr>
+      <w:tr>
+        <w:tc>
+          <w:tcPr>
+            <w:tcW w:type="dxa" w:w="2160"/>
+          </w:tcPr>
+          <w:p>
+            <w:r>
+              <w:rPr>
+                <w:sz w:val="18"/>
+              </w:rPr>
+              <w:t>a241100</w:t>
+            </w:r>
+          </w:p>
+        </w:tc>
+        <w:tc>
+          <w:tcPr>
+            <w:tcW w:type="dxa" w:w="2160"/>
+          </w:tcPr>
+          <w:p>
+            <w:r>
+              <w:rPr>
+                <w:sz w:val="18"/>
+              </w:rPr>
+              <w:t>2026-07-26</w:t>
+            </w:r>
+          </w:p>
+        </w:tc>
+        <w:tc>
+          <w:tcPr>
+            <w:tcW w:type="dxa" w:w="2160"/>
+          </w:tcPr>
+          <w:p>
+            <w:r>
+              <w:rPr>
+                <w:sz w:val="18"/>
+              </w:rPr>
+              <w:t>docs(wiki): Auto-sync Wiki Documentation</w:t>
+            </w:r>
+          </w:p>
+        </w:tc>
+        <w:tc>
+          <w:tcPr>
+            <w:tcW w:type="dxa" w:w="2160"/>
+          </w:tcPr>
+          <w:p>
+            <w:r>
+              <w:rPr>
+                <w:sz w:val="18"/>
+              </w:rPr>
+              <w:t>Bappadala Rohith Kumar Naidu</w:t>
+            </w:r>
+          </w:p>
+        </w:tc>
+      </w:tr>
+      <w:tr>
+        <w:tc>
+          <w:tcPr>
+            <w:tcW w:type="dxa" w:w="2160"/>
+          </w:tcPr>
+          <w:p>
+            <w:r>
+              <w:rPr>
+                <w:sz w:val="18"/>
+              </w:rPr>
+              <w:t>b81c672</w:t>
+            </w:r>
+          </w:p>
+        </w:tc>
+        <w:tc>
+          <w:tcPr>
+            <w:tcW w:type="dxa" w:w="2160"/>
+          </w:tcPr>
+          <w:p>
+            <w:r>
+              <w:rPr>
+                <w:sz w:val="18"/>
+              </w:rPr>
+              <w:t>2026-07-26</w:t>
+            </w:r>
+          </w:p>
+        </w:tc>
+        <w:tc>
+          <w:tcPr>
+            <w:tcW w:type="dxa" w:w="2160"/>
+          </w:tcPr>
+          <w:p>
+            <w:r>
+              <w:rPr>
+                <w:sz w:val="18"/>
+              </w:rPr>
+              <w:t>docs(wiki): auto-sync wiki documentation [automated]</w:t>
+            </w:r>
+          </w:p>
+        </w:tc>
+        <w:tc>
+          <w:tcPr>
+            <w:tcW w:type="dxa" w:w="2160"/>
+          </w:tcPr>
+          <w:p>
+            <w:r>
+              <w:rPr>
+                <w:sz w:val="18"/>
+              </w:rPr>
+              <w:t>rohitkumarnaidu</w:t>
+            </w:r>
+          </w:p>
+        </w:tc>
+      </w:tr>
+      <w:tr>
+        <w:tc>
+          <w:tcPr>
+            <w:tcW w:type="dxa" w:w="2160"/>
+          </w:tcPr>
+          <w:p>
+            <w:r>
+              <w:rPr>
+                <w:sz w:val="18"/>
+              </w:rPr>
+              <w:t>ed7b85a</w:t>
+            </w:r>
+          </w:p>
+        </w:tc>
+        <w:tc>
+          <w:tcPr>
+            <w:tcW w:type="dxa" w:w="2160"/>
+          </w:tcPr>
+          <w:p>
+            <w:r>
+              <w:rPr>
+                <w:sz w:val="18"/>
+              </w:rPr>
+              <w:t>2026-07-26</w:t>
+            </w:r>
+          </w:p>
+        </w:tc>
+        <w:tc>
+          <w:tcPr>
+            <w:tcW w:type="dxa" w:w="2160"/>
+          </w:tcPr>
+          <w:p>
+            <w:r>
+              <w:rPr>
+                <w:sz w:val="18"/>
+              </w:rPr>
+              <w:t>docs: auto-update master doc</w:t>
+            </w:r>
+          </w:p>
+        </w:tc>
+        <w:tc>
+          <w:tcPr>
+            <w:tcW w:type="dxa" w:w="2160"/>
+          </w:tcPr>
+          <w:p>
+            <w:r>
+              <w:rPr>
+                <w:sz w:val="18"/>
+              </w:rPr>
+              <w:t>rohitkumarnaidu</w:t>
             </w:r>
           </w:p>
         </w:tc>
@@ -35101,330 +35425,6 @@
                 <w:sz w:val="18"/>
               </w:rPr>
               <w:t>chore(deps): bump dependency</w:t>
-            </w:r>
-          </w:p>
-        </w:tc>
-        <w:tc>
-          <w:tcPr>
-            <w:tcW w:type="dxa" w:w="2160"/>
-          </w:tcPr>
-          <w:p>
-            <w:r>
-              <w:rPr>
-                <w:sz w:val="18"/>
-              </w:rPr>
-              <w:t>Bappadala Rohith Kumar Naidu</w:t>
-            </w:r>
-          </w:p>
-        </w:tc>
-      </w:tr>
-      <w:tr>
-        <w:tc>
-          <w:tcPr>
-            <w:tcW w:type="dxa" w:w="2160"/>
-          </w:tcPr>
-          <w:p>
-            <w:r>
-              <w:rPr>
-                <w:sz w:val="18"/>
-              </w:rPr>
-              <w:t>d55149c</w:t>
-            </w:r>
-          </w:p>
-        </w:tc>
-        <w:tc>
-          <w:tcPr>
-            <w:tcW w:type="dxa" w:w="2160"/>
-          </w:tcPr>
-          <w:p>
-            <w:r>
-              <w:rPr>
-                <w:sz w:val="18"/>
-              </w:rPr>
-              <w:t>2026-07-26</w:t>
-            </w:r>
-          </w:p>
-        </w:tc>
-        <w:tc>
-          <w:tcPr>
-            <w:tcW w:type="dxa" w:w="2160"/>
-          </w:tcPr>
-          <w:p>
-            <w:r>
-              <w:rPr>
-                <w:sz w:val="18"/>
-              </w:rPr>
-              <w:t>chore(deps): bump dependency</w:t>
-            </w:r>
-          </w:p>
-        </w:tc>
-        <w:tc>
-          <w:tcPr>
-            <w:tcW w:type="dxa" w:w="2160"/>
-          </w:tcPr>
-          <w:p>
-            <w:r>
-              <w:rPr>
-                <w:sz w:val="18"/>
-              </w:rPr>
-              <w:t>Bappadala Rohith Kumar Naidu</w:t>
-            </w:r>
-          </w:p>
-        </w:tc>
-      </w:tr>
-      <w:tr>
-        <w:tc>
-          <w:tcPr>
-            <w:tcW w:type="dxa" w:w="2160"/>
-          </w:tcPr>
-          <w:p>
-            <w:r>
-              <w:rPr>
-                <w:sz w:val="18"/>
-              </w:rPr>
-              <w:t>6c70ec5</w:t>
-            </w:r>
-          </w:p>
-        </w:tc>
-        <w:tc>
-          <w:tcPr>
-            <w:tcW w:type="dxa" w:w="2160"/>
-          </w:tcPr>
-          <w:p>
-            <w:r>
-              <w:rPr>
-                <w:sz w:val="18"/>
-              </w:rPr>
-              <w:t>2026-07-26</w:t>
-            </w:r>
-          </w:p>
-        </w:tc>
-        <w:tc>
-          <w:tcPr>
-            <w:tcW w:type="dxa" w:w="2160"/>
-          </w:tcPr>
-          <w:p>
-            <w:r>
-              <w:rPr>
-                <w:sz w:val="18"/>
-              </w:rPr>
-              <w:t>chore(deps): bump dependency</w:t>
-            </w:r>
-          </w:p>
-        </w:tc>
-        <w:tc>
-          <w:tcPr>
-            <w:tcW w:type="dxa" w:w="2160"/>
-          </w:tcPr>
-          <w:p>
-            <w:r>
-              <w:rPr>
-                <w:sz w:val="18"/>
-              </w:rPr>
-              <w:t>Bappadala Rohith Kumar Naidu</w:t>
-            </w:r>
-          </w:p>
-        </w:tc>
-      </w:tr>
-      <w:tr>
-        <w:tc>
-          <w:tcPr>
-            <w:tcW w:type="dxa" w:w="2160"/>
-          </w:tcPr>
-          <w:p>
-            <w:r>
-              <w:rPr>
-                <w:sz w:val="18"/>
-              </w:rPr>
-              <w:t>d49750e</w:t>
-            </w:r>
-          </w:p>
-        </w:tc>
-        <w:tc>
-          <w:tcPr>
-            <w:tcW w:type="dxa" w:w="2160"/>
-          </w:tcPr>
-          <w:p>
-            <w:r>
-              <w:rPr>
-                <w:sz w:val="18"/>
-              </w:rPr>
-              <w:t>2026-07-26</w:t>
-            </w:r>
-          </w:p>
-        </w:tc>
-        <w:tc>
-          <w:tcPr>
-            <w:tcW w:type="dxa" w:w="2160"/>
-          </w:tcPr>
-          <w:p>
-            <w:r>
-              <w:rPr>
-                <w:sz w:val="18"/>
-              </w:rPr>
-              <w:t>chore(deps): bump dependency</w:t>
-            </w:r>
-          </w:p>
-        </w:tc>
-        <w:tc>
-          <w:tcPr>
-            <w:tcW w:type="dxa" w:w="2160"/>
-          </w:tcPr>
-          <w:p>
-            <w:r>
-              <w:rPr>
-                <w:sz w:val="18"/>
-              </w:rPr>
-              <w:t>Bappadala Rohith Kumar Naidu</w:t>
-            </w:r>
-          </w:p>
-        </w:tc>
-      </w:tr>
-      <w:tr>
-        <w:tc>
-          <w:tcPr>
-            <w:tcW w:type="dxa" w:w="2160"/>
-          </w:tcPr>
-          <w:p>
-            <w:r>
-              <w:rPr>
-                <w:sz w:val="18"/>
-              </w:rPr>
-              <w:t>6fb522e</w:t>
-            </w:r>
-          </w:p>
-        </w:tc>
-        <w:tc>
-          <w:tcPr>
-            <w:tcW w:type="dxa" w:w="2160"/>
-          </w:tcPr>
-          <w:p>
-            <w:r>
-              <w:rPr>
-                <w:sz w:val="18"/>
-              </w:rPr>
-              <w:t>2026-07-26</w:t>
-            </w:r>
-          </w:p>
-        </w:tc>
-        <w:tc>
-          <w:tcPr>
-            <w:tcW w:type="dxa" w:w="2160"/>
-          </w:tcPr>
-          <w:p>
-            <w:r>
-              <w:rPr>
-                <w:sz w:val="18"/>
-              </w:rPr>
-              <w:t>chore(deps): bump dependency</w:t>
-            </w:r>
-          </w:p>
-        </w:tc>
-        <w:tc>
-          <w:tcPr>
-            <w:tcW w:type="dxa" w:w="2160"/>
-          </w:tcPr>
-          <w:p>
-            <w:r>
-              <w:rPr>
-                <w:sz w:val="18"/>
-              </w:rPr>
-              <w:t>Bappadala Rohith Kumar Naidu</w:t>
-            </w:r>
-          </w:p>
-        </w:tc>
-      </w:tr>
-      <w:tr>
-        <w:tc>
-          <w:tcPr>
-            <w:tcW w:type="dxa" w:w="2160"/>
-          </w:tcPr>
-          <w:p>
-            <w:r>
-              <w:rPr>
-                <w:sz w:val="18"/>
-              </w:rPr>
-              <w:t>75ea9ee</w:t>
-            </w:r>
-          </w:p>
-        </w:tc>
-        <w:tc>
-          <w:tcPr>
-            <w:tcW w:type="dxa" w:w="2160"/>
-          </w:tcPr>
-          <w:p>
-            <w:r>
-              <w:rPr>
-                <w:sz w:val="18"/>
-              </w:rPr>
-              <w:t>2026-07-26</w:t>
-            </w:r>
-          </w:p>
-        </w:tc>
-        <w:tc>
-          <w:tcPr>
-            <w:tcW w:type="dxa" w:w="2160"/>
-          </w:tcPr>
-          <w:p>
-            <w:r>
-              <w:rPr>
-                <w:sz w:val="18"/>
-              </w:rPr>
-              <w:t>docs(wiki): Auto-sync Wiki Documentation</w:t>
-            </w:r>
-          </w:p>
-        </w:tc>
-        <w:tc>
-          <w:tcPr>
-            <w:tcW w:type="dxa" w:w="2160"/>
-          </w:tcPr>
-          <w:p>
-            <w:r>
-              <w:rPr>
-                <w:sz w:val="18"/>
-              </w:rPr>
-              <w:t>Bappadala Rohith Kumar Naidu</w:t>
-            </w:r>
-          </w:p>
-        </w:tc>
-      </w:tr>
-      <w:tr>
-        <w:tc>
-          <w:tcPr>
-            <w:tcW w:type="dxa" w:w="2160"/>
-          </w:tcPr>
-          <w:p>
-            <w:r>
-              <w:rPr>
-                <w:sz w:val="18"/>
-              </w:rPr>
-              <w:t>932fe92</w:t>
-            </w:r>
-          </w:p>
-        </w:tc>
-        <w:tc>
-          <w:tcPr>
-            <w:tcW w:type="dxa" w:w="2160"/>
-          </w:tcPr>
-          <w:p>
-            <w:r>
-              <w:rPr>
-                <w:sz w:val="18"/>
-              </w:rPr>
-              <w:t>2026-07-26</w:t>
-            </w:r>
-          </w:p>
-        </w:tc>
-        <w:tc>
-          <w:tcPr>
-            <w:tcW w:type="dxa" w:w="2160"/>
-          </w:tcPr>
-          <w:p>
-            <w:r>
-              <w:rPr>
-                <w:sz w:val="18"/>
-              </w:rPr>
-              <w:t>docs: Auto-update Master Document</w:t>
             </w:r>
           </w:p>
         </w:tc>
@@ -36423,7 +36423,7 @@
         <w:br/>
         <w:t>Generated by scripts/update_master_doc.py</w:t>
         <w:br/>
-        <w:t>Timestamp: 2026-07-26 16:12 IST</w:t>
+        <w:t>Timestamp: 2026-07-26 16:41 IST</w:t>
         <w:br/>
         <w:t>Repository: github.com/SafeVixAI/SafeVixAI</w:t>
       </w:r>

--- a/docs/SafeVixAI_MASTER.docx
+++ b/docs/SafeVixAI_MASTER.docx
@@ -33723,7 +33723,7 @@
           <w:i w:val="0"/>
           <w:sz w:val="22"/>
         </w:rPr>
-        <w:t>🕐 Last auto-updated: 2026-07-26 16:12 IST</w:t>
+        <w:t>🕐 Last auto-updated: 2026-07-28 19:49 IST</w:t>
       </w:r>
     </w:p>
     <w:p>
@@ -33867,7 +33867,7 @@
               <w:rPr>
                 <w:sz w:val="18"/>
               </w:rPr>
-              <w:t>89 MB</w:t>
+              <w:t>90 MB</w:t>
             </w:r>
           </w:p>
         </w:tc>
@@ -33923,7 +33923,7 @@
               <w:rPr>
                 <w:sz w:val="18"/>
               </w:rPr>
-              <w:t>2026-07-26</w:t>
+              <w:t>2026-07-28</w:t>
             </w:r>
           </w:p>
         </w:tc>
@@ -33951,7 +33951,7 @@
               <w:rPr>
                 <w:sz w:val="18"/>
               </w:rPr>
-              <w:t>10</w:t>
+              <w:t>3</w:t>
             </w:r>
           </w:p>
         </w:tc>
@@ -34060,7 +34060,7 @@
               <w:rPr>
                 <w:sz w:val="18"/>
               </w:rPr>
-              <w:t>90ms | HTTP 404 | v?</w:t>
+              <w:t>93ms | HTTP 404 | v?</w:t>
             </w:r>
           </w:p>
         </w:tc>
@@ -34101,7 +34101,7 @@
               <w:rPr>
                 <w:sz w:val="18"/>
               </w:rPr>
-              <w:t>850ms | HTTP 200 | v?</w:t>
+              <w:t>933ms | HTTP 200 | v?</w:t>
             </w:r>
           </w:p>
         </w:tc>
@@ -34142,7 +34142,7 @@
               <w:rPr>
                 <w:sz w:val="18"/>
               </w:rPr>
-              <w:t>175ms | HTTP 200 | v?</w:t>
+              <w:t>174ms | HTTP 200 | v?</w:t>
             </w:r>
           </w:p>
         </w:tc>
@@ -34250,7 +34250,7 @@
               <w:rPr>
                 <w:sz w:val="18"/>
               </w:rPr>
-              <w:t>⏳ Blue-Green Deployment</w:t>
+              <w:t>⏳ Dependency Review</w:t>
             </w:r>
           </w:p>
         </w:tc>
@@ -34263,7 +34263,7 @@
               <w:rPr>
                 <w:sz w:val="18"/>
               </w:rPr>
-              <w:t>main</w:t>
+              <w:t>docs-wiki-auto-update</w:t>
             </w:r>
           </w:p>
         </w:tc>
@@ -34276,7 +34276,7 @@
               <w:rPr>
                 <w:sz w:val="18"/>
               </w:rPr>
-              <w:t>in_progress</w:t>
+              <w:t>action_required</w:t>
             </w:r>
           </w:p>
         </w:tc>
@@ -34289,7 +34289,7 @@
               <w:rPr>
                 <w:sz w:val="18"/>
               </w:rPr>
-              <w:t>2026-07-26</w:t>
+              <w:t>2026-07-28</w:t>
             </w:r>
           </w:p>
         </w:tc>
@@ -34304,7 +34304,7 @@
               <w:rPr>
                 <w:sz w:val="18"/>
               </w:rPr>
-              <w:t>⏳ Vercel Deploy</w:t>
+              <w:t>⏳ Benchmark Regression</w:t>
             </w:r>
           </w:p>
         </w:tc>
@@ -34343,7 +34343,7 @@
               <w:rPr>
                 <w:sz w:val="18"/>
               </w:rPr>
-              <w:t>2026-07-26</w:t>
+              <w:t>2026-07-28</w:t>
             </w:r>
           </w:p>
         </w:tc>
@@ -34358,7 +34358,7 @@
               <w:rPr>
                 <w:sz w:val="18"/>
               </w:rPr>
-              <w:t>⏳ Post-Deploy Smoke Tests</w:t>
+              <w:t>⏳ Accessibility (a11y)</w:t>
             </w:r>
           </w:p>
         </w:tc>
@@ -34371,7 +34371,7 @@
               <w:rPr>
                 <w:sz w:val="18"/>
               </w:rPr>
-              <w:t>main</w:t>
+              <w:t>docs-wiki-auto-update</w:t>
             </w:r>
           </w:p>
         </w:tc>
@@ -34384,7 +34384,7 @@
               <w:rPr>
                 <w:sz w:val="18"/>
               </w:rPr>
-              <w:t>skipped</w:t>
+              <w:t>action_required</w:t>
             </w:r>
           </w:p>
         </w:tc>
@@ -34397,7 +34397,7 @@
               <w:rPr>
                 <w:sz w:val="18"/>
               </w:rPr>
-              <w:t>2026-07-26</w:t>
+              <w:t>2026-07-28</w:t>
             </w:r>
           </w:p>
         </w:tc>
@@ -34412,7 +34412,7 @@
               <w:rPr>
                 <w:sz w:val="18"/>
               </w:rPr>
-              <w:t>⏳ Deploy Frontend</w:t>
+              <w:t>⏳ Codacy Security Scan</w:t>
             </w:r>
           </w:p>
         </w:tc>
@@ -34425,7 +34425,7 @@
               <w:rPr>
                 <w:sz w:val="18"/>
               </w:rPr>
-              <w:t>main</w:t>
+              <w:t>docs-wiki-auto-update</w:t>
             </w:r>
           </w:p>
         </w:tc>
@@ -34438,7 +34438,7 @@
               <w:rPr>
                 <w:sz w:val="18"/>
               </w:rPr>
-              <w:t>in_progress</w:t>
+              <w:t>action_required</w:t>
             </w:r>
           </w:p>
         </w:tc>
@@ -34451,7 +34451,7 @@
               <w:rPr>
                 <w:sz w:val="18"/>
               </w:rPr>
-              <w:t>2026-07-26</w:t>
+              <w:t>2026-07-28</w:t>
             </w:r>
           </w:p>
         </w:tc>
@@ -34466,7 +34466,7 @@
               <w:rPr>
                 <w:sz w:val="18"/>
               </w:rPr>
-              <w:t>⏳ Blue-Green Deployment</w:t>
+              <w:t>⏳ License Scan</w:t>
             </w:r>
           </w:p>
         </w:tc>
@@ -34479,7 +34479,7 @@
               <w:rPr>
                 <w:sz w:val="18"/>
               </w:rPr>
-              <w:t>main</w:t>
+              <w:t>docs-wiki-auto-update</w:t>
             </w:r>
           </w:p>
         </w:tc>
@@ -34492,7 +34492,7 @@
               <w:rPr>
                 <w:sz w:val="18"/>
               </w:rPr>
-              <w:t>skipped</w:t>
+              <w:t>action_required</w:t>
             </w:r>
           </w:p>
         </w:tc>
@@ -34505,7 +34505,7 @@
               <w:rPr>
                 <w:sz w:val="18"/>
               </w:rPr>
-              <w:t>2026-07-26</w:t>
+              <w:t>2026-07-28</w:t>
             </w:r>
           </w:p>
         </w:tc>
@@ -34520,7 +34520,7 @@
               <w:rPr>
                 <w:sz w:val="18"/>
               </w:rPr>
-              <w:t>⏳ Blue-Green Deployment</w:t>
+              <w:t>⏳ Render Deploy Readiness</w:t>
             </w:r>
           </w:p>
         </w:tc>
@@ -34533,7 +34533,7 @@
               <w:rPr>
                 <w:sz w:val="18"/>
               </w:rPr>
-              <w:t>main</w:t>
+              <w:t>docs-wiki-auto-update</w:t>
             </w:r>
           </w:p>
         </w:tc>
@@ -34546,7 +34546,7 @@
               <w:rPr>
                 <w:sz w:val="18"/>
               </w:rPr>
-              <w:t>skipped</w:t>
+              <w:t>action_required</w:t>
             </w:r>
           </w:p>
         </w:tc>
@@ -34559,61 +34559,7 @@
               <w:rPr>
                 <w:sz w:val="18"/>
               </w:rPr>
-              <w:t>2026-07-26</w:t>
-            </w:r>
-          </w:p>
-        </w:tc>
-      </w:tr>
-      <w:tr>
-        <w:tc>
-          <w:tcPr>
-            <w:tcW w:type="dxa" w:w="2160"/>
-          </w:tcPr>
-          <w:p>
-            <w:r>
-              <w:rPr>
-                <w:sz w:val="18"/>
-              </w:rPr>
-              <w:t>⏳ Blue-Green Deployment</w:t>
-            </w:r>
-          </w:p>
-        </w:tc>
-        <w:tc>
-          <w:tcPr>
-            <w:tcW w:type="dxa" w:w="2160"/>
-          </w:tcPr>
-          <w:p>
-            <w:r>
-              <w:rPr>
-                <w:sz w:val="18"/>
-              </w:rPr>
-              <w:t>main</w:t>
-            </w:r>
-          </w:p>
-        </w:tc>
-        <w:tc>
-          <w:tcPr>
-            <w:tcW w:type="dxa" w:w="2160"/>
-          </w:tcPr>
-          <w:p>
-            <w:r>
-              <w:rPr>
-                <w:sz w:val="18"/>
-              </w:rPr>
-              <w:t>skipped</w:t>
-            </w:r>
-          </w:p>
-        </w:tc>
-        <w:tc>
-          <w:tcPr>
-            <w:tcW w:type="dxa" w:w="2160"/>
-          </w:tcPr>
-          <w:p>
-            <w:r>
-              <w:rPr>
-                <w:sz w:val="18"/>
-              </w:rPr>
-              <w:t>2026-07-26</w:t>
+              <w:t>2026-07-28</w:t>
             </w:r>
           </w:p>
         </w:tc>
@@ -34641,7 +34587,7 @@
               <w:rPr>
                 <w:sz w:val="18"/>
               </w:rPr>
-              <w:t>main</w:t>
+              <w:t>docs-wiki-auto-update</w:t>
             </w:r>
           </w:p>
         </w:tc>
@@ -34654,7 +34600,7 @@
               <w:rPr>
                 <w:sz w:val="18"/>
               </w:rPr>
-              <w:t>queued</w:t>
+              <w:t>action_required</w:t>
             </w:r>
           </w:p>
         </w:tc>
@@ -34667,7 +34613,61 @@
               <w:rPr>
                 <w:sz w:val="18"/>
               </w:rPr>
-              <w:t>2026-07-26</w:t>
+              <w:t>2026-07-28</w:t>
+            </w:r>
+          </w:p>
+        </w:tc>
+      </w:tr>
+      <w:tr>
+        <w:tc>
+          <w:tcPr>
+            <w:tcW w:type="dxa" w:w="2160"/>
+          </w:tcPr>
+          <w:p>
+            <w:r>
+              <w:rPr>
+                <w:sz w:val="18"/>
+              </w:rPr>
+              <w:t>⏳ Branch Protection Checks</w:t>
+            </w:r>
+          </w:p>
+        </w:tc>
+        <w:tc>
+          <w:tcPr>
+            <w:tcW w:type="dxa" w:w="2160"/>
+          </w:tcPr>
+          <w:p>
+            <w:r>
+              <w:rPr>
+                <w:sz w:val="18"/>
+              </w:rPr>
+              <w:t>docs-wiki-auto-update</w:t>
+            </w:r>
+          </w:p>
+        </w:tc>
+        <w:tc>
+          <w:tcPr>
+            <w:tcW w:type="dxa" w:w="2160"/>
+          </w:tcPr>
+          <w:p>
+            <w:r>
+              <w:rPr>
+                <w:sz w:val="18"/>
+              </w:rPr>
+              <w:t>action_required</w:t>
+            </w:r>
+          </w:p>
+        </w:tc>
+        <w:tc>
+          <w:tcPr>
+            <w:tcW w:type="dxa" w:w="2160"/>
+          </w:tcPr>
+          <w:p>
+            <w:r>
+              <w:rPr>
+                <w:sz w:val="18"/>
+              </w:rPr>
+              <w:t>2026-07-28</w:t>
             </w:r>
           </w:p>
         </w:tc>
@@ -34912,7 +34912,7 @@
               <w:rPr>
                 <w:sz w:val="18"/>
               </w:rPr>
-              <w:t>9401d9b</w:t>
+              <w:t>ffa61f6</w:t>
             </w:r>
           </w:p>
         </w:tc>
@@ -34925,7 +34925,7 @@
               <w:rPr>
                 <w:sz w:val="18"/>
               </w:rPr>
-              <w:t>2026-07-26</w:t>
+              <w:t>2026-07-28</w:t>
             </w:r>
           </w:p>
         </w:tc>
@@ -34938,7 +34938,61 @@
               <w:rPr>
                 <w:sz w:val="18"/>
               </w:rPr>
-              <w:t>chore(deps): bump dependency</w:t>
+              <w:t>docs(wiki): auto-sync wiki documentation [automated] (#349)</w:t>
+            </w:r>
+          </w:p>
+        </w:tc>
+        <w:tc>
+          <w:tcPr>
+            <w:tcW w:type="dxa" w:w="2160"/>
+          </w:tcPr>
+          <w:p>
+            <w:r>
+              <w:rPr>
+                <w:sz w:val="18"/>
+              </w:rPr>
+              <w:t>github-actions[bot]</w:t>
+            </w:r>
+          </w:p>
+        </w:tc>
+      </w:tr>
+      <w:tr>
+        <w:tc>
+          <w:tcPr>
+            <w:tcW w:type="dxa" w:w="2160"/>
+          </w:tcPr>
+          <w:p>
+            <w:r>
+              <w:rPr>
+                <w:sz w:val="18"/>
+              </w:rPr>
+              <w:t>94a8703</w:t>
+            </w:r>
+          </w:p>
+        </w:tc>
+        <w:tc>
+          <w:tcPr>
+            <w:tcW w:type="dxa" w:w="2160"/>
+          </w:tcPr>
+          <w:p>
+            <w:r>
+              <w:rPr>
+                <w:sz w:val="18"/>
+              </w:rPr>
+              <w:t>2026-07-28</w:t>
+            </w:r>
+          </w:p>
+        </w:tc>
+        <w:tc>
+          <w:tcPr>
+            <w:tcW w:type="dxa" w:w="2160"/>
+          </w:tcPr>
+          <w:p>
+            <w:r>
+              <w:rPr>
+                <w:sz w:val="18"/>
+              </w:rPr>
+              <w:t>feat: upgrade Tailwind CSS 3→4.3.3</w:t>
             </w:r>
           </w:p>
         </w:tc>
@@ -34966,7 +35020,7 @@
               <w:rPr>
                 <w:sz w:val="18"/>
               </w:rPr>
-              <w:t>733f0f4</w:t>
+              <w:t>cacc9a4</w:t>
             </w:r>
           </w:p>
         </w:tc>
@@ -34979,7 +35033,7 @@
               <w:rPr>
                 <w:sz w:val="18"/>
               </w:rPr>
-              <w:t>2026-07-26</w:t>
+              <w:t>2026-07-28</w:t>
             </w:r>
           </w:p>
         </w:tc>
@@ -34992,7 +35046,7 @@
               <w:rPr>
                 <w:sz w:val="18"/>
               </w:rPr>
-              <w:t>chore(deps): bump dependency</w:t>
+              <w:t>fix: rename YOLO_CLS for N811, deselect 429 tests in CI</w:t>
             </w:r>
           </w:p>
         </w:tc>
@@ -35020,7 +35074,7 @@
               <w:rPr>
                 <w:sz w:val="18"/>
               </w:rPr>
-              <w:t>bdb3bc0</w:t>
+              <w:t>b704340</w:t>
             </w:r>
           </w:p>
         </w:tc>
@@ -35033,7 +35087,7 @@
               <w:rPr>
                 <w:sz w:val="18"/>
               </w:rPr>
-              <w:t>2026-07-26</w:t>
+              <w:t>2026-07-28</w:t>
             </w:r>
           </w:p>
         </w:tc>
@@ -35046,7 +35100,7 @@
               <w:rPr>
                 <w:sz w:val="18"/>
               </w:rPr>
-              <w:t>chore(deps): bump dependency</w:t>
+              <w:t>fix: skip slowapi registration in test env, reset _model in test</w:t>
             </w:r>
           </w:p>
         </w:tc>
@@ -35074,7 +35128,7 @@
               <w:rPr>
                 <w:sz w:val="18"/>
               </w:rPr>
-              <w:t>b5c7e96</w:t>
+              <w:t>d411bee</w:t>
             </w:r>
           </w:p>
         </w:tc>
@@ -35087,7 +35141,7 @@
               <w:rPr>
                 <w:sz w:val="18"/>
               </w:rPr>
-              <w:t>2026-07-26</w:t>
+              <w:t>2026-07-28</w:t>
             </w:r>
           </w:p>
         </w:tc>
@@ -35100,7 +35154,7 @@
               <w:rPr>
                 <w:sz w:val="18"/>
               </w:rPr>
-              <w:t>chore(deps): bump dependency</w:t>
+              <w:t>fix: guard slowapi imports in main.py, fix N811 lint, use eslint directly</w:t>
             </w:r>
           </w:p>
         </w:tc>
@@ -35128,7 +35182,7 @@
               <w:rPr>
                 <w:sz w:val="18"/>
               </w:rPr>
-              <w:t>d55149c</w:t>
+              <w:t>75e7797</w:t>
             </w:r>
           </w:p>
         </w:tc>
@@ -35141,7 +35195,7 @@
               <w:rPr>
                 <w:sz w:val="18"/>
               </w:rPr>
-              <w:t>2026-07-26</w:t>
+              <w:t>2026-07-28</w:t>
             </w:r>
           </w:p>
         </w:tc>
@@ -35154,7 +35208,7 @@
               <w:rPr>
                 <w:sz w:val="18"/>
               </w:rPr>
-              <w:t>chore(deps): bump dependency</w:t>
+              <w:t>feat: upgrade Next.js 15→16.2.12</w:t>
             </w:r>
           </w:p>
         </w:tc>
@@ -35182,7 +35236,7 @@
               <w:rPr>
                 <w:sz w:val="18"/>
               </w:rPr>
-              <w:t>6c70ec5</w:t>
+              <w:t>f16fc31</w:t>
             </w:r>
           </w:p>
         </w:tc>
@@ -35195,7 +35249,7 @@
               <w:rPr>
                 <w:sz w:val="18"/>
               </w:rPr>
-              <w:t>2026-07-26</w:t>
+              <w:t>2026-07-28</w:t>
             </w:r>
           </w:p>
         </w:tc>
@@ -35208,7 +35262,7 @@
               <w:rPr>
                 <w:sz w:val="18"/>
               </w:rPr>
-              <w:t>chore(deps): bump dependency</w:t>
+              <w:t>fix: cache-first get_model, YOLO mock in test, uninstall slowapi in CI</w:t>
             </w:r>
           </w:p>
         </w:tc>
@@ -35236,7 +35290,7 @@
               <w:rPr>
                 <w:sz w:val="18"/>
               </w:rPr>
-              <w:t>d49750e</w:t>
+              <w:t>cf78540</w:t>
             </w:r>
           </w:p>
         </w:tc>
@@ -35249,7 +35303,7 @@
               <w:rPr>
                 <w:sz w:val="18"/>
               </w:rPr>
-              <w:t>2026-07-26</w:t>
+              <w:t>2026-07-28</w:t>
             </w:r>
           </w:p>
         </w:tc>
@@ -35262,7 +35316,7 @@
               <w:rPr>
                 <w:sz w:val="18"/>
               </w:rPr>
-              <w:t>chore(deps): bump dependency</w:t>
+              <w:t>fix: pothole_validator runtime YOLO import fallback for patch.dict tests</w:t>
             </w:r>
           </w:p>
         </w:tc>
@@ -35290,7 +35344,7 @@
               <w:rPr>
                 <w:sz w:val="18"/>
               </w:rPr>
-              <w:t>6fb522e</w:t>
+              <w:t>18432f3</w:t>
             </w:r>
           </w:p>
         </w:tc>
@@ -35303,7 +35357,7 @@
               <w:rPr>
                 <w:sz w:val="18"/>
               </w:rPr>
-              <w:t>2026-07-26</w:t>
+              <w:t>2026-07-28</w:t>
             </w:r>
           </w:p>
         </w:tc>
@@ -35316,7 +35370,7 @@
               <w:rPr>
                 <w:sz w:val="18"/>
               </w:rPr>
-              <w:t>chore(deps): bump dependency</w:t>
+              <w:t>fix: YOLO module-level guard, test mock fixes (tolist, async side_effect), pypdf</w:t>
             </w:r>
           </w:p>
         </w:tc>
@@ -35344,7 +35398,7 @@
               <w:rPr>
                 <w:sz w:val="18"/>
               </w:rPr>
-              <w:t>75ea9ee</w:t>
+              <w:t>0baaaa5</w:t>
             </w:r>
           </w:p>
         </w:tc>
@@ -35357,7 +35411,7 @@
               <w:rPr>
                 <w:sz w:val="18"/>
               </w:rPr>
-              <w:t>2026-07-26</w:t>
+              <w:t>2026-07-28</w:t>
             </w:r>
           </w:p>
         </w:tc>
@@ -35370,7 +35424,7 @@
               <w:rPr>
                 <w:sz w:val="18"/>
               </w:rPr>
-              <w:t>docs(wiki): Auto-sync Wiki Documentation</w:t>
+              <w:t>ci(deps): bump the actions group with 26 updates (#348)</w:t>
             </w:r>
           </w:p>
         </w:tc>
@@ -35383,61 +35437,7 @@
               <w:rPr>
                 <w:sz w:val="18"/>
               </w:rPr>
-              <w:t>Bappadala Rohith Kumar Naidu</w:t>
-            </w:r>
-          </w:p>
-        </w:tc>
-      </w:tr>
-      <w:tr>
-        <w:tc>
-          <w:tcPr>
-            <w:tcW w:type="dxa" w:w="2160"/>
-          </w:tcPr>
-          <w:p>
-            <w:r>
-              <w:rPr>
-                <w:sz w:val="18"/>
-              </w:rPr>
-              <w:t>932fe92</w:t>
-            </w:r>
-          </w:p>
-        </w:tc>
-        <w:tc>
-          <w:tcPr>
-            <w:tcW w:type="dxa" w:w="2160"/>
-          </w:tcPr>
-          <w:p>
-            <w:r>
-              <w:rPr>
-                <w:sz w:val="18"/>
-              </w:rPr>
-              <w:t>2026-07-26</w:t>
-            </w:r>
-          </w:p>
-        </w:tc>
-        <w:tc>
-          <w:tcPr>
-            <w:tcW w:type="dxa" w:w="2160"/>
-          </w:tcPr>
-          <w:p>
-            <w:r>
-              <w:rPr>
-                <w:sz w:val="18"/>
-              </w:rPr>
-              <w:t>docs: Auto-update Master Document</w:t>
-            </w:r>
-          </w:p>
-        </w:tc>
-        <w:tc>
-          <w:tcPr>
-            <w:tcW w:type="dxa" w:w="2160"/>
-          </w:tcPr>
-          <w:p>
-            <w:r>
-              <w:rPr>
-                <w:sz w:val="18"/>
-              </w:rPr>
-              <w:t>Bappadala Rohith Kumar Naidu</w:t>
+              <w:t>dependabot[bot]</w:t>
             </w:r>
           </w:p>
         </w:tc>
@@ -36289,7 +36289,7 @@
               <w:rPr>
                 <w:sz w:val="18"/>
               </w:rPr>
-              <w:t>406</w:t>
+              <w:t>414</w:t>
             </w:r>
           </w:p>
         </w:tc>
@@ -36317,7 +36317,7 @@
               <w:rPr>
                 <w:sz w:val="18"/>
               </w:rPr>
-              <w:t>773</w:t>
+              <w:t>781</w:t>
             </w:r>
           </w:p>
         </w:tc>
@@ -36423,7 +36423,7 @@
         <w:br/>
         <w:t>Generated by scripts/update_master_doc.py</w:t>
         <w:br/>
-        <w:t>Timestamp: 2026-07-26 16:12 IST</w:t>
+        <w:t>Timestamp: 2026-07-28 19:49 IST</w:t>
         <w:br/>
         <w:t>Repository: github.com/SafeVixAI/SafeVixAI</w:t>
       </w:r>

--- a/docs/SafeVixAI_MASTER.docx
+++ b/docs/SafeVixAI_MASTER.docx
@@ -33723,7 +33723,7 @@
           <w:i w:val="0"/>
           <w:sz w:val="22"/>
         </w:rPr>
-        <w:t>🕐 Last auto-updated: 2026-07-28 19:49 IST</w:t>
+        <w:t>🕐 Last auto-updated: 2026-07-30 20:34 IST</w:t>
       </w:r>
     </w:p>
     <w:p>
@@ -33923,7 +33923,7 @@
               <w:rPr>
                 <w:sz w:val="18"/>
               </w:rPr>
-              <w:t>2026-07-28</w:t>
+              <w:t>2026-07-30</w:t>
             </w:r>
           </w:p>
         </w:tc>
@@ -33951,7 +33951,7 @@
               <w:rPr>
                 <w:sz w:val="18"/>
               </w:rPr>
-              <w:t>3</w:t>
+              <w:t>2</w:t>
             </w:r>
           </w:p>
         </w:tc>
@@ -34060,7 +34060,7 @@
               <w:rPr>
                 <w:sz w:val="18"/>
               </w:rPr>
-              <w:t>93ms | HTTP 404 | v?</w:t>
+              <w:t>80ms | HTTP 404 | v?</w:t>
             </w:r>
           </w:p>
         </w:tc>
@@ -34101,7 +34101,7 @@
               <w:rPr>
                 <w:sz w:val="18"/>
               </w:rPr>
-              <w:t>933ms | HTTP 200 | v?</w:t>
+              <w:t>328ms | HTTP 200 | v?</w:t>
             </w:r>
           </w:p>
         </w:tc>
@@ -34142,7 +34142,7 @@
               <w:rPr>
                 <w:sz w:val="18"/>
               </w:rPr>
-              <w:t>174ms | HTTP 200 | v?</w:t>
+              <w:t>216ms | HTTP 200 | v?</w:t>
             </w:r>
           </w:p>
         </w:tc>
@@ -34250,61 +34250,7 @@
               <w:rPr>
                 <w:sz w:val="18"/>
               </w:rPr>
-              <w:t>⏳ Dependency Review</w:t>
-            </w:r>
-          </w:p>
-        </w:tc>
-        <w:tc>
-          <w:tcPr>
-            <w:tcW w:type="dxa" w:w="2160"/>
-          </w:tcPr>
-          <w:p>
-            <w:r>
-              <w:rPr>
-                <w:sz w:val="18"/>
-              </w:rPr>
-              <w:t>docs-wiki-auto-update</w:t>
-            </w:r>
-          </w:p>
-        </w:tc>
-        <w:tc>
-          <w:tcPr>
-            <w:tcW w:type="dxa" w:w="2160"/>
-          </w:tcPr>
-          <w:p>
-            <w:r>
-              <w:rPr>
-                <w:sz w:val="18"/>
-              </w:rPr>
-              <w:t>action_required</w:t>
-            </w:r>
-          </w:p>
-        </w:tc>
-        <w:tc>
-          <w:tcPr>
-            <w:tcW w:type="dxa" w:w="2160"/>
-          </w:tcPr>
-          <w:p>
-            <w:r>
-              <w:rPr>
-                <w:sz w:val="18"/>
-              </w:rPr>
-              <w:t>2026-07-28</w:t>
-            </w:r>
-          </w:p>
-        </w:tc>
-      </w:tr>
-      <w:tr>
-        <w:tc>
-          <w:tcPr>
-            <w:tcW w:type="dxa" w:w="2160"/>
-          </w:tcPr>
-          <w:p>
-            <w:r>
-              <w:rPr>
-                <w:sz w:val="18"/>
-              </w:rPr>
-              <w:t>⏳ Benchmark Regression</w:t>
+              <w:t>⏳ Security Scan</w:t>
             </w:r>
           </w:p>
         </w:tc>
@@ -34330,7 +34276,7 @@
               <w:rPr>
                 <w:sz w:val="18"/>
               </w:rPr>
-              <w:t>skipped</w:t>
+              <w:t>pending</w:t>
             </w:r>
           </w:p>
         </w:tc>
@@ -34343,7 +34289,7 @@
               <w:rPr>
                 <w:sz w:val="18"/>
               </w:rPr>
-              <w:t>2026-07-28</w:t>
+              <w:t>2026-07-30</w:t>
             </w:r>
           </w:p>
         </w:tc>
@@ -34358,7 +34304,7 @@
               <w:rPr>
                 <w:sz w:val="18"/>
               </w:rPr>
-              <w:t>⏳ Accessibility (a11y)</w:t>
+              <w:t>⏳ OpenSSF Scorecard</w:t>
             </w:r>
           </w:p>
         </w:tc>
@@ -34371,7 +34317,7 @@
               <w:rPr>
                 <w:sz w:val="18"/>
               </w:rPr>
-              <w:t>docs-wiki-auto-update</w:t>
+              <w:t>main</w:t>
             </w:r>
           </w:p>
         </w:tc>
@@ -34384,7 +34330,7 @@
               <w:rPr>
                 <w:sz w:val="18"/>
               </w:rPr>
-              <w:t>action_required</w:t>
+              <w:t>in_progress</w:t>
             </w:r>
           </w:p>
         </w:tc>
@@ -34397,7 +34343,277 @@
               <w:rPr>
                 <w:sz w:val="18"/>
               </w:rPr>
-              <w:t>2026-07-28</w:t>
+              <w:t>2026-07-30</w:t>
+            </w:r>
+          </w:p>
+        </w:tc>
+      </w:tr>
+      <w:tr>
+        <w:tc>
+          <w:tcPr>
+            <w:tcW w:type="dxa" w:w="2160"/>
+          </w:tcPr>
+          <w:p>
+            <w:r>
+              <w:rPr>
+                <w:sz w:val="18"/>
+              </w:rPr>
+              <w:t>⏳ License Scan</w:t>
+            </w:r>
+          </w:p>
+        </w:tc>
+        <w:tc>
+          <w:tcPr>
+            <w:tcW w:type="dxa" w:w="2160"/>
+          </w:tcPr>
+          <w:p>
+            <w:r>
+              <w:rPr>
+                <w:sz w:val="18"/>
+              </w:rPr>
+              <w:t>main</w:t>
+            </w:r>
+          </w:p>
+        </w:tc>
+        <w:tc>
+          <w:tcPr>
+            <w:tcW w:type="dxa" w:w="2160"/>
+          </w:tcPr>
+          <w:p>
+            <w:r>
+              <w:rPr>
+                <w:sz w:val="18"/>
+              </w:rPr>
+              <w:t>pending</w:t>
+            </w:r>
+          </w:p>
+        </w:tc>
+        <w:tc>
+          <w:tcPr>
+            <w:tcW w:type="dxa" w:w="2160"/>
+          </w:tcPr>
+          <w:p>
+            <w:r>
+              <w:rPr>
+                <w:sz w:val="18"/>
+              </w:rPr>
+              <w:t>2026-07-30</w:t>
+            </w:r>
+          </w:p>
+        </w:tc>
+      </w:tr>
+      <w:tr>
+        <w:tc>
+          <w:tcPr>
+            <w:tcW w:type="dxa" w:w="2160"/>
+          </w:tcPr>
+          <w:p>
+            <w:r>
+              <w:rPr>
+                <w:sz w:val="18"/>
+              </w:rPr>
+              <w:t>⏳ Contract Tests</w:t>
+            </w:r>
+          </w:p>
+        </w:tc>
+        <w:tc>
+          <w:tcPr>
+            <w:tcW w:type="dxa" w:w="2160"/>
+          </w:tcPr>
+          <w:p>
+            <w:r>
+              <w:rPr>
+                <w:sz w:val="18"/>
+              </w:rPr>
+              <w:t>main</w:t>
+            </w:r>
+          </w:p>
+        </w:tc>
+        <w:tc>
+          <w:tcPr>
+            <w:tcW w:type="dxa" w:w="2160"/>
+          </w:tcPr>
+          <w:p>
+            <w:r>
+              <w:rPr>
+                <w:sz w:val="18"/>
+              </w:rPr>
+              <w:t>pending</w:t>
+            </w:r>
+          </w:p>
+        </w:tc>
+        <w:tc>
+          <w:tcPr>
+            <w:tcW w:type="dxa" w:w="2160"/>
+          </w:tcPr>
+          <w:p>
+            <w:r>
+              <w:rPr>
+                <w:sz w:val="18"/>
+              </w:rPr>
+              <w:t>2026-07-30</w:t>
+            </w:r>
+          </w:p>
+        </w:tc>
+      </w:tr>
+      <w:tr>
+        <w:tc>
+          <w:tcPr>
+            <w:tcW w:type="dxa" w:w="2160"/>
+          </w:tcPr>
+          <w:p>
+            <w:r>
+              <w:rPr>
+                <w:sz w:val="18"/>
+              </w:rPr>
+              <w:t>⏳ Update Master Document</w:t>
+            </w:r>
+          </w:p>
+        </w:tc>
+        <w:tc>
+          <w:tcPr>
+            <w:tcW w:type="dxa" w:w="2160"/>
+          </w:tcPr>
+          <w:p>
+            <w:r>
+              <w:rPr>
+                <w:sz w:val="18"/>
+              </w:rPr>
+              <w:t>main</w:t>
+            </w:r>
+          </w:p>
+        </w:tc>
+        <w:tc>
+          <w:tcPr>
+            <w:tcW w:type="dxa" w:w="2160"/>
+          </w:tcPr>
+          <w:p>
+            <w:r>
+              <w:rPr>
+                <w:sz w:val="18"/>
+              </w:rPr>
+              <w:t>in_progress</w:t>
+            </w:r>
+          </w:p>
+        </w:tc>
+        <w:tc>
+          <w:tcPr>
+            <w:tcW w:type="dxa" w:w="2160"/>
+          </w:tcPr>
+          <w:p>
+            <w:r>
+              <w:rPr>
+                <w:sz w:val="18"/>
+              </w:rPr>
+              <w:t>2026-07-30</w:t>
+            </w:r>
+          </w:p>
+        </w:tc>
+      </w:tr>
+      <w:tr>
+        <w:tc>
+          <w:tcPr>
+            <w:tcW w:type="dxa" w:w="2160"/>
+          </w:tcPr>
+          <w:p>
+            <w:r>
+              <w:rPr>
+                <w:sz w:val="18"/>
+              </w:rPr>
+              <w:t>⏳ Wiki Documentation Sync</w:t>
+            </w:r>
+          </w:p>
+        </w:tc>
+        <w:tc>
+          <w:tcPr>
+            <w:tcW w:type="dxa" w:w="2160"/>
+          </w:tcPr>
+          <w:p>
+            <w:r>
+              <w:rPr>
+                <w:sz w:val="18"/>
+              </w:rPr>
+              <w:t>main</w:t>
+            </w:r>
+          </w:p>
+        </w:tc>
+        <w:tc>
+          <w:tcPr>
+            <w:tcW w:type="dxa" w:w="2160"/>
+          </w:tcPr>
+          <w:p>
+            <w:r>
+              <w:rPr>
+                <w:sz w:val="18"/>
+              </w:rPr>
+              <w:t>in_progress</w:t>
+            </w:r>
+          </w:p>
+        </w:tc>
+        <w:tc>
+          <w:tcPr>
+            <w:tcW w:type="dxa" w:w="2160"/>
+          </w:tcPr>
+          <w:p>
+            <w:r>
+              <w:rPr>
+                <w:sz w:val="18"/>
+              </w:rPr>
+              <w:t>2026-07-30</w:t>
+            </w:r>
+          </w:p>
+        </w:tc>
+      </w:tr>
+      <w:tr>
+        <w:tc>
+          <w:tcPr>
+            <w:tcW w:type="dxa" w:w="2160"/>
+          </w:tcPr>
+          <w:p>
+            <w:r>
+              <w:rPr>
+                <w:sz w:val="18"/>
+              </w:rPr>
+              <w:t>⏳ Deploy Enterprise Docs</w:t>
+            </w:r>
+          </w:p>
+        </w:tc>
+        <w:tc>
+          <w:tcPr>
+            <w:tcW w:type="dxa" w:w="2160"/>
+          </w:tcPr>
+          <w:p>
+            <w:r>
+              <w:rPr>
+                <w:sz w:val="18"/>
+              </w:rPr>
+              <w:t>main</w:t>
+            </w:r>
+          </w:p>
+        </w:tc>
+        <w:tc>
+          <w:tcPr>
+            <w:tcW w:type="dxa" w:w="2160"/>
+          </w:tcPr>
+          <w:p>
+            <w:r>
+              <w:rPr>
+                <w:sz w:val="18"/>
+              </w:rPr>
+              <w:t>queued</w:t>
+            </w:r>
+          </w:p>
+        </w:tc>
+        <w:tc>
+          <w:tcPr>
+            <w:tcW w:type="dxa" w:w="2160"/>
+          </w:tcPr>
+          <w:p>
+            <w:r>
+              <w:rPr>
+                <w:sz w:val="18"/>
+              </w:rPr>
+              <w:t>2026-07-30</w:t>
             </w:r>
           </w:p>
         </w:tc>
@@ -34425,7 +34641,7 @@
               <w:rPr>
                 <w:sz w:val="18"/>
               </w:rPr>
-              <w:t>docs-wiki-auto-update</w:t>
+              <w:t>main</w:t>
             </w:r>
           </w:p>
         </w:tc>
@@ -34438,7 +34654,7 @@
               <w:rPr>
                 <w:sz w:val="18"/>
               </w:rPr>
-              <w:t>action_required</w:t>
+              <w:t>in_progress</w:t>
             </w:r>
           </w:p>
         </w:tc>
@@ -34451,223 +34667,7 @@
               <w:rPr>
                 <w:sz w:val="18"/>
               </w:rPr>
-              <w:t>2026-07-28</w:t>
-            </w:r>
-          </w:p>
-        </w:tc>
-      </w:tr>
-      <w:tr>
-        <w:tc>
-          <w:tcPr>
-            <w:tcW w:type="dxa" w:w="2160"/>
-          </w:tcPr>
-          <w:p>
-            <w:r>
-              <w:rPr>
-                <w:sz w:val="18"/>
-              </w:rPr>
-              <w:t>⏳ License Scan</w:t>
-            </w:r>
-          </w:p>
-        </w:tc>
-        <w:tc>
-          <w:tcPr>
-            <w:tcW w:type="dxa" w:w="2160"/>
-          </w:tcPr>
-          <w:p>
-            <w:r>
-              <w:rPr>
-                <w:sz w:val="18"/>
-              </w:rPr>
-              <w:t>docs-wiki-auto-update</w:t>
-            </w:r>
-          </w:p>
-        </w:tc>
-        <w:tc>
-          <w:tcPr>
-            <w:tcW w:type="dxa" w:w="2160"/>
-          </w:tcPr>
-          <w:p>
-            <w:r>
-              <w:rPr>
-                <w:sz w:val="18"/>
-              </w:rPr>
-              <w:t>action_required</w:t>
-            </w:r>
-          </w:p>
-        </w:tc>
-        <w:tc>
-          <w:tcPr>
-            <w:tcW w:type="dxa" w:w="2160"/>
-          </w:tcPr>
-          <w:p>
-            <w:r>
-              <w:rPr>
-                <w:sz w:val="18"/>
-              </w:rPr>
-              <w:t>2026-07-28</w:t>
-            </w:r>
-          </w:p>
-        </w:tc>
-      </w:tr>
-      <w:tr>
-        <w:tc>
-          <w:tcPr>
-            <w:tcW w:type="dxa" w:w="2160"/>
-          </w:tcPr>
-          <w:p>
-            <w:r>
-              <w:rPr>
-                <w:sz w:val="18"/>
-              </w:rPr>
-              <w:t>⏳ Render Deploy Readiness</w:t>
-            </w:r>
-          </w:p>
-        </w:tc>
-        <w:tc>
-          <w:tcPr>
-            <w:tcW w:type="dxa" w:w="2160"/>
-          </w:tcPr>
-          <w:p>
-            <w:r>
-              <w:rPr>
-                <w:sz w:val="18"/>
-              </w:rPr>
-              <w:t>docs-wiki-auto-update</w:t>
-            </w:r>
-          </w:p>
-        </w:tc>
-        <w:tc>
-          <w:tcPr>
-            <w:tcW w:type="dxa" w:w="2160"/>
-          </w:tcPr>
-          <w:p>
-            <w:r>
-              <w:rPr>
-                <w:sz w:val="18"/>
-              </w:rPr>
-              <w:t>action_required</w:t>
-            </w:r>
-          </w:p>
-        </w:tc>
-        <w:tc>
-          <w:tcPr>
-            <w:tcW w:type="dxa" w:w="2160"/>
-          </w:tcPr>
-          <w:p>
-            <w:r>
-              <w:rPr>
-                <w:sz w:val="18"/>
-              </w:rPr>
-              <w:t>2026-07-28</w:t>
-            </w:r>
-          </w:p>
-        </w:tc>
-      </w:tr>
-      <w:tr>
-        <w:tc>
-          <w:tcPr>
-            <w:tcW w:type="dxa" w:w="2160"/>
-          </w:tcPr>
-          <w:p>
-            <w:r>
-              <w:rPr>
-                <w:sz w:val="18"/>
-              </w:rPr>
-              <w:t>⏳ Security Scan</w:t>
-            </w:r>
-          </w:p>
-        </w:tc>
-        <w:tc>
-          <w:tcPr>
-            <w:tcW w:type="dxa" w:w="2160"/>
-          </w:tcPr>
-          <w:p>
-            <w:r>
-              <w:rPr>
-                <w:sz w:val="18"/>
-              </w:rPr>
-              <w:t>docs-wiki-auto-update</w:t>
-            </w:r>
-          </w:p>
-        </w:tc>
-        <w:tc>
-          <w:tcPr>
-            <w:tcW w:type="dxa" w:w="2160"/>
-          </w:tcPr>
-          <w:p>
-            <w:r>
-              <w:rPr>
-                <w:sz w:val="18"/>
-              </w:rPr>
-              <w:t>action_required</w:t>
-            </w:r>
-          </w:p>
-        </w:tc>
-        <w:tc>
-          <w:tcPr>
-            <w:tcW w:type="dxa" w:w="2160"/>
-          </w:tcPr>
-          <w:p>
-            <w:r>
-              <w:rPr>
-                <w:sz w:val="18"/>
-              </w:rPr>
-              <w:t>2026-07-28</w:t>
-            </w:r>
-          </w:p>
-        </w:tc>
-      </w:tr>
-      <w:tr>
-        <w:tc>
-          <w:tcPr>
-            <w:tcW w:type="dxa" w:w="2160"/>
-          </w:tcPr>
-          <w:p>
-            <w:r>
-              <w:rPr>
-                <w:sz w:val="18"/>
-              </w:rPr>
-              <w:t>⏳ Branch Protection Checks</w:t>
-            </w:r>
-          </w:p>
-        </w:tc>
-        <w:tc>
-          <w:tcPr>
-            <w:tcW w:type="dxa" w:w="2160"/>
-          </w:tcPr>
-          <w:p>
-            <w:r>
-              <w:rPr>
-                <w:sz w:val="18"/>
-              </w:rPr>
-              <w:t>docs-wiki-auto-update</w:t>
-            </w:r>
-          </w:p>
-        </w:tc>
-        <w:tc>
-          <w:tcPr>
-            <w:tcW w:type="dxa" w:w="2160"/>
-          </w:tcPr>
-          <w:p>
-            <w:r>
-              <w:rPr>
-                <w:sz w:val="18"/>
-              </w:rPr>
-              <w:t>action_required</w:t>
-            </w:r>
-          </w:p>
-        </w:tc>
-        <w:tc>
-          <w:tcPr>
-            <w:tcW w:type="dxa" w:w="2160"/>
-          </w:tcPr>
-          <w:p>
-            <w:r>
-              <w:rPr>
-                <w:sz w:val="18"/>
-              </w:rPr>
-              <w:t>2026-07-28</w:t>
+              <w:t>2026-07-30</w:t>
             </w:r>
           </w:p>
         </w:tc>
@@ -34691,135 +34691,19 @@
           <w:i w:val="0"/>
           <w:sz w:val="20"/>
         </w:rPr>
-        <w:t>Total open: 1 | Critical/Bug: 0</w:t>
-      </w:r>
-    </w:p>
-    <w:tbl>
-      <w:tblPr>
-        <w:tblStyle w:val="LightGrid-Accent1"/>
-        <w:tblW w:type="auto" w:w="0"/>
-        <w:jc w:val="center"/>
-        <w:tblLook w:firstColumn="1" w:firstRow="1" w:lastColumn="0" w:lastRow="0" w:noHBand="0" w:noVBand="1" w:val="04A0"/>
-      </w:tblPr>
-      <w:tblGrid>
-        <w:gridCol w:w="2160"/>
-        <w:gridCol w:w="2160"/>
-        <w:gridCol w:w="2160"/>
-        <w:gridCol w:w="2160"/>
-      </w:tblGrid>
-      <w:tr>
-        <w:tc>
-          <w:tcPr>
-            <w:tcW w:type="dxa" w:w="2160"/>
-          </w:tcPr>
-          <w:p>
-            <w:r>
-              <w:rPr>
-                <w:b/>
-                <w:sz w:val="18"/>
-              </w:rPr>
-              <w:t>#</w:t>
-            </w:r>
-          </w:p>
-        </w:tc>
-        <w:tc>
-          <w:tcPr>
-            <w:tcW w:type="dxa" w:w="2160"/>
-          </w:tcPr>
-          <w:p>
-            <w:r>
-              <w:rPr>
-                <w:b/>
-                <w:sz w:val="18"/>
-              </w:rPr>
-              <w:t>Title</w:t>
-            </w:r>
-          </w:p>
-        </w:tc>
-        <w:tc>
-          <w:tcPr>
-            <w:tcW w:type="dxa" w:w="2160"/>
-          </w:tcPr>
-          <w:p>
-            <w:r>
-              <w:rPr>
-                <w:b/>
-                <w:sz w:val="18"/>
-              </w:rPr>
-              <w:t>Labels</w:t>
-            </w:r>
-          </w:p>
-        </w:tc>
-        <w:tc>
-          <w:tcPr>
-            <w:tcW w:type="dxa" w:w="2160"/>
-          </w:tcPr>
-          <w:p>
-            <w:r>
-              <w:rPr>
-                <w:b/>
-                <w:sz w:val="18"/>
-              </w:rPr>
-              <w:t>Assignee</w:t>
-            </w:r>
-          </w:p>
-        </w:tc>
-      </w:tr>
-      <w:tr>
-        <w:tc>
-          <w:tcPr>
-            <w:tcW w:type="dxa" w:w="2160"/>
-          </w:tcPr>
-          <w:p>
-            <w:r>
-              <w:rPr>
-                <w:sz w:val="18"/>
-              </w:rPr>
-              <w:t>#326</w:t>
-            </w:r>
-          </w:p>
-        </w:tc>
-        <w:tc>
-          <w:tcPr>
-            <w:tcW w:type="dxa" w:w="2160"/>
-          </w:tcPr>
-          <w:p>
-            <w:r>
-              <w:rPr>
-                <w:sz w:val="18"/>
-              </w:rPr>
-              <w:t>OWASP ZAP Security Scan</w:t>
-            </w:r>
-          </w:p>
-        </w:tc>
-        <w:tc>
-          <w:tcPr>
-            <w:tcW w:type="dxa" w:w="2160"/>
-          </w:tcPr>
-          <w:p>
-            <w:r>
-              <w:rPr>
-                <w:sz w:val="18"/>
-              </w:rPr>
-              <w:t>—</w:t>
-            </w:r>
-          </w:p>
-        </w:tc>
-        <w:tc>
-          <w:tcPr>
-            <w:tcW w:type="dxa" w:w="2160"/>
-          </w:tcPr>
-          <w:p>
-            <w:r>
-              <w:rPr>
-                <w:sz w:val="18"/>
-              </w:rPr>
-              <w:t>—</w:t>
-            </w:r>
-          </w:p>
-        </w:tc>
-      </w:tr>
-    </w:tbl>
+        <w:t>Total open: 0 | Critical/Bug: 0</w:t>
+      </w:r>
+    </w:p>
+    <w:p>
+      <w:r>
+        <w:rPr>
+          <w:b w:val="0"/>
+          <w:i w:val="0"/>
+          <w:sz w:val="20"/>
+        </w:rPr>
+        <w:t>🎉 No open issues — all clear!</w:t>
+      </w:r>
+    </w:p>
     <w:p>
       <w:pPr>
         <w:pStyle w:val="Heading2"/>
@@ -34912,7 +34796,7 @@
               <w:rPr>
                 <w:sz w:val="18"/>
               </w:rPr>
-              <w:t>ffa61f6</w:t>
+              <w:t>7c589cc</w:t>
             </w:r>
           </w:p>
         </w:tc>
@@ -34925,7 +34809,7 @@
               <w:rPr>
                 <w:sz w:val="18"/>
               </w:rPr>
-              <w:t>2026-07-28</w:t>
+              <w:t>2026-07-30</w:t>
             </w:r>
           </w:p>
         </w:tc>
@@ -34938,61 +34822,7 @@
               <w:rPr>
                 <w:sz w:val="18"/>
               </w:rPr>
-              <w:t>docs(wiki): auto-sync wiki documentation [automated] (#349)</w:t>
-            </w:r>
-          </w:p>
-        </w:tc>
-        <w:tc>
-          <w:tcPr>
-            <w:tcW w:type="dxa" w:w="2160"/>
-          </w:tcPr>
-          <w:p>
-            <w:r>
-              <w:rPr>
-                <w:sz w:val="18"/>
-              </w:rPr>
-              <w:t>github-actions[bot]</w:t>
-            </w:r>
-          </w:p>
-        </w:tc>
-      </w:tr>
-      <w:tr>
-        <w:tc>
-          <w:tcPr>
-            <w:tcW w:type="dxa" w:w="2160"/>
-          </w:tcPr>
-          <w:p>
-            <w:r>
-              <w:rPr>
-                <w:sz w:val="18"/>
-              </w:rPr>
-              <w:t>94a8703</w:t>
-            </w:r>
-          </w:p>
-        </w:tc>
-        <w:tc>
-          <w:tcPr>
-            <w:tcW w:type="dxa" w:w="2160"/>
-          </w:tcPr>
-          <w:p>
-            <w:r>
-              <w:rPr>
-                <w:sz w:val="18"/>
-              </w:rPr>
-              <w:t>2026-07-28</w:t>
-            </w:r>
-          </w:p>
-        </w:tc>
-        <w:tc>
-          <w:tcPr>
-            <w:tcW w:type="dxa" w:w="2160"/>
-          </w:tcPr>
-          <w:p>
-            <w:r>
-              <w:rPr>
-                <w:sz w:val="18"/>
-              </w:rPr>
-              <w:t>feat: upgrade Tailwind CSS 3→4.3.3</w:t>
+              <w:t>docs: remove vertical gap between badge rows</w:t>
             </w:r>
           </w:p>
         </w:tc>
@@ -35020,7 +34850,7 @@
               <w:rPr>
                 <w:sz w:val="18"/>
               </w:rPr>
-              <w:t>cacc9a4</w:t>
+              <w:t>63237e3</w:t>
             </w:r>
           </w:p>
         </w:tc>
@@ -35033,7 +34863,7 @@
               <w:rPr>
                 <w:sz w:val="18"/>
               </w:rPr>
-              <w:t>2026-07-28</w:t>
+              <w:t>2026-07-30</w:t>
             </w:r>
           </w:p>
         </w:tc>
@@ -35046,7 +34876,7 @@
               <w:rPr>
                 <w:sz w:val="18"/>
               </w:rPr>
-              <w:t>fix: rename YOLO_CLS for N811, deselect 429 tests in CI</w:t>
+              <w:t>docs: upgrade README badges and visuals</w:t>
             </w:r>
           </w:p>
         </w:tc>
@@ -35074,7 +34904,7 @@
               <w:rPr>
                 <w:sz w:val="18"/>
               </w:rPr>
-              <w:t>b704340</w:t>
+              <w:t>cfff46e</w:t>
             </w:r>
           </w:p>
         </w:tc>
@@ -35087,7 +34917,7 @@
               <w:rPr>
                 <w:sz w:val="18"/>
               </w:rPr>
-              <w:t>2026-07-28</w:t>
+              <w:t>2026-07-30</w:t>
             </w:r>
           </w:p>
         </w:tc>
@@ -35100,7 +34930,7 @@
               <w:rPr>
                 <w:sz w:val="18"/>
               </w:rPr>
-              <w:t>fix: skip slowapi registration in test env, reset _model in test</w:t>
+              <w:t>docs: complete enterprise documentation modernization (phases 6-15)</w:t>
             </w:r>
           </w:p>
         </w:tc>
@@ -35128,7 +34958,7 @@
               <w:rPr>
                 <w:sz w:val="18"/>
               </w:rPr>
-              <w:t>d411bee</w:t>
+              <w:t>08679a3</w:t>
             </w:r>
           </w:p>
         </w:tc>
@@ -35141,7 +34971,7 @@
               <w:rPr>
                 <w:sz w:val="18"/>
               </w:rPr>
-              <w:t>2026-07-28</w:t>
+              <w:t>2026-07-30</w:t>
             </w:r>
           </w:p>
         </w:tc>
@@ -35154,7 +34984,7 @@
               <w:rPr>
                 <w:sz w:val="18"/>
               </w:rPr>
-              <w:t>fix: guard slowapi imports in main.py, fix N811 lint, use eslint directly</w:t>
+              <w:t xml:space="preserve">fix: remove UTF-8 BOM from all .md files across repo (docs, chatbot_docs, wiki, </w:t>
             </w:r>
           </w:p>
         </w:tc>
@@ -35182,7 +35012,7 @@
               <w:rPr>
                 <w:sz w:val="18"/>
               </w:rPr>
-              <w:t>75e7797</w:t>
+              <w:t>42900d8</w:t>
             </w:r>
           </w:p>
         </w:tc>
@@ -35195,7 +35025,7 @@
               <w:rPr>
                 <w:sz w:val="18"/>
               </w:rPr>
-              <w:t>2026-07-28</w:t>
+              <w:t>2026-07-30</w:t>
             </w:r>
           </w:p>
         </w:tc>
@@ -35208,7 +35038,7 @@
               <w:rPr>
                 <w:sz w:val="18"/>
               </w:rPr>
-              <w:t>feat: upgrade Next.js 15→16.2.12</w:t>
+              <w:t>fix: remove UTF-8 BOM from root markdown files, fix encoding corruption in docs/</w:t>
             </w:r>
           </w:p>
         </w:tc>
@@ -35236,7 +35066,7 @@
               <w:rPr>
                 <w:sz w:val="18"/>
               </w:rPr>
-              <w:t>f16fc31</w:t>
+              <w:t>85fffdb</w:t>
             </w:r>
           </w:p>
         </w:tc>
@@ -35249,7 +35079,7 @@
               <w:rPr>
                 <w:sz w:val="18"/>
               </w:rPr>
-              <w:t>2026-07-28</w:t>
+              <w:t>2026-07-30</w:t>
             </w:r>
           </w:p>
         </w:tc>
@@ -35262,7 +35092,7 @@
               <w:rPr>
                 <w:sz w:val="18"/>
               </w:rPr>
-              <w:t>fix: cache-first get_model, YOLO mock in test, uninstall slowapi in CI</w:t>
+              <w:t>feat: issue reporting system, notifications, verify-enterprise scripts, .gitigno</w:t>
             </w:r>
           </w:p>
         </w:tc>
@@ -35290,7 +35120,7 @@
               <w:rPr>
                 <w:sz w:val="18"/>
               </w:rPr>
-              <w:t>cf78540</w:t>
+              <w:t>d3d5e70</w:t>
             </w:r>
           </w:p>
         </w:tc>
@@ -35303,7 +35133,7 @@
               <w:rPr>
                 <w:sz w:val="18"/>
               </w:rPr>
-              <w:t>2026-07-28</w:t>
+              <w:t>2026-07-29</w:t>
             </w:r>
           </w:p>
         </w:tc>
@@ -35316,7 +35146,7 @@
               <w:rPr>
                 <w:sz w:val="18"/>
               </w:rPr>
-              <w:t>fix: pothole_validator runtime YOLO import fallback for patch.dict tests</w:t>
+              <w:t xml:space="preserve">docs: add Mermaid diagrams to Offline_Architecture, TechStack, RELEASE_PROCESS, </w:t>
             </w:r>
           </w:p>
         </w:tc>
@@ -35344,7 +35174,7 @@
               <w:rPr>
                 <w:sz w:val="18"/>
               </w:rPr>
-              <w:t>18432f3</w:t>
+              <w:t>7ad23d0</w:t>
             </w:r>
           </w:p>
         </w:tc>
@@ -35357,7 +35187,7 @@
               <w:rPr>
                 <w:sz w:val="18"/>
               </w:rPr>
-              <w:t>2026-07-28</w:t>
+              <w:t>2026-07-29</w:t>
             </w:r>
           </w:p>
         </w:tc>
@@ -35370,7 +35200,7 @@
               <w:rPr>
                 <w:sz w:val="18"/>
               </w:rPr>
-              <w:t>fix: YOLO module-level guard, test mock fixes (tolist, async side_effect), pypdf</w:t>
+              <w:t>docs: upgrade all 22 markdown files with Mermaid diagrams (architecture, ER, seq</w:t>
             </w:r>
           </w:p>
         </w:tc>
@@ -35398,7 +35228,7 @@
               <w:rPr>
                 <w:sz w:val="18"/>
               </w:rPr>
-              <w:t>0baaaa5</w:t>
+              <w:t>26241aa</w:t>
             </w:r>
           </w:p>
         </w:tc>
@@ -35411,7 +35241,7 @@
               <w:rPr>
                 <w:sz w:val="18"/>
               </w:rPr>
-              <w:t>2026-07-28</w:t>
+              <w:t>2026-07-29</w:t>
             </w:r>
           </w:p>
         </w:tc>
@@ -35424,7 +35254,7 @@
               <w:rPr>
                 <w:sz w:val="18"/>
               </w:rPr>
-              <w:t>ci(deps): bump the actions group with 26 updates (#348)</w:t>
+              <w:t>docs: upgrade architecture and CI workflow sections to Mermaid diagrams</w:t>
             </w:r>
           </w:p>
         </w:tc>
@@ -35437,7 +35267,61 @@
               <w:rPr>
                 <w:sz w:val="18"/>
               </w:rPr>
-              <w:t>dependabot[bot]</w:t>
+              <w:t>Bappadala Rohith Kumar Naidu</w:t>
+            </w:r>
+          </w:p>
+        </w:tc>
+      </w:tr>
+      <w:tr>
+        <w:tc>
+          <w:tcPr>
+            <w:tcW w:type="dxa" w:w="2160"/>
+          </w:tcPr>
+          <w:p>
+            <w:r>
+              <w:rPr>
+                <w:sz w:val="18"/>
+              </w:rPr>
+              <w:t>18fff89</w:t>
+            </w:r>
+          </w:p>
+        </w:tc>
+        <w:tc>
+          <w:tcPr>
+            <w:tcW w:type="dxa" w:w="2160"/>
+          </w:tcPr>
+          <w:p>
+            <w:r>
+              <w:rPr>
+                <w:sz w:val="18"/>
+              </w:rPr>
+              <w:t>2026-07-29</w:t>
+            </w:r>
+          </w:p>
+        </w:tc>
+        <w:tc>
+          <w:tcPr>
+            <w:tcW w:type="dxa" w:w="2160"/>
+          </w:tcPr>
+          <w:p>
+            <w:r>
+              <w:rPr>
+                <w:sz w:val="18"/>
+              </w:rPr>
+              <w:t>fix: replace CodeQL workflow with GitHub Advanced template (adds actions analysi</w:t>
+            </w:r>
+          </w:p>
+        </w:tc>
+        <w:tc>
+          <w:tcPr>
+            <w:tcW w:type="dxa" w:w="2160"/>
+          </w:tcPr>
+          <w:p>
+            <w:r>
+              <w:rPr>
+                <w:sz w:val="18"/>
+              </w:rPr>
+              <w:t>Bappadala Rohith Kumar Naidu</w:t>
             </w:r>
           </w:p>
         </w:tc>
@@ -36289,7 +36173,7 @@
               <w:rPr>
                 <w:sz w:val="18"/>
               </w:rPr>
-              <w:t>414</w:t>
+              <w:t>0</w:t>
             </w:r>
           </w:p>
         </w:tc>
@@ -36317,7 +36201,7 @@
               <w:rPr>
                 <w:sz w:val="18"/>
               </w:rPr>
-              <w:t>781</w:t>
+              <w:t>0</w:t>
             </w:r>
           </w:p>
         </w:tc>
@@ -36423,7 +36307,7 @@
         <w:br/>
         <w:t>Generated by scripts/update_master_doc.py</w:t>
         <w:br/>
-        <w:t>Timestamp: 2026-07-28 19:49 IST</w:t>
+        <w:t>Timestamp: 2026-07-30 20:34 IST</w:t>
         <w:br/>
         <w:t>Repository: github.com/SafeVixAI/SafeVixAI</w:t>
       </w:r>
